--- a/Documents/Chapter 5.docx
+++ b/Documents/Chapter 5.docx
@@ -2,7 +2,4096 @@
 <file path=word/document.xml><?xml version="1.0" encoding="utf-8"?>
 <w:document xmlns:wpc="http://schemas.microsoft.com/office/word/2010/wordprocessingCanvas" xmlns:cx="http://schemas.microsoft.com/office/drawing/2014/chartex" xmlns:cx1="http://schemas.microsoft.com/office/drawing/2015/9/8/chartex" xmlns:cx2="http://schemas.microsoft.com/office/drawing/2015/10/21/chartex" xmlns:cx3="http://schemas.microsoft.com/office/drawing/2016/5/9/chartex" xmlns:cx4="http://schemas.microsoft.com/office/drawing/2016/5/10/chartex" xmlns:cx5="http://schemas.microsoft.com/office/drawing/2016/5/11/chartex" xmlns:cx6="http://schemas.microsoft.com/office/drawing/2016/5/12/chartex" xmlns:cx7="http://schemas.microsoft.com/office/drawing/2016/5/13/chartex" xmlns:cx8="http://schemas.microsoft.com/office/drawing/2016/5/14/chartex" xmlns:mc="http://schemas.openxmlformats.org/markup-compatibility/2006" xmlns:aink="http://schemas.microsoft.com/office/drawing/2016/ink" xmlns:am3d="http://schemas.microsoft.com/office/drawing/2017/model3d" xmlns:o="urn:schemas-microsoft-com:office:office" xmlns:oel="http://schemas.microsoft.com/office/2019/extlst" xmlns:r="http://schemas.openxmlformats.org/officeDocument/2006/relationships" xmlns:m="http://schemas.openxmlformats.org/officeDocument/2006/math" xmlns:v="urn:schemas-microsoft-com:vml" xmlns:wp14="http://schemas.microsoft.com/office/word/2010/wordprocessingDrawing" xmlns:wp="http://schemas.openxmlformats.org/drawingml/2006/wordprocessingDrawing" xmlns:w10="urn:schemas-microsoft-com:office:word" xmlns:w="http://schemas.openxmlformats.org/wordprocessingml/2006/main" xmlns:w14="http://schemas.microsoft.com/office/word/2010/wordml" xmlns:w15="http://schemas.microsoft.com/office/word/2012/wordml" xmlns:w16cex="http://schemas.microsoft.com/office/word/2018/wordml/cex" xmlns:w16cid="http://schemas.microsoft.com/office/word/2016/wordml/cid" xmlns:w16="http://schemas.microsoft.com/office/word/2018/wordml" xmlns:w16du="http://schemas.microsoft.com/office/word/2023/wordml/word16du" xmlns:w16sdtdh="http://schemas.microsoft.com/office/word/2020/wordml/sdtdatahash" xmlns:w16sdtfl="http://schemas.microsoft.com/office/word/2024/wordml/sdtformatlock" xmlns:w16se="http://schemas.microsoft.com/office/word/2015/wordml/symex" xmlns:wpg="http://schemas.microsoft.com/office/word/2010/wordprocessingGroup" xmlns:wpi="http://schemas.microsoft.com/office/word/2010/wordprocessingInk" xmlns:wne="http://schemas.microsoft.com/office/word/2006/wordml" xmlns:wps="http://schemas.microsoft.com/office/word/2010/wordprocessingShape" mc:Ignorable="w14 w15 w16se w16cid w16 w16cex w16sdtdh w16sdtfl w16du wp14">
   <w:body>
-    <w:p/>
+    <w:p>
+      <w:pPr>
+        <w:rPr>
+          <w:rFonts w:ascii="Times New Roman" w:eastAsia="標楷體" w:hAnsi="Times New Roman"/>
+          <w:b/>
+          <w:bCs/>
+          <w:sz w:val="28"/>
+          <w:szCs w:val="28"/>
+        </w:rPr>
+      </w:pPr>
+      <w:r>
+        <w:rPr>
+          <w:rFonts w:ascii="Times New Roman" w:eastAsia="標楷體" w:hAnsi="Times New Roman" w:hint="eastAsia"/>
+          <w:b/>
+          <w:bCs/>
+          <w:sz w:val="28"/>
+          <w:szCs w:val="28"/>
+        </w:rPr>
+        <w:t>5-1</w:t>
+      </w:r>
+      <w:r>
+        <w:rPr>
+          <w:rFonts w:ascii="Times New Roman" w:eastAsia="標楷體" w:hAnsi="Times New Roman" w:hint="eastAsia"/>
+          <w:b/>
+          <w:bCs/>
+          <w:sz w:val="28"/>
+          <w:szCs w:val="28"/>
+        </w:rPr>
+        <w:t>使用者需求</w:t>
+      </w:r>
+    </w:p>
+    <w:p>
+      <w:pPr>
+        <w:rPr>
+          <w:rFonts w:ascii="Times New Roman" w:eastAsia="標楷體" w:hAnsi="Times New Roman" w:hint="eastAsia"/>
+          <w:b/>
+          <w:bCs/>
+          <w:sz w:val="28"/>
+          <w:szCs w:val="28"/>
+        </w:rPr>
+      </w:pPr>
+      <w:r>
+        <w:rPr>
+          <w:rFonts w:ascii="Times New Roman" w:eastAsia="標楷體" w:hAnsi="Times New Roman" w:hint="eastAsia"/>
+          <w:b/>
+          <w:bCs/>
+          <w:sz w:val="28"/>
+          <w:szCs w:val="28"/>
+        </w:rPr>
+        <w:t>功能性需求</w:t>
+      </w:r>
+    </w:p>
+    <w:tbl>
+      <w:tblPr>
+        <w:tblStyle w:val="ae"/>
+        <w:tblW w:w="0" w:type="auto"/>
+        <w:tblLook w:val="04A0" w:firstRow="1" w:lastRow="0" w:firstColumn="1" w:lastColumn="0" w:noHBand="0" w:noVBand="1"/>
+      </w:tblPr>
+      <w:tblGrid>
+        <w:gridCol w:w="2407"/>
+        <w:gridCol w:w="2407"/>
+        <w:gridCol w:w="2407"/>
+        <w:gridCol w:w="2407"/>
+      </w:tblGrid>
+      <w:tr>
+        <w:tc>
+          <w:tcPr>
+            <w:tcW w:w="2407" w:type="dxa"/>
+            <w:vAlign w:val="center"/>
+          </w:tcPr>
+          <w:p>
+            <w:pPr>
+              <w:rPr>
+                <w:rFonts w:ascii="Times New Roman" w:eastAsia="標楷體" w:hAnsi="Times New Roman" w:hint="eastAsia"/>
+                <w:b/>
+                <w:bCs/>
+                <w:sz w:val="28"/>
+                <w:szCs w:val="28"/>
+              </w:rPr>
+            </w:pPr>
+            <w:r>
+              <w:rPr>
+                <w:rStyle w:val="af"/>
+                <w:rFonts w:ascii="Times New Roman" w:eastAsia="標楷體" w:hAnsi="Times New Roman" w:cs="Arial"/>
+              </w:rPr>
+              <w:t>角色</w:t>
+            </w:r>
+          </w:p>
+        </w:tc>
+        <w:tc>
+          <w:tcPr>
+            <w:tcW w:w="2407" w:type="dxa"/>
+            <w:vAlign w:val="center"/>
+          </w:tcPr>
+          <w:p>
+            <w:pPr>
+              <w:rPr>
+                <w:rFonts w:ascii="Times New Roman" w:eastAsia="標楷體" w:hAnsi="Times New Roman" w:hint="eastAsia"/>
+                <w:b/>
+                <w:bCs/>
+                <w:sz w:val="28"/>
+                <w:szCs w:val="28"/>
+              </w:rPr>
+            </w:pPr>
+            <w:r>
+              <w:rPr>
+                <w:rStyle w:val="af"/>
+                <w:rFonts w:ascii="Times New Roman" w:eastAsia="標楷體" w:hAnsi="Times New Roman" w:cs="Arial"/>
+              </w:rPr>
+              <w:t>使用案例</w:t>
+            </w:r>
+          </w:p>
+        </w:tc>
+        <w:tc>
+          <w:tcPr>
+            <w:tcW w:w="2407" w:type="dxa"/>
+            <w:vAlign w:val="center"/>
+          </w:tcPr>
+          <w:p>
+            <w:pPr>
+              <w:rPr>
+                <w:rFonts w:ascii="Times New Roman" w:eastAsia="標楷體" w:hAnsi="Times New Roman" w:hint="eastAsia"/>
+                <w:b/>
+                <w:bCs/>
+                <w:sz w:val="28"/>
+                <w:szCs w:val="28"/>
+              </w:rPr>
+            </w:pPr>
+            <w:r>
+              <w:rPr>
+                <w:rStyle w:val="af"/>
+                <w:rFonts w:ascii="Times New Roman" w:eastAsia="標楷體" w:hAnsi="Times New Roman" w:cs="Arial"/>
+              </w:rPr>
+              <w:t>事件</w:t>
+            </w:r>
+          </w:p>
+        </w:tc>
+        <w:tc>
+          <w:tcPr>
+            <w:tcW w:w="2407" w:type="dxa"/>
+            <w:vAlign w:val="center"/>
+          </w:tcPr>
+          <w:p>
+            <w:pPr>
+              <w:rPr>
+                <w:rFonts w:ascii="Times New Roman" w:eastAsia="標楷體" w:hAnsi="Times New Roman" w:hint="eastAsia"/>
+                <w:b/>
+                <w:bCs/>
+                <w:sz w:val="28"/>
+                <w:szCs w:val="28"/>
+              </w:rPr>
+            </w:pPr>
+            <w:r>
+              <w:rPr>
+                <w:rStyle w:val="af"/>
+                <w:rFonts w:ascii="Times New Roman" w:eastAsia="標楷體" w:hAnsi="Times New Roman" w:cs="Arial"/>
+              </w:rPr>
+              <w:t>說明</w:t>
+            </w:r>
+          </w:p>
+        </w:tc>
+      </w:tr>
+      <w:tr>
+        <w:tc>
+          <w:tcPr>
+            <w:tcW w:w="2407" w:type="dxa"/>
+            <w:vMerge w:val="restart"/>
+            <w:vAlign w:val="center"/>
+          </w:tcPr>
+          <w:p>
+            <w:pPr>
+              <w:rPr>
+                <w:rFonts w:ascii="Times New Roman" w:eastAsia="標楷體" w:hAnsi="Times New Roman" w:hint="eastAsia"/>
+                <w:b/>
+                <w:bCs/>
+                <w:sz w:val="28"/>
+                <w:szCs w:val="28"/>
+              </w:rPr>
+            </w:pPr>
+            <w:r>
+              <w:rPr>
+                <w:rFonts w:ascii="Times New Roman" w:eastAsia="標楷體" w:hAnsi="Times New Roman" w:cs="Arial"/>
+                <w:b/>
+                <w:bCs/>
+              </w:rPr>
+              <w:t>長輩</w:t>
+            </w:r>
+          </w:p>
+        </w:tc>
+        <w:tc>
+          <w:tcPr>
+            <w:tcW w:w="2407" w:type="dxa"/>
+            <w:vAlign w:val="center"/>
+          </w:tcPr>
+          <w:p>
+            <w:pPr>
+              <w:rPr>
+                <w:rFonts w:ascii="Times New Roman" w:eastAsia="標楷體" w:hAnsi="Times New Roman" w:hint="eastAsia"/>
+                <w:b/>
+                <w:bCs/>
+                <w:sz w:val="28"/>
+                <w:szCs w:val="28"/>
+              </w:rPr>
+            </w:pPr>
+            <w:r>
+              <w:rPr>
+                <w:rFonts w:ascii="Times New Roman" w:eastAsia="標楷體" w:hAnsi="Times New Roman" w:cs="Arial"/>
+                <w:b/>
+                <w:bCs/>
+              </w:rPr>
+              <w:t>系統訪問與認證</w:t>
+            </w:r>
+          </w:p>
+        </w:tc>
+        <w:tc>
+          <w:tcPr>
+            <w:tcW w:w="2407" w:type="dxa"/>
+            <w:vAlign w:val="center"/>
+          </w:tcPr>
+          <w:p>
+            <w:pPr>
+              <w:rPr>
+                <w:rFonts w:ascii="Times New Roman" w:eastAsia="標楷體" w:hAnsi="Times New Roman" w:hint="eastAsia"/>
+                <w:b/>
+                <w:bCs/>
+                <w:sz w:val="28"/>
+                <w:szCs w:val="28"/>
+              </w:rPr>
+            </w:pPr>
+            <w:r>
+              <w:rPr>
+                <w:rFonts w:ascii="Times New Roman" w:eastAsia="標楷體" w:hAnsi="Times New Roman" w:cs="Arial"/>
+              </w:rPr>
+              <w:t>語音</w:t>
+            </w:r>
+            <w:r>
+              <w:rPr>
+                <w:rFonts w:ascii="Times New Roman" w:eastAsia="標楷體" w:hAnsi="Times New Roman" w:cs="Arial"/>
+              </w:rPr>
+              <w:t>/</w:t>
+            </w:r>
+            <w:r>
+              <w:rPr>
+                <w:rFonts w:ascii="Times New Roman" w:eastAsia="標楷體" w:hAnsi="Times New Roman" w:cs="Arial"/>
+              </w:rPr>
+              <w:t>無密碼登入</w:t>
+            </w:r>
+          </w:p>
+        </w:tc>
+        <w:tc>
+          <w:tcPr>
+            <w:tcW w:w="2407" w:type="dxa"/>
+            <w:vAlign w:val="center"/>
+          </w:tcPr>
+          <w:p>
+            <w:pPr>
+              <w:rPr>
+                <w:rFonts w:ascii="Times New Roman" w:eastAsia="標楷體" w:hAnsi="Times New Roman" w:hint="eastAsia"/>
+                <w:b/>
+                <w:bCs/>
+                <w:sz w:val="28"/>
+                <w:szCs w:val="28"/>
+              </w:rPr>
+            </w:pPr>
+            <w:r>
+              <w:rPr>
+                <w:rFonts w:ascii="Times New Roman" w:eastAsia="標楷體" w:hAnsi="Times New Roman" w:cs="Arial"/>
+              </w:rPr>
+              <w:t>使用者可以透過綁定碼或聲紋登入系統。</w:t>
+            </w:r>
+          </w:p>
+        </w:tc>
+      </w:tr>
+      <w:tr>
+        <w:tc>
+          <w:tcPr>
+            <w:tcW w:w="2407" w:type="dxa"/>
+            <w:vMerge/>
+            <w:vAlign w:val="center"/>
+          </w:tcPr>
+          <w:p>
+            <w:pPr>
+              <w:rPr>
+                <w:rFonts w:ascii="Times New Roman" w:eastAsia="標楷體" w:hAnsi="Times New Roman" w:hint="eastAsia"/>
+                <w:b/>
+                <w:bCs/>
+                <w:sz w:val="28"/>
+                <w:szCs w:val="28"/>
+              </w:rPr>
+            </w:pPr>
+          </w:p>
+        </w:tc>
+        <w:tc>
+          <w:tcPr>
+            <w:tcW w:w="2407" w:type="dxa"/>
+            <w:vAlign w:val="center"/>
+          </w:tcPr>
+          <w:p>
+            <w:pPr>
+              <w:rPr>
+                <w:rFonts w:ascii="Times New Roman" w:eastAsia="標楷體" w:hAnsi="Times New Roman" w:hint="eastAsia"/>
+                <w:b/>
+                <w:bCs/>
+                <w:sz w:val="28"/>
+                <w:szCs w:val="28"/>
+              </w:rPr>
+            </w:pPr>
+            <w:r>
+              <w:rPr>
+                <w:rFonts w:ascii="Times New Roman" w:eastAsia="標楷體" w:hAnsi="Times New Roman" w:cs="Arial"/>
+                <w:b/>
+                <w:bCs/>
+              </w:rPr>
+              <w:t xml:space="preserve">AI </w:t>
+            </w:r>
+            <w:r>
+              <w:rPr>
+                <w:rFonts w:ascii="Times New Roman" w:eastAsia="標楷體" w:hAnsi="Times New Roman" w:cs="Arial"/>
+                <w:b/>
+                <w:bCs/>
+              </w:rPr>
+              <w:t>語音陪伴</w:t>
+            </w:r>
+          </w:p>
+        </w:tc>
+        <w:tc>
+          <w:tcPr>
+            <w:tcW w:w="2407" w:type="dxa"/>
+            <w:vAlign w:val="center"/>
+          </w:tcPr>
+          <w:p>
+            <w:pPr>
+              <w:rPr>
+                <w:rFonts w:ascii="Times New Roman" w:eastAsia="標楷體" w:hAnsi="Times New Roman" w:hint="eastAsia"/>
+                <w:b/>
+                <w:bCs/>
+                <w:sz w:val="28"/>
+                <w:szCs w:val="28"/>
+              </w:rPr>
+            </w:pPr>
+            <w:r>
+              <w:rPr>
+                <w:rFonts w:ascii="Times New Roman" w:eastAsia="標楷體" w:hAnsi="Times New Roman" w:cs="Arial"/>
+              </w:rPr>
+              <w:t>喚醒</w:t>
+            </w:r>
+            <w:r>
+              <w:rPr>
+                <w:rFonts w:ascii="Times New Roman" w:eastAsia="標楷體" w:hAnsi="Times New Roman" w:cs="Arial"/>
+              </w:rPr>
+              <w:t xml:space="preserve"> AI </w:t>
+            </w:r>
+            <w:r>
+              <w:rPr>
+                <w:rFonts w:ascii="Times New Roman" w:eastAsia="標楷體" w:hAnsi="Times New Roman" w:cs="Arial"/>
+              </w:rPr>
+              <w:t>助理</w:t>
+            </w:r>
+          </w:p>
+        </w:tc>
+        <w:tc>
+          <w:tcPr>
+            <w:tcW w:w="2407" w:type="dxa"/>
+            <w:vAlign w:val="center"/>
+          </w:tcPr>
+          <w:p>
+            <w:pPr>
+              <w:rPr>
+                <w:rFonts w:ascii="Times New Roman" w:eastAsia="標楷體" w:hAnsi="Times New Roman" w:hint="eastAsia"/>
+                <w:b/>
+                <w:bCs/>
+                <w:sz w:val="28"/>
+                <w:szCs w:val="28"/>
+              </w:rPr>
+            </w:pPr>
+            <w:r>
+              <w:rPr>
+                <w:rFonts w:ascii="Times New Roman" w:eastAsia="標楷體" w:hAnsi="Times New Roman" w:cs="Arial"/>
+              </w:rPr>
+              <w:t>使用者可以啟動</w:t>
+            </w:r>
+            <w:r>
+              <w:rPr>
+                <w:rFonts w:ascii="Times New Roman" w:eastAsia="標楷體" w:hAnsi="Times New Roman" w:cs="Arial"/>
+              </w:rPr>
+              <w:t xml:space="preserve"> AI </w:t>
+            </w:r>
+            <w:r>
+              <w:rPr>
+                <w:rFonts w:ascii="Times New Roman" w:eastAsia="標楷體" w:hAnsi="Times New Roman" w:cs="Arial"/>
+              </w:rPr>
+              <w:t>語音聆聽與對話模式。</w:t>
+            </w:r>
+          </w:p>
+        </w:tc>
+      </w:tr>
+      <w:tr>
+        <w:tc>
+          <w:tcPr>
+            <w:tcW w:w="2407" w:type="dxa"/>
+            <w:vMerge/>
+            <w:vAlign w:val="center"/>
+          </w:tcPr>
+          <w:p>
+            <w:pPr>
+              <w:rPr>
+                <w:rFonts w:ascii="Times New Roman" w:eastAsia="標楷體" w:hAnsi="Times New Roman" w:hint="eastAsia"/>
+                <w:b/>
+                <w:bCs/>
+                <w:sz w:val="28"/>
+                <w:szCs w:val="28"/>
+              </w:rPr>
+            </w:pPr>
+          </w:p>
+        </w:tc>
+        <w:tc>
+          <w:tcPr>
+            <w:tcW w:w="2407" w:type="dxa"/>
+            <w:vAlign w:val="center"/>
+          </w:tcPr>
+          <w:p>
+            <w:pPr>
+              <w:rPr>
+                <w:rFonts w:ascii="Times New Roman" w:eastAsia="標楷體" w:hAnsi="Times New Roman" w:hint="eastAsia"/>
+                <w:b/>
+                <w:bCs/>
+                <w:sz w:val="28"/>
+                <w:szCs w:val="28"/>
+              </w:rPr>
+            </w:pPr>
+          </w:p>
+        </w:tc>
+        <w:tc>
+          <w:tcPr>
+            <w:tcW w:w="2407" w:type="dxa"/>
+            <w:vAlign w:val="center"/>
+          </w:tcPr>
+          <w:p>
+            <w:pPr>
+              <w:rPr>
+                <w:rFonts w:ascii="Times New Roman" w:eastAsia="標楷體" w:hAnsi="Times New Roman" w:hint="eastAsia"/>
+                <w:b/>
+                <w:bCs/>
+                <w:sz w:val="28"/>
+                <w:szCs w:val="28"/>
+              </w:rPr>
+            </w:pPr>
+            <w:r>
+              <w:rPr>
+                <w:rFonts w:ascii="Times New Roman" w:eastAsia="標楷體" w:hAnsi="Times New Roman" w:cs="Arial"/>
+              </w:rPr>
+              <w:t>語音日常閒聊</w:t>
+            </w:r>
+          </w:p>
+        </w:tc>
+        <w:tc>
+          <w:tcPr>
+            <w:tcW w:w="2407" w:type="dxa"/>
+            <w:vAlign w:val="center"/>
+          </w:tcPr>
+          <w:p>
+            <w:pPr>
+              <w:rPr>
+                <w:rFonts w:ascii="Times New Roman" w:eastAsia="標楷體" w:hAnsi="Times New Roman" w:hint="eastAsia"/>
+                <w:b/>
+                <w:bCs/>
+                <w:sz w:val="28"/>
+                <w:szCs w:val="28"/>
+              </w:rPr>
+            </w:pPr>
+            <w:r>
+              <w:rPr>
+                <w:rFonts w:ascii="Times New Roman" w:eastAsia="標楷體" w:hAnsi="Times New Roman" w:cs="Arial"/>
+              </w:rPr>
+              <w:t>使用者可與</w:t>
+            </w:r>
+            <w:r>
+              <w:rPr>
+                <w:rFonts w:ascii="Times New Roman" w:eastAsia="標楷體" w:hAnsi="Times New Roman" w:cs="Arial"/>
+              </w:rPr>
+              <w:t xml:space="preserve"> AI </w:t>
+            </w:r>
+            <w:r>
+              <w:rPr>
+                <w:rFonts w:ascii="Times New Roman" w:eastAsia="標楷體" w:hAnsi="Times New Roman" w:cs="Arial"/>
+              </w:rPr>
+              <w:t>進行日常語音對話與交流。</w:t>
+            </w:r>
+          </w:p>
+        </w:tc>
+      </w:tr>
+      <w:tr>
+        <w:tc>
+          <w:tcPr>
+            <w:tcW w:w="2407" w:type="dxa"/>
+            <w:vMerge/>
+            <w:vAlign w:val="center"/>
+          </w:tcPr>
+          <w:p>
+            <w:pPr>
+              <w:rPr>
+                <w:rFonts w:ascii="Times New Roman" w:eastAsia="標楷體" w:hAnsi="Times New Roman" w:hint="eastAsia"/>
+                <w:b/>
+                <w:bCs/>
+                <w:sz w:val="28"/>
+                <w:szCs w:val="28"/>
+              </w:rPr>
+            </w:pPr>
+          </w:p>
+        </w:tc>
+        <w:tc>
+          <w:tcPr>
+            <w:tcW w:w="2407" w:type="dxa"/>
+            <w:vAlign w:val="center"/>
+          </w:tcPr>
+          <w:p>
+            <w:pPr>
+              <w:rPr>
+                <w:rFonts w:ascii="Times New Roman" w:eastAsia="標楷體" w:hAnsi="Times New Roman" w:hint="eastAsia"/>
+                <w:b/>
+                <w:bCs/>
+                <w:sz w:val="28"/>
+                <w:szCs w:val="28"/>
+              </w:rPr>
+            </w:pPr>
+          </w:p>
+        </w:tc>
+        <w:tc>
+          <w:tcPr>
+            <w:tcW w:w="2407" w:type="dxa"/>
+            <w:vAlign w:val="center"/>
+          </w:tcPr>
+          <w:p>
+            <w:pPr>
+              <w:rPr>
+                <w:rFonts w:ascii="Times New Roman" w:eastAsia="標楷體" w:hAnsi="Times New Roman" w:hint="eastAsia"/>
+                <w:b/>
+                <w:bCs/>
+                <w:sz w:val="28"/>
+                <w:szCs w:val="28"/>
+              </w:rPr>
+            </w:pPr>
+            <w:r>
+              <w:rPr>
+                <w:rFonts w:ascii="Times New Roman" w:eastAsia="標楷體" w:hAnsi="Times New Roman" w:cs="Arial"/>
+              </w:rPr>
+              <w:t>查詢實用資訊</w:t>
+            </w:r>
+          </w:p>
+        </w:tc>
+        <w:tc>
+          <w:tcPr>
+            <w:tcW w:w="2407" w:type="dxa"/>
+            <w:vAlign w:val="center"/>
+          </w:tcPr>
+          <w:p>
+            <w:pPr>
+              <w:rPr>
+                <w:rFonts w:ascii="Times New Roman" w:eastAsia="標楷體" w:hAnsi="Times New Roman" w:hint="eastAsia"/>
+                <w:b/>
+                <w:bCs/>
+                <w:sz w:val="28"/>
+                <w:szCs w:val="28"/>
+              </w:rPr>
+            </w:pPr>
+            <w:r>
+              <w:rPr>
+                <w:rFonts w:ascii="Times New Roman" w:eastAsia="標楷體" w:hAnsi="Times New Roman" w:cs="Arial"/>
+              </w:rPr>
+              <w:t>使用者可查詢天氣、時間、農曆與節氣等資訊。</w:t>
+            </w:r>
+          </w:p>
+        </w:tc>
+      </w:tr>
+      <w:tr>
+        <w:tc>
+          <w:tcPr>
+            <w:tcW w:w="2407" w:type="dxa"/>
+            <w:vMerge/>
+            <w:vAlign w:val="center"/>
+          </w:tcPr>
+          <w:p>
+            <w:pPr>
+              <w:rPr>
+                <w:rFonts w:ascii="Times New Roman" w:eastAsia="標楷體" w:hAnsi="Times New Roman" w:hint="eastAsia"/>
+                <w:b/>
+                <w:bCs/>
+                <w:sz w:val="28"/>
+                <w:szCs w:val="28"/>
+              </w:rPr>
+            </w:pPr>
+          </w:p>
+        </w:tc>
+        <w:tc>
+          <w:tcPr>
+            <w:tcW w:w="2407" w:type="dxa"/>
+            <w:vAlign w:val="center"/>
+          </w:tcPr>
+          <w:p>
+            <w:pPr>
+              <w:rPr>
+                <w:rFonts w:ascii="Times New Roman" w:eastAsia="標楷體" w:hAnsi="Times New Roman" w:hint="eastAsia"/>
+                <w:b/>
+                <w:bCs/>
+                <w:sz w:val="28"/>
+                <w:szCs w:val="28"/>
+              </w:rPr>
+            </w:pPr>
+          </w:p>
+        </w:tc>
+        <w:tc>
+          <w:tcPr>
+            <w:tcW w:w="2407" w:type="dxa"/>
+            <w:vAlign w:val="center"/>
+          </w:tcPr>
+          <w:p>
+            <w:pPr>
+              <w:rPr>
+                <w:rFonts w:ascii="Times New Roman" w:eastAsia="標楷體" w:hAnsi="Times New Roman" w:hint="eastAsia"/>
+                <w:b/>
+                <w:bCs/>
+                <w:sz w:val="28"/>
+                <w:szCs w:val="28"/>
+              </w:rPr>
+            </w:pPr>
+            <w:r>
+              <w:rPr>
+                <w:rFonts w:ascii="Times New Roman" w:eastAsia="標楷體" w:hAnsi="Times New Roman" w:cs="Arial"/>
+              </w:rPr>
+              <w:t>聽取新聞與廣播</w:t>
+            </w:r>
+          </w:p>
+        </w:tc>
+        <w:tc>
+          <w:tcPr>
+            <w:tcW w:w="2407" w:type="dxa"/>
+            <w:vAlign w:val="center"/>
+          </w:tcPr>
+          <w:p>
+            <w:pPr>
+              <w:rPr>
+                <w:rFonts w:ascii="Times New Roman" w:eastAsia="標楷體" w:hAnsi="Times New Roman" w:hint="eastAsia"/>
+                <w:b/>
+                <w:bCs/>
+                <w:sz w:val="28"/>
+                <w:szCs w:val="28"/>
+              </w:rPr>
+            </w:pPr>
+            <w:r>
+              <w:rPr>
+                <w:rFonts w:ascii="Times New Roman" w:eastAsia="標楷體" w:hAnsi="Times New Roman" w:cs="Arial"/>
+              </w:rPr>
+              <w:t>使用者可收聽系統播報之新聞重點或廣播節目。</w:t>
+            </w:r>
+          </w:p>
+        </w:tc>
+      </w:tr>
+      <w:tr>
+        <w:tc>
+          <w:tcPr>
+            <w:tcW w:w="2407" w:type="dxa"/>
+            <w:vMerge/>
+            <w:vAlign w:val="center"/>
+          </w:tcPr>
+          <w:p>
+            <w:pPr>
+              <w:rPr>
+                <w:rFonts w:ascii="Times New Roman" w:eastAsia="標楷體" w:hAnsi="Times New Roman" w:hint="eastAsia"/>
+                <w:b/>
+                <w:bCs/>
+                <w:sz w:val="28"/>
+                <w:szCs w:val="28"/>
+              </w:rPr>
+            </w:pPr>
+          </w:p>
+        </w:tc>
+        <w:tc>
+          <w:tcPr>
+            <w:tcW w:w="2407" w:type="dxa"/>
+            <w:vAlign w:val="center"/>
+          </w:tcPr>
+          <w:p>
+            <w:pPr>
+              <w:rPr>
+                <w:rFonts w:ascii="Times New Roman" w:eastAsia="標楷體" w:hAnsi="Times New Roman" w:hint="eastAsia"/>
+                <w:b/>
+                <w:bCs/>
+                <w:sz w:val="28"/>
+                <w:szCs w:val="28"/>
+              </w:rPr>
+            </w:pPr>
+          </w:p>
+        </w:tc>
+        <w:tc>
+          <w:tcPr>
+            <w:tcW w:w="2407" w:type="dxa"/>
+            <w:vAlign w:val="center"/>
+          </w:tcPr>
+          <w:p>
+            <w:pPr>
+              <w:rPr>
+                <w:rFonts w:ascii="Times New Roman" w:eastAsia="標楷體" w:hAnsi="Times New Roman" w:hint="eastAsia"/>
+                <w:b/>
+                <w:bCs/>
+                <w:sz w:val="28"/>
+                <w:szCs w:val="28"/>
+              </w:rPr>
+            </w:pPr>
+            <w:r>
+              <w:rPr>
+                <w:rFonts w:ascii="Times New Roman" w:eastAsia="標楷體" w:hAnsi="Times New Roman" w:cs="Arial"/>
+              </w:rPr>
+              <w:t xml:space="preserve">AI </w:t>
+            </w:r>
+            <w:r>
+              <w:rPr>
+                <w:rFonts w:ascii="Times New Roman" w:eastAsia="標楷體" w:hAnsi="Times New Roman" w:cs="Arial"/>
+              </w:rPr>
+              <w:t>自動捕捉排程</w:t>
+            </w:r>
+          </w:p>
+        </w:tc>
+        <w:tc>
+          <w:tcPr>
+            <w:tcW w:w="2407" w:type="dxa"/>
+            <w:vAlign w:val="center"/>
+          </w:tcPr>
+          <w:p>
+            <w:pPr>
+              <w:rPr>
+                <w:rFonts w:ascii="Times New Roman" w:eastAsia="標楷體" w:hAnsi="Times New Roman" w:hint="eastAsia"/>
+                <w:b/>
+                <w:bCs/>
+                <w:sz w:val="28"/>
+                <w:szCs w:val="28"/>
+              </w:rPr>
+            </w:pPr>
+            <w:r>
+              <w:rPr>
+                <w:rFonts w:ascii="Times New Roman" w:eastAsia="標楷體" w:hAnsi="Times New Roman" w:cs="Arial"/>
+              </w:rPr>
+              <w:t>系統自動辨識使用者對話意圖並建議加入待辦排程。</w:t>
+            </w:r>
+          </w:p>
+        </w:tc>
+      </w:tr>
+      <w:tr>
+        <w:tc>
+          <w:tcPr>
+            <w:tcW w:w="2407" w:type="dxa"/>
+            <w:vMerge/>
+            <w:vAlign w:val="center"/>
+          </w:tcPr>
+          <w:p>
+            <w:pPr>
+              <w:rPr>
+                <w:rFonts w:ascii="Times New Roman" w:eastAsia="標楷體" w:hAnsi="Times New Roman" w:hint="eastAsia"/>
+                <w:b/>
+                <w:bCs/>
+                <w:sz w:val="28"/>
+                <w:szCs w:val="28"/>
+              </w:rPr>
+            </w:pPr>
+          </w:p>
+        </w:tc>
+        <w:tc>
+          <w:tcPr>
+            <w:tcW w:w="2407" w:type="dxa"/>
+            <w:vAlign w:val="center"/>
+          </w:tcPr>
+          <w:p>
+            <w:pPr>
+              <w:rPr>
+                <w:rFonts w:ascii="Times New Roman" w:eastAsia="標楷體" w:hAnsi="Times New Roman" w:hint="eastAsia"/>
+                <w:b/>
+                <w:bCs/>
+                <w:sz w:val="28"/>
+                <w:szCs w:val="28"/>
+              </w:rPr>
+            </w:pPr>
+            <w:r>
+              <w:rPr>
+                <w:rFonts w:ascii="Times New Roman" w:eastAsia="標楷體" w:hAnsi="Times New Roman" w:cs="Arial"/>
+                <w:b/>
+                <w:bCs/>
+              </w:rPr>
+              <w:t>日常照護輔助</w:t>
+            </w:r>
+          </w:p>
+        </w:tc>
+        <w:tc>
+          <w:tcPr>
+            <w:tcW w:w="2407" w:type="dxa"/>
+            <w:vAlign w:val="center"/>
+          </w:tcPr>
+          <w:p>
+            <w:pPr>
+              <w:rPr>
+                <w:rFonts w:ascii="Times New Roman" w:eastAsia="標楷體" w:hAnsi="Times New Roman" w:hint="eastAsia"/>
+                <w:b/>
+                <w:bCs/>
+                <w:sz w:val="28"/>
+                <w:szCs w:val="28"/>
+              </w:rPr>
+            </w:pPr>
+            <w:r>
+              <w:rPr>
+                <w:rFonts w:ascii="Times New Roman" w:eastAsia="標楷體" w:hAnsi="Times New Roman" w:cs="Arial"/>
+              </w:rPr>
+              <w:t>接收自動化提醒</w:t>
+            </w:r>
+          </w:p>
+        </w:tc>
+        <w:tc>
+          <w:tcPr>
+            <w:tcW w:w="2407" w:type="dxa"/>
+            <w:vAlign w:val="center"/>
+          </w:tcPr>
+          <w:p>
+            <w:pPr>
+              <w:rPr>
+                <w:rFonts w:ascii="Times New Roman" w:eastAsia="標楷體" w:hAnsi="Times New Roman" w:hint="eastAsia"/>
+                <w:b/>
+                <w:bCs/>
+                <w:sz w:val="28"/>
+                <w:szCs w:val="28"/>
+              </w:rPr>
+            </w:pPr>
+            <w:r>
+              <w:rPr>
+                <w:rFonts w:ascii="Times New Roman" w:eastAsia="標楷體" w:hAnsi="Times New Roman" w:cs="Arial"/>
+              </w:rPr>
+              <w:t>使用者可接收系統定時播報的日常作息或用藥提醒。</w:t>
+            </w:r>
+          </w:p>
+        </w:tc>
+      </w:tr>
+      <w:tr>
+        <w:tc>
+          <w:tcPr>
+            <w:tcW w:w="2407" w:type="dxa"/>
+            <w:vMerge/>
+            <w:vAlign w:val="center"/>
+          </w:tcPr>
+          <w:p>
+            <w:pPr>
+              <w:rPr>
+                <w:rFonts w:ascii="Times New Roman" w:eastAsia="標楷體" w:hAnsi="Times New Roman" w:hint="eastAsia"/>
+                <w:b/>
+                <w:bCs/>
+                <w:sz w:val="28"/>
+                <w:szCs w:val="28"/>
+              </w:rPr>
+            </w:pPr>
+          </w:p>
+        </w:tc>
+        <w:tc>
+          <w:tcPr>
+            <w:tcW w:w="2407" w:type="dxa"/>
+            <w:vAlign w:val="center"/>
+          </w:tcPr>
+          <w:p>
+            <w:pPr>
+              <w:rPr>
+                <w:rFonts w:ascii="Times New Roman" w:eastAsia="標楷體" w:hAnsi="Times New Roman" w:hint="eastAsia"/>
+                <w:b/>
+                <w:bCs/>
+                <w:sz w:val="28"/>
+                <w:szCs w:val="28"/>
+              </w:rPr>
+            </w:pPr>
+          </w:p>
+        </w:tc>
+        <w:tc>
+          <w:tcPr>
+            <w:tcW w:w="2407" w:type="dxa"/>
+            <w:vAlign w:val="center"/>
+          </w:tcPr>
+          <w:p>
+            <w:pPr>
+              <w:rPr>
+                <w:rFonts w:ascii="Times New Roman" w:eastAsia="標楷體" w:hAnsi="Times New Roman" w:hint="eastAsia"/>
+                <w:b/>
+                <w:bCs/>
+                <w:sz w:val="28"/>
+                <w:szCs w:val="28"/>
+              </w:rPr>
+            </w:pPr>
+            <w:r>
+              <w:rPr>
+                <w:rFonts w:ascii="Times New Roman" w:eastAsia="標楷體" w:hAnsi="Times New Roman" w:cs="Arial"/>
+              </w:rPr>
+              <w:t>回報任務完成</w:t>
+            </w:r>
+          </w:p>
+        </w:tc>
+        <w:tc>
+          <w:tcPr>
+            <w:tcW w:w="2407" w:type="dxa"/>
+            <w:vAlign w:val="center"/>
+          </w:tcPr>
+          <w:p>
+            <w:pPr>
+              <w:rPr>
+                <w:rFonts w:ascii="Times New Roman" w:eastAsia="標楷體" w:hAnsi="Times New Roman" w:hint="eastAsia"/>
+                <w:b/>
+                <w:bCs/>
+                <w:sz w:val="28"/>
+                <w:szCs w:val="28"/>
+              </w:rPr>
+            </w:pPr>
+            <w:r>
+              <w:rPr>
+                <w:rFonts w:ascii="Times New Roman" w:eastAsia="標楷體" w:hAnsi="Times New Roman" w:cs="Arial"/>
+              </w:rPr>
+              <w:t>使用者可回報任務狀態，由系統自動記錄完成度。</w:t>
+            </w:r>
+          </w:p>
+        </w:tc>
+      </w:tr>
+      <w:tr>
+        <w:tc>
+          <w:tcPr>
+            <w:tcW w:w="2407" w:type="dxa"/>
+            <w:vMerge/>
+            <w:vAlign w:val="center"/>
+          </w:tcPr>
+          <w:p>
+            <w:pPr>
+              <w:rPr>
+                <w:rFonts w:ascii="Times New Roman" w:eastAsia="標楷體" w:hAnsi="Times New Roman" w:hint="eastAsia"/>
+                <w:b/>
+                <w:bCs/>
+                <w:sz w:val="28"/>
+                <w:szCs w:val="28"/>
+              </w:rPr>
+            </w:pPr>
+          </w:p>
+        </w:tc>
+        <w:tc>
+          <w:tcPr>
+            <w:tcW w:w="2407" w:type="dxa"/>
+            <w:vAlign w:val="center"/>
+          </w:tcPr>
+          <w:p>
+            <w:pPr>
+              <w:rPr>
+                <w:rFonts w:ascii="Times New Roman" w:eastAsia="標楷體" w:hAnsi="Times New Roman" w:hint="eastAsia"/>
+                <w:b/>
+                <w:bCs/>
+                <w:sz w:val="28"/>
+                <w:szCs w:val="28"/>
+              </w:rPr>
+            </w:pPr>
+            <w:r>
+              <w:rPr>
+                <w:rFonts w:ascii="Times New Roman" w:eastAsia="標楷體" w:hAnsi="Times New Roman" w:cs="Arial"/>
+                <w:b/>
+                <w:bCs/>
+              </w:rPr>
+              <w:t>社交與緊急通訊</w:t>
+            </w:r>
+          </w:p>
+        </w:tc>
+        <w:tc>
+          <w:tcPr>
+            <w:tcW w:w="2407" w:type="dxa"/>
+            <w:vAlign w:val="center"/>
+          </w:tcPr>
+          <w:p>
+            <w:pPr>
+              <w:rPr>
+                <w:rFonts w:ascii="Times New Roman" w:eastAsia="標楷體" w:hAnsi="Times New Roman" w:hint="eastAsia"/>
+                <w:b/>
+                <w:bCs/>
+                <w:sz w:val="28"/>
+                <w:szCs w:val="28"/>
+              </w:rPr>
+            </w:pPr>
+            <w:r>
+              <w:rPr>
+                <w:rFonts w:ascii="Times New Roman" w:eastAsia="標楷體" w:hAnsi="Times New Roman" w:cs="Arial"/>
+              </w:rPr>
+              <w:t>發送與接收訊息</w:t>
+            </w:r>
+          </w:p>
+        </w:tc>
+        <w:tc>
+          <w:tcPr>
+            <w:tcW w:w="2407" w:type="dxa"/>
+            <w:vAlign w:val="center"/>
+          </w:tcPr>
+          <w:p>
+            <w:pPr>
+              <w:rPr>
+                <w:rFonts w:ascii="Times New Roman" w:eastAsia="標楷體" w:hAnsi="Times New Roman" w:hint="eastAsia"/>
+                <w:b/>
+                <w:bCs/>
+                <w:sz w:val="28"/>
+                <w:szCs w:val="28"/>
+              </w:rPr>
+            </w:pPr>
+            <w:r>
+              <w:rPr>
+                <w:rFonts w:ascii="Times New Roman" w:eastAsia="標楷體" w:hAnsi="Times New Roman" w:cs="Arial"/>
+              </w:rPr>
+              <w:t>使用者可於家庭群組收發語音或文字訊息。</w:t>
+            </w:r>
+          </w:p>
+        </w:tc>
+      </w:tr>
+      <w:tr>
+        <w:tc>
+          <w:tcPr>
+            <w:tcW w:w="2407" w:type="dxa"/>
+            <w:vMerge/>
+            <w:vAlign w:val="center"/>
+          </w:tcPr>
+          <w:p>
+            <w:pPr>
+              <w:rPr>
+                <w:rFonts w:ascii="Times New Roman" w:eastAsia="標楷體" w:hAnsi="Times New Roman" w:hint="eastAsia"/>
+                <w:b/>
+                <w:bCs/>
+                <w:sz w:val="28"/>
+                <w:szCs w:val="28"/>
+              </w:rPr>
+            </w:pPr>
+          </w:p>
+        </w:tc>
+        <w:tc>
+          <w:tcPr>
+            <w:tcW w:w="2407" w:type="dxa"/>
+            <w:vAlign w:val="center"/>
+          </w:tcPr>
+          <w:p>
+            <w:pPr>
+              <w:rPr>
+                <w:rFonts w:ascii="Times New Roman" w:eastAsia="標楷體" w:hAnsi="Times New Roman" w:hint="eastAsia"/>
+                <w:b/>
+                <w:bCs/>
+                <w:sz w:val="28"/>
+                <w:szCs w:val="28"/>
+              </w:rPr>
+            </w:pPr>
+          </w:p>
+        </w:tc>
+        <w:tc>
+          <w:tcPr>
+            <w:tcW w:w="2407" w:type="dxa"/>
+            <w:vAlign w:val="center"/>
+          </w:tcPr>
+          <w:p>
+            <w:pPr>
+              <w:rPr>
+                <w:rFonts w:ascii="Times New Roman" w:eastAsia="標楷體" w:hAnsi="Times New Roman" w:hint="eastAsia"/>
+                <w:b/>
+                <w:bCs/>
+                <w:sz w:val="28"/>
+                <w:szCs w:val="28"/>
+              </w:rPr>
+            </w:pPr>
+            <w:r>
+              <w:rPr>
+                <w:rFonts w:ascii="Times New Roman" w:eastAsia="標楷體" w:hAnsi="Times New Roman" w:cs="Arial"/>
+              </w:rPr>
+              <w:t>發起一般視訊通話</w:t>
+            </w:r>
+          </w:p>
+        </w:tc>
+        <w:tc>
+          <w:tcPr>
+            <w:tcW w:w="2407" w:type="dxa"/>
+            <w:vAlign w:val="center"/>
+          </w:tcPr>
+          <w:p>
+            <w:pPr>
+              <w:rPr>
+                <w:rFonts w:ascii="Times New Roman" w:eastAsia="標楷體" w:hAnsi="Times New Roman" w:hint="eastAsia"/>
+                <w:b/>
+                <w:bCs/>
+                <w:sz w:val="28"/>
+                <w:szCs w:val="28"/>
+              </w:rPr>
+            </w:pPr>
+            <w:r>
+              <w:rPr>
+                <w:rFonts w:ascii="Times New Roman" w:eastAsia="標楷體" w:hAnsi="Times New Roman" w:cs="Arial"/>
+              </w:rPr>
+              <w:t>使用者可主動向家屬或好友發起雙向視訊通話。</w:t>
+            </w:r>
+          </w:p>
+        </w:tc>
+      </w:tr>
+      <w:tr>
+        <w:tc>
+          <w:tcPr>
+            <w:tcW w:w="2407" w:type="dxa"/>
+            <w:vMerge/>
+            <w:vAlign w:val="center"/>
+          </w:tcPr>
+          <w:p>
+            <w:pPr>
+              <w:rPr>
+                <w:rFonts w:ascii="Times New Roman" w:eastAsia="標楷體" w:hAnsi="Times New Roman" w:hint="eastAsia"/>
+                <w:b/>
+                <w:bCs/>
+                <w:sz w:val="28"/>
+                <w:szCs w:val="28"/>
+              </w:rPr>
+            </w:pPr>
+          </w:p>
+        </w:tc>
+        <w:tc>
+          <w:tcPr>
+            <w:tcW w:w="2407" w:type="dxa"/>
+            <w:vAlign w:val="center"/>
+          </w:tcPr>
+          <w:p>
+            <w:pPr>
+              <w:rPr>
+                <w:rFonts w:ascii="Times New Roman" w:eastAsia="標楷體" w:hAnsi="Times New Roman" w:hint="eastAsia"/>
+                <w:b/>
+                <w:bCs/>
+                <w:sz w:val="28"/>
+                <w:szCs w:val="28"/>
+              </w:rPr>
+            </w:pPr>
+          </w:p>
+        </w:tc>
+        <w:tc>
+          <w:tcPr>
+            <w:tcW w:w="2407" w:type="dxa"/>
+            <w:vAlign w:val="center"/>
+          </w:tcPr>
+          <w:p>
+            <w:pPr>
+              <w:rPr>
+                <w:rFonts w:ascii="Times New Roman" w:eastAsia="標楷體" w:hAnsi="Times New Roman" w:hint="eastAsia"/>
+                <w:b/>
+                <w:bCs/>
+                <w:sz w:val="28"/>
+                <w:szCs w:val="28"/>
+              </w:rPr>
+            </w:pPr>
+            <w:r>
+              <w:rPr>
+                <w:rFonts w:ascii="Times New Roman" w:eastAsia="標楷體" w:hAnsi="Times New Roman" w:cs="Arial"/>
+              </w:rPr>
+              <w:t>接聽視訊通話</w:t>
+            </w:r>
+          </w:p>
+        </w:tc>
+        <w:tc>
+          <w:tcPr>
+            <w:tcW w:w="2407" w:type="dxa"/>
+            <w:vAlign w:val="center"/>
+          </w:tcPr>
+          <w:p>
+            <w:pPr>
+              <w:rPr>
+                <w:rFonts w:ascii="Times New Roman" w:eastAsia="標楷體" w:hAnsi="Times New Roman" w:hint="eastAsia"/>
+                <w:b/>
+                <w:bCs/>
+                <w:sz w:val="28"/>
+                <w:szCs w:val="28"/>
+              </w:rPr>
+            </w:pPr>
+            <w:r>
+              <w:rPr>
+                <w:rFonts w:ascii="Times New Roman" w:eastAsia="標楷體" w:hAnsi="Times New Roman" w:cs="Arial"/>
+              </w:rPr>
+              <w:t>使用者可接聽來自家屬或好友的視訊來電。</w:t>
+            </w:r>
+          </w:p>
+        </w:tc>
+      </w:tr>
+      <w:tr>
+        <w:tc>
+          <w:tcPr>
+            <w:tcW w:w="2407" w:type="dxa"/>
+            <w:vMerge/>
+            <w:vAlign w:val="center"/>
+          </w:tcPr>
+          <w:p>
+            <w:pPr>
+              <w:rPr>
+                <w:rFonts w:ascii="Times New Roman" w:eastAsia="標楷體" w:hAnsi="Times New Roman" w:hint="eastAsia"/>
+                <w:b/>
+                <w:bCs/>
+                <w:sz w:val="28"/>
+                <w:szCs w:val="28"/>
+              </w:rPr>
+            </w:pPr>
+          </w:p>
+        </w:tc>
+        <w:tc>
+          <w:tcPr>
+            <w:tcW w:w="2407" w:type="dxa"/>
+            <w:vAlign w:val="center"/>
+          </w:tcPr>
+          <w:p>
+            <w:pPr>
+              <w:rPr>
+                <w:rFonts w:ascii="Times New Roman" w:eastAsia="標楷體" w:hAnsi="Times New Roman" w:hint="eastAsia"/>
+                <w:b/>
+                <w:bCs/>
+                <w:sz w:val="28"/>
+                <w:szCs w:val="28"/>
+              </w:rPr>
+            </w:pPr>
+          </w:p>
+        </w:tc>
+        <w:tc>
+          <w:tcPr>
+            <w:tcW w:w="2407" w:type="dxa"/>
+            <w:vAlign w:val="center"/>
+          </w:tcPr>
+          <w:p>
+            <w:pPr>
+              <w:rPr>
+                <w:rFonts w:ascii="Times New Roman" w:eastAsia="標楷體" w:hAnsi="Times New Roman" w:hint="eastAsia"/>
+                <w:b/>
+                <w:bCs/>
+                <w:sz w:val="28"/>
+                <w:szCs w:val="28"/>
+              </w:rPr>
+            </w:pPr>
+            <w:r>
+              <w:rPr>
+                <w:rFonts w:ascii="Times New Roman" w:eastAsia="標楷體" w:hAnsi="Times New Roman" w:cs="Arial"/>
+              </w:rPr>
+              <w:t>發起緊急求助</w:t>
+            </w:r>
+            <w:r>
+              <w:rPr>
+                <w:rFonts w:ascii="Times New Roman" w:eastAsia="標楷體" w:hAnsi="Times New Roman" w:cs="Arial"/>
+              </w:rPr>
+              <w:t xml:space="preserve"> (SOS)</w:t>
+            </w:r>
+          </w:p>
+        </w:tc>
+        <w:tc>
+          <w:tcPr>
+            <w:tcW w:w="2407" w:type="dxa"/>
+            <w:vAlign w:val="center"/>
+          </w:tcPr>
+          <w:p>
+            <w:pPr>
+              <w:rPr>
+                <w:rFonts w:ascii="Times New Roman" w:eastAsia="標楷體" w:hAnsi="Times New Roman" w:hint="eastAsia"/>
+                <w:b/>
+                <w:bCs/>
+                <w:sz w:val="28"/>
+                <w:szCs w:val="28"/>
+              </w:rPr>
+            </w:pPr>
+            <w:r>
+              <w:rPr>
+                <w:rFonts w:ascii="Times New Roman" w:eastAsia="標楷體" w:hAnsi="Times New Roman" w:cs="Arial"/>
+              </w:rPr>
+              <w:t>使用者可觸發緊急警</w:t>
+            </w:r>
+            <w:r>
+              <w:rPr>
+                <w:rFonts w:ascii="Times New Roman" w:eastAsia="標楷體" w:hAnsi="Times New Roman" w:cs="Arial"/>
+              </w:rPr>
+              <w:lastRenderedPageBreak/>
+              <w:t>報以推播通知所有家屬。</w:t>
+            </w:r>
+          </w:p>
+        </w:tc>
+      </w:tr>
+      <w:tr>
+        <w:tc>
+          <w:tcPr>
+            <w:tcW w:w="2407" w:type="dxa"/>
+            <w:vMerge/>
+            <w:vAlign w:val="center"/>
+          </w:tcPr>
+          <w:p>
+            <w:pPr>
+              <w:rPr>
+                <w:rFonts w:ascii="Times New Roman" w:eastAsia="標楷體" w:hAnsi="Times New Roman" w:hint="eastAsia"/>
+                <w:b/>
+                <w:bCs/>
+                <w:sz w:val="28"/>
+                <w:szCs w:val="28"/>
+              </w:rPr>
+            </w:pPr>
+          </w:p>
+        </w:tc>
+        <w:tc>
+          <w:tcPr>
+            <w:tcW w:w="2407" w:type="dxa"/>
+            <w:vAlign w:val="center"/>
+          </w:tcPr>
+          <w:p>
+            <w:pPr>
+              <w:rPr>
+                <w:rFonts w:ascii="Times New Roman" w:eastAsia="標楷體" w:hAnsi="Times New Roman" w:hint="eastAsia"/>
+                <w:b/>
+                <w:bCs/>
+                <w:sz w:val="28"/>
+                <w:szCs w:val="28"/>
+              </w:rPr>
+            </w:pPr>
+            <w:r>
+              <w:rPr>
+                <w:rFonts w:ascii="Times New Roman" w:eastAsia="標楷體" w:hAnsi="Times New Roman" w:cs="Arial"/>
+                <w:b/>
+                <w:bCs/>
+              </w:rPr>
+              <w:t>社群與好友互動</w:t>
+            </w:r>
+          </w:p>
+        </w:tc>
+        <w:tc>
+          <w:tcPr>
+            <w:tcW w:w="2407" w:type="dxa"/>
+            <w:vAlign w:val="center"/>
+          </w:tcPr>
+          <w:p>
+            <w:pPr>
+              <w:rPr>
+                <w:rFonts w:ascii="Times New Roman" w:eastAsia="標楷體" w:hAnsi="Times New Roman" w:hint="eastAsia"/>
+                <w:b/>
+                <w:bCs/>
+                <w:sz w:val="28"/>
+                <w:szCs w:val="28"/>
+              </w:rPr>
+            </w:pPr>
+            <w:r>
+              <w:rPr>
+                <w:rFonts w:ascii="Times New Roman" w:eastAsia="標楷體" w:hAnsi="Times New Roman" w:cs="Arial"/>
+              </w:rPr>
+              <w:t>查看社群貼文</w:t>
+            </w:r>
+          </w:p>
+        </w:tc>
+        <w:tc>
+          <w:tcPr>
+            <w:tcW w:w="2407" w:type="dxa"/>
+            <w:vAlign w:val="center"/>
+          </w:tcPr>
+          <w:p>
+            <w:pPr>
+              <w:rPr>
+                <w:rFonts w:ascii="Times New Roman" w:eastAsia="標楷體" w:hAnsi="Times New Roman" w:hint="eastAsia"/>
+                <w:b/>
+                <w:bCs/>
+                <w:sz w:val="28"/>
+                <w:szCs w:val="28"/>
+              </w:rPr>
+            </w:pPr>
+            <w:r>
+              <w:rPr>
+                <w:rFonts w:ascii="Times New Roman" w:eastAsia="標楷體" w:hAnsi="Times New Roman" w:cs="Arial"/>
+              </w:rPr>
+              <w:t>使用者可瀏覽朋友圈的好友動態與家屬分享之貼文。</w:t>
+            </w:r>
+          </w:p>
+        </w:tc>
+      </w:tr>
+      <w:tr>
+        <w:tc>
+          <w:tcPr>
+            <w:tcW w:w="2407" w:type="dxa"/>
+            <w:vMerge/>
+            <w:vAlign w:val="center"/>
+          </w:tcPr>
+          <w:p>
+            <w:pPr>
+              <w:rPr>
+                <w:rFonts w:ascii="Times New Roman" w:eastAsia="標楷體" w:hAnsi="Times New Roman" w:hint="eastAsia"/>
+                <w:b/>
+                <w:bCs/>
+                <w:sz w:val="28"/>
+                <w:szCs w:val="28"/>
+              </w:rPr>
+            </w:pPr>
+          </w:p>
+        </w:tc>
+        <w:tc>
+          <w:tcPr>
+            <w:tcW w:w="2407" w:type="dxa"/>
+            <w:vAlign w:val="center"/>
+          </w:tcPr>
+          <w:p>
+            <w:pPr>
+              <w:rPr>
+                <w:rFonts w:ascii="Times New Roman" w:eastAsia="標楷體" w:hAnsi="Times New Roman" w:hint="eastAsia"/>
+                <w:b/>
+                <w:bCs/>
+                <w:sz w:val="28"/>
+                <w:szCs w:val="28"/>
+              </w:rPr>
+            </w:pPr>
+          </w:p>
+        </w:tc>
+        <w:tc>
+          <w:tcPr>
+            <w:tcW w:w="2407" w:type="dxa"/>
+            <w:vAlign w:val="center"/>
+          </w:tcPr>
+          <w:p>
+            <w:pPr>
+              <w:rPr>
+                <w:rFonts w:ascii="Times New Roman" w:eastAsia="標楷體" w:hAnsi="Times New Roman" w:hint="eastAsia"/>
+                <w:b/>
+                <w:bCs/>
+                <w:sz w:val="28"/>
+                <w:szCs w:val="28"/>
+              </w:rPr>
+            </w:pPr>
+            <w:r>
+              <w:rPr>
+                <w:rFonts w:ascii="Times New Roman" w:eastAsia="標楷體" w:hAnsi="Times New Roman" w:cs="Arial"/>
+              </w:rPr>
+              <w:t>發布社群貼文</w:t>
+            </w:r>
+          </w:p>
+        </w:tc>
+        <w:tc>
+          <w:tcPr>
+            <w:tcW w:w="2407" w:type="dxa"/>
+            <w:vAlign w:val="center"/>
+          </w:tcPr>
+          <w:p>
+            <w:pPr>
+              <w:rPr>
+                <w:rFonts w:ascii="Times New Roman" w:eastAsia="標楷體" w:hAnsi="Times New Roman" w:hint="eastAsia"/>
+                <w:b/>
+                <w:bCs/>
+                <w:sz w:val="28"/>
+                <w:szCs w:val="28"/>
+              </w:rPr>
+            </w:pPr>
+            <w:r>
+              <w:rPr>
+                <w:rFonts w:ascii="Times New Roman" w:eastAsia="標楷體" w:hAnsi="Times New Roman" w:cs="Arial"/>
+              </w:rPr>
+              <w:t>使用者可發布日常動態、錄音與照片至朋友圈。</w:t>
+            </w:r>
+          </w:p>
+        </w:tc>
+      </w:tr>
+      <w:tr>
+        <w:tc>
+          <w:tcPr>
+            <w:tcW w:w="2407" w:type="dxa"/>
+            <w:vMerge/>
+            <w:vAlign w:val="center"/>
+          </w:tcPr>
+          <w:p>
+            <w:pPr>
+              <w:rPr>
+                <w:rFonts w:ascii="Times New Roman" w:eastAsia="標楷體" w:hAnsi="Times New Roman" w:hint="eastAsia"/>
+                <w:b/>
+                <w:bCs/>
+                <w:sz w:val="28"/>
+                <w:szCs w:val="28"/>
+              </w:rPr>
+            </w:pPr>
+          </w:p>
+        </w:tc>
+        <w:tc>
+          <w:tcPr>
+            <w:tcW w:w="2407" w:type="dxa"/>
+            <w:vAlign w:val="center"/>
+          </w:tcPr>
+          <w:p>
+            <w:pPr>
+              <w:rPr>
+                <w:rFonts w:ascii="Times New Roman" w:eastAsia="標楷體" w:hAnsi="Times New Roman" w:hint="eastAsia"/>
+                <w:b/>
+                <w:bCs/>
+                <w:sz w:val="28"/>
+                <w:szCs w:val="28"/>
+              </w:rPr>
+            </w:pPr>
+            <w:r>
+              <w:rPr>
+                <w:rFonts w:ascii="Times New Roman" w:eastAsia="標楷體" w:hAnsi="Times New Roman" w:cs="Arial"/>
+                <w:b/>
+                <w:bCs/>
+              </w:rPr>
+              <w:t>趣味與養成互動</w:t>
+            </w:r>
+          </w:p>
+        </w:tc>
+        <w:tc>
+          <w:tcPr>
+            <w:tcW w:w="2407" w:type="dxa"/>
+            <w:vAlign w:val="center"/>
+          </w:tcPr>
+          <w:p>
+            <w:pPr>
+              <w:rPr>
+                <w:rFonts w:ascii="Times New Roman" w:eastAsia="標楷體" w:hAnsi="Times New Roman" w:hint="eastAsia"/>
+                <w:b/>
+                <w:bCs/>
+                <w:sz w:val="28"/>
+                <w:szCs w:val="28"/>
+              </w:rPr>
+            </w:pPr>
+            <w:r>
+              <w:rPr>
+                <w:rFonts w:ascii="Times New Roman" w:eastAsia="標楷體" w:hAnsi="Times New Roman" w:cs="Arial"/>
+              </w:rPr>
+              <w:t>走路養小豬</w:t>
+            </w:r>
+          </w:p>
+        </w:tc>
+        <w:tc>
+          <w:tcPr>
+            <w:tcW w:w="2407" w:type="dxa"/>
+            <w:vAlign w:val="center"/>
+          </w:tcPr>
+          <w:p>
+            <w:pPr>
+              <w:rPr>
+                <w:rFonts w:ascii="Times New Roman" w:eastAsia="標楷體" w:hAnsi="Times New Roman" w:hint="eastAsia"/>
+                <w:b/>
+                <w:bCs/>
+                <w:sz w:val="28"/>
+                <w:szCs w:val="28"/>
+              </w:rPr>
+            </w:pPr>
+            <w:r>
+              <w:rPr>
+                <w:rFonts w:ascii="Times New Roman" w:eastAsia="標楷體" w:hAnsi="Times New Roman" w:cs="Arial"/>
+              </w:rPr>
+              <w:t>系統將使用者每日步數轉換為虛擬小豬經驗值。</w:t>
+            </w:r>
+          </w:p>
+        </w:tc>
+      </w:tr>
+      <w:tr>
+        <w:tc>
+          <w:tcPr>
+            <w:tcW w:w="2407" w:type="dxa"/>
+            <w:vMerge/>
+            <w:vAlign w:val="center"/>
+          </w:tcPr>
+          <w:p>
+            <w:pPr>
+              <w:rPr>
+                <w:rFonts w:ascii="Times New Roman" w:eastAsia="標楷體" w:hAnsi="Times New Roman" w:hint="eastAsia"/>
+                <w:b/>
+                <w:bCs/>
+                <w:sz w:val="28"/>
+                <w:szCs w:val="28"/>
+              </w:rPr>
+            </w:pPr>
+          </w:p>
+        </w:tc>
+        <w:tc>
+          <w:tcPr>
+            <w:tcW w:w="2407" w:type="dxa"/>
+            <w:vAlign w:val="center"/>
+          </w:tcPr>
+          <w:p>
+            <w:pPr>
+              <w:rPr>
+                <w:rFonts w:ascii="Times New Roman" w:eastAsia="標楷體" w:hAnsi="Times New Roman" w:hint="eastAsia"/>
+                <w:b/>
+                <w:bCs/>
+                <w:sz w:val="28"/>
+                <w:szCs w:val="28"/>
+              </w:rPr>
+            </w:pPr>
+          </w:p>
+        </w:tc>
+        <w:tc>
+          <w:tcPr>
+            <w:tcW w:w="2407" w:type="dxa"/>
+            <w:vAlign w:val="center"/>
+          </w:tcPr>
+          <w:p>
+            <w:pPr>
+              <w:rPr>
+                <w:rFonts w:ascii="Times New Roman" w:eastAsia="標楷體" w:hAnsi="Times New Roman" w:hint="eastAsia"/>
+                <w:b/>
+                <w:bCs/>
+                <w:sz w:val="28"/>
+                <w:szCs w:val="28"/>
+              </w:rPr>
+            </w:pPr>
+            <w:r>
+              <w:rPr>
+                <w:rFonts w:ascii="Times New Roman" w:eastAsia="標楷體" w:hAnsi="Times New Roman" w:cs="Arial"/>
+              </w:rPr>
+              <w:t>查看小豬排行榜</w:t>
+            </w:r>
+          </w:p>
+        </w:tc>
+        <w:tc>
+          <w:tcPr>
+            <w:tcW w:w="2407" w:type="dxa"/>
+            <w:vAlign w:val="center"/>
+          </w:tcPr>
+          <w:p>
+            <w:pPr>
+              <w:rPr>
+                <w:rFonts w:ascii="Times New Roman" w:eastAsia="標楷體" w:hAnsi="Times New Roman" w:hint="eastAsia"/>
+                <w:b/>
+                <w:bCs/>
+                <w:sz w:val="28"/>
+                <w:szCs w:val="28"/>
+              </w:rPr>
+            </w:pPr>
+            <w:r>
+              <w:rPr>
+                <w:rFonts w:ascii="Times New Roman" w:eastAsia="標楷體" w:hAnsi="Times New Roman" w:cs="Arial"/>
+              </w:rPr>
+              <w:t>使用者可查看並比較自己與好友的小豬養成進度。</w:t>
+            </w:r>
+          </w:p>
+        </w:tc>
+      </w:tr>
+      <w:tr>
+        <w:tc>
+          <w:tcPr>
+            <w:tcW w:w="2407" w:type="dxa"/>
+            <w:vMerge/>
+            <w:vAlign w:val="center"/>
+          </w:tcPr>
+          <w:p>
+            <w:pPr>
+              <w:rPr>
+                <w:rFonts w:ascii="Times New Roman" w:eastAsia="標楷體" w:hAnsi="Times New Roman" w:hint="eastAsia"/>
+                <w:b/>
+                <w:bCs/>
+                <w:sz w:val="28"/>
+                <w:szCs w:val="28"/>
+              </w:rPr>
+            </w:pPr>
+          </w:p>
+        </w:tc>
+        <w:tc>
+          <w:tcPr>
+            <w:tcW w:w="2407" w:type="dxa"/>
+            <w:vAlign w:val="center"/>
+          </w:tcPr>
+          <w:p>
+            <w:pPr>
+              <w:rPr>
+                <w:rFonts w:ascii="Times New Roman" w:eastAsia="標楷體" w:hAnsi="Times New Roman" w:hint="eastAsia"/>
+                <w:b/>
+                <w:bCs/>
+                <w:sz w:val="28"/>
+                <w:szCs w:val="28"/>
+              </w:rPr>
+            </w:pPr>
+          </w:p>
+        </w:tc>
+        <w:tc>
+          <w:tcPr>
+            <w:tcW w:w="2407" w:type="dxa"/>
+            <w:vAlign w:val="center"/>
+          </w:tcPr>
+          <w:p>
+            <w:pPr>
+              <w:rPr>
+                <w:rFonts w:ascii="Times New Roman" w:eastAsia="標楷體" w:hAnsi="Times New Roman" w:hint="eastAsia"/>
+                <w:b/>
+                <w:bCs/>
+                <w:sz w:val="28"/>
+                <w:szCs w:val="28"/>
+              </w:rPr>
+            </w:pPr>
+            <w:r>
+              <w:rPr>
+                <w:rFonts w:ascii="Times New Roman" w:eastAsia="標楷體" w:hAnsi="Times New Roman" w:cs="Arial"/>
+              </w:rPr>
+              <w:t>申請購買稀有造型</w:t>
+            </w:r>
+          </w:p>
+        </w:tc>
+        <w:tc>
+          <w:tcPr>
+            <w:tcW w:w="2407" w:type="dxa"/>
+            <w:vAlign w:val="center"/>
+          </w:tcPr>
+          <w:p>
+            <w:pPr>
+              <w:rPr>
+                <w:rFonts w:ascii="Times New Roman" w:eastAsia="標楷體" w:hAnsi="Times New Roman" w:hint="eastAsia"/>
+                <w:b/>
+                <w:bCs/>
+                <w:sz w:val="28"/>
+                <w:szCs w:val="28"/>
+              </w:rPr>
+            </w:pPr>
+            <w:r>
+              <w:rPr>
+                <w:rFonts w:ascii="Times New Roman" w:eastAsia="標楷體" w:hAnsi="Times New Roman" w:cs="Arial"/>
+              </w:rPr>
+              <w:t>使用者可向家屬送出解鎖小豬稀有造型之付費申請。</w:t>
+            </w:r>
+          </w:p>
+        </w:tc>
+      </w:tr>
+      <w:tr>
+        <w:tc>
+          <w:tcPr>
+            <w:tcW w:w="2407" w:type="dxa"/>
+            <w:vMerge w:val="restart"/>
+            <w:vAlign w:val="center"/>
+          </w:tcPr>
+          <w:p>
+            <w:pPr>
+              <w:rPr>
+                <w:rFonts w:ascii="Times New Roman" w:eastAsia="標楷體" w:hAnsi="Times New Roman" w:hint="eastAsia"/>
+                <w:b/>
+                <w:bCs/>
+                <w:sz w:val="28"/>
+                <w:szCs w:val="28"/>
+              </w:rPr>
+            </w:pPr>
+            <w:r>
+              <w:rPr>
+                <w:rFonts w:ascii="Times New Roman" w:eastAsia="標楷體" w:hAnsi="Times New Roman" w:cs="Arial"/>
+                <w:b/>
+                <w:bCs/>
+              </w:rPr>
+              <w:t>家屬</w:t>
+            </w:r>
+          </w:p>
+        </w:tc>
+        <w:tc>
+          <w:tcPr>
+            <w:tcW w:w="2407" w:type="dxa"/>
+            <w:vAlign w:val="center"/>
+          </w:tcPr>
+          <w:p>
+            <w:pPr>
+              <w:rPr>
+                <w:rFonts w:ascii="Times New Roman" w:eastAsia="標楷體" w:hAnsi="Times New Roman" w:hint="eastAsia"/>
+                <w:b/>
+                <w:bCs/>
+                <w:sz w:val="28"/>
+                <w:szCs w:val="28"/>
+              </w:rPr>
+            </w:pPr>
+            <w:r>
+              <w:rPr>
+                <w:rFonts w:ascii="Times New Roman" w:eastAsia="標楷體" w:hAnsi="Times New Roman" w:cs="Arial"/>
+                <w:b/>
+                <w:bCs/>
+              </w:rPr>
+              <w:t>帳號與權限管理</w:t>
+            </w:r>
+          </w:p>
+        </w:tc>
+        <w:tc>
+          <w:tcPr>
+            <w:tcW w:w="2407" w:type="dxa"/>
+            <w:vAlign w:val="center"/>
+          </w:tcPr>
+          <w:p>
+            <w:pPr>
+              <w:rPr>
+                <w:rFonts w:ascii="Times New Roman" w:eastAsia="標楷體" w:hAnsi="Times New Roman" w:hint="eastAsia"/>
+                <w:b/>
+                <w:bCs/>
+                <w:sz w:val="28"/>
+                <w:szCs w:val="28"/>
+              </w:rPr>
+            </w:pPr>
+            <w:r>
+              <w:rPr>
+                <w:rFonts w:ascii="Times New Roman" w:eastAsia="標楷體" w:hAnsi="Times New Roman" w:cs="Arial"/>
+              </w:rPr>
+              <w:t>註冊與綁定設備</w:t>
+            </w:r>
+          </w:p>
+        </w:tc>
+        <w:tc>
+          <w:tcPr>
+            <w:tcW w:w="2407" w:type="dxa"/>
+            <w:vAlign w:val="center"/>
+          </w:tcPr>
+          <w:p>
+            <w:pPr>
+              <w:rPr>
+                <w:rFonts w:ascii="Times New Roman" w:eastAsia="標楷體" w:hAnsi="Times New Roman" w:hint="eastAsia"/>
+                <w:b/>
+                <w:bCs/>
+                <w:sz w:val="28"/>
+                <w:szCs w:val="28"/>
+              </w:rPr>
+            </w:pPr>
+            <w:r>
+              <w:rPr>
+                <w:rFonts w:ascii="Times New Roman" w:eastAsia="標楷體" w:hAnsi="Times New Roman" w:cs="Arial"/>
+              </w:rPr>
+              <w:t>使用者可註冊帳號並綁定長輩裝置至家庭群組。</w:t>
+            </w:r>
+          </w:p>
+        </w:tc>
+      </w:tr>
+      <w:tr>
+        <w:tc>
+          <w:tcPr>
+            <w:tcW w:w="2407" w:type="dxa"/>
+            <w:vMerge/>
+            <w:vAlign w:val="center"/>
+          </w:tcPr>
+          <w:p>
+            <w:pPr>
+              <w:rPr>
+                <w:rFonts w:ascii="Times New Roman" w:eastAsia="標楷體" w:hAnsi="Times New Roman" w:hint="eastAsia"/>
+                <w:b/>
+                <w:bCs/>
+                <w:sz w:val="28"/>
+                <w:szCs w:val="28"/>
+              </w:rPr>
+            </w:pPr>
+          </w:p>
+        </w:tc>
+        <w:tc>
+          <w:tcPr>
+            <w:tcW w:w="2407" w:type="dxa"/>
+            <w:vAlign w:val="center"/>
+          </w:tcPr>
+          <w:p>
+            <w:pPr>
+              <w:rPr>
+                <w:rFonts w:ascii="Times New Roman" w:eastAsia="標楷體" w:hAnsi="Times New Roman" w:hint="eastAsia"/>
+                <w:b/>
+                <w:bCs/>
+                <w:sz w:val="28"/>
+                <w:szCs w:val="28"/>
+              </w:rPr>
+            </w:pPr>
+          </w:p>
+        </w:tc>
+        <w:tc>
+          <w:tcPr>
+            <w:tcW w:w="2407" w:type="dxa"/>
+            <w:vAlign w:val="center"/>
+          </w:tcPr>
+          <w:p>
+            <w:pPr>
+              <w:rPr>
+                <w:rFonts w:ascii="Times New Roman" w:eastAsia="標楷體" w:hAnsi="Times New Roman" w:hint="eastAsia"/>
+                <w:b/>
+                <w:bCs/>
+                <w:sz w:val="28"/>
+                <w:szCs w:val="28"/>
+              </w:rPr>
+            </w:pPr>
+            <w:r>
+              <w:rPr>
+                <w:rFonts w:ascii="Times New Roman" w:eastAsia="標楷體" w:hAnsi="Times New Roman" w:cs="Arial"/>
+              </w:rPr>
+              <w:t>訂閱與加值付費</w:t>
+            </w:r>
+          </w:p>
+        </w:tc>
+        <w:tc>
+          <w:tcPr>
+            <w:tcW w:w="2407" w:type="dxa"/>
+            <w:vAlign w:val="center"/>
+          </w:tcPr>
+          <w:p>
+            <w:pPr>
+              <w:rPr>
+                <w:rFonts w:ascii="Times New Roman" w:eastAsia="標楷體" w:hAnsi="Times New Roman" w:hint="eastAsia"/>
+                <w:b/>
+                <w:bCs/>
+                <w:sz w:val="28"/>
+                <w:szCs w:val="28"/>
+              </w:rPr>
+            </w:pPr>
+            <w:r>
+              <w:rPr>
+                <w:rFonts w:ascii="Times New Roman" w:eastAsia="標楷體" w:hAnsi="Times New Roman" w:cs="Arial"/>
+              </w:rPr>
+              <w:t>使用者可購買進階系統方案或儲值虛擬點數。</w:t>
+            </w:r>
+          </w:p>
+        </w:tc>
+      </w:tr>
+      <w:tr>
+        <w:tc>
+          <w:tcPr>
+            <w:tcW w:w="2407" w:type="dxa"/>
+            <w:vMerge/>
+            <w:vAlign w:val="center"/>
+          </w:tcPr>
+          <w:p>
+            <w:pPr>
+              <w:rPr>
+                <w:rFonts w:ascii="Times New Roman" w:eastAsia="標楷體" w:hAnsi="Times New Roman" w:hint="eastAsia"/>
+                <w:b/>
+                <w:bCs/>
+                <w:sz w:val="28"/>
+                <w:szCs w:val="28"/>
+              </w:rPr>
+            </w:pPr>
+          </w:p>
+        </w:tc>
+        <w:tc>
+          <w:tcPr>
+            <w:tcW w:w="2407" w:type="dxa"/>
+            <w:vAlign w:val="center"/>
+          </w:tcPr>
+          <w:p>
+            <w:pPr>
+              <w:rPr>
+                <w:rFonts w:ascii="Times New Roman" w:eastAsia="標楷體" w:hAnsi="Times New Roman" w:hint="eastAsia"/>
+                <w:b/>
+                <w:bCs/>
+                <w:sz w:val="28"/>
+                <w:szCs w:val="28"/>
+              </w:rPr>
+            </w:pPr>
+          </w:p>
+        </w:tc>
+        <w:tc>
+          <w:tcPr>
+            <w:tcW w:w="2407" w:type="dxa"/>
+            <w:vAlign w:val="center"/>
+          </w:tcPr>
+          <w:p>
+            <w:pPr>
+              <w:rPr>
+                <w:rFonts w:ascii="Times New Roman" w:eastAsia="標楷體" w:hAnsi="Times New Roman" w:hint="eastAsia"/>
+                <w:b/>
+                <w:bCs/>
+                <w:sz w:val="28"/>
+                <w:szCs w:val="28"/>
+              </w:rPr>
+            </w:pPr>
+            <w:r>
+              <w:rPr>
+                <w:rFonts w:ascii="Times New Roman" w:eastAsia="標楷體" w:hAnsi="Times New Roman" w:cs="Arial"/>
+              </w:rPr>
+              <w:t>審核長輩消費申請</w:t>
+            </w:r>
+          </w:p>
+        </w:tc>
+        <w:tc>
+          <w:tcPr>
+            <w:tcW w:w="2407" w:type="dxa"/>
+            <w:vAlign w:val="center"/>
+          </w:tcPr>
+          <w:p>
+            <w:pPr>
+              <w:rPr>
+                <w:rFonts w:ascii="Times New Roman" w:eastAsia="標楷體" w:hAnsi="Times New Roman" w:hint="eastAsia"/>
+                <w:b/>
+                <w:bCs/>
+                <w:sz w:val="28"/>
+                <w:szCs w:val="28"/>
+              </w:rPr>
+            </w:pPr>
+            <w:r>
+              <w:rPr>
+                <w:rFonts w:ascii="Times New Roman" w:eastAsia="標楷體" w:hAnsi="Times New Roman" w:cs="Arial"/>
+              </w:rPr>
+              <w:t>使用者可審核並決定是否支付長輩的虛擬商品購買請求。</w:t>
+            </w:r>
+          </w:p>
+        </w:tc>
+      </w:tr>
+      <w:tr>
+        <w:tc>
+          <w:tcPr>
+            <w:tcW w:w="2407" w:type="dxa"/>
+            <w:vMerge/>
+            <w:vAlign w:val="center"/>
+          </w:tcPr>
+          <w:p>
+            <w:pPr>
+              <w:rPr>
+                <w:rFonts w:ascii="Times New Roman" w:eastAsia="標楷體" w:hAnsi="Times New Roman" w:hint="eastAsia"/>
+                <w:b/>
+                <w:bCs/>
+                <w:sz w:val="28"/>
+                <w:szCs w:val="28"/>
+              </w:rPr>
+            </w:pPr>
+          </w:p>
+        </w:tc>
+        <w:tc>
+          <w:tcPr>
+            <w:tcW w:w="2407" w:type="dxa"/>
+            <w:vAlign w:val="center"/>
+          </w:tcPr>
+          <w:p>
+            <w:pPr>
+              <w:rPr>
+                <w:rFonts w:ascii="Times New Roman" w:eastAsia="標楷體" w:hAnsi="Times New Roman" w:hint="eastAsia"/>
+                <w:b/>
+                <w:bCs/>
+                <w:sz w:val="28"/>
+                <w:szCs w:val="28"/>
+              </w:rPr>
+            </w:pPr>
+            <w:r>
+              <w:rPr>
+                <w:rFonts w:ascii="Times New Roman" w:eastAsia="標楷體" w:hAnsi="Times New Roman" w:cs="Arial"/>
+                <w:b/>
+                <w:bCs/>
+              </w:rPr>
+              <w:t>照護排程管理</w:t>
+            </w:r>
+          </w:p>
+        </w:tc>
+        <w:tc>
+          <w:tcPr>
+            <w:tcW w:w="2407" w:type="dxa"/>
+            <w:vAlign w:val="center"/>
+          </w:tcPr>
+          <w:p>
+            <w:pPr>
+              <w:rPr>
+                <w:rFonts w:ascii="Times New Roman" w:eastAsia="標楷體" w:hAnsi="Times New Roman" w:hint="eastAsia"/>
+                <w:b/>
+                <w:bCs/>
+                <w:sz w:val="28"/>
+                <w:szCs w:val="28"/>
+              </w:rPr>
+            </w:pPr>
+            <w:r>
+              <w:rPr>
+                <w:rFonts w:ascii="Times New Roman" w:eastAsia="標楷體" w:hAnsi="Times New Roman" w:cs="Arial"/>
+              </w:rPr>
+              <w:t>手動</w:t>
+            </w:r>
+            <w:r>
+              <w:rPr>
+                <w:rFonts w:ascii="Times New Roman" w:eastAsia="標楷體" w:hAnsi="Times New Roman" w:cs="Arial"/>
+              </w:rPr>
+              <w:t xml:space="preserve">/AI </w:t>
+            </w:r>
+            <w:r>
+              <w:rPr>
+                <w:rFonts w:ascii="Times New Roman" w:eastAsia="標楷體" w:hAnsi="Times New Roman" w:cs="Arial"/>
+              </w:rPr>
+              <w:t>安排流程</w:t>
+            </w:r>
+          </w:p>
+        </w:tc>
+        <w:tc>
+          <w:tcPr>
+            <w:tcW w:w="2407" w:type="dxa"/>
+            <w:vAlign w:val="center"/>
+          </w:tcPr>
+          <w:p>
+            <w:pPr>
+              <w:rPr>
+                <w:rFonts w:ascii="Times New Roman" w:eastAsia="標楷體" w:hAnsi="Times New Roman" w:hint="eastAsia"/>
+                <w:b/>
+                <w:bCs/>
+                <w:sz w:val="28"/>
+                <w:szCs w:val="28"/>
+              </w:rPr>
+            </w:pPr>
+            <w:r>
+              <w:rPr>
+                <w:rFonts w:ascii="Times New Roman" w:eastAsia="標楷體" w:hAnsi="Times New Roman" w:cs="Arial"/>
+              </w:rPr>
+              <w:t>使用者可手動設定或透過</w:t>
+            </w:r>
+            <w:r>
+              <w:rPr>
+                <w:rFonts w:ascii="Times New Roman" w:eastAsia="標楷體" w:hAnsi="Times New Roman" w:cs="Arial"/>
+              </w:rPr>
+              <w:t xml:space="preserve"> AI </w:t>
+            </w:r>
+            <w:r>
+              <w:rPr>
+                <w:rFonts w:ascii="Times New Roman" w:eastAsia="標楷體" w:hAnsi="Times New Roman" w:cs="Arial"/>
+              </w:rPr>
+              <w:t>生成長輩的日常提醒排程。</w:t>
+            </w:r>
+          </w:p>
+        </w:tc>
+      </w:tr>
+      <w:tr>
+        <w:tc>
+          <w:tcPr>
+            <w:tcW w:w="2407" w:type="dxa"/>
+            <w:vMerge/>
+            <w:vAlign w:val="center"/>
+          </w:tcPr>
+          <w:p>
+            <w:pPr>
+              <w:rPr>
+                <w:rFonts w:ascii="Times New Roman" w:eastAsia="標楷體" w:hAnsi="Times New Roman" w:hint="eastAsia"/>
+                <w:b/>
+                <w:bCs/>
+                <w:sz w:val="28"/>
+                <w:szCs w:val="28"/>
+              </w:rPr>
+            </w:pPr>
+          </w:p>
+        </w:tc>
+        <w:tc>
+          <w:tcPr>
+            <w:tcW w:w="2407" w:type="dxa"/>
+            <w:vAlign w:val="center"/>
+          </w:tcPr>
+          <w:p>
+            <w:pPr>
+              <w:rPr>
+                <w:rFonts w:ascii="Times New Roman" w:eastAsia="標楷體" w:hAnsi="Times New Roman" w:hint="eastAsia"/>
+                <w:b/>
+                <w:bCs/>
+                <w:sz w:val="28"/>
+                <w:szCs w:val="28"/>
+              </w:rPr>
+            </w:pPr>
+          </w:p>
+        </w:tc>
+        <w:tc>
+          <w:tcPr>
+            <w:tcW w:w="2407" w:type="dxa"/>
+            <w:vAlign w:val="center"/>
+          </w:tcPr>
+          <w:p>
+            <w:pPr>
+              <w:rPr>
+                <w:rFonts w:ascii="Times New Roman" w:eastAsia="標楷體" w:hAnsi="Times New Roman" w:hint="eastAsia"/>
+                <w:b/>
+                <w:bCs/>
+                <w:sz w:val="28"/>
+                <w:szCs w:val="28"/>
+              </w:rPr>
+            </w:pPr>
+            <w:r>
+              <w:rPr>
+                <w:rFonts w:ascii="Times New Roman" w:eastAsia="標楷體" w:hAnsi="Times New Roman" w:cs="Arial"/>
+              </w:rPr>
+              <w:t>查閱與修改排程</w:t>
+            </w:r>
+          </w:p>
+        </w:tc>
+        <w:tc>
+          <w:tcPr>
+            <w:tcW w:w="2407" w:type="dxa"/>
+            <w:vAlign w:val="center"/>
+          </w:tcPr>
+          <w:p>
+            <w:pPr>
+              <w:rPr>
+                <w:rFonts w:ascii="Times New Roman" w:eastAsia="標楷體" w:hAnsi="Times New Roman" w:hint="eastAsia"/>
+                <w:b/>
+                <w:bCs/>
+                <w:sz w:val="28"/>
+                <w:szCs w:val="28"/>
+              </w:rPr>
+            </w:pPr>
+            <w:r>
+              <w:rPr>
+                <w:rFonts w:ascii="Times New Roman" w:eastAsia="標楷體" w:hAnsi="Times New Roman" w:cs="Arial"/>
+              </w:rPr>
+              <w:t>使用者可檢視、修改或刪除長輩的各項提醒任務。</w:t>
+            </w:r>
+          </w:p>
+        </w:tc>
+      </w:tr>
+      <w:tr>
+        <w:tc>
+          <w:tcPr>
+            <w:tcW w:w="2407" w:type="dxa"/>
+            <w:vMerge/>
+            <w:vAlign w:val="center"/>
+          </w:tcPr>
+          <w:p>
+            <w:pPr>
+              <w:rPr>
+                <w:rFonts w:ascii="Times New Roman" w:eastAsia="標楷體" w:hAnsi="Times New Roman" w:hint="eastAsia"/>
+                <w:b/>
+                <w:bCs/>
+                <w:sz w:val="28"/>
+                <w:szCs w:val="28"/>
+              </w:rPr>
+            </w:pPr>
+          </w:p>
+        </w:tc>
+        <w:tc>
+          <w:tcPr>
+            <w:tcW w:w="2407" w:type="dxa"/>
+            <w:vAlign w:val="center"/>
+          </w:tcPr>
+          <w:p>
+            <w:pPr>
+              <w:rPr>
+                <w:rFonts w:ascii="Times New Roman" w:eastAsia="標楷體" w:hAnsi="Times New Roman" w:hint="eastAsia"/>
+                <w:b/>
+                <w:bCs/>
+                <w:sz w:val="28"/>
+                <w:szCs w:val="28"/>
+              </w:rPr>
+            </w:pPr>
+            <w:r>
+              <w:rPr>
+                <w:rFonts w:ascii="Times New Roman" w:eastAsia="標楷體" w:hAnsi="Times New Roman" w:cs="Arial"/>
+                <w:b/>
+                <w:bCs/>
+              </w:rPr>
+              <w:t>健康與情緒監測</w:t>
+            </w:r>
+          </w:p>
+        </w:tc>
+        <w:tc>
+          <w:tcPr>
+            <w:tcW w:w="2407" w:type="dxa"/>
+            <w:vAlign w:val="center"/>
+          </w:tcPr>
+          <w:p>
+            <w:pPr>
+              <w:rPr>
+                <w:rFonts w:ascii="Times New Roman" w:eastAsia="標楷體" w:hAnsi="Times New Roman" w:hint="eastAsia"/>
+                <w:b/>
+                <w:bCs/>
+                <w:sz w:val="28"/>
+                <w:szCs w:val="28"/>
+              </w:rPr>
+            </w:pPr>
+            <w:r>
+              <w:rPr>
+                <w:rFonts w:ascii="Times New Roman" w:eastAsia="標楷體" w:hAnsi="Times New Roman" w:cs="Arial"/>
+              </w:rPr>
+              <w:t>查閱數據與情緒報告</w:t>
+            </w:r>
+          </w:p>
+        </w:tc>
+        <w:tc>
+          <w:tcPr>
+            <w:tcW w:w="2407" w:type="dxa"/>
+            <w:vAlign w:val="center"/>
+          </w:tcPr>
+          <w:p>
+            <w:pPr>
+              <w:rPr>
+                <w:rFonts w:ascii="Times New Roman" w:eastAsia="標楷體" w:hAnsi="Times New Roman" w:hint="eastAsia"/>
+                <w:b/>
+                <w:bCs/>
+                <w:sz w:val="28"/>
+                <w:szCs w:val="28"/>
+              </w:rPr>
+            </w:pPr>
+            <w:r>
+              <w:rPr>
+                <w:rFonts w:ascii="Times New Roman" w:eastAsia="標楷體" w:hAnsi="Times New Roman" w:cs="Arial"/>
+              </w:rPr>
+              <w:t>使用者可檢視長輩的任務達成率與</w:t>
+            </w:r>
+            <w:r>
+              <w:rPr>
+                <w:rFonts w:ascii="Times New Roman" w:eastAsia="標楷體" w:hAnsi="Times New Roman" w:cs="Arial"/>
+              </w:rPr>
+              <w:t xml:space="preserve"> AI </w:t>
+            </w:r>
+            <w:r>
+              <w:rPr>
+                <w:rFonts w:ascii="Times New Roman" w:eastAsia="標楷體" w:hAnsi="Times New Roman" w:cs="Arial"/>
+              </w:rPr>
+              <w:t>情緒分析報告。</w:t>
+            </w:r>
+          </w:p>
+        </w:tc>
+      </w:tr>
+      <w:tr>
+        <w:tc>
+          <w:tcPr>
+            <w:tcW w:w="2407" w:type="dxa"/>
+            <w:vMerge/>
+            <w:vAlign w:val="center"/>
+          </w:tcPr>
+          <w:p>
+            <w:pPr>
+              <w:rPr>
+                <w:rFonts w:ascii="Times New Roman" w:eastAsia="標楷體" w:hAnsi="Times New Roman" w:hint="eastAsia"/>
+                <w:b/>
+                <w:bCs/>
+                <w:sz w:val="28"/>
+                <w:szCs w:val="28"/>
+              </w:rPr>
+            </w:pPr>
+          </w:p>
+        </w:tc>
+        <w:tc>
+          <w:tcPr>
+            <w:tcW w:w="2407" w:type="dxa"/>
+            <w:vAlign w:val="center"/>
+          </w:tcPr>
+          <w:p>
+            <w:pPr>
+              <w:rPr>
+                <w:rFonts w:ascii="Times New Roman" w:eastAsia="標楷體" w:hAnsi="Times New Roman" w:hint="eastAsia"/>
+                <w:b/>
+                <w:bCs/>
+                <w:sz w:val="28"/>
+                <w:szCs w:val="28"/>
+              </w:rPr>
+            </w:pPr>
+          </w:p>
+        </w:tc>
+        <w:tc>
+          <w:tcPr>
+            <w:tcW w:w="2407" w:type="dxa"/>
+            <w:vAlign w:val="center"/>
+          </w:tcPr>
+          <w:p>
+            <w:pPr>
+              <w:rPr>
+                <w:rFonts w:ascii="Times New Roman" w:eastAsia="標楷體" w:hAnsi="Times New Roman" w:hint="eastAsia"/>
+                <w:b/>
+                <w:bCs/>
+                <w:sz w:val="28"/>
+                <w:szCs w:val="28"/>
+              </w:rPr>
+            </w:pPr>
+            <w:r>
+              <w:rPr>
+                <w:rFonts w:ascii="Times New Roman" w:eastAsia="標楷體" w:hAnsi="Times New Roman" w:cs="Arial"/>
+              </w:rPr>
+              <w:t>遠端單向影像監控</w:t>
+            </w:r>
+          </w:p>
+        </w:tc>
+        <w:tc>
+          <w:tcPr>
+            <w:tcW w:w="2407" w:type="dxa"/>
+            <w:vAlign w:val="center"/>
+          </w:tcPr>
+          <w:p>
+            <w:pPr>
+              <w:rPr>
+                <w:rFonts w:ascii="Times New Roman" w:eastAsia="標楷體" w:hAnsi="Times New Roman" w:hint="eastAsia"/>
+                <w:b/>
+                <w:bCs/>
+                <w:sz w:val="28"/>
+                <w:szCs w:val="28"/>
+              </w:rPr>
+            </w:pPr>
+            <w:r>
+              <w:rPr>
+                <w:rFonts w:ascii="Times New Roman" w:eastAsia="標楷體" w:hAnsi="Times New Roman" w:cs="Arial"/>
+              </w:rPr>
+              <w:t>使用者可遠端開啟長輩舊手機鏡頭查看即時影像。</w:t>
+            </w:r>
+          </w:p>
+        </w:tc>
+      </w:tr>
+      <w:tr>
+        <w:tc>
+          <w:tcPr>
+            <w:tcW w:w="2407" w:type="dxa"/>
+            <w:vMerge/>
+            <w:vAlign w:val="center"/>
+          </w:tcPr>
+          <w:p>
+            <w:pPr>
+              <w:rPr>
+                <w:rFonts w:ascii="Times New Roman" w:eastAsia="標楷體" w:hAnsi="Times New Roman" w:hint="eastAsia"/>
+                <w:b/>
+                <w:bCs/>
+                <w:sz w:val="28"/>
+                <w:szCs w:val="28"/>
+              </w:rPr>
+            </w:pPr>
+          </w:p>
+        </w:tc>
+        <w:tc>
+          <w:tcPr>
+            <w:tcW w:w="2407" w:type="dxa"/>
+            <w:vAlign w:val="center"/>
+          </w:tcPr>
+          <w:p>
+            <w:pPr>
+              <w:rPr>
+                <w:rFonts w:ascii="Times New Roman" w:eastAsia="標楷體" w:hAnsi="Times New Roman" w:hint="eastAsia"/>
+                <w:b/>
+                <w:bCs/>
+                <w:sz w:val="28"/>
+                <w:szCs w:val="28"/>
+              </w:rPr>
+            </w:pPr>
+          </w:p>
+        </w:tc>
+        <w:tc>
+          <w:tcPr>
+            <w:tcW w:w="2407" w:type="dxa"/>
+            <w:vAlign w:val="center"/>
+          </w:tcPr>
+          <w:p>
+            <w:pPr>
+              <w:rPr>
+                <w:rFonts w:ascii="Times New Roman" w:eastAsia="標楷體" w:hAnsi="Times New Roman" w:hint="eastAsia"/>
+                <w:b/>
+                <w:bCs/>
+                <w:sz w:val="28"/>
+                <w:szCs w:val="28"/>
+              </w:rPr>
+            </w:pPr>
+            <w:r>
+              <w:rPr>
+                <w:rFonts w:ascii="Times New Roman" w:eastAsia="標楷體" w:hAnsi="Times New Roman" w:cs="Arial"/>
+              </w:rPr>
+              <w:t>獲取長者定位與導航</w:t>
+            </w:r>
+          </w:p>
+        </w:tc>
+        <w:tc>
+          <w:tcPr>
+            <w:tcW w:w="2407" w:type="dxa"/>
+            <w:vAlign w:val="center"/>
+          </w:tcPr>
+          <w:p>
+            <w:pPr>
+              <w:rPr>
+                <w:rFonts w:ascii="Times New Roman" w:eastAsia="標楷體" w:hAnsi="Times New Roman" w:hint="eastAsia"/>
+                <w:b/>
+                <w:bCs/>
+                <w:sz w:val="28"/>
+                <w:szCs w:val="28"/>
+              </w:rPr>
+            </w:pPr>
+            <w:r>
+              <w:rPr>
+                <w:rFonts w:ascii="Times New Roman" w:eastAsia="標楷體" w:hAnsi="Times New Roman" w:cs="Arial"/>
+              </w:rPr>
+              <w:t>系統依據長者手機</w:t>
+            </w:r>
+            <w:r>
+              <w:rPr>
+                <w:rFonts w:ascii="Times New Roman" w:eastAsia="標楷體" w:hAnsi="Times New Roman" w:cs="Arial"/>
+              </w:rPr>
+              <w:t xml:space="preserve"> </w:t>
+            </w:r>
+            <w:r>
+              <w:rPr>
+                <w:rFonts w:ascii="Times New Roman" w:eastAsia="標楷體" w:hAnsi="Times New Roman" w:cs="Arial"/>
+              </w:rPr>
+              <w:lastRenderedPageBreak/>
+              <w:t xml:space="preserve">GPS </w:t>
+            </w:r>
+            <w:r>
+              <w:rPr>
+                <w:rFonts w:ascii="Times New Roman" w:eastAsia="標楷體" w:hAnsi="Times New Roman" w:cs="Arial"/>
+              </w:rPr>
+              <w:t>定位提供家屬前往該處的最佳交通路徑。</w:t>
+            </w:r>
+          </w:p>
+        </w:tc>
+      </w:tr>
+      <w:tr>
+        <w:tc>
+          <w:tcPr>
+            <w:tcW w:w="2407" w:type="dxa"/>
+            <w:vMerge/>
+            <w:vAlign w:val="center"/>
+          </w:tcPr>
+          <w:p>
+            <w:pPr>
+              <w:rPr>
+                <w:rFonts w:ascii="Times New Roman" w:eastAsia="標楷體" w:hAnsi="Times New Roman" w:hint="eastAsia"/>
+                <w:b/>
+                <w:bCs/>
+                <w:sz w:val="28"/>
+                <w:szCs w:val="28"/>
+              </w:rPr>
+            </w:pPr>
+          </w:p>
+        </w:tc>
+        <w:tc>
+          <w:tcPr>
+            <w:tcW w:w="2407" w:type="dxa"/>
+            <w:vAlign w:val="center"/>
+          </w:tcPr>
+          <w:p>
+            <w:pPr>
+              <w:rPr>
+                <w:rFonts w:ascii="Times New Roman" w:eastAsia="標楷體" w:hAnsi="Times New Roman" w:hint="eastAsia"/>
+                <w:b/>
+                <w:bCs/>
+                <w:sz w:val="28"/>
+                <w:szCs w:val="28"/>
+              </w:rPr>
+            </w:pPr>
+            <w:r>
+              <w:rPr>
+                <w:rFonts w:ascii="Times New Roman" w:eastAsia="標楷體" w:hAnsi="Times New Roman" w:cs="Arial"/>
+                <w:b/>
+                <w:bCs/>
+              </w:rPr>
+              <w:t>家庭通訊互動</w:t>
+            </w:r>
+          </w:p>
+        </w:tc>
+        <w:tc>
+          <w:tcPr>
+            <w:tcW w:w="2407" w:type="dxa"/>
+            <w:vAlign w:val="center"/>
+          </w:tcPr>
+          <w:p>
+            <w:pPr>
+              <w:rPr>
+                <w:rFonts w:ascii="Times New Roman" w:eastAsia="標楷體" w:hAnsi="Times New Roman" w:hint="eastAsia"/>
+                <w:b/>
+                <w:bCs/>
+                <w:sz w:val="28"/>
+                <w:szCs w:val="28"/>
+              </w:rPr>
+            </w:pPr>
+            <w:r>
+              <w:rPr>
+                <w:rFonts w:ascii="Times New Roman" w:eastAsia="標楷體" w:hAnsi="Times New Roman" w:cs="Arial"/>
+              </w:rPr>
+              <w:t>發布與查看貼文</w:t>
+            </w:r>
+          </w:p>
+        </w:tc>
+        <w:tc>
+          <w:tcPr>
+            <w:tcW w:w="2407" w:type="dxa"/>
+            <w:vAlign w:val="center"/>
+          </w:tcPr>
+          <w:p>
+            <w:pPr>
+              <w:rPr>
+                <w:rFonts w:ascii="Times New Roman" w:eastAsia="標楷體" w:hAnsi="Times New Roman" w:hint="eastAsia"/>
+                <w:b/>
+                <w:bCs/>
+                <w:sz w:val="28"/>
+                <w:szCs w:val="28"/>
+              </w:rPr>
+            </w:pPr>
+            <w:r>
+              <w:rPr>
+                <w:rFonts w:ascii="Times New Roman" w:eastAsia="標楷體" w:hAnsi="Times New Roman" w:cs="Arial"/>
+              </w:rPr>
+              <w:t>使用者可於社群板發布動態或與長輩的貼文進行互動。</w:t>
+            </w:r>
+          </w:p>
+        </w:tc>
+      </w:tr>
+      <w:tr>
+        <w:tc>
+          <w:tcPr>
+            <w:tcW w:w="2407" w:type="dxa"/>
+            <w:vMerge/>
+            <w:vAlign w:val="center"/>
+          </w:tcPr>
+          <w:p>
+            <w:pPr>
+              <w:rPr>
+                <w:rFonts w:ascii="Times New Roman" w:eastAsia="標楷體" w:hAnsi="Times New Roman" w:hint="eastAsia"/>
+                <w:b/>
+                <w:bCs/>
+                <w:sz w:val="28"/>
+                <w:szCs w:val="28"/>
+              </w:rPr>
+            </w:pPr>
+          </w:p>
+        </w:tc>
+        <w:tc>
+          <w:tcPr>
+            <w:tcW w:w="2407" w:type="dxa"/>
+            <w:vAlign w:val="center"/>
+          </w:tcPr>
+          <w:p>
+            <w:pPr>
+              <w:rPr>
+                <w:rFonts w:ascii="Times New Roman" w:eastAsia="標楷體" w:hAnsi="Times New Roman" w:hint="eastAsia"/>
+                <w:b/>
+                <w:bCs/>
+                <w:sz w:val="28"/>
+                <w:szCs w:val="28"/>
+              </w:rPr>
+            </w:pPr>
+          </w:p>
+        </w:tc>
+        <w:tc>
+          <w:tcPr>
+            <w:tcW w:w="2407" w:type="dxa"/>
+            <w:vAlign w:val="center"/>
+          </w:tcPr>
+          <w:p>
+            <w:pPr>
+              <w:rPr>
+                <w:rFonts w:ascii="Times New Roman" w:eastAsia="標楷體" w:hAnsi="Times New Roman" w:hint="eastAsia"/>
+                <w:b/>
+                <w:bCs/>
+                <w:sz w:val="28"/>
+                <w:szCs w:val="28"/>
+              </w:rPr>
+            </w:pPr>
+            <w:r>
+              <w:rPr>
+                <w:rFonts w:ascii="Times New Roman" w:eastAsia="標楷體" w:hAnsi="Times New Roman" w:cs="Arial"/>
+              </w:rPr>
+              <w:t>雙向與緊急通訊</w:t>
+            </w:r>
+          </w:p>
+        </w:tc>
+        <w:tc>
+          <w:tcPr>
+            <w:tcW w:w="2407" w:type="dxa"/>
+            <w:vAlign w:val="center"/>
+          </w:tcPr>
+          <w:p>
+            <w:pPr>
+              <w:rPr>
+                <w:rFonts w:ascii="Times New Roman" w:eastAsia="標楷體" w:hAnsi="Times New Roman" w:hint="eastAsia"/>
+                <w:b/>
+                <w:bCs/>
+                <w:sz w:val="28"/>
+                <w:szCs w:val="28"/>
+              </w:rPr>
+            </w:pPr>
+            <w:r>
+              <w:rPr>
+                <w:rFonts w:ascii="Times New Roman" w:eastAsia="標楷體" w:hAnsi="Times New Roman" w:cs="Arial"/>
+              </w:rPr>
+              <w:t>使用者可與長輩收發訊息、發起一般視訊或緊急通話。</w:t>
+            </w:r>
+          </w:p>
+        </w:tc>
+      </w:tr>
+      <w:tr>
+        <w:tc>
+          <w:tcPr>
+            <w:tcW w:w="2407" w:type="dxa"/>
+            <w:vMerge w:val="restart"/>
+            <w:vAlign w:val="center"/>
+          </w:tcPr>
+          <w:p>
+            <w:pPr>
+              <w:rPr>
+                <w:rFonts w:ascii="Times New Roman" w:eastAsia="標楷體" w:hAnsi="Times New Roman" w:hint="eastAsia"/>
+                <w:b/>
+                <w:bCs/>
+                <w:sz w:val="28"/>
+                <w:szCs w:val="28"/>
+              </w:rPr>
+            </w:pPr>
+            <w:r>
+              <w:rPr>
+                <w:rFonts w:ascii="Times New Roman" w:eastAsia="標楷體" w:hAnsi="Times New Roman" w:cs="Arial"/>
+                <w:b/>
+                <w:bCs/>
+              </w:rPr>
+              <w:t>管理者</w:t>
+            </w:r>
+          </w:p>
+        </w:tc>
+        <w:tc>
+          <w:tcPr>
+            <w:tcW w:w="2407" w:type="dxa"/>
+            <w:vAlign w:val="center"/>
+          </w:tcPr>
+          <w:p>
+            <w:pPr>
+              <w:rPr>
+                <w:rFonts w:ascii="Times New Roman" w:eastAsia="標楷體" w:hAnsi="Times New Roman" w:hint="eastAsia"/>
+                <w:b/>
+                <w:bCs/>
+                <w:sz w:val="28"/>
+                <w:szCs w:val="28"/>
+              </w:rPr>
+            </w:pPr>
+            <w:r>
+              <w:rPr>
+                <w:rFonts w:ascii="Times New Roman" w:eastAsia="標楷體" w:hAnsi="Times New Roman" w:cs="Arial"/>
+                <w:b/>
+                <w:bCs/>
+              </w:rPr>
+              <w:t>系統與伺服器維運</w:t>
+            </w:r>
+          </w:p>
+        </w:tc>
+        <w:tc>
+          <w:tcPr>
+            <w:tcW w:w="2407" w:type="dxa"/>
+            <w:vAlign w:val="center"/>
+          </w:tcPr>
+          <w:p>
+            <w:pPr>
+              <w:rPr>
+                <w:rFonts w:ascii="Times New Roman" w:eastAsia="標楷體" w:hAnsi="Times New Roman" w:hint="eastAsia"/>
+                <w:b/>
+                <w:bCs/>
+                <w:sz w:val="28"/>
+                <w:szCs w:val="28"/>
+              </w:rPr>
+            </w:pPr>
+            <w:r>
+              <w:rPr>
+                <w:rFonts w:ascii="Times New Roman" w:eastAsia="標楷體" w:hAnsi="Times New Roman" w:cs="Arial"/>
+              </w:rPr>
+              <w:t>狀態與日誌監控</w:t>
+            </w:r>
+          </w:p>
+        </w:tc>
+        <w:tc>
+          <w:tcPr>
+            <w:tcW w:w="2407" w:type="dxa"/>
+            <w:vAlign w:val="center"/>
+          </w:tcPr>
+          <w:p>
+            <w:pPr>
+              <w:rPr>
+                <w:rFonts w:ascii="Times New Roman" w:eastAsia="標楷體" w:hAnsi="Times New Roman" w:hint="eastAsia"/>
+                <w:b/>
+                <w:bCs/>
+                <w:sz w:val="28"/>
+                <w:szCs w:val="28"/>
+              </w:rPr>
+            </w:pPr>
+            <w:r>
+              <w:rPr>
+                <w:rFonts w:ascii="Times New Roman" w:eastAsia="標楷體" w:hAnsi="Times New Roman" w:cs="Arial"/>
+              </w:rPr>
+              <w:t>管理者可監控伺服器資源使用率與查看系統錯誤日誌。</w:t>
+            </w:r>
+          </w:p>
+        </w:tc>
+      </w:tr>
+      <w:tr>
+        <w:tc>
+          <w:tcPr>
+            <w:tcW w:w="2407" w:type="dxa"/>
+            <w:vMerge/>
+            <w:vAlign w:val="center"/>
+          </w:tcPr>
+          <w:p>
+            <w:pPr>
+              <w:rPr>
+                <w:rFonts w:ascii="Times New Roman" w:eastAsia="標楷體" w:hAnsi="Times New Roman" w:hint="eastAsia"/>
+                <w:b/>
+                <w:bCs/>
+                <w:sz w:val="28"/>
+                <w:szCs w:val="28"/>
+              </w:rPr>
+            </w:pPr>
+          </w:p>
+        </w:tc>
+        <w:tc>
+          <w:tcPr>
+            <w:tcW w:w="2407" w:type="dxa"/>
+            <w:vAlign w:val="center"/>
+          </w:tcPr>
+          <w:p>
+            <w:pPr>
+              <w:rPr>
+                <w:rFonts w:ascii="Times New Roman" w:eastAsia="標楷體" w:hAnsi="Times New Roman" w:hint="eastAsia"/>
+                <w:b/>
+                <w:bCs/>
+                <w:sz w:val="28"/>
+                <w:szCs w:val="28"/>
+              </w:rPr>
+            </w:pPr>
+            <w:r>
+              <w:rPr>
+                <w:rFonts w:ascii="Times New Roman" w:eastAsia="標楷體" w:hAnsi="Times New Roman" w:cs="Arial"/>
+                <w:b/>
+                <w:bCs/>
+              </w:rPr>
+              <w:t xml:space="preserve">AI </w:t>
+            </w:r>
+            <w:r>
+              <w:rPr>
+                <w:rFonts w:ascii="Times New Roman" w:eastAsia="標楷體" w:hAnsi="Times New Roman" w:cs="Arial"/>
+                <w:b/>
+                <w:bCs/>
+              </w:rPr>
+              <w:t>模型與</w:t>
+            </w:r>
+            <w:r>
+              <w:rPr>
+                <w:rFonts w:ascii="Times New Roman" w:eastAsia="標楷體" w:hAnsi="Times New Roman" w:cs="Arial"/>
+                <w:b/>
+                <w:bCs/>
+              </w:rPr>
+              <w:t xml:space="preserve"> API </w:t>
+            </w:r>
+            <w:r>
+              <w:rPr>
+                <w:rFonts w:ascii="Times New Roman" w:eastAsia="標楷體" w:hAnsi="Times New Roman" w:cs="Arial"/>
+                <w:b/>
+                <w:bCs/>
+              </w:rPr>
+              <w:t>管理</w:t>
+            </w:r>
+          </w:p>
+        </w:tc>
+        <w:tc>
+          <w:tcPr>
+            <w:tcW w:w="2407" w:type="dxa"/>
+            <w:vAlign w:val="center"/>
+          </w:tcPr>
+          <w:p>
+            <w:pPr>
+              <w:rPr>
+                <w:rFonts w:ascii="Times New Roman" w:eastAsia="標楷體" w:hAnsi="Times New Roman" w:hint="eastAsia"/>
+                <w:b/>
+                <w:bCs/>
+                <w:sz w:val="28"/>
+                <w:szCs w:val="28"/>
+              </w:rPr>
+            </w:pPr>
+            <w:r>
+              <w:rPr>
+                <w:rFonts w:ascii="Times New Roman" w:eastAsia="標楷體" w:hAnsi="Times New Roman" w:cs="Arial"/>
+              </w:rPr>
+              <w:t>模型調優與監控</w:t>
+            </w:r>
+          </w:p>
+        </w:tc>
+        <w:tc>
+          <w:tcPr>
+            <w:tcW w:w="2407" w:type="dxa"/>
+            <w:vAlign w:val="center"/>
+          </w:tcPr>
+          <w:p>
+            <w:pPr>
+              <w:rPr>
+                <w:rFonts w:ascii="Times New Roman" w:eastAsia="標楷體" w:hAnsi="Times New Roman" w:hint="eastAsia"/>
+                <w:b/>
+                <w:bCs/>
+                <w:sz w:val="28"/>
+                <w:szCs w:val="28"/>
+              </w:rPr>
+            </w:pPr>
+            <w:r>
+              <w:rPr>
+                <w:rFonts w:ascii="Times New Roman" w:eastAsia="標楷體" w:hAnsi="Times New Roman" w:cs="Arial"/>
+              </w:rPr>
+              <w:t>管理者可調整</w:t>
+            </w:r>
+            <w:r>
+              <w:rPr>
+                <w:rFonts w:ascii="Times New Roman" w:eastAsia="標楷體" w:hAnsi="Times New Roman" w:cs="Arial"/>
+              </w:rPr>
+              <w:t xml:space="preserve"> AI </w:t>
+            </w:r>
+            <w:r>
+              <w:rPr>
+                <w:rFonts w:ascii="Times New Roman" w:eastAsia="標楷體" w:hAnsi="Times New Roman" w:cs="Arial"/>
+              </w:rPr>
+              <w:t>系統提示詞並監控外部</w:t>
+            </w:r>
+            <w:r>
+              <w:rPr>
+                <w:rFonts w:ascii="Times New Roman" w:eastAsia="標楷體" w:hAnsi="Times New Roman" w:cs="Arial"/>
+              </w:rPr>
+              <w:t xml:space="preserve"> API </w:t>
+            </w:r>
+            <w:r>
+              <w:rPr>
+                <w:rFonts w:ascii="Times New Roman" w:eastAsia="標楷體" w:hAnsi="Times New Roman" w:cs="Arial"/>
+              </w:rPr>
+              <w:t>消耗量。</w:t>
+            </w:r>
+          </w:p>
+        </w:tc>
+      </w:tr>
+      <w:tr>
+        <w:tc>
+          <w:tcPr>
+            <w:tcW w:w="2407" w:type="dxa"/>
+            <w:vMerge/>
+            <w:vAlign w:val="center"/>
+          </w:tcPr>
+          <w:p>
+            <w:pPr>
+              <w:rPr>
+                <w:rFonts w:ascii="Times New Roman" w:eastAsia="標楷體" w:hAnsi="Times New Roman" w:hint="eastAsia"/>
+                <w:b/>
+                <w:bCs/>
+                <w:sz w:val="28"/>
+                <w:szCs w:val="28"/>
+              </w:rPr>
+            </w:pPr>
+          </w:p>
+        </w:tc>
+        <w:tc>
+          <w:tcPr>
+            <w:tcW w:w="2407" w:type="dxa"/>
+            <w:vAlign w:val="center"/>
+          </w:tcPr>
+          <w:p>
+            <w:pPr>
+              <w:rPr>
+                <w:rFonts w:ascii="Times New Roman" w:eastAsia="標楷體" w:hAnsi="Times New Roman" w:hint="eastAsia"/>
+                <w:b/>
+                <w:bCs/>
+                <w:sz w:val="28"/>
+                <w:szCs w:val="28"/>
+              </w:rPr>
+            </w:pPr>
+            <w:r>
+              <w:rPr>
+                <w:rFonts w:ascii="Times New Roman" w:eastAsia="標楷體" w:hAnsi="Times New Roman" w:cs="Arial"/>
+                <w:b/>
+                <w:bCs/>
+              </w:rPr>
+              <w:t>用戶與資源分配</w:t>
+            </w:r>
+          </w:p>
+        </w:tc>
+        <w:tc>
+          <w:tcPr>
+            <w:tcW w:w="2407" w:type="dxa"/>
+            <w:vAlign w:val="center"/>
+          </w:tcPr>
+          <w:p>
+            <w:pPr>
+              <w:rPr>
+                <w:rFonts w:ascii="Times New Roman" w:eastAsia="標楷體" w:hAnsi="Times New Roman" w:hint="eastAsia"/>
+                <w:b/>
+                <w:bCs/>
+                <w:sz w:val="28"/>
+                <w:szCs w:val="28"/>
+              </w:rPr>
+            </w:pPr>
+            <w:r>
+              <w:rPr>
+                <w:rFonts w:ascii="Times New Roman" w:eastAsia="標楷體" w:hAnsi="Times New Roman" w:cs="Arial"/>
+              </w:rPr>
+              <w:t>分配虛擬養成資源</w:t>
+            </w:r>
+          </w:p>
+        </w:tc>
+        <w:tc>
+          <w:tcPr>
+            <w:tcW w:w="2407" w:type="dxa"/>
+            <w:vAlign w:val="center"/>
+          </w:tcPr>
+          <w:p>
+            <w:pPr>
+              <w:rPr>
+                <w:rFonts w:ascii="Times New Roman" w:eastAsia="標楷體" w:hAnsi="Times New Roman" w:hint="eastAsia"/>
+                <w:b/>
+                <w:bCs/>
+                <w:sz w:val="28"/>
+                <w:szCs w:val="28"/>
+              </w:rPr>
+            </w:pPr>
+            <w:r>
+              <w:rPr>
+                <w:rFonts w:ascii="Times New Roman" w:eastAsia="標楷體" w:hAnsi="Times New Roman" w:cs="Arial"/>
+              </w:rPr>
+              <w:t>管理者可發放指定小豬造型或虛擬成就予特定使用者。</w:t>
+            </w:r>
+          </w:p>
+        </w:tc>
+      </w:tr>
+      <w:tr>
+        <w:tc>
+          <w:tcPr>
+            <w:tcW w:w="2407" w:type="dxa"/>
+            <w:vMerge/>
+            <w:vAlign w:val="center"/>
+          </w:tcPr>
+          <w:p>
+            <w:pPr>
+              <w:rPr>
+                <w:rFonts w:ascii="Times New Roman" w:eastAsia="標楷體" w:hAnsi="Times New Roman" w:hint="eastAsia"/>
+                <w:b/>
+                <w:bCs/>
+                <w:sz w:val="28"/>
+                <w:szCs w:val="28"/>
+              </w:rPr>
+            </w:pPr>
+          </w:p>
+        </w:tc>
+        <w:tc>
+          <w:tcPr>
+            <w:tcW w:w="2407" w:type="dxa"/>
+            <w:vAlign w:val="center"/>
+          </w:tcPr>
+          <w:p>
+            <w:pPr>
+              <w:rPr>
+                <w:rFonts w:ascii="Times New Roman" w:eastAsia="標楷體" w:hAnsi="Times New Roman" w:hint="eastAsia"/>
+                <w:b/>
+                <w:bCs/>
+                <w:sz w:val="28"/>
+                <w:szCs w:val="28"/>
+              </w:rPr>
+            </w:pPr>
+          </w:p>
+        </w:tc>
+        <w:tc>
+          <w:tcPr>
+            <w:tcW w:w="2407" w:type="dxa"/>
+            <w:vAlign w:val="center"/>
+          </w:tcPr>
+          <w:p>
+            <w:pPr>
+              <w:rPr>
+                <w:rFonts w:ascii="Times New Roman" w:eastAsia="標楷體" w:hAnsi="Times New Roman" w:hint="eastAsia"/>
+                <w:b/>
+                <w:bCs/>
+                <w:sz w:val="28"/>
+                <w:szCs w:val="28"/>
+              </w:rPr>
+            </w:pPr>
+            <w:r>
+              <w:rPr>
+                <w:rFonts w:ascii="Times New Roman" w:eastAsia="標楷體" w:hAnsi="Times New Roman" w:cs="Arial"/>
+              </w:rPr>
+              <w:t>調整家屬訂閱層級</w:t>
+            </w:r>
+          </w:p>
+        </w:tc>
+        <w:tc>
+          <w:tcPr>
+            <w:tcW w:w="2407" w:type="dxa"/>
+            <w:vAlign w:val="center"/>
+          </w:tcPr>
+          <w:p>
+            <w:pPr>
+              <w:rPr>
+                <w:rFonts w:ascii="Times New Roman" w:eastAsia="標楷體" w:hAnsi="Times New Roman" w:hint="eastAsia"/>
+                <w:b/>
+                <w:bCs/>
+                <w:sz w:val="28"/>
+                <w:szCs w:val="28"/>
+              </w:rPr>
+            </w:pPr>
+            <w:r>
+              <w:rPr>
+                <w:rFonts w:ascii="Times New Roman" w:eastAsia="標楷體" w:hAnsi="Times New Roman" w:cs="Arial"/>
+              </w:rPr>
+              <w:t>管理者可手動修改特定家屬帳號的付費訂閱方案狀態。</w:t>
+            </w:r>
+          </w:p>
+        </w:tc>
+      </w:tr>
+      <w:tr>
+        <w:tc>
+          <w:tcPr>
+            <w:tcW w:w="2407" w:type="dxa"/>
+            <w:vMerge/>
+            <w:vAlign w:val="center"/>
+          </w:tcPr>
+          <w:p>
+            <w:pPr>
+              <w:rPr>
+                <w:rFonts w:ascii="Times New Roman" w:eastAsia="標楷體" w:hAnsi="Times New Roman" w:hint="eastAsia"/>
+                <w:b/>
+                <w:bCs/>
+                <w:sz w:val="28"/>
+                <w:szCs w:val="28"/>
+              </w:rPr>
+            </w:pPr>
+          </w:p>
+        </w:tc>
+        <w:tc>
+          <w:tcPr>
+            <w:tcW w:w="2407" w:type="dxa"/>
+            <w:vAlign w:val="center"/>
+          </w:tcPr>
+          <w:p>
+            <w:pPr>
+              <w:rPr>
+                <w:rFonts w:ascii="Times New Roman" w:eastAsia="標楷體" w:hAnsi="Times New Roman" w:hint="eastAsia"/>
+                <w:b/>
+                <w:bCs/>
+                <w:sz w:val="28"/>
+                <w:szCs w:val="28"/>
+              </w:rPr>
+            </w:pPr>
+          </w:p>
+        </w:tc>
+        <w:tc>
+          <w:tcPr>
+            <w:tcW w:w="2407" w:type="dxa"/>
+            <w:vAlign w:val="center"/>
+          </w:tcPr>
+          <w:p>
+            <w:pPr>
+              <w:rPr>
+                <w:rFonts w:ascii="Times New Roman" w:eastAsia="標楷體" w:hAnsi="Times New Roman" w:hint="eastAsia"/>
+                <w:b/>
+                <w:bCs/>
+                <w:sz w:val="28"/>
+                <w:szCs w:val="28"/>
+              </w:rPr>
+            </w:pPr>
+            <w:r>
+              <w:rPr>
+                <w:rFonts w:ascii="Times New Roman" w:eastAsia="標楷體" w:hAnsi="Times New Roman" w:cs="Arial"/>
+              </w:rPr>
+              <w:t>發放虛擬貨幣點數</w:t>
+            </w:r>
+          </w:p>
+        </w:tc>
+        <w:tc>
+          <w:tcPr>
+            <w:tcW w:w="2407" w:type="dxa"/>
+            <w:vAlign w:val="center"/>
+          </w:tcPr>
+          <w:p>
+            <w:pPr>
+              <w:rPr>
+                <w:rFonts w:ascii="Times New Roman" w:eastAsia="標楷體" w:hAnsi="Times New Roman" w:hint="eastAsia"/>
+                <w:b/>
+                <w:bCs/>
+                <w:sz w:val="28"/>
+                <w:szCs w:val="28"/>
+              </w:rPr>
+            </w:pPr>
+            <w:r>
+              <w:rPr>
+                <w:rFonts w:ascii="Times New Roman" w:eastAsia="標楷體" w:hAnsi="Times New Roman" w:cs="Arial"/>
+              </w:rPr>
+              <w:t>管理者可發放平台虛擬點數供使用者於系統內消費使用。</w:t>
+            </w:r>
+          </w:p>
+        </w:tc>
+      </w:tr>
+      <w:tr>
+        <w:tc>
+          <w:tcPr>
+            <w:tcW w:w="2407" w:type="dxa"/>
+            <w:vMerge/>
+            <w:vAlign w:val="center"/>
+          </w:tcPr>
+          <w:p>
+            <w:pPr>
+              <w:rPr>
+                <w:rFonts w:ascii="Times New Roman" w:eastAsia="標楷體" w:hAnsi="Times New Roman" w:hint="eastAsia"/>
+                <w:b/>
+                <w:bCs/>
+                <w:sz w:val="28"/>
+                <w:szCs w:val="28"/>
+              </w:rPr>
+            </w:pPr>
+          </w:p>
+        </w:tc>
+        <w:tc>
+          <w:tcPr>
+            <w:tcW w:w="2407" w:type="dxa"/>
+            <w:vAlign w:val="center"/>
+          </w:tcPr>
+          <w:p>
+            <w:pPr>
+              <w:rPr>
+                <w:rFonts w:ascii="Times New Roman" w:eastAsia="標楷體" w:hAnsi="Times New Roman" w:hint="eastAsia"/>
+                <w:b/>
+                <w:bCs/>
+                <w:sz w:val="28"/>
+                <w:szCs w:val="28"/>
+              </w:rPr>
+            </w:pPr>
+          </w:p>
+        </w:tc>
+        <w:tc>
+          <w:tcPr>
+            <w:tcW w:w="2407" w:type="dxa"/>
+            <w:vAlign w:val="center"/>
+          </w:tcPr>
+          <w:p>
+            <w:pPr>
+              <w:rPr>
+                <w:rFonts w:ascii="Times New Roman" w:eastAsia="標楷體" w:hAnsi="Times New Roman" w:hint="eastAsia"/>
+                <w:b/>
+                <w:bCs/>
+                <w:sz w:val="28"/>
+                <w:szCs w:val="28"/>
+              </w:rPr>
+            </w:pPr>
+            <w:r>
+              <w:rPr>
+                <w:rFonts w:ascii="Times New Roman" w:eastAsia="標楷體" w:hAnsi="Times New Roman" w:cs="Arial"/>
+              </w:rPr>
+              <w:t>解鎖進階語音包</w:t>
+            </w:r>
+          </w:p>
+        </w:tc>
+        <w:tc>
+          <w:tcPr>
+            <w:tcW w:w="2407" w:type="dxa"/>
+            <w:vAlign w:val="center"/>
+          </w:tcPr>
+          <w:p>
+            <w:pPr>
+              <w:rPr>
+                <w:rFonts w:ascii="Times New Roman" w:eastAsia="標楷體" w:hAnsi="Times New Roman" w:hint="eastAsia"/>
+                <w:b/>
+                <w:bCs/>
+                <w:sz w:val="28"/>
+                <w:szCs w:val="28"/>
+              </w:rPr>
+            </w:pPr>
+            <w:r>
+              <w:rPr>
+                <w:rFonts w:ascii="Times New Roman" w:eastAsia="標楷體" w:hAnsi="Times New Roman" w:cs="Arial"/>
+              </w:rPr>
+              <w:t>管理者可為特定使用者解鎖特殊的</w:t>
+            </w:r>
+            <w:r>
+              <w:rPr>
+                <w:rFonts w:ascii="Times New Roman" w:eastAsia="標楷體" w:hAnsi="Times New Roman" w:cs="Arial"/>
+              </w:rPr>
+              <w:t xml:space="preserve"> AI </w:t>
+            </w:r>
+            <w:r>
+              <w:rPr>
+                <w:rFonts w:ascii="Times New Roman" w:eastAsia="標楷體" w:hAnsi="Times New Roman" w:cs="Arial"/>
+              </w:rPr>
+              <w:t>語音包或聲紋權限。</w:t>
+            </w:r>
+          </w:p>
+        </w:tc>
+      </w:tr>
+      <w:tr>
+        <w:tc>
+          <w:tcPr>
+            <w:tcW w:w="2407" w:type="dxa"/>
+            <w:vMerge/>
+            <w:vAlign w:val="center"/>
+          </w:tcPr>
+          <w:p>
+            <w:pPr>
+              <w:rPr>
+                <w:rFonts w:ascii="Times New Roman" w:eastAsia="標楷體" w:hAnsi="Times New Roman" w:hint="eastAsia"/>
+                <w:b/>
+                <w:bCs/>
+                <w:sz w:val="28"/>
+                <w:szCs w:val="28"/>
+              </w:rPr>
+            </w:pPr>
+          </w:p>
+        </w:tc>
+        <w:tc>
+          <w:tcPr>
+            <w:tcW w:w="2407" w:type="dxa"/>
+            <w:vAlign w:val="center"/>
+          </w:tcPr>
+          <w:p>
+            <w:pPr>
+              <w:rPr>
+                <w:rFonts w:ascii="Times New Roman" w:eastAsia="標楷體" w:hAnsi="Times New Roman" w:hint="eastAsia"/>
+                <w:b/>
+                <w:bCs/>
+                <w:sz w:val="28"/>
+                <w:szCs w:val="28"/>
+              </w:rPr>
+            </w:pPr>
+          </w:p>
+        </w:tc>
+        <w:tc>
+          <w:tcPr>
+            <w:tcW w:w="2407" w:type="dxa"/>
+            <w:vAlign w:val="center"/>
+          </w:tcPr>
+          <w:p>
+            <w:pPr>
+              <w:rPr>
+                <w:rFonts w:ascii="Times New Roman" w:eastAsia="標楷體" w:hAnsi="Times New Roman" w:hint="eastAsia"/>
+                <w:b/>
+                <w:bCs/>
+                <w:sz w:val="28"/>
+                <w:szCs w:val="28"/>
+              </w:rPr>
+            </w:pPr>
+            <w:r>
+              <w:rPr>
+                <w:rFonts w:ascii="Times New Roman" w:eastAsia="標楷體" w:hAnsi="Times New Roman" w:cs="Arial"/>
+              </w:rPr>
+              <w:t>擴充雲端儲存空間</w:t>
+            </w:r>
+          </w:p>
+        </w:tc>
+        <w:tc>
+          <w:tcPr>
+            <w:tcW w:w="2407" w:type="dxa"/>
+            <w:vAlign w:val="center"/>
+          </w:tcPr>
+          <w:p>
+            <w:pPr>
+              <w:rPr>
+                <w:rFonts w:ascii="Times New Roman" w:eastAsia="標楷體" w:hAnsi="Times New Roman" w:hint="eastAsia"/>
+                <w:b/>
+                <w:bCs/>
+                <w:sz w:val="28"/>
+                <w:szCs w:val="28"/>
+              </w:rPr>
+            </w:pPr>
+            <w:r>
+              <w:rPr>
+                <w:rFonts w:ascii="Times New Roman" w:eastAsia="標楷體" w:hAnsi="Times New Roman" w:cs="Arial"/>
+              </w:rPr>
+              <w:t>管理者可調整特定家庭的影音與回憶錄雲端儲存容量上限。</w:t>
+            </w:r>
+          </w:p>
+        </w:tc>
+      </w:tr>
+      <w:tr>
+        <w:tc>
+          <w:tcPr>
+            <w:tcW w:w="2407" w:type="dxa"/>
+            <w:vMerge/>
+            <w:vAlign w:val="center"/>
+          </w:tcPr>
+          <w:p>
+            <w:pPr>
+              <w:rPr>
+                <w:rFonts w:ascii="Times New Roman" w:eastAsia="標楷體" w:hAnsi="Times New Roman" w:hint="eastAsia"/>
+                <w:b/>
+                <w:bCs/>
+                <w:sz w:val="28"/>
+                <w:szCs w:val="28"/>
+              </w:rPr>
+            </w:pPr>
+          </w:p>
+        </w:tc>
+        <w:tc>
+          <w:tcPr>
+            <w:tcW w:w="2407" w:type="dxa"/>
+            <w:vAlign w:val="center"/>
+          </w:tcPr>
+          <w:p>
+            <w:pPr>
+              <w:rPr>
+                <w:rFonts w:ascii="Times New Roman" w:eastAsia="標楷體" w:hAnsi="Times New Roman" w:hint="eastAsia"/>
+                <w:b/>
+                <w:bCs/>
+                <w:sz w:val="28"/>
+                <w:szCs w:val="28"/>
+              </w:rPr>
+            </w:pPr>
+            <w:r>
+              <w:rPr>
+                <w:rFonts w:ascii="Times New Roman" w:eastAsia="標楷體" w:hAnsi="Times New Roman" w:cs="Arial"/>
+                <w:b/>
+                <w:bCs/>
+              </w:rPr>
+              <w:t>帳號與權限管理</w:t>
+            </w:r>
+          </w:p>
+        </w:tc>
+        <w:tc>
+          <w:tcPr>
+            <w:tcW w:w="2407" w:type="dxa"/>
+            <w:vAlign w:val="center"/>
+          </w:tcPr>
+          <w:p>
+            <w:pPr>
+              <w:rPr>
+                <w:rFonts w:ascii="Times New Roman" w:eastAsia="標楷體" w:hAnsi="Times New Roman" w:hint="eastAsia"/>
+                <w:b/>
+                <w:bCs/>
+                <w:sz w:val="28"/>
+                <w:szCs w:val="28"/>
+              </w:rPr>
+            </w:pPr>
+            <w:r>
+              <w:rPr>
+                <w:rFonts w:ascii="Times New Roman" w:eastAsia="標楷體" w:hAnsi="Times New Roman" w:cs="Arial"/>
+              </w:rPr>
+              <w:t>帳號狀態管理</w:t>
+            </w:r>
+          </w:p>
+        </w:tc>
+        <w:tc>
+          <w:tcPr>
+            <w:tcW w:w="2407" w:type="dxa"/>
+            <w:vAlign w:val="center"/>
+          </w:tcPr>
+          <w:p>
+            <w:pPr>
+              <w:rPr>
+                <w:rFonts w:ascii="Times New Roman" w:eastAsia="標楷體" w:hAnsi="Times New Roman" w:hint="eastAsia"/>
+                <w:b/>
+                <w:bCs/>
+                <w:sz w:val="28"/>
+                <w:szCs w:val="28"/>
+              </w:rPr>
+            </w:pPr>
+            <w:r>
+              <w:rPr>
+                <w:rFonts w:ascii="Times New Roman" w:eastAsia="標楷體" w:hAnsi="Times New Roman" w:cs="Arial"/>
+              </w:rPr>
+              <w:t>管理者可對異常帳號進行停權或處理金流異常之紀錄。</w:t>
+            </w:r>
+          </w:p>
+        </w:tc>
+      </w:tr>
+    </w:tbl>
+    <w:p>
+      <w:pPr>
+        <w:rPr>
+          <w:rFonts w:ascii="Times New Roman" w:eastAsia="標楷體" w:hAnsi="Times New Roman"/>
+          <w:b/>
+          <w:bCs/>
+          <w:sz w:val="28"/>
+          <w:szCs w:val="28"/>
+        </w:rPr>
+      </w:pPr>
+    </w:p>
+    <w:p>
+      <w:pPr>
+        <w:rPr>
+          <w:rFonts w:ascii="Times New Roman" w:eastAsia="標楷體" w:hAnsi="Times New Roman"/>
+          <w:b/>
+          <w:bCs/>
+          <w:sz w:val="28"/>
+          <w:szCs w:val="28"/>
+        </w:rPr>
+      </w:pPr>
+      <w:r>
+        <w:rPr>
+          <w:rFonts w:ascii="Times New Roman" w:eastAsia="標楷體" w:hAnsi="Times New Roman" w:hint="eastAsia"/>
+          <w:b/>
+          <w:bCs/>
+          <w:sz w:val="28"/>
+          <w:szCs w:val="28"/>
+        </w:rPr>
+        <w:t>非功能性需求</w:t>
+      </w:r>
+    </w:p>
+    <w:p>
+      <w:pPr>
+        <w:numPr>
+          <w:ilvl w:val="0"/>
+          <w:numId w:val="27"/>
+        </w:numPr>
+        <w:rPr>
+          <w:rFonts w:ascii="Times New Roman" w:eastAsia="標楷體" w:hAnsi="Times New Roman"/>
+          <w:b/>
+          <w:bCs/>
+          <w:sz w:val="28"/>
+          <w:szCs w:val="28"/>
+        </w:rPr>
+      </w:pPr>
+      <w:r>
+        <w:rPr>
+          <w:rFonts w:ascii="Times New Roman" w:eastAsia="標楷體" w:hAnsi="Times New Roman"/>
+          <w:b/>
+          <w:bCs/>
+          <w:sz w:val="28"/>
+          <w:szCs w:val="28"/>
+        </w:rPr>
+        <w:t>即時性：系統的語音往返延遲應小於</w:t>
+      </w:r>
+      <w:r>
+        <w:rPr>
+          <w:rFonts w:ascii="Times New Roman" w:eastAsia="標楷體" w:hAnsi="Times New Roman"/>
+          <w:b/>
+          <w:bCs/>
+          <w:sz w:val="28"/>
+          <w:szCs w:val="28"/>
+        </w:rPr>
+        <w:t xml:space="preserve"> 2.5 </w:t>
+      </w:r>
+      <w:r>
+        <w:rPr>
+          <w:rFonts w:ascii="Times New Roman" w:eastAsia="標楷體" w:hAnsi="Times New Roman"/>
+          <w:b/>
+          <w:bCs/>
+          <w:sz w:val="28"/>
+          <w:szCs w:val="28"/>
+        </w:rPr>
+        <w:t>秒，大量排程推播延遲不超過</w:t>
+      </w:r>
+      <w:r>
+        <w:rPr>
+          <w:rFonts w:ascii="Times New Roman" w:eastAsia="標楷體" w:hAnsi="Times New Roman"/>
+          <w:b/>
+          <w:bCs/>
+          <w:sz w:val="28"/>
+          <w:szCs w:val="28"/>
+        </w:rPr>
+        <w:t xml:space="preserve"> </w:t>
+      </w:r>
+      <w:r>
+        <w:rPr>
+          <w:rFonts w:ascii="Times New Roman" w:eastAsia="標楷體" w:hAnsi="Times New Roman"/>
+          <w:b/>
+          <w:bCs/>
+          <w:sz w:val="28"/>
+          <w:szCs w:val="28"/>
+        </w:rPr>
+        <w:lastRenderedPageBreak/>
+        <w:t xml:space="preserve">30 </w:t>
+      </w:r>
+      <w:r>
+        <w:rPr>
+          <w:rFonts w:ascii="Times New Roman" w:eastAsia="標楷體" w:hAnsi="Times New Roman"/>
+          <w:b/>
+          <w:bCs/>
+          <w:sz w:val="28"/>
+          <w:szCs w:val="28"/>
+        </w:rPr>
+        <w:t>秒，且視訊通話與影像監控需維持在</w:t>
+      </w:r>
+      <w:r>
+        <w:rPr>
+          <w:rFonts w:ascii="Times New Roman" w:eastAsia="標楷體" w:hAnsi="Times New Roman"/>
+          <w:b/>
+          <w:bCs/>
+          <w:sz w:val="28"/>
+          <w:szCs w:val="28"/>
+        </w:rPr>
+        <w:t xml:space="preserve"> 500 </w:t>
+      </w:r>
+      <w:r>
+        <w:rPr>
+          <w:rFonts w:ascii="Times New Roman" w:eastAsia="標楷體" w:hAnsi="Times New Roman"/>
+          <w:b/>
+          <w:bCs/>
+          <w:sz w:val="28"/>
+          <w:szCs w:val="28"/>
+        </w:rPr>
+        <w:t>毫秒內之低延遲。</w:t>
+      </w:r>
+    </w:p>
+    <w:p>
+      <w:pPr>
+        <w:numPr>
+          <w:ilvl w:val="0"/>
+          <w:numId w:val="27"/>
+        </w:numPr>
+        <w:rPr>
+          <w:rFonts w:ascii="Times New Roman" w:eastAsia="標楷體" w:hAnsi="Times New Roman"/>
+          <w:b/>
+          <w:bCs/>
+          <w:sz w:val="28"/>
+          <w:szCs w:val="28"/>
+        </w:rPr>
+      </w:pPr>
+      <w:r>
+        <w:rPr>
+          <w:rFonts w:ascii="Times New Roman" w:eastAsia="標楷體" w:hAnsi="Times New Roman"/>
+          <w:b/>
+          <w:bCs/>
+          <w:sz w:val="28"/>
+          <w:szCs w:val="28"/>
+        </w:rPr>
+        <w:t>易用性：長者端介面需符合無障礙設計規範，新用戶在無人指導下之首次操作成功率需達</w:t>
+      </w:r>
+      <w:r>
+        <w:rPr>
+          <w:rFonts w:ascii="Times New Roman" w:eastAsia="標楷體" w:hAnsi="Times New Roman"/>
+          <w:b/>
+          <w:bCs/>
+          <w:sz w:val="28"/>
+          <w:szCs w:val="28"/>
+        </w:rPr>
+        <w:t xml:space="preserve"> 90% </w:t>
+      </w:r>
+      <w:r>
+        <w:rPr>
+          <w:rFonts w:ascii="Times New Roman" w:eastAsia="標楷體" w:hAnsi="Times New Roman"/>
+          <w:b/>
+          <w:bCs/>
+          <w:sz w:val="28"/>
+          <w:szCs w:val="28"/>
+        </w:rPr>
+        <w:t>以上，並具備防連點與誤觸防護機制。</w:t>
+      </w:r>
+    </w:p>
+    <w:p>
+      <w:pPr>
+        <w:numPr>
+          <w:ilvl w:val="0"/>
+          <w:numId w:val="27"/>
+        </w:numPr>
+        <w:rPr>
+          <w:rFonts w:ascii="Times New Roman" w:eastAsia="標楷體" w:hAnsi="Times New Roman"/>
+          <w:b/>
+          <w:bCs/>
+          <w:sz w:val="28"/>
+          <w:szCs w:val="28"/>
+        </w:rPr>
+      </w:pPr>
+      <w:r>
+        <w:rPr>
+          <w:rFonts w:ascii="Times New Roman" w:eastAsia="標楷體" w:hAnsi="Times New Roman"/>
+          <w:b/>
+          <w:bCs/>
+          <w:sz w:val="28"/>
+          <w:szCs w:val="28"/>
+        </w:rPr>
+        <w:t>可靠性：系統服務可用性需達</w:t>
+      </w:r>
+      <w:r>
+        <w:rPr>
+          <w:rFonts w:ascii="Times New Roman" w:eastAsia="標楷體" w:hAnsi="Times New Roman"/>
+          <w:b/>
+          <w:bCs/>
+          <w:sz w:val="28"/>
+          <w:szCs w:val="28"/>
+        </w:rPr>
+        <w:t xml:space="preserve"> 99.9%</w:t>
+      </w:r>
+      <w:r>
+        <w:rPr>
+          <w:rFonts w:ascii="Times New Roman" w:eastAsia="標楷體" w:hAnsi="Times New Roman"/>
+          <w:b/>
+          <w:bCs/>
+          <w:sz w:val="28"/>
+          <w:szCs w:val="28"/>
+        </w:rPr>
+        <w:t>，每月非預期停機時間不得超過</w:t>
+      </w:r>
+      <w:r>
+        <w:rPr>
+          <w:rFonts w:ascii="Times New Roman" w:eastAsia="標楷體" w:hAnsi="Times New Roman"/>
+          <w:b/>
+          <w:bCs/>
+          <w:sz w:val="28"/>
+          <w:szCs w:val="28"/>
+        </w:rPr>
+        <w:t xml:space="preserve"> 43 </w:t>
+      </w:r>
+      <w:r>
+        <w:rPr>
+          <w:rFonts w:ascii="Times New Roman" w:eastAsia="標楷體" w:hAnsi="Times New Roman"/>
+          <w:b/>
+          <w:bCs/>
+          <w:sz w:val="28"/>
+          <w:szCs w:val="28"/>
+        </w:rPr>
+        <w:t>分鐘，且前端應用程式需具備斷網離線備援推播功能。</w:t>
+      </w:r>
+    </w:p>
+    <w:p>
+      <w:pPr>
+        <w:numPr>
+          <w:ilvl w:val="0"/>
+          <w:numId w:val="27"/>
+        </w:numPr>
+        <w:rPr>
+          <w:rFonts w:ascii="Times New Roman" w:eastAsia="標楷體" w:hAnsi="Times New Roman"/>
+          <w:b/>
+          <w:bCs/>
+          <w:sz w:val="28"/>
+          <w:szCs w:val="28"/>
+        </w:rPr>
+      </w:pPr>
+      <w:r>
+        <w:rPr>
+          <w:rFonts w:ascii="Times New Roman" w:eastAsia="標楷體" w:hAnsi="Times New Roman"/>
+          <w:b/>
+          <w:bCs/>
+          <w:sz w:val="28"/>
+          <w:szCs w:val="28"/>
+        </w:rPr>
+        <w:t>安全性：所有資料傳輸需使用</w:t>
+      </w:r>
+      <w:r>
+        <w:rPr>
+          <w:rFonts w:ascii="Times New Roman" w:eastAsia="標楷體" w:hAnsi="Times New Roman"/>
+          <w:b/>
+          <w:bCs/>
+          <w:sz w:val="28"/>
+          <w:szCs w:val="28"/>
+        </w:rPr>
+        <w:t xml:space="preserve"> HTTPS </w:t>
+      </w:r>
+      <w:r>
+        <w:rPr>
+          <w:rFonts w:ascii="Times New Roman" w:eastAsia="標楷體" w:hAnsi="Times New Roman"/>
+          <w:b/>
+          <w:bCs/>
+          <w:sz w:val="28"/>
+          <w:szCs w:val="28"/>
+        </w:rPr>
+        <w:t>與</w:t>
+      </w:r>
+      <w:r>
+        <w:rPr>
+          <w:rFonts w:ascii="Times New Roman" w:eastAsia="標楷體" w:hAnsi="Times New Roman"/>
+          <w:b/>
+          <w:bCs/>
+          <w:sz w:val="28"/>
+          <w:szCs w:val="28"/>
+        </w:rPr>
+        <w:t xml:space="preserve"> WebRTC </w:t>
+      </w:r>
+      <w:r>
+        <w:rPr>
+          <w:rFonts w:ascii="Times New Roman" w:eastAsia="標楷體" w:hAnsi="Times New Roman"/>
+          <w:b/>
+          <w:bCs/>
+          <w:sz w:val="28"/>
+          <w:szCs w:val="28"/>
+        </w:rPr>
+        <w:t>加密，敏感對話數據送出分析前需進行去識別化處理，並實施嚴格的家屬存取權限控管。</w:t>
+      </w:r>
+    </w:p>
+    <w:p>
+      <w:pPr>
+        <w:numPr>
+          <w:ilvl w:val="0"/>
+          <w:numId w:val="27"/>
+        </w:numPr>
+        <w:rPr>
+          <w:rFonts w:ascii="Times New Roman" w:eastAsia="標楷體" w:hAnsi="Times New Roman"/>
+          <w:b/>
+          <w:bCs/>
+          <w:sz w:val="28"/>
+          <w:szCs w:val="28"/>
+        </w:rPr>
+      </w:pPr>
+      <w:r>
+        <w:rPr>
+          <w:rFonts w:ascii="Times New Roman" w:eastAsia="標楷體" w:hAnsi="Times New Roman"/>
+          <w:b/>
+          <w:bCs/>
+          <w:sz w:val="28"/>
+          <w:szCs w:val="28"/>
+        </w:rPr>
+        <w:t>擴展性：系統後端架構需採無狀態化設計以支援水平擴充，且功能模組需具備高解耦特性，確保未來多人同時在線與功能擴充之彈性。</w:t>
+      </w:r>
+    </w:p>
+    <w:p>
+      <w:pPr>
+        <w:numPr>
+          <w:ilvl w:val="0"/>
+          <w:numId w:val="27"/>
+        </w:numPr>
+        <w:rPr>
+          <w:rFonts w:ascii="Times New Roman" w:eastAsia="標楷體" w:hAnsi="Times New Roman"/>
+          <w:b/>
+          <w:bCs/>
+          <w:sz w:val="28"/>
+          <w:szCs w:val="28"/>
+        </w:rPr>
+      </w:pPr>
+      <w:r>
+        <w:rPr>
+          <w:rFonts w:ascii="Times New Roman" w:eastAsia="標楷體" w:hAnsi="Times New Roman"/>
+          <w:b/>
+          <w:bCs/>
+          <w:sz w:val="28"/>
+          <w:szCs w:val="28"/>
+        </w:rPr>
+        <w:t>維護性：程式碼需具備模組化與清楚註解，系統需能自動生成</w:t>
+      </w:r>
+      <w:r>
+        <w:rPr>
+          <w:rFonts w:ascii="Times New Roman" w:eastAsia="標楷體" w:hAnsi="Times New Roman"/>
+          <w:b/>
+          <w:bCs/>
+          <w:sz w:val="28"/>
+          <w:szCs w:val="28"/>
+        </w:rPr>
+        <w:t xml:space="preserve"> API </w:t>
+      </w:r>
+      <w:r>
+        <w:rPr>
+          <w:rFonts w:ascii="Times New Roman" w:eastAsia="標楷體" w:hAnsi="Times New Roman"/>
+          <w:b/>
+          <w:bCs/>
+          <w:sz w:val="28"/>
+          <w:szCs w:val="28"/>
+        </w:rPr>
+        <w:t>技術文件，並留存詳細的系統操作日誌以便後續追蹤與除錯。</w:t>
+      </w:r>
+    </w:p>
+    <w:p>
+      <w:pPr>
+        <w:numPr>
+          <w:ilvl w:val="0"/>
+          <w:numId w:val="27"/>
+        </w:numPr>
+        <w:rPr>
+          <w:rFonts w:ascii="Times New Roman" w:eastAsia="標楷體" w:hAnsi="Times New Roman"/>
+          <w:b/>
+          <w:bCs/>
+          <w:sz w:val="28"/>
+          <w:szCs w:val="28"/>
+        </w:rPr>
+      </w:pPr>
+      <w:r>
+        <w:rPr>
+          <w:rFonts w:ascii="Times New Roman" w:eastAsia="標楷體" w:hAnsi="Times New Roman"/>
+          <w:b/>
+          <w:bCs/>
+          <w:sz w:val="28"/>
+          <w:szCs w:val="28"/>
+        </w:rPr>
+        <w:t>相容性：前端應用程式需能向下相容至</w:t>
+      </w:r>
+      <w:r>
+        <w:rPr>
+          <w:rFonts w:ascii="Times New Roman" w:eastAsia="標楷體" w:hAnsi="Times New Roman"/>
+          <w:b/>
+          <w:bCs/>
+          <w:sz w:val="28"/>
+          <w:szCs w:val="28"/>
+        </w:rPr>
+        <w:t xml:space="preserve"> Android 8.0 </w:t>
+      </w:r>
+      <w:r>
+        <w:rPr>
+          <w:rFonts w:ascii="Times New Roman" w:eastAsia="標楷體" w:hAnsi="Times New Roman"/>
+          <w:b/>
+          <w:bCs/>
+          <w:sz w:val="28"/>
+          <w:szCs w:val="28"/>
+        </w:rPr>
+        <w:t>與</w:t>
+      </w:r>
+      <w:r>
+        <w:rPr>
+          <w:rFonts w:ascii="Times New Roman" w:eastAsia="標楷體" w:hAnsi="Times New Roman"/>
+          <w:b/>
+          <w:bCs/>
+          <w:sz w:val="28"/>
+          <w:szCs w:val="28"/>
+        </w:rPr>
+        <w:t xml:space="preserve"> iOS 13 </w:t>
+      </w:r>
+      <w:r>
+        <w:rPr>
+          <w:rFonts w:ascii="Times New Roman" w:eastAsia="標楷體" w:hAnsi="Times New Roman"/>
+          <w:b/>
+          <w:bCs/>
+          <w:sz w:val="28"/>
+          <w:szCs w:val="28"/>
+        </w:rPr>
+        <w:t>等舊版作業系統，確保汰換之舊手機設備可順利作為長輩機或監視器使用。</w:t>
+      </w:r>
+    </w:p>
+    <w:p>
+      <w:pPr>
+        <w:numPr>
+          <w:ilvl w:val="0"/>
+          <w:numId w:val="27"/>
+        </w:numPr>
+        <w:rPr>
+          <w:rFonts w:ascii="Times New Roman" w:eastAsia="標楷體" w:hAnsi="Times New Roman"/>
+          <w:b/>
+          <w:bCs/>
+          <w:sz w:val="28"/>
+          <w:szCs w:val="28"/>
+        </w:rPr>
+      </w:pPr>
+      <w:r>
+        <w:rPr>
+          <w:rFonts w:ascii="Times New Roman" w:eastAsia="標楷體" w:hAnsi="Times New Roman"/>
+          <w:b/>
+          <w:bCs/>
+          <w:sz w:val="28"/>
+          <w:szCs w:val="28"/>
+        </w:rPr>
+        <w:t>合規性：系統設計與資料處理需符合台灣個人資料保護法等相關法規，確保使用者隱私數據之蒐集與運用皆取得明確同意。</w:t>
+      </w:r>
+    </w:p>
+    <w:p>
+      <w:pPr>
+        <w:rPr>
+          <w:rFonts w:ascii="Times New Roman" w:eastAsia="標楷體" w:hAnsi="Times New Roman" w:hint="eastAsia"/>
+          <w:b/>
+          <w:bCs/>
+          <w:sz w:val="28"/>
+          <w:szCs w:val="28"/>
+        </w:rPr>
+      </w:pPr>
+    </w:p>
+    <w:p>
+      <w:pPr>
+        <w:widowControl/>
+        <w:rPr>
+          <w:rFonts w:ascii="Times New Roman" w:eastAsia="標楷體" w:hAnsi="Times New Roman"/>
+          <w:b/>
+          <w:bCs/>
+          <w:sz w:val="28"/>
+          <w:szCs w:val="28"/>
+        </w:rPr>
+      </w:pPr>
+      <w:r>
+        <w:rPr>
+          <w:rFonts w:ascii="Times New Roman" w:eastAsia="標楷體" w:hAnsi="Times New Roman"/>
+          <w:b/>
+          <w:bCs/>
+          <w:sz w:val="28"/>
+          <w:szCs w:val="28"/>
+        </w:rPr>
+        <w:br w:type="page"/>
+      </w:r>
+    </w:p>
+    <w:p>
+      <w:pPr>
+        <w:rPr>
+          <w:rFonts w:ascii="Times New Roman" w:eastAsia="標楷體" w:hAnsi="Times New Roman"/>
+          <w:b/>
+          <w:bCs/>
+          <w:sz w:val="28"/>
+          <w:szCs w:val="28"/>
+        </w:rPr>
+      </w:pPr>
+      <w:r>
+        <w:rPr>
+          <w:rFonts w:ascii="Times New Roman" w:eastAsia="標楷體" w:hAnsi="Times New Roman" w:hint="eastAsia"/>
+          <w:b/>
+          <w:bCs/>
+          <w:sz w:val="28"/>
+          <w:szCs w:val="28"/>
+        </w:rPr>
+        <w:lastRenderedPageBreak/>
+        <w:t>5-2</w:t>
+      </w:r>
+      <w:r>
+        <w:rPr>
+          <w:rFonts w:ascii="Times New Roman" w:eastAsia="標楷體" w:hAnsi="Times New Roman" w:hint="eastAsia"/>
+          <w:b/>
+          <w:bCs/>
+          <w:sz w:val="28"/>
+          <w:szCs w:val="28"/>
+        </w:rPr>
+        <w:t>使用個案圖</w:t>
+      </w:r>
+      <w:r>
+        <w:rPr>
+          <w:rFonts w:ascii="Times New Roman" w:eastAsia="標楷體" w:hAnsi="Times New Roman" w:hint="eastAsia"/>
+          <w:b/>
+          <w:bCs/>
+          <w:sz w:val="28"/>
+          <w:szCs w:val="28"/>
+        </w:rPr>
+        <w:t>(Use case diagram)</w:t>
+      </w:r>
+    </w:p>
+    <w:p>
+      <w:pPr>
+        <w:widowControl/>
+        <w:rPr>
+          <w:rFonts w:ascii="Times New Roman" w:eastAsia="標楷體" w:hAnsi="Times New Roman"/>
+          <w:b/>
+          <w:bCs/>
+          <w:sz w:val="28"/>
+          <w:szCs w:val="28"/>
+        </w:rPr>
+      </w:pPr>
+      <w:r>
+        <w:rPr>
+          <w:rFonts w:ascii="Times New Roman" w:eastAsia="標楷體" w:hAnsi="Times New Roman"/>
+          <w:b/>
+          <w:bCs/>
+          <w:sz w:val="28"/>
+          <w:szCs w:val="28"/>
+        </w:rPr>
+        <w:br w:type="page"/>
+      </w:r>
+    </w:p>
+    <w:p>
+      <w:pPr>
+        <w:rPr>
+          <w:rFonts w:ascii="Times New Roman" w:eastAsia="標楷體" w:hAnsi="Times New Roman"/>
+          <w:b/>
+          <w:bCs/>
+          <w:sz w:val="28"/>
+          <w:szCs w:val="28"/>
+        </w:rPr>
+      </w:pPr>
+      <w:r>
+        <w:rPr>
+          <w:rFonts w:ascii="Times New Roman" w:eastAsia="標楷體" w:hAnsi="Times New Roman" w:hint="eastAsia"/>
+          <w:b/>
+          <w:bCs/>
+          <w:sz w:val="28"/>
+          <w:szCs w:val="28"/>
+        </w:rPr>
+        <w:lastRenderedPageBreak/>
+        <w:t xml:space="preserve">5-3 </w:t>
+      </w:r>
+      <w:r>
+        <w:rPr>
+          <w:rFonts w:ascii="Times New Roman" w:eastAsia="標楷體" w:hAnsi="Times New Roman" w:hint="eastAsia"/>
+          <w:b/>
+          <w:bCs/>
+          <w:sz w:val="28"/>
+          <w:szCs w:val="28"/>
+        </w:rPr>
+        <w:t>使用個案描述</w:t>
+      </w:r>
+      <w:r>
+        <w:rPr>
+          <w:rFonts w:ascii="Times New Roman" w:eastAsia="標楷體" w:hAnsi="Times New Roman" w:hint="eastAsia"/>
+          <w:b/>
+          <w:bCs/>
+          <w:sz w:val="28"/>
+          <w:szCs w:val="28"/>
+        </w:rPr>
+        <w:t>:</w:t>
+      </w:r>
+      <w:r>
+        <w:rPr>
+          <w:rFonts w:ascii="Times New Roman" w:eastAsia="標楷體" w:hAnsi="Times New Roman" w:hint="eastAsia"/>
+          <w:b/>
+          <w:bCs/>
+          <w:sz w:val="28"/>
+          <w:szCs w:val="28"/>
+        </w:rPr>
+        <w:t>使用活動圖</w:t>
+      </w:r>
+      <w:r>
+        <w:rPr>
+          <w:rFonts w:ascii="Times New Roman" w:eastAsia="標楷體" w:hAnsi="Times New Roman" w:hint="eastAsia"/>
+          <w:b/>
+          <w:bCs/>
+          <w:sz w:val="28"/>
+          <w:szCs w:val="28"/>
+        </w:rPr>
+        <w:t>(Activity diagram)</w:t>
+      </w:r>
+      <w:r>
+        <w:rPr>
+          <w:rFonts w:ascii="Times New Roman" w:eastAsia="標楷體" w:hAnsi="Times New Roman" w:hint="eastAsia"/>
+          <w:b/>
+          <w:bCs/>
+          <w:sz w:val="28"/>
+          <w:szCs w:val="28"/>
+        </w:rPr>
+        <w:t>描述之</w:t>
+      </w:r>
+    </w:p>
+    <w:p>
+      <w:pPr>
+        <w:widowControl/>
+        <w:rPr>
+          <w:rFonts w:ascii="Times New Roman" w:eastAsia="標楷體" w:hAnsi="Times New Roman"/>
+          <w:b/>
+          <w:bCs/>
+          <w:sz w:val="28"/>
+          <w:szCs w:val="28"/>
+        </w:rPr>
+      </w:pPr>
+      <w:r>
+        <w:rPr>
+          <w:rFonts w:ascii="Times New Roman" w:eastAsia="標楷體" w:hAnsi="Times New Roman"/>
+          <w:b/>
+          <w:bCs/>
+          <w:sz w:val="28"/>
+          <w:szCs w:val="28"/>
+        </w:rPr>
+        <w:br w:type="page"/>
+      </w:r>
+    </w:p>
+    <w:p>
+      <w:pPr>
+        <w:rPr>
+          <w:rFonts w:ascii="Times New Roman" w:eastAsia="標楷體" w:hAnsi="Times New Roman"/>
+          <w:b/>
+          <w:bCs/>
+          <w:sz w:val="28"/>
+          <w:szCs w:val="28"/>
+        </w:rPr>
+      </w:pPr>
+      <w:r>
+        <w:rPr>
+          <w:rFonts w:ascii="Times New Roman" w:eastAsia="標楷體" w:hAnsi="Times New Roman" w:hint="eastAsia"/>
+          <w:b/>
+          <w:bCs/>
+          <w:sz w:val="28"/>
+          <w:szCs w:val="28"/>
+        </w:rPr>
+        <w:lastRenderedPageBreak/>
+        <w:t xml:space="preserve">5-4 </w:t>
+      </w:r>
+      <w:r>
+        <w:rPr>
+          <w:rFonts w:ascii="Times New Roman" w:eastAsia="標楷體" w:hAnsi="Times New Roman" w:hint="eastAsia"/>
+          <w:b/>
+          <w:bCs/>
+          <w:sz w:val="28"/>
+          <w:szCs w:val="28"/>
+        </w:rPr>
+        <w:t>分析類別圖</w:t>
+      </w:r>
+      <w:r>
+        <w:rPr>
+          <w:rFonts w:ascii="Times New Roman" w:eastAsia="標楷體" w:hAnsi="Times New Roman" w:hint="eastAsia"/>
+          <w:b/>
+          <w:bCs/>
+          <w:sz w:val="28"/>
+          <w:szCs w:val="28"/>
+        </w:rPr>
+        <w:t>(Analysis class diagram)</w:t>
+      </w:r>
+    </w:p>
     <w:sectPr>
       <w:pgSz w:w="11906" w:h="16838"/>
       <w:pgMar w:top="1304" w:right="1134" w:bottom="1304" w:left="1134" w:header="851" w:footer="992" w:gutter="0"/>
@@ -162,6 +4251,119 @@
     </w:lvl>
   </w:abstractNum>
   <w:abstractNum w:abstractNumId="1" w15:restartNumberingAfterBreak="0">
+    <w:nsid w:val="08281EEE"/>
+    <w:multiLevelType w:val="multilevel"/>
+    <w:tmpl w:val="8504545E"/>
+    <w:lvl w:ilvl="0">
+      <w:start w:val="1"/>
+      <w:numFmt w:val="decimal"/>
+      <w:lvlText w:val="%1."/>
+      <w:lvlJc w:val="left"/>
+      <w:pPr>
+        <w:tabs>
+          <w:tab w:val="num" w:pos="720"/>
+        </w:tabs>
+        <w:ind w:left="720" w:hanging="360"/>
+      </w:pPr>
+    </w:lvl>
+    <w:lvl w:ilvl="1" w:tentative="1">
+      <w:start w:val="1"/>
+      <w:numFmt w:val="decimal"/>
+      <w:lvlText w:val="%2."/>
+      <w:lvlJc w:val="left"/>
+      <w:pPr>
+        <w:tabs>
+          <w:tab w:val="num" w:pos="1440"/>
+        </w:tabs>
+        <w:ind w:left="1440" w:hanging="360"/>
+      </w:pPr>
+    </w:lvl>
+    <w:lvl w:ilvl="2" w:tentative="1">
+      <w:start w:val="1"/>
+      <w:numFmt w:val="decimal"/>
+      <w:lvlText w:val="%3."/>
+      <w:lvlJc w:val="left"/>
+      <w:pPr>
+        <w:tabs>
+          <w:tab w:val="num" w:pos="2160"/>
+        </w:tabs>
+        <w:ind w:left="2160" w:hanging="360"/>
+      </w:pPr>
+    </w:lvl>
+    <w:lvl w:ilvl="3" w:tentative="1">
+      <w:start w:val="1"/>
+      <w:numFmt w:val="decimal"/>
+      <w:lvlText w:val="%4."/>
+      <w:lvlJc w:val="left"/>
+      <w:pPr>
+        <w:tabs>
+          <w:tab w:val="num" w:pos="2880"/>
+        </w:tabs>
+        <w:ind w:left="2880" w:hanging="360"/>
+      </w:pPr>
+    </w:lvl>
+    <w:lvl w:ilvl="4" w:tentative="1">
+      <w:start w:val="1"/>
+      <w:numFmt w:val="decimal"/>
+      <w:lvlText w:val="%5."/>
+      <w:lvlJc w:val="left"/>
+      <w:pPr>
+        <w:tabs>
+          <w:tab w:val="num" w:pos="3600"/>
+        </w:tabs>
+        <w:ind w:left="3600" w:hanging="360"/>
+      </w:pPr>
+    </w:lvl>
+    <w:lvl w:ilvl="5" w:tentative="1">
+      <w:start w:val="1"/>
+      <w:numFmt w:val="decimal"/>
+      <w:lvlText w:val="%6."/>
+      <w:lvlJc w:val="left"/>
+      <w:pPr>
+        <w:tabs>
+          <w:tab w:val="num" w:pos="4320"/>
+        </w:tabs>
+        <w:ind w:left="4320" w:hanging="360"/>
+      </w:pPr>
+    </w:lvl>
+    <w:lvl w:ilvl="6" w:tentative="1">
+      <w:start w:val="1"/>
+      <w:numFmt w:val="decimal"/>
+      <w:lvlText w:val="%7."/>
+      <w:lvlJc w:val="left"/>
+      <w:pPr>
+        <w:tabs>
+          <w:tab w:val="num" w:pos="5040"/>
+        </w:tabs>
+        <w:ind w:left="5040" w:hanging="360"/>
+      </w:pPr>
+    </w:lvl>
+    <w:lvl w:ilvl="7" w:tentative="1">
+      <w:start w:val="1"/>
+      <w:numFmt w:val="decimal"/>
+      <w:lvlText w:val="%8."/>
+      <w:lvlJc w:val="left"/>
+      <w:pPr>
+        <w:tabs>
+          <w:tab w:val="num" w:pos="5760"/>
+        </w:tabs>
+        <w:ind w:left="5760" w:hanging="360"/>
+      </w:pPr>
+    </w:lvl>
+    <w:lvl w:ilvl="8" w:tentative="1">
+      <w:start w:val="1"/>
+      <w:numFmt w:val="decimal"/>
+      <w:lvlText w:val="%9."/>
+      <w:lvlJc w:val="left"/>
+      <w:pPr>
+        <w:tabs>
+          <w:tab w:val="num" w:pos="6480"/>
+        </w:tabs>
+        <w:ind w:left="6480" w:hanging="360"/>
+      </w:pPr>
+    </w:lvl>
+  </w:abstractNum>
+  <w:abstractNum w:abstractNumId="2" w15:restartNumberingAfterBreak="0">
     <w:nsid w:val="08BB18C8"/>
     <w:multiLevelType w:val="multilevel"/>
     <w:tmpl w:val="D58839F0"/>
@@ -310,7 +4512,7 @@
       </w:rPr>
     </w:lvl>
   </w:abstractNum>
-  <w:abstractNum w:abstractNumId="2" w15:restartNumberingAfterBreak="0">
+  <w:abstractNum w:abstractNumId="3" w15:restartNumberingAfterBreak="0">
     <w:nsid w:val="0B8C1DFD"/>
     <w:multiLevelType w:val="multilevel"/>
     <w:tmpl w:val="5D86477C"/>
@@ -427,7 +4629,7 @@
       </w:pPr>
     </w:lvl>
   </w:abstractNum>
-  <w:abstractNum w:abstractNumId="3" w15:restartNumberingAfterBreak="0">
+  <w:abstractNum w:abstractNumId="4" w15:restartNumberingAfterBreak="0">
     <w:nsid w:val="11477E84"/>
     <w:multiLevelType w:val="multilevel"/>
     <w:tmpl w:val="BA84D380"/>
@@ -576,7 +4778,7 @@
       </w:rPr>
     </w:lvl>
   </w:abstractNum>
-  <w:abstractNum w:abstractNumId="4" w15:restartNumberingAfterBreak="0">
+  <w:abstractNum w:abstractNumId="5" w15:restartNumberingAfterBreak="0">
     <w:nsid w:val="1DAC0D17"/>
     <w:multiLevelType w:val="multilevel"/>
     <w:tmpl w:val="B470D166"/>
@@ -725,7 +4927,7 @@
       </w:rPr>
     </w:lvl>
   </w:abstractNum>
-  <w:abstractNum w:abstractNumId="5" w15:restartNumberingAfterBreak="0">
+  <w:abstractNum w:abstractNumId="6" w15:restartNumberingAfterBreak="0">
     <w:nsid w:val="23D30A9D"/>
     <w:multiLevelType w:val="multilevel"/>
     <w:tmpl w:val="5C18867E"/>
@@ -870,7 +5072,7 @@
       </w:rPr>
     </w:lvl>
   </w:abstractNum>
-  <w:abstractNum w:abstractNumId="6" w15:restartNumberingAfterBreak="0">
+  <w:abstractNum w:abstractNumId="7" w15:restartNumberingAfterBreak="0">
     <w:nsid w:val="29444A36"/>
     <w:multiLevelType w:val="multilevel"/>
     <w:tmpl w:val="80105D26"/>
@@ -1019,7 +5221,7 @@
       </w:rPr>
     </w:lvl>
   </w:abstractNum>
-  <w:abstractNum w:abstractNumId="7" w15:restartNumberingAfterBreak="0">
+  <w:abstractNum w:abstractNumId="8" w15:restartNumberingAfterBreak="0">
     <w:nsid w:val="2A605CA7"/>
     <w:multiLevelType w:val="multilevel"/>
     <w:tmpl w:val="937A40F0"/>
@@ -1168,7 +5370,7 @@
       </w:rPr>
     </w:lvl>
   </w:abstractNum>
-  <w:abstractNum w:abstractNumId="8" w15:restartNumberingAfterBreak="0">
+  <w:abstractNum w:abstractNumId="9" w15:restartNumberingAfterBreak="0">
     <w:nsid w:val="2A6D5EFA"/>
     <w:multiLevelType w:val="multilevel"/>
     <w:tmpl w:val="D13EACE2"/>
@@ -1317,7 +5519,7 @@
       </w:rPr>
     </w:lvl>
   </w:abstractNum>
-  <w:abstractNum w:abstractNumId="9" w15:restartNumberingAfterBreak="0">
+  <w:abstractNum w:abstractNumId="10" w15:restartNumberingAfterBreak="0">
     <w:nsid w:val="38072D98"/>
     <w:multiLevelType w:val="multilevel"/>
     <w:tmpl w:val="A7D8A3E6"/>
@@ -1466,7 +5668,7 @@
       </w:rPr>
     </w:lvl>
   </w:abstractNum>
-  <w:abstractNum w:abstractNumId="10" w15:restartNumberingAfterBreak="0">
+  <w:abstractNum w:abstractNumId="11" w15:restartNumberingAfterBreak="0">
     <w:nsid w:val="431E0922"/>
     <w:multiLevelType w:val="multilevel"/>
     <w:tmpl w:val="2CB6BB96"/>
@@ -1611,7 +5813,7 @@
       </w:rPr>
     </w:lvl>
   </w:abstractNum>
-  <w:abstractNum w:abstractNumId="11" w15:restartNumberingAfterBreak="0">
+  <w:abstractNum w:abstractNumId="12" w15:restartNumberingAfterBreak="0">
     <w:nsid w:val="446D4242"/>
     <w:multiLevelType w:val="hybridMultilevel"/>
     <w:tmpl w:val="14988906"/>
@@ -1724,7 +5926,7 @@
       </w:rPr>
     </w:lvl>
   </w:abstractNum>
-  <w:abstractNum w:abstractNumId="12" w15:restartNumberingAfterBreak="0">
+  <w:abstractNum w:abstractNumId="13" w15:restartNumberingAfterBreak="0">
     <w:nsid w:val="57ED6EB0"/>
     <w:multiLevelType w:val="multilevel"/>
     <w:tmpl w:val="58FE7BA2"/>
@@ -1873,7 +6075,7 @@
       </w:rPr>
     </w:lvl>
   </w:abstractNum>
-  <w:abstractNum w:abstractNumId="13" w15:restartNumberingAfterBreak="0">
+  <w:abstractNum w:abstractNumId="14" w15:restartNumberingAfterBreak="0">
     <w:nsid w:val="5BC15746"/>
     <w:multiLevelType w:val="multilevel"/>
     <w:tmpl w:val="C6F43646"/>
@@ -1986,7 +6188,7 @@
       </w:pPr>
     </w:lvl>
   </w:abstractNum>
-  <w:abstractNum w:abstractNumId="14" w15:restartNumberingAfterBreak="0">
+  <w:abstractNum w:abstractNumId="15" w15:restartNumberingAfterBreak="0">
     <w:nsid w:val="62C747FA"/>
     <w:multiLevelType w:val="multilevel"/>
     <w:tmpl w:val="064E19F6"/>
@@ -2135,7 +6337,7 @@
       </w:rPr>
     </w:lvl>
   </w:abstractNum>
-  <w:abstractNum w:abstractNumId="15" w15:restartNumberingAfterBreak="0">
+  <w:abstractNum w:abstractNumId="16" w15:restartNumberingAfterBreak="0">
     <w:nsid w:val="64084E8C"/>
     <w:multiLevelType w:val="hybridMultilevel"/>
     <w:tmpl w:val="13364166"/>
@@ -2248,7 +6450,7 @@
       </w:rPr>
     </w:lvl>
   </w:abstractNum>
-  <w:abstractNum w:abstractNumId="16" w15:restartNumberingAfterBreak="0">
+  <w:abstractNum w:abstractNumId="17" w15:restartNumberingAfterBreak="0">
     <w:nsid w:val="652F114E"/>
     <w:multiLevelType w:val="hybridMultilevel"/>
     <w:tmpl w:val="17824730"/>
@@ -2361,7 +6563,7 @@
       </w:rPr>
     </w:lvl>
   </w:abstractNum>
-  <w:abstractNum w:abstractNumId="17" w15:restartNumberingAfterBreak="0">
+  <w:abstractNum w:abstractNumId="18" w15:restartNumberingAfterBreak="0">
     <w:nsid w:val="681F34AE"/>
     <w:multiLevelType w:val="multilevel"/>
     <w:tmpl w:val="7F9AA372"/>
@@ -2510,7 +6712,7 @@
       </w:rPr>
     </w:lvl>
   </w:abstractNum>
-  <w:abstractNum w:abstractNumId="18" w15:restartNumberingAfterBreak="0">
+  <w:abstractNum w:abstractNumId="19" w15:restartNumberingAfterBreak="0">
     <w:nsid w:val="6CC22B7C"/>
     <w:multiLevelType w:val="multilevel"/>
     <w:tmpl w:val="E40C2212"/>
@@ -2623,7 +6825,7 @@
       </w:pPr>
     </w:lvl>
   </w:abstractNum>
-  <w:abstractNum w:abstractNumId="19" w15:restartNumberingAfterBreak="0">
+  <w:abstractNum w:abstractNumId="20" w15:restartNumberingAfterBreak="0">
     <w:nsid w:val="6D617582"/>
     <w:multiLevelType w:val="multilevel"/>
     <w:tmpl w:val="A5CE4B70"/>
@@ -2736,7 +6938,7 @@
       </w:pPr>
     </w:lvl>
   </w:abstractNum>
-  <w:abstractNum w:abstractNumId="20" w15:restartNumberingAfterBreak="0">
+  <w:abstractNum w:abstractNumId="21" w15:restartNumberingAfterBreak="0">
     <w:nsid w:val="6F1076CA"/>
     <w:multiLevelType w:val="multilevel"/>
     <w:tmpl w:val="08C4C780"/>
@@ -2849,7 +7051,7 @@
       </w:pPr>
     </w:lvl>
   </w:abstractNum>
-  <w:abstractNum w:abstractNumId="21" w15:restartNumberingAfterBreak="0">
+  <w:abstractNum w:abstractNumId="22" w15:restartNumberingAfterBreak="0">
     <w:nsid w:val="73490926"/>
     <w:multiLevelType w:val="multilevel"/>
     <w:tmpl w:val="A7D8A3E6"/>
@@ -2998,7 +7200,7 @@
       </w:rPr>
     </w:lvl>
   </w:abstractNum>
-  <w:abstractNum w:abstractNumId="22" w15:restartNumberingAfterBreak="0">
+  <w:abstractNum w:abstractNumId="23" w15:restartNumberingAfterBreak="0">
     <w:nsid w:val="73BE21FD"/>
     <w:multiLevelType w:val="multilevel"/>
     <w:tmpl w:val="7F626116"/>
@@ -3140,91 +7342,91 @@
     </w:lvl>
   </w:abstractNum>
   <w:num w:numId="1" w16cid:durableId="2125146802">
-    <w:abstractNumId w:val="6"/>
+    <w:abstractNumId w:val="7"/>
   </w:num>
   <w:num w:numId="2" w16cid:durableId="317271552">
-    <w:abstractNumId w:val="9"/>
+    <w:abstractNumId w:val="10"/>
   </w:num>
   <w:num w:numId="3" w16cid:durableId="744229145">
-    <w:abstractNumId w:val="18"/>
+    <w:abstractNumId w:val="19"/>
   </w:num>
   <w:num w:numId="4" w16cid:durableId="1948921998">
-    <w:abstractNumId w:val="5"/>
+    <w:abstractNumId w:val="6"/>
   </w:num>
   <w:num w:numId="5" w16cid:durableId="1635675396">
     <w:abstractNumId w:val="0"/>
   </w:num>
   <w:num w:numId="6" w16cid:durableId="737049572">
-    <w:abstractNumId w:val="22"/>
+    <w:abstractNumId w:val="23"/>
   </w:num>
   <w:num w:numId="7" w16cid:durableId="1245652089">
-    <w:abstractNumId w:val="7"/>
+    <w:abstractNumId w:val="8"/>
   </w:num>
   <w:num w:numId="8" w16cid:durableId="812525661">
-    <w:abstractNumId w:val="19"/>
+    <w:abstractNumId w:val="20"/>
   </w:num>
   <w:num w:numId="9" w16cid:durableId="2008170126">
-    <w:abstractNumId w:val="10"/>
+    <w:abstractNumId w:val="11"/>
   </w:num>
   <w:num w:numId="10" w16cid:durableId="1771506283">
-    <w:abstractNumId w:val="10"/>
+    <w:abstractNumId w:val="11"/>
     <w:lvlOverride w:ilvl="1">
       <w:startOverride w:val="1"/>
     </w:lvlOverride>
   </w:num>
   <w:num w:numId="11" w16cid:durableId="1126460870">
-    <w:abstractNumId w:val="10"/>
+    <w:abstractNumId w:val="11"/>
     <w:lvlOverride w:ilvl="1">
       <w:startOverride w:val="1"/>
     </w:lvlOverride>
   </w:num>
   <w:num w:numId="12" w16cid:durableId="467628971">
-    <w:abstractNumId w:val="10"/>
+    <w:abstractNumId w:val="11"/>
     <w:lvlOverride w:ilvl="1">
       <w:startOverride w:val="1"/>
     </w:lvlOverride>
   </w:num>
   <w:num w:numId="13" w16cid:durableId="2106224275">
-    <w:abstractNumId w:val="8"/>
+    <w:abstractNumId w:val="9"/>
   </w:num>
   <w:num w:numId="14" w16cid:durableId="721177667">
+    <w:abstractNumId w:val="13"/>
+  </w:num>
+  <w:num w:numId="15" w16cid:durableId="892545743">
+    <w:abstractNumId w:val="15"/>
+  </w:num>
+  <w:num w:numId="16" w16cid:durableId="194588401">
+    <w:abstractNumId w:val="2"/>
+  </w:num>
+  <w:num w:numId="17" w16cid:durableId="1034620330">
+    <w:abstractNumId w:val="4"/>
+  </w:num>
+  <w:num w:numId="18" w16cid:durableId="1970436788">
+    <w:abstractNumId w:val="18"/>
+  </w:num>
+  <w:num w:numId="19" w16cid:durableId="1672681868">
+    <w:abstractNumId w:val="3"/>
+  </w:num>
+  <w:num w:numId="20" w16cid:durableId="429594310">
+    <w:abstractNumId w:val="22"/>
+  </w:num>
+  <w:num w:numId="21" w16cid:durableId="1919092795">
+    <w:abstractNumId w:val="16"/>
+  </w:num>
+  <w:num w:numId="22" w16cid:durableId="1555115516">
+    <w:abstractNumId w:val="17"/>
+  </w:num>
+  <w:num w:numId="23" w16cid:durableId="1165322421">
     <w:abstractNumId w:val="12"/>
   </w:num>
-  <w:num w:numId="15" w16cid:durableId="892545743">
-    <w:abstractNumId w:val="14"/>
-  </w:num>
-  <w:num w:numId="16" w16cid:durableId="194588401">
-    <w:abstractNumId w:val="1"/>
-  </w:num>
-  <w:num w:numId="17" w16cid:durableId="1034620330">
-    <w:abstractNumId w:val="3"/>
-  </w:num>
-  <w:num w:numId="18" w16cid:durableId="1970436788">
-    <w:abstractNumId w:val="17"/>
-  </w:num>
-  <w:num w:numId="19" w16cid:durableId="1672681868">
-    <w:abstractNumId w:val="2"/>
-  </w:num>
-  <w:num w:numId="20" w16cid:durableId="429594310">
+  <w:num w:numId="24" w16cid:durableId="2146114802">
     <w:abstractNumId w:val="21"/>
   </w:num>
-  <w:num w:numId="21" w16cid:durableId="1919092795">
-    <w:abstractNumId w:val="15"/>
-  </w:num>
-  <w:num w:numId="22" w16cid:durableId="1555115516">
-    <w:abstractNumId w:val="16"/>
-  </w:num>
-  <w:num w:numId="23" w16cid:durableId="1165322421">
-    <w:abstractNumId w:val="11"/>
-  </w:num>
-  <w:num w:numId="24" w16cid:durableId="2146114802">
-    <w:abstractNumId w:val="20"/>
-  </w:num>
   <w:num w:numId="25" w16cid:durableId="1471243756">
-    <w:abstractNumId w:val="4"/>
+    <w:abstractNumId w:val="5"/>
   </w:num>
   <w:num w:numId="26" w16cid:durableId="256793684">
-    <w:abstractNumId w:val="13"/>
+    <w:abstractNumId w:val="14"/>
     <w:lvlOverride w:ilvl="0">
       <w:lvl w:ilvl="0">
         <w:numFmt w:val="decimal"/>
@@ -3232,6 +7434,9 @@
         <w:lvlJc w:val="left"/>
       </w:lvl>
     </w:lvlOverride>
+  </w:num>
+  <w:num w:numId="27" w16cid:durableId="9920710">
+    <w:abstractNumId w:val="1"/>
   </w:num>
 </w:numbering>
 </file>
@@ -3841,7 +8046,6 @@
   <w:style w:type="character" w:default="1" w:styleId="a0">
     <w:name w:val="Default Paragraph Font"/>
     <w:uiPriority w:val="1"/>
-    <w:semiHidden/>
     <w:unhideWhenUsed/>
   </w:style>
   <w:style w:type="table" w:default="1" w:styleId="a1">
@@ -4183,6 +8387,17 @@
       </w:tblBorders>
     </w:tblPr>
   </w:style>
+  <w:style w:type="character" w:styleId="af">
+    <w:name w:val="Strong"/>
+    <w:basedOn w:val="a0"/>
+    <w:uiPriority w:val="22"/>
+    <w:qFormat/>
+    <w:rsid w:val="000950C5"/>
+    <w:rPr>
+      <w:b/>
+      <w:bCs/>
+    </w:rPr>
+  </w:style>
 </w:styles>
 </file>
 

--- a/Documents/Chapter 5.docx
+++ b/Documents/Chapter 5.docx
@@ -36,7 +36,7 @@
     <w:p>
       <w:pPr>
         <w:rPr>
-          <w:rFonts w:ascii="Times New Roman" w:eastAsia="標楷體" w:hAnsi="Times New Roman" w:hint="eastAsia"/>
+          <w:rFonts w:ascii="Times New Roman" w:eastAsia="標楷體" w:hAnsi="Times New Roman"/>
           <w:b/>
           <w:bCs/>
           <w:sz w:val="28"/>
@@ -61,21 +61,21 @@
         <w:tblLook w:val="04A0" w:firstRow="1" w:lastRow="0" w:firstColumn="1" w:lastColumn="0" w:noHBand="0" w:noVBand="1"/>
       </w:tblPr>
       <w:tblGrid>
-        <w:gridCol w:w="2407"/>
-        <w:gridCol w:w="2407"/>
-        <w:gridCol w:w="2407"/>
-        <w:gridCol w:w="2407"/>
+        <w:gridCol w:w="988"/>
+        <w:gridCol w:w="1984"/>
+        <w:gridCol w:w="2126"/>
+        <w:gridCol w:w="4530"/>
       </w:tblGrid>
       <w:tr>
         <w:tc>
           <w:tcPr>
-            <w:tcW w:w="2407" w:type="dxa"/>
-            <w:vAlign w:val="center"/>
-          </w:tcPr>
-          <w:p>
-            <w:pPr>
-              <w:rPr>
-                <w:rFonts w:ascii="Times New Roman" w:eastAsia="標楷體" w:hAnsi="Times New Roman" w:hint="eastAsia"/>
+            <w:tcW w:w="988" w:type="dxa"/>
+            <w:vAlign w:val="center"/>
+          </w:tcPr>
+          <w:p>
+            <w:pPr>
+              <w:rPr>
+                <w:rFonts w:ascii="Times New Roman" w:eastAsia="標楷體" w:hAnsi="Times New Roman"/>
                 <w:b/>
                 <w:bCs/>
                 <w:sz w:val="28"/>
@@ -93,13 +93,13 @@
         </w:tc>
         <w:tc>
           <w:tcPr>
-            <w:tcW w:w="2407" w:type="dxa"/>
-            <w:vAlign w:val="center"/>
-          </w:tcPr>
-          <w:p>
-            <w:pPr>
-              <w:rPr>
-                <w:rFonts w:ascii="Times New Roman" w:eastAsia="標楷體" w:hAnsi="Times New Roman" w:hint="eastAsia"/>
+            <w:tcW w:w="1984" w:type="dxa"/>
+            <w:vAlign w:val="center"/>
+          </w:tcPr>
+          <w:p>
+            <w:pPr>
+              <w:rPr>
+                <w:rFonts w:ascii="Times New Roman" w:eastAsia="標楷體" w:hAnsi="Times New Roman"/>
                 <w:b/>
                 <w:bCs/>
                 <w:sz w:val="28"/>
@@ -117,13 +117,13 @@
         </w:tc>
         <w:tc>
           <w:tcPr>
-            <w:tcW w:w="2407" w:type="dxa"/>
-            <w:vAlign w:val="center"/>
-          </w:tcPr>
-          <w:p>
-            <w:pPr>
-              <w:rPr>
-                <w:rFonts w:ascii="Times New Roman" w:eastAsia="標楷體" w:hAnsi="Times New Roman" w:hint="eastAsia"/>
+            <w:tcW w:w="2126" w:type="dxa"/>
+            <w:vAlign w:val="center"/>
+          </w:tcPr>
+          <w:p>
+            <w:pPr>
+              <w:rPr>
+                <w:rFonts w:ascii="Times New Roman" w:eastAsia="標楷體" w:hAnsi="Times New Roman"/>
                 <w:b/>
                 <w:bCs/>
                 <w:sz w:val="28"/>
@@ -141,13 +141,13 @@
         </w:tc>
         <w:tc>
           <w:tcPr>
-            <w:tcW w:w="2407" w:type="dxa"/>
-            <w:vAlign w:val="center"/>
-          </w:tcPr>
-          <w:p>
-            <w:pPr>
-              <w:rPr>
-                <w:rFonts w:ascii="Times New Roman" w:eastAsia="標楷體" w:hAnsi="Times New Roman" w:hint="eastAsia"/>
+            <w:tcW w:w="4530" w:type="dxa"/>
+            <w:vAlign w:val="center"/>
+          </w:tcPr>
+          <w:p>
+            <w:pPr>
+              <w:rPr>
+                <w:rFonts w:ascii="Times New Roman" w:eastAsia="標楷體" w:hAnsi="Times New Roman"/>
                 <w:b/>
                 <w:bCs/>
                 <w:sz w:val="28"/>
@@ -167,14 +167,14 @@
       <w:tr>
         <w:tc>
           <w:tcPr>
-            <w:tcW w:w="2407" w:type="dxa"/>
+            <w:tcW w:w="988" w:type="dxa"/>
             <w:vMerge w:val="restart"/>
             <w:vAlign w:val="center"/>
           </w:tcPr>
           <w:p>
             <w:pPr>
               <w:rPr>
-                <w:rFonts w:ascii="Times New Roman" w:eastAsia="標楷體" w:hAnsi="Times New Roman" w:hint="eastAsia"/>
+                <w:rFonts w:ascii="Times New Roman" w:eastAsia="標楷體" w:hAnsi="Times New Roman"/>
                 <w:b/>
                 <w:bCs/>
                 <w:sz w:val="28"/>
@@ -193,13 +193,13 @@
         </w:tc>
         <w:tc>
           <w:tcPr>
-            <w:tcW w:w="2407" w:type="dxa"/>
-            <w:vAlign w:val="center"/>
-          </w:tcPr>
-          <w:p>
-            <w:pPr>
-              <w:rPr>
-                <w:rFonts w:ascii="Times New Roman" w:eastAsia="標楷體" w:hAnsi="Times New Roman" w:hint="eastAsia"/>
+            <w:tcW w:w="1984" w:type="dxa"/>
+            <w:vAlign w:val="center"/>
+          </w:tcPr>
+          <w:p>
+            <w:pPr>
+              <w:rPr>
+                <w:rFonts w:ascii="Times New Roman" w:eastAsia="標楷體" w:hAnsi="Times New Roman"/>
                 <w:b/>
                 <w:bCs/>
                 <w:sz w:val="28"/>
@@ -218,13 +218,13 @@
         </w:tc>
         <w:tc>
           <w:tcPr>
-            <w:tcW w:w="2407" w:type="dxa"/>
-            <w:vAlign w:val="center"/>
-          </w:tcPr>
-          <w:p>
-            <w:pPr>
-              <w:rPr>
-                <w:rFonts w:ascii="Times New Roman" w:eastAsia="標楷體" w:hAnsi="Times New Roman" w:hint="eastAsia"/>
+            <w:tcW w:w="2126" w:type="dxa"/>
+            <w:vAlign w:val="center"/>
+          </w:tcPr>
+          <w:p>
+            <w:pPr>
+              <w:rPr>
+                <w:rFonts w:ascii="Times New Roman" w:eastAsia="標楷體" w:hAnsi="Times New Roman"/>
                 <w:b/>
                 <w:bCs/>
                 <w:sz w:val="28"/>
@@ -253,24 +253,38 @@
         </w:tc>
         <w:tc>
           <w:tcPr>
-            <w:tcW w:w="2407" w:type="dxa"/>
-            <w:vAlign w:val="center"/>
-          </w:tcPr>
-          <w:p>
-            <w:pPr>
-              <w:rPr>
-                <w:rFonts w:ascii="Times New Roman" w:eastAsia="標楷體" w:hAnsi="Times New Roman" w:hint="eastAsia"/>
-                <w:b/>
-                <w:bCs/>
-                <w:sz w:val="28"/>
-                <w:szCs w:val="28"/>
-              </w:rPr>
-            </w:pPr>
-            <w:r>
-              <w:rPr>
-                <w:rFonts w:ascii="Times New Roman" w:eastAsia="標楷體" w:hAnsi="Times New Roman" w:cs="Arial"/>
-              </w:rPr>
-              <w:t>使用者可以透過綁定碼或聲紋登入系統。</w:t>
+            <w:tcW w:w="4530" w:type="dxa"/>
+            <w:vAlign w:val="center"/>
+          </w:tcPr>
+          <w:p>
+            <w:pPr>
+              <w:rPr>
+                <w:rFonts w:ascii="Times New Roman" w:eastAsia="標楷體" w:hAnsi="Times New Roman"/>
+                <w:b/>
+                <w:bCs/>
+                <w:sz w:val="28"/>
+                <w:szCs w:val="28"/>
+              </w:rPr>
+            </w:pPr>
+            <w:r>
+              <w:rPr>
+                <w:rFonts w:ascii="Times New Roman" w:eastAsia="標楷體" w:hAnsi="Times New Roman" w:cs="Arial"/>
+              </w:rPr>
+              <w:t>使用者可以透過</w:t>
+            </w:r>
+            <w:proofErr w:type="gramStart"/>
+            <w:r>
+              <w:rPr>
+                <w:rFonts w:ascii="Times New Roman" w:eastAsia="標楷體" w:hAnsi="Times New Roman" w:cs="Arial"/>
+              </w:rPr>
+              <w:t>綁定碼或</w:t>
+            </w:r>
+            <w:proofErr w:type="gramEnd"/>
+            <w:r>
+              <w:rPr>
+                <w:rFonts w:ascii="Times New Roman" w:eastAsia="標楷體" w:hAnsi="Times New Roman" w:cs="Arial"/>
+              </w:rPr>
+              <w:t>聲紋登入系統。</w:t>
             </w:r>
           </w:p>
         </w:tc>
@@ -278,31 +292,32 @@
       <w:tr>
         <w:tc>
           <w:tcPr>
-            <w:tcW w:w="2407" w:type="dxa"/>
+            <w:tcW w:w="988" w:type="dxa"/>
             <w:vMerge/>
             <w:vAlign w:val="center"/>
           </w:tcPr>
           <w:p>
             <w:pPr>
               <w:rPr>
-                <w:rFonts w:ascii="Times New Roman" w:eastAsia="標楷體" w:hAnsi="Times New Roman" w:hint="eastAsia"/>
-                <w:b/>
-                <w:bCs/>
-                <w:sz w:val="28"/>
-                <w:szCs w:val="28"/>
-              </w:rPr>
-            </w:pPr>
-          </w:p>
-        </w:tc>
-        <w:tc>
-          <w:tcPr>
-            <w:tcW w:w="2407" w:type="dxa"/>
-            <w:vAlign w:val="center"/>
-          </w:tcPr>
-          <w:p>
-            <w:pPr>
-              <w:rPr>
-                <w:rFonts w:ascii="Times New Roman" w:eastAsia="標楷體" w:hAnsi="Times New Roman" w:hint="eastAsia"/>
+                <w:rFonts w:ascii="Times New Roman" w:eastAsia="標楷體" w:hAnsi="Times New Roman"/>
+                <w:b/>
+                <w:bCs/>
+                <w:sz w:val="28"/>
+                <w:szCs w:val="28"/>
+              </w:rPr>
+            </w:pPr>
+          </w:p>
+        </w:tc>
+        <w:tc>
+          <w:tcPr>
+            <w:tcW w:w="1984" w:type="dxa"/>
+            <w:vMerge w:val="restart"/>
+            <w:vAlign w:val="center"/>
+          </w:tcPr>
+          <w:p>
+            <w:pPr>
+              <w:rPr>
+                <w:rFonts w:ascii="Times New Roman" w:eastAsia="標楷體" w:hAnsi="Times New Roman"/>
                 <w:b/>
                 <w:bCs/>
                 <w:sz w:val="28"/>
@@ -329,13 +344,13 @@
         </w:tc>
         <w:tc>
           <w:tcPr>
-            <w:tcW w:w="2407" w:type="dxa"/>
-            <w:vAlign w:val="center"/>
-          </w:tcPr>
-          <w:p>
-            <w:pPr>
-              <w:rPr>
-                <w:rFonts w:ascii="Times New Roman" w:eastAsia="標楷體" w:hAnsi="Times New Roman" w:hint="eastAsia"/>
+            <w:tcW w:w="2126" w:type="dxa"/>
+            <w:vAlign w:val="center"/>
+          </w:tcPr>
+          <w:p>
+            <w:pPr>
+              <w:rPr>
+                <w:rFonts w:ascii="Times New Roman" w:eastAsia="標楷體" w:hAnsi="Times New Roman"/>
                 <w:b/>
                 <w:bCs/>
                 <w:sz w:val="28"/>
@@ -364,13 +379,13 @@
         </w:tc>
         <w:tc>
           <w:tcPr>
-            <w:tcW w:w="2407" w:type="dxa"/>
-            <w:vAlign w:val="center"/>
-          </w:tcPr>
-          <w:p>
-            <w:pPr>
-              <w:rPr>
-                <w:rFonts w:ascii="Times New Roman" w:eastAsia="標楷體" w:hAnsi="Times New Roman" w:hint="eastAsia"/>
+            <w:tcW w:w="4530" w:type="dxa"/>
+            <w:vAlign w:val="center"/>
+          </w:tcPr>
+          <w:p>
+            <w:pPr>
+              <w:rPr>
+                <w:rFonts w:ascii="Times New Roman" w:eastAsia="標楷體" w:hAnsi="Times New Roman"/>
                 <w:b/>
                 <w:bCs/>
                 <w:sz w:val="28"/>
@@ -401,48 +416,49 @@
       <w:tr>
         <w:tc>
           <w:tcPr>
-            <w:tcW w:w="2407" w:type="dxa"/>
+            <w:tcW w:w="988" w:type="dxa"/>
             <w:vMerge/>
             <w:vAlign w:val="center"/>
           </w:tcPr>
           <w:p>
             <w:pPr>
               <w:rPr>
-                <w:rFonts w:ascii="Times New Roman" w:eastAsia="標楷體" w:hAnsi="Times New Roman" w:hint="eastAsia"/>
-                <w:b/>
-                <w:bCs/>
-                <w:sz w:val="28"/>
-                <w:szCs w:val="28"/>
-              </w:rPr>
-            </w:pPr>
-          </w:p>
-        </w:tc>
-        <w:tc>
-          <w:tcPr>
-            <w:tcW w:w="2407" w:type="dxa"/>
-            <w:vAlign w:val="center"/>
-          </w:tcPr>
-          <w:p>
-            <w:pPr>
-              <w:rPr>
-                <w:rFonts w:ascii="Times New Roman" w:eastAsia="標楷體" w:hAnsi="Times New Roman" w:hint="eastAsia"/>
-                <w:b/>
-                <w:bCs/>
-                <w:sz w:val="28"/>
-                <w:szCs w:val="28"/>
-              </w:rPr>
-            </w:pPr>
-          </w:p>
-        </w:tc>
-        <w:tc>
-          <w:tcPr>
-            <w:tcW w:w="2407" w:type="dxa"/>
-            <w:vAlign w:val="center"/>
-          </w:tcPr>
-          <w:p>
-            <w:pPr>
-              <w:rPr>
-                <w:rFonts w:ascii="Times New Roman" w:eastAsia="標楷體" w:hAnsi="Times New Roman" w:hint="eastAsia"/>
+                <w:rFonts w:ascii="Times New Roman" w:eastAsia="標楷體" w:hAnsi="Times New Roman"/>
+                <w:b/>
+                <w:bCs/>
+                <w:sz w:val="28"/>
+                <w:szCs w:val="28"/>
+              </w:rPr>
+            </w:pPr>
+          </w:p>
+        </w:tc>
+        <w:tc>
+          <w:tcPr>
+            <w:tcW w:w="1984" w:type="dxa"/>
+            <w:vMerge/>
+            <w:vAlign w:val="center"/>
+          </w:tcPr>
+          <w:p>
+            <w:pPr>
+              <w:rPr>
+                <w:rFonts w:ascii="Times New Roman" w:eastAsia="標楷體" w:hAnsi="Times New Roman"/>
+                <w:b/>
+                <w:bCs/>
+                <w:sz w:val="28"/>
+                <w:szCs w:val="28"/>
+              </w:rPr>
+            </w:pPr>
+          </w:p>
+        </w:tc>
+        <w:tc>
+          <w:tcPr>
+            <w:tcW w:w="2126" w:type="dxa"/>
+            <w:vAlign w:val="center"/>
+          </w:tcPr>
+          <w:p>
+            <w:pPr>
+              <w:rPr>
+                <w:rFonts w:ascii="Times New Roman" w:eastAsia="標楷體" w:hAnsi="Times New Roman"/>
                 <w:b/>
                 <w:bCs/>
                 <w:sz w:val="28"/>
@@ -459,13 +475,13 @@
         </w:tc>
         <w:tc>
           <w:tcPr>
-            <w:tcW w:w="2407" w:type="dxa"/>
-            <w:vAlign w:val="center"/>
-          </w:tcPr>
-          <w:p>
-            <w:pPr>
-              <w:rPr>
-                <w:rFonts w:ascii="Times New Roman" w:eastAsia="標楷體" w:hAnsi="Times New Roman" w:hint="eastAsia"/>
+            <w:tcW w:w="4530" w:type="dxa"/>
+            <w:vAlign w:val="center"/>
+          </w:tcPr>
+          <w:p>
+            <w:pPr>
+              <w:rPr>
+                <w:rFonts w:ascii="Times New Roman" w:eastAsia="標楷體" w:hAnsi="Times New Roman"/>
                 <w:b/>
                 <w:bCs/>
                 <w:sz w:val="28"/>
@@ -496,48 +512,49 @@
       <w:tr>
         <w:tc>
           <w:tcPr>
-            <w:tcW w:w="2407" w:type="dxa"/>
+            <w:tcW w:w="988" w:type="dxa"/>
             <w:vMerge/>
             <w:vAlign w:val="center"/>
           </w:tcPr>
           <w:p>
             <w:pPr>
               <w:rPr>
-                <w:rFonts w:ascii="Times New Roman" w:eastAsia="標楷體" w:hAnsi="Times New Roman" w:hint="eastAsia"/>
-                <w:b/>
-                <w:bCs/>
-                <w:sz w:val="28"/>
-                <w:szCs w:val="28"/>
-              </w:rPr>
-            </w:pPr>
-          </w:p>
-        </w:tc>
-        <w:tc>
-          <w:tcPr>
-            <w:tcW w:w="2407" w:type="dxa"/>
-            <w:vAlign w:val="center"/>
-          </w:tcPr>
-          <w:p>
-            <w:pPr>
-              <w:rPr>
-                <w:rFonts w:ascii="Times New Roman" w:eastAsia="標楷體" w:hAnsi="Times New Roman" w:hint="eastAsia"/>
-                <w:b/>
-                <w:bCs/>
-                <w:sz w:val="28"/>
-                <w:szCs w:val="28"/>
-              </w:rPr>
-            </w:pPr>
-          </w:p>
-        </w:tc>
-        <w:tc>
-          <w:tcPr>
-            <w:tcW w:w="2407" w:type="dxa"/>
-            <w:vAlign w:val="center"/>
-          </w:tcPr>
-          <w:p>
-            <w:pPr>
-              <w:rPr>
-                <w:rFonts w:ascii="Times New Roman" w:eastAsia="標楷體" w:hAnsi="Times New Roman" w:hint="eastAsia"/>
+                <w:rFonts w:ascii="Times New Roman" w:eastAsia="標楷體" w:hAnsi="Times New Roman"/>
+                <w:b/>
+                <w:bCs/>
+                <w:sz w:val="28"/>
+                <w:szCs w:val="28"/>
+              </w:rPr>
+            </w:pPr>
+          </w:p>
+        </w:tc>
+        <w:tc>
+          <w:tcPr>
+            <w:tcW w:w="1984" w:type="dxa"/>
+            <w:vMerge/>
+            <w:vAlign w:val="center"/>
+          </w:tcPr>
+          <w:p>
+            <w:pPr>
+              <w:rPr>
+                <w:rFonts w:ascii="Times New Roman" w:eastAsia="標楷體" w:hAnsi="Times New Roman"/>
+                <w:b/>
+                <w:bCs/>
+                <w:sz w:val="28"/>
+                <w:szCs w:val="28"/>
+              </w:rPr>
+            </w:pPr>
+          </w:p>
+        </w:tc>
+        <w:tc>
+          <w:tcPr>
+            <w:tcW w:w="2126" w:type="dxa"/>
+            <w:vAlign w:val="center"/>
+          </w:tcPr>
+          <w:p>
+            <w:pPr>
+              <w:rPr>
+                <w:rFonts w:ascii="Times New Roman" w:eastAsia="標楷體" w:hAnsi="Times New Roman"/>
                 <w:b/>
                 <w:bCs/>
                 <w:sz w:val="28"/>
@@ -554,13 +571,13 @@
         </w:tc>
         <w:tc>
           <w:tcPr>
-            <w:tcW w:w="2407" w:type="dxa"/>
-            <w:vAlign w:val="center"/>
-          </w:tcPr>
-          <w:p>
-            <w:pPr>
-              <w:rPr>
-                <w:rFonts w:ascii="Times New Roman" w:eastAsia="標楷體" w:hAnsi="Times New Roman" w:hint="eastAsia"/>
+            <w:tcW w:w="4530" w:type="dxa"/>
+            <w:vAlign w:val="center"/>
+          </w:tcPr>
+          <w:p>
+            <w:pPr>
+              <w:rPr>
+                <w:rFonts w:ascii="Times New Roman" w:eastAsia="標楷體" w:hAnsi="Times New Roman"/>
                 <w:b/>
                 <w:bCs/>
                 <w:sz w:val="28"/>
@@ -579,48 +596,49 @@
       <w:tr>
         <w:tc>
           <w:tcPr>
-            <w:tcW w:w="2407" w:type="dxa"/>
+            <w:tcW w:w="988" w:type="dxa"/>
             <w:vMerge/>
             <w:vAlign w:val="center"/>
           </w:tcPr>
           <w:p>
             <w:pPr>
               <w:rPr>
-                <w:rFonts w:ascii="Times New Roman" w:eastAsia="標楷體" w:hAnsi="Times New Roman" w:hint="eastAsia"/>
-                <w:b/>
-                <w:bCs/>
-                <w:sz w:val="28"/>
-                <w:szCs w:val="28"/>
-              </w:rPr>
-            </w:pPr>
-          </w:p>
-        </w:tc>
-        <w:tc>
-          <w:tcPr>
-            <w:tcW w:w="2407" w:type="dxa"/>
-            <w:vAlign w:val="center"/>
-          </w:tcPr>
-          <w:p>
-            <w:pPr>
-              <w:rPr>
-                <w:rFonts w:ascii="Times New Roman" w:eastAsia="標楷體" w:hAnsi="Times New Roman" w:hint="eastAsia"/>
-                <w:b/>
-                <w:bCs/>
-                <w:sz w:val="28"/>
-                <w:szCs w:val="28"/>
-              </w:rPr>
-            </w:pPr>
-          </w:p>
-        </w:tc>
-        <w:tc>
-          <w:tcPr>
-            <w:tcW w:w="2407" w:type="dxa"/>
-            <w:vAlign w:val="center"/>
-          </w:tcPr>
-          <w:p>
-            <w:pPr>
-              <w:rPr>
-                <w:rFonts w:ascii="Times New Roman" w:eastAsia="標楷體" w:hAnsi="Times New Roman" w:hint="eastAsia"/>
+                <w:rFonts w:ascii="Times New Roman" w:eastAsia="標楷體" w:hAnsi="Times New Roman"/>
+                <w:b/>
+                <w:bCs/>
+                <w:sz w:val="28"/>
+                <w:szCs w:val="28"/>
+              </w:rPr>
+            </w:pPr>
+          </w:p>
+        </w:tc>
+        <w:tc>
+          <w:tcPr>
+            <w:tcW w:w="1984" w:type="dxa"/>
+            <w:vMerge/>
+            <w:vAlign w:val="center"/>
+          </w:tcPr>
+          <w:p>
+            <w:pPr>
+              <w:rPr>
+                <w:rFonts w:ascii="Times New Roman" w:eastAsia="標楷體" w:hAnsi="Times New Roman"/>
+                <w:b/>
+                <w:bCs/>
+                <w:sz w:val="28"/>
+                <w:szCs w:val="28"/>
+              </w:rPr>
+            </w:pPr>
+          </w:p>
+        </w:tc>
+        <w:tc>
+          <w:tcPr>
+            <w:tcW w:w="2126" w:type="dxa"/>
+            <w:vAlign w:val="center"/>
+          </w:tcPr>
+          <w:p>
+            <w:pPr>
+              <w:rPr>
+                <w:rFonts w:ascii="Times New Roman" w:eastAsia="標楷體" w:hAnsi="Times New Roman"/>
                 <w:b/>
                 <w:bCs/>
                 <w:sz w:val="28"/>
@@ -637,13 +655,13 @@
         </w:tc>
         <w:tc>
           <w:tcPr>
-            <w:tcW w:w="2407" w:type="dxa"/>
-            <w:vAlign w:val="center"/>
-          </w:tcPr>
-          <w:p>
-            <w:pPr>
-              <w:rPr>
-                <w:rFonts w:ascii="Times New Roman" w:eastAsia="標楷體" w:hAnsi="Times New Roman" w:hint="eastAsia"/>
+            <w:tcW w:w="4530" w:type="dxa"/>
+            <w:vAlign w:val="center"/>
+          </w:tcPr>
+          <w:p>
+            <w:pPr>
+              <w:rPr>
+                <w:rFonts w:ascii="Times New Roman" w:eastAsia="標楷體" w:hAnsi="Times New Roman"/>
                 <w:b/>
                 <w:bCs/>
                 <w:sz w:val="28"/>
@@ -662,48 +680,49 @@
       <w:tr>
         <w:tc>
           <w:tcPr>
-            <w:tcW w:w="2407" w:type="dxa"/>
+            <w:tcW w:w="988" w:type="dxa"/>
             <w:vMerge/>
             <w:vAlign w:val="center"/>
           </w:tcPr>
           <w:p>
             <w:pPr>
               <w:rPr>
-                <w:rFonts w:ascii="Times New Roman" w:eastAsia="標楷體" w:hAnsi="Times New Roman" w:hint="eastAsia"/>
-                <w:b/>
-                <w:bCs/>
-                <w:sz w:val="28"/>
-                <w:szCs w:val="28"/>
-              </w:rPr>
-            </w:pPr>
-          </w:p>
-        </w:tc>
-        <w:tc>
-          <w:tcPr>
-            <w:tcW w:w="2407" w:type="dxa"/>
-            <w:vAlign w:val="center"/>
-          </w:tcPr>
-          <w:p>
-            <w:pPr>
-              <w:rPr>
-                <w:rFonts w:ascii="Times New Roman" w:eastAsia="標楷體" w:hAnsi="Times New Roman" w:hint="eastAsia"/>
-                <w:b/>
-                <w:bCs/>
-                <w:sz w:val="28"/>
-                <w:szCs w:val="28"/>
-              </w:rPr>
-            </w:pPr>
-          </w:p>
-        </w:tc>
-        <w:tc>
-          <w:tcPr>
-            <w:tcW w:w="2407" w:type="dxa"/>
-            <w:vAlign w:val="center"/>
-          </w:tcPr>
-          <w:p>
-            <w:pPr>
-              <w:rPr>
-                <w:rFonts w:ascii="Times New Roman" w:eastAsia="標楷體" w:hAnsi="Times New Roman" w:hint="eastAsia"/>
+                <w:rFonts w:ascii="Times New Roman" w:eastAsia="標楷體" w:hAnsi="Times New Roman"/>
+                <w:b/>
+                <w:bCs/>
+                <w:sz w:val="28"/>
+                <w:szCs w:val="28"/>
+              </w:rPr>
+            </w:pPr>
+          </w:p>
+        </w:tc>
+        <w:tc>
+          <w:tcPr>
+            <w:tcW w:w="1984" w:type="dxa"/>
+            <w:vMerge/>
+            <w:vAlign w:val="center"/>
+          </w:tcPr>
+          <w:p>
+            <w:pPr>
+              <w:rPr>
+                <w:rFonts w:ascii="Times New Roman" w:eastAsia="標楷體" w:hAnsi="Times New Roman"/>
+                <w:b/>
+                <w:bCs/>
+                <w:sz w:val="28"/>
+                <w:szCs w:val="28"/>
+              </w:rPr>
+            </w:pPr>
+          </w:p>
+        </w:tc>
+        <w:tc>
+          <w:tcPr>
+            <w:tcW w:w="2126" w:type="dxa"/>
+            <w:vAlign w:val="center"/>
+          </w:tcPr>
+          <w:p>
+            <w:pPr>
+              <w:rPr>
+                <w:rFonts w:ascii="Times New Roman" w:eastAsia="標楷體" w:hAnsi="Times New Roman"/>
                 <w:b/>
                 <w:bCs/>
                 <w:sz w:val="28"/>
@@ -726,13 +745,13 @@
         </w:tc>
         <w:tc>
           <w:tcPr>
-            <w:tcW w:w="2407" w:type="dxa"/>
-            <w:vAlign w:val="center"/>
-          </w:tcPr>
-          <w:p>
-            <w:pPr>
-              <w:rPr>
-                <w:rFonts w:ascii="Times New Roman" w:eastAsia="標楷體" w:hAnsi="Times New Roman" w:hint="eastAsia"/>
+            <w:tcW w:w="4530" w:type="dxa"/>
+            <w:vAlign w:val="center"/>
+          </w:tcPr>
+          <w:p>
+            <w:pPr>
+              <w:rPr>
+                <w:rFonts w:ascii="Times New Roman" w:eastAsia="標楷體" w:hAnsi="Times New Roman"/>
                 <w:b/>
                 <w:bCs/>
                 <w:sz w:val="28"/>
@@ -751,31 +770,32 @@
       <w:tr>
         <w:tc>
           <w:tcPr>
-            <w:tcW w:w="2407" w:type="dxa"/>
+            <w:tcW w:w="988" w:type="dxa"/>
             <w:vMerge/>
             <w:vAlign w:val="center"/>
           </w:tcPr>
           <w:p>
             <w:pPr>
               <w:rPr>
-                <w:rFonts w:ascii="Times New Roman" w:eastAsia="標楷體" w:hAnsi="Times New Roman" w:hint="eastAsia"/>
-                <w:b/>
-                <w:bCs/>
-                <w:sz w:val="28"/>
-                <w:szCs w:val="28"/>
-              </w:rPr>
-            </w:pPr>
-          </w:p>
-        </w:tc>
-        <w:tc>
-          <w:tcPr>
-            <w:tcW w:w="2407" w:type="dxa"/>
-            <w:vAlign w:val="center"/>
-          </w:tcPr>
-          <w:p>
-            <w:pPr>
-              <w:rPr>
-                <w:rFonts w:ascii="Times New Roman" w:eastAsia="標楷體" w:hAnsi="Times New Roman" w:hint="eastAsia"/>
+                <w:rFonts w:ascii="Times New Roman" w:eastAsia="標楷體" w:hAnsi="Times New Roman"/>
+                <w:b/>
+                <w:bCs/>
+                <w:sz w:val="28"/>
+                <w:szCs w:val="28"/>
+              </w:rPr>
+            </w:pPr>
+          </w:p>
+        </w:tc>
+        <w:tc>
+          <w:tcPr>
+            <w:tcW w:w="1984" w:type="dxa"/>
+            <w:vMerge w:val="restart"/>
+            <w:vAlign w:val="center"/>
+          </w:tcPr>
+          <w:p>
+            <w:pPr>
+              <w:rPr>
+                <w:rFonts w:ascii="Times New Roman" w:eastAsia="標楷體" w:hAnsi="Times New Roman"/>
                 <w:b/>
                 <w:bCs/>
                 <w:sz w:val="28"/>
@@ -794,13 +814,13 @@
         </w:tc>
         <w:tc>
           <w:tcPr>
-            <w:tcW w:w="2407" w:type="dxa"/>
-            <w:vAlign w:val="center"/>
-          </w:tcPr>
-          <w:p>
-            <w:pPr>
-              <w:rPr>
-                <w:rFonts w:ascii="Times New Roman" w:eastAsia="標楷體" w:hAnsi="Times New Roman" w:hint="eastAsia"/>
+            <w:tcW w:w="2126" w:type="dxa"/>
+            <w:vAlign w:val="center"/>
+          </w:tcPr>
+          <w:p>
+            <w:pPr>
+              <w:rPr>
+                <w:rFonts w:ascii="Times New Roman" w:eastAsia="標楷體" w:hAnsi="Times New Roman"/>
                 <w:b/>
                 <w:bCs/>
                 <w:sz w:val="28"/>
@@ -817,13 +837,13 @@
         </w:tc>
         <w:tc>
           <w:tcPr>
-            <w:tcW w:w="2407" w:type="dxa"/>
-            <w:vAlign w:val="center"/>
-          </w:tcPr>
-          <w:p>
-            <w:pPr>
-              <w:rPr>
-                <w:rFonts w:ascii="Times New Roman" w:eastAsia="標楷體" w:hAnsi="Times New Roman" w:hint="eastAsia"/>
+            <w:tcW w:w="4530" w:type="dxa"/>
+            <w:vAlign w:val="center"/>
+          </w:tcPr>
+          <w:p>
+            <w:pPr>
+              <w:rPr>
+                <w:rFonts w:ascii="Times New Roman" w:eastAsia="標楷體" w:hAnsi="Times New Roman"/>
                 <w:b/>
                 <w:bCs/>
                 <w:sz w:val="28"/>
@@ -842,48 +862,49 @@
       <w:tr>
         <w:tc>
           <w:tcPr>
-            <w:tcW w:w="2407" w:type="dxa"/>
+            <w:tcW w:w="988" w:type="dxa"/>
             <w:vMerge/>
             <w:vAlign w:val="center"/>
           </w:tcPr>
           <w:p>
             <w:pPr>
               <w:rPr>
-                <w:rFonts w:ascii="Times New Roman" w:eastAsia="標楷體" w:hAnsi="Times New Roman" w:hint="eastAsia"/>
-                <w:b/>
-                <w:bCs/>
-                <w:sz w:val="28"/>
-                <w:szCs w:val="28"/>
-              </w:rPr>
-            </w:pPr>
-          </w:p>
-        </w:tc>
-        <w:tc>
-          <w:tcPr>
-            <w:tcW w:w="2407" w:type="dxa"/>
-            <w:vAlign w:val="center"/>
-          </w:tcPr>
-          <w:p>
-            <w:pPr>
-              <w:rPr>
-                <w:rFonts w:ascii="Times New Roman" w:eastAsia="標楷體" w:hAnsi="Times New Roman" w:hint="eastAsia"/>
-                <w:b/>
-                <w:bCs/>
-                <w:sz w:val="28"/>
-                <w:szCs w:val="28"/>
-              </w:rPr>
-            </w:pPr>
-          </w:p>
-        </w:tc>
-        <w:tc>
-          <w:tcPr>
-            <w:tcW w:w="2407" w:type="dxa"/>
-            <w:vAlign w:val="center"/>
-          </w:tcPr>
-          <w:p>
-            <w:pPr>
-              <w:rPr>
-                <w:rFonts w:ascii="Times New Roman" w:eastAsia="標楷體" w:hAnsi="Times New Roman" w:hint="eastAsia"/>
+                <w:rFonts w:ascii="Times New Roman" w:eastAsia="標楷體" w:hAnsi="Times New Roman"/>
+                <w:b/>
+                <w:bCs/>
+                <w:sz w:val="28"/>
+                <w:szCs w:val="28"/>
+              </w:rPr>
+            </w:pPr>
+          </w:p>
+        </w:tc>
+        <w:tc>
+          <w:tcPr>
+            <w:tcW w:w="1984" w:type="dxa"/>
+            <w:vMerge/>
+            <w:vAlign w:val="center"/>
+          </w:tcPr>
+          <w:p>
+            <w:pPr>
+              <w:rPr>
+                <w:rFonts w:ascii="Times New Roman" w:eastAsia="標楷體" w:hAnsi="Times New Roman"/>
+                <w:b/>
+                <w:bCs/>
+                <w:sz w:val="28"/>
+                <w:szCs w:val="28"/>
+              </w:rPr>
+            </w:pPr>
+          </w:p>
+        </w:tc>
+        <w:tc>
+          <w:tcPr>
+            <w:tcW w:w="2126" w:type="dxa"/>
+            <w:vAlign w:val="center"/>
+          </w:tcPr>
+          <w:p>
+            <w:pPr>
+              <w:rPr>
+                <w:rFonts w:ascii="Times New Roman" w:eastAsia="標楷體" w:hAnsi="Times New Roman"/>
                 <w:b/>
                 <w:bCs/>
                 <w:sz w:val="28"/>
@@ -900,13 +921,13 @@
         </w:tc>
         <w:tc>
           <w:tcPr>
-            <w:tcW w:w="2407" w:type="dxa"/>
-            <w:vAlign w:val="center"/>
-          </w:tcPr>
-          <w:p>
-            <w:pPr>
-              <w:rPr>
-                <w:rFonts w:ascii="Times New Roman" w:eastAsia="標楷體" w:hAnsi="Times New Roman" w:hint="eastAsia"/>
+            <w:tcW w:w="4530" w:type="dxa"/>
+            <w:vAlign w:val="center"/>
+          </w:tcPr>
+          <w:p>
+            <w:pPr>
+              <w:rPr>
+                <w:rFonts w:ascii="Times New Roman" w:eastAsia="標楷體" w:hAnsi="Times New Roman"/>
                 <w:b/>
                 <w:bCs/>
                 <w:sz w:val="28"/>
@@ -925,31 +946,32 @@
       <w:tr>
         <w:tc>
           <w:tcPr>
-            <w:tcW w:w="2407" w:type="dxa"/>
+            <w:tcW w:w="988" w:type="dxa"/>
             <w:vMerge/>
             <w:vAlign w:val="center"/>
           </w:tcPr>
           <w:p>
             <w:pPr>
               <w:rPr>
-                <w:rFonts w:ascii="Times New Roman" w:eastAsia="標楷體" w:hAnsi="Times New Roman" w:hint="eastAsia"/>
-                <w:b/>
-                <w:bCs/>
-                <w:sz w:val="28"/>
-                <w:szCs w:val="28"/>
-              </w:rPr>
-            </w:pPr>
-          </w:p>
-        </w:tc>
-        <w:tc>
-          <w:tcPr>
-            <w:tcW w:w="2407" w:type="dxa"/>
-            <w:vAlign w:val="center"/>
-          </w:tcPr>
-          <w:p>
-            <w:pPr>
-              <w:rPr>
-                <w:rFonts w:ascii="Times New Roman" w:eastAsia="標楷體" w:hAnsi="Times New Roman" w:hint="eastAsia"/>
+                <w:rFonts w:ascii="Times New Roman" w:eastAsia="標楷體" w:hAnsi="Times New Roman"/>
+                <w:b/>
+                <w:bCs/>
+                <w:sz w:val="28"/>
+                <w:szCs w:val="28"/>
+              </w:rPr>
+            </w:pPr>
+          </w:p>
+        </w:tc>
+        <w:tc>
+          <w:tcPr>
+            <w:tcW w:w="1984" w:type="dxa"/>
+            <w:vMerge w:val="restart"/>
+            <w:vAlign w:val="center"/>
+          </w:tcPr>
+          <w:p>
+            <w:pPr>
+              <w:rPr>
+                <w:rFonts w:ascii="Times New Roman" w:eastAsia="標楷體" w:hAnsi="Times New Roman"/>
                 <w:b/>
                 <w:bCs/>
                 <w:sz w:val="28"/>
@@ -968,13 +990,13 @@
         </w:tc>
         <w:tc>
           <w:tcPr>
-            <w:tcW w:w="2407" w:type="dxa"/>
-            <w:vAlign w:val="center"/>
-          </w:tcPr>
-          <w:p>
-            <w:pPr>
-              <w:rPr>
-                <w:rFonts w:ascii="Times New Roman" w:eastAsia="標楷體" w:hAnsi="Times New Roman" w:hint="eastAsia"/>
+            <w:tcW w:w="2126" w:type="dxa"/>
+            <w:vAlign w:val="center"/>
+          </w:tcPr>
+          <w:p>
+            <w:pPr>
+              <w:rPr>
+                <w:rFonts w:ascii="Times New Roman" w:eastAsia="標楷體" w:hAnsi="Times New Roman"/>
                 <w:b/>
                 <w:bCs/>
                 <w:sz w:val="28"/>
@@ -991,13 +1013,13 @@
         </w:tc>
         <w:tc>
           <w:tcPr>
-            <w:tcW w:w="2407" w:type="dxa"/>
-            <w:vAlign w:val="center"/>
-          </w:tcPr>
-          <w:p>
-            <w:pPr>
-              <w:rPr>
-                <w:rFonts w:ascii="Times New Roman" w:eastAsia="標楷體" w:hAnsi="Times New Roman" w:hint="eastAsia"/>
+            <w:tcW w:w="4530" w:type="dxa"/>
+            <w:vAlign w:val="center"/>
+          </w:tcPr>
+          <w:p>
+            <w:pPr>
+              <w:rPr>
+                <w:rFonts w:ascii="Times New Roman" w:eastAsia="標楷體" w:hAnsi="Times New Roman"/>
                 <w:b/>
                 <w:bCs/>
                 <w:sz w:val="28"/>
@@ -1016,48 +1038,49 @@
       <w:tr>
         <w:tc>
           <w:tcPr>
-            <w:tcW w:w="2407" w:type="dxa"/>
+            <w:tcW w:w="988" w:type="dxa"/>
             <w:vMerge/>
             <w:vAlign w:val="center"/>
           </w:tcPr>
           <w:p>
             <w:pPr>
               <w:rPr>
-                <w:rFonts w:ascii="Times New Roman" w:eastAsia="標楷體" w:hAnsi="Times New Roman" w:hint="eastAsia"/>
-                <w:b/>
-                <w:bCs/>
-                <w:sz w:val="28"/>
-                <w:szCs w:val="28"/>
-              </w:rPr>
-            </w:pPr>
-          </w:p>
-        </w:tc>
-        <w:tc>
-          <w:tcPr>
-            <w:tcW w:w="2407" w:type="dxa"/>
-            <w:vAlign w:val="center"/>
-          </w:tcPr>
-          <w:p>
-            <w:pPr>
-              <w:rPr>
-                <w:rFonts w:ascii="Times New Roman" w:eastAsia="標楷體" w:hAnsi="Times New Roman" w:hint="eastAsia"/>
-                <w:b/>
-                <w:bCs/>
-                <w:sz w:val="28"/>
-                <w:szCs w:val="28"/>
-              </w:rPr>
-            </w:pPr>
-          </w:p>
-        </w:tc>
-        <w:tc>
-          <w:tcPr>
-            <w:tcW w:w="2407" w:type="dxa"/>
-            <w:vAlign w:val="center"/>
-          </w:tcPr>
-          <w:p>
-            <w:pPr>
-              <w:rPr>
-                <w:rFonts w:ascii="Times New Roman" w:eastAsia="標楷體" w:hAnsi="Times New Roman" w:hint="eastAsia"/>
+                <w:rFonts w:ascii="Times New Roman" w:eastAsia="標楷體" w:hAnsi="Times New Roman"/>
+                <w:b/>
+                <w:bCs/>
+                <w:sz w:val="28"/>
+                <w:szCs w:val="28"/>
+              </w:rPr>
+            </w:pPr>
+          </w:p>
+        </w:tc>
+        <w:tc>
+          <w:tcPr>
+            <w:tcW w:w="1984" w:type="dxa"/>
+            <w:vMerge/>
+            <w:vAlign w:val="center"/>
+          </w:tcPr>
+          <w:p>
+            <w:pPr>
+              <w:rPr>
+                <w:rFonts w:ascii="Times New Roman" w:eastAsia="標楷體" w:hAnsi="Times New Roman"/>
+                <w:b/>
+                <w:bCs/>
+                <w:sz w:val="28"/>
+                <w:szCs w:val="28"/>
+              </w:rPr>
+            </w:pPr>
+          </w:p>
+        </w:tc>
+        <w:tc>
+          <w:tcPr>
+            <w:tcW w:w="2126" w:type="dxa"/>
+            <w:vAlign w:val="center"/>
+          </w:tcPr>
+          <w:p>
+            <w:pPr>
+              <w:rPr>
+                <w:rFonts w:ascii="Times New Roman" w:eastAsia="標楷體" w:hAnsi="Times New Roman"/>
                 <w:b/>
                 <w:bCs/>
                 <w:sz w:val="28"/>
@@ -1074,13 +1097,13 @@
         </w:tc>
         <w:tc>
           <w:tcPr>
-            <w:tcW w:w="2407" w:type="dxa"/>
-            <w:vAlign w:val="center"/>
-          </w:tcPr>
-          <w:p>
-            <w:pPr>
-              <w:rPr>
-                <w:rFonts w:ascii="Times New Roman" w:eastAsia="標楷體" w:hAnsi="Times New Roman" w:hint="eastAsia"/>
+            <w:tcW w:w="4530" w:type="dxa"/>
+            <w:vAlign w:val="center"/>
+          </w:tcPr>
+          <w:p>
+            <w:pPr>
+              <w:rPr>
+                <w:rFonts w:ascii="Times New Roman" w:eastAsia="標楷體" w:hAnsi="Times New Roman"/>
                 <w:b/>
                 <w:bCs/>
                 <w:sz w:val="28"/>
@@ -1099,48 +1122,49 @@
       <w:tr>
         <w:tc>
           <w:tcPr>
-            <w:tcW w:w="2407" w:type="dxa"/>
+            <w:tcW w:w="988" w:type="dxa"/>
             <w:vMerge/>
             <w:vAlign w:val="center"/>
           </w:tcPr>
           <w:p>
             <w:pPr>
               <w:rPr>
-                <w:rFonts w:ascii="Times New Roman" w:eastAsia="標楷體" w:hAnsi="Times New Roman" w:hint="eastAsia"/>
-                <w:b/>
-                <w:bCs/>
-                <w:sz w:val="28"/>
-                <w:szCs w:val="28"/>
-              </w:rPr>
-            </w:pPr>
-          </w:p>
-        </w:tc>
-        <w:tc>
-          <w:tcPr>
-            <w:tcW w:w="2407" w:type="dxa"/>
-            <w:vAlign w:val="center"/>
-          </w:tcPr>
-          <w:p>
-            <w:pPr>
-              <w:rPr>
-                <w:rFonts w:ascii="Times New Roman" w:eastAsia="標楷體" w:hAnsi="Times New Roman" w:hint="eastAsia"/>
-                <w:b/>
-                <w:bCs/>
-                <w:sz w:val="28"/>
-                <w:szCs w:val="28"/>
-              </w:rPr>
-            </w:pPr>
-          </w:p>
-        </w:tc>
-        <w:tc>
-          <w:tcPr>
-            <w:tcW w:w="2407" w:type="dxa"/>
-            <w:vAlign w:val="center"/>
-          </w:tcPr>
-          <w:p>
-            <w:pPr>
-              <w:rPr>
-                <w:rFonts w:ascii="Times New Roman" w:eastAsia="標楷體" w:hAnsi="Times New Roman" w:hint="eastAsia"/>
+                <w:rFonts w:ascii="Times New Roman" w:eastAsia="標楷體" w:hAnsi="Times New Roman"/>
+                <w:b/>
+                <w:bCs/>
+                <w:sz w:val="28"/>
+                <w:szCs w:val="28"/>
+              </w:rPr>
+            </w:pPr>
+          </w:p>
+        </w:tc>
+        <w:tc>
+          <w:tcPr>
+            <w:tcW w:w="1984" w:type="dxa"/>
+            <w:vMerge/>
+            <w:vAlign w:val="center"/>
+          </w:tcPr>
+          <w:p>
+            <w:pPr>
+              <w:rPr>
+                <w:rFonts w:ascii="Times New Roman" w:eastAsia="標楷體" w:hAnsi="Times New Roman"/>
+                <w:b/>
+                <w:bCs/>
+                <w:sz w:val="28"/>
+                <w:szCs w:val="28"/>
+              </w:rPr>
+            </w:pPr>
+          </w:p>
+        </w:tc>
+        <w:tc>
+          <w:tcPr>
+            <w:tcW w:w="2126" w:type="dxa"/>
+            <w:vAlign w:val="center"/>
+          </w:tcPr>
+          <w:p>
+            <w:pPr>
+              <w:rPr>
+                <w:rFonts w:ascii="Times New Roman" w:eastAsia="標楷體" w:hAnsi="Times New Roman"/>
                 <w:b/>
                 <w:bCs/>
                 <w:sz w:val="28"/>
@@ -1157,13 +1181,13 @@
         </w:tc>
         <w:tc>
           <w:tcPr>
-            <w:tcW w:w="2407" w:type="dxa"/>
-            <w:vAlign w:val="center"/>
-          </w:tcPr>
-          <w:p>
-            <w:pPr>
-              <w:rPr>
-                <w:rFonts w:ascii="Times New Roman" w:eastAsia="標楷體" w:hAnsi="Times New Roman" w:hint="eastAsia"/>
+            <w:tcW w:w="4530" w:type="dxa"/>
+            <w:vAlign w:val="center"/>
+          </w:tcPr>
+          <w:p>
+            <w:pPr>
+              <w:rPr>
+                <w:rFonts w:ascii="Times New Roman" w:eastAsia="標楷體" w:hAnsi="Times New Roman"/>
                 <w:b/>
                 <w:bCs/>
                 <w:sz w:val="28"/>
@@ -1182,48 +1206,49 @@
       <w:tr>
         <w:tc>
           <w:tcPr>
-            <w:tcW w:w="2407" w:type="dxa"/>
+            <w:tcW w:w="988" w:type="dxa"/>
             <w:vMerge/>
             <w:vAlign w:val="center"/>
           </w:tcPr>
           <w:p>
             <w:pPr>
               <w:rPr>
-                <w:rFonts w:ascii="Times New Roman" w:eastAsia="標楷體" w:hAnsi="Times New Roman" w:hint="eastAsia"/>
-                <w:b/>
-                <w:bCs/>
-                <w:sz w:val="28"/>
-                <w:szCs w:val="28"/>
-              </w:rPr>
-            </w:pPr>
-          </w:p>
-        </w:tc>
-        <w:tc>
-          <w:tcPr>
-            <w:tcW w:w="2407" w:type="dxa"/>
-            <w:vAlign w:val="center"/>
-          </w:tcPr>
-          <w:p>
-            <w:pPr>
-              <w:rPr>
-                <w:rFonts w:ascii="Times New Roman" w:eastAsia="標楷體" w:hAnsi="Times New Roman" w:hint="eastAsia"/>
-                <w:b/>
-                <w:bCs/>
-                <w:sz w:val="28"/>
-                <w:szCs w:val="28"/>
-              </w:rPr>
-            </w:pPr>
-          </w:p>
-        </w:tc>
-        <w:tc>
-          <w:tcPr>
-            <w:tcW w:w="2407" w:type="dxa"/>
-            <w:vAlign w:val="center"/>
-          </w:tcPr>
-          <w:p>
-            <w:pPr>
-              <w:rPr>
-                <w:rFonts w:ascii="Times New Roman" w:eastAsia="標楷體" w:hAnsi="Times New Roman" w:hint="eastAsia"/>
+                <w:rFonts w:ascii="Times New Roman" w:eastAsia="標楷體" w:hAnsi="Times New Roman"/>
+                <w:b/>
+                <w:bCs/>
+                <w:sz w:val="28"/>
+                <w:szCs w:val="28"/>
+              </w:rPr>
+            </w:pPr>
+          </w:p>
+        </w:tc>
+        <w:tc>
+          <w:tcPr>
+            <w:tcW w:w="1984" w:type="dxa"/>
+            <w:vMerge/>
+            <w:vAlign w:val="center"/>
+          </w:tcPr>
+          <w:p>
+            <w:pPr>
+              <w:rPr>
+                <w:rFonts w:ascii="Times New Roman" w:eastAsia="標楷體" w:hAnsi="Times New Roman"/>
+                <w:b/>
+                <w:bCs/>
+                <w:sz w:val="28"/>
+                <w:szCs w:val="28"/>
+              </w:rPr>
+            </w:pPr>
+          </w:p>
+        </w:tc>
+        <w:tc>
+          <w:tcPr>
+            <w:tcW w:w="2126" w:type="dxa"/>
+            <w:vAlign w:val="center"/>
+          </w:tcPr>
+          <w:p>
+            <w:pPr>
+              <w:rPr>
+                <w:rFonts w:ascii="Times New Roman" w:eastAsia="標楷體" w:hAnsi="Times New Roman"/>
                 <w:b/>
                 <w:bCs/>
                 <w:sz w:val="28"/>
@@ -1246,31 +1271,24 @@
         </w:tc>
         <w:tc>
           <w:tcPr>
-            <w:tcW w:w="2407" w:type="dxa"/>
-            <w:vAlign w:val="center"/>
-          </w:tcPr>
-          <w:p>
-            <w:pPr>
-              <w:rPr>
-                <w:rFonts w:ascii="Times New Roman" w:eastAsia="標楷體" w:hAnsi="Times New Roman" w:hint="eastAsia"/>
-                <w:b/>
-                <w:bCs/>
-                <w:sz w:val="28"/>
-                <w:szCs w:val="28"/>
-              </w:rPr>
-            </w:pPr>
-            <w:r>
-              <w:rPr>
-                <w:rFonts w:ascii="Times New Roman" w:eastAsia="標楷體" w:hAnsi="Times New Roman" w:cs="Arial"/>
-              </w:rPr>
-              <w:t>使用者可觸發緊急警</w:t>
-            </w:r>
-            <w:r>
-              <w:rPr>
-                <w:rFonts w:ascii="Times New Roman" w:eastAsia="標楷體" w:hAnsi="Times New Roman" w:cs="Arial"/>
-              </w:rPr>
-              <w:lastRenderedPageBreak/>
-              <w:t>報以推播通知所有家屬。</w:t>
+            <w:tcW w:w="4530" w:type="dxa"/>
+            <w:vAlign w:val="center"/>
+          </w:tcPr>
+          <w:p>
+            <w:pPr>
+              <w:rPr>
+                <w:rFonts w:ascii="Times New Roman" w:eastAsia="標楷體" w:hAnsi="Times New Roman"/>
+                <w:b/>
+                <w:bCs/>
+                <w:sz w:val="28"/>
+                <w:szCs w:val="28"/>
+              </w:rPr>
+            </w:pPr>
+            <w:r>
+              <w:rPr>
+                <w:rFonts w:ascii="Times New Roman" w:eastAsia="標楷體" w:hAnsi="Times New Roman" w:cs="Arial"/>
+              </w:rPr>
+              <w:t>使用者可觸發緊急警報以推播通知所有家屬。</w:t>
             </w:r>
           </w:p>
         </w:tc>
@@ -1278,31 +1296,32 @@
       <w:tr>
         <w:tc>
           <w:tcPr>
-            <w:tcW w:w="2407" w:type="dxa"/>
+            <w:tcW w:w="988" w:type="dxa"/>
             <w:vMerge/>
             <w:vAlign w:val="center"/>
           </w:tcPr>
           <w:p>
             <w:pPr>
               <w:rPr>
-                <w:rFonts w:ascii="Times New Roman" w:eastAsia="標楷體" w:hAnsi="Times New Roman" w:hint="eastAsia"/>
-                <w:b/>
-                <w:bCs/>
-                <w:sz w:val="28"/>
-                <w:szCs w:val="28"/>
-              </w:rPr>
-            </w:pPr>
-          </w:p>
-        </w:tc>
-        <w:tc>
-          <w:tcPr>
-            <w:tcW w:w="2407" w:type="dxa"/>
-            <w:vAlign w:val="center"/>
-          </w:tcPr>
-          <w:p>
-            <w:pPr>
-              <w:rPr>
-                <w:rFonts w:ascii="Times New Roman" w:eastAsia="標楷體" w:hAnsi="Times New Roman" w:hint="eastAsia"/>
+                <w:rFonts w:ascii="Times New Roman" w:eastAsia="標楷體" w:hAnsi="Times New Roman"/>
+                <w:b/>
+                <w:bCs/>
+                <w:sz w:val="28"/>
+                <w:szCs w:val="28"/>
+              </w:rPr>
+            </w:pPr>
+          </w:p>
+        </w:tc>
+        <w:tc>
+          <w:tcPr>
+            <w:tcW w:w="1984" w:type="dxa"/>
+            <w:vMerge w:val="restart"/>
+            <w:vAlign w:val="center"/>
+          </w:tcPr>
+          <w:p>
+            <w:pPr>
+              <w:rPr>
+                <w:rFonts w:ascii="Times New Roman" w:eastAsia="標楷體" w:hAnsi="Times New Roman"/>
                 <w:b/>
                 <w:bCs/>
                 <w:sz w:val="28"/>
@@ -1321,47 +1340,69 @@
         </w:tc>
         <w:tc>
           <w:tcPr>
-            <w:tcW w:w="2407" w:type="dxa"/>
-            <w:vAlign w:val="center"/>
-          </w:tcPr>
-          <w:p>
-            <w:pPr>
-              <w:rPr>
-                <w:rFonts w:ascii="Times New Roman" w:eastAsia="標楷體" w:hAnsi="Times New Roman" w:hint="eastAsia"/>
-                <w:b/>
-                <w:bCs/>
-                <w:sz w:val="28"/>
-                <w:szCs w:val="28"/>
-              </w:rPr>
-            </w:pPr>
-            <w:r>
-              <w:rPr>
-                <w:rFonts w:ascii="Times New Roman" w:eastAsia="標楷體" w:hAnsi="Times New Roman" w:cs="Arial"/>
-              </w:rPr>
-              <w:t>查看社群貼文</w:t>
-            </w:r>
-          </w:p>
-        </w:tc>
-        <w:tc>
-          <w:tcPr>
-            <w:tcW w:w="2407" w:type="dxa"/>
-            <w:vAlign w:val="center"/>
-          </w:tcPr>
-          <w:p>
-            <w:pPr>
-              <w:rPr>
-                <w:rFonts w:ascii="Times New Roman" w:eastAsia="標楷體" w:hAnsi="Times New Roman" w:hint="eastAsia"/>
-                <w:b/>
-                <w:bCs/>
-                <w:sz w:val="28"/>
-                <w:szCs w:val="28"/>
-              </w:rPr>
-            </w:pPr>
-            <w:r>
-              <w:rPr>
-                <w:rFonts w:ascii="Times New Roman" w:eastAsia="標楷體" w:hAnsi="Times New Roman" w:cs="Arial"/>
-              </w:rPr>
-              <w:t>使用者可瀏覽朋友圈的好友動態與家屬分享之貼文。</w:t>
+            <w:tcW w:w="2126" w:type="dxa"/>
+            <w:vAlign w:val="center"/>
+          </w:tcPr>
+          <w:p>
+            <w:pPr>
+              <w:rPr>
+                <w:rFonts w:ascii="Times New Roman" w:eastAsia="標楷體" w:hAnsi="Times New Roman"/>
+                <w:b/>
+                <w:bCs/>
+                <w:sz w:val="28"/>
+                <w:szCs w:val="28"/>
+              </w:rPr>
+            </w:pPr>
+            <w:r>
+              <w:rPr>
+                <w:rFonts w:ascii="Times New Roman" w:eastAsia="標楷體" w:hAnsi="Times New Roman" w:cs="Arial"/>
+              </w:rPr>
+              <w:t>查看社</w:t>
+            </w:r>
+            <w:proofErr w:type="gramStart"/>
+            <w:r>
+              <w:rPr>
+                <w:rFonts w:ascii="Times New Roman" w:eastAsia="標楷體" w:hAnsi="Times New Roman" w:cs="Arial"/>
+              </w:rPr>
+              <w:t>群貼文</w:t>
+            </w:r>
+            <w:proofErr w:type="gramEnd"/>
+          </w:p>
+        </w:tc>
+        <w:tc>
+          <w:tcPr>
+            <w:tcW w:w="4530" w:type="dxa"/>
+            <w:vAlign w:val="center"/>
+          </w:tcPr>
+          <w:p>
+            <w:pPr>
+              <w:rPr>
+                <w:rFonts w:ascii="Times New Roman" w:eastAsia="標楷體" w:hAnsi="Times New Roman"/>
+                <w:b/>
+                <w:bCs/>
+                <w:sz w:val="28"/>
+                <w:szCs w:val="28"/>
+              </w:rPr>
+            </w:pPr>
+            <w:r>
+              <w:rPr>
+                <w:rFonts w:ascii="Times New Roman" w:eastAsia="標楷體" w:hAnsi="Times New Roman" w:cs="Arial"/>
+              </w:rPr>
+              <w:t>使用者可瀏覽朋友圈的好友動態與家屬分享</w:t>
+            </w:r>
+            <w:proofErr w:type="gramStart"/>
+            <w:r>
+              <w:rPr>
+                <w:rFonts w:ascii="Times New Roman" w:eastAsia="標楷體" w:hAnsi="Times New Roman" w:cs="Arial"/>
+              </w:rPr>
+              <w:t>之貼文</w:t>
+            </w:r>
+            <w:proofErr w:type="gramEnd"/>
+            <w:r>
+              <w:rPr>
+                <w:rFonts w:ascii="Times New Roman" w:eastAsia="標楷體" w:hAnsi="Times New Roman" w:cs="Arial"/>
+              </w:rPr>
+              <w:t>。</w:t>
             </w:r>
           </w:p>
         </w:tc>
@@ -1369,71 +1410,80 @@
       <w:tr>
         <w:tc>
           <w:tcPr>
-            <w:tcW w:w="2407" w:type="dxa"/>
+            <w:tcW w:w="988" w:type="dxa"/>
             <w:vMerge/>
             <w:vAlign w:val="center"/>
           </w:tcPr>
           <w:p>
             <w:pPr>
               <w:rPr>
-                <w:rFonts w:ascii="Times New Roman" w:eastAsia="標楷體" w:hAnsi="Times New Roman" w:hint="eastAsia"/>
-                <w:b/>
-                <w:bCs/>
-                <w:sz w:val="28"/>
-                <w:szCs w:val="28"/>
-              </w:rPr>
-            </w:pPr>
-          </w:p>
-        </w:tc>
-        <w:tc>
-          <w:tcPr>
-            <w:tcW w:w="2407" w:type="dxa"/>
-            <w:vAlign w:val="center"/>
-          </w:tcPr>
-          <w:p>
-            <w:pPr>
-              <w:rPr>
-                <w:rFonts w:ascii="Times New Roman" w:eastAsia="標楷體" w:hAnsi="Times New Roman" w:hint="eastAsia"/>
-                <w:b/>
-                <w:bCs/>
-                <w:sz w:val="28"/>
-                <w:szCs w:val="28"/>
-              </w:rPr>
-            </w:pPr>
-          </w:p>
-        </w:tc>
-        <w:tc>
-          <w:tcPr>
-            <w:tcW w:w="2407" w:type="dxa"/>
-            <w:vAlign w:val="center"/>
-          </w:tcPr>
-          <w:p>
-            <w:pPr>
-              <w:rPr>
-                <w:rFonts w:ascii="Times New Roman" w:eastAsia="標楷體" w:hAnsi="Times New Roman" w:hint="eastAsia"/>
-                <w:b/>
-                <w:bCs/>
-                <w:sz w:val="28"/>
-                <w:szCs w:val="28"/>
-              </w:rPr>
-            </w:pPr>
-            <w:r>
-              <w:rPr>
-                <w:rFonts w:ascii="Times New Roman" w:eastAsia="標楷體" w:hAnsi="Times New Roman" w:cs="Arial"/>
-              </w:rPr>
-              <w:t>發布社群貼文</w:t>
-            </w:r>
-          </w:p>
-        </w:tc>
-        <w:tc>
-          <w:tcPr>
-            <w:tcW w:w="2407" w:type="dxa"/>
-            <w:vAlign w:val="center"/>
-          </w:tcPr>
-          <w:p>
-            <w:pPr>
-              <w:rPr>
-                <w:rFonts w:ascii="Times New Roman" w:eastAsia="標楷體" w:hAnsi="Times New Roman" w:hint="eastAsia"/>
+                <w:rFonts w:ascii="Times New Roman" w:eastAsia="標楷體" w:hAnsi="Times New Roman"/>
+                <w:b/>
+                <w:bCs/>
+                <w:sz w:val="28"/>
+                <w:szCs w:val="28"/>
+              </w:rPr>
+            </w:pPr>
+          </w:p>
+        </w:tc>
+        <w:tc>
+          <w:tcPr>
+            <w:tcW w:w="1984" w:type="dxa"/>
+            <w:vMerge/>
+            <w:vAlign w:val="center"/>
+          </w:tcPr>
+          <w:p>
+            <w:pPr>
+              <w:rPr>
+                <w:rFonts w:ascii="Times New Roman" w:eastAsia="標楷體" w:hAnsi="Times New Roman"/>
+                <w:b/>
+                <w:bCs/>
+                <w:sz w:val="28"/>
+                <w:szCs w:val="28"/>
+              </w:rPr>
+            </w:pPr>
+          </w:p>
+        </w:tc>
+        <w:tc>
+          <w:tcPr>
+            <w:tcW w:w="2126" w:type="dxa"/>
+            <w:vAlign w:val="center"/>
+          </w:tcPr>
+          <w:p>
+            <w:pPr>
+              <w:rPr>
+                <w:rFonts w:ascii="Times New Roman" w:eastAsia="標楷體" w:hAnsi="Times New Roman"/>
+                <w:b/>
+                <w:bCs/>
+                <w:sz w:val="28"/>
+                <w:szCs w:val="28"/>
+              </w:rPr>
+            </w:pPr>
+            <w:r>
+              <w:rPr>
+                <w:rFonts w:ascii="Times New Roman" w:eastAsia="標楷體" w:hAnsi="Times New Roman" w:cs="Arial"/>
+              </w:rPr>
+              <w:t>發布社</w:t>
+            </w:r>
+            <w:proofErr w:type="gramStart"/>
+            <w:r>
+              <w:rPr>
+                <w:rFonts w:ascii="Times New Roman" w:eastAsia="標楷體" w:hAnsi="Times New Roman" w:cs="Arial"/>
+              </w:rPr>
+              <w:t>群貼文</w:t>
+            </w:r>
+            <w:proofErr w:type="gramEnd"/>
+          </w:p>
+        </w:tc>
+        <w:tc>
+          <w:tcPr>
+            <w:tcW w:w="4530" w:type="dxa"/>
+            <w:vAlign w:val="center"/>
+          </w:tcPr>
+          <w:p>
+            <w:pPr>
+              <w:rPr>
+                <w:rFonts w:ascii="Times New Roman" w:eastAsia="標楷體" w:hAnsi="Times New Roman"/>
                 <w:b/>
                 <w:bCs/>
                 <w:sz w:val="28"/>
@@ -1452,31 +1502,32 @@
       <w:tr>
         <w:tc>
           <w:tcPr>
-            <w:tcW w:w="2407" w:type="dxa"/>
+            <w:tcW w:w="988" w:type="dxa"/>
             <w:vMerge/>
             <w:vAlign w:val="center"/>
           </w:tcPr>
           <w:p>
             <w:pPr>
               <w:rPr>
-                <w:rFonts w:ascii="Times New Roman" w:eastAsia="標楷體" w:hAnsi="Times New Roman" w:hint="eastAsia"/>
-                <w:b/>
-                <w:bCs/>
-                <w:sz w:val="28"/>
-                <w:szCs w:val="28"/>
-              </w:rPr>
-            </w:pPr>
-          </w:p>
-        </w:tc>
-        <w:tc>
-          <w:tcPr>
-            <w:tcW w:w="2407" w:type="dxa"/>
-            <w:vAlign w:val="center"/>
-          </w:tcPr>
-          <w:p>
-            <w:pPr>
-              <w:rPr>
-                <w:rFonts w:ascii="Times New Roman" w:eastAsia="標楷體" w:hAnsi="Times New Roman" w:hint="eastAsia"/>
+                <w:rFonts w:ascii="Times New Roman" w:eastAsia="標楷體" w:hAnsi="Times New Roman"/>
+                <w:b/>
+                <w:bCs/>
+                <w:sz w:val="28"/>
+                <w:szCs w:val="28"/>
+              </w:rPr>
+            </w:pPr>
+          </w:p>
+        </w:tc>
+        <w:tc>
+          <w:tcPr>
+            <w:tcW w:w="1984" w:type="dxa"/>
+            <w:vMerge w:val="restart"/>
+            <w:vAlign w:val="center"/>
+          </w:tcPr>
+          <w:p>
+            <w:pPr>
+              <w:rPr>
+                <w:rFonts w:ascii="Times New Roman" w:eastAsia="標楷體" w:hAnsi="Times New Roman"/>
                 <w:b/>
                 <w:bCs/>
                 <w:sz w:val="28"/>
@@ -1495,13 +1546,13 @@
         </w:tc>
         <w:tc>
           <w:tcPr>
-            <w:tcW w:w="2407" w:type="dxa"/>
-            <w:vAlign w:val="center"/>
-          </w:tcPr>
-          <w:p>
-            <w:pPr>
-              <w:rPr>
-                <w:rFonts w:ascii="Times New Roman" w:eastAsia="標楷體" w:hAnsi="Times New Roman" w:hint="eastAsia"/>
+            <w:tcW w:w="2126" w:type="dxa"/>
+            <w:vAlign w:val="center"/>
+          </w:tcPr>
+          <w:p>
+            <w:pPr>
+              <w:rPr>
+                <w:rFonts w:ascii="Times New Roman" w:eastAsia="標楷體" w:hAnsi="Times New Roman"/>
                 <w:b/>
                 <w:bCs/>
                 <w:sz w:val="28"/>
@@ -1518,13 +1569,13 @@
         </w:tc>
         <w:tc>
           <w:tcPr>
-            <w:tcW w:w="2407" w:type="dxa"/>
-            <w:vAlign w:val="center"/>
-          </w:tcPr>
-          <w:p>
-            <w:pPr>
-              <w:rPr>
-                <w:rFonts w:ascii="Times New Roman" w:eastAsia="標楷體" w:hAnsi="Times New Roman" w:hint="eastAsia"/>
+            <w:tcW w:w="4530" w:type="dxa"/>
+            <w:vAlign w:val="center"/>
+          </w:tcPr>
+          <w:p>
+            <w:pPr>
+              <w:rPr>
+                <w:rFonts w:ascii="Times New Roman" w:eastAsia="標楷體" w:hAnsi="Times New Roman"/>
                 <w:b/>
                 <w:bCs/>
                 <w:sz w:val="28"/>
@@ -1543,48 +1594,49 @@
       <w:tr>
         <w:tc>
           <w:tcPr>
-            <w:tcW w:w="2407" w:type="dxa"/>
+            <w:tcW w:w="988" w:type="dxa"/>
             <w:vMerge/>
             <w:vAlign w:val="center"/>
           </w:tcPr>
           <w:p>
             <w:pPr>
               <w:rPr>
-                <w:rFonts w:ascii="Times New Roman" w:eastAsia="標楷體" w:hAnsi="Times New Roman" w:hint="eastAsia"/>
-                <w:b/>
-                <w:bCs/>
-                <w:sz w:val="28"/>
-                <w:szCs w:val="28"/>
-              </w:rPr>
-            </w:pPr>
-          </w:p>
-        </w:tc>
-        <w:tc>
-          <w:tcPr>
-            <w:tcW w:w="2407" w:type="dxa"/>
-            <w:vAlign w:val="center"/>
-          </w:tcPr>
-          <w:p>
-            <w:pPr>
-              <w:rPr>
-                <w:rFonts w:ascii="Times New Roman" w:eastAsia="標楷體" w:hAnsi="Times New Roman" w:hint="eastAsia"/>
-                <w:b/>
-                <w:bCs/>
-                <w:sz w:val="28"/>
-                <w:szCs w:val="28"/>
-              </w:rPr>
-            </w:pPr>
-          </w:p>
-        </w:tc>
-        <w:tc>
-          <w:tcPr>
-            <w:tcW w:w="2407" w:type="dxa"/>
-            <w:vAlign w:val="center"/>
-          </w:tcPr>
-          <w:p>
-            <w:pPr>
-              <w:rPr>
-                <w:rFonts w:ascii="Times New Roman" w:eastAsia="標楷體" w:hAnsi="Times New Roman" w:hint="eastAsia"/>
+                <w:rFonts w:ascii="Times New Roman" w:eastAsia="標楷體" w:hAnsi="Times New Roman"/>
+                <w:b/>
+                <w:bCs/>
+                <w:sz w:val="28"/>
+                <w:szCs w:val="28"/>
+              </w:rPr>
+            </w:pPr>
+          </w:p>
+        </w:tc>
+        <w:tc>
+          <w:tcPr>
+            <w:tcW w:w="1984" w:type="dxa"/>
+            <w:vMerge/>
+            <w:vAlign w:val="center"/>
+          </w:tcPr>
+          <w:p>
+            <w:pPr>
+              <w:rPr>
+                <w:rFonts w:ascii="Times New Roman" w:eastAsia="標楷體" w:hAnsi="Times New Roman"/>
+                <w:b/>
+                <w:bCs/>
+                <w:sz w:val="28"/>
+                <w:szCs w:val="28"/>
+              </w:rPr>
+            </w:pPr>
+          </w:p>
+        </w:tc>
+        <w:tc>
+          <w:tcPr>
+            <w:tcW w:w="2126" w:type="dxa"/>
+            <w:vAlign w:val="center"/>
+          </w:tcPr>
+          <w:p>
+            <w:pPr>
+              <w:rPr>
+                <w:rFonts w:ascii="Times New Roman" w:eastAsia="標楷體" w:hAnsi="Times New Roman"/>
                 <w:b/>
                 <w:bCs/>
                 <w:sz w:val="28"/>
@@ -1601,13 +1653,13 @@
         </w:tc>
         <w:tc>
           <w:tcPr>
-            <w:tcW w:w="2407" w:type="dxa"/>
-            <w:vAlign w:val="center"/>
-          </w:tcPr>
-          <w:p>
-            <w:pPr>
-              <w:rPr>
-                <w:rFonts w:ascii="Times New Roman" w:eastAsia="標楷體" w:hAnsi="Times New Roman" w:hint="eastAsia"/>
+            <w:tcW w:w="4530" w:type="dxa"/>
+            <w:vAlign w:val="center"/>
+          </w:tcPr>
+          <w:p>
+            <w:pPr>
+              <w:rPr>
+                <w:rFonts w:ascii="Times New Roman" w:eastAsia="標楷體" w:hAnsi="Times New Roman"/>
                 <w:b/>
                 <w:bCs/>
                 <w:sz w:val="28"/>
@@ -1626,82 +1678,112 @@
       <w:tr>
         <w:tc>
           <w:tcPr>
-            <w:tcW w:w="2407" w:type="dxa"/>
+            <w:tcW w:w="988" w:type="dxa"/>
             <w:vMerge/>
             <w:vAlign w:val="center"/>
           </w:tcPr>
           <w:p>
             <w:pPr>
               <w:rPr>
-                <w:rFonts w:ascii="Times New Roman" w:eastAsia="標楷體" w:hAnsi="Times New Roman" w:hint="eastAsia"/>
-                <w:b/>
-                <w:bCs/>
-                <w:sz w:val="28"/>
-                <w:szCs w:val="28"/>
-              </w:rPr>
-            </w:pPr>
-          </w:p>
-        </w:tc>
-        <w:tc>
-          <w:tcPr>
-            <w:tcW w:w="2407" w:type="dxa"/>
-            <w:vAlign w:val="center"/>
-          </w:tcPr>
-          <w:p>
-            <w:pPr>
-              <w:rPr>
-                <w:rFonts w:ascii="Times New Roman" w:eastAsia="標楷體" w:hAnsi="Times New Roman" w:hint="eastAsia"/>
-                <w:b/>
-                <w:bCs/>
-                <w:sz w:val="28"/>
-                <w:szCs w:val="28"/>
-              </w:rPr>
-            </w:pPr>
-          </w:p>
-        </w:tc>
-        <w:tc>
-          <w:tcPr>
-            <w:tcW w:w="2407" w:type="dxa"/>
-            <w:vAlign w:val="center"/>
-          </w:tcPr>
-          <w:p>
-            <w:pPr>
-              <w:rPr>
-                <w:rFonts w:ascii="Times New Roman" w:eastAsia="標楷體" w:hAnsi="Times New Roman" w:hint="eastAsia"/>
-                <w:b/>
-                <w:bCs/>
-                <w:sz w:val="28"/>
-                <w:szCs w:val="28"/>
-              </w:rPr>
-            </w:pPr>
-            <w:r>
-              <w:rPr>
-                <w:rFonts w:ascii="Times New Roman" w:eastAsia="標楷體" w:hAnsi="Times New Roman" w:cs="Arial"/>
-              </w:rPr>
-              <w:t>申請購買稀有造型</w:t>
-            </w:r>
-          </w:p>
-        </w:tc>
-        <w:tc>
-          <w:tcPr>
-            <w:tcW w:w="2407" w:type="dxa"/>
-            <w:vAlign w:val="center"/>
-          </w:tcPr>
-          <w:p>
-            <w:pPr>
-              <w:rPr>
-                <w:rFonts w:ascii="Times New Roman" w:eastAsia="標楷體" w:hAnsi="Times New Roman" w:hint="eastAsia"/>
-                <w:b/>
-                <w:bCs/>
-                <w:sz w:val="28"/>
-                <w:szCs w:val="28"/>
-              </w:rPr>
-            </w:pPr>
-            <w:r>
-              <w:rPr>
-                <w:rFonts w:ascii="Times New Roman" w:eastAsia="標楷體" w:hAnsi="Times New Roman" w:cs="Arial"/>
-              </w:rPr>
-              <w:t>使用者可向家屬送出解鎖小豬稀有造型之付費申請。</w:t>
+                <w:rFonts w:ascii="Times New Roman" w:eastAsia="標楷體" w:hAnsi="Times New Roman"/>
+                <w:b/>
+                <w:bCs/>
+                <w:sz w:val="28"/>
+                <w:szCs w:val="28"/>
+              </w:rPr>
+            </w:pPr>
+          </w:p>
+        </w:tc>
+        <w:tc>
+          <w:tcPr>
+            <w:tcW w:w="1984" w:type="dxa"/>
+            <w:vMerge/>
+            <w:vAlign w:val="center"/>
+          </w:tcPr>
+          <w:p>
+            <w:pPr>
+              <w:rPr>
+                <w:rFonts w:ascii="Times New Roman" w:eastAsia="標楷體" w:hAnsi="Times New Roman"/>
+                <w:b/>
+                <w:bCs/>
+                <w:sz w:val="28"/>
+                <w:szCs w:val="28"/>
+              </w:rPr>
+            </w:pPr>
+          </w:p>
+        </w:tc>
+        <w:tc>
+          <w:tcPr>
+            <w:tcW w:w="2126" w:type="dxa"/>
+            <w:vAlign w:val="center"/>
+          </w:tcPr>
+          <w:p>
+            <w:pPr>
+              <w:rPr>
+                <w:rFonts w:ascii="Times New Roman" w:eastAsia="標楷體" w:hAnsi="Times New Roman"/>
+                <w:b/>
+                <w:bCs/>
+                <w:sz w:val="28"/>
+                <w:szCs w:val="28"/>
+              </w:rPr>
+            </w:pPr>
+            <w:r>
+              <w:rPr>
+                <w:rFonts w:ascii="Times New Roman" w:eastAsia="標楷體" w:hAnsi="Times New Roman" w:cs="Arial"/>
+              </w:rPr>
+              <w:t>申請購買稀有造</w:t>
+            </w:r>
+            <w:r>
+              <w:rPr>
+                <w:rFonts w:ascii="Times New Roman" w:eastAsia="標楷體" w:hAnsi="Times New Roman" w:cs="Arial"/>
+              </w:rPr>
+              <w:lastRenderedPageBreak/>
+              <w:t>型</w:t>
+            </w:r>
+          </w:p>
+        </w:tc>
+        <w:tc>
+          <w:tcPr>
+            <w:tcW w:w="4530" w:type="dxa"/>
+            <w:vAlign w:val="center"/>
+          </w:tcPr>
+          <w:p>
+            <w:pPr>
+              <w:rPr>
+                <w:rFonts w:ascii="Times New Roman" w:eastAsia="標楷體" w:hAnsi="Times New Roman"/>
+                <w:b/>
+                <w:bCs/>
+                <w:sz w:val="28"/>
+                <w:szCs w:val="28"/>
+              </w:rPr>
+            </w:pPr>
+            <w:r>
+              <w:rPr>
+                <w:rFonts w:ascii="Times New Roman" w:eastAsia="標楷體" w:hAnsi="Times New Roman" w:cs="Arial"/>
+              </w:rPr>
+              <w:lastRenderedPageBreak/>
+              <w:t>使用者可向家屬送出</w:t>
+            </w:r>
+            <w:proofErr w:type="gramStart"/>
+            <w:r>
+              <w:rPr>
+                <w:rFonts w:ascii="Times New Roman" w:eastAsia="標楷體" w:hAnsi="Times New Roman" w:cs="Arial"/>
+              </w:rPr>
+              <w:t>解鎖小豬</w:t>
+            </w:r>
+            <w:proofErr w:type="gramEnd"/>
+            <w:r>
+              <w:rPr>
+                <w:rFonts w:ascii="Times New Roman" w:eastAsia="標楷體" w:hAnsi="Times New Roman" w:cs="Arial"/>
+              </w:rPr>
+              <w:t>稀有造型</w:t>
+            </w:r>
+            <w:r>
+              <w:rPr>
+                <w:rFonts w:ascii="Times New Roman" w:eastAsia="標楷體" w:hAnsi="Times New Roman" w:cs="Arial"/>
+              </w:rPr>
+              <w:lastRenderedPageBreak/>
+              <w:t>之付費申請。</w:t>
             </w:r>
           </w:p>
         </w:tc>
@@ -1709,39 +1791,41 @@
       <w:tr>
         <w:tc>
           <w:tcPr>
-            <w:tcW w:w="2407" w:type="dxa"/>
+            <w:tcW w:w="988" w:type="dxa"/>
             <w:vMerge w:val="restart"/>
             <w:vAlign w:val="center"/>
           </w:tcPr>
           <w:p>
             <w:pPr>
               <w:rPr>
-                <w:rFonts w:ascii="Times New Roman" w:eastAsia="標楷體" w:hAnsi="Times New Roman" w:hint="eastAsia"/>
-                <w:b/>
-                <w:bCs/>
-                <w:sz w:val="28"/>
-                <w:szCs w:val="28"/>
-              </w:rPr>
-            </w:pPr>
-            <w:r>
-              <w:rPr>
-                <w:rFonts w:ascii="Times New Roman" w:eastAsia="標楷體" w:hAnsi="Times New Roman" w:cs="Arial"/>
-                <w:b/>
-                <w:bCs/>
-              </w:rPr>
+                <w:rFonts w:ascii="Times New Roman" w:eastAsia="標楷體" w:hAnsi="Times New Roman"/>
+                <w:b/>
+                <w:bCs/>
+                <w:sz w:val="28"/>
+                <w:szCs w:val="28"/>
+              </w:rPr>
+            </w:pPr>
+            <w:r>
+              <w:rPr>
+                <w:rFonts w:ascii="Times New Roman" w:eastAsia="標楷體" w:hAnsi="Times New Roman" w:cs="Arial"/>
+                <w:b/>
+                <w:bCs/>
+              </w:rPr>
+              <w:lastRenderedPageBreak/>
               <w:t>家屬</w:t>
             </w:r>
           </w:p>
         </w:tc>
         <w:tc>
           <w:tcPr>
-            <w:tcW w:w="2407" w:type="dxa"/>
-            <w:vAlign w:val="center"/>
-          </w:tcPr>
-          <w:p>
-            <w:pPr>
-              <w:rPr>
-                <w:rFonts w:ascii="Times New Roman" w:eastAsia="標楷體" w:hAnsi="Times New Roman" w:hint="eastAsia"/>
+            <w:tcW w:w="1984" w:type="dxa"/>
+            <w:vMerge w:val="restart"/>
+            <w:vAlign w:val="center"/>
+          </w:tcPr>
+          <w:p>
+            <w:pPr>
+              <w:rPr>
+                <w:rFonts w:ascii="Times New Roman" w:eastAsia="標楷體" w:hAnsi="Times New Roman"/>
                 <w:b/>
                 <w:bCs/>
                 <w:sz w:val="28"/>
@@ -1760,47 +1844,69 @@
         </w:tc>
         <w:tc>
           <w:tcPr>
-            <w:tcW w:w="2407" w:type="dxa"/>
-            <w:vAlign w:val="center"/>
-          </w:tcPr>
-          <w:p>
-            <w:pPr>
-              <w:rPr>
-                <w:rFonts w:ascii="Times New Roman" w:eastAsia="標楷體" w:hAnsi="Times New Roman" w:hint="eastAsia"/>
-                <w:b/>
-                <w:bCs/>
-                <w:sz w:val="28"/>
-                <w:szCs w:val="28"/>
-              </w:rPr>
-            </w:pPr>
-            <w:r>
-              <w:rPr>
-                <w:rFonts w:ascii="Times New Roman" w:eastAsia="標楷體" w:hAnsi="Times New Roman" w:cs="Arial"/>
-              </w:rPr>
-              <w:t>註冊與綁定設備</w:t>
-            </w:r>
-          </w:p>
-        </w:tc>
-        <w:tc>
-          <w:tcPr>
-            <w:tcW w:w="2407" w:type="dxa"/>
-            <w:vAlign w:val="center"/>
-          </w:tcPr>
-          <w:p>
-            <w:pPr>
-              <w:rPr>
-                <w:rFonts w:ascii="Times New Roman" w:eastAsia="標楷體" w:hAnsi="Times New Roman" w:hint="eastAsia"/>
-                <w:b/>
-                <w:bCs/>
-                <w:sz w:val="28"/>
-                <w:szCs w:val="28"/>
-              </w:rPr>
-            </w:pPr>
-            <w:r>
-              <w:rPr>
-                <w:rFonts w:ascii="Times New Roman" w:eastAsia="標楷體" w:hAnsi="Times New Roman" w:cs="Arial"/>
-              </w:rPr>
-              <w:t>使用者可註冊帳號並綁定長輩裝置至家庭群組。</w:t>
+            <w:tcW w:w="2126" w:type="dxa"/>
+            <w:vAlign w:val="center"/>
+          </w:tcPr>
+          <w:p>
+            <w:pPr>
+              <w:rPr>
+                <w:rFonts w:ascii="Times New Roman" w:eastAsia="標楷體" w:hAnsi="Times New Roman"/>
+                <w:b/>
+                <w:bCs/>
+                <w:sz w:val="28"/>
+                <w:szCs w:val="28"/>
+              </w:rPr>
+            </w:pPr>
+            <w:proofErr w:type="gramStart"/>
+            <w:r>
+              <w:rPr>
+                <w:rFonts w:ascii="Times New Roman" w:eastAsia="標楷體" w:hAnsi="Times New Roman" w:cs="Arial"/>
+              </w:rPr>
+              <w:t>註冊與綁定</w:t>
+            </w:r>
+            <w:proofErr w:type="gramEnd"/>
+            <w:r>
+              <w:rPr>
+                <w:rFonts w:ascii="Times New Roman" w:eastAsia="標楷體" w:hAnsi="Times New Roman" w:cs="Arial"/>
+              </w:rPr>
+              <w:t>設備</w:t>
+            </w:r>
+          </w:p>
+        </w:tc>
+        <w:tc>
+          <w:tcPr>
+            <w:tcW w:w="4530" w:type="dxa"/>
+            <w:vAlign w:val="center"/>
+          </w:tcPr>
+          <w:p>
+            <w:pPr>
+              <w:rPr>
+                <w:rFonts w:ascii="Times New Roman" w:eastAsia="標楷體" w:hAnsi="Times New Roman"/>
+                <w:b/>
+                <w:bCs/>
+                <w:sz w:val="28"/>
+                <w:szCs w:val="28"/>
+              </w:rPr>
+            </w:pPr>
+            <w:r>
+              <w:rPr>
+                <w:rFonts w:ascii="Times New Roman" w:eastAsia="標楷體" w:hAnsi="Times New Roman" w:cs="Arial"/>
+              </w:rPr>
+              <w:t>使用者可註冊</w:t>
+            </w:r>
+            <w:proofErr w:type="gramStart"/>
+            <w:r>
+              <w:rPr>
+                <w:rFonts w:ascii="Times New Roman" w:eastAsia="標楷體" w:hAnsi="Times New Roman" w:cs="Arial"/>
+              </w:rPr>
+              <w:t>帳號並綁定</w:t>
+            </w:r>
+            <w:proofErr w:type="gramEnd"/>
+            <w:r>
+              <w:rPr>
+                <w:rFonts w:ascii="Times New Roman" w:eastAsia="標楷體" w:hAnsi="Times New Roman" w:cs="Arial"/>
+              </w:rPr>
+              <w:t>長輩裝置至家庭群組。</w:t>
             </w:r>
           </w:p>
         </w:tc>
@@ -1808,48 +1914,49 @@
       <w:tr>
         <w:tc>
           <w:tcPr>
-            <w:tcW w:w="2407" w:type="dxa"/>
+            <w:tcW w:w="988" w:type="dxa"/>
             <w:vMerge/>
             <w:vAlign w:val="center"/>
           </w:tcPr>
           <w:p>
             <w:pPr>
               <w:rPr>
-                <w:rFonts w:ascii="Times New Roman" w:eastAsia="標楷體" w:hAnsi="Times New Roman" w:hint="eastAsia"/>
-                <w:b/>
-                <w:bCs/>
-                <w:sz w:val="28"/>
-                <w:szCs w:val="28"/>
-              </w:rPr>
-            </w:pPr>
-          </w:p>
-        </w:tc>
-        <w:tc>
-          <w:tcPr>
-            <w:tcW w:w="2407" w:type="dxa"/>
-            <w:vAlign w:val="center"/>
-          </w:tcPr>
-          <w:p>
-            <w:pPr>
-              <w:rPr>
-                <w:rFonts w:ascii="Times New Roman" w:eastAsia="標楷體" w:hAnsi="Times New Roman" w:hint="eastAsia"/>
-                <w:b/>
-                <w:bCs/>
-                <w:sz w:val="28"/>
-                <w:szCs w:val="28"/>
-              </w:rPr>
-            </w:pPr>
-          </w:p>
-        </w:tc>
-        <w:tc>
-          <w:tcPr>
-            <w:tcW w:w="2407" w:type="dxa"/>
-            <w:vAlign w:val="center"/>
-          </w:tcPr>
-          <w:p>
-            <w:pPr>
-              <w:rPr>
-                <w:rFonts w:ascii="Times New Roman" w:eastAsia="標楷體" w:hAnsi="Times New Roman" w:hint="eastAsia"/>
+                <w:rFonts w:ascii="Times New Roman" w:eastAsia="標楷體" w:hAnsi="Times New Roman"/>
+                <w:b/>
+                <w:bCs/>
+                <w:sz w:val="28"/>
+                <w:szCs w:val="28"/>
+              </w:rPr>
+            </w:pPr>
+          </w:p>
+        </w:tc>
+        <w:tc>
+          <w:tcPr>
+            <w:tcW w:w="1984" w:type="dxa"/>
+            <w:vMerge/>
+            <w:vAlign w:val="center"/>
+          </w:tcPr>
+          <w:p>
+            <w:pPr>
+              <w:rPr>
+                <w:rFonts w:ascii="Times New Roman" w:eastAsia="標楷體" w:hAnsi="Times New Roman"/>
+                <w:b/>
+                <w:bCs/>
+                <w:sz w:val="28"/>
+                <w:szCs w:val="28"/>
+              </w:rPr>
+            </w:pPr>
+          </w:p>
+        </w:tc>
+        <w:tc>
+          <w:tcPr>
+            <w:tcW w:w="2126" w:type="dxa"/>
+            <w:vAlign w:val="center"/>
+          </w:tcPr>
+          <w:p>
+            <w:pPr>
+              <w:rPr>
+                <w:rFonts w:ascii="Times New Roman" w:eastAsia="標楷體" w:hAnsi="Times New Roman"/>
                 <w:b/>
                 <w:bCs/>
                 <w:sz w:val="28"/>
@@ -1866,13 +1973,13 @@
         </w:tc>
         <w:tc>
           <w:tcPr>
-            <w:tcW w:w="2407" w:type="dxa"/>
-            <w:vAlign w:val="center"/>
-          </w:tcPr>
-          <w:p>
-            <w:pPr>
-              <w:rPr>
-                <w:rFonts w:ascii="Times New Roman" w:eastAsia="標楷體" w:hAnsi="Times New Roman" w:hint="eastAsia"/>
+            <w:tcW w:w="4530" w:type="dxa"/>
+            <w:vAlign w:val="center"/>
+          </w:tcPr>
+          <w:p>
+            <w:pPr>
+              <w:rPr>
+                <w:rFonts w:ascii="Times New Roman" w:eastAsia="標楷體" w:hAnsi="Times New Roman"/>
                 <w:b/>
                 <w:bCs/>
                 <w:sz w:val="28"/>
@@ -1891,48 +1998,49 @@
       <w:tr>
         <w:tc>
           <w:tcPr>
-            <w:tcW w:w="2407" w:type="dxa"/>
+            <w:tcW w:w="988" w:type="dxa"/>
             <w:vMerge/>
             <w:vAlign w:val="center"/>
           </w:tcPr>
           <w:p>
             <w:pPr>
               <w:rPr>
-                <w:rFonts w:ascii="Times New Roman" w:eastAsia="標楷體" w:hAnsi="Times New Roman" w:hint="eastAsia"/>
-                <w:b/>
-                <w:bCs/>
-                <w:sz w:val="28"/>
-                <w:szCs w:val="28"/>
-              </w:rPr>
-            </w:pPr>
-          </w:p>
-        </w:tc>
-        <w:tc>
-          <w:tcPr>
-            <w:tcW w:w="2407" w:type="dxa"/>
-            <w:vAlign w:val="center"/>
-          </w:tcPr>
-          <w:p>
-            <w:pPr>
-              <w:rPr>
-                <w:rFonts w:ascii="Times New Roman" w:eastAsia="標楷體" w:hAnsi="Times New Roman" w:hint="eastAsia"/>
-                <w:b/>
-                <w:bCs/>
-                <w:sz w:val="28"/>
-                <w:szCs w:val="28"/>
-              </w:rPr>
-            </w:pPr>
-          </w:p>
-        </w:tc>
-        <w:tc>
-          <w:tcPr>
-            <w:tcW w:w="2407" w:type="dxa"/>
-            <w:vAlign w:val="center"/>
-          </w:tcPr>
-          <w:p>
-            <w:pPr>
-              <w:rPr>
-                <w:rFonts w:ascii="Times New Roman" w:eastAsia="標楷體" w:hAnsi="Times New Roman" w:hint="eastAsia"/>
+                <w:rFonts w:ascii="Times New Roman" w:eastAsia="標楷體" w:hAnsi="Times New Roman"/>
+                <w:b/>
+                <w:bCs/>
+                <w:sz w:val="28"/>
+                <w:szCs w:val="28"/>
+              </w:rPr>
+            </w:pPr>
+          </w:p>
+        </w:tc>
+        <w:tc>
+          <w:tcPr>
+            <w:tcW w:w="1984" w:type="dxa"/>
+            <w:vMerge/>
+            <w:vAlign w:val="center"/>
+          </w:tcPr>
+          <w:p>
+            <w:pPr>
+              <w:rPr>
+                <w:rFonts w:ascii="Times New Roman" w:eastAsia="標楷體" w:hAnsi="Times New Roman"/>
+                <w:b/>
+                <w:bCs/>
+                <w:sz w:val="28"/>
+                <w:szCs w:val="28"/>
+              </w:rPr>
+            </w:pPr>
+          </w:p>
+        </w:tc>
+        <w:tc>
+          <w:tcPr>
+            <w:tcW w:w="2126" w:type="dxa"/>
+            <w:vAlign w:val="center"/>
+          </w:tcPr>
+          <w:p>
+            <w:pPr>
+              <w:rPr>
+                <w:rFonts w:ascii="Times New Roman" w:eastAsia="標楷體" w:hAnsi="Times New Roman"/>
                 <w:b/>
                 <w:bCs/>
                 <w:sz w:val="28"/>
@@ -1949,13 +2057,13 @@
         </w:tc>
         <w:tc>
           <w:tcPr>
-            <w:tcW w:w="2407" w:type="dxa"/>
-            <w:vAlign w:val="center"/>
-          </w:tcPr>
-          <w:p>
-            <w:pPr>
-              <w:rPr>
-                <w:rFonts w:ascii="Times New Roman" w:eastAsia="標楷體" w:hAnsi="Times New Roman" w:hint="eastAsia"/>
+            <w:tcW w:w="4530" w:type="dxa"/>
+            <w:vAlign w:val="center"/>
+          </w:tcPr>
+          <w:p>
+            <w:pPr>
+              <w:rPr>
+                <w:rFonts w:ascii="Times New Roman" w:eastAsia="標楷體" w:hAnsi="Times New Roman"/>
                 <w:b/>
                 <w:bCs/>
                 <w:sz w:val="28"/>
@@ -1974,56 +2082,67 @@
       <w:tr>
         <w:tc>
           <w:tcPr>
-            <w:tcW w:w="2407" w:type="dxa"/>
+            <w:tcW w:w="988" w:type="dxa"/>
             <w:vMerge/>
             <w:vAlign w:val="center"/>
           </w:tcPr>
           <w:p>
             <w:pPr>
               <w:rPr>
-                <w:rFonts w:ascii="Times New Roman" w:eastAsia="標楷體" w:hAnsi="Times New Roman" w:hint="eastAsia"/>
-                <w:b/>
-                <w:bCs/>
-                <w:sz w:val="28"/>
-                <w:szCs w:val="28"/>
-              </w:rPr>
-            </w:pPr>
-          </w:p>
-        </w:tc>
-        <w:tc>
-          <w:tcPr>
-            <w:tcW w:w="2407" w:type="dxa"/>
-            <w:vAlign w:val="center"/>
-          </w:tcPr>
-          <w:p>
-            <w:pPr>
-              <w:rPr>
-                <w:rFonts w:ascii="Times New Roman" w:eastAsia="標楷體" w:hAnsi="Times New Roman" w:hint="eastAsia"/>
-                <w:b/>
-                <w:bCs/>
-                <w:sz w:val="28"/>
-                <w:szCs w:val="28"/>
-              </w:rPr>
-            </w:pPr>
-            <w:r>
-              <w:rPr>
-                <w:rFonts w:ascii="Times New Roman" w:eastAsia="標楷體" w:hAnsi="Times New Roman" w:cs="Arial"/>
-                <w:b/>
-                <w:bCs/>
-              </w:rPr>
-              <w:t>照護排程管理</w:t>
-            </w:r>
-          </w:p>
-        </w:tc>
-        <w:tc>
-          <w:tcPr>
-            <w:tcW w:w="2407" w:type="dxa"/>
-            <w:vAlign w:val="center"/>
-          </w:tcPr>
-          <w:p>
-            <w:pPr>
-              <w:rPr>
-                <w:rFonts w:ascii="Times New Roman" w:eastAsia="標楷體" w:hAnsi="Times New Roman" w:hint="eastAsia"/>
+                <w:rFonts w:ascii="Times New Roman" w:eastAsia="標楷體" w:hAnsi="Times New Roman"/>
+                <w:b/>
+                <w:bCs/>
+                <w:sz w:val="28"/>
+                <w:szCs w:val="28"/>
+              </w:rPr>
+            </w:pPr>
+          </w:p>
+        </w:tc>
+        <w:tc>
+          <w:tcPr>
+            <w:tcW w:w="1984" w:type="dxa"/>
+            <w:vMerge w:val="restart"/>
+            <w:vAlign w:val="center"/>
+          </w:tcPr>
+          <w:p>
+            <w:pPr>
+              <w:rPr>
+                <w:rFonts w:ascii="Times New Roman" w:eastAsia="標楷體" w:hAnsi="Times New Roman"/>
+                <w:b/>
+                <w:bCs/>
+                <w:sz w:val="28"/>
+                <w:szCs w:val="28"/>
+              </w:rPr>
+            </w:pPr>
+            <w:proofErr w:type="gramStart"/>
+            <w:r>
+              <w:rPr>
+                <w:rFonts w:ascii="Times New Roman" w:eastAsia="標楷體" w:hAnsi="Times New Roman" w:cs="Arial"/>
+                <w:b/>
+                <w:bCs/>
+              </w:rPr>
+              <w:t>照護排程</w:t>
+            </w:r>
+            <w:proofErr w:type="gramEnd"/>
+            <w:r>
+              <w:rPr>
+                <w:rFonts w:ascii="Times New Roman" w:eastAsia="標楷體" w:hAnsi="Times New Roman" w:cs="Arial"/>
+                <w:b/>
+                <w:bCs/>
+              </w:rPr>
+              <w:t>管理</w:t>
+            </w:r>
+          </w:p>
+        </w:tc>
+        <w:tc>
+          <w:tcPr>
+            <w:tcW w:w="2126" w:type="dxa"/>
+            <w:vAlign w:val="center"/>
+          </w:tcPr>
+          <w:p>
+            <w:pPr>
+              <w:rPr>
+                <w:rFonts w:ascii="Times New Roman" w:eastAsia="標楷體" w:hAnsi="Times New Roman"/>
                 <w:b/>
                 <w:bCs/>
                 <w:sz w:val="28"/>
@@ -2052,13 +2171,13 @@
         </w:tc>
         <w:tc>
           <w:tcPr>
-            <w:tcW w:w="2407" w:type="dxa"/>
-            <w:vAlign w:val="center"/>
-          </w:tcPr>
-          <w:p>
-            <w:pPr>
-              <w:rPr>
-                <w:rFonts w:ascii="Times New Roman" w:eastAsia="標楷體" w:hAnsi="Times New Roman" w:hint="eastAsia"/>
+            <w:tcW w:w="4530" w:type="dxa"/>
+            <w:vAlign w:val="center"/>
+          </w:tcPr>
+          <w:p>
+            <w:pPr>
+              <w:rPr>
+                <w:rFonts w:ascii="Times New Roman" w:eastAsia="標楷體" w:hAnsi="Times New Roman"/>
                 <w:b/>
                 <w:bCs/>
                 <w:sz w:val="28"/>
@@ -2089,48 +2208,49 @@
       <w:tr>
         <w:tc>
           <w:tcPr>
-            <w:tcW w:w="2407" w:type="dxa"/>
+            <w:tcW w:w="988" w:type="dxa"/>
             <w:vMerge/>
             <w:vAlign w:val="center"/>
           </w:tcPr>
           <w:p>
             <w:pPr>
               <w:rPr>
-                <w:rFonts w:ascii="Times New Roman" w:eastAsia="標楷體" w:hAnsi="Times New Roman" w:hint="eastAsia"/>
-                <w:b/>
-                <w:bCs/>
-                <w:sz w:val="28"/>
-                <w:szCs w:val="28"/>
-              </w:rPr>
-            </w:pPr>
-          </w:p>
-        </w:tc>
-        <w:tc>
-          <w:tcPr>
-            <w:tcW w:w="2407" w:type="dxa"/>
-            <w:vAlign w:val="center"/>
-          </w:tcPr>
-          <w:p>
-            <w:pPr>
-              <w:rPr>
-                <w:rFonts w:ascii="Times New Roman" w:eastAsia="標楷體" w:hAnsi="Times New Roman" w:hint="eastAsia"/>
-                <w:b/>
-                <w:bCs/>
-                <w:sz w:val="28"/>
-                <w:szCs w:val="28"/>
-              </w:rPr>
-            </w:pPr>
-          </w:p>
-        </w:tc>
-        <w:tc>
-          <w:tcPr>
-            <w:tcW w:w="2407" w:type="dxa"/>
-            <w:vAlign w:val="center"/>
-          </w:tcPr>
-          <w:p>
-            <w:pPr>
-              <w:rPr>
-                <w:rFonts w:ascii="Times New Roman" w:eastAsia="標楷體" w:hAnsi="Times New Roman" w:hint="eastAsia"/>
+                <w:rFonts w:ascii="Times New Roman" w:eastAsia="標楷體" w:hAnsi="Times New Roman"/>
+                <w:b/>
+                <w:bCs/>
+                <w:sz w:val="28"/>
+                <w:szCs w:val="28"/>
+              </w:rPr>
+            </w:pPr>
+          </w:p>
+        </w:tc>
+        <w:tc>
+          <w:tcPr>
+            <w:tcW w:w="1984" w:type="dxa"/>
+            <w:vMerge/>
+            <w:vAlign w:val="center"/>
+          </w:tcPr>
+          <w:p>
+            <w:pPr>
+              <w:rPr>
+                <w:rFonts w:ascii="Times New Roman" w:eastAsia="標楷體" w:hAnsi="Times New Roman"/>
+                <w:b/>
+                <w:bCs/>
+                <w:sz w:val="28"/>
+                <w:szCs w:val="28"/>
+              </w:rPr>
+            </w:pPr>
+          </w:p>
+        </w:tc>
+        <w:tc>
+          <w:tcPr>
+            <w:tcW w:w="2126" w:type="dxa"/>
+            <w:vAlign w:val="center"/>
+          </w:tcPr>
+          <w:p>
+            <w:pPr>
+              <w:rPr>
+                <w:rFonts w:ascii="Times New Roman" w:eastAsia="標楷體" w:hAnsi="Times New Roman"/>
                 <w:b/>
                 <w:bCs/>
                 <w:sz w:val="28"/>
@@ -2147,13 +2267,13 @@
         </w:tc>
         <w:tc>
           <w:tcPr>
-            <w:tcW w:w="2407" w:type="dxa"/>
-            <w:vAlign w:val="center"/>
-          </w:tcPr>
-          <w:p>
-            <w:pPr>
-              <w:rPr>
-                <w:rFonts w:ascii="Times New Roman" w:eastAsia="標楷體" w:hAnsi="Times New Roman" w:hint="eastAsia"/>
+            <w:tcW w:w="4530" w:type="dxa"/>
+            <w:vAlign w:val="center"/>
+          </w:tcPr>
+          <w:p>
+            <w:pPr>
+              <w:rPr>
+                <w:rFonts w:ascii="Times New Roman" w:eastAsia="標楷體" w:hAnsi="Times New Roman"/>
                 <w:b/>
                 <w:bCs/>
                 <w:sz w:val="28"/>
@@ -2172,31 +2292,32 @@
       <w:tr>
         <w:tc>
           <w:tcPr>
-            <w:tcW w:w="2407" w:type="dxa"/>
+            <w:tcW w:w="988" w:type="dxa"/>
             <w:vMerge/>
             <w:vAlign w:val="center"/>
           </w:tcPr>
           <w:p>
             <w:pPr>
               <w:rPr>
-                <w:rFonts w:ascii="Times New Roman" w:eastAsia="標楷體" w:hAnsi="Times New Roman" w:hint="eastAsia"/>
-                <w:b/>
-                <w:bCs/>
-                <w:sz w:val="28"/>
-                <w:szCs w:val="28"/>
-              </w:rPr>
-            </w:pPr>
-          </w:p>
-        </w:tc>
-        <w:tc>
-          <w:tcPr>
-            <w:tcW w:w="2407" w:type="dxa"/>
-            <w:vAlign w:val="center"/>
-          </w:tcPr>
-          <w:p>
-            <w:pPr>
-              <w:rPr>
-                <w:rFonts w:ascii="Times New Roman" w:eastAsia="標楷體" w:hAnsi="Times New Roman" w:hint="eastAsia"/>
+                <w:rFonts w:ascii="Times New Roman" w:eastAsia="標楷體" w:hAnsi="Times New Roman"/>
+                <w:b/>
+                <w:bCs/>
+                <w:sz w:val="28"/>
+                <w:szCs w:val="28"/>
+              </w:rPr>
+            </w:pPr>
+          </w:p>
+        </w:tc>
+        <w:tc>
+          <w:tcPr>
+            <w:tcW w:w="1984" w:type="dxa"/>
+            <w:vMerge w:val="restart"/>
+            <w:vAlign w:val="center"/>
+          </w:tcPr>
+          <w:p>
+            <w:pPr>
+              <w:rPr>
+                <w:rFonts w:ascii="Times New Roman" w:eastAsia="標楷體" w:hAnsi="Times New Roman"/>
                 <w:b/>
                 <w:bCs/>
                 <w:sz w:val="28"/>
@@ -2215,13 +2336,13 @@
         </w:tc>
         <w:tc>
           <w:tcPr>
-            <w:tcW w:w="2407" w:type="dxa"/>
-            <w:vAlign w:val="center"/>
-          </w:tcPr>
-          <w:p>
-            <w:pPr>
-              <w:rPr>
-                <w:rFonts w:ascii="Times New Roman" w:eastAsia="標楷體" w:hAnsi="Times New Roman" w:hint="eastAsia"/>
+            <w:tcW w:w="2126" w:type="dxa"/>
+            <w:vAlign w:val="center"/>
+          </w:tcPr>
+          <w:p>
+            <w:pPr>
+              <w:rPr>
+                <w:rFonts w:ascii="Times New Roman" w:eastAsia="標楷體" w:hAnsi="Times New Roman"/>
                 <w:b/>
                 <w:bCs/>
                 <w:sz w:val="28"/>
@@ -2238,13 +2359,13 @@
         </w:tc>
         <w:tc>
           <w:tcPr>
-            <w:tcW w:w="2407" w:type="dxa"/>
-            <w:vAlign w:val="center"/>
-          </w:tcPr>
-          <w:p>
-            <w:pPr>
-              <w:rPr>
-                <w:rFonts w:ascii="Times New Roman" w:eastAsia="標楷體" w:hAnsi="Times New Roman" w:hint="eastAsia"/>
+            <w:tcW w:w="4530" w:type="dxa"/>
+            <w:vAlign w:val="center"/>
+          </w:tcPr>
+          <w:p>
+            <w:pPr>
+              <w:rPr>
+                <w:rFonts w:ascii="Times New Roman" w:eastAsia="標楷體" w:hAnsi="Times New Roman"/>
                 <w:b/>
                 <w:bCs/>
                 <w:sz w:val="28"/>
@@ -2275,48 +2396,49 @@
       <w:tr>
         <w:tc>
           <w:tcPr>
-            <w:tcW w:w="2407" w:type="dxa"/>
+            <w:tcW w:w="988" w:type="dxa"/>
             <w:vMerge/>
             <w:vAlign w:val="center"/>
           </w:tcPr>
           <w:p>
             <w:pPr>
               <w:rPr>
-                <w:rFonts w:ascii="Times New Roman" w:eastAsia="標楷體" w:hAnsi="Times New Roman" w:hint="eastAsia"/>
-                <w:b/>
-                <w:bCs/>
-                <w:sz w:val="28"/>
-                <w:szCs w:val="28"/>
-              </w:rPr>
-            </w:pPr>
-          </w:p>
-        </w:tc>
-        <w:tc>
-          <w:tcPr>
-            <w:tcW w:w="2407" w:type="dxa"/>
-            <w:vAlign w:val="center"/>
-          </w:tcPr>
-          <w:p>
-            <w:pPr>
-              <w:rPr>
-                <w:rFonts w:ascii="Times New Roman" w:eastAsia="標楷體" w:hAnsi="Times New Roman" w:hint="eastAsia"/>
-                <w:b/>
-                <w:bCs/>
-                <w:sz w:val="28"/>
-                <w:szCs w:val="28"/>
-              </w:rPr>
-            </w:pPr>
-          </w:p>
-        </w:tc>
-        <w:tc>
-          <w:tcPr>
-            <w:tcW w:w="2407" w:type="dxa"/>
-            <w:vAlign w:val="center"/>
-          </w:tcPr>
-          <w:p>
-            <w:pPr>
-              <w:rPr>
-                <w:rFonts w:ascii="Times New Roman" w:eastAsia="標楷體" w:hAnsi="Times New Roman" w:hint="eastAsia"/>
+                <w:rFonts w:ascii="Times New Roman" w:eastAsia="標楷體" w:hAnsi="Times New Roman"/>
+                <w:b/>
+                <w:bCs/>
+                <w:sz w:val="28"/>
+                <w:szCs w:val="28"/>
+              </w:rPr>
+            </w:pPr>
+          </w:p>
+        </w:tc>
+        <w:tc>
+          <w:tcPr>
+            <w:tcW w:w="1984" w:type="dxa"/>
+            <w:vMerge/>
+            <w:vAlign w:val="center"/>
+          </w:tcPr>
+          <w:p>
+            <w:pPr>
+              <w:rPr>
+                <w:rFonts w:ascii="Times New Roman" w:eastAsia="標楷體" w:hAnsi="Times New Roman"/>
+                <w:b/>
+                <w:bCs/>
+                <w:sz w:val="28"/>
+                <w:szCs w:val="28"/>
+              </w:rPr>
+            </w:pPr>
+          </w:p>
+        </w:tc>
+        <w:tc>
+          <w:tcPr>
+            <w:tcW w:w="2126" w:type="dxa"/>
+            <w:vAlign w:val="center"/>
+          </w:tcPr>
+          <w:p>
+            <w:pPr>
+              <w:rPr>
+                <w:rFonts w:ascii="Times New Roman" w:eastAsia="標楷體" w:hAnsi="Times New Roman"/>
                 <w:b/>
                 <w:bCs/>
                 <w:sz w:val="28"/>
@@ -2333,13 +2455,13 @@
         </w:tc>
         <w:tc>
           <w:tcPr>
-            <w:tcW w:w="2407" w:type="dxa"/>
-            <w:vAlign w:val="center"/>
-          </w:tcPr>
-          <w:p>
-            <w:pPr>
-              <w:rPr>
-                <w:rFonts w:ascii="Times New Roman" w:eastAsia="標楷體" w:hAnsi="Times New Roman" w:hint="eastAsia"/>
+            <w:tcW w:w="4530" w:type="dxa"/>
+            <w:vAlign w:val="center"/>
+          </w:tcPr>
+          <w:p>
+            <w:pPr>
+              <w:rPr>
+                <w:rFonts w:ascii="Times New Roman" w:eastAsia="標楷體" w:hAnsi="Times New Roman"/>
                 <w:b/>
                 <w:bCs/>
                 <w:sz w:val="28"/>
@@ -2358,48 +2480,49 @@
       <w:tr>
         <w:tc>
           <w:tcPr>
-            <w:tcW w:w="2407" w:type="dxa"/>
+            <w:tcW w:w="988" w:type="dxa"/>
             <w:vMerge/>
             <w:vAlign w:val="center"/>
           </w:tcPr>
           <w:p>
             <w:pPr>
               <w:rPr>
-                <w:rFonts w:ascii="Times New Roman" w:eastAsia="標楷體" w:hAnsi="Times New Roman" w:hint="eastAsia"/>
-                <w:b/>
-                <w:bCs/>
-                <w:sz w:val="28"/>
-                <w:szCs w:val="28"/>
-              </w:rPr>
-            </w:pPr>
-          </w:p>
-        </w:tc>
-        <w:tc>
-          <w:tcPr>
-            <w:tcW w:w="2407" w:type="dxa"/>
-            <w:vAlign w:val="center"/>
-          </w:tcPr>
-          <w:p>
-            <w:pPr>
-              <w:rPr>
-                <w:rFonts w:ascii="Times New Roman" w:eastAsia="標楷體" w:hAnsi="Times New Roman" w:hint="eastAsia"/>
-                <w:b/>
-                <w:bCs/>
-                <w:sz w:val="28"/>
-                <w:szCs w:val="28"/>
-              </w:rPr>
-            </w:pPr>
-          </w:p>
-        </w:tc>
-        <w:tc>
-          <w:tcPr>
-            <w:tcW w:w="2407" w:type="dxa"/>
-            <w:vAlign w:val="center"/>
-          </w:tcPr>
-          <w:p>
-            <w:pPr>
-              <w:rPr>
-                <w:rFonts w:ascii="Times New Roman" w:eastAsia="標楷體" w:hAnsi="Times New Roman" w:hint="eastAsia"/>
+                <w:rFonts w:ascii="Times New Roman" w:eastAsia="標楷體" w:hAnsi="Times New Roman"/>
+                <w:b/>
+                <w:bCs/>
+                <w:sz w:val="28"/>
+                <w:szCs w:val="28"/>
+              </w:rPr>
+            </w:pPr>
+          </w:p>
+        </w:tc>
+        <w:tc>
+          <w:tcPr>
+            <w:tcW w:w="1984" w:type="dxa"/>
+            <w:vMerge/>
+            <w:vAlign w:val="center"/>
+          </w:tcPr>
+          <w:p>
+            <w:pPr>
+              <w:rPr>
+                <w:rFonts w:ascii="Times New Roman" w:eastAsia="標楷體" w:hAnsi="Times New Roman"/>
+                <w:b/>
+                <w:bCs/>
+                <w:sz w:val="28"/>
+                <w:szCs w:val="28"/>
+              </w:rPr>
+            </w:pPr>
+          </w:p>
+        </w:tc>
+        <w:tc>
+          <w:tcPr>
+            <w:tcW w:w="2126" w:type="dxa"/>
+            <w:vAlign w:val="center"/>
+          </w:tcPr>
+          <w:p>
+            <w:pPr>
+              <w:rPr>
+                <w:rFonts w:ascii="Times New Roman" w:eastAsia="標楷體" w:hAnsi="Times New Roman"/>
                 <w:b/>
                 <w:bCs/>
                 <w:sz w:val="28"/>
@@ -2416,13 +2539,13 @@
         </w:tc>
         <w:tc>
           <w:tcPr>
-            <w:tcW w:w="2407" w:type="dxa"/>
-            <w:vAlign w:val="center"/>
-          </w:tcPr>
-          <w:p>
-            <w:pPr>
-              <w:rPr>
-                <w:rFonts w:ascii="Times New Roman" w:eastAsia="標楷體" w:hAnsi="Times New Roman" w:hint="eastAsia"/>
+            <w:tcW w:w="4530" w:type="dxa"/>
+            <w:vAlign w:val="center"/>
+          </w:tcPr>
+          <w:p>
+            <w:pPr>
+              <w:rPr>
+                <w:rFonts w:ascii="Times New Roman" w:eastAsia="標楷體" w:hAnsi="Times New Roman"/>
                 <w:b/>
                 <w:bCs/>
                 <w:sz w:val="28"/>
@@ -2439,14 +2562,7 @@
               <w:rPr>
                 <w:rFonts w:ascii="Times New Roman" w:eastAsia="標楷體" w:hAnsi="Times New Roman" w:cs="Arial"/>
               </w:rPr>
-              <w:t xml:space="preserve"> </w:t>
-            </w:r>
-            <w:r>
-              <w:rPr>
-                <w:rFonts w:ascii="Times New Roman" w:eastAsia="標楷體" w:hAnsi="Times New Roman" w:cs="Arial"/>
-              </w:rPr>
-              <w:lastRenderedPageBreak/>
-              <w:t xml:space="preserve">GPS </w:t>
+              <w:t xml:space="preserve"> GPS </w:t>
             </w:r>
             <w:r>
               <w:rPr>
@@ -2460,31 +2576,32 @@
       <w:tr>
         <w:tc>
           <w:tcPr>
-            <w:tcW w:w="2407" w:type="dxa"/>
+            <w:tcW w:w="988" w:type="dxa"/>
             <w:vMerge/>
             <w:vAlign w:val="center"/>
           </w:tcPr>
           <w:p>
             <w:pPr>
               <w:rPr>
-                <w:rFonts w:ascii="Times New Roman" w:eastAsia="標楷體" w:hAnsi="Times New Roman" w:hint="eastAsia"/>
-                <w:b/>
-                <w:bCs/>
-                <w:sz w:val="28"/>
-                <w:szCs w:val="28"/>
-              </w:rPr>
-            </w:pPr>
-          </w:p>
-        </w:tc>
-        <w:tc>
-          <w:tcPr>
-            <w:tcW w:w="2407" w:type="dxa"/>
-            <w:vAlign w:val="center"/>
-          </w:tcPr>
-          <w:p>
-            <w:pPr>
-              <w:rPr>
-                <w:rFonts w:ascii="Times New Roman" w:eastAsia="標楷體" w:hAnsi="Times New Roman" w:hint="eastAsia"/>
+                <w:rFonts w:ascii="Times New Roman" w:eastAsia="標楷體" w:hAnsi="Times New Roman"/>
+                <w:b/>
+                <w:bCs/>
+                <w:sz w:val="28"/>
+                <w:szCs w:val="28"/>
+              </w:rPr>
+            </w:pPr>
+          </w:p>
+        </w:tc>
+        <w:tc>
+          <w:tcPr>
+            <w:tcW w:w="1984" w:type="dxa"/>
+            <w:vMerge w:val="restart"/>
+            <w:vAlign w:val="center"/>
+          </w:tcPr>
+          <w:p>
+            <w:pPr>
+              <w:rPr>
+                <w:rFonts w:ascii="Times New Roman" w:eastAsia="標楷體" w:hAnsi="Times New Roman"/>
                 <w:b/>
                 <w:bCs/>
                 <w:sz w:val="28"/>
@@ -2503,47 +2620,83 @@
         </w:tc>
         <w:tc>
           <w:tcPr>
-            <w:tcW w:w="2407" w:type="dxa"/>
-            <w:vAlign w:val="center"/>
-          </w:tcPr>
-          <w:p>
-            <w:pPr>
-              <w:rPr>
-                <w:rFonts w:ascii="Times New Roman" w:eastAsia="標楷體" w:hAnsi="Times New Roman" w:hint="eastAsia"/>
-                <w:b/>
-                <w:bCs/>
-                <w:sz w:val="28"/>
-                <w:szCs w:val="28"/>
-              </w:rPr>
-            </w:pPr>
-            <w:r>
-              <w:rPr>
-                <w:rFonts w:ascii="Times New Roman" w:eastAsia="標楷體" w:hAnsi="Times New Roman" w:cs="Arial"/>
-              </w:rPr>
-              <w:t>發布與查看貼文</w:t>
-            </w:r>
-          </w:p>
-        </w:tc>
-        <w:tc>
-          <w:tcPr>
-            <w:tcW w:w="2407" w:type="dxa"/>
-            <w:vAlign w:val="center"/>
-          </w:tcPr>
-          <w:p>
-            <w:pPr>
-              <w:rPr>
-                <w:rFonts w:ascii="Times New Roman" w:eastAsia="標楷體" w:hAnsi="Times New Roman" w:hint="eastAsia"/>
-                <w:b/>
-                <w:bCs/>
-                <w:sz w:val="28"/>
-                <w:szCs w:val="28"/>
-              </w:rPr>
-            </w:pPr>
-            <w:r>
-              <w:rPr>
-                <w:rFonts w:ascii="Times New Roman" w:eastAsia="標楷體" w:hAnsi="Times New Roman" w:cs="Arial"/>
-              </w:rPr>
-              <w:t>使用者可於社群板發布動態或與長輩的貼文進行互動。</w:t>
+            <w:tcW w:w="2126" w:type="dxa"/>
+            <w:vAlign w:val="center"/>
+          </w:tcPr>
+          <w:p>
+            <w:pPr>
+              <w:rPr>
+                <w:rFonts w:ascii="Times New Roman" w:eastAsia="標楷體" w:hAnsi="Times New Roman"/>
+                <w:b/>
+                <w:bCs/>
+                <w:sz w:val="28"/>
+                <w:szCs w:val="28"/>
+              </w:rPr>
+            </w:pPr>
+            <w:r>
+              <w:rPr>
+                <w:rFonts w:ascii="Times New Roman" w:eastAsia="標楷體" w:hAnsi="Times New Roman" w:cs="Arial"/>
+              </w:rPr>
+              <w:t>發布與</w:t>
+            </w:r>
+            <w:proofErr w:type="gramStart"/>
+            <w:r>
+              <w:rPr>
+                <w:rFonts w:ascii="Times New Roman" w:eastAsia="標楷體" w:hAnsi="Times New Roman" w:cs="Arial"/>
+              </w:rPr>
+              <w:t>查看貼文</w:t>
+            </w:r>
+            <w:proofErr w:type="gramEnd"/>
+          </w:p>
+        </w:tc>
+        <w:tc>
+          <w:tcPr>
+            <w:tcW w:w="4530" w:type="dxa"/>
+            <w:vAlign w:val="center"/>
+          </w:tcPr>
+          <w:p>
+            <w:pPr>
+              <w:rPr>
+                <w:rFonts w:ascii="Times New Roman" w:eastAsia="標楷體" w:hAnsi="Times New Roman"/>
+                <w:b/>
+                <w:bCs/>
+                <w:sz w:val="28"/>
+                <w:szCs w:val="28"/>
+              </w:rPr>
+            </w:pPr>
+            <w:r>
+              <w:rPr>
+                <w:rFonts w:ascii="Times New Roman" w:eastAsia="標楷體" w:hAnsi="Times New Roman" w:cs="Arial"/>
+              </w:rPr>
+              <w:t>使用者可於</w:t>
+            </w:r>
+            <w:proofErr w:type="gramStart"/>
+            <w:r>
+              <w:rPr>
+                <w:rFonts w:ascii="Times New Roman" w:eastAsia="標楷體" w:hAnsi="Times New Roman" w:cs="Arial"/>
+              </w:rPr>
+              <w:t>社群板發布</w:t>
+            </w:r>
+            <w:proofErr w:type="gramEnd"/>
+            <w:r>
+              <w:rPr>
+                <w:rFonts w:ascii="Times New Roman" w:eastAsia="標楷體" w:hAnsi="Times New Roman" w:cs="Arial"/>
+              </w:rPr>
+              <w:t>動態或與長輩</w:t>
+            </w:r>
+            <w:proofErr w:type="gramStart"/>
+            <w:r>
+              <w:rPr>
+                <w:rFonts w:ascii="Times New Roman" w:eastAsia="標楷體" w:hAnsi="Times New Roman" w:cs="Arial"/>
+              </w:rPr>
+              <w:t>的貼文進行</w:t>
+            </w:r>
+            <w:proofErr w:type="gramEnd"/>
+            <w:r>
+              <w:rPr>
+                <w:rFonts w:ascii="Times New Roman" w:eastAsia="標楷體" w:hAnsi="Times New Roman" w:cs="Arial"/>
+              </w:rPr>
+              <w:t>互動。</w:t>
             </w:r>
           </w:p>
         </w:tc>
@@ -2551,48 +2704,49 @@
       <w:tr>
         <w:tc>
           <w:tcPr>
-            <w:tcW w:w="2407" w:type="dxa"/>
+            <w:tcW w:w="988" w:type="dxa"/>
             <w:vMerge/>
             <w:vAlign w:val="center"/>
           </w:tcPr>
           <w:p>
             <w:pPr>
               <w:rPr>
-                <w:rFonts w:ascii="Times New Roman" w:eastAsia="標楷體" w:hAnsi="Times New Roman" w:hint="eastAsia"/>
-                <w:b/>
-                <w:bCs/>
-                <w:sz w:val="28"/>
-                <w:szCs w:val="28"/>
-              </w:rPr>
-            </w:pPr>
-          </w:p>
-        </w:tc>
-        <w:tc>
-          <w:tcPr>
-            <w:tcW w:w="2407" w:type="dxa"/>
-            <w:vAlign w:val="center"/>
-          </w:tcPr>
-          <w:p>
-            <w:pPr>
-              <w:rPr>
-                <w:rFonts w:ascii="Times New Roman" w:eastAsia="標楷體" w:hAnsi="Times New Roman" w:hint="eastAsia"/>
-                <w:b/>
-                <w:bCs/>
-                <w:sz w:val="28"/>
-                <w:szCs w:val="28"/>
-              </w:rPr>
-            </w:pPr>
-          </w:p>
-        </w:tc>
-        <w:tc>
-          <w:tcPr>
-            <w:tcW w:w="2407" w:type="dxa"/>
-            <w:vAlign w:val="center"/>
-          </w:tcPr>
-          <w:p>
-            <w:pPr>
-              <w:rPr>
-                <w:rFonts w:ascii="Times New Roman" w:eastAsia="標楷體" w:hAnsi="Times New Roman" w:hint="eastAsia"/>
+                <w:rFonts w:ascii="Times New Roman" w:eastAsia="標楷體" w:hAnsi="Times New Roman"/>
+                <w:b/>
+                <w:bCs/>
+                <w:sz w:val="28"/>
+                <w:szCs w:val="28"/>
+              </w:rPr>
+            </w:pPr>
+          </w:p>
+        </w:tc>
+        <w:tc>
+          <w:tcPr>
+            <w:tcW w:w="1984" w:type="dxa"/>
+            <w:vMerge/>
+            <w:vAlign w:val="center"/>
+          </w:tcPr>
+          <w:p>
+            <w:pPr>
+              <w:rPr>
+                <w:rFonts w:ascii="Times New Roman" w:eastAsia="標楷體" w:hAnsi="Times New Roman"/>
+                <w:b/>
+                <w:bCs/>
+                <w:sz w:val="28"/>
+                <w:szCs w:val="28"/>
+              </w:rPr>
+            </w:pPr>
+          </w:p>
+        </w:tc>
+        <w:tc>
+          <w:tcPr>
+            <w:tcW w:w="2126" w:type="dxa"/>
+            <w:vAlign w:val="center"/>
+          </w:tcPr>
+          <w:p>
+            <w:pPr>
+              <w:rPr>
+                <w:rFonts w:ascii="Times New Roman" w:eastAsia="標楷體" w:hAnsi="Times New Roman"/>
                 <w:b/>
                 <w:bCs/>
                 <w:sz w:val="28"/>
@@ -2609,13 +2763,13 @@
         </w:tc>
         <w:tc>
           <w:tcPr>
-            <w:tcW w:w="2407" w:type="dxa"/>
-            <w:vAlign w:val="center"/>
-          </w:tcPr>
-          <w:p>
-            <w:pPr>
-              <w:rPr>
-                <w:rFonts w:ascii="Times New Roman" w:eastAsia="標楷體" w:hAnsi="Times New Roman" w:hint="eastAsia"/>
+            <w:tcW w:w="4530" w:type="dxa"/>
+            <w:vAlign w:val="center"/>
+          </w:tcPr>
+          <w:p>
+            <w:pPr>
+              <w:rPr>
+                <w:rFonts w:ascii="Times New Roman" w:eastAsia="標楷體" w:hAnsi="Times New Roman"/>
                 <w:b/>
                 <w:bCs/>
                 <w:sz w:val="28"/>
@@ -2634,14 +2788,14 @@
       <w:tr>
         <w:tc>
           <w:tcPr>
-            <w:tcW w:w="2407" w:type="dxa"/>
+            <w:tcW w:w="988" w:type="dxa"/>
             <w:vMerge w:val="restart"/>
             <w:vAlign w:val="center"/>
           </w:tcPr>
           <w:p>
             <w:pPr>
               <w:rPr>
-                <w:rFonts w:ascii="Times New Roman" w:eastAsia="標楷體" w:hAnsi="Times New Roman" w:hint="eastAsia"/>
+                <w:rFonts w:ascii="Times New Roman" w:eastAsia="標楷體" w:hAnsi="Times New Roman"/>
                 <w:b/>
                 <w:bCs/>
                 <w:sz w:val="28"/>
@@ -2660,13 +2814,13 @@
         </w:tc>
         <w:tc>
           <w:tcPr>
-            <w:tcW w:w="2407" w:type="dxa"/>
-            <w:vAlign w:val="center"/>
-          </w:tcPr>
-          <w:p>
-            <w:pPr>
-              <w:rPr>
-                <w:rFonts w:ascii="Times New Roman" w:eastAsia="標楷體" w:hAnsi="Times New Roman" w:hint="eastAsia"/>
+            <w:tcW w:w="1984" w:type="dxa"/>
+            <w:vAlign w:val="center"/>
+          </w:tcPr>
+          <w:p>
+            <w:pPr>
+              <w:rPr>
+                <w:rFonts w:ascii="Times New Roman" w:eastAsia="標楷體" w:hAnsi="Times New Roman"/>
                 <w:b/>
                 <w:bCs/>
                 <w:sz w:val="28"/>
@@ -2685,13 +2839,13 @@
         </w:tc>
         <w:tc>
           <w:tcPr>
-            <w:tcW w:w="2407" w:type="dxa"/>
-            <w:vAlign w:val="center"/>
-          </w:tcPr>
-          <w:p>
-            <w:pPr>
-              <w:rPr>
-                <w:rFonts w:ascii="Times New Roman" w:eastAsia="標楷體" w:hAnsi="Times New Roman" w:hint="eastAsia"/>
+            <w:tcW w:w="2126" w:type="dxa"/>
+            <w:vAlign w:val="center"/>
+          </w:tcPr>
+          <w:p>
+            <w:pPr>
+              <w:rPr>
+                <w:rFonts w:ascii="Times New Roman" w:eastAsia="標楷體" w:hAnsi="Times New Roman"/>
                 <w:b/>
                 <w:bCs/>
                 <w:sz w:val="28"/>
@@ -2708,13 +2862,13 @@
         </w:tc>
         <w:tc>
           <w:tcPr>
-            <w:tcW w:w="2407" w:type="dxa"/>
-            <w:vAlign w:val="center"/>
-          </w:tcPr>
-          <w:p>
-            <w:pPr>
-              <w:rPr>
-                <w:rFonts w:ascii="Times New Roman" w:eastAsia="標楷體" w:hAnsi="Times New Roman" w:hint="eastAsia"/>
+            <w:tcW w:w="4530" w:type="dxa"/>
+            <w:vAlign w:val="center"/>
+          </w:tcPr>
+          <w:p>
+            <w:pPr>
+              <w:rPr>
+                <w:rFonts w:ascii="Times New Roman" w:eastAsia="標楷體" w:hAnsi="Times New Roman"/>
                 <w:b/>
                 <w:bCs/>
                 <w:sz w:val="28"/>
@@ -2733,31 +2887,31 @@
       <w:tr>
         <w:tc>
           <w:tcPr>
-            <w:tcW w:w="2407" w:type="dxa"/>
+            <w:tcW w:w="988" w:type="dxa"/>
             <w:vMerge/>
             <w:vAlign w:val="center"/>
           </w:tcPr>
           <w:p>
             <w:pPr>
               <w:rPr>
-                <w:rFonts w:ascii="Times New Roman" w:eastAsia="標楷體" w:hAnsi="Times New Roman" w:hint="eastAsia"/>
-                <w:b/>
-                <w:bCs/>
-                <w:sz w:val="28"/>
-                <w:szCs w:val="28"/>
-              </w:rPr>
-            </w:pPr>
-          </w:p>
-        </w:tc>
-        <w:tc>
-          <w:tcPr>
-            <w:tcW w:w="2407" w:type="dxa"/>
-            <w:vAlign w:val="center"/>
-          </w:tcPr>
-          <w:p>
-            <w:pPr>
-              <w:rPr>
-                <w:rFonts w:ascii="Times New Roman" w:eastAsia="標楷體" w:hAnsi="Times New Roman" w:hint="eastAsia"/>
+                <w:rFonts w:ascii="Times New Roman" w:eastAsia="標楷體" w:hAnsi="Times New Roman"/>
+                <w:b/>
+                <w:bCs/>
+                <w:sz w:val="28"/>
+                <w:szCs w:val="28"/>
+              </w:rPr>
+            </w:pPr>
+          </w:p>
+        </w:tc>
+        <w:tc>
+          <w:tcPr>
+            <w:tcW w:w="1984" w:type="dxa"/>
+            <w:vAlign w:val="center"/>
+          </w:tcPr>
+          <w:p>
+            <w:pPr>
+              <w:rPr>
+                <w:rFonts w:ascii="Times New Roman" w:eastAsia="標楷體" w:hAnsi="Times New Roman"/>
                 <w:b/>
                 <w:bCs/>
                 <w:sz w:val="28"/>
@@ -2800,36 +2954,44 @@
         </w:tc>
         <w:tc>
           <w:tcPr>
-            <w:tcW w:w="2407" w:type="dxa"/>
-            <w:vAlign w:val="center"/>
-          </w:tcPr>
-          <w:p>
-            <w:pPr>
-              <w:rPr>
-                <w:rFonts w:ascii="Times New Roman" w:eastAsia="標楷體" w:hAnsi="Times New Roman" w:hint="eastAsia"/>
-                <w:b/>
-                <w:bCs/>
-                <w:sz w:val="28"/>
-                <w:szCs w:val="28"/>
-              </w:rPr>
-            </w:pPr>
-            <w:r>
-              <w:rPr>
-                <w:rFonts w:ascii="Times New Roman" w:eastAsia="標楷體" w:hAnsi="Times New Roman" w:cs="Arial"/>
-              </w:rPr>
-              <w:t>模型調優與監控</w:t>
-            </w:r>
-          </w:p>
-        </w:tc>
-        <w:tc>
-          <w:tcPr>
-            <w:tcW w:w="2407" w:type="dxa"/>
-            <w:vAlign w:val="center"/>
-          </w:tcPr>
-          <w:p>
-            <w:pPr>
-              <w:rPr>
-                <w:rFonts w:ascii="Times New Roman" w:eastAsia="標楷體" w:hAnsi="Times New Roman" w:hint="eastAsia"/>
+            <w:tcW w:w="2126" w:type="dxa"/>
+            <w:vAlign w:val="center"/>
+          </w:tcPr>
+          <w:p>
+            <w:pPr>
+              <w:rPr>
+                <w:rFonts w:ascii="Times New Roman" w:eastAsia="標楷體" w:hAnsi="Times New Roman"/>
+                <w:b/>
+                <w:bCs/>
+                <w:sz w:val="28"/>
+                <w:szCs w:val="28"/>
+              </w:rPr>
+            </w:pPr>
+            <w:proofErr w:type="gramStart"/>
+            <w:r>
+              <w:rPr>
+                <w:rFonts w:ascii="Times New Roman" w:eastAsia="標楷體" w:hAnsi="Times New Roman" w:cs="Arial"/>
+              </w:rPr>
+              <w:t>模型調優與</w:t>
+            </w:r>
+            <w:proofErr w:type="gramEnd"/>
+            <w:r>
+              <w:rPr>
+                <w:rFonts w:ascii="Times New Roman" w:eastAsia="標楷體" w:hAnsi="Times New Roman" w:cs="Arial"/>
+              </w:rPr>
+              <w:t>監控</w:t>
+            </w:r>
+          </w:p>
+        </w:tc>
+        <w:tc>
+          <w:tcPr>
+            <w:tcW w:w="4530" w:type="dxa"/>
+            <w:vAlign w:val="center"/>
+          </w:tcPr>
+          <w:p>
+            <w:pPr>
+              <w:rPr>
+                <w:rFonts w:ascii="Times New Roman" w:eastAsia="標楷體" w:hAnsi="Times New Roman"/>
                 <w:b/>
                 <w:bCs/>
                 <w:sz w:val="28"/>
@@ -2872,31 +3034,32 @@
       <w:tr>
         <w:tc>
           <w:tcPr>
-            <w:tcW w:w="2407" w:type="dxa"/>
+            <w:tcW w:w="988" w:type="dxa"/>
             <w:vMerge/>
             <w:vAlign w:val="center"/>
           </w:tcPr>
           <w:p>
             <w:pPr>
               <w:rPr>
-                <w:rFonts w:ascii="Times New Roman" w:eastAsia="標楷體" w:hAnsi="Times New Roman" w:hint="eastAsia"/>
-                <w:b/>
-                <w:bCs/>
-                <w:sz w:val="28"/>
-                <w:szCs w:val="28"/>
-              </w:rPr>
-            </w:pPr>
-          </w:p>
-        </w:tc>
-        <w:tc>
-          <w:tcPr>
-            <w:tcW w:w="2407" w:type="dxa"/>
-            <w:vAlign w:val="center"/>
-          </w:tcPr>
-          <w:p>
-            <w:pPr>
-              <w:rPr>
-                <w:rFonts w:ascii="Times New Roman" w:eastAsia="標楷體" w:hAnsi="Times New Roman" w:hint="eastAsia"/>
+                <w:rFonts w:ascii="Times New Roman" w:eastAsia="標楷體" w:hAnsi="Times New Roman"/>
+                <w:b/>
+                <w:bCs/>
+                <w:sz w:val="28"/>
+                <w:szCs w:val="28"/>
+              </w:rPr>
+            </w:pPr>
+          </w:p>
+        </w:tc>
+        <w:tc>
+          <w:tcPr>
+            <w:tcW w:w="1984" w:type="dxa"/>
+            <w:vMerge w:val="restart"/>
+            <w:vAlign w:val="center"/>
+          </w:tcPr>
+          <w:p>
+            <w:pPr>
+              <w:rPr>
+                <w:rFonts w:ascii="Times New Roman" w:eastAsia="標楷體" w:hAnsi="Times New Roman"/>
                 <w:b/>
                 <w:bCs/>
                 <w:sz w:val="28"/>
@@ -2915,13 +3078,13 @@
         </w:tc>
         <w:tc>
           <w:tcPr>
-            <w:tcW w:w="2407" w:type="dxa"/>
-            <w:vAlign w:val="center"/>
-          </w:tcPr>
-          <w:p>
-            <w:pPr>
-              <w:rPr>
-                <w:rFonts w:ascii="Times New Roman" w:eastAsia="標楷體" w:hAnsi="Times New Roman" w:hint="eastAsia"/>
+            <w:tcW w:w="2126" w:type="dxa"/>
+            <w:vAlign w:val="center"/>
+          </w:tcPr>
+          <w:p>
+            <w:pPr>
+              <w:rPr>
+                <w:rFonts w:ascii="Times New Roman" w:eastAsia="標楷體" w:hAnsi="Times New Roman"/>
                 <w:b/>
                 <w:bCs/>
                 <w:sz w:val="28"/>
@@ -2938,13 +3101,13 @@
         </w:tc>
         <w:tc>
           <w:tcPr>
-            <w:tcW w:w="2407" w:type="dxa"/>
-            <w:vAlign w:val="center"/>
-          </w:tcPr>
-          <w:p>
-            <w:pPr>
-              <w:rPr>
-                <w:rFonts w:ascii="Times New Roman" w:eastAsia="標楷體" w:hAnsi="Times New Roman" w:hint="eastAsia"/>
+            <w:tcW w:w="4530" w:type="dxa"/>
+            <w:vAlign w:val="center"/>
+          </w:tcPr>
+          <w:p>
+            <w:pPr>
+              <w:rPr>
+                <w:rFonts w:ascii="Times New Roman" w:eastAsia="標楷體" w:hAnsi="Times New Roman"/>
                 <w:b/>
                 <w:bCs/>
                 <w:sz w:val="28"/>
@@ -2963,48 +3126,49 @@
       <w:tr>
         <w:tc>
           <w:tcPr>
-            <w:tcW w:w="2407" w:type="dxa"/>
+            <w:tcW w:w="988" w:type="dxa"/>
             <w:vMerge/>
             <w:vAlign w:val="center"/>
           </w:tcPr>
           <w:p>
             <w:pPr>
               <w:rPr>
-                <w:rFonts w:ascii="Times New Roman" w:eastAsia="標楷體" w:hAnsi="Times New Roman" w:hint="eastAsia"/>
-                <w:b/>
-                <w:bCs/>
-                <w:sz w:val="28"/>
-                <w:szCs w:val="28"/>
-              </w:rPr>
-            </w:pPr>
-          </w:p>
-        </w:tc>
-        <w:tc>
-          <w:tcPr>
-            <w:tcW w:w="2407" w:type="dxa"/>
-            <w:vAlign w:val="center"/>
-          </w:tcPr>
-          <w:p>
-            <w:pPr>
-              <w:rPr>
-                <w:rFonts w:ascii="Times New Roman" w:eastAsia="標楷體" w:hAnsi="Times New Roman" w:hint="eastAsia"/>
-                <w:b/>
-                <w:bCs/>
-                <w:sz w:val="28"/>
-                <w:szCs w:val="28"/>
-              </w:rPr>
-            </w:pPr>
-          </w:p>
-        </w:tc>
-        <w:tc>
-          <w:tcPr>
-            <w:tcW w:w="2407" w:type="dxa"/>
-            <w:vAlign w:val="center"/>
-          </w:tcPr>
-          <w:p>
-            <w:pPr>
-              <w:rPr>
-                <w:rFonts w:ascii="Times New Roman" w:eastAsia="標楷體" w:hAnsi="Times New Roman" w:hint="eastAsia"/>
+                <w:rFonts w:ascii="Times New Roman" w:eastAsia="標楷體" w:hAnsi="Times New Roman"/>
+                <w:b/>
+                <w:bCs/>
+                <w:sz w:val="28"/>
+                <w:szCs w:val="28"/>
+              </w:rPr>
+            </w:pPr>
+          </w:p>
+        </w:tc>
+        <w:tc>
+          <w:tcPr>
+            <w:tcW w:w="1984" w:type="dxa"/>
+            <w:vMerge/>
+            <w:vAlign w:val="center"/>
+          </w:tcPr>
+          <w:p>
+            <w:pPr>
+              <w:rPr>
+                <w:rFonts w:ascii="Times New Roman" w:eastAsia="標楷體" w:hAnsi="Times New Roman"/>
+                <w:b/>
+                <w:bCs/>
+                <w:sz w:val="28"/>
+                <w:szCs w:val="28"/>
+              </w:rPr>
+            </w:pPr>
+          </w:p>
+        </w:tc>
+        <w:tc>
+          <w:tcPr>
+            <w:tcW w:w="2126" w:type="dxa"/>
+            <w:vAlign w:val="center"/>
+          </w:tcPr>
+          <w:p>
+            <w:pPr>
+              <w:rPr>
+                <w:rFonts w:ascii="Times New Roman" w:eastAsia="標楷體" w:hAnsi="Times New Roman"/>
                 <w:b/>
                 <w:bCs/>
                 <w:sz w:val="28"/>
@@ -3021,13 +3185,13 @@
         </w:tc>
         <w:tc>
           <w:tcPr>
-            <w:tcW w:w="2407" w:type="dxa"/>
-            <w:vAlign w:val="center"/>
-          </w:tcPr>
-          <w:p>
-            <w:pPr>
-              <w:rPr>
-                <w:rFonts w:ascii="Times New Roman" w:eastAsia="標楷體" w:hAnsi="Times New Roman" w:hint="eastAsia"/>
+            <w:tcW w:w="4530" w:type="dxa"/>
+            <w:vAlign w:val="center"/>
+          </w:tcPr>
+          <w:p>
+            <w:pPr>
+              <w:rPr>
+                <w:rFonts w:ascii="Times New Roman" w:eastAsia="標楷體" w:hAnsi="Times New Roman"/>
                 <w:b/>
                 <w:bCs/>
                 <w:sz w:val="28"/>
@@ -3046,48 +3210,49 @@
       <w:tr>
         <w:tc>
           <w:tcPr>
-            <w:tcW w:w="2407" w:type="dxa"/>
+            <w:tcW w:w="988" w:type="dxa"/>
             <w:vMerge/>
             <w:vAlign w:val="center"/>
           </w:tcPr>
           <w:p>
             <w:pPr>
               <w:rPr>
-                <w:rFonts w:ascii="Times New Roman" w:eastAsia="標楷體" w:hAnsi="Times New Roman" w:hint="eastAsia"/>
-                <w:b/>
-                <w:bCs/>
-                <w:sz w:val="28"/>
-                <w:szCs w:val="28"/>
-              </w:rPr>
-            </w:pPr>
-          </w:p>
-        </w:tc>
-        <w:tc>
-          <w:tcPr>
-            <w:tcW w:w="2407" w:type="dxa"/>
-            <w:vAlign w:val="center"/>
-          </w:tcPr>
-          <w:p>
-            <w:pPr>
-              <w:rPr>
-                <w:rFonts w:ascii="Times New Roman" w:eastAsia="標楷體" w:hAnsi="Times New Roman" w:hint="eastAsia"/>
-                <w:b/>
-                <w:bCs/>
-                <w:sz w:val="28"/>
-                <w:szCs w:val="28"/>
-              </w:rPr>
-            </w:pPr>
-          </w:p>
-        </w:tc>
-        <w:tc>
-          <w:tcPr>
-            <w:tcW w:w="2407" w:type="dxa"/>
-            <w:vAlign w:val="center"/>
-          </w:tcPr>
-          <w:p>
-            <w:pPr>
-              <w:rPr>
-                <w:rFonts w:ascii="Times New Roman" w:eastAsia="標楷體" w:hAnsi="Times New Roman" w:hint="eastAsia"/>
+                <w:rFonts w:ascii="Times New Roman" w:eastAsia="標楷體" w:hAnsi="Times New Roman"/>
+                <w:b/>
+                <w:bCs/>
+                <w:sz w:val="28"/>
+                <w:szCs w:val="28"/>
+              </w:rPr>
+            </w:pPr>
+          </w:p>
+        </w:tc>
+        <w:tc>
+          <w:tcPr>
+            <w:tcW w:w="1984" w:type="dxa"/>
+            <w:vMerge/>
+            <w:vAlign w:val="center"/>
+          </w:tcPr>
+          <w:p>
+            <w:pPr>
+              <w:rPr>
+                <w:rFonts w:ascii="Times New Roman" w:eastAsia="標楷體" w:hAnsi="Times New Roman"/>
+                <w:b/>
+                <w:bCs/>
+                <w:sz w:val="28"/>
+                <w:szCs w:val="28"/>
+              </w:rPr>
+            </w:pPr>
+          </w:p>
+        </w:tc>
+        <w:tc>
+          <w:tcPr>
+            <w:tcW w:w="2126" w:type="dxa"/>
+            <w:vAlign w:val="center"/>
+          </w:tcPr>
+          <w:p>
+            <w:pPr>
+              <w:rPr>
+                <w:rFonts w:ascii="Times New Roman" w:eastAsia="標楷體" w:hAnsi="Times New Roman"/>
                 <w:b/>
                 <w:bCs/>
                 <w:sz w:val="28"/>
@@ -3104,13 +3269,13 @@
         </w:tc>
         <w:tc>
           <w:tcPr>
-            <w:tcW w:w="2407" w:type="dxa"/>
-            <w:vAlign w:val="center"/>
-          </w:tcPr>
-          <w:p>
-            <w:pPr>
-              <w:rPr>
-                <w:rFonts w:ascii="Times New Roman" w:eastAsia="標楷體" w:hAnsi="Times New Roman" w:hint="eastAsia"/>
+            <w:tcW w:w="4530" w:type="dxa"/>
+            <w:vAlign w:val="center"/>
+          </w:tcPr>
+          <w:p>
+            <w:pPr>
+              <w:rPr>
+                <w:rFonts w:ascii="Times New Roman" w:eastAsia="標楷體" w:hAnsi="Times New Roman"/>
                 <w:b/>
                 <w:bCs/>
                 <w:sz w:val="28"/>
@@ -3129,48 +3294,49 @@
       <w:tr>
         <w:tc>
           <w:tcPr>
-            <w:tcW w:w="2407" w:type="dxa"/>
+            <w:tcW w:w="988" w:type="dxa"/>
             <w:vMerge/>
             <w:vAlign w:val="center"/>
           </w:tcPr>
           <w:p>
             <w:pPr>
               <w:rPr>
-                <w:rFonts w:ascii="Times New Roman" w:eastAsia="標楷體" w:hAnsi="Times New Roman" w:hint="eastAsia"/>
-                <w:b/>
-                <w:bCs/>
-                <w:sz w:val="28"/>
-                <w:szCs w:val="28"/>
-              </w:rPr>
-            </w:pPr>
-          </w:p>
-        </w:tc>
-        <w:tc>
-          <w:tcPr>
-            <w:tcW w:w="2407" w:type="dxa"/>
-            <w:vAlign w:val="center"/>
-          </w:tcPr>
-          <w:p>
-            <w:pPr>
-              <w:rPr>
-                <w:rFonts w:ascii="Times New Roman" w:eastAsia="標楷體" w:hAnsi="Times New Roman" w:hint="eastAsia"/>
-                <w:b/>
-                <w:bCs/>
-                <w:sz w:val="28"/>
-                <w:szCs w:val="28"/>
-              </w:rPr>
-            </w:pPr>
-          </w:p>
-        </w:tc>
-        <w:tc>
-          <w:tcPr>
-            <w:tcW w:w="2407" w:type="dxa"/>
-            <w:vAlign w:val="center"/>
-          </w:tcPr>
-          <w:p>
-            <w:pPr>
-              <w:rPr>
-                <w:rFonts w:ascii="Times New Roman" w:eastAsia="標楷體" w:hAnsi="Times New Roman" w:hint="eastAsia"/>
+                <w:rFonts w:ascii="Times New Roman" w:eastAsia="標楷體" w:hAnsi="Times New Roman"/>
+                <w:b/>
+                <w:bCs/>
+                <w:sz w:val="28"/>
+                <w:szCs w:val="28"/>
+              </w:rPr>
+            </w:pPr>
+          </w:p>
+        </w:tc>
+        <w:tc>
+          <w:tcPr>
+            <w:tcW w:w="1984" w:type="dxa"/>
+            <w:vMerge/>
+            <w:vAlign w:val="center"/>
+          </w:tcPr>
+          <w:p>
+            <w:pPr>
+              <w:rPr>
+                <w:rFonts w:ascii="Times New Roman" w:eastAsia="標楷體" w:hAnsi="Times New Roman"/>
+                <w:b/>
+                <w:bCs/>
+                <w:sz w:val="28"/>
+                <w:szCs w:val="28"/>
+              </w:rPr>
+            </w:pPr>
+          </w:p>
+        </w:tc>
+        <w:tc>
+          <w:tcPr>
+            <w:tcW w:w="2126" w:type="dxa"/>
+            <w:vAlign w:val="center"/>
+          </w:tcPr>
+          <w:p>
+            <w:pPr>
+              <w:rPr>
+                <w:rFonts w:ascii="Times New Roman" w:eastAsia="標楷體" w:hAnsi="Times New Roman"/>
                 <w:b/>
                 <w:bCs/>
                 <w:sz w:val="28"/>
@@ -3187,13 +3353,13 @@
         </w:tc>
         <w:tc>
           <w:tcPr>
-            <w:tcW w:w="2407" w:type="dxa"/>
-            <w:vAlign w:val="center"/>
-          </w:tcPr>
-          <w:p>
-            <w:pPr>
-              <w:rPr>
-                <w:rFonts w:ascii="Times New Roman" w:eastAsia="標楷體" w:hAnsi="Times New Roman" w:hint="eastAsia"/>
+            <w:tcW w:w="4530" w:type="dxa"/>
+            <w:vAlign w:val="center"/>
+          </w:tcPr>
+          <w:p>
+            <w:pPr>
+              <w:rPr>
+                <w:rFonts w:ascii="Times New Roman" w:eastAsia="標楷體" w:hAnsi="Times New Roman"/>
                 <w:b/>
                 <w:bCs/>
                 <w:sz w:val="28"/>
@@ -3212,11 +3378,19 @@
               </w:rPr>
               <w:t xml:space="preserve"> AI </w:t>
             </w:r>
-            <w:r>
-              <w:rPr>
-                <w:rFonts w:ascii="Times New Roman" w:eastAsia="標楷體" w:hAnsi="Times New Roman" w:cs="Arial"/>
-              </w:rPr>
-              <w:t>語音包或聲紋權限。</w:t>
+            <w:proofErr w:type="gramStart"/>
+            <w:r>
+              <w:rPr>
+                <w:rFonts w:ascii="Times New Roman" w:eastAsia="標楷體" w:hAnsi="Times New Roman" w:cs="Arial"/>
+              </w:rPr>
+              <w:t>語音包或聲</w:t>
+            </w:r>
+            <w:proofErr w:type="gramEnd"/>
+            <w:r>
+              <w:rPr>
+                <w:rFonts w:ascii="Times New Roman" w:eastAsia="標楷體" w:hAnsi="Times New Roman" w:cs="Arial"/>
+              </w:rPr>
+              <w:t>紋權限。</w:t>
             </w:r>
           </w:p>
         </w:tc>
@@ -3224,48 +3398,49 @@
       <w:tr>
         <w:tc>
           <w:tcPr>
-            <w:tcW w:w="2407" w:type="dxa"/>
+            <w:tcW w:w="988" w:type="dxa"/>
             <w:vMerge/>
             <w:vAlign w:val="center"/>
           </w:tcPr>
           <w:p>
             <w:pPr>
               <w:rPr>
-                <w:rFonts w:ascii="Times New Roman" w:eastAsia="標楷體" w:hAnsi="Times New Roman" w:hint="eastAsia"/>
-                <w:b/>
-                <w:bCs/>
-                <w:sz w:val="28"/>
-                <w:szCs w:val="28"/>
-              </w:rPr>
-            </w:pPr>
-          </w:p>
-        </w:tc>
-        <w:tc>
-          <w:tcPr>
-            <w:tcW w:w="2407" w:type="dxa"/>
-            <w:vAlign w:val="center"/>
-          </w:tcPr>
-          <w:p>
-            <w:pPr>
-              <w:rPr>
-                <w:rFonts w:ascii="Times New Roman" w:eastAsia="標楷體" w:hAnsi="Times New Roman" w:hint="eastAsia"/>
-                <w:b/>
-                <w:bCs/>
-                <w:sz w:val="28"/>
-                <w:szCs w:val="28"/>
-              </w:rPr>
-            </w:pPr>
-          </w:p>
-        </w:tc>
-        <w:tc>
-          <w:tcPr>
-            <w:tcW w:w="2407" w:type="dxa"/>
-            <w:vAlign w:val="center"/>
-          </w:tcPr>
-          <w:p>
-            <w:pPr>
-              <w:rPr>
-                <w:rFonts w:ascii="Times New Roman" w:eastAsia="標楷體" w:hAnsi="Times New Roman" w:hint="eastAsia"/>
+                <w:rFonts w:ascii="Times New Roman" w:eastAsia="標楷體" w:hAnsi="Times New Roman"/>
+                <w:b/>
+                <w:bCs/>
+                <w:sz w:val="28"/>
+                <w:szCs w:val="28"/>
+              </w:rPr>
+            </w:pPr>
+          </w:p>
+        </w:tc>
+        <w:tc>
+          <w:tcPr>
+            <w:tcW w:w="1984" w:type="dxa"/>
+            <w:vMerge/>
+            <w:vAlign w:val="center"/>
+          </w:tcPr>
+          <w:p>
+            <w:pPr>
+              <w:rPr>
+                <w:rFonts w:ascii="Times New Roman" w:eastAsia="標楷體" w:hAnsi="Times New Roman"/>
+                <w:b/>
+                <w:bCs/>
+                <w:sz w:val="28"/>
+                <w:szCs w:val="28"/>
+              </w:rPr>
+            </w:pPr>
+          </w:p>
+        </w:tc>
+        <w:tc>
+          <w:tcPr>
+            <w:tcW w:w="2126" w:type="dxa"/>
+            <w:vAlign w:val="center"/>
+          </w:tcPr>
+          <w:p>
+            <w:pPr>
+              <w:rPr>
+                <w:rFonts w:ascii="Times New Roman" w:eastAsia="標楷體" w:hAnsi="Times New Roman"/>
                 <w:b/>
                 <w:bCs/>
                 <w:sz w:val="28"/>
@@ -3282,13 +3457,13 @@
         </w:tc>
         <w:tc>
           <w:tcPr>
-            <w:tcW w:w="2407" w:type="dxa"/>
-            <w:vAlign w:val="center"/>
-          </w:tcPr>
-          <w:p>
-            <w:pPr>
-              <w:rPr>
-                <w:rFonts w:ascii="Times New Roman" w:eastAsia="標楷體" w:hAnsi="Times New Roman" w:hint="eastAsia"/>
+            <w:tcW w:w="4530" w:type="dxa"/>
+            <w:vAlign w:val="center"/>
+          </w:tcPr>
+          <w:p>
+            <w:pPr>
+              <w:rPr>
+                <w:rFonts w:ascii="Times New Roman" w:eastAsia="標楷體" w:hAnsi="Times New Roman"/>
                 <w:b/>
                 <w:bCs/>
                 <w:sz w:val="28"/>
@@ -3307,31 +3482,31 @@
       <w:tr>
         <w:tc>
           <w:tcPr>
-            <w:tcW w:w="2407" w:type="dxa"/>
+            <w:tcW w:w="988" w:type="dxa"/>
             <w:vMerge/>
             <w:vAlign w:val="center"/>
           </w:tcPr>
           <w:p>
             <w:pPr>
               <w:rPr>
-                <w:rFonts w:ascii="Times New Roman" w:eastAsia="標楷體" w:hAnsi="Times New Roman" w:hint="eastAsia"/>
-                <w:b/>
-                <w:bCs/>
-                <w:sz w:val="28"/>
-                <w:szCs w:val="28"/>
-              </w:rPr>
-            </w:pPr>
-          </w:p>
-        </w:tc>
-        <w:tc>
-          <w:tcPr>
-            <w:tcW w:w="2407" w:type="dxa"/>
-            <w:vAlign w:val="center"/>
-          </w:tcPr>
-          <w:p>
-            <w:pPr>
-              <w:rPr>
-                <w:rFonts w:ascii="Times New Roman" w:eastAsia="標楷體" w:hAnsi="Times New Roman" w:hint="eastAsia"/>
+                <w:rFonts w:ascii="Times New Roman" w:eastAsia="標楷體" w:hAnsi="Times New Roman"/>
+                <w:b/>
+                <w:bCs/>
+                <w:sz w:val="28"/>
+                <w:szCs w:val="28"/>
+              </w:rPr>
+            </w:pPr>
+          </w:p>
+        </w:tc>
+        <w:tc>
+          <w:tcPr>
+            <w:tcW w:w="1984" w:type="dxa"/>
+            <w:vAlign w:val="center"/>
+          </w:tcPr>
+          <w:p>
+            <w:pPr>
+              <w:rPr>
+                <w:rFonts w:ascii="Times New Roman" w:eastAsia="標楷體" w:hAnsi="Times New Roman"/>
                 <w:b/>
                 <w:bCs/>
                 <w:sz w:val="28"/>
@@ -3350,13 +3525,13 @@
         </w:tc>
         <w:tc>
           <w:tcPr>
-            <w:tcW w:w="2407" w:type="dxa"/>
-            <w:vAlign w:val="center"/>
-          </w:tcPr>
-          <w:p>
-            <w:pPr>
-              <w:rPr>
-                <w:rFonts w:ascii="Times New Roman" w:eastAsia="標楷體" w:hAnsi="Times New Roman" w:hint="eastAsia"/>
+            <w:tcW w:w="2126" w:type="dxa"/>
+            <w:vAlign w:val="center"/>
+          </w:tcPr>
+          <w:p>
+            <w:pPr>
+              <w:rPr>
+                <w:rFonts w:ascii="Times New Roman" w:eastAsia="標楷體" w:hAnsi="Times New Roman"/>
                 <w:b/>
                 <w:bCs/>
                 <w:sz w:val="28"/>
@@ -3373,13 +3548,13 @@
         </w:tc>
         <w:tc>
           <w:tcPr>
-            <w:tcW w:w="2407" w:type="dxa"/>
-            <w:vAlign w:val="center"/>
-          </w:tcPr>
-          <w:p>
-            <w:pPr>
-              <w:rPr>
-                <w:rFonts w:ascii="Times New Roman" w:eastAsia="標楷體" w:hAnsi="Times New Roman" w:hint="eastAsia"/>
+            <w:tcW w:w="4530" w:type="dxa"/>
+            <w:vAlign w:val="center"/>
+          </w:tcPr>
+          <w:p>
+            <w:pPr>
+              <w:rPr>
+                <w:rFonts w:ascii="Times New Roman" w:eastAsia="標楷體" w:hAnsi="Times New Roman"/>
                 <w:b/>
                 <w:bCs/>
                 <w:sz w:val="28"/>
@@ -3425,6 +3600,7 @@
           <w:sz w:val="28"/>
           <w:szCs w:val="28"/>
         </w:rPr>
+        <w:lastRenderedPageBreak/>
         <w:t>非功能性需求</w:t>
       </w:r>
     </w:p>
@@ -3450,13 +3626,19 @@
           <w:sz w:val="28"/>
           <w:szCs w:val="28"/>
         </w:rPr>
-        <w:t>即時性：系統的語音往返延遲應小於</w:t>
+        <w:t>即時性：</w:t>
       </w:r>
       <w:r>
         <w:rPr>
           <w:rFonts w:ascii="Times New Roman" w:eastAsia="標楷體" w:hAnsi="Times New Roman"/>
-          <w:b/>
-          <w:bCs/>
+          <w:sz w:val="28"/>
+          <w:szCs w:val="28"/>
+        </w:rPr>
+        <w:t>系統的語音往返延遲應小於</w:t>
+      </w:r>
+      <w:r>
+        <w:rPr>
+          <w:rFonts w:ascii="Times New Roman" w:eastAsia="標楷體" w:hAnsi="Times New Roman"/>
           <w:sz w:val="28"/>
           <w:szCs w:val="28"/>
         </w:rPr>
@@ -3465,8 +3647,6 @@
       <w:r>
         <w:rPr>
           <w:rFonts w:ascii="Times New Roman" w:eastAsia="標楷體" w:hAnsi="Times New Roman"/>
-          <w:b/>
-          <w:bCs/>
           <w:sz w:val="28"/>
           <w:szCs w:val="28"/>
         </w:rPr>
@@ -3475,29 +3655,14 @@
       <w:r>
         <w:rPr>
           <w:rFonts w:ascii="Times New Roman" w:eastAsia="標楷體" w:hAnsi="Times New Roman"/>
-          <w:b/>
-          <w:bCs/>
-          <w:sz w:val="28"/>
-          <w:szCs w:val="28"/>
-        </w:rPr>
-        <w:t xml:space="preserve"> </w:t>
+          <w:sz w:val="28"/>
+          <w:szCs w:val="28"/>
+        </w:rPr>
+        <w:t xml:space="preserve"> 30 </w:t>
       </w:r>
       <w:r>
         <w:rPr>
           <w:rFonts w:ascii="Times New Roman" w:eastAsia="標楷體" w:hAnsi="Times New Roman"/>
-          <w:b/>
-          <w:bCs/>
-          <w:sz w:val="28"/>
-          <w:szCs w:val="28"/>
-        </w:rPr>
-        <w:lastRenderedPageBreak/>
-        <w:t xml:space="preserve">30 </w:t>
-      </w:r>
-      <w:r>
-        <w:rPr>
-          <w:rFonts w:ascii="Times New Roman" w:eastAsia="標楷體" w:hAnsi="Times New Roman"/>
-          <w:b/>
-          <w:bCs/>
           <w:sz w:val="28"/>
           <w:szCs w:val="28"/>
         </w:rPr>
@@ -3506,8 +3671,6 @@
       <w:r>
         <w:rPr>
           <w:rFonts w:ascii="Times New Roman" w:eastAsia="標楷體" w:hAnsi="Times New Roman"/>
-          <w:b/>
-          <w:bCs/>
           <w:sz w:val="28"/>
           <w:szCs w:val="28"/>
         </w:rPr>
@@ -3516,8 +3679,6 @@
       <w:r>
         <w:rPr>
           <w:rFonts w:ascii="Times New Roman" w:eastAsia="標楷體" w:hAnsi="Times New Roman"/>
-          <w:b/>
-          <w:bCs/>
           <w:sz w:val="28"/>
           <w:szCs w:val="28"/>
         </w:rPr>
@@ -3546,13 +3707,35 @@
           <w:sz w:val="28"/>
           <w:szCs w:val="28"/>
         </w:rPr>
-        <w:t>易用性：長者端介面需符合無障礙設計規範，新用戶在無人指導下之首次操作成功率需達</w:t>
+        <w:t>易用性：</w:t>
       </w:r>
       <w:r>
         <w:rPr>
           <w:rFonts w:ascii="Times New Roman" w:eastAsia="標楷體" w:hAnsi="Times New Roman"/>
-          <w:b/>
-          <w:bCs/>
+          <w:sz w:val="28"/>
+          <w:szCs w:val="28"/>
+        </w:rPr>
+        <w:t>長者端介面需符合無障礙設計規範，</w:t>
+      </w:r>
+      <w:r>
+        <w:rPr>
+          <w:rFonts w:ascii="Times New Roman" w:eastAsia="標楷體" w:hAnsi="Times New Roman" w:hint="eastAsia"/>
+          <w:sz w:val="28"/>
+          <w:szCs w:val="28"/>
+        </w:rPr>
+        <w:t>長輩端之</w:t>
+      </w:r>
+      <w:r>
+        <w:rPr>
+          <w:rFonts w:ascii="Times New Roman" w:eastAsia="標楷體" w:hAnsi="Times New Roman"/>
+          <w:sz w:val="28"/>
+          <w:szCs w:val="28"/>
+        </w:rPr>
+        <w:t>新用戶在無人指導下之首次操作成功率需達</w:t>
+      </w:r>
+      <w:r>
+        <w:rPr>
+          <w:rFonts w:ascii="Times New Roman" w:eastAsia="標楷體" w:hAnsi="Times New Roman"/>
           <w:sz w:val="28"/>
           <w:szCs w:val="28"/>
         </w:rPr>
@@ -3561,12 +3744,100 @@
       <w:r>
         <w:rPr>
           <w:rFonts w:ascii="Times New Roman" w:eastAsia="標楷體" w:hAnsi="Times New Roman"/>
-          <w:b/>
-          <w:bCs/>
-          <w:sz w:val="28"/>
-          <w:szCs w:val="28"/>
-        </w:rPr>
-        <w:t>以上，並具備防連點與誤觸防護機制。</w:t>
+          <w:sz w:val="28"/>
+          <w:szCs w:val="28"/>
+        </w:rPr>
+        <w:t>以上，</w:t>
+      </w:r>
+      <w:r>
+        <w:rPr>
+          <w:rFonts w:ascii="Times New Roman" w:eastAsia="標楷體" w:hAnsi="Times New Roman" w:hint="eastAsia"/>
+          <w:sz w:val="28"/>
+          <w:szCs w:val="28"/>
+        </w:rPr>
+        <w:t>家屬</w:t>
+      </w:r>
+      <w:r>
+        <w:rPr>
+          <w:rFonts w:ascii="Times New Roman" w:eastAsia="標楷體" w:hAnsi="Times New Roman" w:hint="eastAsia"/>
+          <w:sz w:val="28"/>
+          <w:szCs w:val="28"/>
+        </w:rPr>
+        <w:t>端之</w:t>
+      </w:r>
+      <w:r>
+        <w:rPr>
+          <w:rFonts w:ascii="Times New Roman" w:eastAsia="標楷體" w:hAnsi="Times New Roman"/>
+          <w:sz w:val="28"/>
+          <w:szCs w:val="28"/>
+        </w:rPr>
+        <w:t>新用戶在無人指導下之首次操作成功率需達</w:t>
+      </w:r>
+      <w:r>
+        <w:rPr>
+          <w:rFonts w:ascii="Times New Roman" w:eastAsia="標楷體" w:hAnsi="Times New Roman"/>
+          <w:sz w:val="28"/>
+          <w:szCs w:val="28"/>
+        </w:rPr>
+        <w:t xml:space="preserve"> </w:t>
+      </w:r>
+      <w:r>
+        <w:rPr>
+          <w:rFonts w:ascii="Times New Roman" w:eastAsia="標楷體" w:hAnsi="Times New Roman" w:hint="eastAsia"/>
+          <w:sz w:val="28"/>
+          <w:szCs w:val="28"/>
+        </w:rPr>
+        <w:t>95</w:t>
+      </w:r>
+      <w:r>
+        <w:rPr>
+          <w:rFonts w:ascii="Times New Roman" w:eastAsia="標楷體" w:hAnsi="Times New Roman"/>
+          <w:sz w:val="28"/>
+          <w:szCs w:val="28"/>
+        </w:rPr>
+        <w:t xml:space="preserve">% </w:t>
+      </w:r>
+      <w:r>
+        <w:rPr>
+          <w:rFonts w:ascii="Times New Roman" w:eastAsia="標楷體" w:hAnsi="Times New Roman"/>
+          <w:sz w:val="28"/>
+          <w:szCs w:val="28"/>
+        </w:rPr>
+        <w:t>以上</w:t>
+      </w:r>
+      <w:r>
+        <w:rPr>
+          <w:rFonts w:ascii="Times New Roman" w:eastAsia="標楷體" w:hAnsi="Times New Roman" w:hint="eastAsia"/>
+          <w:sz w:val="28"/>
+          <w:szCs w:val="28"/>
+        </w:rPr>
+        <w:t>，</w:t>
+      </w:r>
+      <w:r>
+        <w:rPr>
+          <w:rFonts w:ascii="Times New Roman" w:eastAsia="標楷體" w:hAnsi="Times New Roman"/>
+          <w:sz w:val="28"/>
+          <w:szCs w:val="28"/>
+        </w:rPr>
+        <w:t>並具備</w:t>
+      </w:r>
+      <w:proofErr w:type="gramStart"/>
+      <w:r>
+        <w:rPr>
+          <w:rFonts w:ascii="Times New Roman" w:eastAsia="標楷體" w:hAnsi="Times New Roman"/>
+          <w:sz w:val="28"/>
+          <w:szCs w:val="28"/>
+        </w:rPr>
+        <w:t>防連點與誤</w:t>
+      </w:r>
+      <w:proofErr w:type="gramEnd"/>
+      <w:r>
+        <w:rPr>
+          <w:rFonts w:ascii="Times New Roman" w:eastAsia="標楷體" w:hAnsi="Times New Roman"/>
+          <w:sz w:val="28"/>
+          <w:szCs w:val="28"/>
+        </w:rPr>
+        <w:t>觸防護機制。</w:t>
       </w:r>
     </w:p>
     <w:p>
@@ -3591,23 +3862,43 @@
           <w:sz w:val="28"/>
           <w:szCs w:val="28"/>
         </w:rPr>
-        <w:t>可靠性：系統服務可用性需達</w:t>
+        <w:t>可靠性：</w:t>
       </w:r>
       <w:r>
         <w:rPr>
           <w:rFonts w:ascii="Times New Roman" w:eastAsia="標楷體" w:hAnsi="Times New Roman"/>
-          <w:b/>
-          <w:bCs/>
-          <w:sz w:val="28"/>
-          <w:szCs w:val="28"/>
-        </w:rPr>
-        <w:t xml:space="preserve"> 99.9%</w:t>
+          <w:sz w:val="28"/>
+          <w:szCs w:val="28"/>
+        </w:rPr>
+        <w:t>系統服務可用性需達</w:t>
       </w:r>
       <w:r>
         <w:rPr>
           <w:rFonts w:ascii="Times New Roman" w:eastAsia="標楷體" w:hAnsi="Times New Roman"/>
-          <w:b/>
-          <w:bCs/>
+          <w:sz w:val="28"/>
+          <w:szCs w:val="28"/>
+        </w:rPr>
+        <w:t xml:space="preserve"> 9</w:t>
+      </w:r>
+      <w:r>
+        <w:rPr>
+          <w:rFonts w:ascii="Times New Roman" w:eastAsia="標楷體" w:hAnsi="Times New Roman" w:hint="eastAsia"/>
+          <w:sz w:val="28"/>
+          <w:szCs w:val="28"/>
+        </w:rPr>
+        <w:t>5</w:t>
+      </w:r>
+      <w:r>
+        <w:rPr>
+          <w:rFonts w:ascii="Times New Roman" w:eastAsia="標楷體" w:hAnsi="Times New Roman"/>
+          <w:sz w:val="28"/>
+          <w:szCs w:val="28"/>
+        </w:rPr>
+        <w:t>%</w:t>
+      </w:r>
+      <w:r>
+        <w:rPr>
+          <w:rFonts w:ascii="Times New Roman" w:eastAsia="標楷體" w:hAnsi="Times New Roman"/>
           <w:sz w:val="28"/>
           <w:szCs w:val="28"/>
         </w:rPr>
@@ -3616,22 +3907,52 @@
       <w:r>
         <w:rPr>
           <w:rFonts w:ascii="Times New Roman" w:eastAsia="標楷體" w:hAnsi="Times New Roman"/>
-          <w:b/>
-          <w:bCs/>
-          <w:sz w:val="28"/>
-          <w:szCs w:val="28"/>
-        </w:rPr>
-        <w:t xml:space="preserve"> 43 </w:t>
+          <w:sz w:val="28"/>
+          <w:szCs w:val="28"/>
+        </w:rPr>
+        <w:t xml:space="preserve"> </w:t>
       </w:r>
       <w:r>
         <w:rPr>
+          <w:rFonts w:ascii="Times New Roman" w:eastAsia="標楷體" w:hAnsi="Times New Roman" w:hint="eastAsia"/>
+          <w:sz w:val="28"/>
+          <w:szCs w:val="28"/>
+        </w:rPr>
+        <w:t>4</w:t>
+      </w:r>
+      <w:r>
+        <w:rPr>
+          <w:rFonts w:ascii="Times New Roman" w:eastAsia="標楷體" w:hAnsi="Times New Roman" w:hint="eastAsia"/>
+          <w:sz w:val="28"/>
+          <w:szCs w:val="28"/>
+        </w:rPr>
+        <w:t>小時</w:t>
+      </w:r>
+      <w:r>
+        <w:rPr>
           <w:rFonts w:ascii="Times New Roman" w:eastAsia="標楷體" w:hAnsi="Times New Roman"/>
-          <w:b/>
-          <w:bCs/>
-          <w:sz w:val="28"/>
-          <w:szCs w:val="28"/>
-        </w:rPr>
-        <w:t>分鐘，且前端應用程式需具備斷網離線備援推播功能。</w:t>
+          <w:sz w:val="28"/>
+          <w:szCs w:val="28"/>
+        </w:rPr>
+        <w:t>，且前端應用程式需具備斷</w:t>
+      </w:r>
+      <w:proofErr w:type="gramStart"/>
+      <w:r>
+        <w:rPr>
+          <w:rFonts w:ascii="Times New Roman" w:eastAsia="標楷體" w:hAnsi="Times New Roman"/>
+          <w:sz w:val="28"/>
+          <w:szCs w:val="28"/>
+        </w:rPr>
+        <w:t>網離線備援推</w:t>
+      </w:r>
+      <w:proofErr w:type="gramEnd"/>
+      <w:r>
+        <w:rPr>
+          <w:rFonts w:ascii="Times New Roman" w:eastAsia="標楷體" w:hAnsi="Times New Roman"/>
+          <w:sz w:val="28"/>
+          <w:szCs w:val="28"/>
+        </w:rPr>
+        <w:t>播功能。</w:t>
       </w:r>
     </w:p>
     <w:p>
@@ -3656,13 +3977,19 @@
           <w:sz w:val="28"/>
           <w:szCs w:val="28"/>
         </w:rPr>
-        <w:t>安全性：所有資料傳輸需使用</w:t>
+        <w:t>安全性：</w:t>
       </w:r>
       <w:r>
         <w:rPr>
           <w:rFonts w:ascii="Times New Roman" w:eastAsia="標楷體" w:hAnsi="Times New Roman"/>
-          <w:b/>
-          <w:bCs/>
+          <w:sz w:val="28"/>
+          <w:szCs w:val="28"/>
+        </w:rPr>
+        <w:t>所有資料傳輸需使用</w:t>
+      </w:r>
+      <w:r>
+        <w:rPr>
+          <w:rFonts w:ascii="Times New Roman" w:eastAsia="標楷體" w:hAnsi="Times New Roman"/>
           <w:sz w:val="28"/>
           <w:szCs w:val="28"/>
         </w:rPr>
@@ -3671,8 +3998,6 @@
       <w:r>
         <w:rPr>
           <w:rFonts w:ascii="Times New Roman" w:eastAsia="標楷體" w:hAnsi="Times New Roman"/>
-          <w:b/>
-          <w:bCs/>
           <w:sz w:val="28"/>
           <w:szCs w:val="28"/>
         </w:rPr>
@@ -3681,8 +4006,6 @@
       <w:r>
         <w:rPr>
           <w:rFonts w:ascii="Times New Roman" w:eastAsia="標楷體" w:hAnsi="Times New Roman"/>
-          <w:b/>
-          <w:bCs/>
           <w:sz w:val="28"/>
           <w:szCs w:val="28"/>
         </w:rPr>
@@ -3691,12 +4014,26 @@
       <w:r>
         <w:rPr>
           <w:rFonts w:ascii="Times New Roman" w:eastAsia="標楷體" w:hAnsi="Times New Roman"/>
-          <w:b/>
-          <w:bCs/>
-          <w:sz w:val="28"/>
-          <w:szCs w:val="28"/>
-        </w:rPr>
-        <w:t>加密，敏感對話數據送出分析前需進行去識別化處理，並實施嚴格的家屬存取權限控管。</w:t>
+          <w:sz w:val="28"/>
+          <w:szCs w:val="28"/>
+        </w:rPr>
+        <w:t>加密，敏感對話數據送出分析前需進行去識別化處理，並實施嚴格的家屬存取權限控管</w:t>
+      </w:r>
+      <w:r>
+        <w:rPr>
+          <w:rFonts w:ascii="Times New Roman" w:eastAsia="標楷體" w:hAnsi="Times New Roman" w:hint="eastAsia"/>
+          <w:sz w:val="28"/>
+          <w:szCs w:val="28"/>
+        </w:rPr>
+        <w:t>，對非相關人士不允許存取他人對話</w:t>
+      </w:r>
+      <w:r>
+        <w:rPr>
+          <w:rFonts w:ascii="Times New Roman" w:eastAsia="標楷體" w:hAnsi="Times New Roman"/>
+          <w:sz w:val="28"/>
+          <w:szCs w:val="28"/>
+        </w:rPr>
+        <w:t>。</w:t>
       </w:r>
     </w:p>
     <w:p>
@@ -3707,8 +4044,6 @@
         </w:numPr>
         <w:rPr>
           <w:rFonts w:ascii="Times New Roman" w:eastAsia="標楷體" w:hAnsi="Times New Roman"/>
-          <w:b/>
-          <w:bCs/>
           <w:sz w:val="28"/>
           <w:szCs w:val="28"/>
         </w:rPr>
@@ -3721,7 +4056,59 @@
           <w:sz w:val="28"/>
           <w:szCs w:val="28"/>
         </w:rPr>
-        <w:t>擴展性：系統後端架構需採無狀態化設計以支援水平擴充，且功能模組需具備高解耦特性，確保未來多人同時在線與功能擴充之彈性。</w:t>
+        <w:t>擴展性：</w:t>
+      </w:r>
+      <w:r>
+        <w:rPr>
+          <w:rFonts w:ascii="Times New Roman" w:eastAsia="標楷體" w:hAnsi="Times New Roman"/>
+          <w:sz w:val="28"/>
+          <w:szCs w:val="28"/>
+        </w:rPr>
+        <w:t>系統後端架構需</w:t>
+      </w:r>
+      <w:proofErr w:type="gramStart"/>
+      <w:r>
+        <w:rPr>
+          <w:rFonts w:ascii="Times New Roman" w:eastAsia="標楷體" w:hAnsi="Times New Roman"/>
+          <w:sz w:val="28"/>
+          <w:szCs w:val="28"/>
+        </w:rPr>
+        <w:t>採</w:t>
+      </w:r>
+      <w:proofErr w:type="gramEnd"/>
+      <w:r>
+        <w:rPr>
+          <w:rFonts w:ascii="Times New Roman" w:eastAsia="標楷體" w:hAnsi="Times New Roman"/>
+          <w:sz w:val="28"/>
+          <w:szCs w:val="28"/>
+        </w:rPr>
+        <w:t>無狀態化設計以支援水平擴充，且功能模組需具備高</w:t>
+      </w:r>
+      <w:proofErr w:type="gramStart"/>
+      <w:r>
+        <w:rPr>
+          <w:rFonts w:ascii="Times New Roman" w:eastAsia="標楷體" w:hAnsi="Times New Roman" w:hint="eastAsia"/>
+          <w:sz w:val="28"/>
+          <w:szCs w:val="28"/>
+        </w:rPr>
+        <w:t>內聚性與</w:t>
+      </w:r>
+      <w:proofErr w:type="gramEnd"/>
+      <w:r>
+        <w:rPr>
+          <w:rFonts w:ascii="Times New Roman" w:eastAsia="標楷體" w:hAnsi="Times New Roman" w:hint="eastAsia"/>
+          <w:sz w:val="28"/>
+          <w:szCs w:val="28"/>
+        </w:rPr>
+        <w:t>低耦合</w:t>
+      </w:r>
+      <w:r>
+        <w:rPr>
+          <w:rFonts w:ascii="Times New Roman" w:eastAsia="標楷體" w:hAnsi="Times New Roman"/>
+          <w:sz w:val="28"/>
+          <w:szCs w:val="28"/>
+        </w:rPr>
+        <w:t>性，確保未來多人同時在線與功能擴充之彈性。</w:t>
       </w:r>
     </w:p>
     <w:p>
@@ -3746,13 +4133,19 @@
           <w:sz w:val="28"/>
           <w:szCs w:val="28"/>
         </w:rPr>
-        <w:t>維護性：程式碼需具備模組化與清楚註解，系統需能自動生成</w:t>
+        <w:t>維護性：</w:t>
       </w:r>
       <w:r>
         <w:rPr>
           <w:rFonts w:ascii="Times New Roman" w:eastAsia="標楷體" w:hAnsi="Times New Roman"/>
-          <w:b/>
-          <w:bCs/>
+          <w:sz w:val="28"/>
+          <w:szCs w:val="28"/>
+        </w:rPr>
+        <w:t>程式碼需具備模組化與清楚註解，系統需能自動生成</w:t>
+      </w:r>
+      <w:r>
+        <w:rPr>
+          <w:rFonts w:ascii="Times New Roman" w:eastAsia="標楷體" w:hAnsi="Times New Roman"/>
           <w:sz w:val="28"/>
           <w:szCs w:val="28"/>
         </w:rPr>
@@ -3761,8 +4154,6 @@
       <w:r>
         <w:rPr>
           <w:rFonts w:ascii="Times New Roman" w:eastAsia="標楷體" w:hAnsi="Times New Roman"/>
-          <w:b/>
-          <w:bCs/>
           <w:sz w:val="28"/>
           <w:szCs w:val="28"/>
         </w:rPr>
@@ -3777,8 +4168,6 @@
         </w:numPr>
         <w:rPr>
           <w:rFonts w:ascii="Times New Roman" w:eastAsia="標楷體" w:hAnsi="Times New Roman"/>
-          <w:b/>
-          <w:bCs/>
           <w:sz w:val="28"/>
           <w:szCs w:val="28"/>
         </w:rPr>
@@ -3791,13 +4180,19 @@
           <w:sz w:val="28"/>
           <w:szCs w:val="28"/>
         </w:rPr>
-        <w:t>相容性：前端應用程式需能向下相容至</w:t>
+        <w:t>相容性：</w:t>
       </w:r>
       <w:r>
         <w:rPr>
           <w:rFonts w:ascii="Times New Roman" w:eastAsia="標楷體" w:hAnsi="Times New Roman"/>
-          <w:b/>
-          <w:bCs/>
+          <w:sz w:val="28"/>
+          <w:szCs w:val="28"/>
+        </w:rPr>
+        <w:t>前端應用程式需能向下相容至</w:t>
+      </w:r>
+      <w:r>
+        <w:rPr>
+          <w:rFonts w:ascii="Times New Roman" w:eastAsia="標楷體" w:hAnsi="Times New Roman"/>
           <w:sz w:val="28"/>
           <w:szCs w:val="28"/>
         </w:rPr>
@@ -3806,8 +4201,6 @@
       <w:r>
         <w:rPr>
           <w:rFonts w:ascii="Times New Roman" w:eastAsia="標楷體" w:hAnsi="Times New Roman"/>
-          <w:b/>
-          <w:bCs/>
           <w:sz w:val="28"/>
           <w:szCs w:val="28"/>
         </w:rPr>
@@ -3816,8 +4209,6 @@
       <w:r>
         <w:rPr>
           <w:rFonts w:ascii="Times New Roman" w:eastAsia="標楷體" w:hAnsi="Times New Roman"/>
-          <w:b/>
-          <w:bCs/>
           <w:sz w:val="28"/>
           <w:szCs w:val="28"/>
         </w:rPr>
@@ -3826,12 +4217,28 @@
       <w:r>
         <w:rPr>
           <w:rFonts w:ascii="Times New Roman" w:eastAsia="標楷體" w:hAnsi="Times New Roman"/>
-          <w:b/>
-          <w:bCs/>
-          <w:sz w:val="28"/>
-          <w:szCs w:val="28"/>
-        </w:rPr>
-        <w:t>等舊版作業系統，確保汰換之舊手機設備可順利作為長輩機或監視器使用。</w:t>
+          <w:sz w:val="28"/>
+          <w:szCs w:val="28"/>
+        </w:rPr>
+        <w:t>等舊版作業系統，確保</w:t>
+      </w:r>
+      <w:proofErr w:type="gramStart"/>
+      <w:r>
+        <w:rPr>
+          <w:rFonts w:ascii="Times New Roman" w:eastAsia="標楷體" w:hAnsi="Times New Roman"/>
+          <w:sz w:val="28"/>
+          <w:szCs w:val="28"/>
+        </w:rPr>
+        <w:t>汰</w:t>
+      </w:r>
+      <w:proofErr w:type="gramEnd"/>
+      <w:r>
+        <w:rPr>
+          <w:rFonts w:ascii="Times New Roman" w:eastAsia="標楷體" w:hAnsi="Times New Roman"/>
+          <w:sz w:val="28"/>
+          <w:szCs w:val="28"/>
+        </w:rPr>
+        <w:t>換之舊手機設備可順利作為長輩機或監視器使用。</w:t>
       </w:r>
     </w:p>
     <w:p>
@@ -3841,13 +4248,25 @@
           <w:numId w:val="27"/>
         </w:numPr>
         <w:rPr>
+          <w:rFonts w:ascii="Times New Roman" w:eastAsia="標楷體" w:hAnsi="Times New Roman" w:hint="eastAsia"/>
+          <w:b/>
+          <w:bCs/>
+          <w:sz w:val="28"/>
+          <w:szCs w:val="28"/>
+        </w:rPr>
+      </w:pPr>
+      <w:r>
+        <w:rPr>
           <w:rFonts w:ascii="Times New Roman" w:eastAsia="標楷體" w:hAnsi="Times New Roman"/>
           <w:b/>
           <w:bCs/>
           <w:sz w:val="28"/>
           <w:szCs w:val="28"/>
         </w:rPr>
-      </w:pPr>
+        <w:lastRenderedPageBreak/>
+        <w:t>合</w:t>
+      </w:r>
+      <w:proofErr w:type="gramStart"/>
       <w:r>
         <w:rPr>
           <w:rFonts w:ascii="Times New Roman" w:eastAsia="標楷體" w:hAnsi="Times New Roman"/>
@@ -3856,19 +4275,27 @@
           <w:sz w:val="28"/>
           <w:szCs w:val="28"/>
         </w:rPr>
-        <w:t>合規性：系統設計與資料處理需符合台灣個人資料保護法等相關法規，確保使用者隱私數據之蒐集與運用皆取得明確同意。</w:t>
+        <w:t>規</w:t>
       </w:r>
-    </w:p>
-    <w:p>
-      <w:pPr>
-        <w:rPr>
-          <w:rFonts w:ascii="Times New Roman" w:eastAsia="標楷體" w:hAnsi="Times New Roman" w:hint="eastAsia"/>
+      <w:proofErr w:type="gramEnd"/>
+      <w:r>
+        <w:rPr>
+          <w:rFonts w:ascii="Times New Roman" w:eastAsia="標楷體" w:hAnsi="Times New Roman"/>
           <w:b/>
           <w:bCs/>
           <w:sz w:val="28"/>
           <w:szCs w:val="28"/>
         </w:rPr>
-      </w:pPr>
+        <w:t>性：</w:t>
+      </w:r>
+      <w:r>
+        <w:rPr>
+          <w:rFonts w:ascii="Times New Roman" w:eastAsia="標楷體" w:hAnsi="Times New Roman"/>
+          <w:sz w:val="28"/>
+          <w:szCs w:val="28"/>
+        </w:rPr>
+        <w:t>系統設計與資料處理需符合台灣個人資料保護法等相關法規，確保使用者隱私數據之蒐集與運用皆取得明確同意。</w:t>
+      </w:r>
     </w:p>
     <w:p>
       <w:pPr>
@@ -8046,6 +8473,7 @@
   <w:style w:type="character" w:default="1" w:styleId="a0">
     <w:name w:val="Default Paragraph Font"/>
     <w:uiPriority w:val="1"/>
+    <w:semiHidden/>
     <w:unhideWhenUsed/>
   </w:style>
   <w:style w:type="table" w:default="1" w:styleId="a1">

--- a/Documents/Chapter 5.docx
+++ b/Documents/Chapter 5.docx
@@ -270,21 +270,7 @@
               <w:rPr>
                 <w:rFonts w:ascii="Times New Roman" w:eastAsia="標楷體" w:hAnsi="Times New Roman" w:cs="Arial"/>
               </w:rPr>
-              <w:t>使用者可以透過</w:t>
-            </w:r>
-            <w:proofErr w:type="gramStart"/>
-            <w:r>
-              <w:rPr>
-                <w:rFonts w:ascii="Times New Roman" w:eastAsia="標楷體" w:hAnsi="Times New Roman" w:cs="Arial"/>
-              </w:rPr>
-              <w:t>綁定碼或</w:t>
-            </w:r>
-            <w:proofErr w:type="gramEnd"/>
-            <w:r>
-              <w:rPr>
-                <w:rFonts w:ascii="Times New Roman" w:eastAsia="標楷體" w:hAnsi="Times New Roman" w:cs="Arial"/>
-              </w:rPr>
-              <w:t>聲紋登入系統。</w:t>
+              <w:t>使用者可以透過綁定碼或聲紋登入系統。</w:t>
             </w:r>
           </w:p>
         </w:tc>
@@ -1357,16 +1343,8 @@
               <w:rPr>
                 <w:rFonts w:ascii="Times New Roman" w:eastAsia="標楷體" w:hAnsi="Times New Roman" w:cs="Arial"/>
               </w:rPr>
-              <w:t>查看社</w:t>
-            </w:r>
-            <w:proofErr w:type="gramStart"/>
-            <w:r>
-              <w:rPr>
-                <w:rFonts w:ascii="Times New Roman" w:eastAsia="標楷體" w:hAnsi="Times New Roman" w:cs="Arial"/>
-              </w:rPr>
-              <w:t>群貼文</w:t>
-            </w:r>
-            <w:proofErr w:type="gramEnd"/>
+              <w:t>查看社群貼文</w:t>
+            </w:r>
           </w:p>
         </w:tc>
         <w:tc>
@@ -1388,21 +1366,7 @@
               <w:rPr>
                 <w:rFonts w:ascii="Times New Roman" w:eastAsia="標楷體" w:hAnsi="Times New Roman" w:cs="Arial"/>
               </w:rPr>
-              <w:t>使用者可瀏覽朋友圈的好友動態與家屬分享</w:t>
-            </w:r>
-            <w:proofErr w:type="gramStart"/>
-            <w:r>
-              <w:rPr>
-                <w:rFonts w:ascii="Times New Roman" w:eastAsia="標楷體" w:hAnsi="Times New Roman" w:cs="Arial"/>
-              </w:rPr>
-              <w:t>之貼文</w:t>
-            </w:r>
-            <w:proofErr w:type="gramEnd"/>
-            <w:r>
-              <w:rPr>
-                <w:rFonts w:ascii="Times New Roman" w:eastAsia="標楷體" w:hAnsi="Times New Roman" w:cs="Arial"/>
-              </w:rPr>
-              <w:t>。</w:t>
+              <w:t>使用者可瀏覽朋友圈的好友動態與家屬分享之貼文。</w:t>
             </w:r>
           </w:p>
         </w:tc>
@@ -1463,16 +1427,8 @@
               <w:rPr>
                 <w:rFonts w:ascii="Times New Roman" w:eastAsia="標楷體" w:hAnsi="Times New Roman" w:cs="Arial"/>
               </w:rPr>
-              <w:t>發布社</w:t>
-            </w:r>
-            <w:proofErr w:type="gramStart"/>
-            <w:r>
-              <w:rPr>
-                <w:rFonts w:ascii="Times New Roman" w:eastAsia="標楷體" w:hAnsi="Times New Roman" w:cs="Arial"/>
-              </w:rPr>
-              <w:t>群貼文</w:t>
-            </w:r>
-            <w:proofErr w:type="gramEnd"/>
+              <w:t>發布社群貼文</w:t>
+            </w:r>
           </w:p>
         </w:tc>
         <w:tc>
@@ -1762,21 +1718,7 @@
                 <w:rFonts w:ascii="Times New Roman" w:eastAsia="標楷體" w:hAnsi="Times New Roman" w:cs="Arial"/>
               </w:rPr>
               <w:lastRenderedPageBreak/>
-              <w:t>使用者可向家屬送出</w:t>
-            </w:r>
-            <w:proofErr w:type="gramStart"/>
-            <w:r>
-              <w:rPr>
-                <w:rFonts w:ascii="Times New Roman" w:eastAsia="標楷體" w:hAnsi="Times New Roman" w:cs="Arial"/>
-              </w:rPr>
-              <w:t>解鎖小豬</w:t>
-            </w:r>
-            <w:proofErr w:type="gramEnd"/>
-            <w:r>
-              <w:rPr>
-                <w:rFonts w:ascii="Times New Roman" w:eastAsia="標楷體" w:hAnsi="Times New Roman" w:cs="Arial"/>
-              </w:rPr>
-              <w:t>稀有造型</w:t>
+              <w:t>使用者可向家屬送出解鎖小豬稀有造型</w:t>
             </w:r>
             <w:r>
               <w:rPr>
@@ -1857,19 +1799,11 @@
                 <w:szCs w:val="28"/>
               </w:rPr>
             </w:pPr>
-            <w:proofErr w:type="gramStart"/>
-            <w:r>
-              <w:rPr>
-                <w:rFonts w:ascii="Times New Roman" w:eastAsia="標楷體" w:hAnsi="Times New Roman" w:cs="Arial"/>
-              </w:rPr>
-              <w:t>註冊與綁定</w:t>
-            </w:r>
-            <w:proofErr w:type="gramEnd"/>
-            <w:r>
-              <w:rPr>
-                <w:rFonts w:ascii="Times New Roman" w:eastAsia="標楷體" w:hAnsi="Times New Roman" w:cs="Arial"/>
-              </w:rPr>
-              <w:t>設備</w:t>
+            <w:r>
+              <w:rPr>
+                <w:rFonts w:ascii="Times New Roman" w:eastAsia="標楷體" w:hAnsi="Times New Roman" w:cs="Arial"/>
+              </w:rPr>
+              <w:t>註冊與綁定設備</w:t>
             </w:r>
           </w:p>
         </w:tc>
@@ -1892,21 +1826,7 @@
               <w:rPr>
                 <w:rFonts w:ascii="Times New Roman" w:eastAsia="標楷體" w:hAnsi="Times New Roman" w:cs="Arial"/>
               </w:rPr>
-              <w:t>使用者可註冊</w:t>
-            </w:r>
-            <w:proofErr w:type="gramStart"/>
-            <w:r>
-              <w:rPr>
-                <w:rFonts w:ascii="Times New Roman" w:eastAsia="標楷體" w:hAnsi="Times New Roman" w:cs="Arial"/>
-              </w:rPr>
-              <w:t>帳號並綁定</w:t>
-            </w:r>
-            <w:proofErr w:type="gramEnd"/>
-            <w:r>
-              <w:rPr>
-                <w:rFonts w:ascii="Times New Roman" w:eastAsia="標楷體" w:hAnsi="Times New Roman" w:cs="Arial"/>
-              </w:rPr>
-              <w:t>長輩裝置至家庭群組。</w:t>
+              <w:t>使用者可註冊帳號並綁定長輩裝置至家庭群組。</w:t>
             </w:r>
           </w:p>
         </w:tc>
@@ -2114,23 +2034,13 @@
                 <w:szCs w:val="28"/>
               </w:rPr>
             </w:pPr>
-            <w:proofErr w:type="gramStart"/>
-            <w:r>
-              <w:rPr>
-                <w:rFonts w:ascii="Times New Roman" w:eastAsia="標楷體" w:hAnsi="Times New Roman" w:cs="Arial"/>
-                <w:b/>
-                <w:bCs/>
-              </w:rPr>
-              <w:t>照護排程</w:t>
-            </w:r>
-            <w:proofErr w:type="gramEnd"/>
-            <w:r>
-              <w:rPr>
-                <w:rFonts w:ascii="Times New Roman" w:eastAsia="標楷體" w:hAnsi="Times New Roman" w:cs="Arial"/>
-                <w:b/>
-                <w:bCs/>
-              </w:rPr>
-              <w:t>管理</w:t>
+            <w:r>
+              <w:rPr>
+                <w:rFonts w:ascii="Times New Roman" w:eastAsia="標楷體" w:hAnsi="Times New Roman" w:cs="Arial"/>
+                <w:b/>
+                <w:bCs/>
+              </w:rPr>
+              <w:t>照護排程管理</w:t>
             </w:r>
           </w:p>
         </w:tc>
@@ -2637,16 +2547,8 @@
               <w:rPr>
                 <w:rFonts w:ascii="Times New Roman" w:eastAsia="標楷體" w:hAnsi="Times New Roman" w:cs="Arial"/>
               </w:rPr>
-              <w:t>發布與</w:t>
-            </w:r>
-            <w:proofErr w:type="gramStart"/>
-            <w:r>
-              <w:rPr>
-                <w:rFonts w:ascii="Times New Roman" w:eastAsia="標楷體" w:hAnsi="Times New Roman" w:cs="Arial"/>
-              </w:rPr>
-              <w:t>查看貼文</w:t>
-            </w:r>
-            <w:proofErr w:type="gramEnd"/>
+              <w:t>發布與查看貼文</w:t>
+            </w:r>
           </w:p>
         </w:tc>
         <w:tc>
@@ -2668,35 +2570,7 @@
               <w:rPr>
                 <w:rFonts w:ascii="Times New Roman" w:eastAsia="標楷體" w:hAnsi="Times New Roman" w:cs="Arial"/>
               </w:rPr>
-              <w:t>使用者可於</w:t>
-            </w:r>
-            <w:proofErr w:type="gramStart"/>
-            <w:r>
-              <w:rPr>
-                <w:rFonts w:ascii="Times New Roman" w:eastAsia="標楷體" w:hAnsi="Times New Roman" w:cs="Arial"/>
-              </w:rPr>
-              <w:t>社群板發布</w:t>
-            </w:r>
-            <w:proofErr w:type="gramEnd"/>
-            <w:r>
-              <w:rPr>
-                <w:rFonts w:ascii="Times New Roman" w:eastAsia="標楷體" w:hAnsi="Times New Roman" w:cs="Arial"/>
-              </w:rPr>
-              <w:t>動態或與長輩</w:t>
-            </w:r>
-            <w:proofErr w:type="gramStart"/>
-            <w:r>
-              <w:rPr>
-                <w:rFonts w:ascii="Times New Roman" w:eastAsia="標楷體" w:hAnsi="Times New Roman" w:cs="Arial"/>
-              </w:rPr>
-              <w:t>的貼文進行</w:t>
-            </w:r>
-            <w:proofErr w:type="gramEnd"/>
-            <w:r>
-              <w:rPr>
-                <w:rFonts w:ascii="Times New Roman" w:eastAsia="標楷體" w:hAnsi="Times New Roman" w:cs="Arial"/>
-              </w:rPr>
-              <w:t>互動。</w:t>
+              <w:t>使用者可於社群板發布動態或與長輩的貼文進行互動。</w:t>
             </w:r>
           </w:p>
         </w:tc>
@@ -2967,19 +2841,11 @@
                 <w:szCs w:val="28"/>
               </w:rPr>
             </w:pPr>
-            <w:proofErr w:type="gramStart"/>
-            <w:r>
-              <w:rPr>
-                <w:rFonts w:ascii="Times New Roman" w:eastAsia="標楷體" w:hAnsi="Times New Roman" w:cs="Arial"/>
-              </w:rPr>
-              <w:t>模型調優與</w:t>
-            </w:r>
-            <w:proofErr w:type="gramEnd"/>
-            <w:r>
-              <w:rPr>
-                <w:rFonts w:ascii="Times New Roman" w:eastAsia="標楷體" w:hAnsi="Times New Roman" w:cs="Arial"/>
-              </w:rPr>
-              <w:t>監控</w:t>
+            <w:r>
+              <w:rPr>
+                <w:rFonts w:ascii="Times New Roman" w:eastAsia="標楷體" w:hAnsi="Times New Roman" w:cs="Arial"/>
+              </w:rPr>
+              <w:t>模型調優與監控</w:t>
             </w:r>
           </w:p>
         </w:tc>
@@ -3378,19 +3244,11 @@
               </w:rPr>
               <w:t xml:space="preserve"> AI </w:t>
             </w:r>
-            <w:proofErr w:type="gramStart"/>
-            <w:r>
-              <w:rPr>
-                <w:rFonts w:ascii="Times New Roman" w:eastAsia="標楷體" w:hAnsi="Times New Roman" w:cs="Arial"/>
-              </w:rPr>
-              <w:t>語音包或聲</w:t>
-            </w:r>
-            <w:proofErr w:type="gramEnd"/>
-            <w:r>
-              <w:rPr>
-                <w:rFonts w:ascii="Times New Roman" w:eastAsia="標楷體" w:hAnsi="Times New Roman" w:cs="Arial"/>
-              </w:rPr>
-              <w:t>紋權限。</w:t>
+            <w:r>
+              <w:rPr>
+                <w:rFonts w:ascii="Times New Roman" w:eastAsia="標楷體" w:hAnsi="Times New Roman" w:cs="Arial"/>
+              </w:rPr>
+              <w:t>語音包或聲紋權限。</w:t>
             </w:r>
           </w:p>
         </w:tc>
@@ -3755,15 +3613,7 @@
           <w:sz w:val="28"/>
           <w:szCs w:val="28"/>
         </w:rPr>
-        <w:t>家屬</w:t>
-      </w:r>
-      <w:r>
-        <w:rPr>
-          <w:rFonts w:ascii="Times New Roman" w:eastAsia="標楷體" w:hAnsi="Times New Roman" w:hint="eastAsia"/>
-          <w:sz w:val="28"/>
-          <w:szCs w:val="28"/>
-        </w:rPr>
-        <w:t>端之</w:t>
+        <w:t>家屬端之</w:t>
       </w:r>
       <w:r>
         <w:rPr>
@@ -3819,25 +3669,7 @@
           <w:sz w:val="28"/>
           <w:szCs w:val="28"/>
         </w:rPr>
-        <w:t>並具備</w:t>
-      </w:r>
-      <w:proofErr w:type="gramStart"/>
-      <w:r>
-        <w:rPr>
-          <w:rFonts w:ascii="Times New Roman" w:eastAsia="標楷體" w:hAnsi="Times New Roman"/>
-          <w:sz w:val="28"/>
-          <w:szCs w:val="28"/>
-        </w:rPr>
-        <w:t>防連點與誤</w:t>
-      </w:r>
-      <w:proofErr w:type="gramEnd"/>
-      <w:r>
-        <w:rPr>
-          <w:rFonts w:ascii="Times New Roman" w:eastAsia="標楷體" w:hAnsi="Times New Roman"/>
-          <w:sz w:val="28"/>
-          <w:szCs w:val="28"/>
-        </w:rPr>
-        <w:t>觸防護機制。</w:t>
+        <w:t>並具備防連點與誤觸防護機制。</w:t>
       </w:r>
     </w:p>
     <w:p>
@@ -3934,25 +3766,7 @@
           <w:sz w:val="28"/>
           <w:szCs w:val="28"/>
         </w:rPr>
-        <w:t>，且前端應用程式需具備斷</w:t>
-      </w:r>
-      <w:proofErr w:type="gramStart"/>
-      <w:r>
-        <w:rPr>
-          <w:rFonts w:ascii="Times New Roman" w:eastAsia="標楷體" w:hAnsi="Times New Roman"/>
-          <w:sz w:val="28"/>
-          <w:szCs w:val="28"/>
-        </w:rPr>
-        <w:t>網離線備援推</w:t>
-      </w:r>
-      <w:proofErr w:type="gramEnd"/>
-      <w:r>
-        <w:rPr>
-          <w:rFonts w:ascii="Times New Roman" w:eastAsia="標楷體" w:hAnsi="Times New Roman"/>
-          <w:sz w:val="28"/>
-          <w:szCs w:val="28"/>
-        </w:rPr>
-        <w:t>播功能。</w:t>
+        <w:t>，且前端應用程式需具備斷網離線備援推播功能。</w:t>
       </w:r>
     </w:p>
     <w:p>
@@ -4064,43 +3878,15 @@
           <w:sz w:val="28"/>
           <w:szCs w:val="28"/>
         </w:rPr>
-        <w:t>系統後端架構需</w:t>
+        <w:t>系統後端架構需採無狀態化設計以支援水平擴充，且功能模組需具備高</w:t>
       </w:r>
-      <w:proofErr w:type="gramStart"/>
       <w:r>
         <w:rPr>
-          <w:rFonts w:ascii="Times New Roman" w:eastAsia="標楷體" w:hAnsi="Times New Roman"/>
-          <w:sz w:val="28"/>
-          <w:szCs w:val="28"/>
-        </w:rPr>
-        <w:t>採</w:t>
-      </w:r>
-      <w:proofErr w:type="gramEnd"/>
-      <w:r>
-        <w:rPr>
-          <w:rFonts w:ascii="Times New Roman" w:eastAsia="標楷體" w:hAnsi="Times New Roman"/>
-          <w:sz w:val="28"/>
-          <w:szCs w:val="28"/>
-        </w:rPr>
-        <w:t>無狀態化設計以支援水平擴充，且功能模組需具備高</w:t>
-      </w:r>
-      <w:proofErr w:type="gramStart"/>
-      <w:r>
-        <w:rPr>
           <w:rFonts w:ascii="Times New Roman" w:eastAsia="標楷體" w:hAnsi="Times New Roman" w:hint="eastAsia"/>
           <w:sz w:val="28"/>
           <w:szCs w:val="28"/>
         </w:rPr>
-        <w:t>內聚性與</w:t>
-      </w:r>
-      <w:proofErr w:type="gramEnd"/>
-      <w:r>
-        <w:rPr>
-          <w:rFonts w:ascii="Times New Roman" w:eastAsia="標楷體" w:hAnsi="Times New Roman" w:hint="eastAsia"/>
-          <w:sz w:val="28"/>
-          <w:szCs w:val="28"/>
-        </w:rPr>
-        <w:t>低耦合</w:t>
+        <w:t>內聚性與低耦合</w:t>
       </w:r>
       <w:r>
         <w:rPr>
@@ -4220,25 +4006,7 @@
           <w:sz w:val="28"/>
           <w:szCs w:val="28"/>
         </w:rPr>
-        <w:t>等舊版作業系統，確保</w:t>
-      </w:r>
-      <w:proofErr w:type="gramStart"/>
-      <w:r>
-        <w:rPr>
-          <w:rFonts w:ascii="Times New Roman" w:eastAsia="標楷體" w:hAnsi="Times New Roman"/>
-          <w:sz w:val="28"/>
-          <w:szCs w:val="28"/>
-        </w:rPr>
-        <w:t>汰</w:t>
-      </w:r>
-      <w:proofErr w:type="gramEnd"/>
-      <w:r>
-        <w:rPr>
-          <w:rFonts w:ascii="Times New Roman" w:eastAsia="標楷體" w:hAnsi="Times New Roman"/>
-          <w:sz w:val="28"/>
-          <w:szCs w:val="28"/>
-        </w:rPr>
-        <w:t>換之舊手機設備可順利作為長輩機或監視器使用。</w:t>
+        <w:t>等舊版作業系統，確保汰換之舊手機設備可順利作為長輩機或監視器使用。</w:t>
       </w:r>
     </w:p>
     <w:p>
@@ -4248,25 +4016,13 @@
           <w:numId w:val="27"/>
         </w:numPr>
         <w:rPr>
-          <w:rFonts w:ascii="Times New Roman" w:eastAsia="標楷體" w:hAnsi="Times New Roman" w:hint="eastAsia"/>
-          <w:b/>
-          <w:bCs/>
-          <w:sz w:val="28"/>
-          <w:szCs w:val="28"/>
-        </w:rPr>
-      </w:pPr>
-      <w:r>
-        <w:rPr>
           <w:rFonts w:ascii="Times New Roman" w:eastAsia="標楷體" w:hAnsi="Times New Roman"/>
           <w:b/>
           <w:bCs/>
           <w:sz w:val="28"/>
           <w:szCs w:val="28"/>
         </w:rPr>
-        <w:lastRenderedPageBreak/>
-        <w:t>合</w:t>
-      </w:r>
-      <w:proofErr w:type="gramStart"/>
+      </w:pPr>
       <w:r>
         <w:rPr>
           <w:rFonts w:ascii="Times New Roman" w:eastAsia="標楷體" w:hAnsi="Times New Roman"/>
@@ -4275,18 +4031,8 @@
           <w:sz w:val="28"/>
           <w:szCs w:val="28"/>
         </w:rPr>
-        <w:t>規</w:t>
-      </w:r>
-      <w:proofErr w:type="gramEnd"/>
-      <w:r>
-        <w:rPr>
-          <w:rFonts w:ascii="Times New Roman" w:eastAsia="標楷體" w:hAnsi="Times New Roman"/>
-          <w:b/>
-          <w:bCs/>
-          <w:sz w:val="28"/>
-          <w:szCs w:val="28"/>
-        </w:rPr>
-        <w:t>性：</w:t>
+        <w:lastRenderedPageBreak/>
+        <w:t>合規性：</w:t>
       </w:r>
       <w:r>
         <w:rPr>
@@ -4359,6 +4105,67 @@
           <w:szCs w:val="28"/>
         </w:rPr>
         <w:t>(Use case diagram)</w:t>
+      </w:r>
+    </w:p>
+    <w:p>
+      <w:pPr>
+        <w:rPr>
+          <w:rFonts w:ascii="Times New Roman" w:eastAsia="標楷體" w:hAnsi="Times New Roman"/>
+          <w:b/>
+          <w:bCs/>
+          <w:sz w:val="28"/>
+          <w:szCs w:val="28"/>
+        </w:rPr>
+      </w:pPr>
+      <w:r>
+        <w:rPr>
+          <w:rFonts w:ascii="Times New Roman" w:eastAsia="標楷體" w:hAnsi="Times New Roman" w:hint="eastAsia"/>
+          <w:b/>
+          <w:bCs/>
+          <w:sz w:val="28"/>
+          <w:szCs w:val="28"/>
+        </w:rPr>
+        <w:t>周</w:t>
+      </w:r>
+      <w:r>
+        <w:rPr>
+          <w:rFonts w:ascii="Times New Roman" w:eastAsia="標楷體" w:hAnsi="Times New Roman" w:hint="eastAsia"/>
+          <w:b/>
+          <w:bCs/>
+          <w:sz w:val="28"/>
+          <w:szCs w:val="28"/>
+        </w:rPr>
+        <w:t>:</w:t>
+      </w:r>
+      <w:r>
+        <w:rPr>
+          <w:rFonts w:ascii="Times New Roman" w:eastAsia="標楷體" w:hAnsi="Times New Roman" w:hint="eastAsia"/>
+          <w:b/>
+          <w:bCs/>
+          <w:sz w:val="28"/>
+          <w:szCs w:val="28"/>
+        </w:rPr>
+        <w:t>我再畫</w:t>
+      </w:r>
+      <w:r>
+        <w:rPr>
+          <w:rFonts w:ascii="Times New Roman" w:eastAsia="標楷體" w:hAnsi="Times New Roman" w:hint="eastAsia"/>
+          <w:b/>
+          <w:bCs/>
+          <w:sz w:val="28"/>
+          <w:szCs w:val="28"/>
+        </w:rPr>
+        <w:t>，水一下</w:t>
+      </w:r>
+      <w:r>
+        <w:rPr>
+          <w:rFonts w:ascii="Times New Roman" w:eastAsia="標楷體" w:hAnsi="Times New Roman" w:hint="eastAsia"/>
+          <w:b/>
+          <w:bCs/>
+          <w:sz w:val="28"/>
+          <w:szCs w:val="28"/>
+        </w:rPr>
+        <w:t>git</w:t>
       </w:r>
     </w:p>
     <w:p>

--- a/Documents/Chapter 5.docx
+++ b/Documents/Chapter 5.docx
@@ -4146,26 +4146,6 @@
           <w:szCs w:val="28"/>
         </w:rPr>
         <w:t>我再畫</w:t>
-      </w:r>
-      <w:r>
-        <w:rPr>
-          <w:rFonts w:ascii="Times New Roman" w:eastAsia="標楷體" w:hAnsi="Times New Roman" w:hint="eastAsia"/>
-          <w:b/>
-          <w:bCs/>
-          <w:sz w:val="28"/>
-          <w:szCs w:val="28"/>
-        </w:rPr>
-        <w:t>，水一下</w:t>
-      </w:r>
-      <w:r>
-        <w:rPr>
-          <w:rFonts w:ascii="Times New Roman" w:eastAsia="標楷體" w:hAnsi="Times New Roman" w:hint="eastAsia"/>
-          <w:b/>
-          <w:bCs/>
-          <w:sz w:val="28"/>
-          <w:szCs w:val="28"/>
-        </w:rPr>
-        <w:t>git</w:t>
       </w:r>
     </w:p>
     <w:p>

--- a/Documents/Chapter 5.docx
+++ b/Documents/Chapter 5.docx
@@ -1687,14 +1687,7 @@
               <w:rPr>
                 <w:rFonts w:ascii="Times New Roman" w:eastAsia="標楷體" w:hAnsi="Times New Roman" w:cs="Arial"/>
               </w:rPr>
-              <w:t>申請購買稀有造</w:t>
-            </w:r>
-            <w:r>
-              <w:rPr>
-                <w:rFonts w:ascii="Times New Roman" w:eastAsia="標楷體" w:hAnsi="Times New Roman" w:cs="Arial"/>
-              </w:rPr>
-              <w:lastRenderedPageBreak/>
-              <w:t>型</w:t>
+              <w:t>申請購買稀有造型</w:t>
             </w:r>
           </w:p>
         </w:tc>
@@ -1717,15 +1710,7 @@
               <w:rPr>
                 <w:rFonts w:ascii="Times New Roman" w:eastAsia="標楷體" w:hAnsi="Times New Roman" w:cs="Arial"/>
               </w:rPr>
-              <w:lastRenderedPageBreak/>
-              <w:t>使用者可向家屬送出解鎖小豬稀有造型</w:t>
-            </w:r>
-            <w:r>
-              <w:rPr>
-                <w:rFonts w:ascii="Times New Roman" w:eastAsia="標楷體" w:hAnsi="Times New Roman" w:cs="Arial"/>
-              </w:rPr>
-              <w:lastRenderedPageBreak/>
-              <w:t>之付費申請。</w:t>
+              <w:t>使用者可向家屬送出解鎖小豬稀有造型之付費申請。</w:t>
             </w:r>
           </w:p>
         </w:tc>
@@ -1753,7 +1738,6 @@
                 <w:b/>
                 <w:bCs/>
               </w:rPr>
-              <w:lastRenderedPageBreak/>
               <w:t>家屬</w:t>
             </w:r>
           </w:p>
@@ -1780,7 +1764,31 @@
                 <w:b/>
                 <w:bCs/>
               </w:rPr>
-              <w:t>帳號與權限管理</w:t>
+              <w:t>帳號與</w:t>
+            </w:r>
+            <w:r>
+              <w:rPr>
+                <w:rFonts w:ascii="Times New Roman" w:eastAsia="標楷體" w:hAnsi="Times New Roman" w:cs="Arial" w:hint="eastAsia"/>
+                <w:b/>
+                <w:bCs/>
+              </w:rPr>
+              <w:t>設備</w:t>
+            </w:r>
+            <w:r>
+              <w:rPr>
+                <w:rFonts w:ascii="Times New Roman" w:eastAsia="標楷體" w:hAnsi="Times New Roman" w:cs="Arial" w:hint="eastAsia"/>
+                <w:b/>
+                <w:bCs/>
+              </w:rPr>
+              <w:t>管</w:t>
+            </w:r>
+            <w:r>
+              <w:rPr>
+                <w:rFonts w:ascii="Times New Roman" w:eastAsia="標楷體" w:hAnsi="Times New Roman" w:cs="Arial"/>
+                <w:b/>
+                <w:bCs/>
+              </w:rPr>
+              <w:t>理</w:t>
             </w:r>
           </w:p>
         </w:tc>
@@ -1826,7 +1834,14 @@
               <w:rPr>
                 <w:rFonts w:ascii="Times New Roman" w:eastAsia="標楷體" w:hAnsi="Times New Roman" w:cs="Arial"/>
               </w:rPr>
-              <w:t>使用者可註冊帳號並綁定長輩裝置至家庭群組。</w:t>
+              <w:t>使用者可註冊帳號並綁定長輩裝置至家</w:t>
+            </w:r>
+            <w:r>
+              <w:rPr>
+                <w:rFonts w:ascii="Times New Roman" w:eastAsia="標楷體" w:hAnsi="Times New Roman" w:cs="Arial"/>
+              </w:rPr>
+              <w:lastRenderedPageBreak/>
+              <w:t>庭群組。</w:t>
             </w:r>
           </w:p>
         </w:tc>
@@ -2682,6 +2697,7 @@
                 <w:b/>
                 <w:bCs/>
               </w:rPr>
+              <w:lastRenderedPageBreak/>
               <w:t>管理者</w:t>
             </w:r>
           </w:p>
@@ -3458,7 +3474,6 @@
           <w:sz w:val="28"/>
           <w:szCs w:val="28"/>
         </w:rPr>
-        <w:lastRenderedPageBreak/>
         <w:t>非功能性需求</w:t>
       </w:r>
     </w:p>
@@ -3516,7 +3531,16 @@
           <w:sz w:val="28"/>
           <w:szCs w:val="28"/>
         </w:rPr>
-        <w:t xml:space="preserve"> 30 </w:t>
+        <w:t xml:space="preserve"> </w:t>
+      </w:r>
+      <w:r>
+        <w:rPr>
+          <w:rFonts w:ascii="Times New Roman" w:eastAsia="標楷體" w:hAnsi="Times New Roman"/>
+          <w:sz w:val="28"/>
+          <w:szCs w:val="28"/>
+        </w:rPr>
+        <w:lastRenderedPageBreak/>
+        <w:t xml:space="preserve">30 </w:t>
       </w:r>
       <w:r>
         <w:rPr>
@@ -4031,7 +4055,6 @@
           <w:sz w:val="28"/>
           <w:szCs w:val="28"/>
         </w:rPr>
-        <w:lastRenderedPageBreak/>
         <w:t>合規性：</w:t>
       </w:r>
       <w:r>
@@ -4062,6 +4085,7 @@
           <w:sz w:val="28"/>
           <w:szCs w:val="28"/>
         </w:rPr>
+        <w:lastRenderedPageBreak/>
         <w:br w:type="page"/>
       </w:r>
     </w:p>

--- a/Documents/Chapter 5.docx
+++ b/Documents/Chapter 5.docx
@@ -63,8 +63,8 @@
       <w:tblGrid>
         <w:gridCol w:w="988"/>
         <w:gridCol w:w="1984"/>
-        <w:gridCol w:w="2126"/>
-        <w:gridCol w:w="4530"/>
+        <w:gridCol w:w="2410"/>
+        <w:gridCol w:w="4246"/>
       </w:tblGrid>
       <w:tr>
         <w:tc>
@@ -117,7 +117,7 @@
         </w:tc>
         <w:tc>
           <w:tcPr>
-            <w:tcW w:w="2126" w:type="dxa"/>
+            <w:tcW w:w="2410" w:type="dxa"/>
             <w:vAlign w:val="center"/>
           </w:tcPr>
           <w:p>
@@ -141,7 +141,7 @@
         </w:tc>
         <w:tc>
           <w:tcPr>
-            <w:tcW w:w="4530" w:type="dxa"/>
+            <w:tcW w:w="4246" w:type="dxa"/>
             <w:vAlign w:val="center"/>
           </w:tcPr>
           <w:p>
@@ -199,50 +199,38 @@
           <w:p>
             <w:pPr>
               <w:rPr>
-                <w:rFonts w:ascii="Times New Roman" w:eastAsia="標楷體" w:hAnsi="Times New Roman"/>
-                <w:b/>
-                <w:bCs/>
-                <w:sz w:val="28"/>
-                <w:szCs w:val="28"/>
-              </w:rPr>
-            </w:pPr>
-            <w:r>
-              <w:rPr>
-                <w:rFonts w:ascii="Times New Roman" w:eastAsia="標楷體" w:hAnsi="Times New Roman" w:cs="Arial"/>
-                <w:b/>
-                <w:bCs/>
-              </w:rPr>
-              <w:t>系統訪問與認證</w:t>
-            </w:r>
-          </w:p>
-        </w:tc>
-        <w:tc>
-          <w:tcPr>
-            <w:tcW w:w="2126" w:type="dxa"/>
-            <w:vAlign w:val="center"/>
-          </w:tcPr>
-          <w:p>
-            <w:pPr>
-              <w:rPr>
-                <w:rFonts w:ascii="Times New Roman" w:eastAsia="標楷體" w:hAnsi="Times New Roman"/>
-                <w:b/>
-                <w:bCs/>
-                <w:sz w:val="28"/>
-                <w:szCs w:val="28"/>
-              </w:rPr>
-            </w:pPr>
-            <w:r>
-              <w:rPr>
-                <w:rFonts w:ascii="Times New Roman" w:eastAsia="標楷體" w:hAnsi="Times New Roman" w:cs="Arial"/>
-              </w:rPr>
-              <w:t>語音</w:t>
-            </w:r>
-            <w:r>
-              <w:rPr>
-                <w:rFonts w:ascii="Times New Roman" w:eastAsia="標楷體" w:hAnsi="Times New Roman" w:cs="Arial"/>
-              </w:rPr>
-              <w:t>/</w:t>
-            </w:r>
+                <w:rFonts w:ascii="Times New Roman" w:eastAsia="標楷體" w:hAnsi="Times New Roman" w:hint="eastAsia"/>
+                <w:b/>
+                <w:bCs/>
+                <w:sz w:val="28"/>
+                <w:szCs w:val="28"/>
+              </w:rPr>
+            </w:pPr>
+            <w:r>
+              <w:rPr>
+                <w:rFonts w:ascii="Times New Roman" w:eastAsia="標楷體" w:hAnsi="Times New Roman" w:hint="eastAsia"/>
+                <w:b/>
+                <w:bCs/>
+              </w:rPr>
+              <w:t>登入系統</w:t>
+            </w:r>
+          </w:p>
+        </w:tc>
+        <w:tc>
+          <w:tcPr>
+            <w:tcW w:w="2410" w:type="dxa"/>
+            <w:vAlign w:val="center"/>
+          </w:tcPr>
+          <w:p>
+            <w:pPr>
+              <w:rPr>
+                <w:rFonts w:ascii="Times New Roman" w:eastAsia="標楷體" w:hAnsi="Times New Roman"/>
+                <w:b/>
+                <w:bCs/>
+                <w:sz w:val="28"/>
+                <w:szCs w:val="28"/>
+              </w:rPr>
+            </w:pPr>
             <w:r>
               <w:rPr>
                 <w:rFonts w:ascii="Times New Roman" w:eastAsia="標楷體" w:hAnsi="Times New Roman" w:cs="Arial"/>
@@ -253,24 +241,38 @@
         </w:tc>
         <w:tc>
           <w:tcPr>
-            <w:tcW w:w="4530" w:type="dxa"/>
-            <w:vAlign w:val="center"/>
-          </w:tcPr>
-          <w:p>
-            <w:pPr>
-              <w:rPr>
-                <w:rFonts w:ascii="Times New Roman" w:eastAsia="標楷體" w:hAnsi="Times New Roman"/>
-                <w:b/>
-                <w:bCs/>
-                <w:sz w:val="28"/>
-                <w:szCs w:val="28"/>
-              </w:rPr>
-            </w:pPr>
-            <w:r>
-              <w:rPr>
-                <w:rFonts w:ascii="Times New Roman" w:eastAsia="標楷體" w:hAnsi="Times New Roman" w:cs="Arial"/>
-              </w:rPr>
-              <w:t>使用者可以透過綁定碼或聲紋登入系統。</w:t>
+            <w:tcW w:w="4246" w:type="dxa"/>
+            <w:vAlign w:val="center"/>
+          </w:tcPr>
+          <w:p>
+            <w:pPr>
+              <w:rPr>
+                <w:rFonts w:ascii="Times New Roman" w:eastAsia="標楷體" w:hAnsi="Times New Roman"/>
+                <w:b/>
+                <w:bCs/>
+                <w:sz w:val="28"/>
+                <w:szCs w:val="28"/>
+              </w:rPr>
+            </w:pPr>
+            <w:r>
+              <w:rPr>
+                <w:rFonts w:ascii="Times New Roman" w:eastAsia="標楷體" w:hAnsi="Times New Roman" w:cs="Arial"/>
+              </w:rPr>
+              <w:t>使用者可以透過</w:t>
+            </w:r>
+            <w:proofErr w:type="gramStart"/>
+            <w:r>
+              <w:rPr>
+                <w:rFonts w:ascii="Times New Roman" w:eastAsia="標楷體" w:hAnsi="Times New Roman" w:cs="Arial"/>
+              </w:rPr>
+              <w:t>綁定碼登入</w:t>
+            </w:r>
+            <w:proofErr w:type="gramEnd"/>
+            <w:r>
+              <w:rPr>
+                <w:rFonts w:ascii="Times New Roman" w:eastAsia="標楷體" w:hAnsi="Times New Roman" w:cs="Arial"/>
+              </w:rPr>
+              <w:t>系統。</w:t>
             </w:r>
           </w:p>
         </w:tc>
@@ -330,7 +332,7 @@
         </w:tc>
         <w:tc>
           <w:tcPr>
-            <w:tcW w:w="2126" w:type="dxa"/>
+            <w:tcW w:w="2410" w:type="dxa"/>
             <w:vAlign w:val="center"/>
           </w:tcPr>
           <w:p>
@@ -365,7 +367,7 @@
         </w:tc>
         <w:tc>
           <w:tcPr>
-            <w:tcW w:w="4530" w:type="dxa"/>
+            <w:tcW w:w="4246" w:type="dxa"/>
             <w:vAlign w:val="center"/>
           </w:tcPr>
           <w:p>
@@ -438,7 +440,7 @@
         </w:tc>
         <w:tc>
           <w:tcPr>
-            <w:tcW w:w="2126" w:type="dxa"/>
+            <w:tcW w:w="2410" w:type="dxa"/>
             <w:vAlign w:val="center"/>
           </w:tcPr>
           <w:p>
@@ -461,7 +463,7 @@
         </w:tc>
         <w:tc>
           <w:tcPr>
-            <w:tcW w:w="4530" w:type="dxa"/>
+            <w:tcW w:w="4246" w:type="dxa"/>
             <w:vAlign w:val="center"/>
           </w:tcPr>
           <w:p>
@@ -534,7 +536,7 @@
         </w:tc>
         <w:tc>
           <w:tcPr>
-            <w:tcW w:w="2126" w:type="dxa"/>
+            <w:tcW w:w="2410" w:type="dxa"/>
             <w:vAlign w:val="center"/>
           </w:tcPr>
           <w:p>
@@ -557,7 +559,7 @@
         </w:tc>
         <w:tc>
           <w:tcPr>
-            <w:tcW w:w="4530" w:type="dxa"/>
+            <w:tcW w:w="4246" w:type="dxa"/>
             <w:vAlign w:val="center"/>
           </w:tcPr>
           <w:p>
@@ -618,7 +620,7 @@
         </w:tc>
         <w:tc>
           <w:tcPr>
-            <w:tcW w:w="2126" w:type="dxa"/>
+            <w:tcW w:w="2410" w:type="dxa"/>
             <w:vAlign w:val="center"/>
           </w:tcPr>
           <w:p>
@@ -641,7 +643,7 @@
         </w:tc>
         <w:tc>
           <w:tcPr>
-            <w:tcW w:w="4530" w:type="dxa"/>
+            <w:tcW w:w="4246" w:type="dxa"/>
             <w:vAlign w:val="center"/>
           </w:tcPr>
           <w:p>
@@ -702,7 +704,7 @@
         </w:tc>
         <w:tc>
           <w:tcPr>
-            <w:tcW w:w="2126" w:type="dxa"/>
+            <w:tcW w:w="2410" w:type="dxa"/>
             <w:vAlign w:val="center"/>
           </w:tcPr>
           <w:p>
@@ -731,7 +733,7 @@
         </w:tc>
         <w:tc>
           <w:tcPr>
-            <w:tcW w:w="4530" w:type="dxa"/>
+            <w:tcW w:w="4246" w:type="dxa"/>
             <w:vAlign w:val="center"/>
           </w:tcPr>
           <w:p>
@@ -790,17 +792,25 @@
             </w:pPr>
             <w:r>
               <w:rPr>
-                <w:rFonts w:ascii="Times New Roman" w:eastAsia="標楷體" w:hAnsi="Times New Roman" w:cs="Arial"/>
-                <w:b/>
-                <w:bCs/>
-              </w:rPr>
-              <w:t>日常照護輔助</w:t>
-            </w:r>
-          </w:p>
-        </w:tc>
-        <w:tc>
-          <w:tcPr>
-            <w:tcW w:w="2126" w:type="dxa"/>
+                <w:rFonts w:ascii="Times New Roman" w:eastAsia="標楷體" w:hAnsi="Times New Roman" w:cs="Arial" w:hint="eastAsia"/>
+                <w:b/>
+                <w:bCs/>
+              </w:rPr>
+              <w:t>AI</w:t>
+            </w:r>
+            <w:r>
+              <w:rPr>
+                <w:rFonts w:ascii="Times New Roman" w:eastAsia="標楷體" w:hAnsi="Times New Roman" w:cs="Arial"/>
+                <w:b/>
+                <w:bCs/>
+              </w:rPr>
+              <w:t>日常輔助</w:t>
+            </w:r>
+          </w:p>
+        </w:tc>
+        <w:tc>
+          <w:tcPr>
+            <w:tcW w:w="2410" w:type="dxa"/>
             <w:vAlign w:val="center"/>
           </w:tcPr>
           <w:p>
@@ -823,7 +833,7 @@
         </w:tc>
         <w:tc>
           <w:tcPr>
-            <w:tcW w:w="4530" w:type="dxa"/>
+            <w:tcW w:w="4246" w:type="dxa"/>
             <w:vAlign w:val="center"/>
           </w:tcPr>
           <w:p>
@@ -884,7 +894,7 @@
         </w:tc>
         <w:tc>
           <w:tcPr>
-            <w:tcW w:w="2126" w:type="dxa"/>
+            <w:tcW w:w="2410" w:type="dxa"/>
             <w:vAlign w:val="center"/>
           </w:tcPr>
           <w:p>
@@ -907,7 +917,7 @@
         </w:tc>
         <w:tc>
           <w:tcPr>
-            <w:tcW w:w="4530" w:type="dxa"/>
+            <w:tcW w:w="4246" w:type="dxa"/>
             <w:vAlign w:val="center"/>
           </w:tcPr>
           <w:p>
@@ -976,7 +986,7 @@
         </w:tc>
         <w:tc>
           <w:tcPr>
-            <w:tcW w:w="2126" w:type="dxa"/>
+            <w:tcW w:w="2410" w:type="dxa"/>
             <w:vAlign w:val="center"/>
           </w:tcPr>
           <w:p>
@@ -999,7 +1009,7 @@
         </w:tc>
         <w:tc>
           <w:tcPr>
-            <w:tcW w:w="4530" w:type="dxa"/>
+            <w:tcW w:w="4246" w:type="dxa"/>
             <w:vAlign w:val="center"/>
           </w:tcPr>
           <w:p>
@@ -1060,30 +1070,30 @@
         </w:tc>
         <w:tc>
           <w:tcPr>
-            <w:tcW w:w="2126" w:type="dxa"/>
-            <w:vAlign w:val="center"/>
-          </w:tcPr>
-          <w:p>
-            <w:pPr>
-              <w:rPr>
-                <w:rFonts w:ascii="Times New Roman" w:eastAsia="標楷體" w:hAnsi="Times New Roman"/>
-                <w:b/>
-                <w:bCs/>
-                <w:sz w:val="28"/>
-                <w:szCs w:val="28"/>
-              </w:rPr>
-            </w:pPr>
-            <w:r>
-              <w:rPr>
-                <w:rFonts w:ascii="Times New Roman" w:eastAsia="標楷體" w:hAnsi="Times New Roman" w:cs="Arial"/>
-              </w:rPr>
-              <w:t>發起一般視訊通話</w:t>
-            </w:r>
-          </w:p>
-        </w:tc>
-        <w:tc>
-          <w:tcPr>
-            <w:tcW w:w="4530" w:type="dxa"/>
+            <w:tcW w:w="2410" w:type="dxa"/>
+            <w:vAlign w:val="center"/>
+          </w:tcPr>
+          <w:p>
+            <w:pPr>
+              <w:rPr>
+                <w:rFonts w:ascii="Times New Roman" w:eastAsia="標楷體" w:hAnsi="Times New Roman"/>
+                <w:b/>
+                <w:bCs/>
+                <w:sz w:val="28"/>
+                <w:szCs w:val="28"/>
+              </w:rPr>
+            </w:pPr>
+            <w:r>
+              <w:rPr>
+                <w:rFonts w:ascii="Times New Roman" w:eastAsia="標楷體" w:hAnsi="Times New Roman" w:cs="Arial"/>
+              </w:rPr>
+              <w:t>發起視訊通話</w:t>
+            </w:r>
+          </w:p>
+        </w:tc>
+        <w:tc>
+          <w:tcPr>
+            <w:tcW w:w="4246" w:type="dxa"/>
             <w:vAlign w:val="center"/>
           </w:tcPr>
           <w:p>
@@ -1144,7 +1154,7 @@
         </w:tc>
         <w:tc>
           <w:tcPr>
-            <w:tcW w:w="2126" w:type="dxa"/>
+            <w:tcW w:w="2410" w:type="dxa"/>
             <w:vAlign w:val="center"/>
           </w:tcPr>
           <w:p>
@@ -1167,7 +1177,7 @@
         </w:tc>
         <w:tc>
           <w:tcPr>
-            <w:tcW w:w="4530" w:type="dxa"/>
+            <w:tcW w:w="4246" w:type="dxa"/>
             <w:vAlign w:val="center"/>
           </w:tcPr>
           <w:p>
@@ -1228,36 +1238,36 @@
         </w:tc>
         <w:tc>
           <w:tcPr>
-            <w:tcW w:w="2126" w:type="dxa"/>
-            <w:vAlign w:val="center"/>
-          </w:tcPr>
-          <w:p>
-            <w:pPr>
-              <w:rPr>
-                <w:rFonts w:ascii="Times New Roman" w:eastAsia="標楷體" w:hAnsi="Times New Roman"/>
-                <w:b/>
-                <w:bCs/>
-                <w:sz w:val="28"/>
-                <w:szCs w:val="28"/>
-              </w:rPr>
-            </w:pPr>
-            <w:r>
-              <w:rPr>
-                <w:rFonts w:ascii="Times New Roman" w:eastAsia="標楷體" w:hAnsi="Times New Roman" w:cs="Arial"/>
-              </w:rPr>
-              <w:t>發起緊急求助</w:t>
-            </w:r>
-            <w:r>
-              <w:rPr>
-                <w:rFonts w:ascii="Times New Roman" w:eastAsia="標楷體" w:hAnsi="Times New Roman" w:cs="Arial"/>
-              </w:rPr>
-              <w:t xml:space="preserve"> (SOS)</w:t>
-            </w:r>
-          </w:p>
-        </w:tc>
-        <w:tc>
-          <w:tcPr>
-            <w:tcW w:w="4530" w:type="dxa"/>
+            <w:tcW w:w="2410" w:type="dxa"/>
+            <w:vAlign w:val="center"/>
+          </w:tcPr>
+          <w:p>
+            <w:pPr>
+              <w:rPr>
+                <w:rFonts w:ascii="Times New Roman" w:eastAsia="標楷體" w:hAnsi="Times New Roman" w:hint="eastAsia"/>
+                <w:b/>
+                <w:bCs/>
+                <w:sz w:val="28"/>
+                <w:szCs w:val="28"/>
+              </w:rPr>
+            </w:pPr>
+            <w:r>
+              <w:rPr>
+                <w:rFonts w:ascii="Times New Roman" w:eastAsia="標楷體" w:hAnsi="Times New Roman" w:cs="Arial"/>
+              </w:rPr>
+              <w:t>發起緊急</w:t>
+            </w:r>
+            <w:r>
+              <w:rPr>
+                <w:rFonts w:ascii="Times New Roman" w:eastAsia="標楷體" w:hAnsi="Times New Roman" w:cs="Arial" w:hint="eastAsia"/>
+              </w:rPr>
+              <w:t>通話</w:t>
+            </w:r>
+          </w:p>
+        </w:tc>
+        <w:tc>
+          <w:tcPr>
+            <w:tcW w:w="4246" w:type="dxa"/>
             <w:vAlign w:val="center"/>
           </w:tcPr>
           <w:p>
@@ -1326,7 +1336,7 @@
         </w:tc>
         <w:tc>
           <w:tcPr>
-            <w:tcW w:w="2126" w:type="dxa"/>
+            <w:tcW w:w="2410" w:type="dxa"/>
             <w:vAlign w:val="center"/>
           </w:tcPr>
           <w:p>
@@ -1349,7 +1359,7 @@
         </w:tc>
         <w:tc>
           <w:tcPr>
-            <w:tcW w:w="4530" w:type="dxa"/>
+            <w:tcW w:w="4246" w:type="dxa"/>
             <w:vAlign w:val="center"/>
           </w:tcPr>
           <w:p>
@@ -1410,7 +1420,7 @@
         </w:tc>
         <w:tc>
           <w:tcPr>
-            <w:tcW w:w="2126" w:type="dxa"/>
+            <w:tcW w:w="2410" w:type="dxa"/>
             <w:vAlign w:val="center"/>
           </w:tcPr>
           <w:p>
@@ -1433,7 +1443,7 @@
         </w:tc>
         <w:tc>
           <w:tcPr>
-            <w:tcW w:w="4530" w:type="dxa"/>
+            <w:tcW w:w="4246" w:type="dxa"/>
             <w:vAlign w:val="center"/>
           </w:tcPr>
           <w:p>
@@ -1502,7 +1512,7 @@
         </w:tc>
         <w:tc>
           <w:tcPr>
-            <w:tcW w:w="2126" w:type="dxa"/>
+            <w:tcW w:w="2410" w:type="dxa"/>
             <w:vAlign w:val="center"/>
           </w:tcPr>
           <w:p>
@@ -1525,7 +1535,7 @@
         </w:tc>
         <w:tc>
           <w:tcPr>
-            <w:tcW w:w="4530" w:type="dxa"/>
+            <w:tcW w:w="4246" w:type="dxa"/>
             <w:vAlign w:val="center"/>
           </w:tcPr>
           <w:p>
@@ -1548,6 +1558,9 @@
         </w:tc>
       </w:tr>
       <w:tr>
+        <w:trPr>
+          <w:trHeight w:val="654"/>
+        </w:trPr>
         <w:tc>
           <w:tcPr>
             <w:tcW w:w="988" w:type="dxa"/>
@@ -1586,7 +1599,7 @@
         </w:tc>
         <w:tc>
           <w:tcPr>
-            <w:tcW w:w="2126" w:type="dxa"/>
+            <w:tcW w:w="2410" w:type="dxa"/>
             <w:vAlign w:val="center"/>
           </w:tcPr>
           <w:p>
@@ -1609,7 +1622,7 @@
         </w:tc>
         <w:tc>
           <w:tcPr>
-            <w:tcW w:w="4530" w:type="dxa"/>
+            <w:tcW w:w="4246" w:type="dxa"/>
             <w:vAlign w:val="center"/>
           </w:tcPr>
           <w:p>
@@ -1670,7 +1683,7 @@
         </w:tc>
         <w:tc>
           <w:tcPr>
-            <w:tcW w:w="2126" w:type="dxa"/>
+            <w:tcW w:w="2410" w:type="dxa"/>
             <w:vAlign w:val="center"/>
           </w:tcPr>
           <w:p>
@@ -1693,7 +1706,7 @@
         </w:tc>
         <w:tc>
           <w:tcPr>
-            <w:tcW w:w="4530" w:type="dxa"/>
+            <w:tcW w:w="4246" w:type="dxa"/>
             <w:vAlign w:val="center"/>
           </w:tcPr>
           <w:p>
@@ -1738,6 +1751,7 @@
                 <w:b/>
                 <w:bCs/>
               </w:rPr>
+              <w:lastRenderedPageBreak/>
               <w:t>家屬</w:t>
             </w:r>
           </w:p>
@@ -1794,7 +1808,7 @@
         </w:tc>
         <w:tc>
           <w:tcPr>
-            <w:tcW w:w="2126" w:type="dxa"/>
+            <w:tcW w:w="2410" w:type="dxa"/>
             <w:vAlign w:val="center"/>
           </w:tcPr>
           <w:p>
@@ -1817,31 +1831,24 @@
         </w:tc>
         <w:tc>
           <w:tcPr>
-            <w:tcW w:w="4530" w:type="dxa"/>
-            <w:vAlign w:val="center"/>
-          </w:tcPr>
-          <w:p>
-            <w:pPr>
-              <w:rPr>
-                <w:rFonts w:ascii="Times New Roman" w:eastAsia="標楷體" w:hAnsi="Times New Roman"/>
-                <w:b/>
-                <w:bCs/>
-                <w:sz w:val="28"/>
-                <w:szCs w:val="28"/>
-              </w:rPr>
-            </w:pPr>
-            <w:r>
-              <w:rPr>
-                <w:rFonts w:ascii="Times New Roman" w:eastAsia="標楷體" w:hAnsi="Times New Roman" w:cs="Arial"/>
-              </w:rPr>
-              <w:t>使用者可註冊帳號並綁定長輩裝置至家</w:t>
-            </w:r>
-            <w:r>
-              <w:rPr>
-                <w:rFonts w:ascii="Times New Roman" w:eastAsia="標楷體" w:hAnsi="Times New Roman" w:cs="Arial"/>
-              </w:rPr>
-              <w:lastRenderedPageBreak/>
-              <w:t>庭群組。</w:t>
+            <w:tcW w:w="4246" w:type="dxa"/>
+            <w:vAlign w:val="center"/>
+          </w:tcPr>
+          <w:p>
+            <w:pPr>
+              <w:rPr>
+                <w:rFonts w:ascii="Times New Roman" w:eastAsia="標楷體" w:hAnsi="Times New Roman"/>
+                <w:b/>
+                <w:bCs/>
+                <w:sz w:val="28"/>
+                <w:szCs w:val="28"/>
+              </w:rPr>
+            </w:pPr>
+            <w:r>
+              <w:rPr>
+                <w:rFonts w:ascii="Times New Roman" w:eastAsia="標楷體" w:hAnsi="Times New Roman" w:cs="Arial"/>
+              </w:rPr>
+              <w:t>使用者可註冊帳號並綁定長輩裝置至家庭群組。</w:t>
             </w:r>
           </w:p>
         </w:tc>
@@ -1885,7 +1892,7 @@
         </w:tc>
         <w:tc>
           <w:tcPr>
-            <w:tcW w:w="2126" w:type="dxa"/>
+            <w:tcW w:w="2410" w:type="dxa"/>
             <w:vAlign w:val="center"/>
           </w:tcPr>
           <w:p>
@@ -1908,7 +1915,7 @@
         </w:tc>
         <w:tc>
           <w:tcPr>
-            <w:tcW w:w="4530" w:type="dxa"/>
+            <w:tcW w:w="4246" w:type="dxa"/>
             <w:vAlign w:val="center"/>
           </w:tcPr>
           <w:p>
@@ -1969,7 +1976,7 @@
         </w:tc>
         <w:tc>
           <w:tcPr>
-            <w:tcW w:w="2126" w:type="dxa"/>
+            <w:tcW w:w="2410" w:type="dxa"/>
             <w:vAlign w:val="center"/>
           </w:tcPr>
           <w:p>
@@ -1992,7 +1999,7 @@
         </w:tc>
         <w:tc>
           <w:tcPr>
-            <w:tcW w:w="4530" w:type="dxa"/>
+            <w:tcW w:w="4246" w:type="dxa"/>
             <w:vAlign w:val="center"/>
           </w:tcPr>
           <w:p>
@@ -2061,7 +2068,7 @@
         </w:tc>
         <w:tc>
           <w:tcPr>
-            <w:tcW w:w="2126" w:type="dxa"/>
+            <w:tcW w:w="2410" w:type="dxa"/>
             <w:vAlign w:val="center"/>
           </w:tcPr>
           <w:p>
@@ -2096,7 +2103,7 @@
         </w:tc>
         <w:tc>
           <w:tcPr>
-            <w:tcW w:w="4530" w:type="dxa"/>
+            <w:tcW w:w="4246" w:type="dxa"/>
             <w:vAlign w:val="center"/>
           </w:tcPr>
           <w:p>
@@ -2169,7 +2176,7 @@
         </w:tc>
         <w:tc>
           <w:tcPr>
-            <w:tcW w:w="2126" w:type="dxa"/>
+            <w:tcW w:w="2410" w:type="dxa"/>
             <w:vAlign w:val="center"/>
           </w:tcPr>
           <w:p>
@@ -2192,7 +2199,7 @@
         </w:tc>
         <w:tc>
           <w:tcPr>
-            <w:tcW w:w="4530" w:type="dxa"/>
+            <w:tcW w:w="4246" w:type="dxa"/>
             <w:vAlign w:val="center"/>
           </w:tcPr>
           <w:p>
@@ -2261,7 +2268,7 @@
         </w:tc>
         <w:tc>
           <w:tcPr>
-            <w:tcW w:w="2126" w:type="dxa"/>
+            <w:tcW w:w="2410" w:type="dxa"/>
             <w:vAlign w:val="center"/>
           </w:tcPr>
           <w:p>
@@ -2284,7 +2291,7 @@
         </w:tc>
         <w:tc>
           <w:tcPr>
-            <w:tcW w:w="4530" w:type="dxa"/>
+            <w:tcW w:w="4246" w:type="dxa"/>
             <w:vAlign w:val="center"/>
           </w:tcPr>
           <w:p>
@@ -2357,7 +2364,7 @@
         </w:tc>
         <w:tc>
           <w:tcPr>
-            <w:tcW w:w="2126" w:type="dxa"/>
+            <w:tcW w:w="2410" w:type="dxa"/>
             <w:vAlign w:val="center"/>
           </w:tcPr>
           <w:p>
@@ -2380,7 +2387,7 @@
         </w:tc>
         <w:tc>
           <w:tcPr>
-            <w:tcW w:w="4530" w:type="dxa"/>
+            <w:tcW w:w="4246" w:type="dxa"/>
             <w:vAlign w:val="center"/>
           </w:tcPr>
           <w:p>
@@ -2441,7 +2448,7 @@
         </w:tc>
         <w:tc>
           <w:tcPr>
-            <w:tcW w:w="2126" w:type="dxa"/>
+            <w:tcW w:w="2410" w:type="dxa"/>
             <w:vAlign w:val="center"/>
           </w:tcPr>
           <w:p>
@@ -2464,7 +2471,7 @@
         </w:tc>
         <w:tc>
           <w:tcPr>
-            <w:tcW w:w="4530" w:type="dxa"/>
+            <w:tcW w:w="4246" w:type="dxa"/>
             <w:vAlign w:val="center"/>
           </w:tcPr>
           <w:p>
@@ -2545,30 +2552,38 @@
         </w:tc>
         <w:tc>
           <w:tcPr>
-            <w:tcW w:w="2126" w:type="dxa"/>
-            <w:vAlign w:val="center"/>
-          </w:tcPr>
-          <w:p>
-            <w:pPr>
-              <w:rPr>
-                <w:rFonts w:ascii="Times New Roman" w:eastAsia="標楷體" w:hAnsi="Times New Roman"/>
-                <w:b/>
-                <w:bCs/>
-                <w:sz w:val="28"/>
-                <w:szCs w:val="28"/>
-              </w:rPr>
-            </w:pPr>
-            <w:r>
-              <w:rPr>
-                <w:rFonts w:ascii="Times New Roman" w:eastAsia="標楷體" w:hAnsi="Times New Roman" w:cs="Arial"/>
-              </w:rPr>
-              <w:t>發布與查看貼文</w:t>
-            </w:r>
-          </w:p>
-        </w:tc>
-        <w:tc>
-          <w:tcPr>
-            <w:tcW w:w="4530" w:type="dxa"/>
+            <w:tcW w:w="2410" w:type="dxa"/>
+            <w:vAlign w:val="center"/>
+          </w:tcPr>
+          <w:p>
+            <w:pPr>
+              <w:rPr>
+                <w:rFonts w:ascii="Times New Roman" w:eastAsia="標楷體" w:hAnsi="Times New Roman"/>
+                <w:b/>
+                <w:bCs/>
+                <w:sz w:val="28"/>
+                <w:szCs w:val="28"/>
+              </w:rPr>
+            </w:pPr>
+            <w:r>
+              <w:rPr>
+                <w:rFonts w:ascii="Times New Roman" w:eastAsia="標楷體" w:hAnsi="Times New Roman" w:cs="Arial"/>
+              </w:rPr>
+              <w:t>發布與</w:t>
+            </w:r>
+            <w:proofErr w:type="gramStart"/>
+            <w:r>
+              <w:rPr>
+                <w:rFonts w:ascii="Times New Roman" w:eastAsia="標楷體" w:hAnsi="Times New Roman" w:cs="Arial"/>
+              </w:rPr>
+              <w:t>查看貼文</w:t>
+            </w:r>
+            <w:proofErr w:type="gramEnd"/>
+          </w:p>
+        </w:tc>
+        <w:tc>
+          <w:tcPr>
+            <w:tcW w:w="4246" w:type="dxa"/>
             <w:vAlign w:val="center"/>
           </w:tcPr>
           <w:p>
@@ -2629,30 +2644,36 @@
         </w:tc>
         <w:tc>
           <w:tcPr>
-            <w:tcW w:w="2126" w:type="dxa"/>
-            <w:vAlign w:val="center"/>
-          </w:tcPr>
-          <w:p>
-            <w:pPr>
-              <w:rPr>
-                <w:rFonts w:ascii="Times New Roman" w:eastAsia="標楷體" w:hAnsi="Times New Roman"/>
-                <w:b/>
-                <w:bCs/>
-                <w:sz w:val="28"/>
-                <w:szCs w:val="28"/>
-              </w:rPr>
-            </w:pPr>
-            <w:r>
-              <w:rPr>
-                <w:rFonts w:ascii="Times New Roman" w:eastAsia="標楷體" w:hAnsi="Times New Roman" w:cs="Arial"/>
-              </w:rPr>
-              <w:t>雙向與緊急通訊</w:t>
-            </w:r>
-          </w:p>
-        </w:tc>
-        <w:tc>
-          <w:tcPr>
-            <w:tcW w:w="4530" w:type="dxa"/>
+            <w:tcW w:w="2410" w:type="dxa"/>
+            <w:vAlign w:val="center"/>
+          </w:tcPr>
+          <w:p>
+            <w:pPr>
+              <w:rPr>
+                <w:rFonts w:ascii="Times New Roman" w:eastAsia="標楷體" w:hAnsi="Times New Roman"/>
+                <w:b/>
+                <w:bCs/>
+                <w:sz w:val="28"/>
+                <w:szCs w:val="28"/>
+              </w:rPr>
+            </w:pPr>
+            <w:r>
+              <w:rPr>
+                <w:rFonts w:ascii="Times New Roman" w:eastAsia="標楷體" w:hAnsi="Times New Roman" w:cs="Arial" w:hint="eastAsia"/>
+              </w:rPr>
+              <w:t>撥打</w:t>
+            </w:r>
+            <w:r>
+              <w:rPr>
+                <w:rFonts w:ascii="Times New Roman" w:eastAsia="標楷體" w:hAnsi="Times New Roman" w:cs="Arial"/>
+              </w:rPr>
+              <w:t>緊急通訊</w:t>
+            </w:r>
+          </w:p>
+        </w:tc>
+        <w:tc>
+          <w:tcPr>
+            <w:tcW w:w="4246" w:type="dxa"/>
             <w:vAlign w:val="center"/>
           </w:tcPr>
           <w:p>
@@ -2697,7 +2718,6 @@
                 <w:b/>
                 <w:bCs/>
               </w:rPr>
-              <w:lastRenderedPageBreak/>
               <w:t>管理者</w:t>
             </w:r>
           </w:p>
@@ -2719,32 +2739,9 @@
             </w:pPr>
             <w:r>
               <w:rPr>
-                <w:rFonts w:ascii="Times New Roman" w:eastAsia="標楷體" w:hAnsi="Times New Roman" w:cs="Arial"/>
-                <w:b/>
-                <w:bCs/>
-              </w:rPr>
-              <w:t>系統與伺服器維運</w:t>
-            </w:r>
-          </w:p>
-        </w:tc>
-        <w:tc>
-          <w:tcPr>
-            <w:tcW w:w="2126" w:type="dxa"/>
-            <w:vAlign w:val="center"/>
-          </w:tcPr>
-          <w:p>
-            <w:pPr>
-              <w:rPr>
-                <w:rFonts w:ascii="Times New Roman" w:eastAsia="標楷體" w:hAnsi="Times New Roman"/>
-                <w:b/>
-                <w:bCs/>
-                <w:sz w:val="28"/>
-                <w:szCs w:val="28"/>
-              </w:rPr>
-            </w:pPr>
-            <w:r>
-              <w:rPr>
-                <w:rFonts w:ascii="Times New Roman" w:eastAsia="標楷體" w:hAnsi="Times New Roman" w:cs="Arial"/>
+                <w:rFonts w:ascii="Times New Roman" w:eastAsia="標楷體" w:hAnsi="Times New Roman" w:cs="Arial" w:hint="eastAsia"/>
+                <w:b/>
+                <w:bCs/>
               </w:rPr>
               <w:t>狀態與日誌監控</w:t>
             </w:r>
@@ -2752,7 +2749,30 @@
         </w:tc>
         <w:tc>
           <w:tcPr>
-            <w:tcW w:w="4530" w:type="dxa"/>
+            <w:tcW w:w="2410" w:type="dxa"/>
+            <w:vAlign w:val="center"/>
+          </w:tcPr>
+          <w:p>
+            <w:pPr>
+              <w:rPr>
+                <w:rFonts w:ascii="Times New Roman" w:eastAsia="標楷體" w:hAnsi="Times New Roman"/>
+                <w:b/>
+                <w:bCs/>
+                <w:sz w:val="28"/>
+                <w:szCs w:val="28"/>
+              </w:rPr>
+            </w:pPr>
+            <w:r>
+              <w:rPr>
+                <w:rFonts w:ascii="Times New Roman" w:eastAsia="標楷體" w:hAnsi="Times New Roman" w:cs="Arial"/>
+              </w:rPr>
+              <w:t>狀態與日誌監控</w:t>
+            </w:r>
+          </w:p>
+        </w:tc>
+        <w:tc>
+          <w:tcPr>
+            <w:tcW w:w="4246" w:type="dxa"/>
             <w:vAlign w:val="center"/>
           </w:tcPr>
           <w:p>
@@ -2814,60 +2834,52 @@
                 <w:b/>
                 <w:bCs/>
               </w:rPr>
-              <w:t xml:space="preserve">AI </w:t>
-            </w:r>
-            <w:r>
-              <w:rPr>
-                <w:rFonts w:ascii="Times New Roman" w:eastAsia="標楷體" w:hAnsi="Times New Roman" w:cs="Arial"/>
-                <w:b/>
-                <w:bCs/>
-              </w:rPr>
-              <w:t>模型與</w:t>
-            </w:r>
-            <w:r>
-              <w:rPr>
-                <w:rFonts w:ascii="Times New Roman" w:eastAsia="標楷體" w:hAnsi="Times New Roman" w:cs="Arial"/>
-                <w:b/>
-                <w:bCs/>
-              </w:rPr>
-              <w:t xml:space="preserve"> API </w:t>
-            </w:r>
-            <w:r>
-              <w:rPr>
-                <w:rFonts w:ascii="Times New Roman" w:eastAsia="標楷體" w:hAnsi="Times New Roman" w:cs="Arial"/>
-                <w:b/>
-                <w:bCs/>
-              </w:rPr>
-              <w:t>管理</w:t>
-            </w:r>
-          </w:p>
-        </w:tc>
-        <w:tc>
-          <w:tcPr>
-            <w:tcW w:w="2126" w:type="dxa"/>
-            <w:vAlign w:val="center"/>
-          </w:tcPr>
-          <w:p>
-            <w:pPr>
-              <w:rPr>
-                <w:rFonts w:ascii="Times New Roman" w:eastAsia="標楷體" w:hAnsi="Times New Roman"/>
-                <w:b/>
-                <w:bCs/>
-                <w:sz w:val="28"/>
-                <w:szCs w:val="28"/>
-              </w:rPr>
-            </w:pPr>
-            <w:r>
-              <w:rPr>
-                <w:rFonts w:ascii="Times New Roman" w:eastAsia="標楷體" w:hAnsi="Times New Roman" w:cs="Arial"/>
-              </w:rPr>
-              <w:t>模型調優與監控</w:t>
-            </w:r>
-          </w:p>
-        </w:tc>
-        <w:tc>
-          <w:tcPr>
-            <w:tcW w:w="4530" w:type="dxa"/>
+              <w:t>模型管理</w:t>
+            </w:r>
+            <w:r>
+              <w:rPr>
+                <w:rFonts w:ascii="Times New Roman" w:eastAsia="標楷體" w:hAnsi="Times New Roman" w:cs="Arial" w:hint="eastAsia"/>
+                <w:b/>
+                <w:bCs/>
+              </w:rPr>
+              <w:t>作業</w:t>
+            </w:r>
+          </w:p>
+        </w:tc>
+        <w:tc>
+          <w:tcPr>
+            <w:tcW w:w="2410" w:type="dxa"/>
+            <w:vAlign w:val="center"/>
+          </w:tcPr>
+          <w:p>
+            <w:pPr>
+              <w:rPr>
+                <w:rFonts w:ascii="Times New Roman" w:eastAsia="標楷體" w:hAnsi="Times New Roman"/>
+                <w:b/>
+                <w:bCs/>
+                <w:sz w:val="28"/>
+                <w:szCs w:val="28"/>
+              </w:rPr>
+            </w:pPr>
+            <w:proofErr w:type="gramStart"/>
+            <w:r>
+              <w:rPr>
+                <w:rFonts w:ascii="Times New Roman" w:eastAsia="標楷體" w:hAnsi="Times New Roman" w:cs="Arial"/>
+              </w:rPr>
+              <w:t>模型調優與</w:t>
+            </w:r>
+            <w:proofErr w:type="gramEnd"/>
+            <w:r>
+              <w:rPr>
+                <w:rFonts w:ascii="Times New Roman" w:eastAsia="標楷體" w:hAnsi="Times New Roman" w:cs="Arial"/>
+              </w:rPr>
+              <w:t>監控</w:t>
+            </w:r>
+          </w:p>
+        </w:tc>
+        <w:tc>
+          <w:tcPr>
+            <w:tcW w:w="4246" w:type="dxa"/>
             <w:vAlign w:val="center"/>
           </w:tcPr>
           <w:p>
@@ -2960,7 +2972,7 @@
         </w:tc>
         <w:tc>
           <w:tcPr>
-            <w:tcW w:w="2126" w:type="dxa"/>
+            <w:tcW w:w="2410" w:type="dxa"/>
             <w:vAlign w:val="center"/>
           </w:tcPr>
           <w:p>
@@ -2983,7 +2995,7 @@
         </w:tc>
         <w:tc>
           <w:tcPr>
-            <w:tcW w:w="4530" w:type="dxa"/>
+            <w:tcW w:w="4246" w:type="dxa"/>
             <w:vAlign w:val="center"/>
           </w:tcPr>
           <w:p>
@@ -3044,7 +3056,7 @@
         </w:tc>
         <w:tc>
           <w:tcPr>
-            <w:tcW w:w="2126" w:type="dxa"/>
+            <w:tcW w:w="2410" w:type="dxa"/>
             <w:vAlign w:val="center"/>
           </w:tcPr>
           <w:p>
@@ -3067,7 +3079,7 @@
         </w:tc>
         <w:tc>
           <w:tcPr>
-            <w:tcW w:w="4530" w:type="dxa"/>
+            <w:tcW w:w="4246" w:type="dxa"/>
             <w:vAlign w:val="center"/>
           </w:tcPr>
           <w:p>
@@ -3128,7 +3140,7 @@
         </w:tc>
         <w:tc>
           <w:tcPr>
-            <w:tcW w:w="2126" w:type="dxa"/>
+            <w:tcW w:w="2410" w:type="dxa"/>
             <w:vAlign w:val="center"/>
           </w:tcPr>
           <w:p>
@@ -3151,7 +3163,7 @@
         </w:tc>
         <w:tc>
           <w:tcPr>
-            <w:tcW w:w="4530" w:type="dxa"/>
+            <w:tcW w:w="4246" w:type="dxa"/>
             <w:vAlign w:val="center"/>
           </w:tcPr>
           <w:p>
@@ -3212,7 +3224,7 @@
         </w:tc>
         <w:tc>
           <w:tcPr>
-            <w:tcW w:w="2126" w:type="dxa"/>
+            <w:tcW w:w="2410" w:type="dxa"/>
             <w:vAlign w:val="center"/>
           </w:tcPr>
           <w:p>
@@ -3235,7 +3247,7 @@
         </w:tc>
         <w:tc>
           <w:tcPr>
-            <w:tcW w:w="4530" w:type="dxa"/>
+            <w:tcW w:w="4246" w:type="dxa"/>
             <w:vAlign w:val="center"/>
           </w:tcPr>
           <w:p>
@@ -3308,7 +3320,7 @@
         </w:tc>
         <w:tc>
           <w:tcPr>
-            <w:tcW w:w="2126" w:type="dxa"/>
+            <w:tcW w:w="2410" w:type="dxa"/>
             <w:vAlign w:val="center"/>
           </w:tcPr>
           <w:p>
@@ -3331,7 +3343,7 @@
         </w:tc>
         <w:tc>
           <w:tcPr>
-            <w:tcW w:w="4530" w:type="dxa"/>
+            <w:tcW w:w="4246" w:type="dxa"/>
             <w:vAlign w:val="center"/>
           </w:tcPr>
           <w:p>
@@ -3389,17 +3401,25 @@
             </w:pPr>
             <w:r>
               <w:rPr>
-                <w:rFonts w:ascii="Times New Roman" w:eastAsia="標楷體" w:hAnsi="Times New Roman" w:cs="Arial"/>
-                <w:b/>
-                <w:bCs/>
-              </w:rPr>
-              <w:t>帳號與權限管理</w:t>
-            </w:r>
-          </w:p>
-        </w:tc>
-        <w:tc>
-          <w:tcPr>
-            <w:tcW w:w="2126" w:type="dxa"/>
+                <w:rFonts w:ascii="Times New Roman" w:eastAsia="標楷體" w:hAnsi="Times New Roman" w:cs="Arial" w:hint="eastAsia"/>
+                <w:b/>
+                <w:bCs/>
+              </w:rPr>
+              <w:t>使用者</w:t>
+            </w:r>
+            <w:r>
+              <w:rPr>
+                <w:rFonts w:ascii="Times New Roman" w:eastAsia="標楷體" w:hAnsi="Times New Roman" w:cs="Arial"/>
+                <w:b/>
+                <w:bCs/>
+              </w:rPr>
+              <w:t>權限管理</w:t>
+            </w:r>
+          </w:p>
+        </w:tc>
+        <w:tc>
+          <w:tcPr>
+            <w:tcW w:w="2410" w:type="dxa"/>
             <w:vAlign w:val="center"/>
           </w:tcPr>
           <w:p>
@@ -3422,7 +3442,7 @@
         </w:tc>
         <w:tc>
           <w:tcPr>
-            <w:tcW w:w="4530" w:type="dxa"/>
+            <w:tcW w:w="4246" w:type="dxa"/>
             <w:vAlign w:val="center"/>
           </w:tcPr>
           <w:p>
@@ -3474,6 +3494,7 @@
           <w:sz w:val="28"/>
           <w:szCs w:val="28"/>
         </w:rPr>
+        <w:lastRenderedPageBreak/>
         <w:t>非功能性需求</w:t>
       </w:r>
     </w:p>
@@ -3531,16 +3552,7 @@
           <w:sz w:val="28"/>
           <w:szCs w:val="28"/>
         </w:rPr>
-        <w:t xml:space="preserve"> </w:t>
-      </w:r>
-      <w:r>
-        <w:rPr>
-          <w:rFonts w:ascii="Times New Roman" w:eastAsia="標楷體" w:hAnsi="Times New Roman"/>
-          <w:sz w:val="28"/>
-          <w:szCs w:val="28"/>
-        </w:rPr>
-        <w:lastRenderedPageBreak/>
-        <w:t xml:space="preserve">30 </w:t>
+        <w:t xml:space="preserve"> 30 </w:t>
       </w:r>
       <w:r>
         <w:rPr>
@@ -4055,6 +4067,7 @@
           <w:sz w:val="28"/>
           <w:szCs w:val="28"/>
         </w:rPr>
+        <w:lastRenderedPageBreak/>
         <w:t>合規性：</w:t>
       </w:r>
       <w:r>
@@ -4085,7 +4098,6 @@
           <w:sz w:val="28"/>
           <w:szCs w:val="28"/>
         </w:rPr>
-        <w:lastRenderedPageBreak/>
         <w:br w:type="page"/>
       </w:r>
     </w:p>
@@ -4133,6 +4145,7 @@
     </w:p>
     <w:p>
       <w:pPr>
+        <w:widowControl/>
         <w:rPr>
           <w:rFonts w:ascii="Times New Roman" w:eastAsia="標楷體" w:hAnsi="Times New Roman"/>
           <w:b/>
@@ -4149,40 +4162,66 @@
           <w:sz w:val="28"/>
           <w:szCs w:val="28"/>
         </w:rPr>
-        <w:t>周</w:t>
+        <w:t>\</w:t>
       </w:r>
       <w:r>
         <w:rPr>
           <w:rFonts w:ascii="Times New Roman" w:eastAsia="標楷體" w:hAnsi="Times New Roman" w:hint="eastAsia"/>
           <w:b/>
           <w:bCs/>
-          <w:sz w:val="28"/>
-          <w:szCs w:val="28"/>
-        </w:rPr>
-        <w:t>:</w:t>
+          <w:noProof/>
+          <w:sz w:val="28"/>
+          <w:szCs w:val="28"/>
+        </w:rPr>
+        <w:drawing>
+          <wp:inline distT="0" distB="0" distL="0" distR="0" wp14:anchorId="25085E72" wp14:editId="5F86FC90">
+            <wp:extent cx="6102985" cy="6039485"/>
+            <wp:effectExtent l="0" t="0" r="0" b="0"/>
+            <wp:docPr id="1086784956" name="圖片 2"/>
+            <wp:cNvGraphicFramePr>
+              <a:graphicFrameLocks xmlns:a="http://schemas.openxmlformats.org/drawingml/2006/main" noChangeAspect="1"/>
+            </wp:cNvGraphicFramePr>
+            <a:graphic xmlns:a="http://schemas.openxmlformats.org/drawingml/2006/main">
+              <a:graphicData uri="http://schemas.openxmlformats.org/drawingml/2006/picture">
+                <pic:pic xmlns:pic="http://schemas.openxmlformats.org/drawingml/2006/picture">
+                  <pic:nvPicPr>
+                    <pic:cNvPr id="0" name="Picture 2"/>
+                    <pic:cNvPicPr>
+                      <a:picLocks noChangeAspect="1" noChangeArrowheads="1"/>
+                    </pic:cNvPicPr>
+                  </pic:nvPicPr>
+                  <pic:blipFill>
+                    <a:blip r:embed="rId5">
+                      <a:extLst>
+                        <a:ext uri="{28A0092B-C50C-407E-A947-70E740481C1C}">
+                          <a14:useLocalDpi xmlns:a14="http://schemas.microsoft.com/office/drawing/2010/main" val="0"/>
+                        </a:ext>
+                      </a:extLst>
+                    </a:blip>
+                    <a:srcRect/>
+                    <a:stretch>
+                      <a:fillRect/>
+                    </a:stretch>
+                  </pic:blipFill>
+                  <pic:spPr bwMode="auto">
+                    <a:xfrm>
+                      <a:off x="0" y="0"/>
+                      <a:ext cx="6102985" cy="6039485"/>
+                    </a:xfrm>
+                    <a:prstGeom prst="rect">
+                      <a:avLst/>
+                    </a:prstGeom>
+                    <a:noFill/>
+                    <a:ln>
+                      <a:noFill/>
+                    </a:ln>
+                  </pic:spPr>
+                </pic:pic>
+              </a:graphicData>
+            </a:graphic>
+          </wp:inline>
+        </w:drawing>
       </w:r>
-      <w:r>
-        <w:rPr>
-          <w:rFonts w:ascii="Times New Roman" w:eastAsia="標楷體" w:hAnsi="Times New Roman" w:hint="eastAsia"/>
-          <w:b/>
-          <w:bCs/>
-          <w:sz w:val="28"/>
-          <w:szCs w:val="28"/>
-        </w:rPr>
-        <w:t>我再畫</w:t>
-      </w:r>
-    </w:p>
-    <w:p>
-      <w:pPr>
-        <w:widowControl/>
-        <w:rPr>
-          <w:rFonts w:ascii="Times New Roman" w:eastAsia="標楷體" w:hAnsi="Times New Roman"/>
-          <w:b/>
-          <w:bCs/>
-          <w:sz w:val="28"/>
-          <w:szCs w:val="28"/>
-        </w:rPr>
-      </w:pPr>
       <w:r>
         <w:rPr>
           <w:rFonts w:ascii="Times New Roman" w:eastAsia="標楷體" w:hAnsi="Times New Roman"/>

--- a/Documents/Chapter 5.docx
+++ b/Documents/Chapter 5.docx
@@ -199,18 +199,18 @@
           <w:p>
             <w:pPr>
               <w:rPr>
+                <w:rFonts w:ascii="Times New Roman" w:eastAsia="標楷體" w:hAnsi="Times New Roman"/>
+                <w:b/>
+                <w:bCs/>
+                <w:sz w:val="28"/>
+                <w:szCs w:val="28"/>
+              </w:rPr>
+            </w:pPr>
+            <w:r>
+              <w:rPr>
                 <w:rFonts w:ascii="Times New Roman" w:eastAsia="標楷體" w:hAnsi="Times New Roman" w:hint="eastAsia"/>
                 <w:b/>
                 <w:bCs/>
-                <w:sz w:val="28"/>
-                <w:szCs w:val="28"/>
-              </w:rPr>
-            </w:pPr>
-            <w:r>
-              <w:rPr>
-                <w:rFonts w:ascii="Times New Roman" w:eastAsia="標楷體" w:hAnsi="Times New Roman" w:hint="eastAsia"/>
-                <w:b/>
-                <w:bCs/>
               </w:rPr>
               <w:t>登入系統</w:t>
             </w:r>
@@ -258,21 +258,7 @@
               <w:rPr>
                 <w:rFonts w:ascii="Times New Roman" w:eastAsia="標楷體" w:hAnsi="Times New Roman" w:cs="Arial"/>
               </w:rPr>
-              <w:t>使用者可以透過</w:t>
-            </w:r>
-            <w:proofErr w:type="gramStart"/>
-            <w:r>
-              <w:rPr>
-                <w:rFonts w:ascii="Times New Roman" w:eastAsia="標楷體" w:hAnsi="Times New Roman" w:cs="Arial"/>
-              </w:rPr>
-              <w:t>綁定碼登入</w:t>
-            </w:r>
-            <w:proofErr w:type="gramEnd"/>
-            <w:r>
-              <w:rPr>
-                <w:rFonts w:ascii="Times New Roman" w:eastAsia="標楷體" w:hAnsi="Times New Roman" w:cs="Arial"/>
-              </w:rPr>
-              <w:t>系統。</w:t>
+              <w:t>使用者可以透過綁定碼登入系統。</w:t>
             </w:r>
           </w:p>
         </w:tc>
@@ -976,11 +962,19 @@
             </w:pPr>
             <w:r>
               <w:rPr>
-                <w:rFonts w:ascii="Times New Roman" w:eastAsia="標楷體" w:hAnsi="Times New Roman" w:cs="Arial"/>
-                <w:b/>
-                <w:bCs/>
-              </w:rPr>
-              <w:t>社交與緊急通訊</w:t>
+                <w:rFonts w:ascii="Times New Roman" w:eastAsia="標楷體" w:hAnsi="Times New Roman" w:cs="Arial" w:hint="eastAsia"/>
+                <w:b/>
+                <w:bCs/>
+              </w:rPr>
+              <w:t>家庭</w:t>
+            </w:r>
+            <w:r>
+              <w:rPr>
+                <w:rFonts w:ascii="Times New Roman" w:eastAsia="標楷體" w:hAnsi="Times New Roman" w:cs="Arial"/>
+                <w:b/>
+                <w:bCs/>
+              </w:rPr>
+              <w:t>通訊</w:t>
             </w:r>
           </w:p>
         </w:tc>
@@ -1003,7 +997,7 @@
               <w:rPr>
                 <w:rFonts w:ascii="Times New Roman" w:eastAsia="標楷體" w:hAnsi="Times New Roman" w:cs="Arial"/>
               </w:rPr>
-              <w:t>發送與接收訊息</w:t>
+              <w:t>發起視訊通話</w:t>
             </w:r>
           </w:p>
         </w:tc>
@@ -1026,7 +1020,7 @@
               <w:rPr>
                 <w:rFonts w:ascii="Times New Roman" w:eastAsia="標楷體" w:hAnsi="Times New Roman" w:cs="Arial"/>
               </w:rPr>
-              <w:t>使用者可於家庭群組收發語音或文字訊息。</w:t>
+              <w:t>使用者可主動向家屬或好友發起雙向視訊通話。</w:t>
             </w:r>
           </w:p>
         </w:tc>
@@ -1087,7 +1081,7 @@
               <w:rPr>
                 <w:rFonts w:ascii="Times New Roman" w:eastAsia="標楷體" w:hAnsi="Times New Roman" w:cs="Arial"/>
               </w:rPr>
-              <w:t>發起視訊通話</w:t>
+              <w:t>接聽視訊通話</w:t>
             </w:r>
           </w:p>
         </w:tc>
@@ -1110,7 +1104,7 @@
               <w:rPr>
                 <w:rFonts w:ascii="Times New Roman" w:eastAsia="標楷體" w:hAnsi="Times New Roman" w:cs="Arial"/>
               </w:rPr>
-              <w:t>使用者可主動向家屬或好友發起雙向視訊通話。</w:t>
+              <w:t>使用者可接聽來自家屬或好友的視訊來電。</w:t>
             </w:r>
           </w:p>
         </w:tc>
@@ -1169,9 +1163,21 @@
             </w:pPr>
             <w:r>
               <w:rPr>
-                <w:rFonts w:ascii="Times New Roman" w:eastAsia="標楷體" w:hAnsi="Times New Roman" w:cs="Arial"/>
-              </w:rPr>
-              <w:t>接聽視訊通話</w:t>
+                <w:rFonts w:ascii="Times New Roman" w:eastAsia="標楷體" w:hAnsi="Times New Roman" w:cs="Arial" w:hint="eastAsia"/>
+              </w:rPr>
+              <w:t>接聽</w:t>
+            </w:r>
+            <w:r>
+              <w:rPr>
+                <w:rFonts w:ascii="Times New Roman" w:eastAsia="標楷體" w:hAnsi="Times New Roman" w:cs="Arial"/>
+              </w:rPr>
+              <w:t>緊急</w:t>
+            </w:r>
+            <w:r>
+              <w:rPr>
+                <w:rFonts w:ascii="Times New Roman" w:eastAsia="標楷體" w:hAnsi="Times New Roman" w:cs="Arial" w:hint="eastAsia"/>
+              </w:rPr>
+              <w:t>通話</w:t>
             </w:r>
           </w:p>
         </w:tc>
@@ -1192,9 +1198,39 @@
             </w:pPr>
             <w:r>
               <w:rPr>
-                <w:rFonts w:ascii="Times New Roman" w:eastAsia="標楷體" w:hAnsi="Times New Roman" w:cs="Arial"/>
-              </w:rPr>
-              <w:t>使用者可接聽來自家屬或好友的視訊來電。</w:t>
+                <w:rFonts w:ascii="Times New Roman" w:eastAsia="標楷體" w:hAnsi="Times New Roman" w:cs="Arial" w:hint="eastAsia"/>
+              </w:rPr>
+              <w:t>在使用者不操作手機的情況下，</w:t>
+            </w:r>
+            <w:r>
+              <w:rPr>
+                <w:rFonts w:ascii="Times New Roman" w:eastAsia="標楷體" w:hAnsi="Times New Roman" w:cs="Arial"/>
+              </w:rPr>
+              <w:t>使用者</w:t>
+            </w:r>
+            <w:r>
+              <w:rPr>
+                <w:rFonts w:ascii="Times New Roman" w:eastAsia="標楷體" w:hAnsi="Times New Roman" w:cs="Arial" w:hint="eastAsia"/>
+              </w:rPr>
+              <w:t>的設備立刻</w:t>
+            </w:r>
+            <w:r>
+              <w:rPr>
+                <w:rFonts w:ascii="Times New Roman" w:eastAsia="標楷體" w:hAnsi="Times New Roman" w:cs="Arial"/>
+              </w:rPr>
+              <w:t>觸發緊急</w:t>
+            </w:r>
+            <w:r>
+              <w:rPr>
+                <w:rFonts w:ascii="Times New Roman" w:eastAsia="標楷體" w:hAnsi="Times New Roman" w:cs="Arial" w:hint="eastAsia"/>
+              </w:rPr>
+              <w:t>視訊來電</w:t>
+            </w:r>
+            <w:r>
+              <w:rPr>
+                <w:rFonts w:ascii="Times New Roman" w:eastAsia="標楷體" w:hAnsi="Times New Roman" w:cs="Arial"/>
+              </w:rPr>
+              <w:t>。</w:t>
             </w:r>
           </w:p>
         </w:tc>
@@ -1221,19 +1257,27 @@
         <w:tc>
           <w:tcPr>
             <w:tcW w:w="1984" w:type="dxa"/>
-            <w:vMerge/>
-            <w:vAlign w:val="center"/>
-          </w:tcPr>
-          <w:p>
-            <w:pPr>
-              <w:rPr>
-                <w:rFonts w:ascii="Times New Roman" w:eastAsia="標楷體" w:hAnsi="Times New Roman"/>
-                <w:b/>
-                <w:bCs/>
-                <w:sz w:val="28"/>
-                <w:szCs w:val="28"/>
-              </w:rPr>
-            </w:pPr>
+            <w:vMerge w:val="restart"/>
+            <w:vAlign w:val="center"/>
+          </w:tcPr>
+          <w:p>
+            <w:pPr>
+              <w:rPr>
+                <w:rFonts w:ascii="Times New Roman" w:eastAsia="標楷體" w:hAnsi="Times New Roman"/>
+                <w:b/>
+                <w:bCs/>
+                <w:sz w:val="28"/>
+                <w:szCs w:val="28"/>
+              </w:rPr>
+            </w:pPr>
+            <w:r>
+              <w:rPr>
+                <w:rFonts w:ascii="Times New Roman" w:eastAsia="標楷體" w:hAnsi="Times New Roman" w:cs="Arial"/>
+                <w:b/>
+                <w:bCs/>
+              </w:rPr>
+              <w:t>社群與好友互動</w:t>
+            </w:r>
           </w:p>
         </w:tc>
         <w:tc>
@@ -1244,24 +1288,18 @@
           <w:p>
             <w:pPr>
               <w:rPr>
-                <w:rFonts w:ascii="Times New Roman" w:eastAsia="標楷體" w:hAnsi="Times New Roman" w:hint="eastAsia"/>
-                <w:b/>
-                <w:bCs/>
-                <w:sz w:val="28"/>
-                <w:szCs w:val="28"/>
-              </w:rPr>
-            </w:pPr>
-            <w:r>
-              <w:rPr>
-                <w:rFonts w:ascii="Times New Roman" w:eastAsia="標楷體" w:hAnsi="Times New Roman" w:cs="Arial"/>
-              </w:rPr>
-              <w:t>發起緊急</w:t>
-            </w:r>
-            <w:r>
-              <w:rPr>
-                <w:rFonts w:ascii="Times New Roman" w:eastAsia="標楷體" w:hAnsi="Times New Roman" w:cs="Arial" w:hint="eastAsia"/>
-              </w:rPr>
-              <w:t>通話</w:t>
+                <w:rFonts w:ascii="Times New Roman" w:eastAsia="標楷體" w:hAnsi="Times New Roman"/>
+                <w:b/>
+                <w:bCs/>
+                <w:sz w:val="28"/>
+                <w:szCs w:val="28"/>
+              </w:rPr>
+            </w:pPr>
+            <w:r>
+              <w:rPr>
+                <w:rFonts w:ascii="Times New Roman" w:eastAsia="標楷體" w:hAnsi="Times New Roman" w:cs="Arial"/>
+              </w:rPr>
+              <w:t>查看社群貼文</w:t>
             </w:r>
           </w:p>
         </w:tc>
@@ -1284,7 +1322,7 @@
               <w:rPr>
                 <w:rFonts w:ascii="Times New Roman" w:eastAsia="標楷體" w:hAnsi="Times New Roman" w:cs="Arial"/>
               </w:rPr>
-              <w:t>使用者可觸發緊急警報以推播通知所有家屬。</w:t>
+              <w:t>使用者可瀏覽朋友圈的好友動態與家屬分享之貼文。</w:t>
             </w:r>
           </w:p>
         </w:tc>
@@ -1311,27 +1349,19 @@
         <w:tc>
           <w:tcPr>
             <w:tcW w:w="1984" w:type="dxa"/>
-            <w:vMerge w:val="restart"/>
-            <w:vAlign w:val="center"/>
-          </w:tcPr>
-          <w:p>
-            <w:pPr>
-              <w:rPr>
-                <w:rFonts w:ascii="Times New Roman" w:eastAsia="標楷體" w:hAnsi="Times New Roman"/>
-                <w:b/>
-                <w:bCs/>
-                <w:sz w:val="28"/>
-                <w:szCs w:val="28"/>
-              </w:rPr>
-            </w:pPr>
-            <w:r>
-              <w:rPr>
-                <w:rFonts w:ascii="Times New Roman" w:eastAsia="標楷體" w:hAnsi="Times New Roman" w:cs="Arial"/>
-                <w:b/>
-                <w:bCs/>
-              </w:rPr>
-              <w:t>社群與好友互動</w:t>
-            </w:r>
+            <w:vMerge/>
+            <w:vAlign w:val="center"/>
+          </w:tcPr>
+          <w:p>
+            <w:pPr>
+              <w:rPr>
+                <w:rFonts w:ascii="Times New Roman" w:eastAsia="標楷體" w:hAnsi="Times New Roman"/>
+                <w:b/>
+                <w:bCs/>
+                <w:sz w:val="28"/>
+                <w:szCs w:val="28"/>
+              </w:rPr>
+            </w:pPr>
           </w:p>
         </w:tc>
         <w:tc>
@@ -1353,7 +1383,7 @@
               <w:rPr>
                 <w:rFonts w:ascii="Times New Roman" w:eastAsia="標楷體" w:hAnsi="Times New Roman" w:cs="Arial"/>
               </w:rPr>
-              <w:t>查看社群貼文</w:t>
+              <w:t>發布社群貼文</w:t>
             </w:r>
           </w:p>
         </w:tc>
@@ -1376,7 +1406,7 @@
               <w:rPr>
                 <w:rFonts w:ascii="Times New Roman" w:eastAsia="標楷體" w:hAnsi="Times New Roman" w:cs="Arial"/>
               </w:rPr>
-              <w:t>使用者可瀏覽朋友圈的好友動態與家屬分享之貼文。</w:t>
+              <w:t>使用者可發布日常動態、錄音與照片至朋友圈。</w:t>
             </w:r>
           </w:p>
         </w:tc>
@@ -1437,7 +1467,7 @@
               <w:rPr>
                 <w:rFonts w:ascii="Times New Roman" w:eastAsia="標楷體" w:hAnsi="Times New Roman" w:cs="Arial"/>
               </w:rPr>
-              <w:t>發布社群貼文</w:t>
+              <w:t>走路養小豬</w:t>
             </w:r>
           </w:p>
         </w:tc>
@@ -1460,7 +1490,7 @@
               <w:rPr>
                 <w:rFonts w:ascii="Times New Roman" w:eastAsia="標楷體" w:hAnsi="Times New Roman" w:cs="Arial"/>
               </w:rPr>
-              <w:t>使用者可發布日常動態、錄音與照片至朋友圈。</w:t>
+              <w:t>系統將使用者每日步數轉換為虛擬小豬經驗值。</w:t>
             </w:r>
           </w:p>
         </w:tc>
@@ -1529,7 +1559,7 @@
               <w:rPr>
                 <w:rFonts w:ascii="Times New Roman" w:eastAsia="標楷體" w:hAnsi="Times New Roman" w:cs="Arial"/>
               </w:rPr>
-              <w:t>走路養小豬</w:t>
+              <w:t>查看小豬排行榜</w:t>
             </w:r>
           </w:p>
         </w:tc>
@@ -1552,7 +1582,7 @@
               <w:rPr>
                 <w:rFonts w:ascii="Times New Roman" w:eastAsia="標楷體" w:hAnsi="Times New Roman" w:cs="Arial"/>
               </w:rPr>
-              <w:t>系統將使用者每日步數轉換為虛擬小豬經驗值。</w:t>
+              <w:t>使用者可查看並比較自己與好友的小豬養成進度。</w:t>
             </w:r>
           </w:p>
         </w:tc>
@@ -1616,7 +1646,7 @@
               <w:rPr>
                 <w:rFonts w:ascii="Times New Roman" w:eastAsia="標楷體" w:hAnsi="Times New Roman" w:cs="Arial"/>
               </w:rPr>
-              <w:t>查看小豬排行榜</w:t>
+              <w:t>申請購買稀有造型</w:t>
             </w:r>
           </w:p>
         </w:tc>
@@ -1639,7 +1669,7 @@
               <w:rPr>
                 <w:rFonts w:ascii="Times New Roman" w:eastAsia="標楷體" w:hAnsi="Times New Roman" w:cs="Arial"/>
               </w:rPr>
-              <w:t>使用者可查看並比較自己與好友的小豬養成進度。</w:t>
+              <w:t>使用者可向家屬送出解鎖小豬稀有造型之付費申請。</w:t>
             </w:r>
           </w:p>
         </w:tc>
@@ -1700,7 +1730,7 @@
               <w:rPr>
                 <w:rFonts w:ascii="Times New Roman" w:eastAsia="標楷體" w:hAnsi="Times New Roman" w:cs="Arial"/>
               </w:rPr>
-              <w:t>申請購買稀有造型</w:t>
+              <w:t>註冊與綁定設備</w:t>
             </w:r>
           </w:p>
         </w:tc>
@@ -1723,7 +1753,7 @@
               <w:rPr>
                 <w:rFonts w:ascii="Times New Roman" w:eastAsia="標楷體" w:hAnsi="Times New Roman" w:cs="Arial"/>
               </w:rPr>
-              <w:t>使用者可向家屬送出解鎖小豬稀有造型之付費申請。</w:t>
+              <w:t>使用者可註冊帳號並綁定長輩裝置至家庭群組。</w:t>
             </w:r>
           </w:p>
         </w:tc>
@@ -1825,7 +1855,7 @@
               <w:rPr>
                 <w:rFonts w:ascii="Times New Roman" w:eastAsia="標楷體" w:hAnsi="Times New Roman" w:cs="Arial"/>
               </w:rPr>
-              <w:t>註冊與綁定設備</w:t>
+              <w:t>訂閱與加值付費</w:t>
             </w:r>
           </w:p>
         </w:tc>
@@ -1848,7 +1878,7 @@
               <w:rPr>
                 <w:rFonts w:ascii="Times New Roman" w:eastAsia="標楷體" w:hAnsi="Times New Roman" w:cs="Arial"/>
               </w:rPr>
-              <w:t>使用者可註冊帳號並綁定長輩裝置至家庭群組。</w:t>
+              <w:t>使用者可購買進階系統方案或儲值虛擬點數。</w:t>
             </w:r>
           </w:p>
         </w:tc>
@@ -1909,7 +1939,7 @@
               <w:rPr>
                 <w:rFonts w:ascii="Times New Roman" w:eastAsia="標楷體" w:hAnsi="Times New Roman" w:cs="Arial"/>
               </w:rPr>
-              <w:t>訂閱與加值付費</w:t>
+              <w:t>審核長輩消費申請</w:t>
             </w:r>
           </w:p>
         </w:tc>
@@ -1932,7 +1962,7 @@
               <w:rPr>
                 <w:rFonts w:ascii="Times New Roman" w:eastAsia="標楷體" w:hAnsi="Times New Roman" w:cs="Arial"/>
               </w:rPr>
-              <w:t>使用者可購買進階系統方案或儲值虛擬點數。</w:t>
+              <w:t>使用者可審核並決定是否支付長輩的虛擬商品購買請求。</w:t>
             </w:r>
           </w:p>
         </w:tc>
@@ -1993,7 +2023,19 @@
               <w:rPr>
                 <w:rFonts w:ascii="Times New Roman" w:eastAsia="標楷體" w:hAnsi="Times New Roman" w:cs="Arial"/>
               </w:rPr>
-              <w:t>審核長輩消費申請</w:t>
+              <w:t>手動</w:t>
+            </w:r>
+            <w:r>
+              <w:rPr>
+                <w:rFonts w:ascii="Times New Roman" w:eastAsia="標楷體" w:hAnsi="Times New Roman" w:cs="Arial"/>
+              </w:rPr>
+              <w:t xml:space="preserve">/AI </w:t>
+            </w:r>
+            <w:r>
+              <w:rPr>
+                <w:rFonts w:ascii="Times New Roman" w:eastAsia="標楷體" w:hAnsi="Times New Roman" w:cs="Arial"/>
+              </w:rPr>
+              <w:t>安排流程</w:t>
             </w:r>
           </w:p>
         </w:tc>
@@ -2016,7 +2058,19 @@
               <w:rPr>
                 <w:rFonts w:ascii="Times New Roman" w:eastAsia="標楷體" w:hAnsi="Times New Roman" w:cs="Arial"/>
               </w:rPr>
-              <w:t>使用者可審核並決定是否支付長輩的虛擬商品購買請求。</w:t>
+              <w:t>使用者可手動設定或透過</w:t>
+            </w:r>
+            <w:r>
+              <w:rPr>
+                <w:rFonts w:ascii="Times New Roman" w:eastAsia="標楷體" w:hAnsi="Times New Roman" w:cs="Arial"/>
+              </w:rPr>
+              <w:t xml:space="preserve"> AI </w:t>
+            </w:r>
+            <w:r>
+              <w:rPr>
+                <w:rFonts w:ascii="Times New Roman" w:eastAsia="標楷體" w:hAnsi="Times New Roman" w:cs="Arial"/>
+              </w:rPr>
+              <w:t>生成長輩的日常提醒排程。</w:t>
             </w:r>
           </w:p>
         </w:tc>
@@ -2085,19 +2139,7 @@
               <w:rPr>
                 <w:rFonts w:ascii="Times New Roman" w:eastAsia="標楷體" w:hAnsi="Times New Roman" w:cs="Arial"/>
               </w:rPr>
-              <w:t>手動</w:t>
-            </w:r>
-            <w:r>
-              <w:rPr>
-                <w:rFonts w:ascii="Times New Roman" w:eastAsia="標楷體" w:hAnsi="Times New Roman" w:cs="Arial"/>
-              </w:rPr>
-              <w:t xml:space="preserve">/AI </w:t>
-            </w:r>
-            <w:r>
-              <w:rPr>
-                <w:rFonts w:ascii="Times New Roman" w:eastAsia="標楷體" w:hAnsi="Times New Roman" w:cs="Arial"/>
-              </w:rPr>
-              <w:t>安排流程</w:t>
+              <w:t>查閱與修改排程</w:t>
             </w:r>
           </w:p>
         </w:tc>
@@ -2120,19 +2162,7 @@
               <w:rPr>
                 <w:rFonts w:ascii="Times New Roman" w:eastAsia="標楷體" w:hAnsi="Times New Roman" w:cs="Arial"/>
               </w:rPr>
-              <w:t>使用者可手動設定或透過</w:t>
-            </w:r>
-            <w:r>
-              <w:rPr>
-                <w:rFonts w:ascii="Times New Roman" w:eastAsia="標楷體" w:hAnsi="Times New Roman" w:cs="Arial"/>
-              </w:rPr>
-              <w:t xml:space="preserve"> AI </w:t>
-            </w:r>
-            <w:r>
-              <w:rPr>
-                <w:rFonts w:ascii="Times New Roman" w:eastAsia="標楷體" w:hAnsi="Times New Roman" w:cs="Arial"/>
-              </w:rPr>
-              <w:t>生成長輩的日常提醒排程。</w:t>
+              <w:t>使用者可檢視、修改或刪除長輩的各項提醒任務。</w:t>
             </w:r>
           </w:p>
         </w:tc>
@@ -2193,7 +2223,7 @@
               <w:rPr>
                 <w:rFonts w:ascii="Times New Roman" w:eastAsia="標楷體" w:hAnsi="Times New Roman" w:cs="Arial"/>
               </w:rPr>
-              <w:t>查閱與修改排程</w:t>
+              <w:t>查閱數據與情緒報告</w:t>
             </w:r>
           </w:p>
         </w:tc>
@@ -2216,7 +2246,19 @@
               <w:rPr>
                 <w:rFonts w:ascii="Times New Roman" w:eastAsia="標楷體" w:hAnsi="Times New Roman" w:cs="Arial"/>
               </w:rPr>
-              <w:t>使用者可檢視、修改或刪除長輩的各項提醒任務。</w:t>
+              <w:t>使用者可檢視長輩的任務達成率與</w:t>
+            </w:r>
+            <w:r>
+              <w:rPr>
+                <w:rFonts w:ascii="Times New Roman" w:eastAsia="標楷體" w:hAnsi="Times New Roman" w:cs="Arial"/>
+              </w:rPr>
+              <w:t xml:space="preserve"> AI </w:t>
+            </w:r>
+            <w:r>
+              <w:rPr>
+                <w:rFonts w:ascii="Times New Roman" w:eastAsia="標楷體" w:hAnsi="Times New Roman" w:cs="Arial"/>
+              </w:rPr>
+              <w:t>情緒分析報告。</w:t>
             </w:r>
           </w:p>
         </w:tc>
@@ -2285,7 +2327,7 @@
               <w:rPr>
                 <w:rFonts w:ascii="Times New Roman" w:eastAsia="標楷體" w:hAnsi="Times New Roman" w:cs="Arial"/>
               </w:rPr>
-              <w:t>查閱數據與情緒報告</w:t>
+              <w:t>遠端單向影像監控</w:t>
             </w:r>
           </w:p>
         </w:tc>
@@ -2308,19 +2350,7 @@
               <w:rPr>
                 <w:rFonts w:ascii="Times New Roman" w:eastAsia="標楷體" w:hAnsi="Times New Roman" w:cs="Arial"/>
               </w:rPr>
-              <w:t>使用者可檢視長輩的任務達成率與</w:t>
-            </w:r>
-            <w:r>
-              <w:rPr>
-                <w:rFonts w:ascii="Times New Roman" w:eastAsia="標楷體" w:hAnsi="Times New Roman" w:cs="Arial"/>
-              </w:rPr>
-              <w:t xml:space="preserve"> AI </w:t>
-            </w:r>
-            <w:r>
-              <w:rPr>
-                <w:rFonts w:ascii="Times New Roman" w:eastAsia="標楷體" w:hAnsi="Times New Roman" w:cs="Arial"/>
-              </w:rPr>
-              <w:t>情緒分析報告。</w:t>
+              <w:t>使用者可遠端開啟長輩舊手機鏡頭查看即時影像。</w:t>
             </w:r>
           </w:p>
         </w:tc>
@@ -2381,7 +2411,7 @@
               <w:rPr>
                 <w:rFonts w:ascii="Times New Roman" w:eastAsia="標楷體" w:hAnsi="Times New Roman" w:cs="Arial"/>
               </w:rPr>
-              <w:t>遠端單向影像監控</w:t>
+              <w:t>獲取長者定位與導航</w:t>
             </w:r>
           </w:p>
         </w:tc>
@@ -2404,7 +2434,19 @@
               <w:rPr>
                 <w:rFonts w:ascii="Times New Roman" w:eastAsia="標楷體" w:hAnsi="Times New Roman" w:cs="Arial"/>
               </w:rPr>
-              <w:t>使用者可遠端開啟長輩舊手機鏡頭查看即時影像。</w:t>
+              <w:t>系統依據長者手機</w:t>
+            </w:r>
+            <w:r>
+              <w:rPr>
+                <w:rFonts w:ascii="Times New Roman" w:eastAsia="標楷體" w:hAnsi="Times New Roman" w:cs="Arial"/>
+              </w:rPr>
+              <w:t xml:space="preserve"> GPS </w:t>
+            </w:r>
+            <w:r>
+              <w:rPr>
+                <w:rFonts w:ascii="Times New Roman" w:eastAsia="標楷體" w:hAnsi="Times New Roman" w:cs="Arial"/>
+              </w:rPr>
+              <w:t>定位提供家屬前往該處的最佳交通路徑。</w:t>
             </w:r>
           </w:p>
         </w:tc>
@@ -2465,7 +2507,7 @@
               <w:rPr>
                 <w:rFonts w:ascii="Times New Roman" w:eastAsia="標楷體" w:hAnsi="Times New Roman" w:cs="Arial"/>
               </w:rPr>
-              <w:t>獲取長者定位與導航</w:t>
+              <w:t>發布與查看貼文</w:t>
             </w:r>
           </w:p>
         </w:tc>
@@ -2488,19 +2530,7 @@
               <w:rPr>
                 <w:rFonts w:ascii="Times New Roman" w:eastAsia="標楷體" w:hAnsi="Times New Roman" w:cs="Arial"/>
               </w:rPr>
-              <w:t>系統依據長者手機</w:t>
-            </w:r>
-            <w:r>
-              <w:rPr>
-                <w:rFonts w:ascii="Times New Roman" w:eastAsia="標楷體" w:hAnsi="Times New Roman" w:cs="Arial"/>
-              </w:rPr>
-              <w:t xml:space="preserve"> GPS </w:t>
-            </w:r>
-            <w:r>
-              <w:rPr>
-                <w:rFonts w:ascii="Times New Roman" w:eastAsia="標楷體" w:hAnsi="Times New Roman" w:cs="Arial"/>
-              </w:rPr>
-              <w:t>定位提供家屬前往該處的最佳交通路徑。</w:t>
+              <w:t>使用者可於社群板發布動態或與長輩的貼文進行互動。</w:t>
             </w:r>
           </w:p>
         </w:tc>
@@ -2567,18 +2597,16 @@
             </w:pPr>
             <w:r>
               <w:rPr>
-                <w:rFonts w:ascii="Times New Roman" w:eastAsia="標楷體" w:hAnsi="Times New Roman" w:cs="Arial"/>
-              </w:rPr>
-              <w:t>發布與</w:t>
-            </w:r>
-            <w:proofErr w:type="gramStart"/>
-            <w:r>
-              <w:rPr>
-                <w:rFonts w:ascii="Times New Roman" w:eastAsia="標楷體" w:hAnsi="Times New Roman" w:cs="Arial"/>
-              </w:rPr>
-              <w:t>查看貼文</w:t>
-            </w:r>
-            <w:proofErr w:type="gramEnd"/>
+                <w:rFonts w:ascii="Times New Roman" w:eastAsia="標楷體" w:hAnsi="Times New Roman" w:cs="Arial" w:hint="eastAsia"/>
+              </w:rPr>
+              <w:t>撥打</w:t>
+            </w:r>
+            <w:r>
+              <w:rPr>
+                <w:rFonts w:ascii="Times New Roman" w:eastAsia="標楷體" w:hAnsi="Times New Roman" w:cs="Arial"/>
+              </w:rPr>
+              <w:t>緊急通訊</w:t>
+            </w:r>
           </w:p>
         </w:tc>
         <w:tc>
@@ -2600,7 +2628,7 @@
               <w:rPr>
                 <w:rFonts w:ascii="Times New Roman" w:eastAsia="標楷體" w:hAnsi="Times New Roman" w:cs="Arial"/>
               </w:rPr>
-              <w:t>使用者可於社群板發布動態或與長輩的貼文進行互動。</w:t>
+              <w:t>使用者可與長輩收發訊息、發起一般視訊或緊急通話。</w:t>
             </w:r>
           </w:p>
         </w:tc>
@@ -2659,15 +2687,9 @@
             </w:pPr>
             <w:r>
               <w:rPr>
-                <w:rFonts w:ascii="Times New Roman" w:eastAsia="標楷體" w:hAnsi="Times New Roman" w:cs="Arial" w:hint="eastAsia"/>
-              </w:rPr>
-              <w:t>撥打</w:t>
-            </w:r>
-            <w:r>
-              <w:rPr>
-                <w:rFonts w:ascii="Times New Roman" w:eastAsia="標楷體" w:hAnsi="Times New Roman" w:cs="Arial"/>
-              </w:rPr>
-              <w:t>緊急通訊</w:t>
+                <w:rFonts w:ascii="Times New Roman" w:eastAsia="標楷體" w:hAnsi="Times New Roman" w:cs="Arial"/>
+              </w:rPr>
+              <w:t>狀態與日誌監控</w:t>
             </w:r>
           </w:p>
         </w:tc>
@@ -2690,7 +2712,7 @@
               <w:rPr>
                 <w:rFonts w:ascii="Times New Roman" w:eastAsia="標楷體" w:hAnsi="Times New Roman" w:cs="Arial"/>
               </w:rPr>
-              <w:t>使用者可與長輩收發訊息、發起一般視訊或緊急通話。</w:t>
+              <w:t>管理者可監控伺服器資源使用率與查看系統錯誤日誌。</w:t>
             </w:r>
           </w:p>
         </w:tc>
@@ -2766,7 +2788,7 @@
               <w:rPr>
                 <w:rFonts w:ascii="Times New Roman" w:eastAsia="標楷體" w:hAnsi="Times New Roman" w:cs="Arial"/>
               </w:rPr>
-              <w:t>狀態與日誌監控</w:t>
+              <w:t>模型調優與監控</w:t>
             </w:r>
           </w:p>
         </w:tc>
@@ -2789,7 +2811,31 @@
               <w:rPr>
                 <w:rFonts w:ascii="Times New Roman" w:eastAsia="標楷體" w:hAnsi="Times New Roman" w:cs="Arial"/>
               </w:rPr>
-              <w:t>管理者可監控伺服器資源使用率與查看系統錯誤日誌。</w:t>
+              <w:t>管理者可調整</w:t>
+            </w:r>
+            <w:r>
+              <w:rPr>
+                <w:rFonts w:ascii="Times New Roman" w:eastAsia="標楷體" w:hAnsi="Times New Roman" w:cs="Arial"/>
+              </w:rPr>
+              <w:t xml:space="preserve"> AI </w:t>
+            </w:r>
+            <w:r>
+              <w:rPr>
+                <w:rFonts w:ascii="Times New Roman" w:eastAsia="標楷體" w:hAnsi="Times New Roman" w:cs="Arial"/>
+              </w:rPr>
+              <w:t>系統提示詞並監控外部</w:t>
+            </w:r>
+            <w:r>
+              <w:rPr>
+                <w:rFonts w:ascii="Times New Roman" w:eastAsia="標楷體" w:hAnsi="Times New Roman" w:cs="Arial"/>
+              </w:rPr>
+              <w:t xml:space="preserve"> API </w:t>
+            </w:r>
+            <w:r>
+              <w:rPr>
+                <w:rFonts w:ascii="Times New Roman" w:eastAsia="標楷體" w:hAnsi="Times New Roman" w:cs="Arial"/>
+              </w:rPr>
+              <w:t>消耗量。</w:t>
             </w:r>
           </w:p>
         </w:tc>
@@ -2861,19 +2907,11 @@
                 <w:szCs w:val="28"/>
               </w:rPr>
             </w:pPr>
-            <w:proofErr w:type="gramStart"/>
-            <w:r>
-              <w:rPr>
-                <w:rFonts w:ascii="Times New Roman" w:eastAsia="標楷體" w:hAnsi="Times New Roman" w:cs="Arial"/>
-              </w:rPr>
-              <w:t>模型調優與</w:t>
-            </w:r>
-            <w:proofErr w:type="gramEnd"/>
-            <w:r>
-              <w:rPr>
-                <w:rFonts w:ascii="Times New Roman" w:eastAsia="標楷體" w:hAnsi="Times New Roman" w:cs="Arial"/>
-              </w:rPr>
-              <w:t>監控</w:t>
+            <w:r>
+              <w:rPr>
+                <w:rFonts w:ascii="Times New Roman" w:eastAsia="標楷體" w:hAnsi="Times New Roman" w:cs="Arial"/>
+              </w:rPr>
+              <w:t>分配虛擬養成資源</w:t>
             </w:r>
           </w:p>
         </w:tc>
@@ -2896,31 +2934,7 @@
               <w:rPr>
                 <w:rFonts w:ascii="Times New Roman" w:eastAsia="標楷體" w:hAnsi="Times New Roman" w:cs="Arial"/>
               </w:rPr>
-              <w:t>管理者可調整</w:t>
-            </w:r>
-            <w:r>
-              <w:rPr>
-                <w:rFonts w:ascii="Times New Roman" w:eastAsia="標楷體" w:hAnsi="Times New Roman" w:cs="Arial"/>
-              </w:rPr>
-              <w:t xml:space="preserve"> AI </w:t>
-            </w:r>
-            <w:r>
-              <w:rPr>
-                <w:rFonts w:ascii="Times New Roman" w:eastAsia="標楷體" w:hAnsi="Times New Roman" w:cs="Arial"/>
-              </w:rPr>
-              <w:t>系統提示詞並監控外部</w:t>
-            </w:r>
-            <w:r>
-              <w:rPr>
-                <w:rFonts w:ascii="Times New Roman" w:eastAsia="標楷體" w:hAnsi="Times New Roman" w:cs="Arial"/>
-              </w:rPr>
-              <w:t xml:space="preserve"> API </w:t>
-            </w:r>
-            <w:r>
-              <w:rPr>
-                <w:rFonts w:ascii="Times New Roman" w:eastAsia="標楷體" w:hAnsi="Times New Roman" w:cs="Arial"/>
-              </w:rPr>
-              <w:t>消耗量。</w:t>
+              <w:t>管理者可發放指定小豬造型或虛擬成就予特定使用者。</w:t>
             </w:r>
           </w:p>
         </w:tc>
@@ -2989,7 +3003,7 @@
               <w:rPr>
                 <w:rFonts w:ascii="Times New Roman" w:eastAsia="標楷體" w:hAnsi="Times New Roman" w:cs="Arial"/>
               </w:rPr>
-              <w:t>分配虛擬養成資源</w:t>
+              <w:t>調整家屬訂閱層級</w:t>
             </w:r>
           </w:p>
         </w:tc>
@@ -3012,7 +3026,7 @@
               <w:rPr>
                 <w:rFonts w:ascii="Times New Roman" w:eastAsia="標楷體" w:hAnsi="Times New Roman" w:cs="Arial"/>
               </w:rPr>
-              <w:t>管理者可發放指定小豬造型或虛擬成就予特定使用者。</w:t>
+              <w:t>管理者可手動修改特定家屬帳號的付費訂閱方案狀態。</w:t>
             </w:r>
           </w:p>
         </w:tc>
@@ -3073,7 +3087,7 @@
               <w:rPr>
                 <w:rFonts w:ascii="Times New Roman" w:eastAsia="標楷體" w:hAnsi="Times New Roman" w:cs="Arial"/>
               </w:rPr>
-              <w:t>調整家屬訂閱層級</w:t>
+              <w:t>發放虛擬貨幣點數</w:t>
             </w:r>
           </w:p>
         </w:tc>
@@ -3096,7 +3110,7 @@
               <w:rPr>
                 <w:rFonts w:ascii="Times New Roman" w:eastAsia="標楷體" w:hAnsi="Times New Roman" w:cs="Arial"/>
               </w:rPr>
-              <w:t>管理者可手動修改特定家屬帳號的付費訂閱方案狀態。</w:t>
+              <w:t>管理者可發放平台虛擬點數供使用者於系統內消費使用。</w:t>
             </w:r>
           </w:p>
         </w:tc>
@@ -3157,7 +3171,7 @@
               <w:rPr>
                 <w:rFonts w:ascii="Times New Roman" w:eastAsia="標楷體" w:hAnsi="Times New Roman" w:cs="Arial"/>
               </w:rPr>
-              <w:t>發放虛擬貨幣點數</w:t>
+              <w:t>解鎖進階語音包</w:t>
             </w:r>
           </w:p>
         </w:tc>
@@ -3180,7 +3194,19 @@
               <w:rPr>
                 <w:rFonts w:ascii="Times New Roman" w:eastAsia="標楷體" w:hAnsi="Times New Roman" w:cs="Arial"/>
               </w:rPr>
-              <w:t>管理者可發放平台虛擬點數供使用者於系統內消費使用。</w:t>
+              <w:t>管理者可為特定使用者解鎖特殊的</w:t>
+            </w:r>
+            <w:r>
+              <w:rPr>
+                <w:rFonts w:ascii="Times New Roman" w:eastAsia="標楷體" w:hAnsi="Times New Roman" w:cs="Arial"/>
+              </w:rPr>
+              <w:t xml:space="preserve"> AI </w:t>
+            </w:r>
+            <w:r>
+              <w:rPr>
+                <w:rFonts w:ascii="Times New Roman" w:eastAsia="標楷體" w:hAnsi="Times New Roman" w:cs="Arial"/>
+              </w:rPr>
+              <w:t>語音包或聲紋權限。</w:t>
             </w:r>
           </w:p>
         </w:tc>
@@ -3241,7 +3267,7 @@
               <w:rPr>
                 <w:rFonts w:ascii="Times New Roman" w:eastAsia="標楷體" w:hAnsi="Times New Roman" w:cs="Arial"/>
               </w:rPr>
-              <w:t>解鎖進階語音包</w:t>
+              <w:t>擴充雲端儲存空間</w:t>
             </w:r>
           </w:p>
         </w:tc>
@@ -3264,19 +3290,7 @@
               <w:rPr>
                 <w:rFonts w:ascii="Times New Roman" w:eastAsia="標楷體" w:hAnsi="Times New Roman" w:cs="Arial"/>
               </w:rPr>
-              <w:t>管理者可為特定使用者解鎖特殊的</w:t>
-            </w:r>
-            <w:r>
-              <w:rPr>
-                <w:rFonts w:ascii="Times New Roman" w:eastAsia="標楷體" w:hAnsi="Times New Roman" w:cs="Arial"/>
-              </w:rPr>
-              <w:t xml:space="preserve"> AI </w:t>
-            </w:r>
-            <w:r>
-              <w:rPr>
-                <w:rFonts w:ascii="Times New Roman" w:eastAsia="標楷體" w:hAnsi="Times New Roman" w:cs="Arial"/>
-              </w:rPr>
-              <w:t>語音包或聲紋權限。</w:t>
+              <w:t>管理者可調整特定家庭的影音與回憶錄雲端儲存容量上限。</w:t>
             </w:r>
           </w:p>
         </w:tc>
@@ -3337,7 +3351,7 @@
               <w:rPr>
                 <w:rFonts w:ascii="Times New Roman" w:eastAsia="標楷體" w:hAnsi="Times New Roman" w:cs="Arial"/>
               </w:rPr>
-              <w:t>擴充雲端儲存空間</w:t>
+              <w:t>帳號狀態管理</w:t>
             </w:r>
           </w:p>
         </w:tc>
@@ -3360,7 +3374,7 @@
               <w:rPr>
                 <w:rFonts w:ascii="Times New Roman" w:eastAsia="標楷體" w:hAnsi="Times New Roman" w:cs="Arial"/>
               </w:rPr>
-              <w:t>管理者可調整特定家庭的影音與回憶錄雲端儲存容量上限。</w:t>
+              <w:t>管理者可對異常帳號進行停權或處理金流異常之紀錄。</w:t>
             </w:r>
           </w:p>
         </w:tc>
@@ -3432,12 +3446,6 @@
                 <w:szCs w:val="28"/>
               </w:rPr>
             </w:pPr>
-            <w:r>
-              <w:rPr>
-                <w:rFonts w:ascii="Times New Roman" w:eastAsia="標楷體" w:hAnsi="Times New Roman" w:cs="Arial"/>
-              </w:rPr>
-              <w:t>帳號狀態管理</w:t>
-            </w:r>
           </w:p>
         </w:tc>
         <w:tc>
@@ -3455,12 +3463,6 @@
                 <w:szCs w:val="28"/>
               </w:rPr>
             </w:pPr>
-            <w:r>
-              <w:rPr>
-                <w:rFonts w:ascii="Times New Roman" w:eastAsia="標楷體" w:hAnsi="Times New Roman" w:cs="Arial"/>
-              </w:rPr>
-              <w:t>管理者可對異常帳號進行停權或處理金流異常之紀錄。</w:t>
-            </w:r>
           </w:p>
         </w:tc>
       </w:tr>
@@ -3494,7 +3496,6 @@
           <w:sz w:val="28"/>
           <w:szCs w:val="28"/>
         </w:rPr>
-        <w:lastRenderedPageBreak/>
         <w:t>非功能性需求</w:t>
       </w:r>
     </w:p>
@@ -3520,6 +3521,7 @@
           <w:sz w:val="28"/>
           <w:szCs w:val="28"/>
         </w:rPr>
+        <w:lastRenderedPageBreak/>
         <w:t>即時性：</w:t>
       </w:r>
       <w:r>
@@ -4067,7 +4069,6 @@
           <w:sz w:val="28"/>
           <w:szCs w:val="28"/>
         </w:rPr>
-        <w:lastRenderedPageBreak/>
         <w:t>合規性：</w:t>
       </w:r>
       <w:r>
@@ -4076,7 +4077,16 @@
           <w:sz w:val="28"/>
           <w:szCs w:val="28"/>
         </w:rPr>
-        <w:t>系統設計與資料處理需符合台灣個人資料保護法等相關法規，確保使用者隱私數據之蒐集與運用皆取得明確同意。</w:t>
+        <w:t>系統設計與資料處理需符合台灣個人資料保護法等相關法規，</w:t>
+      </w:r>
+      <w:r>
+        <w:rPr>
+          <w:rFonts w:ascii="Times New Roman" w:eastAsia="標楷體" w:hAnsi="Times New Roman"/>
+          <w:sz w:val="28"/>
+          <w:szCs w:val="28"/>
+        </w:rPr>
+        <w:lastRenderedPageBreak/>
+        <w:t>確保使用者隱私數據之蒐集與運用皆取得明確同意。</w:t>
       </w:r>
     </w:p>
     <w:p>

--- a/Documents/Chapter 5.docx
+++ b/Documents/Chapter 5.docx
@@ -1263,20 +1263,26 @@
           <w:p>
             <w:pPr>
               <w:rPr>
-                <w:rFonts w:ascii="Times New Roman" w:eastAsia="標楷體" w:hAnsi="Times New Roman"/>
-                <w:b/>
-                <w:bCs/>
-                <w:sz w:val="28"/>
-                <w:szCs w:val="28"/>
-              </w:rPr>
-            </w:pPr>
-            <w:r>
-              <w:rPr>
-                <w:rFonts w:ascii="Times New Roman" w:eastAsia="標楷體" w:hAnsi="Times New Roman" w:cs="Arial"/>
-                <w:b/>
-                <w:bCs/>
-              </w:rPr>
-              <w:t>社群與好友互動</w:t>
+                <w:rFonts w:ascii="Times New Roman" w:eastAsia="標楷體" w:hAnsi="Times New Roman" w:cs="Arial"/>
+                <w:b/>
+                <w:bCs/>
+              </w:rPr>
+            </w:pPr>
+            <w:r>
+              <w:rPr>
+                <w:rFonts w:ascii="Times New Roman" w:eastAsia="標楷體" w:hAnsi="Times New Roman" w:cs="Arial"/>
+                <w:b/>
+                <w:bCs/>
+              </w:rPr>
+              <w:t>社群</w:t>
+            </w:r>
+            <w:r>
+              <w:rPr>
+                <w:rFonts w:ascii="Times New Roman" w:eastAsia="標楷體" w:hAnsi="Times New Roman" w:cs="Arial" w:hint="eastAsia"/>
+                <w:b/>
+                <w:bCs/>
+              </w:rPr>
+              <w:t>互動</w:t>
             </w:r>
           </w:p>
         </w:tc>
@@ -1355,11 +1361,9 @@
           <w:p>
             <w:pPr>
               <w:rPr>
-                <w:rFonts w:ascii="Times New Roman" w:eastAsia="標楷體" w:hAnsi="Times New Roman"/>
-                <w:b/>
-                <w:bCs/>
-                <w:sz w:val="28"/>
-                <w:szCs w:val="28"/>
+                <w:rFonts w:ascii="Times New Roman" w:eastAsia="標楷體" w:hAnsi="Times New Roman" w:cs="Arial"/>
+                <w:b/>
+                <w:bCs/>
               </w:rPr>
             </w:pPr>
           </w:p>
@@ -1372,11 +1376,7 @@
           <w:p>
             <w:pPr>
               <w:rPr>
-                <w:rFonts w:ascii="Times New Roman" w:eastAsia="標楷體" w:hAnsi="Times New Roman"/>
-                <w:b/>
-                <w:bCs/>
-                <w:sz w:val="28"/>
-                <w:szCs w:val="28"/>
+                <w:rFonts w:ascii="Times New Roman" w:eastAsia="標楷體" w:hAnsi="Times New Roman" w:cs="Arial"/>
               </w:rPr>
             </w:pPr>
             <w:r>
@@ -1395,11 +1395,7 @@
           <w:p>
             <w:pPr>
               <w:rPr>
-                <w:rFonts w:ascii="Times New Roman" w:eastAsia="標楷體" w:hAnsi="Times New Roman"/>
-                <w:b/>
-                <w:bCs/>
-                <w:sz w:val="28"/>
-                <w:szCs w:val="28"/>
+                <w:rFonts w:ascii="Times New Roman" w:eastAsia="標楷體" w:hAnsi="Times New Roman" w:cs="Arial"/>
               </w:rPr>
             </w:pPr>
             <w:r>
@@ -1465,9 +1461,9 @@
             </w:pPr>
             <w:r>
               <w:rPr>
-                <w:rFonts w:ascii="Times New Roman" w:eastAsia="標楷體" w:hAnsi="Times New Roman" w:cs="Arial"/>
-              </w:rPr>
-              <w:t>走路養小豬</w:t>
+                <w:rFonts w:ascii="Times New Roman" w:eastAsia="標楷體" w:hAnsi="Times New Roman" w:cs="Arial" w:hint="eastAsia"/>
+              </w:rPr>
+              <w:t>查看與收聽新聞</w:t>
             </w:r>
           </w:p>
         </w:tc>
@@ -1479,18 +1475,14 @@
           <w:p>
             <w:pPr>
               <w:rPr>
-                <w:rFonts w:ascii="Times New Roman" w:eastAsia="標楷體" w:hAnsi="Times New Roman"/>
-                <w:b/>
-                <w:bCs/>
-                <w:sz w:val="28"/>
-                <w:szCs w:val="28"/>
-              </w:rPr>
-            </w:pPr>
-            <w:r>
-              <w:rPr>
-                <w:rFonts w:ascii="Times New Roman" w:eastAsia="標楷體" w:hAnsi="Times New Roman" w:cs="Arial"/>
-              </w:rPr>
-              <w:t>系統將使用者每日步數轉換為虛擬小豬經驗值。</w:t>
+                <w:rFonts w:ascii="Times New Roman" w:eastAsia="標楷體" w:hAnsi="Times New Roman" w:cs="Arial"/>
+              </w:rPr>
+            </w:pPr>
+            <w:r>
+              <w:rPr>
+                <w:rFonts w:ascii="Times New Roman" w:eastAsia="標楷體" w:hAnsi="Times New Roman" w:cs="Arial" w:hint="eastAsia"/>
+              </w:rPr>
+              <w:t>使用者可以查看或收聽每日新聞內容。</w:t>
             </w:r>
           </w:p>
         </w:tc>
@@ -1532,12 +1524,96 @@
             </w:pPr>
             <w:r>
               <w:rPr>
-                <w:rFonts w:ascii="Times New Roman" w:eastAsia="標楷體" w:hAnsi="Times New Roman" w:cs="Arial"/>
-                <w:b/>
-                <w:bCs/>
-              </w:rPr>
-              <w:t>趣味與養成互動</w:t>
-            </w:r>
+                <w:rFonts w:ascii="Times New Roman" w:eastAsia="標楷體" w:hAnsi="Times New Roman" w:cs="Arial" w:hint="eastAsia"/>
+                <w:b/>
+                <w:bCs/>
+              </w:rPr>
+              <w:t>趣味養成</w:t>
+            </w:r>
+          </w:p>
+        </w:tc>
+        <w:tc>
+          <w:tcPr>
+            <w:tcW w:w="2410" w:type="dxa"/>
+            <w:vAlign w:val="center"/>
+          </w:tcPr>
+          <w:p>
+            <w:pPr>
+              <w:rPr>
+                <w:rFonts w:ascii="Times New Roman" w:eastAsia="標楷體" w:hAnsi="Times New Roman"/>
+                <w:b/>
+                <w:bCs/>
+                <w:sz w:val="28"/>
+                <w:szCs w:val="28"/>
+              </w:rPr>
+            </w:pPr>
+            <w:r>
+              <w:rPr>
+                <w:rFonts w:ascii="Times New Roman" w:eastAsia="標楷體" w:hAnsi="Times New Roman" w:cs="Arial"/>
+              </w:rPr>
+              <w:t>走路養小豬</w:t>
+            </w:r>
+          </w:p>
+        </w:tc>
+        <w:tc>
+          <w:tcPr>
+            <w:tcW w:w="4246" w:type="dxa"/>
+            <w:vAlign w:val="center"/>
+          </w:tcPr>
+          <w:p>
+            <w:pPr>
+              <w:rPr>
+                <w:rFonts w:ascii="Times New Roman" w:eastAsia="標楷體" w:hAnsi="Times New Roman"/>
+                <w:b/>
+                <w:bCs/>
+                <w:sz w:val="28"/>
+                <w:szCs w:val="28"/>
+              </w:rPr>
+            </w:pPr>
+            <w:r>
+              <w:rPr>
+                <w:rFonts w:ascii="Times New Roman" w:eastAsia="標楷體" w:hAnsi="Times New Roman" w:cs="Arial"/>
+              </w:rPr>
+              <w:t>系統將使用者每日步數轉換為虛擬小豬經驗值。</w:t>
+            </w:r>
+          </w:p>
+        </w:tc>
+      </w:tr>
+      <w:tr>
+        <w:tc>
+          <w:tcPr>
+            <w:tcW w:w="988" w:type="dxa"/>
+            <w:vMerge/>
+            <w:vAlign w:val="center"/>
+          </w:tcPr>
+          <w:p>
+            <w:pPr>
+              <w:rPr>
+                <w:rFonts w:ascii="Times New Roman" w:eastAsia="標楷體" w:hAnsi="Times New Roman"/>
+                <w:b/>
+                <w:bCs/>
+                <w:sz w:val="28"/>
+                <w:szCs w:val="28"/>
+              </w:rPr>
+            </w:pPr>
+          </w:p>
+        </w:tc>
+        <w:tc>
+          <w:tcPr>
+            <w:tcW w:w="1984" w:type="dxa"/>
+            <w:vMerge/>
+            <w:vAlign w:val="center"/>
+          </w:tcPr>
+          <w:p>
+            <w:pPr>
+              <w:rPr>
+                <w:rFonts w:ascii="Times New Roman" w:eastAsia="標楷體" w:hAnsi="Times New Roman"/>
+                <w:b/>
+                <w:bCs/>
+                <w:sz w:val="28"/>
+                <w:szCs w:val="28"/>
+              </w:rPr>
+            </w:pPr>
           </w:p>
         </w:tc>
         <w:tc>
@@ -1696,19 +1772,51 @@
         <w:tc>
           <w:tcPr>
             <w:tcW w:w="1984" w:type="dxa"/>
-            <w:vMerge/>
-            <w:vAlign w:val="center"/>
-          </w:tcPr>
-          <w:p>
-            <w:pPr>
-              <w:rPr>
-                <w:rFonts w:ascii="Times New Roman" w:eastAsia="標楷體" w:hAnsi="Times New Roman"/>
-                <w:b/>
-                <w:bCs/>
-                <w:sz w:val="28"/>
-                <w:szCs w:val="28"/>
-              </w:rPr>
-            </w:pPr>
+            <w:vMerge w:val="restart"/>
+            <w:vAlign w:val="center"/>
+          </w:tcPr>
+          <w:p>
+            <w:pPr>
+              <w:rPr>
+                <w:rFonts w:ascii="Times New Roman" w:eastAsia="標楷體" w:hAnsi="Times New Roman"/>
+                <w:b/>
+                <w:bCs/>
+                <w:sz w:val="28"/>
+                <w:szCs w:val="28"/>
+              </w:rPr>
+            </w:pPr>
+            <w:r>
+              <w:rPr>
+                <w:rFonts w:ascii="Times New Roman" w:eastAsia="標楷體" w:hAnsi="Times New Roman" w:cs="Arial"/>
+                <w:b/>
+                <w:bCs/>
+              </w:rPr>
+              <w:t>帳號與</w:t>
+            </w:r>
+            <w:r>
+              <w:rPr>
+                <w:rFonts w:ascii="Times New Roman" w:eastAsia="標楷體" w:hAnsi="Times New Roman" w:cs="Arial" w:hint="eastAsia"/>
+                <w:b/>
+                <w:bCs/>
+              </w:rPr>
+              <w:t>設備</w:t>
+            </w:r>
+            <w:r>
+              <w:rPr>
+                <w:rFonts w:ascii="Times New Roman" w:eastAsia="標楷體" w:hAnsi="Times New Roman" w:cs="Arial" w:hint="eastAsia"/>
+                <w:b/>
+                <w:bCs/>
+              </w:rPr>
+              <w:t>管</w:t>
+            </w:r>
+            <w:r>
+              <w:rPr>
+                <w:rFonts w:ascii="Times New Roman" w:eastAsia="標楷體" w:hAnsi="Times New Roman" w:cs="Arial"/>
+                <w:b/>
+                <w:bCs/>
+              </w:rPr>
+              <w:t>理</w:t>
+            </w:r>
           </w:p>
         </w:tc>
         <w:tc>
@@ -1781,9 +1889,284 @@
                 <w:b/>
                 <w:bCs/>
               </w:rPr>
-              <w:lastRenderedPageBreak/>
               <w:t>家屬</w:t>
             </w:r>
+          </w:p>
+        </w:tc>
+        <w:tc>
+          <w:tcPr>
+            <w:tcW w:w="1984" w:type="dxa"/>
+            <w:vMerge/>
+            <w:vAlign w:val="center"/>
+          </w:tcPr>
+          <w:p>
+            <w:pPr>
+              <w:rPr>
+                <w:rFonts w:ascii="Times New Roman" w:eastAsia="標楷體" w:hAnsi="Times New Roman"/>
+                <w:b/>
+                <w:bCs/>
+                <w:sz w:val="28"/>
+                <w:szCs w:val="28"/>
+              </w:rPr>
+            </w:pPr>
+          </w:p>
+        </w:tc>
+        <w:tc>
+          <w:tcPr>
+            <w:tcW w:w="2410" w:type="dxa"/>
+            <w:vAlign w:val="center"/>
+          </w:tcPr>
+          <w:p>
+            <w:pPr>
+              <w:rPr>
+                <w:rFonts w:ascii="Times New Roman" w:eastAsia="標楷體" w:hAnsi="Times New Roman"/>
+                <w:b/>
+                <w:bCs/>
+                <w:sz w:val="28"/>
+                <w:szCs w:val="28"/>
+              </w:rPr>
+            </w:pPr>
+            <w:r>
+              <w:rPr>
+                <w:rFonts w:ascii="Times New Roman" w:eastAsia="標楷體" w:hAnsi="Times New Roman" w:cs="Arial"/>
+              </w:rPr>
+              <w:t>訂閱與加值付費</w:t>
+            </w:r>
+          </w:p>
+        </w:tc>
+        <w:tc>
+          <w:tcPr>
+            <w:tcW w:w="4246" w:type="dxa"/>
+            <w:vAlign w:val="center"/>
+          </w:tcPr>
+          <w:p>
+            <w:pPr>
+              <w:rPr>
+                <w:rFonts w:ascii="Times New Roman" w:eastAsia="標楷體" w:hAnsi="Times New Roman"/>
+                <w:b/>
+                <w:bCs/>
+                <w:sz w:val="28"/>
+                <w:szCs w:val="28"/>
+              </w:rPr>
+            </w:pPr>
+            <w:r>
+              <w:rPr>
+                <w:rFonts w:ascii="Times New Roman" w:eastAsia="標楷體" w:hAnsi="Times New Roman" w:cs="Arial"/>
+              </w:rPr>
+              <w:t>使用者可購買進階系統方案或儲值虛擬點數。</w:t>
+            </w:r>
+          </w:p>
+        </w:tc>
+      </w:tr>
+      <w:tr>
+        <w:tc>
+          <w:tcPr>
+            <w:tcW w:w="988" w:type="dxa"/>
+            <w:vMerge/>
+            <w:vAlign w:val="center"/>
+          </w:tcPr>
+          <w:p>
+            <w:pPr>
+              <w:rPr>
+                <w:rFonts w:ascii="Times New Roman" w:eastAsia="標楷體" w:hAnsi="Times New Roman"/>
+                <w:b/>
+                <w:bCs/>
+                <w:sz w:val="28"/>
+                <w:szCs w:val="28"/>
+              </w:rPr>
+            </w:pPr>
+          </w:p>
+        </w:tc>
+        <w:tc>
+          <w:tcPr>
+            <w:tcW w:w="1984" w:type="dxa"/>
+            <w:vMerge/>
+            <w:vAlign w:val="center"/>
+          </w:tcPr>
+          <w:p>
+            <w:pPr>
+              <w:rPr>
+                <w:rFonts w:ascii="Times New Roman" w:eastAsia="標楷體" w:hAnsi="Times New Roman"/>
+                <w:b/>
+                <w:bCs/>
+                <w:sz w:val="28"/>
+                <w:szCs w:val="28"/>
+              </w:rPr>
+            </w:pPr>
+          </w:p>
+        </w:tc>
+        <w:tc>
+          <w:tcPr>
+            <w:tcW w:w="2410" w:type="dxa"/>
+            <w:vAlign w:val="center"/>
+          </w:tcPr>
+          <w:p>
+            <w:pPr>
+              <w:rPr>
+                <w:rFonts w:ascii="Times New Roman" w:eastAsia="標楷體" w:hAnsi="Times New Roman"/>
+                <w:b/>
+                <w:bCs/>
+                <w:sz w:val="28"/>
+                <w:szCs w:val="28"/>
+              </w:rPr>
+            </w:pPr>
+            <w:r>
+              <w:rPr>
+                <w:rFonts w:ascii="Times New Roman" w:eastAsia="標楷體" w:hAnsi="Times New Roman" w:cs="Arial"/>
+              </w:rPr>
+              <w:t>審核長輩消費申請</w:t>
+            </w:r>
+          </w:p>
+        </w:tc>
+        <w:tc>
+          <w:tcPr>
+            <w:tcW w:w="4246" w:type="dxa"/>
+            <w:vAlign w:val="center"/>
+          </w:tcPr>
+          <w:p>
+            <w:pPr>
+              <w:rPr>
+                <w:rFonts w:ascii="Times New Roman" w:eastAsia="標楷體" w:hAnsi="Times New Roman"/>
+                <w:b/>
+                <w:bCs/>
+                <w:sz w:val="28"/>
+                <w:szCs w:val="28"/>
+              </w:rPr>
+            </w:pPr>
+            <w:r>
+              <w:rPr>
+                <w:rFonts w:ascii="Times New Roman" w:eastAsia="標楷體" w:hAnsi="Times New Roman" w:cs="Arial"/>
+              </w:rPr>
+              <w:t>使用者可審核並決定是否支付長輩的虛擬商品購買請求。</w:t>
+            </w:r>
+          </w:p>
+        </w:tc>
+      </w:tr>
+      <w:tr>
+        <w:tc>
+          <w:tcPr>
+            <w:tcW w:w="988" w:type="dxa"/>
+            <w:vMerge/>
+            <w:vAlign w:val="center"/>
+          </w:tcPr>
+          <w:p>
+            <w:pPr>
+              <w:rPr>
+                <w:rFonts w:ascii="Times New Roman" w:eastAsia="標楷體" w:hAnsi="Times New Roman"/>
+                <w:b/>
+                <w:bCs/>
+                <w:sz w:val="28"/>
+                <w:szCs w:val="28"/>
+              </w:rPr>
+            </w:pPr>
+          </w:p>
+        </w:tc>
+        <w:tc>
+          <w:tcPr>
+            <w:tcW w:w="1984" w:type="dxa"/>
+            <w:vMerge/>
+            <w:vAlign w:val="center"/>
+          </w:tcPr>
+          <w:p>
+            <w:pPr>
+              <w:rPr>
+                <w:rFonts w:ascii="Times New Roman" w:eastAsia="標楷體" w:hAnsi="Times New Roman"/>
+                <w:b/>
+                <w:bCs/>
+                <w:sz w:val="28"/>
+                <w:szCs w:val="28"/>
+              </w:rPr>
+            </w:pPr>
+          </w:p>
+        </w:tc>
+        <w:tc>
+          <w:tcPr>
+            <w:tcW w:w="2410" w:type="dxa"/>
+            <w:vAlign w:val="center"/>
+          </w:tcPr>
+          <w:p>
+            <w:pPr>
+              <w:rPr>
+                <w:rFonts w:ascii="Times New Roman" w:eastAsia="標楷體" w:hAnsi="Times New Roman"/>
+                <w:b/>
+                <w:bCs/>
+                <w:sz w:val="28"/>
+                <w:szCs w:val="28"/>
+              </w:rPr>
+            </w:pPr>
+            <w:r>
+              <w:rPr>
+                <w:rFonts w:ascii="Times New Roman" w:eastAsia="標楷體" w:hAnsi="Times New Roman" w:cs="Arial"/>
+              </w:rPr>
+              <w:t>手動</w:t>
+            </w:r>
+            <w:r>
+              <w:rPr>
+                <w:rFonts w:ascii="Times New Roman" w:eastAsia="標楷體" w:hAnsi="Times New Roman" w:cs="Arial"/>
+              </w:rPr>
+              <w:t xml:space="preserve">/AI </w:t>
+            </w:r>
+            <w:r>
+              <w:rPr>
+                <w:rFonts w:ascii="Times New Roman" w:eastAsia="標楷體" w:hAnsi="Times New Roman" w:cs="Arial"/>
+              </w:rPr>
+              <w:t>安排流程</w:t>
+            </w:r>
+          </w:p>
+        </w:tc>
+        <w:tc>
+          <w:tcPr>
+            <w:tcW w:w="4246" w:type="dxa"/>
+            <w:vAlign w:val="center"/>
+          </w:tcPr>
+          <w:p>
+            <w:pPr>
+              <w:rPr>
+                <w:rFonts w:ascii="Times New Roman" w:eastAsia="標楷體" w:hAnsi="Times New Roman"/>
+                <w:b/>
+                <w:bCs/>
+                <w:sz w:val="28"/>
+                <w:szCs w:val="28"/>
+              </w:rPr>
+            </w:pPr>
+            <w:r>
+              <w:rPr>
+                <w:rFonts w:ascii="Times New Roman" w:eastAsia="標楷體" w:hAnsi="Times New Roman" w:cs="Arial"/>
+              </w:rPr>
+              <w:t>使用者可手動設定或透過</w:t>
+            </w:r>
+            <w:r>
+              <w:rPr>
+                <w:rFonts w:ascii="Times New Roman" w:eastAsia="標楷體" w:hAnsi="Times New Roman" w:cs="Arial"/>
+              </w:rPr>
+              <w:t xml:space="preserve"> AI </w:t>
+            </w:r>
+            <w:r>
+              <w:rPr>
+                <w:rFonts w:ascii="Times New Roman" w:eastAsia="標楷體" w:hAnsi="Times New Roman" w:cs="Arial"/>
+              </w:rPr>
+              <w:t>生成長輩的日常提醒排程。</w:t>
+            </w:r>
+          </w:p>
+        </w:tc>
+      </w:tr>
+      <w:tr>
+        <w:tc>
+          <w:tcPr>
+            <w:tcW w:w="988" w:type="dxa"/>
+            <w:vMerge/>
+            <w:vAlign w:val="center"/>
+          </w:tcPr>
+          <w:p>
+            <w:pPr>
+              <w:rPr>
+                <w:rFonts w:ascii="Times New Roman" w:eastAsia="標楷體" w:hAnsi="Times New Roman"/>
+                <w:b/>
+                <w:bCs/>
+                <w:sz w:val="28"/>
+                <w:szCs w:val="28"/>
+              </w:rPr>
+            </w:pPr>
           </w:p>
         </w:tc>
         <w:tc>
@@ -1808,31 +2191,7 @@
                 <w:b/>
                 <w:bCs/>
               </w:rPr>
-              <w:t>帳號與</w:t>
-            </w:r>
-            <w:r>
-              <w:rPr>
-                <w:rFonts w:ascii="Times New Roman" w:eastAsia="標楷體" w:hAnsi="Times New Roman" w:cs="Arial" w:hint="eastAsia"/>
-                <w:b/>
-                <w:bCs/>
-              </w:rPr>
-              <w:t>設備</w:t>
-            </w:r>
-            <w:r>
-              <w:rPr>
-                <w:rFonts w:ascii="Times New Roman" w:eastAsia="標楷體" w:hAnsi="Times New Roman" w:cs="Arial" w:hint="eastAsia"/>
-                <w:b/>
-                <w:bCs/>
-              </w:rPr>
-              <w:t>管</w:t>
-            </w:r>
-            <w:r>
-              <w:rPr>
-                <w:rFonts w:ascii="Times New Roman" w:eastAsia="標楷體" w:hAnsi="Times New Roman" w:cs="Arial"/>
-                <w:b/>
-                <w:bCs/>
-              </w:rPr>
-              <w:t>理</w:t>
+              <w:t>照護排程管理</w:t>
             </w:r>
           </w:p>
         </w:tc>
@@ -1855,7 +2214,7 @@
               <w:rPr>
                 <w:rFonts w:ascii="Times New Roman" w:eastAsia="標楷體" w:hAnsi="Times New Roman" w:cs="Arial"/>
               </w:rPr>
-              <w:t>訂閱與加值付費</w:t>
+              <w:t>查閱與修改排程</w:t>
             </w:r>
           </w:p>
         </w:tc>
@@ -1878,7 +2237,7 @@
               <w:rPr>
                 <w:rFonts w:ascii="Times New Roman" w:eastAsia="標楷體" w:hAnsi="Times New Roman" w:cs="Arial"/>
               </w:rPr>
-              <w:t>使用者可購買進階系統方案或儲值虛擬點數。</w:t>
+              <w:t>使用者可檢視、修改或刪除長輩的各項提醒任務。</w:t>
             </w:r>
           </w:p>
         </w:tc>
@@ -1939,7 +2298,7 @@
               <w:rPr>
                 <w:rFonts w:ascii="Times New Roman" w:eastAsia="標楷體" w:hAnsi="Times New Roman" w:cs="Arial"/>
               </w:rPr>
-              <w:t>審核長輩消費申請</w:t>
+              <w:t>查閱數據與情緒報告</w:t>
             </w:r>
           </w:p>
         </w:tc>
@@ -1962,7 +2321,19 @@
               <w:rPr>
                 <w:rFonts w:ascii="Times New Roman" w:eastAsia="標楷體" w:hAnsi="Times New Roman" w:cs="Arial"/>
               </w:rPr>
-              <w:t>使用者可審核並決定是否支付長輩的虛擬商品購買請求。</w:t>
+              <w:t>使用者可檢視長輩的任務達成率與</w:t>
+            </w:r>
+            <w:r>
+              <w:rPr>
+                <w:rFonts w:ascii="Times New Roman" w:eastAsia="標楷體" w:hAnsi="Times New Roman" w:cs="Arial"/>
+              </w:rPr>
+              <w:t xml:space="preserve"> AI </w:t>
+            </w:r>
+            <w:r>
+              <w:rPr>
+                <w:rFonts w:ascii="Times New Roman" w:eastAsia="標楷體" w:hAnsi="Times New Roman" w:cs="Arial"/>
+              </w:rPr>
+              <w:t>情緒分析報告。</w:t>
             </w:r>
           </w:p>
         </w:tc>
@@ -1989,19 +2360,27 @@
         <w:tc>
           <w:tcPr>
             <w:tcW w:w="1984" w:type="dxa"/>
-            <w:vMerge/>
-            <w:vAlign w:val="center"/>
-          </w:tcPr>
-          <w:p>
-            <w:pPr>
-              <w:rPr>
-                <w:rFonts w:ascii="Times New Roman" w:eastAsia="標楷體" w:hAnsi="Times New Roman"/>
-                <w:b/>
-                <w:bCs/>
-                <w:sz w:val="28"/>
-                <w:szCs w:val="28"/>
-              </w:rPr>
-            </w:pPr>
+            <w:vMerge w:val="restart"/>
+            <w:vAlign w:val="center"/>
+          </w:tcPr>
+          <w:p>
+            <w:pPr>
+              <w:rPr>
+                <w:rFonts w:ascii="Times New Roman" w:eastAsia="標楷體" w:hAnsi="Times New Roman"/>
+                <w:b/>
+                <w:bCs/>
+                <w:sz w:val="28"/>
+                <w:szCs w:val="28"/>
+              </w:rPr>
+            </w:pPr>
+            <w:r>
+              <w:rPr>
+                <w:rFonts w:ascii="Times New Roman" w:eastAsia="標楷體" w:hAnsi="Times New Roman" w:cs="Arial"/>
+                <w:b/>
+                <w:bCs/>
+              </w:rPr>
+              <w:t>健康與情緒監測</w:t>
+            </w:r>
           </w:p>
         </w:tc>
         <w:tc>
@@ -2023,19 +2402,7 @@
               <w:rPr>
                 <w:rFonts w:ascii="Times New Roman" w:eastAsia="標楷體" w:hAnsi="Times New Roman" w:cs="Arial"/>
               </w:rPr>
-              <w:t>手動</w:t>
-            </w:r>
-            <w:r>
-              <w:rPr>
-                <w:rFonts w:ascii="Times New Roman" w:eastAsia="標楷體" w:hAnsi="Times New Roman" w:cs="Arial"/>
-              </w:rPr>
-              <w:t xml:space="preserve">/AI </w:t>
-            </w:r>
-            <w:r>
-              <w:rPr>
-                <w:rFonts w:ascii="Times New Roman" w:eastAsia="標楷體" w:hAnsi="Times New Roman" w:cs="Arial"/>
-              </w:rPr>
-              <w:t>安排流程</w:t>
+              <w:t>遠端單向影像監控</w:t>
             </w:r>
           </w:p>
         </w:tc>
@@ -2058,19 +2425,7 @@
               <w:rPr>
                 <w:rFonts w:ascii="Times New Roman" w:eastAsia="標楷體" w:hAnsi="Times New Roman" w:cs="Arial"/>
               </w:rPr>
-              <w:t>使用者可手動設定或透過</w:t>
-            </w:r>
-            <w:r>
-              <w:rPr>
-                <w:rFonts w:ascii="Times New Roman" w:eastAsia="標楷體" w:hAnsi="Times New Roman" w:cs="Arial"/>
-              </w:rPr>
-              <w:t xml:space="preserve"> AI </w:t>
-            </w:r>
-            <w:r>
-              <w:rPr>
-                <w:rFonts w:ascii="Times New Roman" w:eastAsia="標楷體" w:hAnsi="Times New Roman" w:cs="Arial"/>
-              </w:rPr>
-              <w:t>生成長輩的日常提醒排程。</w:t>
+              <w:t>使用者可遠端開啟長輩舊手機鏡頭查看即時影像。</w:t>
             </w:r>
           </w:p>
         </w:tc>
@@ -2097,27 +2452,19 @@
         <w:tc>
           <w:tcPr>
             <w:tcW w:w="1984" w:type="dxa"/>
-            <w:vMerge w:val="restart"/>
-            <w:vAlign w:val="center"/>
-          </w:tcPr>
-          <w:p>
-            <w:pPr>
-              <w:rPr>
-                <w:rFonts w:ascii="Times New Roman" w:eastAsia="標楷體" w:hAnsi="Times New Roman"/>
-                <w:b/>
-                <w:bCs/>
-                <w:sz w:val="28"/>
-                <w:szCs w:val="28"/>
-              </w:rPr>
-            </w:pPr>
-            <w:r>
-              <w:rPr>
-                <w:rFonts w:ascii="Times New Roman" w:eastAsia="標楷體" w:hAnsi="Times New Roman" w:cs="Arial"/>
-                <w:b/>
-                <w:bCs/>
-              </w:rPr>
-              <w:t>照護排程管理</w:t>
-            </w:r>
+            <w:vMerge/>
+            <w:vAlign w:val="center"/>
+          </w:tcPr>
+          <w:p>
+            <w:pPr>
+              <w:rPr>
+                <w:rFonts w:ascii="Times New Roman" w:eastAsia="標楷體" w:hAnsi="Times New Roman"/>
+                <w:b/>
+                <w:bCs/>
+                <w:sz w:val="28"/>
+                <w:szCs w:val="28"/>
+              </w:rPr>
+            </w:pPr>
           </w:p>
         </w:tc>
         <w:tc>
@@ -2139,7 +2486,7 @@
               <w:rPr>
                 <w:rFonts w:ascii="Times New Roman" w:eastAsia="標楷體" w:hAnsi="Times New Roman" w:cs="Arial"/>
               </w:rPr>
-              <w:t>查閱與修改排程</w:t>
+              <w:t>獲取長者定位與導航</w:t>
             </w:r>
           </w:p>
         </w:tc>
@@ -2162,7 +2509,19 @@
               <w:rPr>
                 <w:rFonts w:ascii="Times New Roman" w:eastAsia="標楷體" w:hAnsi="Times New Roman" w:cs="Arial"/>
               </w:rPr>
-              <w:t>使用者可檢視、修改或刪除長輩的各項提醒任務。</w:t>
+              <w:t>系統依據長者手機</w:t>
+            </w:r>
+            <w:r>
+              <w:rPr>
+                <w:rFonts w:ascii="Times New Roman" w:eastAsia="標楷體" w:hAnsi="Times New Roman" w:cs="Arial"/>
+              </w:rPr>
+              <w:t xml:space="preserve"> GPS </w:t>
+            </w:r>
+            <w:r>
+              <w:rPr>
+                <w:rFonts w:ascii="Times New Roman" w:eastAsia="標楷體" w:hAnsi="Times New Roman" w:cs="Arial"/>
+              </w:rPr>
+              <w:t>定位提供家屬前往該處的最佳交通路徑。</w:t>
             </w:r>
           </w:p>
         </w:tc>
@@ -2223,7 +2582,7 @@
               <w:rPr>
                 <w:rFonts w:ascii="Times New Roman" w:eastAsia="標楷體" w:hAnsi="Times New Roman" w:cs="Arial"/>
               </w:rPr>
-              <w:t>查閱數據與情緒報告</w:t>
+              <w:t>發布與查看貼文</w:t>
             </w:r>
           </w:p>
         </w:tc>
@@ -2246,19 +2605,7 @@
               <w:rPr>
                 <w:rFonts w:ascii="Times New Roman" w:eastAsia="標楷體" w:hAnsi="Times New Roman" w:cs="Arial"/>
               </w:rPr>
-              <w:t>使用者可檢視長輩的任務達成率與</w:t>
-            </w:r>
-            <w:r>
-              <w:rPr>
-                <w:rFonts w:ascii="Times New Roman" w:eastAsia="標楷體" w:hAnsi="Times New Roman" w:cs="Arial"/>
-              </w:rPr>
-              <w:t xml:space="preserve"> AI </w:t>
-            </w:r>
-            <w:r>
-              <w:rPr>
-                <w:rFonts w:ascii="Times New Roman" w:eastAsia="標楷體" w:hAnsi="Times New Roman" w:cs="Arial"/>
-              </w:rPr>
-              <w:t>情緒分析報告。</w:t>
+              <w:t>使用者可於社群板發布動態或與長輩的貼文進行互動。</w:t>
             </w:r>
           </w:p>
         </w:tc>
@@ -2304,7 +2651,7 @@
                 <w:b/>
                 <w:bCs/>
               </w:rPr>
-              <w:t>健康與情緒監測</w:t>
+              <w:t>家庭通訊互動</w:t>
             </w:r>
           </w:p>
         </w:tc>
@@ -2325,9 +2672,9 @@
             </w:pPr>
             <w:r>
               <w:rPr>
-                <w:rFonts w:ascii="Times New Roman" w:eastAsia="標楷體" w:hAnsi="Times New Roman" w:cs="Arial"/>
-              </w:rPr>
-              <w:t>遠端單向影像監控</w:t>
+                <w:rFonts w:ascii="Times New Roman" w:eastAsia="標楷體" w:hAnsi="Times New Roman" w:cs="Arial" w:hint="eastAsia"/>
+              </w:rPr>
+              <w:t>查看遠端監控</w:t>
             </w:r>
           </w:p>
         </w:tc>
@@ -2350,7 +2697,7 @@
               <w:rPr>
                 <w:rFonts w:ascii="Times New Roman" w:eastAsia="標楷體" w:hAnsi="Times New Roman" w:cs="Arial"/>
               </w:rPr>
-              <w:t>使用者可遠端開啟長輩舊手機鏡頭查看即時影像。</w:t>
+              <w:t>使用者可與長輩收發訊息、發起一般視訊或緊急通話。</w:t>
             </w:r>
           </w:p>
         </w:tc>
@@ -2383,11 +2730,9 @@
           <w:p>
             <w:pPr>
               <w:rPr>
-                <w:rFonts w:ascii="Times New Roman" w:eastAsia="標楷體" w:hAnsi="Times New Roman"/>
-                <w:b/>
-                <w:bCs/>
-                <w:sz w:val="28"/>
-                <w:szCs w:val="28"/>
+                <w:rFonts w:ascii="Times New Roman" w:eastAsia="標楷體" w:hAnsi="Times New Roman" w:cs="Arial"/>
+                <w:b/>
+                <w:bCs/>
               </w:rPr>
             </w:pPr>
           </w:p>
@@ -2400,18 +2745,36 @@
           <w:p>
             <w:pPr>
               <w:rPr>
-                <w:rFonts w:ascii="Times New Roman" w:eastAsia="標楷體" w:hAnsi="Times New Roman"/>
-                <w:b/>
-                <w:bCs/>
-                <w:sz w:val="28"/>
-                <w:szCs w:val="28"/>
-              </w:rPr>
-            </w:pPr>
-            <w:r>
-              <w:rPr>
-                <w:rFonts w:ascii="Times New Roman" w:eastAsia="標楷體" w:hAnsi="Times New Roman" w:cs="Arial"/>
-              </w:rPr>
-              <w:t>獲取長者定位與導航</w:t>
+                <w:rFonts w:ascii="Times New Roman" w:eastAsia="標楷體" w:hAnsi="Times New Roman" w:hint="eastAsia"/>
+                <w:b/>
+                <w:bCs/>
+                <w:sz w:val="28"/>
+                <w:szCs w:val="28"/>
+              </w:rPr>
+            </w:pPr>
+            <w:r>
+              <w:rPr>
+                <w:rFonts w:ascii="Times New Roman" w:eastAsia="標楷體" w:hAnsi="Times New Roman" w:cs="Arial" w:hint="eastAsia"/>
+              </w:rPr>
+              <w:t>撥打</w:t>
+            </w:r>
+            <w:r>
+              <w:rPr>
+                <w:rFonts w:ascii="Times New Roman" w:eastAsia="標楷體" w:hAnsi="Times New Roman" w:cs="Arial" w:hint="eastAsia"/>
+              </w:rPr>
+              <w:t>視訊</w:t>
+            </w:r>
+            <w:r>
+              <w:rPr>
+                <w:rFonts w:ascii="Times New Roman" w:eastAsia="標楷體" w:hAnsi="Times New Roman" w:cs="Arial"/>
+              </w:rPr>
+              <w:t>通</w:t>
+            </w:r>
+            <w:r>
+              <w:rPr>
+                <w:rFonts w:ascii="Times New Roman" w:eastAsia="標楷體" w:hAnsi="Times New Roman" w:cs="Arial" w:hint="eastAsia"/>
+              </w:rPr>
+              <w:t>話</w:t>
             </w:r>
           </w:p>
         </w:tc>
@@ -2434,19 +2797,19 @@
               <w:rPr>
                 <w:rFonts w:ascii="Times New Roman" w:eastAsia="標楷體" w:hAnsi="Times New Roman" w:cs="Arial"/>
               </w:rPr>
-              <w:t>系統依據長者手機</w:t>
-            </w:r>
-            <w:r>
-              <w:rPr>
-                <w:rFonts w:ascii="Times New Roman" w:eastAsia="標楷體" w:hAnsi="Times New Roman" w:cs="Arial"/>
-              </w:rPr>
-              <w:t xml:space="preserve"> GPS </w:t>
-            </w:r>
-            <w:r>
-              <w:rPr>
-                <w:rFonts w:ascii="Times New Roman" w:eastAsia="標楷體" w:hAnsi="Times New Roman" w:cs="Arial"/>
-              </w:rPr>
-              <w:t>定位提供家屬前往該處的最佳交通路徑。</w:t>
+              <w:t>使用者可與長輩發起</w:t>
+            </w:r>
+            <w:r>
+              <w:rPr>
+                <w:rFonts w:ascii="Times New Roman" w:eastAsia="標楷體" w:hAnsi="Times New Roman" w:cs="Arial" w:hint="eastAsia"/>
+              </w:rPr>
+              <w:t>或接收長輩打來的</w:t>
+            </w:r>
+            <w:r>
+              <w:rPr>
+                <w:rFonts w:ascii="Times New Roman" w:eastAsia="標楷體" w:hAnsi="Times New Roman" w:cs="Arial"/>
+              </w:rPr>
+              <w:t>一般視訊通話。</w:t>
             </w:r>
           </w:p>
         </w:tc>
@@ -2496,18 +2859,30 @@
           <w:p>
             <w:pPr>
               <w:rPr>
-                <w:rFonts w:ascii="Times New Roman" w:eastAsia="標楷體" w:hAnsi="Times New Roman"/>
-                <w:b/>
-                <w:bCs/>
-                <w:sz w:val="28"/>
-                <w:szCs w:val="28"/>
-              </w:rPr>
-            </w:pPr>
-            <w:r>
-              <w:rPr>
-                <w:rFonts w:ascii="Times New Roman" w:eastAsia="標楷體" w:hAnsi="Times New Roman" w:cs="Arial"/>
-              </w:rPr>
-              <w:t>發布與查看貼文</w:t>
+                <w:rFonts w:ascii="Times New Roman" w:eastAsia="標楷體" w:hAnsi="Times New Roman" w:hint="eastAsia"/>
+                <w:b/>
+                <w:bCs/>
+                <w:sz w:val="28"/>
+                <w:szCs w:val="28"/>
+              </w:rPr>
+            </w:pPr>
+            <w:r>
+              <w:rPr>
+                <w:rFonts w:ascii="Times New Roman" w:eastAsia="標楷體" w:hAnsi="Times New Roman" w:cs="Arial" w:hint="eastAsia"/>
+              </w:rPr>
+              <w:t>撥打</w:t>
+            </w:r>
+            <w:r>
+              <w:rPr>
+                <w:rFonts w:ascii="Times New Roman" w:eastAsia="標楷體" w:hAnsi="Times New Roman" w:cs="Arial"/>
+              </w:rPr>
+              <w:t>緊急通</w:t>
+            </w:r>
+            <w:r>
+              <w:rPr>
+                <w:rFonts w:ascii="Times New Roman" w:eastAsia="標楷體" w:hAnsi="Times New Roman" w:cs="Arial" w:hint="eastAsia"/>
+              </w:rPr>
+              <w:t>話</w:t>
             </w:r>
           </w:p>
         </w:tc>
@@ -2530,7 +2905,19 @@
               <w:rPr>
                 <w:rFonts w:ascii="Times New Roman" w:eastAsia="標楷體" w:hAnsi="Times New Roman" w:cs="Arial"/>
               </w:rPr>
-              <w:t>使用者可於社群板發布動態或與長輩的貼文進行互動。</w:t>
+              <w:t>使用者</w:t>
+            </w:r>
+            <w:r>
+              <w:rPr>
+                <w:rFonts w:ascii="Times New Roman" w:eastAsia="標楷體" w:hAnsi="Times New Roman" w:cs="Arial" w:hint="eastAsia"/>
+              </w:rPr>
+              <w:t>在緊急時直接喚醒長輩裝置並撥打緊急視訊</w:t>
+            </w:r>
+            <w:r>
+              <w:rPr>
+                <w:rFonts w:ascii="Times New Roman" w:eastAsia="標楷體" w:hAnsi="Times New Roman" w:cs="Arial"/>
+              </w:rPr>
+              <w:t>通話。</w:t>
             </w:r>
           </w:p>
         </w:tc>
@@ -2539,6 +2926,228 @@
         <w:tc>
           <w:tcPr>
             <w:tcW w:w="988" w:type="dxa"/>
+            <w:vMerge w:val="restart"/>
+            <w:vAlign w:val="center"/>
+          </w:tcPr>
+          <w:p>
+            <w:pPr>
+              <w:rPr>
+                <w:rFonts w:ascii="Times New Roman" w:eastAsia="標楷體" w:hAnsi="Times New Roman"/>
+                <w:b/>
+                <w:bCs/>
+                <w:sz w:val="28"/>
+                <w:szCs w:val="28"/>
+              </w:rPr>
+            </w:pPr>
+            <w:r>
+              <w:rPr>
+                <w:rFonts w:ascii="Times New Roman" w:eastAsia="標楷體" w:hAnsi="Times New Roman" w:cs="Arial"/>
+                <w:b/>
+                <w:bCs/>
+              </w:rPr>
+              <w:t>管理者</w:t>
+            </w:r>
+          </w:p>
+        </w:tc>
+        <w:tc>
+          <w:tcPr>
+            <w:tcW w:w="1984" w:type="dxa"/>
+            <w:vAlign w:val="center"/>
+          </w:tcPr>
+          <w:p>
+            <w:pPr>
+              <w:rPr>
+                <w:rFonts w:ascii="Times New Roman" w:eastAsia="標楷體" w:hAnsi="Times New Roman"/>
+                <w:b/>
+                <w:bCs/>
+                <w:sz w:val="28"/>
+                <w:szCs w:val="28"/>
+              </w:rPr>
+            </w:pPr>
+            <w:r>
+              <w:rPr>
+                <w:rFonts w:ascii="Times New Roman" w:eastAsia="標楷體" w:hAnsi="Times New Roman" w:cs="Arial" w:hint="eastAsia"/>
+                <w:b/>
+                <w:bCs/>
+              </w:rPr>
+              <w:t>狀態與日誌監控</w:t>
+            </w:r>
+          </w:p>
+        </w:tc>
+        <w:tc>
+          <w:tcPr>
+            <w:tcW w:w="2410" w:type="dxa"/>
+            <w:vAlign w:val="center"/>
+          </w:tcPr>
+          <w:p>
+            <w:pPr>
+              <w:rPr>
+                <w:rFonts w:ascii="Times New Roman" w:eastAsia="標楷體" w:hAnsi="Times New Roman"/>
+                <w:b/>
+                <w:bCs/>
+                <w:sz w:val="28"/>
+                <w:szCs w:val="28"/>
+              </w:rPr>
+            </w:pPr>
+            <w:r>
+              <w:rPr>
+                <w:rFonts w:ascii="Times New Roman" w:eastAsia="標楷體" w:hAnsi="Times New Roman" w:cs="Arial"/>
+              </w:rPr>
+              <w:t>狀態與日誌監控</w:t>
+            </w:r>
+          </w:p>
+        </w:tc>
+        <w:tc>
+          <w:tcPr>
+            <w:tcW w:w="4246" w:type="dxa"/>
+            <w:vAlign w:val="center"/>
+          </w:tcPr>
+          <w:p>
+            <w:pPr>
+              <w:rPr>
+                <w:rFonts w:ascii="Times New Roman" w:eastAsia="標楷體" w:hAnsi="Times New Roman"/>
+                <w:b/>
+                <w:bCs/>
+                <w:sz w:val="28"/>
+                <w:szCs w:val="28"/>
+              </w:rPr>
+            </w:pPr>
+            <w:r>
+              <w:rPr>
+                <w:rFonts w:ascii="Times New Roman" w:eastAsia="標楷體" w:hAnsi="Times New Roman" w:cs="Arial"/>
+              </w:rPr>
+              <w:t>管理者可監控伺服器資源使用率與查看系統錯誤日誌。</w:t>
+            </w:r>
+          </w:p>
+        </w:tc>
+      </w:tr>
+      <w:tr>
+        <w:tc>
+          <w:tcPr>
+            <w:tcW w:w="988" w:type="dxa"/>
+            <w:vMerge/>
+            <w:vAlign w:val="center"/>
+          </w:tcPr>
+          <w:p>
+            <w:pPr>
+              <w:rPr>
+                <w:rFonts w:ascii="Times New Roman" w:eastAsia="標楷體" w:hAnsi="Times New Roman"/>
+                <w:b/>
+                <w:bCs/>
+                <w:sz w:val="28"/>
+                <w:szCs w:val="28"/>
+              </w:rPr>
+            </w:pPr>
+          </w:p>
+        </w:tc>
+        <w:tc>
+          <w:tcPr>
+            <w:tcW w:w="1984" w:type="dxa"/>
+            <w:vAlign w:val="center"/>
+          </w:tcPr>
+          <w:p>
+            <w:pPr>
+              <w:rPr>
+                <w:rFonts w:ascii="Times New Roman" w:eastAsia="標楷體" w:hAnsi="Times New Roman"/>
+                <w:b/>
+                <w:bCs/>
+                <w:sz w:val="28"/>
+                <w:szCs w:val="28"/>
+              </w:rPr>
+            </w:pPr>
+            <w:r>
+              <w:rPr>
+                <w:rFonts w:ascii="Times New Roman" w:eastAsia="標楷體" w:hAnsi="Times New Roman" w:cs="Arial"/>
+                <w:b/>
+                <w:bCs/>
+              </w:rPr>
+              <w:t>模型管理</w:t>
+            </w:r>
+            <w:r>
+              <w:rPr>
+                <w:rFonts w:ascii="Times New Roman" w:eastAsia="標楷體" w:hAnsi="Times New Roman" w:cs="Arial" w:hint="eastAsia"/>
+                <w:b/>
+                <w:bCs/>
+              </w:rPr>
+              <w:t>作業</w:t>
+            </w:r>
+          </w:p>
+        </w:tc>
+        <w:tc>
+          <w:tcPr>
+            <w:tcW w:w="2410" w:type="dxa"/>
+            <w:vAlign w:val="center"/>
+          </w:tcPr>
+          <w:p>
+            <w:pPr>
+              <w:rPr>
+                <w:rFonts w:ascii="Times New Roman" w:eastAsia="標楷體" w:hAnsi="Times New Roman"/>
+                <w:b/>
+                <w:bCs/>
+                <w:sz w:val="28"/>
+                <w:szCs w:val="28"/>
+              </w:rPr>
+            </w:pPr>
+            <w:r>
+              <w:rPr>
+                <w:rFonts w:ascii="Times New Roman" w:eastAsia="標楷體" w:hAnsi="Times New Roman" w:cs="Arial"/>
+              </w:rPr>
+              <w:t>模型調優與監控</w:t>
+            </w:r>
+          </w:p>
+        </w:tc>
+        <w:tc>
+          <w:tcPr>
+            <w:tcW w:w="4246" w:type="dxa"/>
+            <w:vAlign w:val="center"/>
+          </w:tcPr>
+          <w:p>
+            <w:pPr>
+              <w:rPr>
+                <w:rFonts w:ascii="Times New Roman" w:eastAsia="標楷體" w:hAnsi="Times New Roman"/>
+                <w:b/>
+                <w:bCs/>
+                <w:sz w:val="28"/>
+                <w:szCs w:val="28"/>
+              </w:rPr>
+            </w:pPr>
+            <w:r>
+              <w:rPr>
+                <w:rFonts w:ascii="Times New Roman" w:eastAsia="標楷體" w:hAnsi="Times New Roman" w:cs="Arial"/>
+              </w:rPr>
+              <w:t>管理者可調整</w:t>
+            </w:r>
+            <w:r>
+              <w:rPr>
+                <w:rFonts w:ascii="Times New Roman" w:eastAsia="標楷體" w:hAnsi="Times New Roman" w:cs="Arial"/>
+              </w:rPr>
+              <w:t xml:space="preserve"> AI </w:t>
+            </w:r>
+            <w:r>
+              <w:rPr>
+                <w:rFonts w:ascii="Times New Roman" w:eastAsia="標楷體" w:hAnsi="Times New Roman" w:cs="Arial"/>
+              </w:rPr>
+              <w:t>系統提示詞並監控外部</w:t>
+            </w:r>
+            <w:r>
+              <w:rPr>
+                <w:rFonts w:ascii="Times New Roman" w:eastAsia="標楷體" w:hAnsi="Times New Roman" w:cs="Arial"/>
+              </w:rPr>
+              <w:t xml:space="preserve"> API </w:t>
+            </w:r>
+            <w:r>
+              <w:rPr>
+                <w:rFonts w:ascii="Times New Roman" w:eastAsia="標楷體" w:hAnsi="Times New Roman" w:cs="Arial"/>
+              </w:rPr>
+              <w:t>消耗量。</w:t>
+            </w:r>
+          </w:p>
+        </w:tc>
+      </w:tr>
+      <w:tr>
+        <w:tc>
+          <w:tcPr>
+            <w:tcW w:w="988" w:type="dxa"/>
             <w:vMerge/>
             <w:vAlign w:val="center"/>
           </w:tcPr>
@@ -2576,7 +3185,7 @@
                 <w:b/>
                 <w:bCs/>
               </w:rPr>
-              <w:t>家庭通訊互動</w:t>
+              <w:t>用戶與資源分配</w:t>
             </w:r>
           </w:p>
         </w:tc>
@@ -2597,15 +3206,9 @@
             </w:pPr>
             <w:r>
               <w:rPr>
-                <w:rFonts w:ascii="Times New Roman" w:eastAsia="標楷體" w:hAnsi="Times New Roman" w:cs="Arial" w:hint="eastAsia"/>
-              </w:rPr>
-              <w:t>撥打</w:t>
-            </w:r>
-            <w:r>
-              <w:rPr>
-                <w:rFonts w:ascii="Times New Roman" w:eastAsia="標楷體" w:hAnsi="Times New Roman" w:cs="Arial"/>
-              </w:rPr>
-              <w:t>緊急通訊</w:t>
+                <w:rFonts w:ascii="Times New Roman" w:eastAsia="標楷體" w:hAnsi="Times New Roman" w:cs="Arial"/>
+              </w:rPr>
+              <w:t>分配虛擬養成資源</w:t>
             </w:r>
           </w:p>
         </w:tc>
@@ -2628,7 +3231,7 @@
               <w:rPr>
                 <w:rFonts w:ascii="Times New Roman" w:eastAsia="標楷體" w:hAnsi="Times New Roman" w:cs="Arial"/>
               </w:rPr>
-              <w:t>使用者可與長輩收發訊息、發起一般視訊或緊急通話。</w:t>
+              <w:t>管理者可發放指定小豬造型或虛擬成就予特定使用者。</w:t>
             </w:r>
           </w:p>
         </w:tc>
@@ -2689,7 +3292,7 @@
               <w:rPr>
                 <w:rFonts w:ascii="Times New Roman" w:eastAsia="標楷體" w:hAnsi="Times New Roman" w:cs="Arial"/>
               </w:rPr>
-              <w:t>狀態與日誌監控</w:t>
+              <w:t>調整家屬訂閱層級</w:t>
             </w:r>
           </w:p>
         </w:tc>
@@ -2712,7 +3315,7 @@
               <w:rPr>
                 <w:rFonts w:ascii="Times New Roman" w:eastAsia="標楷體" w:hAnsi="Times New Roman" w:cs="Arial"/>
               </w:rPr>
-              <w:t>管理者可監控伺服器資源使用率與查看系統錯誤日誌。</w:t>
+              <w:t>管理者可手動修改特定家屬帳號的付費訂閱方案狀態。</w:t>
             </w:r>
           </w:p>
         </w:tc>
@@ -2721,52 +3324,37 @@
         <w:tc>
           <w:tcPr>
             <w:tcW w:w="988" w:type="dxa"/>
-            <w:vMerge w:val="restart"/>
-            <w:vAlign w:val="center"/>
-          </w:tcPr>
-          <w:p>
-            <w:pPr>
-              <w:rPr>
-                <w:rFonts w:ascii="Times New Roman" w:eastAsia="標楷體" w:hAnsi="Times New Roman"/>
-                <w:b/>
-                <w:bCs/>
-                <w:sz w:val="28"/>
-                <w:szCs w:val="28"/>
-              </w:rPr>
-            </w:pPr>
-            <w:r>
-              <w:rPr>
-                <w:rFonts w:ascii="Times New Roman" w:eastAsia="標楷體" w:hAnsi="Times New Roman" w:cs="Arial"/>
-                <w:b/>
-                <w:bCs/>
-              </w:rPr>
-              <w:t>管理者</w:t>
-            </w:r>
+            <w:vMerge/>
+            <w:vAlign w:val="center"/>
+          </w:tcPr>
+          <w:p>
+            <w:pPr>
+              <w:rPr>
+                <w:rFonts w:ascii="Times New Roman" w:eastAsia="標楷體" w:hAnsi="Times New Roman"/>
+                <w:b/>
+                <w:bCs/>
+                <w:sz w:val="28"/>
+                <w:szCs w:val="28"/>
+              </w:rPr>
+            </w:pPr>
           </w:p>
         </w:tc>
         <w:tc>
           <w:tcPr>
             <w:tcW w:w="1984" w:type="dxa"/>
-            <w:vAlign w:val="center"/>
-          </w:tcPr>
-          <w:p>
-            <w:pPr>
-              <w:rPr>
-                <w:rFonts w:ascii="Times New Roman" w:eastAsia="標楷體" w:hAnsi="Times New Roman"/>
-                <w:b/>
-                <w:bCs/>
-                <w:sz w:val="28"/>
-                <w:szCs w:val="28"/>
-              </w:rPr>
-            </w:pPr>
-            <w:r>
-              <w:rPr>
-                <w:rFonts w:ascii="Times New Roman" w:eastAsia="標楷體" w:hAnsi="Times New Roman" w:cs="Arial" w:hint="eastAsia"/>
-                <w:b/>
-                <w:bCs/>
-              </w:rPr>
-              <w:t>狀態與日誌監控</w:t>
-            </w:r>
+            <w:vMerge/>
+            <w:vAlign w:val="center"/>
+          </w:tcPr>
+          <w:p>
+            <w:pPr>
+              <w:rPr>
+                <w:rFonts w:ascii="Times New Roman" w:eastAsia="標楷體" w:hAnsi="Times New Roman"/>
+                <w:b/>
+                <w:bCs/>
+                <w:sz w:val="28"/>
+                <w:szCs w:val="28"/>
+              </w:rPr>
+            </w:pPr>
           </w:p>
         </w:tc>
         <w:tc>
@@ -2788,7 +3376,7 @@
               <w:rPr>
                 <w:rFonts w:ascii="Times New Roman" w:eastAsia="標楷體" w:hAnsi="Times New Roman" w:cs="Arial"/>
               </w:rPr>
-              <w:t>模型調優與監控</w:t>
+              <w:t>發放虛擬貨幣點數</w:t>
             </w:r>
           </w:p>
         </w:tc>
@@ -2811,31 +3399,7 @@
               <w:rPr>
                 <w:rFonts w:ascii="Times New Roman" w:eastAsia="標楷體" w:hAnsi="Times New Roman" w:cs="Arial"/>
               </w:rPr>
-              <w:t>管理者可調整</w:t>
-            </w:r>
-            <w:r>
-              <w:rPr>
-                <w:rFonts w:ascii="Times New Roman" w:eastAsia="標楷體" w:hAnsi="Times New Roman" w:cs="Arial"/>
-              </w:rPr>
-              <w:t xml:space="preserve"> AI </w:t>
-            </w:r>
-            <w:r>
-              <w:rPr>
-                <w:rFonts w:ascii="Times New Roman" w:eastAsia="標楷體" w:hAnsi="Times New Roman" w:cs="Arial"/>
-              </w:rPr>
-              <w:t>系統提示詞並監控外部</w:t>
-            </w:r>
-            <w:r>
-              <w:rPr>
-                <w:rFonts w:ascii="Times New Roman" w:eastAsia="標楷體" w:hAnsi="Times New Roman" w:cs="Arial"/>
-              </w:rPr>
-              <w:t xml:space="preserve"> API </w:t>
-            </w:r>
-            <w:r>
-              <w:rPr>
-                <w:rFonts w:ascii="Times New Roman" w:eastAsia="標楷體" w:hAnsi="Times New Roman" w:cs="Arial"/>
-              </w:rPr>
-              <w:t>消耗量。</w:t>
+              <w:t>管理者可發放平台虛擬點數供使用者於系統內消費使用。</w:t>
             </w:r>
           </w:p>
         </w:tc>
@@ -2862,34 +3426,19 @@
         <w:tc>
           <w:tcPr>
             <w:tcW w:w="1984" w:type="dxa"/>
-            <w:vAlign w:val="center"/>
-          </w:tcPr>
-          <w:p>
-            <w:pPr>
-              <w:rPr>
-                <w:rFonts w:ascii="Times New Roman" w:eastAsia="標楷體" w:hAnsi="Times New Roman"/>
-                <w:b/>
-                <w:bCs/>
-                <w:sz w:val="28"/>
-                <w:szCs w:val="28"/>
-              </w:rPr>
-            </w:pPr>
-            <w:r>
-              <w:rPr>
-                <w:rFonts w:ascii="Times New Roman" w:eastAsia="標楷體" w:hAnsi="Times New Roman" w:cs="Arial"/>
-                <w:b/>
-                <w:bCs/>
-              </w:rPr>
-              <w:t>模型管理</w:t>
-            </w:r>
-            <w:r>
-              <w:rPr>
-                <w:rFonts w:ascii="Times New Roman" w:eastAsia="標楷體" w:hAnsi="Times New Roman" w:cs="Arial" w:hint="eastAsia"/>
-                <w:b/>
-                <w:bCs/>
-              </w:rPr>
-              <w:t>作業</w:t>
-            </w:r>
+            <w:vMerge/>
+            <w:vAlign w:val="center"/>
+          </w:tcPr>
+          <w:p>
+            <w:pPr>
+              <w:rPr>
+                <w:rFonts w:ascii="Times New Roman" w:eastAsia="標楷體" w:hAnsi="Times New Roman"/>
+                <w:b/>
+                <w:bCs/>
+                <w:sz w:val="28"/>
+                <w:szCs w:val="28"/>
+              </w:rPr>
+            </w:pPr>
           </w:p>
         </w:tc>
         <w:tc>
@@ -2911,7 +3460,7 @@
               <w:rPr>
                 <w:rFonts w:ascii="Times New Roman" w:eastAsia="標楷體" w:hAnsi="Times New Roman" w:cs="Arial"/>
               </w:rPr>
-              <w:t>分配虛擬養成資源</w:t>
+              <w:t>解鎖進階語音包</w:t>
             </w:r>
           </w:p>
         </w:tc>
@@ -2934,7 +3483,19 @@
               <w:rPr>
                 <w:rFonts w:ascii="Times New Roman" w:eastAsia="標楷體" w:hAnsi="Times New Roman" w:cs="Arial"/>
               </w:rPr>
-              <w:t>管理者可發放指定小豬造型或虛擬成就予特定使用者。</w:t>
+              <w:t>管理者可為特定使用者解鎖特殊的</w:t>
+            </w:r>
+            <w:r>
+              <w:rPr>
+                <w:rFonts w:ascii="Times New Roman" w:eastAsia="標楷體" w:hAnsi="Times New Roman" w:cs="Arial"/>
+              </w:rPr>
+              <w:t xml:space="preserve"> AI </w:t>
+            </w:r>
+            <w:r>
+              <w:rPr>
+                <w:rFonts w:ascii="Times New Roman" w:eastAsia="標楷體" w:hAnsi="Times New Roman" w:cs="Arial"/>
+              </w:rPr>
+              <w:t>語音包或聲紋權限。</w:t>
             </w:r>
           </w:p>
         </w:tc>
@@ -2961,27 +3522,19 @@
         <w:tc>
           <w:tcPr>
             <w:tcW w:w="1984" w:type="dxa"/>
-            <w:vMerge w:val="restart"/>
-            <w:vAlign w:val="center"/>
-          </w:tcPr>
-          <w:p>
-            <w:pPr>
-              <w:rPr>
-                <w:rFonts w:ascii="Times New Roman" w:eastAsia="標楷體" w:hAnsi="Times New Roman"/>
-                <w:b/>
-                <w:bCs/>
-                <w:sz w:val="28"/>
-                <w:szCs w:val="28"/>
-              </w:rPr>
-            </w:pPr>
-            <w:r>
-              <w:rPr>
-                <w:rFonts w:ascii="Times New Roman" w:eastAsia="標楷體" w:hAnsi="Times New Roman" w:cs="Arial"/>
-                <w:b/>
-                <w:bCs/>
-              </w:rPr>
-              <w:t>用戶與資源分配</w:t>
-            </w:r>
+            <w:vMerge/>
+            <w:vAlign w:val="center"/>
+          </w:tcPr>
+          <w:p>
+            <w:pPr>
+              <w:rPr>
+                <w:rFonts w:ascii="Times New Roman" w:eastAsia="標楷體" w:hAnsi="Times New Roman"/>
+                <w:b/>
+                <w:bCs/>
+                <w:sz w:val="28"/>
+                <w:szCs w:val="28"/>
+              </w:rPr>
+            </w:pPr>
           </w:p>
         </w:tc>
         <w:tc>
@@ -3003,7 +3556,7 @@
               <w:rPr>
                 <w:rFonts w:ascii="Times New Roman" w:eastAsia="標楷體" w:hAnsi="Times New Roman" w:cs="Arial"/>
               </w:rPr>
-              <w:t>調整家屬訂閱層級</w:t>
+              <w:t>擴充雲端儲存空間</w:t>
             </w:r>
           </w:p>
         </w:tc>
@@ -3026,7 +3579,7 @@
               <w:rPr>
                 <w:rFonts w:ascii="Times New Roman" w:eastAsia="標楷體" w:hAnsi="Times New Roman" w:cs="Arial"/>
               </w:rPr>
-              <w:t>管理者可手動修改特定家屬帳號的付費訂閱方案狀態。</w:t>
+              <w:t>管理者可調整特定家庭的影音與回憶錄雲端儲存容量上限。</w:t>
             </w:r>
           </w:p>
         </w:tc>
@@ -3053,19 +3606,34 @@
         <w:tc>
           <w:tcPr>
             <w:tcW w:w="1984" w:type="dxa"/>
-            <w:vMerge/>
-            <w:vAlign w:val="center"/>
-          </w:tcPr>
-          <w:p>
-            <w:pPr>
-              <w:rPr>
-                <w:rFonts w:ascii="Times New Roman" w:eastAsia="標楷體" w:hAnsi="Times New Roman"/>
-                <w:b/>
-                <w:bCs/>
-                <w:sz w:val="28"/>
-                <w:szCs w:val="28"/>
-              </w:rPr>
-            </w:pPr>
+            <w:vAlign w:val="center"/>
+          </w:tcPr>
+          <w:p>
+            <w:pPr>
+              <w:rPr>
+                <w:rFonts w:ascii="Times New Roman" w:eastAsia="標楷體" w:hAnsi="Times New Roman"/>
+                <w:b/>
+                <w:bCs/>
+                <w:sz w:val="28"/>
+                <w:szCs w:val="28"/>
+              </w:rPr>
+            </w:pPr>
+            <w:r>
+              <w:rPr>
+                <w:rFonts w:ascii="Times New Roman" w:eastAsia="標楷體" w:hAnsi="Times New Roman" w:cs="Arial" w:hint="eastAsia"/>
+                <w:b/>
+                <w:bCs/>
+              </w:rPr>
+              <w:t>使用者</w:t>
+            </w:r>
+            <w:r>
+              <w:rPr>
+                <w:rFonts w:ascii="Times New Roman" w:eastAsia="標楷體" w:hAnsi="Times New Roman" w:cs="Arial"/>
+                <w:b/>
+                <w:bCs/>
+              </w:rPr>
+              <w:t>權限管理</w:t>
+            </w:r>
           </w:p>
         </w:tc>
         <w:tc>
@@ -3087,7 +3655,7 @@
               <w:rPr>
                 <w:rFonts w:ascii="Times New Roman" w:eastAsia="標楷體" w:hAnsi="Times New Roman" w:cs="Arial"/>
               </w:rPr>
-              <w:t>發放虛擬貨幣點數</w:t>
+              <w:t>帳號狀態管理</w:t>
             </w:r>
           </w:p>
         </w:tc>
@@ -3110,359 +3678,8 @@
               <w:rPr>
                 <w:rFonts w:ascii="Times New Roman" w:eastAsia="標楷體" w:hAnsi="Times New Roman" w:cs="Arial"/>
               </w:rPr>
-              <w:t>管理者可發放平台虛擬點數供使用者於系統內消費使用。</w:t>
-            </w:r>
-          </w:p>
-        </w:tc>
-      </w:tr>
-      <w:tr>
-        <w:tc>
-          <w:tcPr>
-            <w:tcW w:w="988" w:type="dxa"/>
-            <w:vMerge/>
-            <w:vAlign w:val="center"/>
-          </w:tcPr>
-          <w:p>
-            <w:pPr>
-              <w:rPr>
-                <w:rFonts w:ascii="Times New Roman" w:eastAsia="標楷體" w:hAnsi="Times New Roman"/>
-                <w:b/>
-                <w:bCs/>
-                <w:sz w:val="28"/>
-                <w:szCs w:val="28"/>
-              </w:rPr>
-            </w:pPr>
-          </w:p>
-        </w:tc>
-        <w:tc>
-          <w:tcPr>
-            <w:tcW w:w="1984" w:type="dxa"/>
-            <w:vMerge/>
-            <w:vAlign w:val="center"/>
-          </w:tcPr>
-          <w:p>
-            <w:pPr>
-              <w:rPr>
-                <w:rFonts w:ascii="Times New Roman" w:eastAsia="標楷體" w:hAnsi="Times New Roman"/>
-                <w:b/>
-                <w:bCs/>
-                <w:sz w:val="28"/>
-                <w:szCs w:val="28"/>
-              </w:rPr>
-            </w:pPr>
-          </w:p>
-        </w:tc>
-        <w:tc>
-          <w:tcPr>
-            <w:tcW w:w="2410" w:type="dxa"/>
-            <w:vAlign w:val="center"/>
-          </w:tcPr>
-          <w:p>
-            <w:pPr>
-              <w:rPr>
-                <w:rFonts w:ascii="Times New Roman" w:eastAsia="標楷體" w:hAnsi="Times New Roman"/>
-                <w:b/>
-                <w:bCs/>
-                <w:sz w:val="28"/>
-                <w:szCs w:val="28"/>
-              </w:rPr>
-            </w:pPr>
-            <w:r>
-              <w:rPr>
-                <w:rFonts w:ascii="Times New Roman" w:eastAsia="標楷體" w:hAnsi="Times New Roman" w:cs="Arial"/>
-              </w:rPr>
-              <w:t>解鎖進階語音包</w:t>
-            </w:r>
-          </w:p>
-        </w:tc>
-        <w:tc>
-          <w:tcPr>
-            <w:tcW w:w="4246" w:type="dxa"/>
-            <w:vAlign w:val="center"/>
-          </w:tcPr>
-          <w:p>
-            <w:pPr>
-              <w:rPr>
-                <w:rFonts w:ascii="Times New Roman" w:eastAsia="標楷體" w:hAnsi="Times New Roman"/>
-                <w:b/>
-                <w:bCs/>
-                <w:sz w:val="28"/>
-                <w:szCs w:val="28"/>
-              </w:rPr>
-            </w:pPr>
-            <w:r>
-              <w:rPr>
-                <w:rFonts w:ascii="Times New Roman" w:eastAsia="標楷體" w:hAnsi="Times New Roman" w:cs="Arial"/>
-              </w:rPr>
-              <w:t>管理者可為特定使用者解鎖特殊的</w:t>
-            </w:r>
-            <w:r>
-              <w:rPr>
-                <w:rFonts w:ascii="Times New Roman" w:eastAsia="標楷體" w:hAnsi="Times New Roman" w:cs="Arial"/>
-              </w:rPr>
-              <w:t xml:space="preserve"> AI </w:t>
-            </w:r>
-            <w:r>
-              <w:rPr>
-                <w:rFonts w:ascii="Times New Roman" w:eastAsia="標楷體" w:hAnsi="Times New Roman" w:cs="Arial"/>
-              </w:rPr>
-              <w:t>語音包或聲紋權限。</w:t>
-            </w:r>
-          </w:p>
-        </w:tc>
-      </w:tr>
-      <w:tr>
-        <w:tc>
-          <w:tcPr>
-            <w:tcW w:w="988" w:type="dxa"/>
-            <w:vMerge/>
-            <w:vAlign w:val="center"/>
-          </w:tcPr>
-          <w:p>
-            <w:pPr>
-              <w:rPr>
-                <w:rFonts w:ascii="Times New Roman" w:eastAsia="標楷體" w:hAnsi="Times New Roman"/>
-                <w:b/>
-                <w:bCs/>
-                <w:sz w:val="28"/>
-                <w:szCs w:val="28"/>
-              </w:rPr>
-            </w:pPr>
-          </w:p>
-        </w:tc>
-        <w:tc>
-          <w:tcPr>
-            <w:tcW w:w="1984" w:type="dxa"/>
-            <w:vMerge/>
-            <w:vAlign w:val="center"/>
-          </w:tcPr>
-          <w:p>
-            <w:pPr>
-              <w:rPr>
-                <w:rFonts w:ascii="Times New Roman" w:eastAsia="標楷體" w:hAnsi="Times New Roman"/>
-                <w:b/>
-                <w:bCs/>
-                <w:sz w:val="28"/>
-                <w:szCs w:val="28"/>
-              </w:rPr>
-            </w:pPr>
-          </w:p>
-        </w:tc>
-        <w:tc>
-          <w:tcPr>
-            <w:tcW w:w="2410" w:type="dxa"/>
-            <w:vAlign w:val="center"/>
-          </w:tcPr>
-          <w:p>
-            <w:pPr>
-              <w:rPr>
-                <w:rFonts w:ascii="Times New Roman" w:eastAsia="標楷體" w:hAnsi="Times New Roman"/>
-                <w:b/>
-                <w:bCs/>
-                <w:sz w:val="28"/>
-                <w:szCs w:val="28"/>
-              </w:rPr>
-            </w:pPr>
-            <w:r>
-              <w:rPr>
-                <w:rFonts w:ascii="Times New Roman" w:eastAsia="標楷體" w:hAnsi="Times New Roman" w:cs="Arial"/>
-              </w:rPr>
-              <w:t>擴充雲端儲存空間</w:t>
-            </w:r>
-          </w:p>
-        </w:tc>
-        <w:tc>
-          <w:tcPr>
-            <w:tcW w:w="4246" w:type="dxa"/>
-            <w:vAlign w:val="center"/>
-          </w:tcPr>
-          <w:p>
-            <w:pPr>
-              <w:rPr>
-                <w:rFonts w:ascii="Times New Roman" w:eastAsia="標楷體" w:hAnsi="Times New Roman"/>
-                <w:b/>
-                <w:bCs/>
-                <w:sz w:val="28"/>
-                <w:szCs w:val="28"/>
-              </w:rPr>
-            </w:pPr>
-            <w:r>
-              <w:rPr>
-                <w:rFonts w:ascii="Times New Roman" w:eastAsia="標楷體" w:hAnsi="Times New Roman" w:cs="Arial"/>
-              </w:rPr>
-              <w:t>管理者可調整特定家庭的影音與回憶錄雲端儲存容量上限。</w:t>
-            </w:r>
-          </w:p>
-        </w:tc>
-      </w:tr>
-      <w:tr>
-        <w:tc>
-          <w:tcPr>
-            <w:tcW w:w="988" w:type="dxa"/>
-            <w:vMerge/>
-            <w:vAlign w:val="center"/>
-          </w:tcPr>
-          <w:p>
-            <w:pPr>
-              <w:rPr>
-                <w:rFonts w:ascii="Times New Roman" w:eastAsia="標楷體" w:hAnsi="Times New Roman"/>
-                <w:b/>
-                <w:bCs/>
-                <w:sz w:val="28"/>
-                <w:szCs w:val="28"/>
-              </w:rPr>
-            </w:pPr>
-          </w:p>
-        </w:tc>
-        <w:tc>
-          <w:tcPr>
-            <w:tcW w:w="1984" w:type="dxa"/>
-            <w:vMerge/>
-            <w:vAlign w:val="center"/>
-          </w:tcPr>
-          <w:p>
-            <w:pPr>
-              <w:rPr>
-                <w:rFonts w:ascii="Times New Roman" w:eastAsia="標楷體" w:hAnsi="Times New Roman"/>
-                <w:b/>
-                <w:bCs/>
-                <w:sz w:val="28"/>
-                <w:szCs w:val="28"/>
-              </w:rPr>
-            </w:pPr>
-          </w:p>
-        </w:tc>
-        <w:tc>
-          <w:tcPr>
-            <w:tcW w:w="2410" w:type="dxa"/>
-            <w:vAlign w:val="center"/>
-          </w:tcPr>
-          <w:p>
-            <w:pPr>
-              <w:rPr>
-                <w:rFonts w:ascii="Times New Roman" w:eastAsia="標楷體" w:hAnsi="Times New Roman"/>
-                <w:b/>
-                <w:bCs/>
-                <w:sz w:val="28"/>
-                <w:szCs w:val="28"/>
-              </w:rPr>
-            </w:pPr>
-            <w:r>
-              <w:rPr>
-                <w:rFonts w:ascii="Times New Roman" w:eastAsia="標楷體" w:hAnsi="Times New Roman" w:cs="Arial"/>
-              </w:rPr>
-              <w:t>帳號狀態管理</w:t>
-            </w:r>
-          </w:p>
-        </w:tc>
-        <w:tc>
-          <w:tcPr>
-            <w:tcW w:w="4246" w:type="dxa"/>
-            <w:vAlign w:val="center"/>
-          </w:tcPr>
-          <w:p>
-            <w:pPr>
-              <w:rPr>
-                <w:rFonts w:ascii="Times New Roman" w:eastAsia="標楷體" w:hAnsi="Times New Roman"/>
-                <w:b/>
-                <w:bCs/>
-                <w:sz w:val="28"/>
-                <w:szCs w:val="28"/>
-              </w:rPr>
-            </w:pPr>
-            <w:r>
-              <w:rPr>
-                <w:rFonts w:ascii="Times New Roman" w:eastAsia="標楷體" w:hAnsi="Times New Roman" w:cs="Arial"/>
-              </w:rPr>
               <w:t>管理者可對異常帳號進行停權或處理金流異常之紀錄。</w:t>
             </w:r>
-          </w:p>
-        </w:tc>
-      </w:tr>
-      <w:tr>
-        <w:tc>
-          <w:tcPr>
-            <w:tcW w:w="988" w:type="dxa"/>
-            <w:vMerge/>
-            <w:vAlign w:val="center"/>
-          </w:tcPr>
-          <w:p>
-            <w:pPr>
-              <w:rPr>
-                <w:rFonts w:ascii="Times New Roman" w:eastAsia="標楷體" w:hAnsi="Times New Roman"/>
-                <w:b/>
-                <w:bCs/>
-                <w:sz w:val="28"/>
-                <w:szCs w:val="28"/>
-              </w:rPr>
-            </w:pPr>
-          </w:p>
-        </w:tc>
-        <w:tc>
-          <w:tcPr>
-            <w:tcW w:w="1984" w:type="dxa"/>
-            <w:vAlign w:val="center"/>
-          </w:tcPr>
-          <w:p>
-            <w:pPr>
-              <w:rPr>
-                <w:rFonts w:ascii="Times New Roman" w:eastAsia="標楷體" w:hAnsi="Times New Roman"/>
-                <w:b/>
-                <w:bCs/>
-                <w:sz w:val="28"/>
-                <w:szCs w:val="28"/>
-              </w:rPr>
-            </w:pPr>
-            <w:r>
-              <w:rPr>
-                <w:rFonts w:ascii="Times New Roman" w:eastAsia="標楷體" w:hAnsi="Times New Roman" w:cs="Arial" w:hint="eastAsia"/>
-                <w:b/>
-                <w:bCs/>
-              </w:rPr>
-              <w:t>使用者</w:t>
-            </w:r>
-            <w:r>
-              <w:rPr>
-                <w:rFonts w:ascii="Times New Roman" w:eastAsia="標楷體" w:hAnsi="Times New Roman" w:cs="Arial"/>
-                <w:b/>
-                <w:bCs/>
-              </w:rPr>
-              <w:t>權限管理</w:t>
-            </w:r>
-          </w:p>
-        </w:tc>
-        <w:tc>
-          <w:tcPr>
-            <w:tcW w:w="2410" w:type="dxa"/>
-            <w:vAlign w:val="center"/>
-          </w:tcPr>
-          <w:p>
-            <w:pPr>
-              <w:rPr>
-                <w:rFonts w:ascii="Times New Roman" w:eastAsia="標楷體" w:hAnsi="Times New Roman"/>
-                <w:b/>
-                <w:bCs/>
-                <w:sz w:val="28"/>
-                <w:szCs w:val="28"/>
-              </w:rPr>
-            </w:pPr>
-          </w:p>
-        </w:tc>
-        <w:tc>
-          <w:tcPr>
-            <w:tcW w:w="4246" w:type="dxa"/>
-            <w:vAlign w:val="center"/>
-          </w:tcPr>
-          <w:p>
-            <w:pPr>
-              <w:rPr>
-                <w:rFonts w:ascii="Times New Roman" w:eastAsia="標楷體" w:hAnsi="Times New Roman"/>
-                <w:b/>
-                <w:bCs/>
-                <w:sz w:val="28"/>
-                <w:szCs w:val="28"/>
-              </w:rPr>
-            </w:pPr>
           </w:p>
         </w:tc>
       </w:tr>
@@ -3521,7 +3738,6 @@
           <w:sz w:val="28"/>
           <w:szCs w:val="28"/>
         </w:rPr>
-        <w:lastRenderedPageBreak/>
         <w:t>即時性：</w:t>
       </w:r>
       <w:r>
@@ -4004,6 +4220,7 @@
           <w:sz w:val="28"/>
           <w:szCs w:val="28"/>
         </w:rPr>
+        <w:lastRenderedPageBreak/>
         <w:t>相容性：</w:t>
       </w:r>
       <w:r>
@@ -4077,16 +4294,7 @@
           <w:sz w:val="28"/>
           <w:szCs w:val="28"/>
         </w:rPr>
-        <w:t>系統設計與資料處理需符合台灣個人資料保護法等相關法規，</w:t>
-      </w:r>
-      <w:r>
-        <w:rPr>
-          <w:rFonts w:ascii="Times New Roman" w:eastAsia="標楷體" w:hAnsi="Times New Roman"/>
-          <w:sz w:val="28"/>
-          <w:szCs w:val="28"/>
-        </w:rPr>
-        <w:lastRenderedPageBreak/>
-        <w:t>確保使用者隱私數據之蒐集與運用皆取得明確同意。</w:t>
+        <w:t>系統設計與資料處理需符合台灣個人資料保護法等相關法規，確保使用者隱私數據之蒐集與運用皆取得明確同意。</w:t>
       </w:r>
     </w:p>
     <w:p>
@@ -4184,10 +4392,10 @@
           <w:szCs w:val="28"/>
         </w:rPr>
         <w:drawing>
-          <wp:inline distT="0" distB="0" distL="0" distR="0" wp14:anchorId="25085E72" wp14:editId="5F86FC90">
-            <wp:extent cx="6102985" cy="6039485"/>
-            <wp:effectExtent l="0" t="0" r="0" b="0"/>
-            <wp:docPr id="1086784956" name="圖片 2"/>
+          <wp:inline distT="0" distB="0" distL="0" distR="0" wp14:anchorId="62DC5F67" wp14:editId="292BBCB0">
+            <wp:extent cx="6107430" cy="5719445"/>
+            <wp:effectExtent l="0" t="0" r="7620" b="0"/>
+            <wp:docPr id="1472909514" name="圖片 1"/>
             <wp:cNvGraphicFramePr>
               <a:graphicFrameLocks xmlns:a="http://schemas.openxmlformats.org/drawingml/2006/main" noChangeAspect="1"/>
             </wp:cNvGraphicFramePr>
@@ -4195,7 +4403,7 @@
               <a:graphicData uri="http://schemas.openxmlformats.org/drawingml/2006/picture">
                 <pic:pic xmlns:pic="http://schemas.openxmlformats.org/drawingml/2006/picture">
                   <pic:nvPicPr>
-                    <pic:cNvPr id="0" name="Picture 2"/>
+                    <pic:cNvPr id="0" name="Picture 1"/>
                     <pic:cNvPicPr>
                       <a:picLocks noChangeAspect="1" noChangeArrowheads="1"/>
                     </pic:cNvPicPr>
@@ -4216,7 +4424,7 @@
                   <pic:spPr bwMode="auto">
                     <a:xfrm>
                       <a:off x="0" y="0"/>
-                      <a:ext cx="6102985" cy="6039485"/>
+                      <a:ext cx="6107430" cy="5719445"/>
                     </a:xfrm>
                     <a:prstGeom prst="rect">
                       <a:avLst/>

--- a/Documents/Chapter 5.docx
+++ b/Documents/Chapter 5.docx
@@ -763,13 +763,12 @@
         <w:tc>
           <w:tcPr>
             <w:tcW w:w="1984" w:type="dxa"/>
-            <w:vMerge w:val="restart"/>
-            <w:vAlign w:val="center"/>
-          </w:tcPr>
-          <w:p>
-            <w:pPr>
-              <w:rPr>
-                <w:rFonts w:ascii="Times New Roman" w:eastAsia="標楷體" w:hAnsi="Times New Roman"/>
+            <w:vAlign w:val="center"/>
+          </w:tcPr>
+          <w:p>
+            <w:pPr>
+              <w:rPr>
+                <w:rFonts w:ascii="Times New Roman" w:eastAsia="標楷體" w:hAnsi="Times New Roman" w:hint="eastAsia"/>
                 <w:b/>
                 <w:bCs/>
                 <w:sz w:val="28"/>
@@ -790,7 +789,15 @@
                 <w:b/>
                 <w:bCs/>
               </w:rPr>
-              <w:t>日常輔助</w:t>
+              <w:t>日常</w:t>
+            </w:r>
+            <w:r>
+              <w:rPr>
+                <w:rFonts w:ascii="Times New Roman" w:eastAsia="標楷體" w:hAnsi="Times New Roman" w:cs="Arial" w:hint="eastAsia"/>
+                <w:b/>
+                <w:bCs/>
+              </w:rPr>
+              <w:t>提醒</w:t>
             </w:r>
           </w:p>
         </w:tc>
@@ -836,91 +843,19 @@
               <w:rPr>
                 <w:rFonts w:ascii="Times New Roman" w:eastAsia="標楷體" w:hAnsi="Times New Roman" w:cs="Arial"/>
               </w:rPr>
-              <w:t>使用者可接收系統定時播報的日常作息或用藥提醒。</w:t>
-            </w:r>
-          </w:p>
-        </w:tc>
-      </w:tr>
-      <w:tr>
-        <w:tc>
-          <w:tcPr>
-            <w:tcW w:w="988" w:type="dxa"/>
-            <w:vMerge/>
-            <w:vAlign w:val="center"/>
-          </w:tcPr>
-          <w:p>
-            <w:pPr>
-              <w:rPr>
-                <w:rFonts w:ascii="Times New Roman" w:eastAsia="標楷體" w:hAnsi="Times New Roman"/>
-                <w:b/>
-                <w:bCs/>
-                <w:sz w:val="28"/>
-                <w:szCs w:val="28"/>
-              </w:rPr>
-            </w:pPr>
-          </w:p>
-        </w:tc>
-        <w:tc>
-          <w:tcPr>
-            <w:tcW w:w="1984" w:type="dxa"/>
-            <w:vMerge/>
-            <w:vAlign w:val="center"/>
-          </w:tcPr>
-          <w:p>
-            <w:pPr>
-              <w:rPr>
-                <w:rFonts w:ascii="Times New Roman" w:eastAsia="標楷體" w:hAnsi="Times New Roman"/>
-                <w:b/>
-                <w:bCs/>
-                <w:sz w:val="28"/>
-                <w:szCs w:val="28"/>
-              </w:rPr>
-            </w:pPr>
-          </w:p>
-        </w:tc>
-        <w:tc>
-          <w:tcPr>
-            <w:tcW w:w="2410" w:type="dxa"/>
-            <w:vAlign w:val="center"/>
-          </w:tcPr>
-          <w:p>
-            <w:pPr>
-              <w:rPr>
-                <w:rFonts w:ascii="Times New Roman" w:eastAsia="標楷體" w:hAnsi="Times New Roman"/>
-                <w:b/>
-                <w:bCs/>
-                <w:sz w:val="28"/>
-                <w:szCs w:val="28"/>
-              </w:rPr>
-            </w:pPr>
-            <w:r>
-              <w:rPr>
-                <w:rFonts w:ascii="Times New Roman" w:eastAsia="標楷體" w:hAnsi="Times New Roman" w:cs="Arial"/>
-              </w:rPr>
-              <w:t>回報任務完成</w:t>
-            </w:r>
-          </w:p>
-        </w:tc>
-        <w:tc>
-          <w:tcPr>
-            <w:tcW w:w="4246" w:type="dxa"/>
-            <w:vAlign w:val="center"/>
-          </w:tcPr>
-          <w:p>
-            <w:pPr>
-              <w:rPr>
-                <w:rFonts w:ascii="Times New Roman" w:eastAsia="標楷體" w:hAnsi="Times New Roman"/>
-                <w:b/>
-                <w:bCs/>
-                <w:sz w:val="28"/>
-                <w:szCs w:val="28"/>
-              </w:rPr>
-            </w:pPr>
-            <w:r>
-              <w:rPr>
-                <w:rFonts w:ascii="Times New Roman" w:eastAsia="標楷體" w:hAnsi="Times New Roman" w:cs="Arial"/>
-              </w:rPr>
-              <w:t>使用者可回報任務狀態，由系統自動記錄完成度。</w:t>
+              <w:t>使用者可接收系統定時播報的日常作息或用藥提醒</w:t>
+            </w:r>
+            <w:r>
+              <w:rPr>
+                <w:rFonts w:ascii="Times New Roman" w:eastAsia="標楷體" w:hAnsi="Times New Roman" w:cs="Arial" w:hint="eastAsia"/>
+              </w:rPr>
+              <w:t>，並向系統回報是否完成</w:t>
+            </w:r>
+            <w:r>
+              <w:rPr>
+                <w:rFonts w:ascii="Times New Roman" w:eastAsia="標楷體" w:hAnsi="Times New Roman" w:cs="Arial"/>
+              </w:rPr>
+              <w:t>。</w:t>
             </w:r>
           </w:p>
         </w:tc>
@@ -1836,6 +1771,12 @@
             </w:pPr>
             <w:r>
               <w:rPr>
+                <w:rFonts w:ascii="Times New Roman" w:eastAsia="標楷體" w:hAnsi="Times New Roman" w:cs="Arial" w:hint="eastAsia"/>
+              </w:rPr>
+              <w:t>登入</w:t>
+            </w:r>
+            <w:r>
+              <w:rPr>
                 <w:rFonts w:ascii="Times New Roman" w:eastAsia="標楷體" w:hAnsi="Times New Roman" w:cs="Arial"/>
               </w:rPr>
               <w:t>註冊與綁定設備</w:t>
@@ -1861,7 +1802,26 @@
               <w:rPr>
                 <w:rFonts w:ascii="Times New Roman" w:eastAsia="標楷體" w:hAnsi="Times New Roman" w:cs="Arial"/>
               </w:rPr>
-              <w:t>使用者可註冊帳號並綁定長輩裝置至家庭群組。</w:t>
+              <w:t>使用者可</w:t>
+            </w:r>
+            <w:r>
+              <w:rPr>
+                <w:rFonts w:ascii="Times New Roman" w:eastAsia="標楷體" w:hAnsi="Times New Roman" w:cs="Arial" w:hint="eastAsia"/>
+              </w:rPr>
+              <w:t>登入與</w:t>
+            </w:r>
+            <w:r>
+              <w:rPr>
+                <w:rFonts w:ascii="Times New Roman" w:eastAsia="標楷體" w:hAnsi="Times New Roman" w:cs="Arial"/>
+              </w:rPr>
+              <w:t>註冊帳號並綁定長輩</w:t>
+            </w:r>
+            <w:r>
+              <w:rPr>
+                <w:rFonts w:ascii="Times New Roman" w:eastAsia="標楷體" w:hAnsi="Times New Roman" w:cs="Arial"/>
+              </w:rPr>
+              <w:lastRenderedPageBreak/>
+              <w:t>裝置至家庭群組。</w:t>
             </w:r>
           </w:p>
         </w:tc>
@@ -1889,6 +1849,7 @@
                 <w:b/>
                 <w:bCs/>
               </w:rPr>
+              <w:lastRenderedPageBreak/>
               <w:t>家屬</w:t>
             </w:r>
           </w:p>
@@ -2745,7 +2706,7 @@
           <w:p>
             <w:pPr>
               <w:rPr>
-                <w:rFonts w:ascii="Times New Roman" w:eastAsia="標楷體" w:hAnsi="Times New Roman" w:hint="eastAsia"/>
+                <w:rFonts w:ascii="Times New Roman" w:eastAsia="標楷體" w:hAnsi="Times New Roman"/>
                 <w:b/>
                 <w:bCs/>
                 <w:sz w:val="28"/>
@@ -2859,7 +2820,7 @@
           <w:p>
             <w:pPr>
               <w:rPr>
-                <w:rFonts w:ascii="Times New Roman" w:eastAsia="標楷體" w:hAnsi="Times New Roman" w:hint="eastAsia"/>
+                <w:rFonts w:ascii="Times New Roman" w:eastAsia="標楷體" w:hAnsi="Times New Roman"/>
                 <w:b/>
                 <w:bCs/>
                 <w:sz w:val="28"/>
@@ -3678,7 +3639,14 @@
               <w:rPr>
                 <w:rFonts w:ascii="Times New Roman" w:eastAsia="標楷體" w:hAnsi="Times New Roman" w:cs="Arial"/>
               </w:rPr>
-              <w:t>管理者可對異常帳號進行停權或處理金流異常之紀錄。</w:t>
+              <w:t>管理者可對異常帳號進行停權或處理</w:t>
+            </w:r>
+            <w:r>
+              <w:rPr>
+                <w:rFonts w:ascii="Times New Roman" w:eastAsia="標楷體" w:hAnsi="Times New Roman" w:cs="Arial"/>
+              </w:rPr>
+              <w:lastRenderedPageBreak/>
+              <w:t>金流異常之紀錄。</w:t>
             </w:r>
           </w:p>
         </w:tc>
@@ -4220,7 +4188,6 @@
           <w:sz w:val="28"/>
           <w:szCs w:val="28"/>
         </w:rPr>
-        <w:lastRenderedPageBreak/>
         <w:t>相容性：</w:t>
       </w:r>
       <w:r>
@@ -4261,7 +4228,16 @@
           <w:sz w:val="28"/>
           <w:szCs w:val="28"/>
         </w:rPr>
-        <w:t>等舊版作業系統，確保汰換之舊手機設備可順利作為長輩機或監視器使用。</w:t>
+        <w:t>等舊版作</w:t>
+      </w:r>
+      <w:r>
+        <w:rPr>
+          <w:rFonts w:ascii="Times New Roman" w:eastAsia="標楷體" w:hAnsi="Times New Roman"/>
+          <w:sz w:val="28"/>
+          <w:szCs w:val="28"/>
+        </w:rPr>
+        <w:lastRenderedPageBreak/>
+        <w:t>業系統，確保汰換之舊手機設備可順利作為長輩機或監視器使用。</w:t>
       </w:r>
     </w:p>
     <w:p>

--- a/Documents/Chapter 5.docx
+++ b/Documents/Chapter 5.docx
@@ -212,6 +212,14 @@
                 <w:b/>
                 <w:bCs/>
               </w:rPr>
+              <w:t>長輩</w:t>
+            </w:r>
+            <w:r>
+              <w:rPr>
+                <w:rFonts w:ascii="Times New Roman" w:eastAsia="標楷體" w:hAnsi="Times New Roman" w:hint="eastAsia"/>
+                <w:b/>
+                <w:bCs/>
+              </w:rPr>
               <w:t>登入系統</w:t>
             </w:r>
           </w:p>
@@ -258,7 +266,21 @@
               <w:rPr>
                 <w:rFonts w:ascii="Times New Roman" w:eastAsia="標楷體" w:hAnsi="Times New Roman" w:cs="Arial"/>
               </w:rPr>
-              <w:t>使用者可以透過綁定碼登入系統。</w:t>
+              <w:t>使用者可以透過</w:t>
+            </w:r>
+            <w:proofErr w:type="gramStart"/>
+            <w:r>
+              <w:rPr>
+                <w:rFonts w:ascii="Times New Roman" w:eastAsia="標楷體" w:hAnsi="Times New Roman" w:cs="Arial"/>
+              </w:rPr>
+              <w:t>綁定碼登入</w:t>
+            </w:r>
+            <w:proofErr w:type="gramEnd"/>
+            <w:r>
+              <w:rPr>
+                <w:rFonts w:ascii="Times New Roman" w:eastAsia="標楷體" w:hAnsi="Times New Roman" w:cs="Arial"/>
+              </w:rPr>
+              <w:t>系統。</w:t>
             </w:r>
           </w:p>
         </w:tc>
@@ -768,7 +790,7 @@
           <w:p>
             <w:pPr>
               <w:rPr>
-                <w:rFonts w:ascii="Times New Roman" w:eastAsia="標楷體" w:hAnsi="Times New Roman" w:hint="eastAsia"/>
+                <w:rFonts w:ascii="Times New Roman" w:eastAsia="標楷體" w:hAnsi="Times New Roman"/>
                 <w:b/>
                 <w:bCs/>
                 <w:sz w:val="28"/>
@@ -1240,8 +1262,16 @@
               <w:rPr>
                 <w:rFonts w:ascii="Times New Roman" w:eastAsia="標楷體" w:hAnsi="Times New Roman" w:cs="Arial"/>
               </w:rPr>
-              <w:t>查看社群貼文</w:t>
-            </w:r>
+              <w:t>查看社</w:t>
+            </w:r>
+            <w:proofErr w:type="gramStart"/>
+            <w:r>
+              <w:rPr>
+                <w:rFonts w:ascii="Times New Roman" w:eastAsia="標楷體" w:hAnsi="Times New Roman" w:cs="Arial"/>
+              </w:rPr>
+              <w:t>群貼文</w:t>
+            </w:r>
+            <w:proofErr w:type="gramEnd"/>
           </w:p>
         </w:tc>
         <w:tc>
@@ -1263,7 +1293,21 @@
               <w:rPr>
                 <w:rFonts w:ascii="Times New Roman" w:eastAsia="標楷體" w:hAnsi="Times New Roman" w:cs="Arial"/>
               </w:rPr>
-              <w:t>使用者可瀏覽朋友圈的好友動態與家屬分享之貼文。</w:t>
+              <w:t>使用者可瀏覽朋友圈的好友動態與家屬分享</w:t>
+            </w:r>
+            <w:proofErr w:type="gramStart"/>
+            <w:r>
+              <w:rPr>
+                <w:rFonts w:ascii="Times New Roman" w:eastAsia="標楷體" w:hAnsi="Times New Roman" w:cs="Arial"/>
+              </w:rPr>
+              <w:t>之貼文</w:t>
+            </w:r>
+            <w:proofErr w:type="gramEnd"/>
+            <w:r>
+              <w:rPr>
+                <w:rFonts w:ascii="Times New Roman" w:eastAsia="標楷體" w:hAnsi="Times New Roman" w:cs="Arial"/>
+              </w:rPr>
+              <w:t>。</w:t>
             </w:r>
           </w:p>
         </w:tc>
@@ -1318,8 +1362,16 @@
               <w:rPr>
                 <w:rFonts w:ascii="Times New Roman" w:eastAsia="標楷體" w:hAnsi="Times New Roman" w:cs="Arial"/>
               </w:rPr>
-              <w:t>發布社群貼文</w:t>
-            </w:r>
+              <w:t>發布社</w:t>
+            </w:r>
+            <w:proofErr w:type="gramStart"/>
+            <w:r>
+              <w:rPr>
+                <w:rFonts w:ascii="Times New Roman" w:eastAsia="標楷體" w:hAnsi="Times New Roman" w:cs="Arial"/>
+              </w:rPr>
+              <w:t>群貼文</w:t>
+            </w:r>
+            <w:proofErr w:type="gramEnd"/>
           </w:p>
         </w:tc>
         <w:tc>
@@ -1680,7 +1732,21 @@
               <w:rPr>
                 <w:rFonts w:ascii="Times New Roman" w:eastAsia="標楷體" w:hAnsi="Times New Roman" w:cs="Arial"/>
               </w:rPr>
-              <w:t>使用者可向家屬送出解鎖小豬稀有造型之付費申請。</w:t>
+              <w:t>使用者可向家屬送出</w:t>
+            </w:r>
+            <w:proofErr w:type="gramStart"/>
+            <w:r>
+              <w:rPr>
+                <w:rFonts w:ascii="Times New Roman" w:eastAsia="標楷體" w:hAnsi="Times New Roman" w:cs="Arial"/>
+              </w:rPr>
+              <w:t>解鎖小豬</w:t>
+            </w:r>
+            <w:proofErr w:type="gramEnd"/>
+            <w:r>
+              <w:rPr>
+                <w:rFonts w:ascii="Times New Roman" w:eastAsia="標楷體" w:hAnsi="Times New Roman" w:cs="Arial"/>
+              </w:rPr>
+              <w:t>稀有造型之付費申請。</w:t>
             </w:r>
           </w:p>
         </w:tc>
@@ -1689,19 +1755,27 @@
         <w:tc>
           <w:tcPr>
             <w:tcW w:w="988" w:type="dxa"/>
-            <w:vMerge/>
-            <w:vAlign w:val="center"/>
-          </w:tcPr>
-          <w:p>
-            <w:pPr>
-              <w:rPr>
-                <w:rFonts w:ascii="Times New Roman" w:eastAsia="標楷體" w:hAnsi="Times New Roman"/>
-                <w:b/>
-                <w:bCs/>
-                <w:sz w:val="28"/>
-                <w:szCs w:val="28"/>
-              </w:rPr>
-            </w:pPr>
+            <w:vMerge w:val="restart"/>
+            <w:vAlign w:val="center"/>
+          </w:tcPr>
+          <w:p>
+            <w:pPr>
+              <w:rPr>
+                <w:rFonts w:ascii="Times New Roman" w:eastAsia="標楷體" w:hAnsi="Times New Roman"/>
+                <w:b/>
+                <w:bCs/>
+                <w:sz w:val="28"/>
+                <w:szCs w:val="28"/>
+              </w:rPr>
+            </w:pPr>
+            <w:r>
+              <w:rPr>
+                <w:rFonts w:ascii="Times New Roman" w:eastAsia="標楷體" w:hAnsi="Times New Roman" w:cs="Arial"/>
+                <w:b/>
+                <w:bCs/>
+              </w:rPr>
+              <w:t>家屬</w:t>
+            </w:r>
           </w:p>
         </w:tc>
         <w:tc>
@@ -1775,11 +1849,19 @@
               </w:rPr>
               <w:t>登入</w:t>
             </w:r>
-            <w:r>
-              <w:rPr>
-                <w:rFonts w:ascii="Times New Roman" w:eastAsia="標楷體" w:hAnsi="Times New Roman" w:cs="Arial"/>
-              </w:rPr>
-              <w:t>註冊與綁定設備</w:t>
+            <w:proofErr w:type="gramStart"/>
+            <w:r>
+              <w:rPr>
+                <w:rFonts w:ascii="Times New Roman" w:eastAsia="標楷體" w:hAnsi="Times New Roman" w:cs="Arial"/>
+              </w:rPr>
+              <w:t>註冊與綁定</w:t>
+            </w:r>
+            <w:proofErr w:type="gramEnd"/>
+            <w:r>
+              <w:rPr>
+                <w:rFonts w:ascii="Times New Roman" w:eastAsia="標楷體" w:hAnsi="Times New Roman" w:cs="Arial"/>
+              </w:rPr>
+              <w:t>設備</w:t>
             </w:r>
           </w:p>
         </w:tc>
@@ -1814,7 +1896,21 @@
               <w:rPr>
                 <w:rFonts w:ascii="Times New Roman" w:eastAsia="標楷體" w:hAnsi="Times New Roman" w:cs="Arial"/>
               </w:rPr>
-              <w:t>註冊帳號並綁定長輩</w:t>
+              <w:t>註冊</w:t>
+            </w:r>
+            <w:proofErr w:type="gramStart"/>
+            <w:r>
+              <w:rPr>
+                <w:rFonts w:ascii="Times New Roman" w:eastAsia="標楷體" w:hAnsi="Times New Roman" w:cs="Arial"/>
+              </w:rPr>
+              <w:t>帳號並綁定</w:t>
+            </w:r>
+            <w:proofErr w:type="gramEnd"/>
+            <w:r>
+              <w:rPr>
+                <w:rFonts w:ascii="Times New Roman" w:eastAsia="標楷體" w:hAnsi="Times New Roman" w:cs="Arial"/>
+              </w:rPr>
+              <w:t>長輩</w:t>
             </w:r>
             <w:r>
               <w:rPr>
@@ -1830,28 +1926,19 @@
         <w:tc>
           <w:tcPr>
             <w:tcW w:w="988" w:type="dxa"/>
-            <w:vMerge w:val="restart"/>
-            <w:vAlign w:val="center"/>
-          </w:tcPr>
-          <w:p>
-            <w:pPr>
-              <w:rPr>
-                <w:rFonts w:ascii="Times New Roman" w:eastAsia="標楷體" w:hAnsi="Times New Roman"/>
-                <w:b/>
-                <w:bCs/>
-                <w:sz w:val="28"/>
-                <w:szCs w:val="28"/>
-              </w:rPr>
-            </w:pPr>
-            <w:r>
-              <w:rPr>
-                <w:rFonts w:ascii="Times New Roman" w:eastAsia="標楷體" w:hAnsi="Times New Roman" w:cs="Arial"/>
-                <w:b/>
-                <w:bCs/>
-              </w:rPr>
-              <w:lastRenderedPageBreak/>
-              <w:t>家屬</w:t>
-            </w:r>
+            <w:vMerge/>
+            <w:vAlign w:val="center"/>
+          </w:tcPr>
+          <w:p>
+            <w:pPr>
+              <w:rPr>
+                <w:rFonts w:ascii="Times New Roman" w:eastAsia="標楷體" w:hAnsi="Times New Roman"/>
+                <w:b/>
+                <w:bCs/>
+                <w:sz w:val="28"/>
+                <w:szCs w:val="28"/>
+              </w:rPr>
+            </w:pPr>
           </w:p>
         </w:tc>
         <w:tc>
@@ -2025,19 +2112,37 @@
         <w:tc>
           <w:tcPr>
             <w:tcW w:w="1984" w:type="dxa"/>
-            <w:vMerge/>
-            <w:vAlign w:val="center"/>
-          </w:tcPr>
-          <w:p>
-            <w:pPr>
-              <w:rPr>
-                <w:rFonts w:ascii="Times New Roman" w:eastAsia="標楷體" w:hAnsi="Times New Roman"/>
-                <w:b/>
-                <w:bCs/>
-                <w:sz w:val="28"/>
-                <w:szCs w:val="28"/>
-              </w:rPr>
-            </w:pPr>
+            <w:vMerge w:val="restart"/>
+            <w:vAlign w:val="center"/>
+          </w:tcPr>
+          <w:p>
+            <w:pPr>
+              <w:rPr>
+                <w:rFonts w:ascii="Times New Roman" w:eastAsia="標楷體" w:hAnsi="Times New Roman"/>
+                <w:b/>
+                <w:bCs/>
+                <w:sz w:val="28"/>
+                <w:szCs w:val="28"/>
+              </w:rPr>
+            </w:pPr>
+            <w:proofErr w:type="gramStart"/>
+            <w:r>
+              <w:rPr>
+                <w:rFonts w:ascii="Times New Roman" w:eastAsia="標楷體" w:hAnsi="Times New Roman" w:cs="Arial"/>
+                <w:b/>
+                <w:bCs/>
+              </w:rPr>
+              <w:t>照護排程</w:t>
+            </w:r>
+            <w:proofErr w:type="gramEnd"/>
+            <w:r>
+              <w:rPr>
+                <w:rFonts w:ascii="Times New Roman" w:eastAsia="標楷體" w:hAnsi="Times New Roman" w:cs="Arial"/>
+                <w:b/>
+                <w:bCs/>
+              </w:rPr>
+              <w:t>管理</w:t>
+            </w:r>
           </w:p>
         </w:tc>
         <w:tc>
@@ -2059,19 +2164,7 @@
               <w:rPr>
                 <w:rFonts w:ascii="Times New Roman" w:eastAsia="標楷體" w:hAnsi="Times New Roman" w:cs="Arial"/>
               </w:rPr>
-              <w:t>手動</w:t>
-            </w:r>
-            <w:r>
-              <w:rPr>
-                <w:rFonts w:ascii="Times New Roman" w:eastAsia="標楷體" w:hAnsi="Times New Roman" w:cs="Arial"/>
-              </w:rPr>
-              <w:t xml:space="preserve">/AI </w:t>
-            </w:r>
-            <w:r>
-              <w:rPr>
-                <w:rFonts w:ascii="Times New Roman" w:eastAsia="標楷體" w:hAnsi="Times New Roman" w:cs="Arial"/>
-              </w:rPr>
-              <w:t>安排流程</w:t>
+              <w:t>查閱與修改排程</w:t>
             </w:r>
           </w:p>
         </w:tc>
@@ -2094,19 +2187,19 @@
               <w:rPr>
                 <w:rFonts w:ascii="Times New Roman" w:eastAsia="標楷體" w:hAnsi="Times New Roman" w:cs="Arial"/>
               </w:rPr>
-              <w:t>使用者可手動設定或透過</w:t>
-            </w:r>
-            <w:r>
-              <w:rPr>
-                <w:rFonts w:ascii="Times New Roman" w:eastAsia="標楷體" w:hAnsi="Times New Roman" w:cs="Arial"/>
-              </w:rPr>
-              <w:t xml:space="preserve"> AI </w:t>
-            </w:r>
-            <w:r>
-              <w:rPr>
-                <w:rFonts w:ascii="Times New Roman" w:eastAsia="標楷體" w:hAnsi="Times New Roman" w:cs="Arial"/>
-              </w:rPr>
-              <w:t>生成長輩的日常提醒排程。</w:t>
+              <w:t>使用者可檢視、修改或刪除長輩的各項提醒任務</w:t>
+            </w:r>
+            <w:r>
+              <w:rPr>
+                <w:rFonts w:ascii="Times New Roman" w:eastAsia="標楷體" w:hAnsi="Times New Roman" w:cs="Arial" w:hint="eastAsia"/>
+              </w:rPr>
+              <w:t>或流程</w:t>
+            </w:r>
+            <w:r>
+              <w:rPr>
+                <w:rFonts w:ascii="Times New Roman" w:eastAsia="標楷體" w:hAnsi="Times New Roman" w:cs="Arial"/>
+              </w:rPr>
+              <w:t>。</w:t>
             </w:r>
           </w:p>
         </w:tc>
@@ -2133,27 +2226,17 @@
         <w:tc>
           <w:tcPr>
             <w:tcW w:w="1984" w:type="dxa"/>
-            <w:vMerge w:val="restart"/>
-            <w:vAlign w:val="center"/>
-          </w:tcPr>
-          <w:p>
-            <w:pPr>
-              <w:rPr>
-                <w:rFonts w:ascii="Times New Roman" w:eastAsia="標楷體" w:hAnsi="Times New Roman"/>
-                <w:b/>
-                <w:bCs/>
-                <w:sz w:val="28"/>
-                <w:szCs w:val="28"/>
-              </w:rPr>
-            </w:pPr>
-            <w:r>
-              <w:rPr>
-                <w:rFonts w:ascii="Times New Roman" w:eastAsia="標楷體" w:hAnsi="Times New Roman" w:cs="Arial"/>
-                <w:b/>
-                <w:bCs/>
-              </w:rPr>
-              <w:t>照護排程管理</w:t>
-            </w:r>
+            <w:vMerge/>
+            <w:vAlign w:val="center"/>
+          </w:tcPr>
+          <w:p>
+            <w:pPr>
+              <w:rPr>
+                <w:rFonts w:ascii="Times New Roman" w:eastAsia="標楷體" w:hAnsi="Times New Roman" w:cs="Arial"/>
+                <w:b/>
+                <w:bCs/>
+              </w:rPr>
+            </w:pPr>
           </w:p>
         </w:tc>
         <w:tc>
@@ -2164,18 +2247,26 @@
           <w:p>
             <w:pPr>
               <w:rPr>
-                <w:rFonts w:ascii="Times New Roman" w:eastAsia="標楷體" w:hAnsi="Times New Roman"/>
-                <w:b/>
-                <w:bCs/>
-                <w:sz w:val="28"/>
-                <w:szCs w:val="28"/>
-              </w:rPr>
-            </w:pPr>
-            <w:r>
-              <w:rPr>
-                <w:rFonts w:ascii="Times New Roman" w:eastAsia="標楷體" w:hAnsi="Times New Roman" w:cs="Arial"/>
-              </w:rPr>
-              <w:t>查閱與修改排程</w:t>
+                <w:rFonts w:ascii="Times New Roman" w:eastAsia="標楷體" w:hAnsi="Times New Roman" w:cs="Arial"/>
+              </w:rPr>
+            </w:pPr>
+            <w:r>
+              <w:rPr>
+                <w:rFonts w:ascii="Times New Roman" w:eastAsia="標楷體" w:hAnsi="Times New Roman" w:cs="Arial"/>
+              </w:rPr>
+              <w:t>手動</w:t>
+            </w:r>
+            <w:r>
+              <w:rPr>
+                <w:rFonts w:ascii="Times New Roman" w:eastAsia="標楷體" w:hAnsi="Times New Roman" w:cs="Arial"/>
+              </w:rPr>
+              <w:t xml:space="preserve">/AI </w:t>
+            </w:r>
+            <w:r>
+              <w:rPr>
+                <w:rFonts w:ascii="Times New Roman" w:eastAsia="標楷體" w:hAnsi="Times New Roman" w:cs="Arial"/>
+              </w:rPr>
+              <w:t>安排流程</w:t>
             </w:r>
           </w:p>
         </w:tc>
@@ -2187,18 +2278,26 @@
           <w:p>
             <w:pPr>
               <w:rPr>
-                <w:rFonts w:ascii="Times New Roman" w:eastAsia="標楷體" w:hAnsi="Times New Roman"/>
-                <w:b/>
-                <w:bCs/>
-                <w:sz w:val="28"/>
-                <w:szCs w:val="28"/>
-              </w:rPr>
-            </w:pPr>
-            <w:r>
-              <w:rPr>
-                <w:rFonts w:ascii="Times New Roman" w:eastAsia="標楷體" w:hAnsi="Times New Roman" w:cs="Arial"/>
-              </w:rPr>
-              <w:t>使用者可檢視、修改或刪除長輩的各項提醒任務。</w:t>
+                <w:rFonts w:ascii="Times New Roman" w:eastAsia="標楷體" w:hAnsi="Times New Roman" w:cs="Arial"/>
+              </w:rPr>
+            </w:pPr>
+            <w:r>
+              <w:rPr>
+                <w:rFonts w:ascii="Times New Roman" w:eastAsia="標楷體" w:hAnsi="Times New Roman" w:cs="Arial"/>
+              </w:rPr>
+              <w:t>使用者可手動設定或透過</w:t>
+            </w:r>
+            <w:r>
+              <w:rPr>
+                <w:rFonts w:ascii="Times New Roman" w:eastAsia="標楷體" w:hAnsi="Times New Roman" w:cs="Arial"/>
+              </w:rPr>
+              <w:t xml:space="preserve"> AI </w:t>
+            </w:r>
+            <w:r>
+              <w:rPr>
+                <w:rFonts w:ascii="Times New Roman" w:eastAsia="標楷體" w:hAnsi="Times New Roman" w:cs="Arial"/>
+              </w:rPr>
+              <w:t>生成長輩的日常提醒排程</w:t>
             </w:r>
           </w:p>
         </w:tc>
@@ -2543,8 +2642,16 @@
               <w:rPr>
                 <w:rFonts w:ascii="Times New Roman" w:eastAsia="標楷體" w:hAnsi="Times New Roman" w:cs="Arial"/>
               </w:rPr>
-              <w:t>發布與查看貼文</w:t>
-            </w:r>
+              <w:t>發布與</w:t>
+            </w:r>
+            <w:proofErr w:type="gramStart"/>
+            <w:r>
+              <w:rPr>
+                <w:rFonts w:ascii="Times New Roman" w:eastAsia="標楷體" w:hAnsi="Times New Roman" w:cs="Arial"/>
+              </w:rPr>
+              <w:t>查看貼文</w:t>
+            </w:r>
+            <w:proofErr w:type="gramEnd"/>
           </w:p>
         </w:tc>
         <w:tc>
@@ -2566,7 +2673,35 @@
               <w:rPr>
                 <w:rFonts w:ascii="Times New Roman" w:eastAsia="標楷體" w:hAnsi="Times New Roman" w:cs="Arial"/>
               </w:rPr>
-              <w:t>使用者可於社群板發布動態或與長輩的貼文進行互動。</w:t>
+              <w:t>使用者可於</w:t>
+            </w:r>
+            <w:proofErr w:type="gramStart"/>
+            <w:r>
+              <w:rPr>
+                <w:rFonts w:ascii="Times New Roman" w:eastAsia="標楷體" w:hAnsi="Times New Roman" w:cs="Arial"/>
+              </w:rPr>
+              <w:t>社群板發布</w:t>
+            </w:r>
+            <w:proofErr w:type="gramEnd"/>
+            <w:r>
+              <w:rPr>
+                <w:rFonts w:ascii="Times New Roman" w:eastAsia="標楷體" w:hAnsi="Times New Roman" w:cs="Arial"/>
+              </w:rPr>
+              <w:t>動態或與長輩</w:t>
+            </w:r>
+            <w:proofErr w:type="gramStart"/>
+            <w:r>
+              <w:rPr>
+                <w:rFonts w:ascii="Times New Roman" w:eastAsia="標楷體" w:hAnsi="Times New Roman" w:cs="Arial"/>
+              </w:rPr>
+              <w:t>的貼文進行</w:t>
+            </w:r>
+            <w:proofErr w:type="gramEnd"/>
+            <w:r>
+              <w:rPr>
+                <w:rFonts w:ascii="Times New Roman" w:eastAsia="標楷體" w:hAnsi="Times New Roman" w:cs="Arial"/>
+              </w:rPr>
+              <w:t>互動。</w:t>
             </w:r>
           </w:p>
         </w:tc>
@@ -2717,13 +2852,7 @@
               <w:rPr>
                 <w:rFonts w:ascii="Times New Roman" w:eastAsia="標楷體" w:hAnsi="Times New Roman" w:cs="Arial" w:hint="eastAsia"/>
               </w:rPr>
-              <w:t>撥打</w:t>
-            </w:r>
-            <w:r>
-              <w:rPr>
-                <w:rFonts w:ascii="Times New Roman" w:eastAsia="標楷體" w:hAnsi="Times New Roman" w:cs="Arial" w:hint="eastAsia"/>
-              </w:rPr>
-              <w:t>視訊</w:t>
+              <w:t>撥打視訊</w:t>
             </w:r>
             <w:r>
               <w:rPr>
@@ -3049,11 +3178,19 @@
                 <w:szCs w:val="28"/>
               </w:rPr>
             </w:pPr>
-            <w:r>
-              <w:rPr>
-                <w:rFonts w:ascii="Times New Roman" w:eastAsia="標楷體" w:hAnsi="Times New Roman" w:cs="Arial"/>
-              </w:rPr>
-              <w:t>模型調優與監控</w:t>
+            <w:proofErr w:type="gramStart"/>
+            <w:r>
+              <w:rPr>
+                <w:rFonts w:ascii="Times New Roman" w:eastAsia="標楷體" w:hAnsi="Times New Roman" w:cs="Arial"/>
+              </w:rPr>
+              <w:t>模型調優與</w:t>
+            </w:r>
+            <w:proofErr w:type="gramEnd"/>
+            <w:r>
+              <w:rPr>
+                <w:rFonts w:ascii="Times New Roman" w:eastAsia="標楷體" w:hAnsi="Times New Roman" w:cs="Arial"/>
+              </w:rPr>
+              <w:t>監控</w:t>
             </w:r>
           </w:p>
         </w:tc>
@@ -3452,11 +3589,19 @@
               </w:rPr>
               <w:t xml:space="preserve"> AI </w:t>
             </w:r>
-            <w:r>
-              <w:rPr>
-                <w:rFonts w:ascii="Times New Roman" w:eastAsia="標楷體" w:hAnsi="Times New Roman" w:cs="Arial"/>
-              </w:rPr>
-              <w:t>語音包或聲紋權限。</w:t>
+            <w:proofErr w:type="gramStart"/>
+            <w:r>
+              <w:rPr>
+                <w:rFonts w:ascii="Times New Roman" w:eastAsia="標楷體" w:hAnsi="Times New Roman" w:cs="Arial"/>
+              </w:rPr>
+              <w:t>語音包或聲</w:t>
+            </w:r>
+            <w:proofErr w:type="gramEnd"/>
+            <w:r>
+              <w:rPr>
+                <w:rFonts w:ascii="Times New Roman" w:eastAsia="標楷體" w:hAnsi="Times New Roman" w:cs="Arial"/>
+              </w:rPr>
+              <w:t>紋權限。</w:t>
             </w:r>
           </w:p>
         </w:tc>
@@ -3891,7 +4036,25 @@
           <w:sz w:val="28"/>
           <w:szCs w:val="28"/>
         </w:rPr>
-        <w:t>並具備防連點與誤觸防護機制。</w:t>
+        <w:t>並具備</w:t>
+      </w:r>
+      <w:proofErr w:type="gramStart"/>
+      <w:r>
+        <w:rPr>
+          <w:rFonts w:ascii="Times New Roman" w:eastAsia="標楷體" w:hAnsi="Times New Roman"/>
+          <w:sz w:val="28"/>
+          <w:szCs w:val="28"/>
+        </w:rPr>
+        <w:t>防連點與誤</w:t>
+      </w:r>
+      <w:proofErr w:type="gramEnd"/>
+      <w:r>
+        <w:rPr>
+          <w:rFonts w:ascii="Times New Roman" w:eastAsia="標楷體" w:hAnsi="Times New Roman"/>
+          <w:sz w:val="28"/>
+          <w:szCs w:val="28"/>
+        </w:rPr>
+        <w:t>觸防護機制。</w:t>
       </w:r>
     </w:p>
     <w:p>
@@ -3988,7 +4151,25 @@
           <w:sz w:val="28"/>
           <w:szCs w:val="28"/>
         </w:rPr>
-        <w:t>，且前端應用程式需具備斷網離線備援推播功能。</w:t>
+        <w:t>，且前端應用程式需具備斷</w:t>
+      </w:r>
+      <w:proofErr w:type="gramStart"/>
+      <w:r>
+        <w:rPr>
+          <w:rFonts w:ascii="Times New Roman" w:eastAsia="標楷體" w:hAnsi="Times New Roman"/>
+          <w:sz w:val="28"/>
+          <w:szCs w:val="28"/>
+        </w:rPr>
+        <w:t>網離線備援推</w:t>
+      </w:r>
+      <w:proofErr w:type="gramEnd"/>
+      <w:r>
+        <w:rPr>
+          <w:rFonts w:ascii="Times New Roman" w:eastAsia="標楷體" w:hAnsi="Times New Roman"/>
+          <w:sz w:val="28"/>
+          <w:szCs w:val="28"/>
+        </w:rPr>
+        <w:t>播功能。</w:t>
       </w:r>
     </w:p>
     <w:p>
@@ -4100,15 +4281,43 @@
           <w:sz w:val="28"/>
           <w:szCs w:val="28"/>
         </w:rPr>
-        <w:t>系統後端架構需採無狀態化設計以支援水平擴充，且功能模組需具備高</w:t>
+        <w:t>系統後端架構需</w:t>
       </w:r>
+      <w:proofErr w:type="gramStart"/>
       <w:r>
         <w:rPr>
+          <w:rFonts w:ascii="Times New Roman" w:eastAsia="標楷體" w:hAnsi="Times New Roman"/>
+          <w:sz w:val="28"/>
+          <w:szCs w:val="28"/>
+        </w:rPr>
+        <w:t>採</w:t>
+      </w:r>
+      <w:proofErr w:type="gramEnd"/>
+      <w:r>
+        <w:rPr>
+          <w:rFonts w:ascii="Times New Roman" w:eastAsia="標楷體" w:hAnsi="Times New Roman"/>
+          <w:sz w:val="28"/>
+          <w:szCs w:val="28"/>
+        </w:rPr>
+        <w:t>無狀態化設計以支援水平擴充，且功能模組需具備高</w:t>
+      </w:r>
+      <w:proofErr w:type="gramStart"/>
+      <w:r>
+        <w:rPr>
           <w:rFonts w:ascii="Times New Roman" w:eastAsia="標楷體" w:hAnsi="Times New Roman" w:hint="eastAsia"/>
           <w:sz w:val="28"/>
           <w:szCs w:val="28"/>
         </w:rPr>
-        <w:t>內聚性與低耦合</w:t>
+        <w:t>內聚性與</w:t>
+      </w:r>
+      <w:proofErr w:type="gramEnd"/>
+      <w:r>
+        <w:rPr>
+          <w:rFonts w:ascii="Times New Roman" w:eastAsia="標楷體" w:hAnsi="Times New Roman" w:hint="eastAsia"/>
+          <w:sz w:val="28"/>
+          <w:szCs w:val="28"/>
+        </w:rPr>
+        <w:t>低耦合</w:t>
       </w:r>
       <w:r>
         <w:rPr>
@@ -4237,7 +4446,25 @@
           <w:szCs w:val="28"/>
         </w:rPr>
         <w:lastRenderedPageBreak/>
-        <w:t>業系統，確保汰換之舊手機設備可順利作為長輩機或監視器使用。</w:t>
+        <w:t>業系統，確保</w:t>
+      </w:r>
+      <w:proofErr w:type="gramStart"/>
+      <w:r>
+        <w:rPr>
+          <w:rFonts w:ascii="Times New Roman" w:eastAsia="標楷體" w:hAnsi="Times New Roman"/>
+          <w:sz w:val="28"/>
+          <w:szCs w:val="28"/>
+        </w:rPr>
+        <w:t>汰</w:t>
+      </w:r>
+      <w:proofErr w:type="gramEnd"/>
+      <w:r>
+        <w:rPr>
+          <w:rFonts w:ascii="Times New Roman" w:eastAsia="標楷體" w:hAnsi="Times New Roman"/>
+          <w:sz w:val="28"/>
+          <w:szCs w:val="28"/>
+        </w:rPr>
+        <w:t>換之舊手機設備可順利作為長輩機或監視器使用。</w:t>
       </w:r>
     </w:p>
     <w:p>
@@ -4262,7 +4489,29 @@
           <w:sz w:val="28"/>
           <w:szCs w:val="28"/>
         </w:rPr>
-        <w:t>合規性：</w:t>
+        <w:t>合</w:t>
+      </w:r>
+      <w:proofErr w:type="gramStart"/>
+      <w:r>
+        <w:rPr>
+          <w:rFonts w:ascii="Times New Roman" w:eastAsia="標楷體" w:hAnsi="Times New Roman"/>
+          <w:b/>
+          <w:bCs/>
+          <w:sz w:val="28"/>
+          <w:szCs w:val="28"/>
+        </w:rPr>
+        <w:t>規</w:t>
+      </w:r>
+      <w:proofErr w:type="gramEnd"/>
+      <w:r>
+        <w:rPr>
+          <w:rFonts w:ascii="Times New Roman" w:eastAsia="標楷體" w:hAnsi="Times New Roman"/>
+          <w:b/>
+          <w:bCs/>
+          <w:sz w:val="28"/>
+          <w:szCs w:val="28"/>
+        </w:rPr>
+        <w:t>性：</w:t>
       </w:r>
       <w:r>
         <w:rPr>
@@ -4368,10 +4617,10 @@
           <w:szCs w:val="28"/>
         </w:rPr>
         <w:drawing>
-          <wp:inline distT="0" distB="0" distL="0" distR="0" wp14:anchorId="62DC5F67" wp14:editId="292BBCB0">
-            <wp:extent cx="6107430" cy="5719445"/>
-            <wp:effectExtent l="0" t="0" r="7620" b="0"/>
-            <wp:docPr id="1472909514" name="圖片 1"/>
+          <wp:inline distT="0" distB="0" distL="0" distR="0" wp14:anchorId="5EBEC9F6" wp14:editId="125FA91E">
+            <wp:extent cx="6107430" cy="6263005"/>
+            <wp:effectExtent l="0" t="0" r="7620" b="4445"/>
+            <wp:docPr id="891143221" name="圖片 1"/>
             <wp:cNvGraphicFramePr>
               <a:graphicFrameLocks xmlns:a="http://schemas.openxmlformats.org/drawingml/2006/main" noChangeAspect="1"/>
             </wp:cNvGraphicFramePr>
@@ -4400,7 +4649,7 @@
                   <pic:spPr bwMode="auto">
                     <a:xfrm>
                       <a:off x="0" y="0"/>
-                      <a:ext cx="6107430" cy="5719445"/>
+                      <a:ext cx="6107430" cy="6263005"/>
                     </a:xfrm>
                     <a:prstGeom prst="rect">
                       <a:avLst/>

--- a/Documents/Chapter 5.docx
+++ b/Documents/Chapter 5.docx
@@ -923,7 +923,7 @@
                 <w:b/>
                 <w:bCs/>
               </w:rPr>
-              <w:t>家庭</w:t>
+              <w:t>長輩</w:t>
             </w:r>
             <w:r>
               <w:rPr>
@@ -2435,11 +2435,19 @@
             </w:pPr>
             <w:r>
               <w:rPr>
-                <w:rFonts w:ascii="Times New Roman" w:eastAsia="標楷體" w:hAnsi="Times New Roman" w:cs="Arial"/>
-                <w:b/>
-                <w:bCs/>
-              </w:rPr>
-              <w:t>健康與情緒監測</w:t>
+                <w:rFonts w:ascii="Times New Roman" w:eastAsia="標楷體" w:hAnsi="Times New Roman" w:cs="Arial" w:hint="eastAsia"/>
+                <w:b/>
+                <w:bCs/>
+              </w:rPr>
+              <w:t>狀態</w:t>
+            </w:r>
+            <w:r>
+              <w:rPr>
+                <w:rFonts w:ascii="Times New Roman" w:eastAsia="標楷體" w:hAnsi="Times New Roman" w:cs="Arial"/>
+                <w:b/>
+                <w:bCs/>
+              </w:rPr>
+              <w:t>監測</w:t>
             </w:r>
           </w:p>
         </w:tc>
@@ -2462,7 +2470,7 @@
               <w:rPr>
                 <w:rFonts w:ascii="Times New Roman" w:eastAsia="標楷體" w:hAnsi="Times New Roman" w:cs="Arial"/>
               </w:rPr>
-              <w:t>遠端單向影像監控</w:t>
+              <w:t>獲取長者定位與導航</w:t>
             </w:r>
           </w:p>
         </w:tc>
@@ -2485,7 +2493,19 @@
               <w:rPr>
                 <w:rFonts w:ascii="Times New Roman" w:eastAsia="標楷體" w:hAnsi="Times New Roman" w:cs="Arial"/>
               </w:rPr>
-              <w:t>使用者可遠端開啟長輩舊手機鏡頭查看即時影像。</w:t>
+              <w:t>系統依據長者手機</w:t>
+            </w:r>
+            <w:r>
+              <w:rPr>
+                <w:rFonts w:ascii="Times New Roman" w:eastAsia="標楷體" w:hAnsi="Times New Roman" w:cs="Arial"/>
+              </w:rPr>
+              <w:t xml:space="preserve"> GPS </w:t>
+            </w:r>
+            <w:r>
+              <w:rPr>
+                <w:rFonts w:ascii="Times New Roman" w:eastAsia="標楷體" w:hAnsi="Times New Roman" w:cs="Arial"/>
+              </w:rPr>
+              <w:t>定位提供家屬前往該處的最佳交通路徑。</w:t>
             </w:r>
           </w:p>
         </w:tc>
@@ -2546,7 +2566,7 @@
               <w:rPr>
                 <w:rFonts w:ascii="Times New Roman" w:eastAsia="標楷體" w:hAnsi="Times New Roman" w:cs="Arial"/>
               </w:rPr>
-              <w:t>獲取長者定位與導航</w:t>
+              <w:t>遠端單向影像監控</w:t>
             </w:r>
           </w:p>
         </w:tc>
@@ -2569,19 +2589,13 @@
               <w:rPr>
                 <w:rFonts w:ascii="Times New Roman" w:eastAsia="標楷體" w:hAnsi="Times New Roman" w:cs="Arial"/>
               </w:rPr>
-              <w:t>系統依據長者手機</w:t>
-            </w:r>
-            <w:r>
-              <w:rPr>
-                <w:rFonts w:ascii="Times New Roman" w:eastAsia="標楷體" w:hAnsi="Times New Roman" w:cs="Arial"/>
-              </w:rPr>
-              <w:t xml:space="preserve"> GPS </w:t>
-            </w:r>
-            <w:r>
-              <w:rPr>
-                <w:rFonts w:ascii="Times New Roman" w:eastAsia="標楷體" w:hAnsi="Times New Roman" w:cs="Arial"/>
-              </w:rPr>
-              <w:t>定位提供家屬前往該處的最佳交通路徑。</w:t>
+              <w:t>使用者可遠端開啟長輩舊手機鏡頭查看即時影像</w:t>
+            </w:r>
+            <w:r>
+              <w:rPr>
+                <w:rFonts w:ascii="Times New Roman" w:eastAsia="標楷體" w:hAnsi="Times New Roman" w:cs="Arial" w:hint="eastAsia"/>
+              </w:rPr>
+              <w:t>。</w:t>
             </w:r>
           </w:p>
         </w:tc>
@@ -2608,19 +2622,43 @@
         <w:tc>
           <w:tcPr>
             <w:tcW w:w="1984" w:type="dxa"/>
-            <w:vMerge/>
-            <w:vAlign w:val="center"/>
-          </w:tcPr>
-          <w:p>
-            <w:pPr>
-              <w:rPr>
-                <w:rFonts w:ascii="Times New Roman" w:eastAsia="標楷體" w:hAnsi="Times New Roman"/>
-                <w:b/>
-                <w:bCs/>
-                <w:sz w:val="28"/>
-                <w:szCs w:val="28"/>
-              </w:rPr>
-            </w:pPr>
+            <w:vMerge w:val="restart"/>
+            <w:vAlign w:val="center"/>
+          </w:tcPr>
+          <w:p>
+            <w:pPr>
+              <w:rPr>
+                <w:rFonts w:ascii="Times New Roman" w:eastAsia="標楷體" w:hAnsi="Times New Roman" w:hint="eastAsia"/>
+                <w:b/>
+                <w:bCs/>
+                <w:sz w:val="28"/>
+                <w:szCs w:val="28"/>
+              </w:rPr>
+            </w:pPr>
+            <w:r>
+              <w:rPr>
+                <w:rFonts w:ascii="Times New Roman" w:eastAsia="標楷體" w:hAnsi="Times New Roman" w:cs="Arial"/>
+                <w:b/>
+                <w:bCs/>
+              </w:rPr>
+              <w:t>家</w:t>
+            </w:r>
+            <w:r>
+              <w:rPr>
+                <w:rFonts w:ascii="Times New Roman" w:eastAsia="標楷體" w:hAnsi="Times New Roman" w:cs="Arial" w:hint="eastAsia"/>
+                <w:b/>
+                <w:bCs/>
+              </w:rPr>
+              <w:t>屬</w:t>
+            </w:r>
+            <w:r>
+              <w:rPr>
+                <w:rFonts w:ascii="Times New Roman" w:eastAsia="標楷體" w:hAnsi="Times New Roman" w:cs="Arial"/>
+                <w:b/>
+                <w:bCs/>
+              </w:rPr>
+              <w:t>通訊</w:t>
+            </w:r>
           </w:p>
         </w:tc>
         <w:tc>
@@ -2728,27 +2766,19 @@
         <w:tc>
           <w:tcPr>
             <w:tcW w:w="1984" w:type="dxa"/>
-            <w:vMerge w:val="restart"/>
-            <w:vAlign w:val="center"/>
-          </w:tcPr>
-          <w:p>
-            <w:pPr>
-              <w:rPr>
-                <w:rFonts w:ascii="Times New Roman" w:eastAsia="標楷體" w:hAnsi="Times New Roman"/>
-                <w:b/>
-                <w:bCs/>
-                <w:sz w:val="28"/>
-                <w:szCs w:val="28"/>
-              </w:rPr>
-            </w:pPr>
-            <w:r>
-              <w:rPr>
-                <w:rFonts w:ascii="Times New Roman" w:eastAsia="標楷體" w:hAnsi="Times New Roman" w:cs="Arial"/>
-                <w:b/>
-                <w:bCs/>
-              </w:rPr>
-              <w:t>家庭通訊互動</w:t>
-            </w:r>
+            <w:vMerge/>
+            <w:vAlign w:val="center"/>
+          </w:tcPr>
+          <w:p>
+            <w:pPr>
+              <w:rPr>
+                <w:rFonts w:ascii="Times New Roman" w:eastAsia="標楷體" w:hAnsi="Times New Roman"/>
+                <w:b/>
+                <w:bCs/>
+                <w:sz w:val="28"/>
+                <w:szCs w:val="28"/>
+              </w:rPr>
+            </w:pPr>
           </w:p>
         </w:tc>
         <w:tc>
@@ -2770,7 +2800,19 @@
               <w:rPr>
                 <w:rFonts w:ascii="Times New Roman" w:eastAsia="標楷體" w:hAnsi="Times New Roman" w:cs="Arial" w:hint="eastAsia"/>
               </w:rPr>
-              <w:t>查看遠端監控</w:t>
+              <w:t>撥打視訊</w:t>
+            </w:r>
+            <w:r>
+              <w:rPr>
+                <w:rFonts w:ascii="Times New Roman" w:eastAsia="標楷體" w:hAnsi="Times New Roman" w:cs="Arial"/>
+              </w:rPr>
+              <w:t>通</w:t>
+            </w:r>
+            <w:r>
+              <w:rPr>
+                <w:rFonts w:ascii="Times New Roman" w:eastAsia="標楷體" w:hAnsi="Times New Roman" w:cs="Arial" w:hint="eastAsia"/>
+              </w:rPr>
+              <w:t>話</w:t>
             </w:r>
           </w:p>
         </w:tc>
@@ -2793,7 +2835,19 @@
               <w:rPr>
                 <w:rFonts w:ascii="Times New Roman" w:eastAsia="標楷體" w:hAnsi="Times New Roman" w:cs="Arial"/>
               </w:rPr>
-              <w:t>使用者可與長輩收發訊息、發起一般視訊或緊急通話。</w:t>
+              <w:t>使用者可與長輩發起</w:t>
+            </w:r>
+            <w:r>
+              <w:rPr>
+                <w:rFonts w:ascii="Times New Roman" w:eastAsia="標楷體" w:hAnsi="Times New Roman" w:cs="Arial" w:hint="eastAsia"/>
+              </w:rPr>
+              <w:t>或接收長輩打來的</w:t>
+            </w:r>
+            <w:r>
+              <w:rPr>
+                <w:rFonts w:ascii="Times New Roman" w:eastAsia="標楷體" w:hAnsi="Times New Roman" w:cs="Arial"/>
+              </w:rPr>
+              <w:t>一般視訊通話。</w:t>
             </w:r>
           </w:p>
         </w:tc>
@@ -2852,13 +2906,13 @@
               <w:rPr>
                 <w:rFonts w:ascii="Times New Roman" w:eastAsia="標楷體" w:hAnsi="Times New Roman" w:cs="Arial" w:hint="eastAsia"/>
               </w:rPr>
-              <w:t>撥打視訊</w:t>
-            </w:r>
-            <w:r>
-              <w:rPr>
-                <w:rFonts w:ascii="Times New Roman" w:eastAsia="標楷體" w:hAnsi="Times New Roman" w:cs="Arial"/>
-              </w:rPr>
-              <w:t>通</w:t>
+              <w:t>撥打</w:t>
+            </w:r>
+            <w:r>
+              <w:rPr>
+                <w:rFonts w:ascii="Times New Roman" w:eastAsia="標楷體" w:hAnsi="Times New Roman" w:cs="Arial"/>
+              </w:rPr>
+              <w:t>緊急通</w:t>
             </w:r>
             <w:r>
               <w:rPr>
@@ -2887,19 +2941,19 @@
               <w:rPr>
                 <w:rFonts w:ascii="Times New Roman" w:eastAsia="標楷體" w:hAnsi="Times New Roman" w:cs="Arial"/>
               </w:rPr>
-              <w:t>使用者可與長輩發起</w:t>
+              <w:t>使用者</w:t>
             </w:r>
             <w:r>
               <w:rPr>
                 <w:rFonts w:ascii="Times New Roman" w:eastAsia="標楷體" w:hAnsi="Times New Roman" w:cs="Arial" w:hint="eastAsia"/>
               </w:rPr>
-              <w:t>或接收長輩打來的</w:t>
-            </w:r>
-            <w:r>
-              <w:rPr>
-                <w:rFonts w:ascii="Times New Roman" w:eastAsia="標楷體" w:hAnsi="Times New Roman" w:cs="Arial"/>
-              </w:rPr>
-              <w:t>一般視訊通話。</w:t>
+              <w:t>在緊急時直接喚醒長輩裝置並撥打緊急視訊</w:t>
+            </w:r>
+            <w:r>
+              <w:rPr>
+                <w:rFonts w:ascii="Times New Roman" w:eastAsia="標楷體" w:hAnsi="Times New Roman" w:cs="Arial"/>
+              </w:rPr>
+              <w:t>通話。</w:t>
             </w:r>
           </w:p>
         </w:tc>
@@ -2908,6 +2962,331 @@
         <w:tc>
           <w:tcPr>
             <w:tcW w:w="988" w:type="dxa"/>
+            <w:vMerge w:val="restart"/>
+            <w:vAlign w:val="center"/>
+          </w:tcPr>
+          <w:p>
+            <w:pPr>
+              <w:rPr>
+                <w:rFonts w:ascii="Times New Roman" w:eastAsia="標楷體" w:hAnsi="Times New Roman"/>
+                <w:b/>
+                <w:bCs/>
+                <w:sz w:val="28"/>
+                <w:szCs w:val="28"/>
+              </w:rPr>
+            </w:pPr>
+            <w:r>
+              <w:rPr>
+                <w:rFonts w:ascii="Times New Roman" w:eastAsia="標楷體" w:hAnsi="Times New Roman" w:cs="Arial"/>
+                <w:b/>
+                <w:bCs/>
+              </w:rPr>
+              <w:t>管理者</w:t>
+            </w:r>
+          </w:p>
+        </w:tc>
+        <w:tc>
+          <w:tcPr>
+            <w:tcW w:w="1984" w:type="dxa"/>
+            <w:vAlign w:val="center"/>
+          </w:tcPr>
+          <w:p>
+            <w:pPr>
+              <w:rPr>
+                <w:rFonts w:ascii="Times New Roman" w:eastAsia="標楷體" w:hAnsi="Times New Roman"/>
+                <w:b/>
+                <w:bCs/>
+                <w:sz w:val="28"/>
+                <w:szCs w:val="28"/>
+              </w:rPr>
+            </w:pPr>
+            <w:r>
+              <w:rPr>
+                <w:rFonts w:ascii="Times New Roman" w:eastAsia="標楷體" w:hAnsi="Times New Roman" w:cs="Arial" w:hint="eastAsia"/>
+                <w:b/>
+                <w:bCs/>
+              </w:rPr>
+              <w:t>狀態與日誌監控</w:t>
+            </w:r>
+          </w:p>
+        </w:tc>
+        <w:tc>
+          <w:tcPr>
+            <w:tcW w:w="2410" w:type="dxa"/>
+            <w:vAlign w:val="center"/>
+          </w:tcPr>
+          <w:p>
+            <w:pPr>
+              <w:rPr>
+                <w:rFonts w:ascii="Times New Roman" w:eastAsia="標楷體" w:hAnsi="Times New Roman"/>
+                <w:b/>
+                <w:bCs/>
+                <w:sz w:val="28"/>
+                <w:szCs w:val="28"/>
+              </w:rPr>
+            </w:pPr>
+            <w:r>
+              <w:rPr>
+                <w:rFonts w:ascii="Times New Roman" w:eastAsia="標楷體" w:hAnsi="Times New Roman" w:cs="Arial"/>
+              </w:rPr>
+              <w:t>狀態與日誌監控</w:t>
+            </w:r>
+          </w:p>
+        </w:tc>
+        <w:tc>
+          <w:tcPr>
+            <w:tcW w:w="4246" w:type="dxa"/>
+            <w:vAlign w:val="center"/>
+          </w:tcPr>
+          <w:p>
+            <w:pPr>
+              <w:rPr>
+                <w:rFonts w:ascii="Times New Roman" w:eastAsia="標楷體" w:hAnsi="Times New Roman"/>
+                <w:b/>
+                <w:bCs/>
+                <w:sz w:val="28"/>
+                <w:szCs w:val="28"/>
+              </w:rPr>
+            </w:pPr>
+            <w:r>
+              <w:rPr>
+                <w:rFonts w:ascii="Times New Roman" w:eastAsia="標楷體" w:hAnsi="Times New Roman" w:cs="Arial"/>
+              </w:rPr>
+              <w:t>管理者可監控伺服器資源使用率與查看系統錯誤日誌。</w:t>
+            </w:r>
+          </w:p>
+        </w:tc>
+      </w:tr>
+      <w:tr>
+        <w:tc>
+          <w:tcPr>
+            <w:tcW w:w="988" w:type="dxa"/>
+            <w:vMerge/>
+            <w:vAlign w:val="center"/>
+          </w:tcPr>
+          <w:p>
+            <w:pPr>
+              <w:rPr>
+                <w:rFonts w:ascii="Times New Roman" w:eastAsia="標楷體" w:hAnsi="Times New Roman"/>
+                <w:b/>
+                <w:bCs/>
+                <w:sz w:val="28"/>
+                <w:szCs w:val="28"/>
+              </w:rPr>
+            </w:pPr>
+          </w:p>
+        </w:tc>
+        <w:tc>
+          <w:tcPr>
+            <w:tcW w:w="1984" w:type="dxa"/>
+            <w:vAlign w:val="center"/>
+          </w:tcPr>
+          <w:p>
+            <w:pPr>
+              <w:rPr>
+                <w:rFonts w:ascii="Times New Roman" w:eastAsia="標楷體" w:hAnsi="Times New Roman"/>
+                <w:b/>
+                <w:bCs/>
+                <w:sz w:val="28"/>
+                <w:szCs w:val="28"/>
+              </w:rPr>
+            </w:pPr>
+            <w:r>
+              <w:rPr>
+                <w:rFonts w:ascii="Times New Roman" w:eastAsia="標楷體" w:hAnsi="Times New Roman" w:cs="Arial"/>
+                <w:b/>
+                <w:bCs/>
+              </w:rPr>
+              <w:t>模型管理</w:t>
+            </w:r>
+            <w:r>
+              <w:rPr>
+                <w:rFonts w:ascii="Times New Roman" w:eastAsia="標楷體" w:hAnsi="Times New Roman" w:cs="Arial" w:hint="eastAsia"/>
+                <w:b/>
+                <w:bCs/>
+              </w:rPr>
+              <w:t>作業</w:t>
+            </w:r>
+          </w:p>
+        </w:tc>
+        <w:tc>
+          <w:tcPr>
+            <w:tcW w:w="2410" w:type="dxa"/>
+            <w:vAlign w:val="center"/>
+          </w:tcPr>
+          <w:p>
+            <w:pPr>
+              <w:rPr>
+                <w:rFonts w:ascii="Times New Roman" w:eastAsia="標楷體" w:hAnsi="Times New Roman"/>
+                <w:b/>
+                <w:bCs/>
+                <w:sz w:val="28"/>
+                <w:szCs w:val="28"/>
+              </w:rPr>
+            </w:pPr>
+            <w:proofErr w:type="gramStart"/>
+            <w:r>
+              <w:rPr>
+                <w:rFonts w:ascii="Times New Roman" w:eastAsia="標楷體" w:hAnsi="Times New Roman" w:cs="Arial"/>
+              </w:rPr>
+              <w:t>模型調優與</w:t>
+            </w:r>
+            <w:proofErr w:type="gramEnd"/>
+            <w:r>
+              <w:rPr>
+                <w:rFonts w:ascii="Times New Roman" w:eastAsia="標楷體" w:hAnsi="Times New Roman" w:cs="Arial"/>
+              </w:rPr>
+              <w:t>監控</w:t>
+            </w:r>
+          </w:p>
+        </w:tc>
+        <w:tc>
+          <w:tcPr>
+            <w:tcW w:w="4246" w:type="dxa"/>
+            <w:vAlign w:val="center"/>
+          </w:tcPr>
+          <w:p>
+            <w:pPr>
+              <w:rPr>
+                <w:rFonts w:ascii="Times New Roman" w:eastAsia="標楷體" w:hAnsi="Times New Roman"/>
+                <w:b/>
+                <w:bCs/>
+                <w:sz w:val="28"/>
+                <w:szCs w:val="28"/>
+              </w:rPr>
+            </w:pPr>
+            <w:r>
+              <w:rPr>
+                <w:rFonts w:ascii="Times New Roman" w:eastAsia="標楷體" w:hAnsi="Times New Roman" w:cs="Arial"/>
+              </w:rPr>
+              <w:t>管理者可調整</w:t>
+            </w:r>
+            <w:r>
+              <w:rPr>
+                <w:rFonts w:ascii="Times New Roman" w:eastAsia="標楷體" w:hAnsi="Times New Roman" w:cs="Arial"/>
+              </w:rPr>
+              <w:t xml:space="preserve"> AI </w:t>
+            </w:r>
+            <w:r>
+              <w:rPr>
+                <w:rFonts w:ascii="Times New Roman" w:eastAsia="標楷體" w:hAnsi="Times New Roman" w:cs="Arial"/>
+              </w:rPr>
+              <w:t>系統提示詞並監控外部</w:t>
+            </w:r>
+            <w:r>
+              <w:rPr>
+                <w:rFonts w:ascii="Times New Roman" w:eastAsia="標楷體" w:hAnsi="Times New Roman" w:cs="Arial"/>
+              </w:rPr>
+              <w:t xml:space="preserve"> API </w:t>
+            </w:r>
+            <w:r>
+              <w:rPr>
+                <w:rFonts w:ascii="Times New Roman" w:eastAsia="標楷體" w:hAnsi="Times New Roman" w:cs="Arial"/>
+              </w:rPr>
+              <w:t>消耗量。</w:t>
+            </w:r>
+          </w:p>
+        </w:tc>
+      </w:tr>
+      <w:tr>
+        <w:trPr>
+          <w:trHeight w:val="730"/>
+        </w:trPr>
+        <w:tc>
+          <w:tcPr>
+            <w:tcW w:w="988" w:type="dxa"/>
+            <w:vMerge/>
+            <w:vAlign w:val="center"/>
+          </w:tcPr>
+          <w:p>
+            <w:pPr>
+              <w:rPr>
+                <w:rFonts w:ascii="Times New Roman" w:eastAsia="標楷體" w:hAnsi="Times New Roman"/>
+                <w:b/>
+                <w:bCs/>
+                <w:sz w:val="28"/>
+                <w:szCs w:val="28"/>
+              </w:rPr>
+            </w:pPr>
+          </w:p>
+        </w:tc>
+        <w:tc>
+          <w:tcPr>
+            <w:tcW w:w="1984" w:type="dxa"/>
+            <w:vMerge w:val="restart"/>
+            <w:vAlign w:val="center"/>
+          </w:tcPr>
+          <w:p>
+            <w:pPr>
+              <w:rPr>
+                <w:rFonts w:ascii="Times New Roman" w:eastAsia="標楷體" w:hAnsi="Times New Roman"/>
+                <w:b/>
+                <w:bCs/>
+                <w:sz w:val="28"/>
+                <w:szCs w:val="28"/>
+              </w:rPr>
+            </w:pPr>
+            <w:r>
+              <w:rPr>
+                <w:rFonts w:ascii="Times New Roman" w:eastAsia="標楷體" w:hAnsi="Times New Roman" w:cs="Arial"/>
+                <w:b/>
+                <w:bCs/>
+              </w:rPr>
+              <w:t>用戶與資源分配</w:t>
+            </w:r>
+          </w:p>
+        </w:tc>
+        <w:tc>
+          <w:tcPr>
+            <w:tcW w:w="2410" w:type="dxa"/>
+            <w:vAlign w:val="center"/>
+          </w:tcPr>
+          <w:p>
+            <w:pPr>
+              <w:rPr>
+                <w:rFonts w:ascii="Times New Roman" w:eastAsia="標楷體" w:hAnsi="Times New Roman"/>
+                <w:b/>
+                <w:bCs/>
+                <w:sz w:val="28"/>
+                <w:szCs w:val="28"/>
+              </w:rPr>
+            </w:pPr>
+            <w:r>
+              <w:rPr>
+                <w:rFonts w:ascii="Times New Roman" w:eastAsia="標楷體" w:hAnsi="Times New Roman" w:cs="Arial"/>
+              </w:rPr>
+              <w:t>分配虛擬養成資源</w:t>
+            </w:r>
+          </w:p>
+        </w:tc>
+        <w:tc>
+          <w:tcPr>
+            <w:tcW w:w="4246" w:type="dxa"/>
+            <w:vAlign w:val="center"/>
+          </w:tcPr>
+          <w:p>
+            <w:pPr>
+              <w:rPr>
+                <w:rFonts w:ascii="Times New Roman" w:eastAsia="標楷體" w:hAnsi="Times New Roman"/>
+                <w:b/>
+                <w:bCs/>
+                <w:sz w:val="28"/>
+                <w:szCs w:val="28"/>
+              </w:rPr>
+            </w:pPr>
+            <w:r>
+              <w:rPr>
+                <w:rFonts w:ascii="Times New Roman" w:eastAsia="標楷體" w:hAnsi="Times New Roman" w:cs="Arial"/>
+              </w:rPr>
+              <w:t>管理者可發放指定小豬造型或虛擬成就予特定使用者。</w:t>
+            </w:r>
+          </w:p>
+        </w:tc>
+      </w:tr>
+      <w:tr>
+        <w:tc>
+          <w:tcPr>
+            <w:tcW w:w="988" w:type="dxa"/>
             <w:vMerge/>
             <w:vAlign w:val="center"/>
           </w:tcPr>
@@ -2958,21 +3337,9 @@
             </w:pPr>
             <w:r>
               <w:rPr>
-                <w:rFonts w:ascii="Times New Roman" w:eastAsia="標楷體" w:hAnsi="Times New Roman" w:cs="Arial" w:hint="eastAsia"/>
-              </w:rPr>
-              <w:t>撥打</w:t>
-            </w:r>
-            <w:r>
-              <w:rPr>
-                <w:rFonts w:ascii="Times New Roman" w:eastAsia="標楷體" w:hAnsi="Times New Roman" w:cs="Arial"/>
-              </w:rPr>
-              <w:t>緊急通</w:t>
-            </w:r>
-            <w:r>
-              <w:rPr>
-                <w:rFonts w:ascii="Times New Roman" w:eastAsia="標楷體" w:hAnsi="Times New Roman" w:cs="Arial" w:hint="eastAsia"/>
-              </w:rPr>
-              <w:t>話</w:t>
+                <w:rFonts w:ascii="Times New Roman" w:eastAsia="標楷體" w:hAnsi="Times New Roman" w:cs="Arial"/>
+              </w:rPr>
+              <w:t>調整家屬訂閱層級</w:t>
             </w:r>
           </w:p>
         </w:tc>
@@ -2995,19 +3362,7 @@
               <w:rPr>
                 <w:rFonts w:ascii="Times New Roman" w:eastAsia="標楷體" w:hAnsi="Times New Roman" w:cs="Arial"/>
               </w:rPr>
-              <w:t>使用者</w:t>
-            </w:r>
-            <w:r>
-              <w:rPr>
-                <w:rFonts w:ascii="Times New Roman" w:eastAsia="標楷體" w:hAnsi="Times New Roman" w:cs="Arial" w:hint="eastAsia"/>
-              </w:rPr>
-              <w:t>在緊急時直接喚醒長輩裝置並撥打緊急視訊</w:t>
-            </w:r>
-            <w:r>
-              <w:rPr>
-                <w:rFonts w:ascii="Times New Roman" w:eastAsia="標楷體" w:hAnsi="Times New Roman" w:cs="Arial"/>
-              </w:rPr>
-              <w:t>通話。</w:t>
+              <w:t>管理者可手動修改特定家屬帳號的付費訂閱方案狀態。</w:t>
             </w:r>
           </w:p>
         </w:tc>
@@ -3016,52 +3371,37 @@
         <w:tc>
           <w:tcPr>
             <w:tcW w:w="988" w:type="dxa"/>
-            <w:vMerge w:val="restart"/>
-            <w:vAlign w:val="center"/>
-          </w:tcPr>
-          <w:p>
-            <w:pPr>
-              <w:rPr>
-                <w:rFonts w:ascii="Times New Roman" w:eastAsia="標楷體" w:hAnsi="Times New Roman"/>
-                <w:b/>
-                <w:bCs/>
-                <w:sz w:val="28"/>
-                <w:szCs w:val="28"/>
-              </w:rPr>
-            </w:pPr>
-            <w:r>
-              <w:rPr>
-                <w:rFonts w:ascii="Times New Roman" w:eastAsia="標楷體" w:hAnsi="Times New Roman" w:cs="Arial"/>
-                <w:b/>
-                <w:bCs/>
-              </w:rPr>
-              <w:t>管理者</w:t>
-            </w:r>
+            <w:vMerge/>
+            <w:vAlign w:val="center"/>
+          </w:tcPr>
+          <w:p>
+            <w:pPr>
+              <w:rPr>
+                <w:rFonts w:ascii="Times New Roman" w:eastAsia="標楷體" w:hAnsi="Times New Roman"/>
+                <w:b/>
+                <w:bCs/>
+                <w:sz w:val="28"/>
+                <w:szCs w:val="28"/>
+              </w:rPr>
+            </w:pPr>
           </w:p>
         </w:tc>
         <w:tc>
           <w:tcPr>
             <w:tcW w:w="1984" w:type="dxa"/>
-            <w:vAlign w:val="center"/>
-          </w:tcPr>
-          <w:p>
-            <w:pPr>
-              <w:rPr>
-                <w:rFonts w:ascii="Times New Roman" w:eastAsia="標楷體" w:hAnsi="Times New Roman"/>
-                <w:b/>
-                <w:bCs/>
-                <w:sz w:val="28"/>
-                <w:szCs w:val="28"/>
-              </w:rPr>
-            </w:pPr>
-            <w:r>
-              <w:rPr>
-                <w:rFonts w:ascii="Times New Roman" w:eastAsia="標楷體" w:hAnsi="Times New Roman" w:cs="Arial" w:hint="eastAsia"/>
-                <w:b/>
-                <w:bCs/>
-              </w:rPr>
-              <w:t>狀態與日誌監控</w:t>
-            </w:r>
+            <w:vMerge/>
+            <w:vAlign w:val="center"/>
+          </w:tcPr>
+          <w:p>
+            <w:pPr>
+              <w:rPr>
+                <w:rFonts w:ascii="Times New Roman" w:eastAsia="標楷體" w:hAnsi="Times New Roman"/>
+                <w:b/>
+                <w:bCs/>
+                <w:sz w:val="28"/>
+                <w:szCs w:val="28"/>
+              </w:rPr>
+            </w:pPr>
           </w:p>
         </w:tc>
         <w:tc>
@@ -3083,7 +3423,7 @@
               <w:rPr>
                 <w:rFonts w:ascii="Times New Roman" w:eastAsia="標楷體" w:hAnsi="Times New Roman" w:cs="Arial"/>
               </w:rPr>
-              <w:t>狀態與日誌監控</w:t>
+              <w:t>發放虛擬貨幣點數</w:t>
             </w:r>
           </w:p>
         </w:tc>
@@ -3106,7 +3446,7 @@
               <w:rPr>
                 <w:rFonts w:ascii="Times New Roman" w:eastAsia="標楷體" w:hAnsi="Times New Roman" w:cs="Arial"/>
               </w:rPr>
-              <w:t>管理者可監控伺服器資源使用率與查看系統錯誤日誌。</w:t>
+              <w:t>管理者可發放平台虛擬點數供使用者於系統內消費使用。</w:t>
             </w:r>
           </w:p>
         </w:tc>
@@ -3133,34 +3473,19 @@
         <w:tc>
           <w:tcPr>
             <w:tcW w:w="1984" w:type="dxa"/>
-            <w:vAlign w:val="center"/>
-          </w:tcPr>
-          <w:p>
-            <w:pPr>
-              <w:rPr>
-                <w:rFonts w:ascii="Times New Roman" w:eastAsia="標楷體" w:hAnsi="Times New Roman"/>
-                <w:b/>
-                <w:bCs/>
-                <w:sz w:val="28"/>
-                <w:szCs w:val="28"/>
-              </w:rPr>
-            </w:pPr>
-            <w:r>
-              <w:rPr>
-                <w:rFonts w:ascii="Times New Roman" w:eastAsia="標楷體" w:hAnsi="Times New Roman" w:cs="Arial"/>
-                <w:b/>
-                <w:bCs/>
-              </w:rPr>
-              <w:t>模型管理</w:t>
-            </w:r>
-            <w:r>
-              <w:rPr>
-                <w:rFonts w:ascii="Times New Roman" w:eastAsia="標楷體" w:hAnsi="Times New Roman" w:cs="Arial" w:hint="eastAsia"/>
-                <w:b/>
-                <w:bCs/>
-              </w:rPr>
-              <w:t>作業</w:t>
-            </w:r>
+            <w:vMerge/>
+            <w:vAlign w:val="center"/>
+          </w:tcPr>
+          <w:p>
+            <w:pPr>
+              <w:rPr>
+                <w:rFonts w:ascii="Times New Roman" w:eastAsia="標楷體" w:hAnsi="Times New Roman"/>
+                <w:b/>
+                <w:bCs/>
+                <w:sz w:val="28"/>
+                <w:szCs w:val="28"/>
+              </w:rPr>
+            </w:pPr>
           </w:p>
         </w:tc>
         <w:tc>
@@ -3178,66 +3503,54 @@
                 <w:szCs w:val="28"/>
               </w:rPr>
             </w:pPr>
+            <w:r>
+              <w:rPr>
+                <w:rFonts w:ascii="Times New Roman" w:eastAsia="標楷體" w:hAnsi="Times New Roman" w:cs="Arial"/>
+              </w:rPr>
+              <w:t>解鎖進階語音包</w:t>
+            </w:r>
+          </w:p>
+        </w:tc>
+        <w:tc>
+          <w:tcPr>
+            <w:tcW w:w="4246" w:type="dxa"/>
+            <w:vAlign w:val="center"/>
+          </w:tcPr>
+          <w:p>
+            <w:pPr>
+              <w:rPr>
+                <w:rFonts w:ascii="Times New Roman" w:eastAsia="標楷體" w:hAnsi="Times New Roman"/>
+                <w:b/>
+                <w:bCs/>
+                <w:sz w:val="28"/>
+                <w:szCs w:val="28"/>
+              </w:rPr>
+            </w:pPr>
+            <w:r>
+              <w:rPr>
+                <w:rFonts w:ascii="Times New Roman" w:eastAsia="標楷體" w:hAnsi="Times New Roman" w:cs="Arial"/>
+              </w:rPr>
+              <w:t>管理者可為特定使用者解鎖特殊的</w:t>
+            </w:r>
+            <w:r>
+              <w:rPr>
+                <w:rFonts w:ascii="Times New Roman" w:eastAsia="標楷體" w:hAnsi="Times New Roman" w:cs="Arial"/>
+              </w:rPr>
+              <w:t xml:space="preserve"> AI </w:t>
+            </w:r>
             <w:proofErr w:type="gramStart"/>
             <w:r>
               <w:rPr>
                 <w:rFonts w:ascii="Times New Roman" w:eastAsia="標楷體" w:hAnsi="Times New Roman" w:cs="Arial"/>
               </w:rPr>
-              <w:t>模型調優與</w:t>
+              <w:t>語音包或聲</w:t>
             </w:r>
             <w:proofErr w:type="gramEnd"/>
             <w:r>
               <w:rPr>
                 <w:rFonts w:ascii="Times New Roman" w:eastAsia="標楷體" w:hAnsi="Times New Roman" w:cs="Arial"/>
               </w:rPr>
-              <w:t>監控</w:t>
-            </w:r>
-          </w:p>
-        </w:tc>
-        <w:tc>
-          <w:tcPr>
-            <w:tcW w:w="4246" w:type="dxa"/>
-            <w:vAlign w:val="center"/>
-          </w:tcPr>
-          <w:p>
-            <w:pPr>
-              <w:rPr>
-                <w:rFonts w:ascii="Times New Roman" w:eastAsia="標楷體" w:hAnsi="Times New Roman"/>
-                <w:b/>
-                <w:bCs/>
-                <w:sz w:val="28"/>
-                <w:szCs w:val="28"/>
-              </w:rPr>
-            </w:pPr>
-            <w:r>
-              <w:rPr>
-                <w:rFonts w:ascii="Times New Roman" w:eastAsia="標楷體" w:hAnsi="Times New Roman" w:cs="Arial"/>
-              </w:rPr>
-              <w:t>管理者可調整</w:t>
-            </w:r>
-            <w:r>
-              <w:rPr>
-                <w:rFonts w:ascii="Times New Roman" w:eastAsia="標楷體" w:hAnsi="Times New Roman" w:cs="Arial"/>
-              </w:rPr>
-              <w:t xml:space="preserve"> AI </w:t>
-            </w:r>
-            <w:r>
-              <w:rPr>
-                <w:rFonts w:ascii="Times New Roman" w:eastAsia="標楷體" w:hAnsi="Times New Roman" w:cs="Arial"/>
-              </w:rPr>
-              <w:t>系統提示詞並監控外部</w:t>
-            </w:r>
-            <w:r>
-              <w:rPr>
-                <w:rFonts w:ascii="Times New Roman" w:eastAsia="標楷體" w:hAnsi="Times New Roman" w:cs="Arial"/>
-              </w:rPr>
-              <w:t xml:space="preserve"> API </w:t>
-            </w:r>
-            <w:r>
-              <w:rPr>
-                <w:rFonts w:ascii="Times New Roman" w:eastAsia="標楷體" w:hAnsi="Times New Roman" w:cs="Arial"/>
-              </w:rPr>
-              <w:t>消耗量。</w:t>
+              <w:t>紋權限。</w:t>
             </w:r>
           </w:p>
         </w:tc>
@@ -3264,27 +3577,19 @@
         <w:tc>
           <w:tcPr>
             <w:tcW w:w="1984" w:type="dxa"/>
-            <w:vMerge w:val="restart"/>
-            <w:vAlign w:val="center"/>
-          </w:tcPr>
-          <w:p>
-            <w:pPr>
-              <w:rPr>
-                <w:rFonts w:ascii="Times New Roman" w:eastAsia="標楷體" w:hAnsi="Times New Roman"/>
-                <w:b/>
-                <w:bCs/>
-                <w:sz w:val="28"/>
-                <w:szCs w:val="28"/>
-              </w:rPr>
-            </w:pPr>
-            <w:r>
-              <w:rPr>
-                <w:rFonts w:ascii="Times New Roman" w:eastAsia="標楷體" w:hAnsi="Times New Roman" w:cs="Arial"/>
-                <w:b/>
-                <w:bCs/>
-              </w:rPr>
-              <w:t>用戶與資源分配</w:t>
-            </w:r>
+            <w:vMerge/>
+            <w:vAlign w:val="center"/>
+          </w:tcPr>
+          <w:p>
+            <w:pPr>
+              <w:rPr>
+                <w:rFonts w:ascii="Times New Roman" w:eastAsia="標楷體" w:hAnsi="Times New Roman"/>
+                <w:b/>
+                <w:bCs/>
+                <w:sz w:val="28"/>
+                <w:szCs w:val="28"/>
+              </w:rPr>
+            </w:pPr>
           </w:p>
         </w:tc>
         <w:tc>
@@ -3306,7 +3611,7 @@
               <w:rPr>
                 <w:rFonts w:ascii="Times New Roman" w:eastAsia="標楷體" w:hAnsi="Times New Roman" w:cs="Arial"/>
               </w:rPr>
-              <w:t>分配虛擬養成資源</w:t>
+              <w:t>擴充雲端儲存空間</w:t>
             </w:r>
           </w:p>
         </w:tc>
@@ -3329,7 +3634,7 @@
               <w:rPr>
                 <w:rFonts w:ascii="Times New Roman" w:eastAsia="標楷體" w:hAnsi="Times New Roman" w:cs="Arial"/>
               </w:rPr>
-              <w:t>管理者可發放指定小豬造型或虛擬成就予特定使用者。</w:t>
+              <w:t>管理者可調整特定家庭的影音與回憶錄雲端儲存容量上限。</w:t>
             </w:r>
           </w:p>
         </w:tc>
@@ -3356,19 +3661,34 @@
         <w:tc>
           <w:tcPr>
             <w:tcW w:w="1984" w:type="dxa"/>
-            <w:vMerge/>
-            <w:vAlign w:val="center"/>
-          </w:tcPr>
-          <w:p>
-            <w:pPr>
-              <w:rPr>
-                <w:rFonts w:ascii="Times New Roman" w:eastAsia="標楷體" w:hAnsi="Times New Roman"/>
-                <w:b/>
-                <w:bCs/>
-                <w:sz w:val="28"/>
-                <w:szCs w:val="28"/>
-              </w:rPr>
-            </w:pPr>
+            <w:vAlign w:val="center"/>
+          </w:tcPr>
+          <w:p>
+            <w:pPr>
+              <w:rPr>
+                <w:rFonts w:ascii="Times New Roman" w:eastAsia="標楷體" w:hAnsi="Times New Roman"/>
+                <w:b/>
+                <w:bCs/>
+                <w:sz w:val="28"/>
+                <w:szCs w:val="28"/>
+              </w:rPr>
+            </w:pPr>
+            <w:r>
+              <w:rPr>
+                <w:rFonts w:ascii="Times New Roman" w:eastAsia="標楷體" w:hAnsi="Times New Roman" w:cs="Arial" w:hint="eastAsia"/>
+                <w:b/>
+                <w:bCs/>
+              </w:rPr>
+              <w:t>使用者</w:t>
+            </w:r>
+            <w:r>
+              <w:rPr>
+                <w:rFonts w:ascii="Times New Roman" w:eastAsia="標楷體" w:hAnsi="Times New Roman" w:cs="Arial"/>
+                <w:b/>
+                <w:bCs/>
+              </w:rPr>
+              <w:t>權限管理</w:t>
+            </w:r>
           </w:p>
         </w:tc>
         <w:tc>
@@ -3390,7 +3710,7 @@
               <w:rPr>
                 <w:rFonts w:ascii="Times New Roman" w:eastAsia="標楷體" w:hAnsi="Times New Roman" w:cs="Arial"/>
               </w:rPr>
-              <w:t>調整家屬訂閱層級</w:t>
+              <w:t>帳號狀態管理</w:t>
             </w:r>
           </w:p>
         </w:tc>
@@ -3413,385 +3733,7 @@
               <w:rPr>
                 <w:rFonts w:ascii="Times New Roman" w:eastAsia="標楷體" w:hAnsi="Times New Roman" w:cs="Arial"/>
               </w:rPr>
-              <w:t>管理者可手動修改特定家屬帳號的付費訂閱方案狀態。</w:t>
-            </w:r>
-          </w:p>
-        </w:tc>
-      </w:tr>
-      <w:tr>
-        <w:tc>
-          <w:tcPr>
-            <w:tcW w:w="988" w:type="dxa"/>
-            <w:vMerge/>
-            <w:vAlign w:val="center"/>
-          </w:tcPr>
-          <w:p>
-            <w:pPr>
-              <w:rPr>
-                <w:rFonts w:ascii="Times New Roman" w:eastAsia="標楷體" w:hAnsi="Times New Roman"/>
-                <w:b/>
-                <w:bCs/>
-                <w:sz w:val="28"/>
-                <w:szCs w:val="28"/>
-              </w:rPr>
-            </w:pPr>
-          </w:p>
-        </w:tc>
-        <w:tc>
-          <w:tcPr>
-            <w:tcW w:w="1984" w:type="dxa"/>
-            <w:vMerge/>
-            <w:vAlign w:val="center"/>
-          </w:tcPr>
-          <w:p>
-            <w:pPr>
-              <w:rPr>
-                <w:rFonts w:ascii="Times New Roman" w:eastAsia="標楷體" w:hAnsi="Times New Roman"/>
-                <w:b/>
-                <w:bCs/>
-                <w:sz w:val="28"/>
-                <w:szCs w:val="28"/>
-              </w:rPr>
-            </w:pPr>
-          </w:p>
-        </w:tc>
-        <w:tc>
-          <w:tcPr>
-            <w:tcW w:w="2410" w:type="dxa"/>
-            <w:vAlign w:val="center"/>
-          </w:tcPr>
-          <w:p>
-            <w:pPr>
-              <w:rPr>
-                <w:rFonts w:ascii="Times New Roman" w:eastAsia="標楷體" w:hAnsi="Times New Roman"/>
-                <w:b/>
-                <w:bCs/>
-                <w:sz w:val="28"/>
-                <w:szCs w:val="28"/>
-              </w:rPr>
-            </w:pPr>
-            <w:r>
-              <w:rPr>
-                <w:rFonts w:ascii="Times New Roman" w:eastAsia="標楷體" w:hAnsi="Times New Roman" w:cs="Arial"/>
-              </w:rPr>
-              <w:t>發放虛擬貨幣點數</w:t>
-            </w:r>
-          </w:p>
-        </w:tc>
-        <w:tc>
-          <w:tcPr>
-            <w:tcW w:w="4246" w:type="dxa"/>
-            <w:vAlign w:val="center"/>
-          </w:tcPr>
-          <w:p>
-            <w:pPr>
-              <w:rPr>
-                <w:rFonts w:ascii="Times New Roman" w:eastAsia="標楷體" w:hAnsi="Times New Roman"/>
-                <w:b/>
-                <w:bCs/>
-                <w:sz w:val="28"/>
-                <w:szCs w:val="28"/>
-              </w:rPr>
-            </w:pPr>
-            <w:r>
-              <w:rPr>
-                <w:rFonts w:ascii="Times New Roman" w:eastAsia="標楷體" w:hAnsi="Times New Roman" w:cs="Arial"/>
-              </w:rPr>
-              <w:t>管理者可發放平台虛擬點數供使用者於系統內消費使用。</w:t>
-            </w:r>
-          </w:p>
-        </w:tc>
-      </w:tr>
-      <w:tr>
-        <w:tc>
-          <w:tcPr>
-            <w:tcW w:w="988" w:type="dxa"/>
-            <w:vMerge/>
-            <w:vAlign w:val="center"/>
-          </w:tcPr>
-          <w:p>
-            <w:pPr>
-              <w:rPr>
-                <w:rFonts w:ascii="Times New Roman" w:eastAsia="標楷體" w:hAnsi="Times New Roman"/>
-                <w:b/>
-                <w:bCs/>
-                <w:sz w:val="28"/>
-                <w:szCs w:val="28"/>
-              </w:rPr>
-            </w:pPr>
-          </w:p>
-        </w:tc>
-        <w:tc>
-          <w:tcPr>
-            <w:tcW w:w="1984" w:type="dxa"/>
-            <w:vMerge/>
-            <w:vAlign w:val="center"/>
-          </w:tcPr>
-          <w:p>
-            <w:pPr>
-              <w:rPr>
-                <w:rFonts w:ascii="Times New Roman" w:eastAsia="標楷體" w:hAnsi="Times New Roman"/>
-                <w:b/>
-                <w:bCs/>
-                <w:sz w:val="28"/>
-                <w:szCs w:val="28"/>
-              </w:rPr>
-            </w:pPr>
-          </w:p>
-        </w:tc>
-        <w:tc>
-          <w:tcPr>
-            <w:tcW w:w="2410" w:type="dxa"/>
-            <w:vAlign w:val="center"/>
-          </w:tcPr>
-          <w:p>
-            <w:pPr>
-              <w:rPr>
-                <w:rFonts w:ascii="Times New Roman" w:eastAsia="標楷體" w:hAnsi="Times New Roman"/>
-                <w:b/>
-                <w:bCs/>
-                <w:sz w:val="28"/>
-                <w:szCs w:val="28"/>
-              </w:rPr>
-            </w:pPr>
-            <w:r>
-              <w:rPr>
-                <w:rFonts w:ascii="Times New Roman" w:eastAsia="標楷體" w:hAnsi="Times New Roman" w:cs="Arial"/>
-              </w:rPr>
-              <w:t>解鎖進階語音包</w:t>
-            </w:r>
-          </w:p>
-        </w:tc>
-        <w:tc>
-          <w:tcPr>
-            <w:tcW w:w="4246" w:type="dxa"/>
-            <w:vAlign w:val="center"/>
-          </w:tcPr>
-          <w:p>
-            <w:pPr>
-              <w:rPr>
-                <w:rFonts w:ascii="Times New Roman" w:eastAsia="標楷體" w:hAnsi="Times New Roman"/>
-                <w:b/>
-                <w:bCs/>
-                <w:sz w:val="28"/>
-                <w:szCs w:val="28"/>
-              </w:rPr>
-            </w:pPr>
-            <w:r>
-              <w:rPr>
-                <w:rFonts w:ascii="Times New Roman" w:eastAsia="標楷體" w:hAnsi="Times New Roman" w:cs="Arial"/>
-              </w:rPr>
-              <w:t>管理者可為特定使用者解鎖特殊的</w:t>
-            </w:r>
-            <w:r>
-              <w:rPr>
-                <w:rFonts w:ascii="Times New Roman" w:eastAsia="標楷體" w:hAnsi="Times New Roman" w:cs="Arial"/>
-              </w:rPr>
-              <w:t xml:space="preserve"> AI </w:t>
-            </w:r>
-            <w:proofErr w:type="gramStart"/>
-            <w:r>
-              <w:rPr>
-                <w:rFonts w:ascii="Times New Roman" w:eastAsia="標楷體" w:hAnsi="Times New Roman" w:cs="Arial"/>
-              </w:rPr>
-              <w:t>語音包或聲</w:t>
-            </w:r>
-            <w:proofErr w:type="gramEnd"/>
-            <w:r>
-              <w:rPr>
-                <w:rFonts w:ascii="Times New Roman" w:eastAsia="標楷體" w:hAnsi="Times New Roman" w:cs="Arial"/>
-              </w:rPr>
-              <w:t>紋權限。</w:t>
-            </w:r>
-          </w:p>
-        </w:tc>
-      </w:tr>
-      <w:tr>
-        <w:tc>
-          <w:tcPr>
-            <w:tcW w:w="988" w:type="dxa"/>
-            <w:vMerge/>
-            <w:vAlign w:val="center"/>
-          </w:tcPr>
-          <w:p>
-            <w:pPr>
-              <w:rPr>
-                <w:rFonts w:ascii="Times New Roman" w:eastAsia="標楷體" w:hAnsi="Times New Roman"/>
-                <w:b/>
-                <w:bCs/>
-                <w:sz w:val="28"/>
-                <w:szCs w:val="28"/>
-              </w:rPr>
-            </w:pPr>
-          </w:p>
-        </w:tc>
-        <w:tc>
-          <w:tcPr>
-            <w:tcW w:w="1984" w:type="dxa"/>
-            <w:vMerge/>
-            <w:vAlign w:val="center"/>
-          </w:tcPr>
-          <w:p>
-            <w:pPr>
-              <w:rPr>
-                <w:rFonts w:ascii="Times New Roman" w:eastAsia="標楷體" w:hAnsi="Times New Roman"/>
-                <w:b/>
-                <w:bCs/>
-                <w:sz w:val="28"/>
-                <w:szCs w:val="28"/>
-              </w:rPr>
-            </w:pPr>
-          </w:p>
-        </w:tc>
-        <w:tc>
-          <w:tcPr>
-            <w:tcW w:w="2410" w:type="dxa"/>
-            <w:vAlign w:val="center"/>
-          </w:tcPr>
-          <w:p>
-            <w:pPr>
-              <w:rPr>
-                <w:rFonts w:ascii="Times New Roman" w:eastAsia="標楷體" w:hAnsi="Times New Roman"/>
-                <w:b/>
-                <w:bCs/>
-                <w:sz w:val="28"/>
-                <w:szCs w:val="28"/>
-              </w:rPr>
-            </w:pPr>
-            <w:r>
-              <w:rPr>
-                <w:rFonts w:ascii="Times New Roman" w:eastAsia="標楷體" w:hAnsi="Times New Roman" w:cs="Arial"/>
-              </w:rPr>
-              <w:t>擴充雲端儲存空間</w:t>
-            </w:r>
-          </w:p>
-        </w:tc>
-        <w:tc>
-          <w:tcPr>
-            <w:tcW w:w="4246" w:type="dxa"/>
-            <w:vAlign w:val="center"/>
-          </w:tcPr>
-          <w:p>
-            <w:pPr>
-              <w:rPr>
-                <w:rFonts w:ascii="Times New Roman" w:eastAsia="標楷體" w:hAnsi="Times New Roman"/>
-                <w:b/>
-                <w:bCs/>
-                <w:sz w:val="28"/>
-                <w:szCs w:val="28"/>
-              </w:rPr>
-            </w:pPr>
-            <w:r>
-              <w:rPr>
-                <w:rFonts w:ascii="Times New Roman" w:eastAsia="標楷體" w:hAnsi="Times New Roman" w:cs="Arial"/>
-              </w:rPr>
-              <w:t>管理者可調整特定家庭的影音與回憶錄雲端儲存容量上限。</w:t>
-            </w:r>
-          </w:p>
-        </w:tc>
-      </w:tr>
-      <w:tr>
-        <w:tc>
-          <w:tcPr>
-            <w:tcW w:w="988" w:type="dxa"/>
-            <w:vMerge/>
-            <w:vAlign w:val="center"/>
-          </w:tcPr>
-          <w:p>
-            <w:pPr>
-              <w:rPr>
-                <w:rFonts w:ascii="Times New Roman" w:eastAsia="標楷體" w:hAnsi="Times New Roman"/>
-                <w:b/>
-                <w:bCs/>
-                <w:sz w:val="28"/>
-                <w:szCs w:val="28"/>
-              </w:rPr>
-            </w:pPr>
-          </w:p>
-        </w:tc>
-        <w:tc>
-          <w:tcPr>
-            <w:tcW w:w="1984" w:type="dxa"/>
-            <w:vAlign w:val="center"/>
-          </w:tcPr>
-          <w:p>
-            <w:pPr>
-              <w:rPr>
-                <w:rFonts w:ascii="Times New Roman" w:eastAsia="標楷體" w:hAnsi="Times New Roman"/>
-                <w:b/>
-                <w:bCs/>
-                <w:sz w:val="28"/>
-                <w:szCs w:val="28"/>
-              </w:rPr>
-            </w:pPr>
-            <w:r>
-              <w:rPr>
-                <w:rFonts w:ascii="Times New Roman" w:eastAsia="標楷體" w:hAnsi="Times New Roman" w:cs="Arial" w:hint="eastAsia"/>
-                <w:b/>
-                <w:bCs/>
-              </w:rPr>
-              <w:t>使用者</w:t>
-            </w:r>
-            <w:r>
-              <w:rPr>
-                <w:rFonts w:ascii="Times New Roman" w:eastAsia="標楷體" w:hAnsi="Times New Roman" w:cs="Arial"/>
-                <w:b/>
-                <w:bCs/>
-              </w:rPr>
-              <w:t>權限管理</w:t>
-            </w:r>
-          </w:p>
-        </w:tc>
-        <w:tc>
-          <w:tcPr>
-            <w:tcW w:w="2410" w:type="dxa"/>
-            <w:vAlign w:val="center"/>
-          </w:tcPr>
-          <w:p>
-            <w:pPr>
-              <w:rPr>
-                <w:rFonts w:ascii="Times New Roman" w:eastAsia="標楷體" w:hAnsi="Times New Roman"/>
-                <w:b/>
-                <w:bCs/>
-                <w:sz w:val="28"/>
-                <w:szCs w:val="28"/>
-              </w:rPr>
-            </w:pPr>
-            <w:r>
-              <w:rPr>
-                <w:rFonts w:ascii="Times New Roman" w:eastAsia="標楷體" w:hAnsi="Times New Roman" w:cs="Arial"/>
-              </w:rPr>
-              <w:t>帳號狀態管理</w:t>
-            </w:r>
-          </w:p>
-        </w:tc>
-        <w:tc>
-          <w:tcPr>
-            <w:tcW w:w="4246" w:type="dxa"/>
-            <w:vAlign w:val="center"/>
-          </w:tcPr>
-          <w:p>
-            <w:pPr>
-              <w:rPr>
-                <w:rFonts w:ascii="Times New Roman" w:eastAsia="標楷體" w:hAnsi="Times New Roman"/>
-                <w:b/>
-                <w:bCs/>
-                <w:sz w:val="28"/>
-                <w:szCs w:val="28"/>
-              </w:rPr>
-            </w:pPr>
-            <w:r>
-              <w:rPr>
-                <w:rFonts w:ascii="Times New Roman" w:eastAsia="標楷體" w:hAnsi="Times New Roman" w:cs="Arial"/>
-              </w:rPr>
-              <w:t>管理者可對異常帳號進行停權或處理</w:t>
-            </w:r>
-            <w:r>
-              <w:rPr>
-                <w:rFonts w:ascii="Times New Roman" w:eastAsia="標楷體" w:hAnsi="Times New Roman" w:cs="Arial"/>
-              </w:rPr>
-              <w:lastRenderedPageBreak/>
-              <w:t>金流異常之紀錄。</w:t>
+              <w:t>管理者可對異常帳號進行停權或處理金流異常之紀錄。</w:t>
             </w:r>
           </w:p>
         </w:tc>
@@ -3826,6 +3768,7 @@
           <w:sz w:val="28"/>
           <w:szCs w:val="28"/>
         </w:rPr>
+        <w:lastRenderedPageBreak/>
         <w:t>非功能性需求</w:t>
       </w:r>
     </w:p>
@@ -4437,16 +4380,7 @@
           <w:sz w:val="28"/>
           <w:szCs w:val="28"/>
         </w:rPr>
-        <w:t>等舊版作</w:t>
-      </w:r>
-      <w:r>
-        <w:rPr>
-          <w:rFonts w:ascii="Times New Roman" w:eastAsia="標楷體" w:hAnsi="Times New Roman"/>
-          <w:sz w:val="28"/>
-          <w:szCs w:val="28"/>
-        </w:rPr>
-        <w:lastRenderedPageBreak/>
-        <w:t>業系統，確保</w:t>
+        <w:t>等舊版作業系統，確保</w:t>
       </w:r>
       <w:proofErr w:type="gramStart"/>
       <w:r>
@@ -4489,6 +4423,7 @@
           <w:sz w:val="28"/>
           <w:szCs w:val="28"/>
         </w:rPr>
+        <w:lastRenderedPageBreak/>
         <w:t>合</w:t>
       </w:r>
       <w:proofErr w:type="gramStart"/>

--- a/Documents/Chapter 5.docx
+++ b/Documents/Chapter 5.docx
@@ -12,6 +12,16 @@
           <w:szCs w:val="28"/>
         </w:rPr>
       </w:pPr>
+      <w:r>
+        <w:rPr>
+          <w:rFonts w:ascii="Times New Roman" w:eastAsia="標楷體" w:hAnsi="Times New Roman" w:hint="eastAsia"/>
+          <w:b/>
+          <w:bCs/>
+          <w:sz w:val="28"/>
+          <w:szCs w:val="28"/>
+        </w:rPr>
+        <w:t xml:space="preserve">   </w:t>
+      </w:r>
       <w:r>
         <w:rPr>
           <w:rFonts w:ascii="Times New Roman" w:eastAsia="標楷體" w:hAnsi="Times New Roman" w:hint="eastAsia"/>
@@ -266,21 +276,7 @@
               <w:rPr>
                 <w:rFonts w:ascii="Times New Roman" w:eastAsia="標楷體" w:hAnsi="Times New Roman" w:cs="Arial"/>
               </w:rPr>
-              <w:t>使用者可以透過</w:t>
-            </w:r>
-            <w:proofErr w:type="gramStart"/>
-            <w:r>
-              <w:rPr>
-                <w:rFonts w:ascii="Times New Roman" w:eastAsia="標楷體" w:hAnsi="Times New Roman" w:cs="Arial"/>
-              </w:rPr>
-              <w:t>綁定碼登入</w:t>
-            </w:r>
-            <w:proofErr w:type="gramEnd"/>
-            <w:r>
-              <w:rPr>
-                <w:rFonts w:ascii="Times New Roman" w:eastAsia="標楷體" w:hAnsi="Times New Roman" w:cs="Arial"/>
-              </w:rPr>
-              <w:t>系統。</w:t>
+              <w:t>使用者可以透過綁定碼登入系統。</w:t>
             </w:r>
           </w:p>
         </w:tc>
@@ -1262,16 +1258,8 @@
               <w:rPr>
                 <w:rFonts w:ascii="Times New Roman" w:eastAsia="標楷體" w:hAnsi="Times New Roman" w:cs="Arial"/>
               </w:rPr>
-              <w:t>查看社</w:t>
-            </w:r>
-            <w:proofErr w:type="gramStart"/>
-            <w:r>
-              <w:rPr>
-                <w:rFonts w:ascii="Times New Roman" w:eastAsia="標楷體" w:hAnsi="Times New Roman" w:cs="Arial"/>
-              </w:rPr>
-              <w:t>群貼文</w:t>
-            </w:r>
-            <w:proofErr w:type="gramEnd"/>
+              <w:t>查看社群貼文</w:t>
+            </w:r>
           </w:p>
         </w:tc>
         <w:tc>
@@ -1293,21 +1281,7 @@
               <w:rPr>
                 <w:rFonts w:ascii="Times New Roman" w:eastAsia="標楷體" w:hAnsi="Times New Roman" w:cs="Arial"/>
               </w:rPr>
-              <w:t>使用者可瀏覽朋友圈的好友動態與家屬分享</w:t>
-            </w:r>
-            <w:proofErr w:type="gramStart"/>
-            <w:r>
-              <w:rPr>
-                <w:rFonts w:ascii="Times New Roman" w:eastAsia="標楷體" w:hAnsi="Times New Roman" w:cs="Arial"/>
-              </w:rPr>
-              <w:t>之貼文</w:t>
-            </w:r>
-            <w:proofErr w:type="gramEnd"/>
-            <w:r>
-              <w:rPr>
-                <w:rFonts w:ascii="Times New Roman" w:eastAsia="標楷體" w:hAnsi="Times New Roman" w:cs="Arial"/>
-              </w:rPr>
-              <w:t>。</w:t>
+              <w:t>使用者可瀏覽朋友圈的好友動態與家屬分享之貼文。</w:t>
             </w:r>
           </w:p>
         </w:tc>
@@ -1362,16 +1336,8 @@
               <w:rPr>
                 <w:rFonts w:ascii="Times New Roman" w:eastAsia="標楷體" w:hAnsi="Times New Roman" w:cs="Arial"/>
               </w:rPr>
-              <w:t>發布社</w:t>
-            </w:r>
-            <w:proofErr w:type="gramStart"/>
-            <w:r>
-              <w:rPr>
-                <w:rFonts w:ascii="Times New Roman" w:eastAsia="標楷體" w:hAnsi="Times New Roman" w:cs="Arial"/>
-              </w:rPr>
-              <w:t>群貼文</w:t>
-            </w:r>
-            <w:proofErr w:type="gramEnd"/>
+              <w:t>發布社群貼文</w:t>
+            </w:r>
           </w:p>
         </w:tc>
         <w:tc>
@@ -1732,21 +1698,7 @@
               <w:rPr>
                 <w:rFonts w:ascii="Times New Roman" w:eastAsia="標楷體" w:hAnsi="Times New Roman" w:cs="Arial"/>
               </w:rPr>
-              <w:t>使用者可向家屬送出</w:t>
-            </w:r>
-            <w:proofErr w:type="gramStart"/>
-            <w:r>
-              <w:rPr>
-                <w:rFonts w:ascii="Times New Roman" w:eastAsia="標楷體" w:hAnsi="Times New Roman" w:cs="Arial"/>
-              </w:rPr>
-              <w:t>解鎖小豬</w:t>
-            </w:r>
-            <w:proofErr w:type="gramEnd"/>
-            <w:r>
-              <w:rPr>
-                <w:rFonts w:ascii="Times New Roman" w:eastAsia="標楷體" w:hAnsi="Times New Roman" w:cs="Arial"/>
-              </w:rPr>
-              <w:t>稀有造型之付費申請。</w:t>
+              <w:t>使用者可向家屬送出解鎖小豬稀有造型之付費申請。</w:t>
             </w:r>
           </w:p>
         </w:tc>
@@ -1849,19 +1801,11 @@
               </w:rPr>
               <w:t>登入</w:t>
             </w:r>
-            <w:proofErr w:type="gramStart"/>
-            <w:r>
-              <w:rPr>
-                <w:rFonts w:ascii="Times New Roman" w:eastAsia="標楷體" w:hAnsi="Times New Roman" w:cs="Arial"/>
-              </w:rPr>
-              <w:t>註冊與綁定</w:t>
-            </w:r>
-            <w:proofErr w:type="gramEnd"/>
-            <w:r>
-              <w:rPr>
-                <w:rFonts w:ascii="Times New Roman" w:eastAsia="標楷體" w:hAnsi="Times New Roman" w:cs="Arial"/>
-              </w:rPr>
-              <w:t>設備</w:t>
+            <w:r>
+              <w:rPr>
+                <w:rFonts w:ascii="Times New Roman" w:eastAsia="標楷體" w:hAnsi="Times New Roman" w:cs="Arial"/>
+              </w:rPr>
+              <w:t>註冊與綁定設備</w:t>
             </w:r>
           </w:p>
         </w:tc>
@@ -1896,21 +1840,7 @@
               <w:rPr>
                 <w:rFonts w:ascii="Times New Roman" w:eastAsia="標楷體" w:hAnsi="Times New Roman" w:cs="Arial"/>
               </w:rPr>
-              <w:t>註冊</w:t>
-            </w:r>
-            <w:proofErr w:type="gramStart"/>
-            <w:r>
-              <w:rPr>
-                <w:rFonts w:ascii="Times New Roman" w:eastAsia="標楷體" w:hAnsi="Times New Roman" w:cs="Arial"/>
-              </w:rPr>
-              <w:t>帳號並綁定</w:t>
-            </w:r>
-            <w:proofErr w:type="gramEnd"/>
-            <w:r>
-              <w:rPr>
-                <w:rFonts w:ascii="Times New Roman" w:eastAsia="標楷體" w:hAnsi="Times New Roman" w:cs="Arial"/>
-              </w:rPr>
-              <w:t>長輩</w:t>
+              <w:t>註冊帳號並綁定長輩</w:t>
             </w:r>
             <w:r>
               <w:rPr>
@@ -2125,23 +2055,13 @@
                 <w:szCs w:val="28"/>
               </w:rPr>
             </w:pPr>
-            <w:proofErr w:type="gramStart"/>
-            <w:r>
-              <w:rPr>
-                <w:rFonts w:ascii="Times New Roman" w:eastAsia="標楷體" w:hAnsi="Times New Roman" w:cs="Arial"/>
-                <w:b/>
-                <w:bCs/>
-              </w:rPr>
-              <w:t>照護排程</w:t>
-            </w:r>
-            <w:proofErr w:type="gramEnd"/>
-            <w:r>
-              <w:rPr>
-                <w:rFonts w:ascii="Times New Roman" w:eastAsia="標楷體" w:hAnsi="Times New Roman" w:cs="Arial"/>
-                <w:b/>
-                <w:bCs/>
-              </w:rPr>
-              <w:t>管理</w:t>
+            <w:r>
+              <w:rPr>
+                <w:rFonts w:ascii="Times New Roman" w:eastAsia="標楷體" w:hAnsi="Times New Roman" w:cs="Arial"/>
+                <w:b/>
+                <w:bCs/>
+              </w:rPr>
+              <w:t>照護排程管理</w:t>
             </w:r>
           </w:p>
         </w:tc>
@@ -2628,7 +2548,7 @@
           <w:p>
             <w:pPr>
               <w:rPr>
-                <w:rFonts w:ascii="Times New Roman" w:eastAsia="標楷體" w:hAnsi="Times New Roman" w:hint="eastAsia"/>
+                <w:rFonts w:ascii="Times New Roman" w:eastAsia="標楷體" w:hAnsi="Times New Roman"/>
                 <w:b/>
                 <w:bCs/>
                 <w:sz w:val="28"/>
@@ -2678,18 +2598,22 @@
             </w:pPr>
             <w:r>
               <w:rPr>
-                <w:rFonts w:ascii="Times New Roman" w:eastAsia="標楷體" w:hAnsi="Times New Roman" w:cs="Arial"/>
-              </w:rPr>
-              <w:t>發布與</w:t>
-            </w:r>
-            <w:proofErr w:type="gramStart"/>
-            <w:r>
-              <w:rPr>
-                <w:rFonts w:ascii="Times New Roman" w:eastAsia="標楷體" w:hAnsi="Times New Roman" w:cs="Arial"/>
-              </w:rPr>
-              <w:t>查看貼文</w:t>
-            </w:r>
-            <w:proofErr w:type="gramEnd"/>
+                <w:rFonts w:ascii="Times New Roman" w:eastAsia="標楷體" w:hAnsi="Times New Roman" w:cs="Arial" w:hint="eastAsia"/>
+              </w:rPr>
+              <w:t>撥打視訊</w:t>
+            </w:r>
+            <w:r>
+              <w:rPr>
+                <w:rFonts w:ascii="Times New Roman" w:eastAsia="標楷體" w:hAnsi="Times New Roman" w:cs="Arial"/>
+              </w:rPr>
+              <w:t>通</w:t>
+            </w:r>
+            <w:r>
+              <w:rPr>
+                <w:rFonts w:ascii="Times New Roman" w:eastAsia="標楷體" w:hAnsi="Times New Roman" w:cs="Arial" w:hint="eastAsia"/>
+              </w:rPr>
+              <w:t>話</w:t>
+            </w:r>
           </w:p>
         </w:tc>
         <w:tc>
@@ -2711,35 +2635,19 @@
               <w:rPr>
                 <w:rFonts w:ascii="Times New Roman" w:eastAsia="標楷體" w:hAnsi="Times New Roman" w:cs="Arial"/>
               </w:rPr>
-              <w:t>使用者可於</w:t>
-            </w:r>
-            <w:proofErr w:type="gramStart"/>
-            <w:r>
-              <w:rPr>
-                <w:rFonts w:ascii="Times New Roman" w:eastAsia="標楷體" w:hAnsi="Times New Roman" w:cs="Arial"/>
-              </w:rPr>
-              <w:t>社群板發布</w:t>
-            </w:r>
-            <w:proofErr w:type="gramEnd"/>
-            <w:r>
-              <w:rPr>
-                <w:rFonts w:ascii="Times New Roman" w:eastAsia="標楷體" w:hAnsi="Times New Roman" w:cs="Arial"/>
-              </w:rPr>
-              <w:t>動態或與長輩</w:t>
-            </w:r>
-            <w:proofErr w:type="gramStart"/>
-            <w:r>
-              <w:rPr>
-                <w:rFonts w:ascii="Times New Roman" w:eastAsia="標楷體" w:hAnsi="Times New Roman" w:cs="Arial"/>
-              </w:rPr>
-              <w:t>的貼文進行</w:t>
-            </w:r>
-            <w:proofErr w:type="gramEnd"/>
-            <w:r>
-              <w:rPr>
-                <w:rFonts w:ascii="Times New Roman" w:eastAsia="標楷體" w:hAnsi="Times New Roman" w:cs="Arial"/>
-              </w:rPr>
-              <w:t>互動。</w:t>
+              <w:t>使用者可與長輩發起</w:t>
+            </w:r>
+            <w:r>
+              <w:rPr>
+                <w:rFonts w:ascii="Times New Roman" w:eastAsia="標楷體" w:hAnsi="Times New Roman" w:cs="Arial" w:hint="eastAsia"/>
+              </w:rPr>
+              <w:t>或接收長輩打來的</w:t>
+            </w:r>
+            <w:r>
+              <w:rPr>
+                <w:rFonts w:ascii="Times New Roman" w:eastAsia="標楷體" w:hAnsi="Times New Roman" w:cs="Arial"/>
+              </w:rPr>
+              <w:t>一般視訊通話。</w:t>
             </w:r>
           </w:p>
         </w:tc>
@@ -2800,13 +2708,13 @@
               <w:rPr>
                 <w:rFonts w:ascii="Times New Roman" w:eastAsia="標楷體" w:hAnsi="Times New Roman" w:cs="Arial" w:hint="eastAsia"/>
               </w:rPr>
-              <w:t>撥打視訊</w:t>
-            </w:r>
-            <w:r>
-              <w:rPr>
-                <w:rFonts w:ascii="Times New Roman" w:eastAsia="標楷體" w:hAnsi="Times New Roman" w:cs="Arial"/>
-              </w:rPr>
-              <w:t>通</w:t>
+              <w:t>撥打</w:t>
+            </w:r>
+            <w:r>
+              <w:rPr>
+                <w:rFonts w:ascii="Times New Roman" w:eastAsia="標楷體" w:hAnsi="Times New Roman" w:cs="Arial"/>
+              </w:rPr>
+              <w:t>緊急通</w:t>
             </w:r>
             <w:r>
               <w:rPr>
@@ -2835,19 +2743,19 @@
               <w:rPr>
                 <w:rFonts w:ascii="Times New Roman" w:eastAsia="標楷體" w:hAnsi="Times New Roman" w:cs="Arial"/>
               </w:rPr>
-              <w:t>使用者可與長輩發起</w:t>
+              <w:t>使用者</w:t>
             </w:r>
             <w:r>
               <w:rPr>
                 <w:rFonts w:ascii="Times New Roman" w:eastAsia="標楷體" w:hAnsi="Times New Roman" w:cs="Arial" w:hint="eastAsia"/>
               </w:rPr>
-              <w:t>或接收長輩打來的</w:t>
-            </w:r>
-            <w:r>
-              <w:rPr>
-                <w:rFonts w:ascii="Times New Roman" w:eastAsia="標楷體" w:hAnsi="Times New Roman" w:cs="Arial"/>
-              </w:rPr>
-              <w:t>一般視訊通話。</w:t>
+              <w:t>在緊急時直接喚醒長輩裝置並撥打緊急視訊</w:t>
+            </w:r>
+            <w:r>
+              <w:rPr>
+                <w:rFonts w:ascii="Times New Roman" w:eastAsia="標楷體" w:hAnsi="Times New Roman" w:cs="Arial"/>
+              </w:rPr>
+              <w:t>通話。</w:t>
             </w:r>
           </w:p>
         </w:tc>
@@ -2856,35 +2764,52 @@
         <w:tc>
           <w:tcPr>
             <w:tcW w:w="988" w:type="dxa"/>
-            <w:vMerge/>
-            <w:vAlign w:val="center"/>
-          </w:tcPr>
-          <w:p>
-            <w:pPr>
-              <w:rPr>
-                <w:rFonts w:ascii="Times New Roman" w:eastAsia="標楷體" w:hAnsi="Times New Roman"/>
-                <w:b/>
-                <w:bCs/>
-                <w:sz w:val="28"/>
-                <w:szCs w:val="28"/>
-              </w:rPr>
-            </w:pPr>
+            <w:vMerge w:val="restart"/>
+            <w:vAlign w:val="center"/>
+          </w:tcPr>
+          <w:p>
+            <w:pPr>
+              <w:rPr>
+                <w:rFonts w:ascii="Times New Roman" w:eastAsia="標楷體" w:hAnsi="Times New Roman"/>
+                <w:b/>
+                <w:bCs/>
+                <w:sz w:val="28"/>
+                <w:szCs w:val="28"/>
+              </w:rPr>
+            </w:pPr>
+            <w:r>
+              <w:rPr>
+                <w:rFonts w:ascii="Times New Roman" w:eastAsia="標楷體" w:hAnsi="Times New Roman" w:cs="Arial"/>
+                <w:b/>
+                <w:bCs/>
+              </w:rPr>
+              <w:t>管理者</w:t>
+            </w:r>
           </w:p>
         </w:tc>
         <w:tc>
           <w:tcPr>
             <w:tcW w:w="1984" w:type="dxa"/>
-            <w:vMerge/>
-            <w:vAlign w:val="center"/>
-          </w:tcPr>
-          <w:p>
-            <w:pPr>
-              <w:rPr>
-                <w:rFonts w:ascii="Times New Roman" w:eastAsia="標楷體" w:hAnsi="Times New Roman" w:cs="Arial"/>
-                <w:b/>
-                <w:bCs/>
-              </w:rPr>
-            </w:pPr>
+            <w:vAlign w:val="center"/>
+          </w:tcPr>
+          <w:p>
+            <w:pPr>
+              <w:rPr>
+                <w:rFonts w:ascii="Times New Roman" w:eastAsia="標楷體" w:hAnsi="Times New Roman"/>
+                <w:b/>
+                <w:bCs/>
+                <w:sz w:val="28"/>
+                <w:szCs w:val="28"/>
+              </w:rPr>
+            </w:pPr>
+            <w:r>
+              <w:rPr>
+                <w:rFonts w:ascii="Times New Roman" w:eastAsia="標楷體" w:hAnsi="Times New Roman" w:cs="Arial" w:hint="eastAsia"/>
+                <w:b/>
+                <w:bCs/>
+              </w:rPr>
+              <w:t>狀態與日誌監控</w:t>
+            </w:r>
           </w:p>
         </w:tc>
         <w:tc>
@@ -2904,21 +2829,9 @@
             </w:pPr>
             <w:r>
               <w:rPr>
-                <w:rFonts w:ascii="Times New Roman" w:eastAsia="標楷體" w:hAnsi="Times New Roman" w:cs="Arial" w:hint="eastAsia"/>
-              </w:rPr>
-              <w:t>撥打</w:t>
-            </w:r>
-            <w:r>
-              <w:rPr>
-                <w:rFonts w:ascii="Times New Roman" w:eastAsia="標楷體" w:hAnsi="Times New Roman" w:cs="Arial"/>
-              </w:rPr>
-              <w:t>緊急通</w:t>
-            </w:r>
-            <w:r>
-              <w:rPr>
-                <w:rFonts w:ascii="Times New Roman" w:eastAsia="標楷體" w:hAnsi="Times New Roman" w:cs="Arial" w:hint="eastAsia"/>
-              </w:rPr>
-              <w:t>話</w:t>
+                <w:rFonts w:ascii="Times New Roman" w:eastAsia="標楷體" w:hAnsi="Times New Roman" w:cs="Arial"/>
+              </w:rPr>
+              <w:t>狀態與日誌監控</w:t>
             </w:r>
           </w:p>
         </w:tc>
@@ -2941,19 +2854,7 @@
               <w:rPr>
                 <w:rFonts w:ascii="Times New Roman" w:eastAsia="標楷體" w:hAnsi="Times New Roman" w:cs="Arial"/>
               </w:rPr>
-              <w:t>使用者</w:t>
-            </w:r>
-            <w:r>
-              <w:rPr>
-                <w:rFonts w:ascii="Times New Roman" w:eastAsia="標楷體" w:hAnsi="Times New Roman" w:cs="Arial" w:hint="eastAsia"/>
-              </w:rPr>
-              <w:t>在緊急時直接喚醒長輩裝置並撥打緊急視訊</w:t>
-            </w:r>
-            <w:r>
-              <w:rPr>
-                <w:rFonts w:ascii="Times New Roman" w:eastAsia="標楷體" w:hAnsi="Times New Roman" w:cs="Arial"/>
-              </w:rPr>
-              <w:t>通話。</w:t>
+              <w:t>管理者可監控伺服器資源使用率與查看系統錯誤日誌。</w:t>
             </w:r>
           </w:p>
         </w:tc>
@@ -2962,27 +2863,19 @@
         <w:tc>
           <w:tcPr>
             <w:tcW w:w="988" w:type="dxa"/>
-            <w:vMerge w:val="restart"/>
-            <w:vAlign w:val="center"/>
-          </w:tcPr>
-          <w:p>
-            <w:pPr>
-              <w:rPr>
-                <w:rFonts w:ascii="Times New Roman" w:eastAsia="標楷體" w:hAnsi="Times New Roman"/>
-                <w:b/>
-                <w:bCs/>
-                <w:sz w:val="28"/>
-                <w:szCs w:val="28"/>
-              </w:rPr>
-            </w:pPr>
-            <w:r>
-              <w:rPr>
-                <w:rFonts w:ascii="Times New Roman" w:eastAsia="標楷體" w:hAnsi="Times New Roman" w:cs="Arial"/>
-                <w:b/>
-                <w:bCs/>
-              </w:rPr>
-              <w:t>管理者</w:t>
-            </w:r>
+            <w:vMerge/>
+            <w:vAlign w:val="center"/>
+          </w:tcPr>
+          <w:p>
+            <w:pPr>
+              <w:rPr>
+                <w:rFonts w:ascii="Times New Roman" w:eastAsia="標楷體" w:hAnsi="Times New Roman"/>
+                <w:b/>
+                <w:bCs/>
+                <w:sz w:val="28"/>
+                <w:szCs w:val="28"/>
+              </w:rPr>
+            </w:pPr>
           </w:p>
         </w:tc>
         <w:tc>
@@ -3002,11 +2895,19 @@
             </w:pPr>
             <w:r>
               <w:rPr>
+                <w:rFonts w:ascii="Times New Roman" w:eastAsia="標楷體" w:hAnsi="Times New Roman" w:cs="Arial"/>
+                <w:b/>
+                <w:bCs/>
+              </w:rPr>
+              <w:t>模型管理</w:t>
+            </w:r>
+            <w:r>
+              <w:rPr>
                 <w:rFonts w:ascii="Times New Roman" w:eastAsia="標楷體" w:hAnsi="Times New Roman" w:cs="Arial" w:hint="eastAsia"/>
                 <w:b/>
                 <w:bCs/>
               </w:rPr>
-              <w:t>狀態與日誌監控</w:t>
+              <w:t>作業</w:t>
             </w:r>
           </w:p>
         </w:tc>
@@ -3029,114 +2930,7 @@
               <w:rPr>
                 <w:rFonts w:ascii="Times New Roman" w:eastAsia="標楷體" w:hAnsi="Times New Roman" w:cs="Arial"/>
               </w:rPr>
-              <w:t>狀態與日誌監控</w:t>
-            </w:r>
-          </w:p>
-        </w:tc>
-        <w:tc>
-          <w:tcPr>
-            <w:tcW w:w="4246" w:type="dxa"/>
-            <w:vAlign w:val="center"/>
-          </w:tcPr>
-          <w:p>
-            <w:pPr>
-              <w:rPr>
-                <w:rFonts w:ascii="Times New Roman" w:eastAsia="標楷體" w:hAnsi="Times New Roman"/>
-                <w:b/>
-                <w:bCs/>
-                <w:sz w:val="28"/>
-                <w:szCs w:val="28"/>
-              </w:rPr>
-            </w:pPr>
-            <w:r>
-              <w:rPr>
-                <w:rFonts w:ascii="Times New Roman" w:eastAsia="標楷體" w:hAnsi="Times New Roman" w:cs="Arial"/>
-              </w:rPr>
-              <w:t>管理者可監控伺服器資源使用率與查看系統錯誤日誌。</w:t>
-            </w:r>
-          </w:p>
-        </w:tc>
-      </w:tr>
-      <w:tr>
-        <w:tc>
-          <w:tcPr>
-            <w:tcW w:w="988" w:type="dxa"/>
-            <w:vMerge/>
-            <w:vAlign w:val="center"/>
-          </w:tcPr>
-          <w:p>
-            <w:pPr>
-              <w:rPr>
-                <w:rFonts w:ascii="Times New Roman" w:eastAsia="標楷體" w:hAnsi="Times New Roman"/>
-                <w:b/>
-                <w:bCs/>
-                <w:sz w:val="28"/>
-                <w:szCs w:val="28"/>
-              </w:rPr>
-            </w:pPr>
-          </w:p>
-        </w:tc>
-        <w:tc>
-          <w:tcPr>
-            <w:tcW w:w="1984" w:type="dxa"/>
-            <w:vAlign w:val="center"/>
-          </w:tcPr>
-          <w:p>
-            <w:pPr>
-              <w:rPr>
-                <w:rFonts w:ascii="Times New Roman" w:eastAsia="標楷體" w:hAnsi="Times New Roman"/>
-                <w:b/>
-                <w:bCs/>
-                <w:sz w:val="28"/>
-                <w:szCs w:val="28"/>
-              </w:rPr>
-            </w:pPr>
-            <w:r>
-              <w:rPr>
-                <w:rFonts w:ascii="Times New Roman" w:eastAsia="標楷體" w:hAnsi="Times New Roman" w:cs="Arial"/>
-                <w:b/>
-                <w:bCs/>
-              </w:rPr>
-              <w:t>模型管理</w:t>
-            </w:r>
-            <w:r>
-              <w:rPr>
-                <w:rFonts w:ascii="Times New Roman" w:eastAsia="標楷體" w:hAnsi="Times New Roman" w:cs="Arial" w:hint="eastAsia"/>
-                <w:b/>
-                <w:bCs/>
-              </w:rPr>
-              <w:t>作業</w:t>
-            </w:r>
-          </w:p>
-        </w:tc>
-        <w:tc>
-          <w:tcPr>
-            <w:tcW w:w="2410" w:type="dxa"/>
-            <w:vAlign w:val="center"/>
-          </w:tcPr>
-          <w:p>
-            <w:pPr>
-              <w:rPr>
-                <w:rFonts w:ascii="Times New Roman" w:eastAsia="標楷體" w:hAnsi="Times New Roman"/>
-                <w:b/>
-                <w:bCs/>
-                <w:sz w:val="28"/>
-                <w:szCs w:val="28"/>
-              </w:rPr>
-            </w:pPr>
-            <w:proofErr w:type="gramStart"/>
-            <w:r>
-              <w:rPr>
-                <w:rFonts w:ascii="Times New Roman" w:eastAsia="標楷體" w:hAnsi="Times New Roman" w:cs="Arial"/>
-              </w:rPr>
-              <w:t>模型調優與</w:t>
-            </w:r>
-            <w:proofErr w:type="gramEnd"/>
-            <w:r>
-              <w:rPr>
-                <w:rFonts w:ascii="Times New Roman" w:eastAsia="標楷體" w:hAnsi="Times New Roman" w:cs="Arial"/>
-              </w:rPr>
-              <w:t>監控</w:t>
+              <w:t>模型調優與監控</w:t>
             </w:r>
           </w:p>
         </w:tc>
@@ -3423,7 +3217,7 @@
               <w:rPr>
                 <w:rFonts w:ascii="Times New Roman" w:eastAsia="標楷體" w:hAnsi="Times New Roman" w:cs="Arial"/>
               </w:rPr>
-              <w:t>發放虛擬貨幣點數</w:t>
+              <w:t>發放虛擬點數</w:t>
             </w:r>
           </w:p>
         </w:tc>
@@ -3507,111 +3301,19 @@
               <w:rPr>
                 <w:rFonts w:ascii="Times New Roman" w:eastAsia="標楷體" w:hAnsi="Times New Roman" w:cs="Arial"/>
               </w:rPr>
-              <w:t>解鎖進階語音包</w:t>
-            </w:r>
-          </w:p>
-        </w:tc>
-        <w:tc>
-          <w:tcPr>
-            <w:tcW w:w="4246" w:type="dxa"/>
-            <w:vAlign w:val="center"/>
-          </w:tcPr>
-          <w:p>
-            <w:pPr>
-              <w:rPr>
-                <w:rFonts w:ascii="Times New Roman" w:eastAsia="標楷體" w:hAnsi="Times New Roman"/>
-                <w:b/>
-                <w:bCs/>
-                <w:sz w:val="28"/>
-                <w:szCs w:val="28"/>
-              </w:rPr>
-            </w:pPr>
-            <w:r>
-              <w:rPr>
-                <w:rFonts w:ascii="Times New Roman" w:eastAsia="標楷體" w:hAnsi="Times New Roman" w:cs="Arial"/>
-              </w:rPr>
-              <w:t>管理者可為特定使用者解鎖特殊的</w:t>
-            </w:r>
-            <w:r>
-              <w:rPr>
-                <w:rFonts w:ascii="Times New Roman" w:eastAsia="標楷體" w:hAnsi="Times New Roman" w:cs="Arial"/>
-              </w:rPr>
-              <w:t xml:space="preserve"> AI </w:t>
-            </w:r>
-            <w:proofErr w:type="gramStart"/>
-            <w:r>
-              <w:rPr>
-                <w:rFonts w:ascii="Times New Roman" w:eastAsia="標楷體" w:hAnsi="Times New Roman" w:cs="Arial"/>
-              </w:rPr>
-              <w:t>語音包或聲</w:t>
-            </w:r>
-            <w:proofErr w:type="gramEnd"/>
-            <w:r>
-              <w:rPr>
-                <w:rFonts w:ascii="Times New Roman" w:eastAsia="標楷體" w:hAnsi="Times New Roman" w:cs="Arial"/>
-              </w:rPr>
-              <w:t>紋權限。</w:t>
-            </w:r>
-          </w:p>
-        </w:tc>
-      </w:tr>
-      <w:tr>
-        <w:tc>
-          <w:tcPr>
-            <w:tcW w:w="988" w:type="dxa"/>
-            <w:vMerge/>
-            <w:vAlign w:val="center"/>
-          </w:tcPr>
-          <w:p>
-            <w:pPr>
-              <w:rPr>
-                <w:rFonts w:ascii="Times New Roman" w:eastAsia="標楷體" w:hAnsi="Times New Roman"/>
-                <w:b/>
-                <w:bCs/>
-                <w:sz w:val="28"/>
-                <w:szCs w:val="28"/>
-              </w:rPr>
-            </w:pPr>
-          </w:p>
-        </w:tc>
-        <w:tc>
-          <w:tcPr>
-            <w:tcW w:w="1984" w:type="dxa"/>
-            <w:vMerge/>
-            <w:vAlign w:val="center"/>
-          </w:tcPr>
-          <w:p>
-            <w:pPr>
-              <w:rPr>
-                <w:rFonts w:ascii="Times New Roman" w:eastAsia="標楷體" w:hAnsi="Times New Roman"/>
-                <w:b/>
-                <w:bCs/>
-                <w:sz w:val="28"/>
-                <w:szCs w:val="28"/>
-              </w:rPr>
-            </w:pPr>
-          </w:p>
-        </w:tc>
-        <w:tc>
-          <w:tcPr>
-            <w:tcW w:w="2410" w:type="dxa"/>
-            <w:vAlign w:val="center"/>
-          </w:tcPr>
-          <w:p>
-            <w:pPr>
-              <w:rPr>
-                <w:rFonts w:ascii="Times New Roman" w:eastAsia="標楷體" w:hAnsi="Times New Roman"/>
-                <w:b/>
-                <w:bCs/>
-                <w:sz w:val="28"/>
-                <w:szCs w:val="28"/>
-              </w:rPr>
-            </w:pPr>
-            <w:r>
-              <w:rPr>
-                <w:rFonts w:ascii="Times New Roman" w:eastAsia="標楷體" w:hAnsi="Times New Roman" w:cs="Arial"/>
-              </w:rPr>
-              <w:t>擴充雲端儲存空間</w:t>
+              <w:t>擴充</w:t>
+            </w:r>
+            <w:r>
+              <w:rPr>
+                <w:rFonts w:ascii="Times New Roman" w:eastAsia="標楷體" w:hAnsi="Times New Roman" w:cs="Arial" w:hint="eastAsia"/>
+              </w:rPr>
+              <w:t>使用者</w:t>
+            </w:r>
+            <w:r>
+              <w:rPr>
+                <w:rFonts w:ascii="Times New Roman" w:eastAsia="標楷體" w:hAnsi="Times New Roman" w:cs="Arial"/>
+              </w:rPr>
+              <w:t>儲存空間</w:t>
             </w:r>
           </w:p>
         </w:tc>
@@ -3768,7 +3470,6 @@
           <w:sz w:val="28"/>
           <w:szCs w:val="28"/>
         </w:rPr>
-        <w:lastRenderedPageBreak/>
         <w:t>非功能性需求</w:t>
       </w:r>
     </w:p>
@@ -3826,7 +3527,16 @@
           <w:sz w:val="28"/>
           <w:szCs w:val="28"/>
         </w:rPr>
-        <w:t xml:space="preserve"> 30 </w:t>
+        <w:t xml:space="preserve"> </w:t>
+      </w:r>
+      <w:r>
+        <w:rPr>
+          <w:rFonts w:ascii="Times New Roman" w:eastAsia="標楷體" w:hAnsi="Times New Roman"/>
+          <w:sz w:val="28"/>
+          <w:szCs w:val="28"/>
+        </w:rPr>
+        <w:lastRenderedPageBreak/>
+        <w:t xml:space="preserve">30 </w:t>
       </w:r>
       <w:r>
         <w:rPr>
@@ -3979,25 +3689,7 @@
           <w:sz w:val="28"/>
           <w:szCs w:val="28"/>
         </w:rPr>
-        <w:t>並具備</w:t>
-      </w:r>
-      <w:proofErr w:type="gramStart"/>
-      <w:r>
-        <w:rPr>
-          <w:rFonts w:ascii="Times New Roman" w:eastAsia="標楷體" w:hAnsi="Times New Roman"/>
-          <w:sz w:val="28"/>
-          <w:szCs w:val="28"/>
-        </w:rPr>
-        <w:t>防連點與誤</w:t>
-      </w:r>
-      <w:proofErr w:type="gramEnd"/>
-      <w:r>
-        <w:rPr>
-          <w:rFonts w:ascii="Times New Roman" w:eastAsia="標楷體" w:hAnsi="Times New Roman"/>
-          <w:sz w:val="28"/>
-          <w:szCs w:val="28"/>
-        </w:rPr>
-        <w:t>觸防護機制。</w:t>
+        <w:t>並具備防連點與誤觸防護機制。</w:t>
       </w:r>
     </w:p>
     <w:p>
@@ -4094,25 +3786,7 @@
           <w:sz w:val="28"/>
           <w:szCs w:val="28"/>
         </w:rPr>
-        <w:t>，且前端應用程式需具備斷</w:t>
-      </w:r>
-      <w:proofErr w:type="gramStart"/>
-      <w:r>
-        <w:rPr>
-          <w:rFonts w:ascii="Times New Roman" w:eastAsia="標楷體" w:hAnsi="Times New Roman"/>
-          <w:sz w:val="28"/>
-          <w:szCs w:val="28"/>
-        </w:rPr>
-        <w:t>網離線備援推</w:t>
-      </w:r>
-      <w:proofErr w:type="gramEnd"/>
-      <w:r>
-        <w:rPr>
-          <w:rFonts w:ascii="Times New Roman" w:eastAsia="標楷體" w:hAnsi="Times New Roman"/>
-          <w:sz w:val="28"/>
-          <w:szCs w:val="28"/>
-        </w:rPr>
-        <w:t>播功能。</w:t>
+        <w:t>，且前端應用程式需具備斷網離線備援推播功能。</w:t>
       </w:r>
     </w:p>
     <w:p>
@@ -4224,43 +3898,15 @@
           <w:sz w:val="28"/>
           <w:szCs w:val="28"/>
         </w:rPr>
-        <w:t>系統後端架構需</w:t>
+        <w:t>系統後端架構需採無狀態化設計以支援水平擴充，且功能模組需具備高</w:t>
       </w:r>
-      <w:proofErr w:type="gramStart"/>
       <w:r>
         <w:rPr>
-          <w:rFonts w:ascii="Times New Roman" w:eastAsia="標楷體" w:hAnsi="Times New Roman"/>
-          <w:sz w:val="28"/>
-          <w:szCs w:val="28"/>
-        </w:rPr>
-        <w:t>採</w:t>
-      </w:r>
-      <w:proofErr w:type="gramEnd"/>
-      <w:r>
-        <w:rPr>
-          <w:rFonts w:ascii="Times New Roman" w:eastAsia="標楷體" w:hAnsi="Times New Roman"/>
-          <w:sz w:val="28"/>
-          <w:szCs w:val="28"/>
-        </w:rPr>
-        <w:t>無狀態化設計以支援水平擴充，且功能模組需具備高</w:t>
-      </w:r>
-      <w:proofErr w:type="gramStart"/>
-      <w:r>
-        <w:rPr>
           <w:rFonts w:ascii="Times New Roman" w:eastAsia="標楷體" w:hAnsi="Times New Roman" w:hint="eastAsia"/>
           <w:sz w:val="28"/>
           <w:szCs w:val="28"/>
         </w:rPr>
-        <w:t>內聚性與</w:t>
-      </w:r>
-      <w:proofErr w:type="gramEnd"/>
-      <w:r>
-        <w:rPr>
-          <w:rFonts w:ascii="Times New Roman" w:eastAsia="標楷體" w:hAnsi="Times New Roman" w:hint="eastAsia"/>
-          <w:sz w:val="28"/>
-          <w:szCs w:val="28"/>
-        </w:rPr>
-        <w:t>低耦合</w:t>
+        <w:t>內聚性與低耦合</w:t>
       </w:r>
       <w:r>
         <w:rPr>
@@ -4380,25 +4026,7 @@
           <w:sz w:val="28"/>
           <w:szCs w:val="28"/>
         </w:rPr>
-        <w:t>等舊版作業系統，確保</w:t>
-      </w:r>
-      <w:proofErr w:type="gramStart"/>
-      <w:r>
-        <w:rPr>
-          <w:rFonts w:ascii="Times New Roman" w:eastAsia="標楷體" w:hAnsi="Times New Roman"/>
-          <w:sz w:val="28"/>
-          <w:szCs w:val="28"/>
-        </w:rPr>
-        <w:t>汰</w:t>
-      </w:r>
-      <w:proofErr w:type="gramEnd"/>
-      <w:r>
-        <w:rPr>
-          <w:rFonts w:ascii="Times New Roman" w:eastAsia="標楷體" w:hAnsi="Times New Roman"/>
-          <w:sz w:val="28"/>
-          <w:szCs w:val="28"/>
-        </w:rPr>
-        <w:t>換之舊手機設備可順利作為長輩機或監視器使用。</w:t>
+        <w:t>等舊版作業系統，確保汰換之舊手機設備可順利作為長輩機或監視器使用。</w:t>
       </w:r>
     </w:p>
     <w:p>
@@ -4423,30 +4051,7 @@
           <w:sz w:val="28"/>
           <w:szCs w:val="28"/>
         </w:rPr>
-        <w:lastRenderedPageBreak/>
-        <w:t>合</w:t>
-      </w:r>
-      <w:proofErr w:type="gramStart"/>
-      <w:r>
-        <w:rPr>
-          <w:rFonts w:ascii="Times New Roman" w:eastAsia="標楷體" w:hAnsi="Times New Roman"/>
-          <w:b/>
-          <w:bCs/>
-          <w:sz w:val="28"/>
-          <w:szCs w:val="28"/>
-        </w:rPr>
-        <w:t>規</w:t>
-      </w:r>
-      <w:proofErr w:type="gramEnd"/>
-      <w:r>
-        <w:rPr>
-          <w:rFonts w:ascii="Times New Roman" w:eastAsia="標楷體" w:hAnsi="Times New Roman"/>
-          <w:b/>
-          <w:bCs/>
-          <w:sz w:val="28"/>
-          <w:szCs w:val="28"/>
-        </w:rPr>
-        <w:t>性：</w:t>
+        <w:t>合規性：</w:t>
       </w:r>
       <w:r>
         <w:rPr>
@@ -4476,6 +4081,7 @@
           <w:sz w:val="28"/>
           <w:szCs w:val="28"/>
         </w:rPr>
+        <w:lastRenderedPageBreak/>
         <w:br w:type="page"/>
       </w:r>
     </w:p>

--- a/Documents/Chapter 5.docx
+++ b/Documents/Chapter 5.docx
@@ -1223,6 +1223,14 @@
             </w:pPr>
             <w:r>
               <w:rPr>
+                <w:rFonts w:ascii="Times New Roman" w:eastAsia="標楷體" w:hAnsi="Times New Roman" w:cs="Arial" w:hint="eastAsia"/>
+                <w:b/>
+                <w:bCs/>
+              </w:rPr>
+              <w:t>長輩</w:t>
+            </w:r>
+            <w:r>
+              <w:rPr>
                 <w:rFonts w:ascii="Times New Roman" w:eastAsia="標楷體" w:hAnsi="Times New Roman" w:cs="Arial"/>
                 <w:b/>
                 <w:bCs/>
@@ -4060,29 +4068,6 @@
           <w:szCs w:val="28"/>
         </w:rPr>
         <w:t>系統設計與資料處理需符合台灣個人資料保護法等相關法規，確保使用者隱私數據之蒐集與運用皆取得明確同意。</w:t>
-      </w:r>
-    </w:p>
-    <w:p>
-      <w:pPr>
-        <w:widowControl/>
-        <w:rPr>
-          <w:rFonts w:ascii="Times New Roman" w:eastAsia="標楷體" w:hAnsi="Times New Roman"/>
-          <w:b/>
-          <w:bCs/>
-          <w:sz w:val="28"/>
-          <w:szCs w:val="28"/>
-        </w:rPr>
-      </w:pPr>
-      <w:r>
-        <w:rPr>
-          <w:rFonts w:ascii="Times New Roman" w:eastAsia="標楷體" w:hAnsi="Times New Roman"/>
-          <w:b/>
-          <w:bCs/>
-          <w:sz w:val="28"/>
-          <w:szCs w:val="28"/>
-        </w:rPr>
-        <w:lastRenderedPageBreak/>
-        <w:br w:type="page"/>
       </w:r>
     </w:p>
     <w:p>
@@ -4287,6 +4272,814 @@
           <w:szCs w:val="28"/>
         </w:rPr>
         <w:t>描述之</w:t>
+      </w:r>
+    </w:p>
+    <w:p>
+      <w:pPr>
+        <w:rPr>
+          <w:rFonts w:ascii="Times New Roman" w:eastAsia="標楷體" w:hAnsi="Times New Roman"/>
+          <w:b/>
+          <w:bCs/>
+          <w:sz w:val="28"/>
+          <w:szCs w:val="28"/>
+        </w:rPr>
+      </w:pPr>
+      <w:r>
+        <w:rPr>
+          <w:rFonts w:ascii="Times New Roman" w:eastAsia="標楷體" w:hAnsi="Times New Roman" w:hint="eastAsia"/>
+          <w:b/>
+          <w:bCs/>
+          <w:noProof/>
+          <w:sz w:val="28"/>
+          <w:szCs w:val="28"/>
+        </w:rPr>
+        <w:drawing>
+          <wp:inline distT="0" distB="0" distL="0" distR="0" wp14:anchorId="53FFD976" wp14:editId="217682E3">
+            <wp:extent cx="5219247" cy="8159378"/>
+            <wp:effectExtent l="0" t="0" r="635" b="0"/>
+            <wp:docPr id="97555375" name="圖片 32"/>
+            <wp:cNvGraphicFramePr>
+              <a:graphicFrameLocks xmlns:a="http://schemas.openxmlformats.org/drawingml/2006/main" noChangeAspect="1"/>
+            </wp:cNvGraphicFramePr>
+            <a:graphic xmlns:a="http://schemas.openxmlformats.org/drawingml/2006/main">
+              <a:graphicData uri="http://schemas.openxmlformats.org/drawingml/2006/picture">
+                <pic:pic xmlns:pic="http://schemas.openxmlformats.org/drawingml/2006/picture">
+                  <pic:nvPicPr>
+                    <pic:cNvPr id="0" name="Picture 32"/>
+                    <pic:cNvPicPr>
+                      <a:picLocks noChangeAspect="1" noChangeArrowheads="1"/>
+                    </pic:cNvPicPr>
+                  </pic:nvPicPr>
+                  <pic:blipFill>
+                    <a:blip r:embed="rId6">
+                      <a:extLst>
+                        <a:ext uri="{28A0092B-C50C-407E-A947-70E740481C1C}">
+                          <a14:useLocalDpi xmlns:a14="http://schemas.microsoft.com/office/drawing/2010/main" val="0"/>
+                        </a:ext>
+                      </a:extLst>
+                    </a:blip>
+                    <a:srcRect/>
+                    <a:stretch>
+                      <a:fillRect/>
+                    </a:stretch>
+                  </pic:blipFill>
+                  <pic:spPr bwMode="auto">
+                    <a:xfrm>
+                      <a:off x="0" y="0"/>
+                      <a:ext cx="5224970" cy="8168325"/>
+                    </a:xfrm>
+                    <a:prstGeom prst="rect">
+                      <a:avLst/>
+                    </a:prstGeom>
+                    <a:noFill/>
+                    <a:ln>
+                      <a:noFill/>
+                    </a:ln>
+                  </pic:spPr>
+                </pic:pic>
+              </a:graphicData>
+            </a:graphic>
+          </wp:inline>
+        </w:drawing>
+      </w:r>
+      <w:r>
+        <w:rPr>
+          <w:rFonts w:ascii="Times New Roman" w:eastAsia="標楷體" w:hAnsi="Times New Roman"/>
+          <w:b/>
+          <w:bCs/>
+          <w:noProof/>
+          <w:sz w:val="28"/>
+          <w:szCs w:val="28"/>
+        </w:rPr>
+        <w:lastRenderedPageBreak/>
+        <w:drawing>
+          <wp:inline distT="0" distB="0" distL="0" distR="0" wp14:anchorId="691B5E1C" wp14:editId="64D3A3D9">
+            <wp:extent cx="6111240" cy="8252460"/>
+            <wp:effectExtent l="0" t="0" r="3810" b="0"/>
+            <wp:docPr id="1211566201" name="圖片 27"/>
+            <wp:cNvGraphicFramePr>
+              <a:graphicFrameLocks xmlns:a="http://schemas.openxmlformats.org/drawingml/2006/main" noChangeAspect="1"/>
+            </wp:cNvGraphicFramePr>
+            <a:graphic xmlns:a="http://schemas.openxmlformats.org/drawingml/2006/main">
+              <a:graphicData uri="http://schemas.openxmlformats.org/drawingml/2006/picture">
+                <pic:pic xmlns:pic="http://schemas.openxmlformats.org/drawingml/2006/picture">
+                  <pic:nvPicPr>
+                    <pic:cNvPr id="0" name="Picture 27"/>
+                    <pic:cNvPicPr>
+                      <a:picLocks noChangeAspect="1" noChangeArrowheads="1"/>
+                    </pic:cNvPicPr>
+                  </pic:nvPicPr>
+                  <pic:blipFill>
+                    <a:blip r:embed="rId7">
+                      <a:extLst>
+                        <a:ext uri="{28A0092B-C50C-407E-A947-70E740481C1C}">
+                          <a14:useLocalDpi xmlns:a14="http://schemas.microsoft.com/office/drawing/2010/main" val="0"/>
+                        </a:ext>
+                      </a:extLst>
+                    </a:blip>
+                    <a:srcRect/>
+                    <a:stretch>
+                      <a:fillRect/>
+                    </a:stretch>
+                  </pic:blipFill>
+                  <pic:spPr bwMode="auto">
+                    <a:xfrm>
+                      <a:off x="0" y="0"/>
+                      <a:ext cx="6111240" cy="8252460"/>
+                    </a:xfrm>
+                    <a:prstGeom prst="rect">
+                      <a:avLst/>
+                    </a:prstGeom>
+                    <a:noFill/>
+                    <a:ln>
+                      <a:noFill/>
+                    </a:ln>
+                  </pic:spPr>
+                </pic:pic>
+              </a:graphicData>
+            </a:graphic>
+          </wp:inline>
+        </w:drawing>
+      </w:r>
+      <w:r>
+        <w:rPr>
+          <w:rFonts w:ascii="Times New Roman" w:eastAsia="標楷體" w:hAnsi="Times New Roman" w:hint="eastAsia"/>
+          <w:b/>
+          <w:bCs/>
+          <w:noProof/>
+          <w:sz w:val="28"/>
+          <w:szCs w:val="28"/>
+        </w:rPr>
+        <w:lastRenderedPageBreak/>
+        <w:drawing>
+          <wp:inline distT="0" distB="0" distL="0" distR="0" wp14:anchorId="02FA5F66" wp14:editId="5A2A76EA">
+            <wp:extent cx="6118860" cy="7368540"/>
+            <wp:effectExtent l="0" t="0" r="0" b="3810"/>
+            <wp:docPr id="1161496501" name="圖片 29"/>
+            <wp:cNvGraphicFramePr>
+              <a:graphicFrameLocks xmlns:a="http://schemas.openxmlformats.org/drawingml/2006/main" noChangeAspect="1"/>
+            </wp:cNvGraphicFramePr>
+            <a:graphic xmlns:a="http://schemas.openxmlformats.org/drawingml/2006/main">
+              <a:graphicData uri="http://schemas.openxmlformats.org/drawingml/2006/picture">
+                <pic:pic xmlns:pic="http://schemas.openxmlformats.org/drawingml/2006/picture">
+                  <pic:nvPicPr>
+                    <pic:cNvPr id="0" name="Picture 29"/>
+                    <pic:cNvPicPr>
+                      <a:picLocks noChangeAspect="1" noChangeArrowheads="1"/>
+                    </pic:cNvPicPr>
+                  </pic:nvPicPr>
+                  <pic:blipFill>
+                    <a:blip r:embed="rId8">
+                      <a:extLst>
+                        <a:ext uri="{28A0092B-C50C-407E-A947-70E740481C1C}">
+                          <a14:useLocalDpi xmlns:a14="http://schemas.microsoft.com/office/drawing/2010/main" val="0"/>
+                        </a:ext>
+                      </a:extLst>
+                    </a:blip>
+                    <a:srcRect/>
+                    <a:stretch>
+                      <a:fillRect/>
+                    </a:stretch>
+                  </pic:blipFill>
+                  <pic:spPr bwMode="auto">
+                    <a:xfrm>
+                      <a:off x="0" y="0"/>
+                      <a:ext cx="6118860" cy="7368540"/>
+                    </a:xfrm>
+                    <a:prstGeom prst="rect">
+                      <a:avLst/>
+                    </a:prstGeom>
+                    <a:noFill/>
+                    <a:ln>
+                      <a:noFill/>
+                    </a:ln>
+                  </pic:spPr>
+                </pic:pic>
+              </a:graphicData>
+            </a:graphic>
+          </wp:inline>
+        </w:drawing>
+      </w:r>
+      <w:r>
+        <w:rPr>
+          <w:rFonts w:ascii="Times New Roman" w:eastAsia="標楷體" w:hAnsi="Times New Roman" w:hint="eastAsia"/>
+          <w:b/>
+          <w:bCs/>
+          <w:noProof/>
+          <w:sz w:val="28"/>
+          <w:szCs w:val="28"/>
+        </w:rPr>
+        <w:lastRenderedPageBreak/>
+        <w:drawing>
+          <wp:inline distT="0" distB="0" distL="0" distR="0" wp14:anchorId="57210A78" wp14:editId="15160D11">
+            <wp:extent cx="6111240" cy="9029700"/>
+            <wp:effectExtent l="0" t="0" r="3810" b="0"/>
+            <wp:docPr id="1424989898" name="圖片 28"/>
+            <wp:cNvGraphicFramePr>
+              <a:graphicFrameLocks xmlns:a="http://schemas.openxmlformats.org/drawingml/2006/main" noChangeAspect="1"/>
+            </wp:cNvGraphicFramePr>
+            <a:graphic xmlns:a="http://schemas.openxmlformats.org/drawingml/2006/main">
+              <a:graphicData uri="http://schemas.openxmlformats.org/drawingml/2006/picture">
+                <pic:pic xmlns:pic="http://schemas.openxmlformats.org/drawingml/2006/picture">
+                  <pic:nvPicPr>
+                    <pic:cNvPr id="0" name="Picture 28"/>
+                    <pic:cNvPicPr>
+                      <a:picLocks noChangeAspect="1" noChangeArrowheads="1"/>
+                    </pic:cNvPicPr>
+                  </pic:nvPicPr>
+                  <pic:blipFill>
+                    <a:blip r:embed="rId9">
+                      <a:extLst>
+                        <a:ext uri="{28A0092B-C50C-407E-A947-70E740481C1C}">
+                          <a14:useLocalDpi xmlns:a14="http://schemas.microsoft.com/office/drawing/2010/main" val="0"/>
+                        </a:ext>
+                      </a:extLst>
+                    </a:blip>
+                    <a:srcRect/>
+                    <a:stretch>
+                      <a:fillRect/>
+                    </a:stretch>
+                  </pic:blipFill>
+                  <pic:spPr bwMode="auto">
+                    <a:xfrm>
+                      <a:off x="0" y="0"/>
+                      <a:ext cx="6111240" cy="9029700"/>
+                    </a:xfrm>
+                    <a:prstGeom prst="rect">
+                      <a:avLst/>
+                    </a:prstGeom>
+                    <a:noFill/>
+                    <a:ln>
+                      <a:noFill/>
+                    </a:ln>
+                  </pic:spPr>
+                </pic:pic>
+              </a:graphicData>
+            </a:graphic>
+          </wp:inline>
+        </w:drawing>
+      </w:r>
+      <w:r>
+        <w:rPr>
+          <w:rFonts w:ascii="Times New Roman" w:eastAsia="標楷體" w:hAnsi="Times New Roman" w:hint="eastAsia"/>
+          <w:b/>
+          <w:bCs/>
+          <w:noProof/>
+          <w:sz w:val="28"/>
+          <w:szCs w:val="28"/>
+        </w:rPr>
+        <w:lastRenderedPageBreak/>
+        <w:drawing>
+          <wp:inline distT="0" distB="0" distL="0" distR="0" wp14:anchorId="1245A399" wp14:editId="14A1D464">
+            <wp:extent cx="5372100" cy="9029700"/>
+            <wp:effectExtent l="0" t="0" r="0" b="0"/>
+            <wp:docPr id="554420600" name="圖片 36"/>
+            <wp:cNvGraphicFramePr>
+              <a:graphicFrameLocks xmlns:a="http://schemas.openxmlformats.org/drawingml/2006/main" noChangeAspect="1"/>
+            </wp:cNvGraphicFramePr>
+            <a:graphic xmlns:a="http://schemas.openxmlformats.org/drawingml/2006/main">
+              <a:graphicData uri="http://schemas.openxmlformats.org/drawingml/2006/picture">
+                <pic:pic xmlns:pic="http://schemas.openxmlformats.org/drawingml/2006/picture">
+                  <pic:nvPicPr>
+                    <pic:cNvPr id="0" name="Picture 36"/>
+                    <pic:cNvPicPr>
+                      <a:picLocks noChangeAspect="1" noChangeArrowheads="1"/>
+                    </pic:cNvPicPr>
+                  </pic:nvPicPr>
+                  <pic:blipFill>
+                    <a:blip r:embed="rId10">
+                      <a:extLst>
+                        <a:ext uri="{28A0092B-C50C-407E-A947-70E740481C1C}">
+                          <a14:useLocalDpi xmlns:a14="http://schemas.microsoft.com/office/drawing/2010/main" val="0"/>
+                        </a:ext>
+                      </a:extLst>
+                    </a:blip>
+                    <a:srcRect/>
+                    <a:stretch>
+                      <a:fillRect/>
+                    </a:stretch>
+                  </pic:blipFill>
+                  <pic:spPr bwMode="auto">
+                    <a:xfrm>
+                      <a:off x="0" y="0"/>
+                      <a:ext cx="5372100" cy="9029700"/>
+                    </a:xfrm>
+                    <a:prstGeom prst="rect">
+                      <a:avLst/>
+                    </a:prstGeom>
+                    <a:noFill/>
+                    <a:ln>
+                      <a:noFill/>
+                    </a:ln>
+                  </pic:spPr>
+                </pic:pic>
+              </a:graphicData>
+            </a:graphic>
+          </wp:inline>
+        </w:drawing>
+      </w:r>
+      <w:r>
+        <w:rPr>
+          <w:rFonts w:ascii="Times New Roman" w:eastAsia="標楷體" w:hAnsi="Times New Roman" w:hint="eastAsia"/>
+          <w:b/>
+          <w:bCs/>
+          <w:noProof/>
+          <w:sz w:val="28"/>
+          <w:szCs w:val="28"/>
+        </w:rPr>
+        <w:lastRenderedPageBreak/>
+        <w:drawing>
+          <wp:inline distT="0" distB="0" distL="0" distR="0" wp14:anchorId="17E73C3E" wp14:editId="1CFEDE3B">
+            <wp:extent cx="6118860" cy="5996940"/>
+            <wp:effectExtent l="0" t="0" r="0" b="3810"/>
+            <wp:docPr id="1173537759" name="圖片 31"/>
+            <wp:cNvGraphicFramePr>
+              <a:graphicFrameLocks xmlns:a="http://schemas.openxmlformats.org/drawingml/2006/main" noChangeAspect="1"/>
+            </wp:cNvGraphicFramePr>
+            <a:graphic xmlns:a="http://schemas.openxmlformats.org/drawingml/2006/main">
+              <a:graphicData uri="http://schemas.openxmlformats.org/drawingml/2006/picture">
+                <pic:pic xmlns:pic="http://schemas.openxmlformats.org/drawingml/2006/picture">
+                  <pic:nvPicPr>
+                    <pic:cNvPr id="0" name="Picture 31"/>
+                    <pic:cNvPicPr>
+                      <a:picLocks noChangeAspect="1" noChangeArrowheads="1"/>
+                    </pic:cNvPicPr>
+                  </pic:nvPicPr>
+                  <pic:blipFill>
+                    <a:blip r:embed="rId11">
+                      <a:extLst>
+                        <a:ext uri="{28A0092B-C50C-407E-A947-70E740481C1C}">
+                          <a14:useLocalDpi xmlns:a14="http://schemas.microsoft.com/office/drawing/2010/main" val="0"/>
+                        </a:ext>
+                      </a:extLst>
+                    </a:blip>
+                    <a:srcRect/>
+                    <a:stretch>
+                      <a:fillRect/>
+                    </a:stretch>
+                  </pic:blipFill>
+                  <pic:spPr bwMode="auto">
+                    <a:xfrm>
+                      <a:off x="0" y="0"/>
+                      <a:ext cx="6118860" cy="5996940"/>
+                    </a:xfrm>
+                    <a:prstGeom prst="rect">
+                      <a:avLst/>
+                    </a:prstGeom>
+                    <a:noFill/>
+                    <a:ln>
+                      <a:noFill/>
+                    </a:ln>
+                  </pic:spPr>
+                </pic:pic>
+              </a:graphicData>
+            </a:graphic>
+          </wp:inline>
+        </w:drawing>
+      </w:r>
+      <w:r>
+        <w:rPr>
+          <w:rFonts w:ascii="Times New Roman" w:eastAsia="標楷體" w:hAnsi="Times New Roman" w:hint="eastAsia"/>
+          <w:b/>
+          <w:bCs/>
+          <w:noProof/>
+          <w:sz w:val="28"/>
+          <w:szCs w:val="28"/>
+        </w:rPr>
+        <w:lastRenderedPageBreak/>
+        <w:drawing>
+          <wp:inline distT="0" distB="0" distL="0" distR="0" wp14:anchorId="680DDD50" wp14:editId="76F028D1">
+            <wp:extent cx="6118860" cy="6271260"/>
+            <wp:effectExtent l="0" t="0" r="0" b="0"/>
+            <wp:docPr id="1583546803" name="圖片 34"/>
+            <wp:cNvGraphicFramePr>
+              <a:graphicFrameLocks xmlns:a="http://schemas.openxmlformats.org/drawingml/2006/main" noChangeAspect="1"/>
+            </wp:cNvGraphicFramePr>
+            <a:graphic xmlns:a="http://schemas.openxmlformats.org/drawingml/2006/main">
+              <a:graphicData uri="http://schemas.openxmlformats.org/drawingml/2006/picture">
+                <pic:pic xmlns:pic="http://schemas.openxmlformats.org/drawingml/2006/picture">
+                  <pic:nvPicPr>
+                    <pic:cNvPr id="0" name="Picture 34"/>
+                    <pic:cNvPicPr>
+                      <a:picLocks noChangeAspect="1" noChangeArrowheads="1"/>
+                    </pic:cNvPicPr>
+                  </pic:nvPicPr>
+                  <pic:blipFill>
+                    <a:blip r:embed="rId12">
+                      <a:extLst>
+                        <a:ext uri="{28A0092B-C50C-407E-A947-70E740481C1C}">
+                          <a14:useLocalDpi xmlns:a14="http://schemas.microsoft.com/office/drawing/2010/main" val="0"/>
+                        </a:ext>
+                      </a:extLst>
+                    </a:blip>
+                    <a:srcRect/>
+                    <a:stretch>
+                      <a:fillRect/>
+                    </a:stretch>
+                  </pic:blipFill>
+                  <pic:spPr bwMode="auto">
+                    <a:xfrm>
+                      <a:off x="0" y="0"/>
+                      <a:ext cx="6118860" cy="6271260"/>
+                    </a:xfrm>
+                    <a:prstGeom prst="rect">
+                      <a:avLst/>
+                    </a:prstGeom>
+                    <a:noFill/>
+                    <a:ln>
+                      <a:noFill/>
+                    </a:ln>
+                  </pic:spPr>
+                </pic:pic>
+              </a:graphicData>
+            </a:graphic>
+          </wp:inline>
+        </w:drawing>
+      </w:r>
+      <w:r>
+        <w:rPr>
+          <w:rFonts w:ascii="Times New Roman" w:eastAsia="標楷體" w:hAnsi="Times New Roman" w:hint="eastAsia"/>
+          <w:b/>
+          <w:bCs/>
+          <w:noProof/>
+          <w:sz w:val="28"/>
+          <w:szCs w:val="28"/>
+        </w:rPr>
+        <w:lastRenderedPageBreak/>
+        <w:drawing>
+          <wp:inline distT="0" distB="0" distL="0" distR="0" wp14:anchorId="03D1A4A5" wp14:editId="1CA606D1">
+            <wp:extent cx="5722620" cy="9029700"/>
+            <wp:effectExtent l="0" t="0" r="0" b="0"/>
+            <wp:docPr id="1453003774" name="圖片 35"/>
+            <wp:cNvGraphicFramePr>
+              <a:graphicFrameLocks xmlns:a="http://schemas.openxmlformats.org/drawingml/2006/main" noChangeAspect="1"/>
+            </wp:cNvGraphicFramePr>
+            <a:graphic xmlns:a="http://schemas.openxmlformats.org/drawingml/2006/main">
+              <a:graphicData uri="http://schemas.openxmlformats.org/drawingml/2006/picture">
+                <pic:pic xmlns:pic="http://schemas.openxmlformats.org/drawingml/2006/picture">
+                  <pic:nvPicPr>
+                    <pic:cNvPr id="0" name="Picture 35"/>
+                    <pic:cNvPicPr>
+                      <a:picLocks noChangeAspect="1" noChangeArrowheads="1"/>
+                    </pic:cNvPicPr>
+                  </pic:nvPicPr>
+                  <pic:blipFill>
+                    <a:blip r:embed="rId13">
+                      <a:extLst>
+                        <a:ext uri="{28A0092B-C50C-407E-A947-70E740481C1C}">
+                          <a14:useLocalDpi xmlns:a14="http://schemas.microsoft.com/office/drawing/2010/main" val="0"/>
+                        </a:ext>
+                      </a:extLst>
+                    </a:blip>
+                    <a:srcRect/>
+                    <a:stretch>
+                      <a:fillRect/>
+                    </a:stretch>
+                  </pic:blipFill>
+                  <pic:spPr bwMode="auto">
+                    <a:xfrm>
+                      <a:off x="0" y="0"/>
+                      <a:ext cx="5722620" cy="9029700"/>
+                    </a:xfrm>
+                    <a:prstGeom prst="rect">
+                      <a:avLst/>
+                    </a:prstGeom>
+                    <a:noFill/>
+                    <a:ln>
+                      <a:noFill/>
+                    </a:ln>
+                  </pic:spPr>
+                </pic:pic>
+              </a:graphicData>
+            </a:graphic>
+          </wp:inline>
+        </w:drawing>
+      </w:r>
+      <w:r>
+        <w:rPr>
+          <w:rFonts w:ascii="Times New Roman" w:eastAsia="標楷體" w:hAnsi="Times New Roman" w:hint="eastAsia"/>
+          <w:b/>
+          <w:bCs/>
+          <w:noProof/>
+          <w:sz w:val="28"/>
+          <w:szCs w:val="28"/>
+        </w:rPr>
+        <w:lastRenderedPageBreak/>
+        <w:drawing>
+          <wp:inline distT="0" distB="0" distL="0" distR="0" wp14:anchorId="1442BBD9" wp14:editId="5F2D347E">
+            <wp:extent cx="6118860" cy="6385560"/>
+            <wp:effectExtent l="0" t="0" r="0" b="0"/>
+            <wp:docPr id="487064944" name="圖片 33"/>
+            <wp:cNvGraphicFramePr>
+              <a:graphicFrameLocks xmlns:a="http://schemas.openxmlformats.org/drawingml/2006/main" noChangeAspect="1"/>
+            </wp:cNvGraphicFramePr>
+            <a:graphic xmlns:a="http://schemas.openxmlformats.org/drawingml/2006/main">
+              <a:graphicData uri="http://schemas.openxmlformats.org/drawingml/2006/picture">
+                <pic:pic xmlns:pic="http://schemas.openxmlformats.org/drawingml/2006/picture">
+                  <pic:nvPicPr>
+                    <pic:cNvPr id="0" name="Picture 33"/>
+                    <pic:cNvPicPr>
+                      <a:picLocks noChangeAspect="1" noChangeArrowheads="1"/>
+                    </pic:cNvPicPr>
+                  </pic:nvPicPr>
+                  <pic:blipFill>
+                    <a:blip r:embed="rId14">
+                      <a:extLst>
+                        <a:ext uri="{28A0092B-C50C-407E-A947-70E740481C1C}">
+                          <a14:useLocalDpi xmlns:a14="http://schemas.microsoft.com/office/drawing/2010/main" val="0"/>
+                        </a:ext>
+                      </a:extLst>
+                    </a:blip>
+                    <a:srcRect/>
+                    <a:stretch>
+                      <a:fillRect/>
+                    </a:stretch>
+                  </pic:blipFill>
+                  <pic:spPr bwMode="auto">
+                    <a:xfrm>
+                      <a:off x="0" y="0"/>
+                      <a:ext cx="6118860" cy="6385560"/>
+                    </a:xfrm>
+                    <a:prstGeom prst="rect">
+                      <a:avLst/>
+                    </a:prstGeom>
+                    <a:noFill/>
+                    <a:ln>
+                      <a:noFill/>
+                    </a:ln>
+                  </pic:spPr>
+                </pic:pic>
+              </a:graphicData>
+            </a:graphic>
+          </wp:inline>
+        </w:drawing>
+      </w:r>
+      <w:r>
+        <w:rPr>
+          <w:rFonts w:ascii="Times New Roman" w:eastAsia="標楷體" w:hAnsi="Times New Roman" w:hint="eastAsia"/>
+          <w:b/>
+          <w:bCs/>
+          <w:noProof/>
+          <w:sz w:val="28"/>
+          <w:szCs w:val="28"/>
+        </w:rPr>
+        <w:lastRenderedPageBreak/>
+        <w:drawing>
+          <wp:inline distT="0" distB="0" distL="0" distR="0" wp14:anchorId="721122DA" wp14:editId="41FC8C2A">
+            <wp:extent cx="6111240" cy="8061960"/>
+            <wp:effectExtent l="0" t="0" r="3810" b="0"/>
+            <wp:docPr id="913384013" name="圖片 30"/>
+            <wp:cNvGraphicFramePr>
+              <a:graphicFrameLocks xmlns:a="http://schemas.openxmlformats.org/drawingml/2006/main" noChangeAspect="1"/>
+            </wp:cNvGraphicFramePr>
+            <a:graphic xmlns:a="http://schemas.openxmlformats.org/drawingml/2006/main">
+              <a:graphicData uri="http://schemas.openxmlformats.org/drawingml/2006/picture">
+                <pic:pic xmlns:pic="http://schemas.openxmlformats.org/drawingml/2006/picture">
+                  <pic:nvPicPr>
+                    <pic:cNvPr id="0" name="Picture 30"/>
+                    <pic:cNvPicPr>
+                      <a:picLocks noChangeAspect="1" noChangeArrowheads="1"/>
+                    </pic:cNvPicPr>
+                  </pic:nvPicPr>
+                  <pic:blipFill>
+                    <a:blip r:embed="rId15">
+                      <a:extLst>
+                        <a:ext uri="{28A0092B-C50C-407E-A947-70E740481C1C}">
+                          <a14:useLocalDpi xmlns:a14="http://schemas.microsoft.com/office/drawing/2010/main" val="0"/>
+                        </a:ext>
+                      </a:extLst>
+                    </a:blip>
+                    <a:srcRect/>
+                    <a:stretch>
+                      <a:fillRect/>
+                    </a:stretch>
+                  </pic:blipFill>
+                  <pic:spPr bwMode="auto">
+                    <a:xfrm>
+                      <a:off x="0" y="0"/>
+                      <a:ext cx="6111240" cy="8061960"/>
+                    </a:xfrm>
+                    <a:prstGeom prst="rect">
+                      <a:avLst/>
+                    </a:prstGeom>
+                    <a:noFill/>
+                    <a:ln>
+                      <a:noFill/>
+                    </a:ln>
+                  </pic:spPr>
+                </pic:pic>
+              </a:graphicData>
+            </a:graphic>
+          </wp:inline>
+        </w:drawing>
+      </w:r>
+      <w:r>
+        <w:rPr>
+          <w:rFonts w:ascii="Times New Roman" w:eastAsia="標楷體" w:hAnsi="Times New Roman" w:hint="eastAsia"/>
+          <w:b/>
+          <w:bCs/>
+          <w:noProof/>
+          <w:sz w:val="28"/>
+          <w:szCs w:val="28"/>
+        </w:rPr>
+        <w:lastRenderedPageBreak/>
+        <w:drawing>
+          <wp:inline distT="0" distB="0" distL="0" distR="0" wp14:anchorId="25F54E39" wp14:editId="6AF0B9E9">
+            <wp:extent cx="6118860" cy="5798820"/>
+            <wp:effectExtent l="0" t="0" r="0" b="0"/>
+            <wp:docPr id="912640047" name="圖片 37"/>
+            <wp:cNvGraphicFramePr>
+              <a:graphicFrameLocks xmlns:a="http://schemas.openxmlformats.org/drawingml/2006/main" noChangeAspect="1"/>
+            </wp:cNvGraphicFramePr>
+            <a:graphic xmlns:a="http://schemas.openxmlformats.org/drawingml/2006/main">
+              <a:graphicData uri="http://schemas.openxmlformats.org/drawingml/2006/picture">
+                <pic:pic xmlns:pic="http://schemas.openxmlformats.org/drawingml/2006/picture">
+                  <pic:nvPicPr>
+                    <pic:cNvPr id="0" name="Picture 37"/>
+                    <pic:cNvPicPr>
+                      <a:picLocks noChangeAspect="1" noChangeArrowheads="1"/>
+                    </pic:cNvPicPr>
+                  </pic:nvPicPr>
+                  <pic:blipFill>
+                    <a:blip r:embed="rId16">
+                      <a:extLst>
+                        <a:ext uri="{28A0092B-C50C-407E-A947-70E740481C1C}">
+                          <a14:useLocalDpi xmlns:a14="http://schemas.microsoft.com/office/drawing/2010/main" val="0"/>
+                        </a:ext>
+                      </a:extLst>
+                    </a:blip>
+                    <a:srcRect/>
+                    <a:stretch>
+                      <a:fillRect/>
+                    </a:stretch>
+                  </pic:blipFill>
+                  <pic:spPr bwMode="auto">
+                    <a:xfrm>
+                      <a:off x="0" y="0"/>
+                      <a:ext cx="6118860" cy="5798820"/>
+                    </a:xfrm>
+                    <a:prstGeom prst="rect">
+                      <a:avLst/>
+                    </a:prstGeom>
+                    <a:noFill/>
+                    <a:ln>
+                      <a:noFill/>
+                    </a:ln>
+                  </pic:spPr>
+                </pic:pic>
+              </a:graphicData>
+            </a:graphic>
+          </wp:inline>
+        </w:drawing>
+      </w:r>
+      <w:r>
+        <w:rPr>
+          <w:rFonts w:ascii="Times New Roman" w:eastAsia="標楷體" w:hAnsi="Times New Roman" w:hint="eastAsia"/>
+          <w:b/>
+          <w:bCs/>
+          <w:noProof/>
+          <w:sz w:val="28"/>
+          <w:szCs w:val="28"/>
+        </w:rPr>
+        <w:lastRenderedPageBreak/>
+        <w:drawing>
+          <wp:inline distT="0" distB="0" distL="0" distR="0" wp14:anchorId="00BDD015" wp14:editId="087D1D0A">
+            <wp:extent cx="6118860" cy="7536180"/>
+            <wp:effectExtent l="0" t="0" r="0" b="7620"/>
+            <wp:docPr id="623350211" name="圖片 38"/>
+            <wp:cNvGraphicFramePr>
+              <a:graphicFrameLocks xmlns:a="http://schemas.openxmlformats.org/drawingml/2006/main" noChangeAspect="1"/>
+            </wp:cNvGraphicFramePr>
+            <a:graphic xmlns:a="http://schemas.openxmlformats.org/drawingml/2006/main">
+              <a:graphicData uri="http://schemas.openxmlformats.org/drawingml/2006/picture">
+                <pic:pic xmlns:pic="http://schemas.openxmlformats.org/drawingml/2006/picture">
+                  <pic:nvPicPr>
+                    <pic:cNvPr id="0" name="Picture 38"/>
+                    <pic:cNvPicPr>
+                      <a:picLocks noChangeAspect="1" noChangeArrowheads="1"/>
+                    </pic:cNvPicPr>
+                  </pic:nvPicPr>
+                  <pic:blipFill>
+                    <a:blip r:embed="rId17">
+                      <a:extLst>
+                        <a:ext uri="{28A0092B-C50C-407E-A947-70E740481C1C}">
+                          <a14:useLocalDpi xmlns:a14="http://schemas.microsoft.com/office/drawing/2010/main" val="0"/>
+                        </a:ext>
+                      </a:extLst>
+                    </a:blip>
+                    <a:srcRect/>
+                    <a:stretch>
+                      <a:fillRect/>
+                    </a:stretch>
+                  </pic:blipFill>
+                  <pic:spPr bwMode="auto">
+                    <a:xfrm>
+                      <a:off x="0" y="0"/>
+                      <a:ext cx="6118860" cy="7536180"/>
+                    </a:xfrm>
+                    <a:prstGeom prst="rect">
+                      <a:avLst/>
+                    </a:prstGeom>
+                    <a:noFill/>
+                    <a:ln>
+                      <a:noFill/>
+                    </a:ln>
+                  </pic:spPr>
+                </pic:pic>
+              </a:graphicData>
+            </a:graphic>
+          </wp:inline>
+        </w:drawing>
+      </w:r>
+      <w:r>
+        <w:rPr>
+          <w:rFonts w:ascii="Times New Roman" w:eastAsia="標楷體" w:hAnsi="Times New Roman" w:hint="eastAsia"/>
+          <w:b/>
+          <w:bCs/>
+          <w:noProof/>
+          <w:sz w:val="28"/>
+          <w:szCs w:val="28"/>
+        </w:rPr>
+        <w:lastRenderedPageBreak/>
+        <w:drawing>
+          <wp:inline distT="0" distB="0" distL="0" distR="0" wp14:anchorId="057CC912" wp14:editId="3CD7EB2F">
+            <wp:extent cx="6118860" cy="7025640"/>
+            <wp:effectExtent l="0" t="0" r="0" b="3810"/>
+            <wp:docPr id="910641847" name="圖片 39"/>
+            <wp:cNvGraphicFramePr>
+              <a:graphicFrameLocks xmlns:a="http://schemas.openxmlformats.org/drawingml/2006/main" noChangeAspect="1"/>
+            </wp:cNvGraphicFramePr>
+            <a:graphic xmlns:a="http://schemas.openxmlformats.org/drawingml/2006/main">
+              <a:graphicData uri="http://schemas.openxmlformats.org/drawingml/2006/picture">
+                <pic:pic xmlns:pic="http://schemas.openxmlformats.org/drawingml/2006/picture">
+                  <pic:nvPicPr>
+                    <pic:cNvPr id="0" name="Picture 39"/>
+                    <pic:cNvPicPr>
+                      <a:picLocks noChangeAspect="1" noChangeArrowheads="1"/>
+                    </pic:cNvPicPr>
+                  </pic:nvPicPr>
+                  <pic:blipFill>
+                    <a:blip r:embed="rId18">
+                      <a:extLst>
+                        <a:ext uri="{28A0092B-C50C-407E-A947-70E740481C1C}">
+                          <a14:useLocalDpi xmlns:a14="http://schemas.microsoft.com/office/drawing/2010/main" val="0"/>
+                        </a:ext>
+                      </a:extLst>
+                    </a:blip>
+                    <a:srcRect/>
+                    <a:stretch>
+                      <a:fillRect/>
+                    </a:stretch>
+                  </pic:blipFill>
+                  <pic:spPr bwMode="auto">
+                    <a:xfrm>
+                      <a:off x="0" y="0"/>
+                      <a:ext cx="6118860" cy="7025640"/>
+                    </a:xfrm>
+                    <a:prstGeom prst="rect">
+                      <a:avLst/>
+                    </a:prstGeom>
+                    <a:noFill/>
+                    <a:ln>
+                      <a:noFill/>
+                    </a:ln>
+                  </pic:spPr>
+                </pic:pic>
+              </a:graphicData>
+            </a:graphic>
+          </wp:inline>
+        </w:drawing>
+      </w:r>
+    </w:p>
+    <w:p>
+      <w:pPr>
+        <w:rPr>
+          <w:rFonts w:ascii="Times New Roman" w:eastAsia="標楷體" w:hAnsi="Times New Roman" w:hint="eastAsia"/>
+          <w:b/>
+          <w:bCs/>
+          <w:sz w:val="28"/>
+          <w:szCs w:val="28"/>
+        </w:rPr>
+      </w:pPr>
+      <w:r>
+        <w:rPr>
+          <w:rFonts w:ascii="Times New Roman" w:eastAsia="標楷體" w:hAnsi="Times New Roman" w:hint="eastAsia"/>
+          <w:b/>
+          <w:bCs/>
+          <w:sz w:val="28"/>
+          <w:szCs w:val="28"/>
+        </w:rPr>
+        <w:t>差一個</w:t>
+      </w:r>
+      <w:r>
+        <w:rPr>
+          <w:rFonts w:ascii="Times New Roman" w:eastAsia="標楷體" w:hAnsi="Times New Roman" w:hint="eastAsia"/>
+          <w:b/>
+          <w:bCs/>
+          <w:sz w:val="28"/>
+          <w:szCs w:val="28"/>
+        </w:rPr>
+        <w:t>用戶資源分配活動圖</w:t>
       </w:r>
     </w:p>
     <w:p>

--- a/Documents/Chapter 5.docx
+++ b/Documents/Chapter 5.docx
@@ -12,16 +12,6 @@
           <w:szCs w:val="28"/>
         </w:rPr>
       </w:pPr>
-      <w:r>
-        <w:rPr>
-          <w:rFonts w:ascii="Times New Roman" w:eastAsia="標楷體" w:hAnsi="Times New Roman" w:hint="eastAsia"/>
-          <w:b/>
-          <w:bCs/>
-          <w:sz w:val="28"/>
-          <w:szCs w:val="28"/>
-        </w:rPr>
-        <w:t xml:space="preserve">   </w:t>
-      </w:r>
       <w:r>
         <w:rPr>
           <w:rFonts w:ascii="Times New Roman" w:eastAsia="標楷體" w:hAnsi="Times New Roman" w:hint="eastAsia"/>
@@ -3275,102 +3265,6 @@
         <w:tc>
           <w:tcPr>
             <w:tcW w:w="1984" w:type="dxa"/>
-            <w:vMerge/>
-            <w:vAlign w:val="center"/>
-          </w:tcPr>
-          <w:p>
-            <w:pPr>
-              <w:rPr>
-                <w:rFonts w:ascii="Times New Roman" w:eastAsia="標楷體" w:hAnsi="Times New Roman"/>
-                <w:b/>
-                <w:bCs/>
-                <w:sz w:val="28"/>
-                <w:szCs w:val="28"/>
-              </w:rPr>
-            </w:pPr>
-          </w:p>
-        </w:tc>
-        <w:tc>
-          <w:tcPr>
-            <w:tcW w:w="2410" w:type="dxa"/>
-            <w:vAlign w:val="center"/>
-          </w:tcPr>
-          <w:p>
-            <w:pPr>
-              <w:rPr>
-                <w:rFonts w:ascii="Times New Roman" w:eastAsia="標楷體" w:hAnsi="Times New Roman"/>
-                <w:b/>
-                <w:bCs/>
-                <w:sz w:val="28"/>
-                <w:szCs w:val="28"/>
-              </w:rPr>
-            </w:pPr>
-            <w:r>
-              <w:rPr>
-                <w:rFonts w:ascii="Times New Roman" w:eastAsia="標楷體" w:hAnsi="Times New Roman" w:cs="Arial"/>
-              </w:rPr>
-              <w:t>擴充</w:t>
-            </w:r>
-            <w:r>
-              <w:rPr>
-                <w:rFonts w:ascii="Times New Roman" w:eastAsia="標楷體" w:hAnsi="Times New Roman" w:cs="Arial" w:hint="eastAsia"/>
-              </w:rPr>
-              <w:t>使用者</w:t>
-            </w:r>
-            <w:r>
-              <w:rPr>
-                <w:rFonts w:ascii="Times New Roman" w:eastAsia="標楷體" w:hAnsi="Times New Roman" w:cs="Arial"/>
-              </w:rPr>
-              <w:t>儲存空間</w:t>
-            </w:r>
-          </w:p>
-        </w:tc>
-        <w:tc>
-          <w:tcPr>
-            <w:tcW w:w="4246" w:type="dxa"/>
-            <w:vAlign w:val="center"/>
-          </w:tcPr>
-          <w:p>
-            <w:pPr>
-              <w:rPr>
-                <w:rFonts w:ascii="Times New Roman" w:eastAsia="標楷體" w:hAnsi="Times New Roman"/>
-                <w:b/>
-                <w:bCs/>
-                <w:sz w:val="28"/>
-                <w:szCs w:val="28"/>
-              </w:rPr>
-            </w:pPr>
-            <w:r>
-              <w:rPr>
-                <w:rFonts w:ascii="Times New Roman" w:eastAsia="標楷體" w:hAnsi="Times New Roman" w:cs="Arial"/>
-              </w:rPr>
-              <w:t>管理者可調整特定家庭的影音與回憶錄雲端儲存容量上限。</w:t>
-            </w:r>
-          </w:p>
-        </w:tc>
-      </w:tr>
-      <w:tr>
-        <w:tc>
-          <w:tcPr>
-            <w:tcW w:w="988" w:type="dxa"/>
-            <w:vMerge/>
-            <w:vAlign w:val="center"/>
-          </w:tcPr>
-          <w:p>
-            <w:pPr>
-              <w:rPr>
-                <w:rFonts w:ascii="Times New Roman" w:eastAsia="標楷體" w:hAnsi="Times New Roman"/>
-                <w:b/>
-                <w:bCs/>
-                <w:sz w:val="28"/>
-                <w:szCs w:val="28"/>
-              </w:rPr>
-            </w:pPr>
-          </w:p>
-        </w:tc>
-        <w:tc>
-          <w:tcPr>
-            <w:tcW w:w="1984" w:type="dxa"/>
             <w:vAlign w:val="center"/>
           </w:tcPr>
           <w:p>
@@ -3535,16 +3429,7 @@
           <w:sz w:val="28"/>
           <w:szCs w:val="28"/>
         </w:rPr>
-        <w:t xml:space="preserve"> </w:t>
-      </w:r>
-      <w:r>
-        <w:rPr>
-          <w:rFonts w:ascii="Times New Roman" w:eastAsia="標楷體" w:hAnsi="Times New Roman"/>
-          <w:sz w:val="28"/>
-          <w:szCs w:val="28"/>
-        </w:rPr>
-        <w:lastRenderedPageBreak/>
-        <w:t xml:space="preserve">30 </w:t>
+        <w:t xml:space="preserve"> 30 </w:t>
       </w:r>
       <w:r>
         <w:rPr>
@@ -3593,6 +3478,7 @@
           <w:sz w:val="28"/>
           <w:szCs w:val="28"/>
         </w:rPr>
+        <w:lastRenderedPageBreak/>
         <w:t>易用性：</w:t>
       </w:r>
       <w:r>
@@ -4088,7 +3974,6 @@
           <w:sz w:val="28"/>
           <w:szCs w:val="28"/>
         </w:rPr>
-        <w:lastRenderedPageBreak/>
         <w:t>5-2</w:t>
       </w:r>
       <w:r>
@@ -4131,6 +4016,7 @@
           <w:sz w:val="28"/>
           <w:szCs w:val="28"/>
         </w:rPr>
+        <w:lastRenderedPageBreak/>
         <w:t>\</w:t>
       </w:r>
       <w:r>
@@ -4884,10 +4770,10 @@
         </w:rPr>
         <w:lastRenderedPageBreak/>
         <w:drawing>
-          <wp:inline distT="0" distB="0" distL="0" distR="0" wp14:anchorId="25F54E39" wp14:editId="6AF0B9E9">
-            <wp:extent cx="6118860" cy="5798820"/>
-            <wp:effectExtent l="0" t="0" r="0" b="0"/>
-            <wp:docPr id="912640047" name="圖片 37"/>
+          <wp:inline distT="0" distB="0" distL="0" distR="0" wp14:anchorId="26D1C46F" wp14:editId="5BF24620">
+            <wp:extent cx="6113145" cy="5799455"/>
+            <wp:effectExtent l="0" t="0" r="1905" b="0"/>
+            <wp:docPr id="831516736" name="圖片 3"/>
             <wp:cNvGraphicFramePr>
               <a:graphicFrameLocks xmlns:a="http://schemas.openxmlformats.org/drawingml/2006/main" noChangeAspect="1"/>
             </wp:cNvGraphicFramePr>
@@ -4895,7 +4781,7 @@
               <a:graphicData uri="http://schemas.openxmlformats.org/drawingml/2006/picture">
                 <pic:pic xmlns:pic="http://schemas.openxmlformats.org/drawingml/2006/picture">
                   <pic:nvPicPr>
-                    <pic:cNvPr id="0" name="Picture 37"/>
+                    <pic:cNvPr id="0" name="Picture 3"/>
                     <pic:cNvPicPr>
                       <a:picLocks noChangeAspect="1" noChangeArrowheads="1"/>
                     </pic:cNvPicPr>
@@ -4916,7 +4802,7 @@
                   <pic:spPr bwMode="auto">
                     <a:xfrm>
                       <a:off x="0" y="0"/>
-                      <a:ext cx="6118860" cy="5798820"/>
+                      <a:ext cx="6113145" cy="5799455"/>
                     </a:xfrm>
                     <a:prstGeom prst="rect">
                       <a:avLst/>
@@ -4943,10 +4829,10 @@
         </w:rPr>
         <w:lastRenderedPageBreak/>
         <w:drawing>
-          <wp:inline distT="0" distB="0" distL="0" distR="0" wp14:anchorId="00BDD015" wp14:editId="087D1D0A">
-            <wp:extent cx="6118860" cy="7536180"/>
-            <wp:effectExtent l="0" t="0" r="0" b="7620"/>
-            <wp:docPr id="623350211" name="圖片 38"/>
+          <wp:inline distT="0" distB="0" distL="0" distR="0" wp14:anchorId="2AA0329E" wp14:editId="315008FD">
+            <wp:extent cx="6113145" cy="7535545"/>
+            <wp:effectExtent l="0" t="0" r="1905" b="8255"/>
+            <wp:docPr id="1338410753" name="圖片 4"/>
             <wp:cNvGraphicFramePr>
               <a:graphicFrameLocks xmlns:a="http://schemas.openxmlformats.org/drawingml/2006/main" noChangeAspect="1"/>
             </wp:cNvGraphicFramePr>
@@ -4954,7 +4840,7 @@
               <a:graphicData uri="http://schemas.openxmlformats.org/drawingml/2006/picture">
                 <pic:pic xmlns:pic="http://schemas.openxmlformats.org/drawingml/2006/picture">
                   <pic:nvPicPr>
-                    <pic:cNvPr id="0" name="Picture 38"/>
+                    <pic:cNvPr id="0" name="Picture 4"/>
                     <pic:cNvPicPr>
                       <a:picLocks noChangeAspect="1" noChangeArrowheads="1"/>
                     </pic:cNvPicPr>
@@ -4975,7 +4861,7 @@
                   <pic:spPr bwMode="auto">
                     <a:xfrm>
                       <a:off x="0" y="0"/>
-                      <a:ext cx="6118860" cy="7536180"/>
+                      <a:ext cx="6113145" cy="7535545"/>
                     </a:xfrm>
                     <a:prstGeom prst="rect">
                       <a:avLst/>
@@ -5002,10 +4888,10 @@
         </w:rPr>
         <w:lastRenderedPageBreak/>
         <w:drawing>
-          <wp:inline distT="0" distB="0" distL="0" distR="0" wp14:anchorId="057CC912" wp14:editId="3CD7EB2F">
-            <wp:extent cx="6118860" cy="7025640"/>
-            <wp:effectExtent l="0" t="0" r="0" b="3810"/>
-            <wp:docPr id="910641847" name="圖片 39"/>
+          <wp:inline distT="0" distB="0" distL="0" distR="0" wp14:anchorId="4E120AF3" wp14:editId="5BE2451B">
+            <wp:extent cx="6113145" cy="7027545"/>
+            <wp:effectExtent l="0" t="0" r="1905" b="1905"/>
+            <wp:docPr id="12528013" name="圖片 2"/>
             <wp:cNvGraphicFramePr>
               <a:graphicFrameLocks xmlns:a="http://schemas.openxmlformats.org/drawingml/2006/main" noChangeAspect="1"/>
             </wp:cNvGraphicFramePr>
@@ -5013,7 +4899,7 @@
               <a:graphicData uri="http://schemas.openxmlformats.org/drawingml/2006/picture">
                 <pic:pic xmlns:pic="http://schemas.openxmlformats.org/drawingml/2006/picture">
                   <pic:nvPicPr>
-                    <pic:cNvPr id="0" name="Picture 39"/>
+                    <pic:cNvPr id="0" name="Picture 2"/>
                     <pic:cNvPicPr>
                       <a:picLocks noChangeAspect="1" noChangeArrowheads="1"/>
                     </pic:cNvPicPr>
@@ -5034,7 +4920,7 @@
                   <pic:spPr bwMode="auto">
                     <a:xfrm>
                       <a:off x="0" y="0"/>
-                      <a:ext cx="6118860" cy="7025640"/>
+                      <a:ext cx="6113145" cy="7027545"/>
                     </a:xfrm>
                     <a:prstGeom prst="rect">
                       <a:avLst/>
@@ -5054,7 +4940,7 @@
     <w:p>
       <w:pPr>
         <w:rPr>
-          <w:rFonts w:ascii="Times New Roman" w:eastAsia="標楷體" w:hAnsi="Times New Roman" w:hint="eastAsia"/>
+          <w:rFonts w:ascii="Times New Roman" w:eastAsia="標楷體" w:hAnsi="Times New Roman"/>
           <w:b/>
           <w:bCs/>
           <w:sz w:val="28"/>
@@ -5107,9 +4993,10 @@
     <w:p>
       <w:pPr>
         <w:rPr>
-          <w:rFonts w:ascii="Times New Roman" w:eastAsia="標楷體" w:hAnsi="Times New Roman"/>
+          <w:rFonts w:ascii="Times New Roman" w:eastAsia="標楷體" w:hAnsi="Times New Roman" w:hint="eastAsia"/>
           <w:b/>
           <w:bCs/>
+          <w:noProof/>
           <w:sz w:val="28"/>
           <w:szCs w:val="28"/>
         </w:rPr>
@@ -5144,6 +5031,116 @@
           <w:szCs w:val="28"/>
         </w:rPr>
         <w:t>(Analysis class diagram)</w:t>
+      </w:r>
+      <w:r>
+        <w:rPr>
+          <w:rFonts w:ascii="Times New Roman" w:eastAsia="標楷體" w:hAnsi="Times New Roman" w:hint="eastAsia"/>
+          <w:b/>
+          <w:bCs/>
+          <w:noProof/>
+          <w:sz w:val="28"/>
+          <w:szCs w:val="28"/>
+        </w:rPr>
+        <w:t xml:space="preserve"> </w:t>
+      </w:r>
+      <w:r>
+        <w:rPr>
+          <w:rFonts w:ascii="Times New Roman" w:eastAsia="標楷體" w:hAnsi="Times New Roman" w:hint="eastAsia"/>
+          <w:b/>
+          <w:bCs/>
+          <w:noProof/>
+          <w:sz w:val="28"/>
+          <w:szCs w:val="28"/>
+        </w:rPr>
+        <w:drawing>
+          <wp:inline distT="0" distB="0" distL="0" distR="0" wp14:anchorId="0DB1A11E" wp14:editId="53913981">
+            <wp:extent cx="6108700" cy="3517900"/>
+            <wp:effectExtent l="0" t="0" r="6350" b="6350"/>
+            <wp:docPr id="549541092" name="圖片 1"/>
+            <wp:cNvGraphicFramePr>
+              <a:graphicFrameLocks xmlns:a="http://schemas.openxmlformats.org/drawingml/2006/main" noChangeAspect="1"/>
+            </wp:cNvGraphicFramePr>
+            <a:graphic xmlns:a="http://schemas.openxmlformats.org/drawingml/2006/main">
+              <a:graphicData uri="http://schemas.openxmlformats.org/drawingml/2006/picture">
+                <pic:pic xmlns:pic="http://schemas.openxmlformats.org/drawingml/2006/picture">
+                  <pic:nvPicPr>
+                    <pic:cNvPr id="0" name="Picture 1"/>
+                    <pic:cNvPicPr>
+                      <a:picLocks noChangeAspect="1" noChangeArrowheads="1"/>
+                    </pic:cNvPicPr>
+                  </pic:nvPicPr>
+                  <pic:blipFill>
+                    <a:blip r:embed="rId19" cstate="print">
+                      <a:extLst>
+                        <a:ext uri="{28A0092B-C50C-407E-A947-70E740481C1C}">
+                          <a14:useLocalDpi xmlns:a14="http://schemas.microsoft.com/office/drawing/2010/main" val="0"/>
+                        </a:ext>
+                      </a:extLst>
+                    </a:blip>
+                    <a:srcRect/>
+                    <a:stretch>
+                      <a:fillRect/>
+                    </a:stretch>
+                  </pic:blipFill>
+                  <pic:spPr bwMode="auto">
+                    <a:xfrm>
+                      <a:off x="0" y="0"/>
+                      <a:ext cx="6108700" cy="3517900"/>
+                    </a:xfrm>
+                    <a:prstGeom prst="rect">
+                      <a:avLst/>
+                    </a:prstGeom>
+                    <a:noFill/>
+                    <a:ln>
+                      <a:noFill/>
+                    </a:ln>
+                  </pic:spPr>
+                </pic:pic>
+              </a:graphicData>
+            </a:graphic>
+          </wp:inline>
+        </w:drawing>
+      </w:r>
+    </w:p>
+    <w:p>
+      <w:pPr>
+        <w:rPr>
+          <w:rFonts w:ascii="Times New Roman" w:eastAsia="標楷體" w:hAnsi="Times New Roman" w:hint="eastAsia"/>
+          <w:sz w:val="28"/>
+          <w:szCs w:val="28"/>
+        </w:rPr>
+      </w:pPr>
+    </w:p>
+    <w:p>
+      <w:pPr>
+        <w:rPr>
+          <w:rFonts w:ascii="Times New Roman" w:eastAsia="標楷體" w:hAnsi="Times New Roman" w:hint="eastAsia"/>
+          <w:b/>
+          <w:bCs/>
+          <w:noProof/>
+          <w:sz w:val="28"/>
+          <w:szCs w:val="28"/>
+        </w:rPr>
+      </w:pPr>
+    </w:p>
+    <w:p>
+      <w:pPr>
+        <w:tabs>
+          <w:tab w:val="left" w:pos="7500"/>
+        </w:tabs>
+        <w:rPr>
+          <w:rFonts w:ascii="Times New Roman" w:eastAsia="標楷體" w:hAnsi="Times New Roman"/>
+          <w:sz w:val="28"/>
+          <w:szCs w:val="28"/>
+        </w:rPr>
+      </w:pPr>
+      <w:r>
+        <w:rPr>
+          <w:rFonts w:ascii="Times New Roman" w:eastAsia="標楷體" w:hAnsi="Times New Roman"/>
+          <w:sz w:val="28"/>
+          <w:szCs w:val="28"/>
+        </w:rPr>
+        <w:tab/>
       </w:r>
     </w:p>
     <w:sectPr>

--- a/Documents/Chapter 5.docx
+++ b/Documents/Chapter 5.docx
@@ -266,7 +266,21 @@
               <w:rPr>
                 <w:rFonts w:ascii="Times New Roman" w:eastAsia="標楷體" w:hAnsi="Times New Roman" w:cs="Arial"/>
               </w:rPr>
-              <w:t>使用者可以透過綁定碼登入系統。</w:t>
+              <w:t>使用者可以透過</w:t>
+            </w:r>
+            <w:proofErr w:type="gramStart"/>
+            <w:r>
+              <w:rPr>
+                <w:rFonts w:ascii="Times New Roman" w:eastAsia="標楷體" w:hAnsi="Times New Roman" w:cs="Arial"/>
+              </w:rPr>
+              <w:t>綁定碼登入</w:t>
+            </w:r>
+            <w:proofErr w:type="gramEnd"/>
+            <w:r>
+              <w:rPr>
+                <w:rFonts w:ascii="Times New Roman" w:eastAsia="標楷體" w:hAnsi="Times New Roman" w:cs="Arial"/>
+              </w:rPr>
+              <w:t>系統。</w:t>
             </w:r>
           </w:p>
         </w:tc>
@@ -1256,8 +1270,16 @@
               <w:rPr>
                 <w:rFonts w:ascii="Times New Roman" w:eastAsia="標楷體" w:hAnsi="Times New Roman" w:cs="Arial"/>
               </w:rPr>
-              <w:t>查看社群貼文</w:t>
-            </w:r>
+              <w:t>查看社</w:t>
+            </w:r>
+            <w:proofErr w:type="gramStart"/>
+            <w:r>
+              <w:rPr>
+                <w:rFonts w:ascii="Times New Roman" w:eastAsia="標楷體" w:hAnsi="Times New Roman" w:cs="Arial"/>
+              </w:rPr>
+              <w:t>群貼文</w:t>
+            </w:r>
+            <w:proofErr w:type="gramEnd"/>
           </w:p>
         </w:tc>
         <w:tc>
@@ -1279,7 +1301,21 @@
               <w:rPr>
                 <w:rFonts w:ascii="Times New Roman" w:eastAsia="標楷體" w:hAnsi="Times New Roman" w:cs="Arial"/>
               </w:rPr>
-              <w:t>使用者可瀏覽朋友圈的好友動態與家屬分享之貼文。</w:t>
+              <w:t>使用者可瀏覽朋友圈的好友動態與家屬分享</w:t>
+            </w:r>
+            <w:proofErr w:type="gramStart"/>
+            <w:r>
+              <w:rPr>
+                <w:rFonts w:ascii="Times New Roman" w:eastAsia="標楷體" w:hAnsi="Times New Roman" w:cs="Arial"/>
+              </w:rPr>
+              <w:t>之貼文</w:t>
+            </w:r>
+            <w:proofErr w:type="gramEnd"/>
+            <w:r>
+              <w:rPr>
+                <w:rFonts w:ascii="Times New Roman" w:eastAsia="標楷體" w:hAnsi="Times New Roman" w:cs="Arial"/>
+              </w:rPr>
+              <w:t>。</w:t>
             </w:r>
           </w:p>
         </w:tc>
@@ -1334,8 +1370,16 @@
               <w:rPr>
                 <w:rFonts w:ascii="Times New Roman" w:eastAsia="標楷體" w:hAnsi="Times New Roman" w:cs="Arial"/>
               </w:rPr>
-              <w:t>發布社群貼文</w:t>
-            </w:r>
+              <w:t>發布社</w:t>
+            </w:r>
+            <w:proofErr w:type="gramStart"/>
+            <w:r>
+              <w:rPr>
+                <w:rFonts w:ascii="Times New Roman" w:eastAsia="標楷體" w:hAnsi="Times New Roman" w:cs="Arial"/>
+              </w:rPr>
+              <w:t>群貼文</w:t>
+            </w:r>
+            <w:proofErr w:type="gramEnd"/>
           </w:p>
         </w:tc>
         <w:tc>
@@ -1696,7 +1740,21 @@
               <w:rPr>
                 <w:rFonts w:ascii="Times New Roman" w:eastAsia="標楷體" w:hAnsi="Times New Roman" w:cs="Arial"/>
               </w:rPr>
-              <w:t>使用者可向家屬送出解鎖小豬稀有造型之付費申請。</w:t>
+              <w:t>使用者可向家屬送出</w:t>
+            </w:r>
+            <w:proofErr w:type="gramStart"/>
+            <w:r>
+              <w:rPr>
+                <w:rFonts w:ascii="Times New Roman" w:eastAsia="標楷體" w:hAnsi="Times New Roman" w:cs="Arial"/>
+              </w:rPr>
+              <w:t>解鎖小豬</w:t>
+            </w:r>
+            <w:proofErr w:type="gramEnd"/>
+            <w:r>
+              <w:rPr>
+                <w:rFonts w:ascii="Times New Roman" w:eastAsia="標楷體" w:hAnsi="Times New Roman" w:cs="Arial"/>
+              </w:rPr>
+              <w:t>稀有造型之付費申請。</w:t>
             </w:r>
           </w:p>
         </w:tc>
@@ -1799,11 +1857,19 @@
               </w:rPr>
               <w:t>登入</w:t>
             </w:r>
-            <w:r>
-              <w:rPr>
-                <w:rFonts w:ascii="Times New Roman" w:eastAsia="標楷體" w:hAnsi="Times New Roman" w:cs="Arial"/>
-              </w:rPr>
-              <w:t>註冊與綁定設備</w:t>
+            <w:proofErr w:type="gramStart"/>
+            <w:r>
+              <w:rPr>
+                <w:rFonts w:ascii="Times New Roman" w:eastAsia="標楷體" w:hAnsi="Times New Roman" w:cs="Arial"/>
+              </w:rPr>
+              <w:t>註冊與綁定</w:t>
+            </w:r>
+            <w:proofErr w:type="gramEnd"/>
+            <w:r>
+              <w:rPr>
+                <w:rFonts w:ascii="Times New Roman" w:eastAsia="標楷體" w:hAnsi="Times New Roman" w:cs="Arial"/>
+              </w:rPr>
+              <w:t>設備</w:t>
             </w:r>
           </w:p>
         </w:tc>
@@ -1838,7 +1904,21 @@
               <w:rPr>
                 <w:rFonts w:ascii="Times New Roman" w:eastAsia="標楷體" w:hAnsi="Times New Roman" w:cs="Arial"/>
               </w:rPr>
-              <w:t>註冊帳號並綁定長輩</w:t>
+              <w:t>註冊</w:t>
+            </w:r>
+            <w:proofErr w:type="gramStart"/>
+            <w:r>
+              <w:rPr>
+                <w:rFonts w:ascii="Times New Roman" w:eastAsia="標楷體" w:hAnsi="Times New Roman" w:cs="Arial"/>
+              </w:rPr>
+              <w:t>帳號並綁定</w:t>
+            </w:r>
+            <w:proofErr w:type="gramEnd"/>
+            <w:r>
+              <w:rPr>
+                <w:rFonts w:ascii="Times New Roman" w:eastAsia="標楷體" w:hAnsi="Times New Roman" w:cs="Arial"/>
+              </w:rPr>
+              <w:t>長輩</w:t>
             </w:r>
             <w:r>
               <w:rPr>
@@ -2053,13 +2133,23 @@
                 <w:szCs w:val="28"/>
               </w:rPr>
             </w:pPr>
-            <w:r>
-              <w:rPr>
-                <w:rFonts w:ascii="Times New Roman" w:eastAsia="標楷體" w:hAnsi="Times New Roman" w:cs="Arial"/>
-                <w:b/>
-                <w:bCs/>
-              </w:rPr>
-              <w:t>照護排程管理</w:t>
+            <w:proofErr w:type="gramStart"/>
+            <w:r>
+              <w:rPr>
+                <w:rFonts w:ascii="Times New Roman" w:eastAsia="標楷體" w:hAnsi="Times New Roman" w:cs="Arial"/>
+                <w:b/>
+                <w:bCs/>
+              </w:rPr>
+              <w:t>照護排程</w:t>
+            </w:r>
+            <w:proofErr w:type="gramEnd"/>
+            <w:r>
+              <w:rPr>
+                <w:rFonts w:ascii="Times New Roman" w:eastAsia="標楷體" w:hAnsi="Times New Roman" w:cs="Arial"/>
+                <w:b/>
+                <w:bCs/>
+              </w:rPr>
+              <w:t>管理</w:t>
             </w:r>
           </w:p>
         </w:tc>
@@ -2924,11 +3014,19 @@
                 <w:szCs w:val="28"/>
               </w:rPr>
             </w:pPr>
-            <w:r>
-              <w:rPr>
-                <w:rFonts w:ascii="Times New Roman" w:eastAsia="標楷體" w:hAnsi="Times New Roman" w:cs="Arial"/>
-              </w:rPr>
-              <w:t>模型調優與監控</w:t>
+            <w:proofErr w:type="gramStart"/>
+            <w:r>
+              <w:rPr>
+                <w:rFonts w:ascii="Times New Roman" w:eastAsia="標楷體" w:hAnsi="Times New Roman" w:cs="Arial"/>
+              </w:rPr>
+              <w:t>模型調優與</w:t>
+            </w:r>
+            <w:proofErr w:type="gramEnd"/>
+            <w:r>
+              <w:rPr>
+                <w:rFonts w:ascii="Times New Roman" w:eastAsia="標楷體" w:hAnsi="Times New Roman" w:cs="Arial"/>
+              </w:rPr>
+              <w:t>監控</w:t>
             </w:r>
           </w:p>
         </w:tc>
@@ -3047,7 +3145,7 @@
               <w:rPr>
                 <w:rFonts w:ascii="Times New Roman" w:eastAsia="標楷體" w:hAnsi="Times New Roman" w:cs="Arial"/>
               </w:rPr>
-              <w:t>分配虛擬養成資源</w:t>
+              <w:t>分配養成資源</w:t>
             </w:r>
           </w:p>
         </w:tc>
@@ -3070,7 +3168,31 @@
               <w:rPr>
                 <w:rFonts w:ascii="Times New Roman" w:eastAsia="標楷體" w:hAnsi="Times New Roman" w:cs="Arial"/>
               </w:rPr>
-              <w:t>管理者可發放指定小豬造型或虛擬成就予特定使用者。</w:t>
+              <w:t>管理者可發放指定小豬造型或虛擬</w:t>
+            </w:r>
+            <w:r>
+              <w:rPr>
+                <w:rFonts w:ascii="Times New Roman" w:eastAsia="標楷體" w:hAnsi="Times New Roman" w:cs="Arial" w:hint="eastAsia"/>
+              </w:rPr>
+              <w:t>養</w:t>
+            </w:r>
+            <w:r>
+              <w:rPr>
+                <w:rFonts w:ascii="Times New Roman" w:eastAsia="標楷體" w:hAnsi="Times New Roman" w:cs="Arial"/>
+              </w:rPr>
+              <w:t>成</w:t>
+            </w:r>
+            <w:r>
+              <w:rPr>
+                <w:rFonts w:ascii="Times New Roman" w:eastAsia="標楷體" w:hAnsi="Times New Roman" w:cs="Arial" w:hint="eastAsia"/>
+              </w:rPr>
+              <w:t>資源給</w:t>
+            </w:r>
+            <w:r>
+              <w:rPr>
+                <w:rFonts w:ascii="Times New Roman" w:eastAsia="標楷體" w:hAnsi="Times New Roman" w:cs="Arial"/>
+              </w:rPr>
+              <w:t>予特定使用者。</w:t>
             </w:r>
           </w:p>
         </w:tc>
@@ -3213,9 +3335,21 @@
             </w:pPr>
             <w:r>
               <w:rPr>
-                <w:rFonts w:ascii="Times New Roman" w:eastAsia="標楷體" w:hAnsi="Times New Roman" w:cs="Arial"/>
-              </w:rPr>
-              <w:t>發放虛擬點數</w:t>
+                <w:rFonts w:ascii="Times New Roman" w:eastAsia="標楷體" w:hAnsi="Times New Roman" w:cs="Arial" w:hint="eastAsia"/>
+              </w:rPr>
+              <w:t>安排</w:t>
+            </w:r>
+            <w:r>
+              <w:rPr>
+                <w:rFonts w:ascii="Times New Roman" w:eastAsia="標楷體" w:hAnsi="Times New Roman" w:cs="Arial"/>
+              </w:rPr>
+              <w:t>發放</w:t>
+            </w:r>
+            <w:r>
+              <w:rPr>
+                <w:rFonts w:ascii="Times New Roman" w:eastAsia="標楷體" w:hAnsi="Times New Roman" w:cs="Arial" w:hint="eastAsia"/>
+              </w:rPr>
+              <w:t>造型時間</w:t>
             </w:r>
           </w:p>
         </w:tc>
@@ -3238,7 +3372,31 @@
               <w:rPr>
                 <w:rFonts w:ascii="Times New Roman" w:eastAsia="標楷體" w:hAnsi="Times New Roman" w:cs="Arial"/>
               </w:rPr>
-              <w:t>管理者可發放平台虛擬點數供使用者於系統內消費使用。</w:t>
+              <w:t>管理者可</w:t>
+            </w:r>
+            <w:r>
+              <w:rPr>
+                <w:rFonts w:ascii="Times New Roman" w:eastAsia="標楷體" w:hAnsi="Times New Roman" w:cs="Arial" w:hint="eastAsia"/>
+              </w:rPr>
+              <w:t>安排刷新並</w:t>
+            </w:r>
+            <w:r>
+              <w:rPr>
+                <w:rFonts w:ascii="Times New Roman" w:eastAsia="標楷體" w:hAnsi="Times New Roman" w:cs="Arial"/>
+              </w:rPr>
+              <w:t>發放</w:t>
+            </w:r>
+            <w:r>
+              <w:rPr>
+                <w:rFonts w:ascii="Times New Roman" w:eastAsia="標楷體" w:hAnsi="Times New Roman" w:cs="Arial" w:hint="eastAsia"/>
+              </w:rPr>
+              <w:t>所有長者小豬造型的時間</w:t>
+            </w:r>
+            <w:r>
+              <w:rPr>
+                <w:rFonts w:ascii="Times New Roman" w:eastAsia="標楷體" w:hAnsi="Times New Roman" w:cs="Arial"/>
+              </w:rPr>
+              <w:t>。</w:t>
             </w:r>
           </w:p>
         </w:tc>
@@ -3583,7 +3741,25 @@
           <w:sz w:val="28"/>
           <w:szCs w:val="28"/>
         </w:rPr>
-        <w:t>並具備防連點與誤觸防護機制。</w:t>
+        <w:t>並具備</w:t>
+      </w:r>
+      <w:proofErr w:type="gramStart"/>
+      <w:r>
+        <w:rPr>
+          <w:rFonts w:ascii="Times New Roman" w:eastAsia="標楷體" w:hAnsi="Times New Roman"/>
+          <w:sz w:val="28"/>
+          <w:szCs w:val="28"/>
+        </w:rPr>
+        <w:t>防連點與誤</w:t>
+      </w:r>
+      <w:proofErr w:type="gramEnd"/>
+      <w:r>
+        <w:rPr>
+          <w:rFonts w:ascii="Times New Roman" w:eastAsia="標楷體" w:hAnsi="Times New Roman"/>
+          <w:sz w:val="28"/>
+          <w:szCs w:val="28"/>
+        </w:rPr>
+        <w:t>觸防護機制。</w:t>
       </w:r>
     </w:p>
     <w:p>
@@ -3680,7 +3856,25 @@
           <w:sz w:val="28"/>
           <w:szCs w:val="28"/>
         </w:rPr>
-        <w:t>，且前端應用程式需具備斷網離線備援推播功能。</w:t>
+        <w:t>，且前端應用程式需具備斷</w:t>
+      </w:r>
+      <w:proofErr w:type="gramStart"/>
+      <w:r>
+        <w:rPr>
+          <w:rFonts w:ascii="Times New Roman" w:eastAsia="標楷體" w:hAnsi="Times New Roman"/>
+          <w:sz w:val="28"/>
+          <w:szCs w:val="28"/>
+        </w:rPr>
+        <w:t>網離線備援推</w:t>
+      </w:r>
+      <w:proofErr w:type="gramEnd"/>
+      <w:r>
+        <w:rPr>
+          <w:rFonts w:ascii="Times New Roman" w:eastAsia="標楷體" w:hAnsi="Times New Roman"/>
+          <w:sz w:val="28"/>
+          <w:szCs w:val="28"/>
+        </w:rPr>
+        <w:t>播功能。</w:t>
       </w:r>
     </w:p>
     <w:p>
@@ -3792,15 +3986,43 @@
           <w:sz w:val="28"/>
           <w:szCs w:val="28"/>
         </w:rPr>
-        <w:t>系統後端架構需採無狀態化設計以支援水平擴充，且功能模組需具備高</w:t>
-      </w:r>
+        <w:t>系統後端架構需</w:t>
+      </w:r>
+      <w:proofErr w:type="gramStart"/>
+      <w:r>
+        <w:rPr>
+          <w:rFonts w:ascii="Times New Roman" w:eastAsia="標楷體" w:hAnsi="Times New Roman"/>
+          <w:sz w:val="28"/>
+          <w:szCs w:val="28"/>
+        </w:rPr>
+        <w:t>採</w:t>
+      </w:r>
+      <w:proofErr w:type="gramEnd"/>
+      <w:r>
+        <w:rPr>
+          <w:rFonts w:ascii="Times New Roman" w:eastAsia="標楷體" w:hAnsi="Times New Roman"/>
+          <w:sz w:val="28"/>
+          <w:szCs w:val="28"/>
+        </w:rPr>
+        <w:t>無狀態化設計以支援水平擴充，且功能模組需具備高</w:t>
+      </w:r>
+      <w:proofErr w:type="gramStart"/>
       <w:r>
         <w:rPr>
           <w:rFonts w:ascii="Times New Roman" w:eastAsia="標楷體" w:hAnsi="Times New Roman" w:hint="eastAsia"/>
           <w:sz w:val="28"/>
           <w:szCs w:val="28"/>
         </w:rPr>
-        <w:t>內聚性與低耦合</w:t>
+        <w:t>內聚性與</w:t>
+      </w:r>
+      <w:proofErr w:type="gramEnd"/>
+      <w:r>
+        <w:rPr>
+          <w:rFonts w:ascii="Times New Roman" w:eastAsia="標楷體" w:hAnsi="Times New Roman" w:hint="eastAsia"/>
+          <w:sz w:val="28"/>
+          <w:szCs w:val="28"/>
+        </w:rPr>
+        <w:t>低耦合</w:t>
       </w:r>
       <w:r>
         <w:rPr>
@@ -3920,7 +4142,25 @@
           <w:sz w:val="28"/>
           <w:szCs w:val="28"/>
         </w:rPr>
-        <w:t>等舊版作業系統，確保汰換之舊手機設備可順利作為長輩機或監視器使用。</w:t>
+        <w:t>等舊版作業系統，確保</w:t>
+      </w:r>
+      <w:proofErr w:type="gramStart"/>
+      <w:r>
+        <w:rPr>
+          <w:rFonts w:ascii="Times New Roman" w:eastAsia="標楷體" w:hAnsi="Times New Roman"/>
+          <w:sz w:val="28"/>
+          <w:szCs w:val="28"/>
+        </w:rPr>
+        <w:t>汰</w:t>
+      </w:r>
+      <w:proofErr w:type="gramEnd"/>
+      <w:r>
+        <w:rPr>
+          <w:rFonts w:ascii="Times New Roman" w:eastAsia="標楷體" w:hAnsi="Times New Roman"/>
+          <w:sz w:val="28"/>
+          <w:szCs w:val="28"/>
+        </w:rPr>
+        <w:t>換之舊手機設備可順利作為長輩機或監視器使用。</w:t>
       </w:r>
     </w:p>
     <w:p>
@@ -3945,7 +4185,29 @@
           <w:sz w:val="28"/>
           <w:szCs w:val="28"/>
         </w:rPr>
-        <w:t>合規性：</w:t>
+        <w:t>合</w:t>
+      </w:r>
+      <w:proofErr w:type="gramStart"/>
+      <w:r>
+        <w:rPr>
+          <w:rFonts w:ascii="Times New Roman" w:eastAsia="標楷體" w:hAnsi="Times New Roman"/>
+          <w:b/>
+          <w:bCs/>
+          <w:sz w:val="28"/>
+          <w:szCs w:val="28"/>
+        </w:rPr>
+        <w:t>規</w:t>
+      </w:r>
+      <w:proofErr w:type="gramEnd"/>
+      <w:r>
+        <w:rPr>
+          <w:rFonts w:ascii="Times New Roman" w:eastAsia="標楷體" w:hAnsi="Times New Roman"/>
+          <w:b/>
+          <w:bCs/>
+          <w:sz w:val="28"/>
+          <w:szCs w:val="28"/>
+        </w:rPr>
+        <w:t>性：</w:t>
       </w:r>
       <w:r>
         <w:rPr>
@@ -4939,6 +5201,7 @@
     </w:p>
     <w:p>
       <w:pPr>
+        <w:widowControl/>
         <w:rPr>
           <w:rFonts w:ascii="Times New Roman" w:eastAsia="標楷體" w:hAnsi="Times New Roman"/>
           <w:b/>
@@ -4952,25 +5215,61 @@
           <w:rFonts w:ascii="Times New Roman" w:eastAsia="標楷體" w:hAnsi="Times New Roman" w:hint="eastAsia"/>
           <w:b/>
           <w:bCs/>
-          <w:sz w:val="28"/>
-          <w:szCs w:val="28"/>
-        </w:rPr>
-        <w:t>差一個</w:t>
-      </w:r>
-      <w:r>
-        <w:rPr>
-          <w:rFonts w:ascii="Times New Roman" w:eastAsia="標楷體" w:hAnsi="Times New Roman" w:hint="eastAsia"/>
-          <w:b/>
-          <w:bCs/>
-          <w:sz w:val="28"/>
-          <w:szCs w:val="28"/>
-        </w:rPr>
-        <w:t>用戶資源分配活動圖</w:t>
-      </w:r>
-    </w:p>
-    <w:p>
-      <w:pPr>
-        <w:widowControl/>
+          <w:noProof/>
+          <w:sz w:val="28"/>
+          <w:szCs w:val="28"/>
+        </w:rPr>
+        <w:lastRenderedPageBreak/>
+        <w:drawing>
+          <wp:inline distT="0" distB="0" distL="0" distR="0" wp14:anchorId="31FB3F76" wp14:editId="00F28C73">
+            <wp:extent cx="6116320" cy="8963025"/>
+            <wp:effectExtent l="0" t="0" r="0" b="9525"/>
+            <wp:docPr id="2057618964" name="圖片 1"/>
+            <wp:cNvGraphicFramePr>
+              <a:graphicFrameLocks xmlns:a="http://schemas.openxmlformats.org/drawingml/2006/main" noChangeAspect="1"/>
+            </wp:cNvGraphicFramePr>
+            <a:graphic xmlns:a="http://schemas.openxmlformats.org/drawingml/2006/main">
+              <a:graphicData uri="http://schemas.openxmlformats.org/drawingml/2006/picture">
+                <pic:pic xmlns:pic="http://schemas.openxmlformats.org/drawingml/2006/picture">
+                  <pic:nvPicPr>
+                    <pic:cNvPr id="0" name="Picture 1"/>
+                    <pic:cNvPicPr>
+                      <a:picLocks noChangeAspect="1" noChangeArrowheads="1"/>
+                    </pic:cNvPicPr>
+                  </pic:nvPicPr>
+                  <pic:blipFill>
+                    <a:blip r:embed="rId19">
+                      <a:extLst>
+                        <a:ext uri="{28A0092B-C50C-407E-A947-70E740481C1C}">
+                          <a14:useLocalDpi xmlns:a14="http://schemas.microsoft.com/office/drawing/2010/main" val="0"/>
+                        </a:ext>
+                      </a:extLst>
+                    </a:blip>
+                    <a:srcRect/>
+                    <a:stretch>
+                      <a:fillRect/>
+                    </a:stretch>
+                  </pic:blipFill>
+                  <pic:spPr bwMode="auto">
+                    <a:xfrm>
+                      <a:off x="0" y="0"/>
+                      <a:ext cx="6116320" cy="8963025"/>
+                    </a:xfrm>
+                    <a:prstGeom prst="rect">
+                      <a:avLst/>
+                    </a:prstGeom>
+                    <a:noFill/>
+                    <a:ln>
+                      <a:noFill/>
+                    </a:ln>
+                  </pic:spPr>
+                </pic:pic>
+              </a:graphicData>
+            </a:graphic>
+          </wp:inline>
+        </w:drawing>
+      </w:r>
+      <w:r>
         <w:rPr>
           <w:rFonts w:ascii="Times New Roman" w:eastAsia="標楷體" w:hAnsi="Times New Roman"/>
           <w:b/>
@@ -4978,22 +5277,13 @@
           <w:sz w:val="28"/>
           <w:szCs w:val="28"/>
         </w:rPr>
-      </w:pPr>
-      <w:r>
-        <w:rPr>
-          <w:rFonts w:ascii="Times New Roman" w:eastAsia="標楷體" w:hAnsi="Times New Roman"/>
-          <w:b/>
-          <w:bCs/>
-          <w:sz w:val="28"/>
-          <w:szCs w:val="28"/>
-        </w:rPr>
         <w:br w:type="page"/>
       </w:r>
     </w:p>
     <w:p>
       <w:pPr>
         <w:rPr>
-          <w:rFonts w:ascii="Times New Roman" w:eastAsia="標楷體" w:hAnsi="Times New Roman" w:hint="eastAsia"/>
+          <w:rFonts w:ascii="Times New Roman" w:eastAsia="標楷體" w:hAnsi="Times New Roman"/>
           <w:b/>
           <w:bCs/>
           <w:noProof/>
@@ -5070,7 +5360,7 @@
                     </pic:cNvPicPr>
                   </pic:nvPicPr>
                   <pic:blipFill>
-                    <a:blip r:embed="rId19" cstate="print">
+                    <a:blip r:embed="rId20" cstate="print">
                       <a:extLst>
                         <a:ext uri="{28A0092B-C50C-407E-A947-70E740481C1C}">
                           <a14:useLocalDpi xmlns:a14="http://schemas.microsoft.com/office/drawing/2010/main" val="0"/>
@@ -5100,47 +5390,6 @@
             </a:graphic>
           </wp:inline>
         </w:drawing>
-      </w:r>
-    </w:p>
-    <w:p>
-      <w:pPr>
-        <w:rPr>
-          <w:rFonts w:ascii="Times New Roman" w:eastAsia="標楷體" w:hAnsi="Times New Roman" w:hint="eastAsia"/>
-          <w:sz w:val="28"/>
-          <w:szCs w:val="28"/>
-        </w:rPr>
-      </w:pPr>
-    </w:p>
-    <w:p>
-      <w:pPr>
-        <w:rPr>
-          <w:rFonts w:ascii="Times New Roman" w:eastAsia="標楷體" w:hAnsi="Times New Roman" w:hint="eastAsia"/>
-          <w:b/>
-          <w:bCs/>
-          <w:noProof/>
-          <w:sz w:val="28"/>
-          <w:szCs w:val="28"/>
-        </w:rPr>
-      </w:pPr>
-    </w:p>
-    <w:p>
-      <w:pPr>
-        <w:tabs>
-          <w:tab w:val="left" w:pos="7500"/>
-        </w:tabs>
-        <w:rPr>
-          <w:rFonts w:ascii="Times New Roman" w:eastAsia="標楷體" w:hAnsi="Times New Roman"/>
-          <w:sz w:val="28"/>
-          <w:szCs w:val="28"/>
-        </w:rPr>
-      </w:pPr>
-      <w:r>
-        <w:rPr>
-          <w:rFonts w:ascii="Times New Roman" w:eastAsia="標楷體" w:hAnsi="Times New Roman"/>
-          <w:sz w:val="28"/>
-          <w:szCs w:val="28"/>
-        </w:rPr>
-        <w:tab/>
       </w:r>
     </w:p>
     <w:sectPr>

--- a/Documents/Chapter 5.docx
+++ b/Documents/Chapter 5.docx
@@ -266,21 +266,7 @@
               <w:rPr>
                 <w:rFonts w:ascii="Times New Roman" w:eastAsia="標楷體" w:hAnsi="Times New Roman" w:cs="Arial"/>
               </w:rPr>
-              <w:t>使用者可以透過</w:t>
-            </w:r>
-            <w:proofErr w:type="gramStart"/>
-            <w:r>
-              <w:rPr>
-                <w:rFonts w:ascii="Times New Roman" w:eastAsia="標楷體" w:hAnsi="Times New Roman" w:cs="Arial"/>
-              </w:rPr>
-              <w:t>綁定碼登入</w:t>
-            </w:r>
-            <w:proofErr w:type="gramEnd"/>
-            <w:r>
-              <w:rPr>
-                <w:rFonts w:ascii="Times New Roman" w:eastAsia="標楷體" w:hAnsi="Times New Roman" w:cs="Arial"/>
-              </w:rPr>
-              <w:t>系統。</w:t>
+              <w:t>使用者可以透過綁定碼登入系統。</w:t>
             </w:r>
           </w:p>
         </w:tc>
@@ -1270,16 +1256,8 @@
               <w:rPr>
                 <w:rFonts w:ascii="Times New Roman" w:eastAsia="標楷體" w:hAnsi="Times New Roman" w:cs="Arial"/>
               </w:rPr>
-              <w:t>查看社</w:t>
-            </w:r>
-            <w:proofErr w:type="gramStart"/>
-            <w:r>
-              <w:rPr>
-                <w:rFonts w:ascii="Times New Roman" w:eastAsia="標楷體" w:hAnsi="Times New Roman" w:cs="Arial"/>
-              </w:rPr>
-              <w:t>群貼文</w:t>
-            </w:r>
-            <w:proofErr w:type="gramEnd"/>
+              <w:t>查看社群貼文</w:t>
+            </w:r>
           </w:p>
         </w:tc>
         <w:tc>
@@ -1301,21 +1279,7 @@
               <w:rPr>
                 <w:rFonts w:ascii="Times New Roman" w:eastAsia="標楷體" w:hAnsi="Times New Roman" w:cs="Arial"/>
               </w:rPr>
-              <w:t>使用者可瀏覽朋友圈的好友動態與家屬分享</w:t>
-            </w:r>
-            <w:proofErr w:type="gramStart"/>
-            <w:r>
-              <w:rPr>
-                <w:rFonts w:ascii="Times New Roman" w:eastAsia="標楷體" w:hAnsi="Times New Roman" w:cs="Arial"/>
-              </w:rPr>
-              <w:t>之貼文</w:t>
-            </w:r>
-            <w:proofErr w:type="gramEnd"/>
-            <w:r>
-              <w:rPr>
-                <w:rFonts w:ascii="Times New Roman" w:eastAsia="標楷體" w:hAnsi="Times New Roman" w:cs="Arial"/>
-              </w:rPr>
-              <w:t>。</w:t>
+              <w:t>使用者可瀏覽朋友圈的好友動態與家屬分享之貼文。</w:t>
             </w:r>
           </w:p>
         </w:tc>
@@ -1370,16 +1334,8 @@
               <w:rPr>
                 <w:rFonts w:ascii="Times New Roman" w:eastAsia="標楷體" w:hAnsi="Times New Roman" w:cs="Arial"/>
               </w:rPr>
-              <w:t>發布社</w:t>
-            </w:r>
-            <w:proofErr w:type="gramStart"/>
-            <w:r>
-              <w:rPr>
-                <w:rFonts w:ascii="Times New Roman" w:eastAsia="標楷體" w:hAnsi="Times New Roman" w:cs="Arial"/>
-              </w:rPr>
-              <w:t>群貼文</w:t>
-            </w:r>
-            <w:proofErr w:type="gramEnd"/>
+              <w:t>發布社群貼文</w:t>
+            </w:r>
           </w:p>
         </w:tc>
         <w:tc>
@@ -1740,21 +1696,7 @@
               <w:rPr>
                 <w:rFonts w:ascii="Times New Roman" w:eastAsia="標楷體" w:hAnsi="Times New Roman" w:cs="Arial"/>
               </w:rPr>
-              <w:t>使用者可向家屬送出</w:t>
-            </w:r>
-            <w:proofErr w:type="gramStart"/>
-            <w:r>
-              <w:rPr>
-                <w:rFonts w:ascii="Times New Roman" w:eastAsia="標楷體" w:hAnsi="Times New Roman" w:cs="Arial"/>
-              </w:rPr>
-              <w:t>解鎖小豬</w:t>
-            </w:r>
-            <w:proofErr w:type="gramEnd"/>
-            <w:r>
-              <w:rPr>
-                <w:rFonts w:ascii="Times New Roman" w:eastAsia="標楷體" w:hAnsi="Times New Roman" w:cs="Arial"/>
-              </w:rPr>
-              <w:t>稀有造型之付費申請。</w:t>
+              <w:t>使用者可向家屬送出解鎖小豬稀有造型之付費申請。</w:t>
             </w:r>
           </w:p>
         </w:tc>
@@ -1857,19 +1799,11 @@
               </w:rPr>
               <w:t>登入</w:t>
             </w:r>
-            <w:proofErr w:type="gramStart"/>
-            <w:r>
-              <w:rPr>
-                <w:rFonts w:ascii="Times New Roman" w:eastAsia="標楷體" w:hAnsi="Times New Roman" w:cs="Arial"/>
-              </w:rPr>
-              <w:t>註冊與綁定</w:t>
-            </w:r>
-            <w:proofErr w:type="gramEnd"/>
-            <w:r>
-              <w:rPr>
-                <w:rFonts w:ascii="Times New Roman" w:eastAsia="標楷體" w:hAnsi="Times New Roman" w:cs="Arial"/>
-              </w:rPr>
-              <w:t>設備</w:t>
+            <w:r>
+              <w:rPr>
+                <w:rFonts w:ascii="Times New Roman" w:eastAsia="標楷體" w:hAnsi="Times New Roman" w:cs="Arial"/>
+              </w:rPr>
+              <w:t>註冊與綁定設備</w:t>
             </w:r>
           </w:p>
         </w:tc>
@@ -1904,21 +1838,7 @@
               <w:rPr>
                 <w:rFonts w:ascii="Times New Roman" w:eastAsia="標楷體" w:hAnsi="Times New Roman" w:cs="Arial"/>
               </w:rPr>
-              <w:t>註冊</w:t>
-            </w:r>
-            <w:proofErr w:type="gramStart"/>
-            <w:r>
-              <w:rPr>
-                <w:rFonts w:ascii="Times New Roman" w:eastAsia="標楷體" w:hAnsi="Times New Roman" w:cs="Arial"/>
-              </w:rPr>
-              <w:t>帳號並綁定</w:t>
-            </w:r>
-            <w:proofErr w:type="gramEnd"/>
-            <w:r>
-              <w:rPr>
-                <w:rFonts w:ascii="Times New Roman" w:eastAsia="標楷體" w:hAnsi="Times New Roman" w:cs="Arial"/>
-              </w:rPr>
-              <w:t>長輩</w:t>
+              <w:t>註冊帳號並綁定長輩</w:t>
             </w:r>
             <w:r>
               <w:rPr>
@@ -2133,23 +2053,13 @@
                 <w:szCs w:val="28"/>
               </w:rPr>
             </w:pPr>
-            <w:proofErr w:type="gramStart"/>
-            <w:r>
-              <w:rPr>
-                <w:rFonts w:ascii="Times New Roman" w:eastAsia="標楷體" w:hAnsi="Times New Roman" w:cs="Arial"/>
-                <w:b/>
-                <w:bCs/>
-              </w:rPr>
-              <w:t>照護排程</w:t>
-            </w:r>
-            <w:proofErr w:type="gramEnd"/>
-            <w:r>
-              <w:rPr>
-                <w:rFonts w:ascii="Times New Roman" w:eastAsia="標楷體" w:hAnsi="Times New Roman" w:cs="Arial"/>
-                <w:b/>
-                <w:bCs/>
-              </w:rPr>
-              <w:t>管理</w:t>
+            <w:r>
+              <w:rPr>
+                <w:rFonts w:ascii="Times New Roman" w:eastAsia="標楷體" w:hAnsi="Times New Roman" w:cs="Arial"/>
+                <w:b/>
+                <w:bCs/>
+              </w:rPr>
+              <w:t>照護排程管理</w:t>
             </w:r>
           </w:p>
         </w:tc>
@@ -2447,6 +2357,14 @@
                 <w:b/>
                 <w:bCs/>
               </w:rPr>
+              <w:t>長輩</w:t>
+            </w:r>
+            <w:r>
+              <w:rPr>
+                <w:rFonts w:ascii="Times New Roman" w:eastAsia="標楷體" w:hAnsi="Times New Roman" w:cs="Arial" w:hint="eastAsia"/>
+                <w:b/>
+                <w:bCs/>
+              </w:rPr>
               <w:t>狀態</w:t>
             </w:r>
             <w:r>
@@ -3014,19 +2932,11 @@
                 <w:szCs w:val="28"/>
               </w:rPr>
             </w:pPr>
-            <w:proofErr w:type="gramStart"/>
-            <w:r>
-              <w:rPr>
-                <w:rFonts w:ascii="Times New Roman" w:eastAsia="標楷體" w:hAnsi="Times New Roman" w:cs="Arial"/>
-              </w:rPr>
-              <w:t>模型調優與</w:t>
-            </w:r>
-            <w:proofErr w:type="gramEnd"/>
-            <w:r>
-              <w:rPr>
-                <w:rFonts w:ascii="Times New Roman" w:eastAsia="標楷體" w:hAnsi="Times New Roman" w:cs="Arial"/>
-              </w:rPr>
-              <w:t>監控</w:t>
+            <w:r>
+              <w:rPr>
+                <w:rFonts w:ascii="Times New Roman" w:eastAsia="標楷體" w:hAnsi="Times New Roman" w:cs="Arial"/>
+              </w:rPr>
+              <w:t>模型調優與監控</w:t>
             </w:r>
           </w:p>
         </w:tc>
@@ -3741,25 +3651,7 @@
           <w:sz w:val="28"/>
           <w:szCs w:val="28"/>
         </w:rPr>
-        <w:t>並具備</w:t>
-      </w:r>
-      <w:proofErr w:type="gramStart"/>
-      <w:r>
-        <w:rPr>
-          <w:rFonts w:ascii="Times New Roman" w:eastAsia="標楷體" w:hAnsi="Times New Roman"/>
-          <w:sz w:val="28"/>
-          <w:szCs w:val="28"/>
-        </w:rPr>
-        <w:t>防連點與誤</w:t>
-      </w:r>
-      <w:proofErr w:type="gramEnd"/>
-      <w:r>
-        <w:rPr>
-          <w:rFonts w:ascii="Times New Roman" w:eastAsia="標楷體" w:hAnsi="Times New Roman"/>
-          <w:sz w:val="28"/>
-          <w:szCs w:val="28"/>
-        </w:rPr>
-        <w:t>觸防護機制。</w:t>
+        <w:t>並具備防連點與誤觸防護機制。</w:t>
       </w:r>
     </w:p>
     <w:p>
@@ -3856,25 +3748,7 @@
           <w:sz w:val="28"/>
           <w:szCs w:val="28"/>
         </w:rPr>
-        <w:t>，且前端應用程式需具備斷</w:t>
-      </w:r>
-      <w:proofErr w:type="gramStart"/>
-      <w:r>
-        <w:rPr>
-          <w:rFonts w:ascii="Times New Roman" w:eastAsia="標楷體" w:hAnsi="Times New Roman"/>
-          <w:sz w:val="28"/>
-          <w:szCs w:val="28"/>
-        </w:rPr>
-        <w:t>網離線備援推</w:t>
-      </w:r>
-      <w:proofErr w:type="gramEnd"/>
-      <w:r>
-        <w:rPr>
-          <w:rFonts w:ascii="Times New Roman" w:eastAsia="標楷體" w:hAnsi="Times New Roman"/>
-          <w:sz w:val="28"/>
-          <w:szCs w:val="28"/>
-        </w:rPr>
-        <w:t>播功能。</w:t>
+        <w:t>，且前端應用程式需具備斷網離線備援推播功能。</w:t>
       </w:r>
     </w:p>
     <w:p>
@@ -3986,43 +3860,15 @@
           <w:sz w:val="28"/>
           <w:szCs w:val="28"/>
         </w:rPr>
-        <w:t>系統後端架構需</w:t>
+        <w:t>系統後端架構需採無狀態化設計以支援水平擴充，且功能模組需具備高</w:t>
       </w:r>
-      <w:proofErr w:type="gramStart"/>
       <w:r>
         <w:rPr>
-          <w:rFonts w:ascii="Times New Roman" w:eastAsia="標楷體" w:hAnsi="Times New Roman"/>
-          <w:sz w:val="28"/>
-          <w:szCs w:val="28"/>
-        </w:rPr>
-        <w:t>採</w:t>
-      </w:r>
-      <w:proofErr w:type="gramEnd"/>
-      <w:r>
-        <w:rPr>
-          <w:rFonts w:ascii="Times New Roman" w:eastAsia="標楷體" w:hAnsi="Times New Roman"/>
-          <w:sz w:val="28"/>
-          <w:szCs w:val="28"/>
-        </w:rPr>
-        <w:t>無狀態化設計以支援水平擴充，且功能模組需具備高</w:t>
-      </w:r>
-      <w:proofErr w:type="gramStart"/>
-      <w:r>
-        <w:rPr>
           <w:rFonts w:ascii="Times New Roman" w:eastAsia="標楷體" w:hAnsi="Times New Roman" w:hint="eastAsia"/>
           <w:sz w:val="28"/>
           <w:szCs w:val="28"/>
         </w:rPr>
-        <w:t>內聚性與</w:t>
-      </w:r>
-      <w:proofErr w:type="gramEnd"/>
-      <w:r>
-        <w:rPr>
-          <w:rFonts w:ascii="Times New Roman" w:eastAsia="標楷體" w:hAnsi="Times New Roman" w:hint="eastAsia"/>
-          <w:sz w:val="28"/>
-          <w:szCs w:val="28"/>
-        </w:rPr>
-        <w:t>低耦合</w:t>
+        <w:t>內聚性與低耦合</w:t>
       </w:r>
       <w:r>
         <w:rPr>
@@ -4142,25 +3988,7 @@
           <w:sz w:val="28"/>
           <w:szCs w:val="28"/>
         </w:rPr>
-        <w:t>等舊版作業系統，確保</w:t>
-      </w:r>
-      <w:proofErr w:type="gramStart"/>
-      <w:r>
-        <w:rPr>
-          <w:rFonts w:ascii="Times New Roman" w:eastAsia="標楷體" w:hAnsi="Times New Roman"/>
-          <w:sz w:val="28"/>
-          <w:szCs w:val="28"/>
-        </w:rPr>
-        <w:t>汰</w:t>
-      </w:r>
-      <w:proofErr w:type="gramEnd"/>
-      <w:r>
-        <w:rPr>
-          <w:rFonts w:ascii="Times New Roman" w:eastAsia="標楷體" w:hAnsi="Times New Roman"/>
-          <w:sz w:val="28"/>
-          <w:szCs w:val="28"/>
-        </w:rPr>
-        <w:t>換之舊手機設備可順利作為長輩機或監視器使用。</w:t>
+        <w:t>等舊版作業系統，確保汰換之舊手機設備可順利作為長輩機或監視器使用。</w:t>
       </w:r>
     </w:p>
     <w:p>
@@ -4171,8 +3999,6 @@
         </w:numPr>
         <w:rPr>
           <w:rFonts w:ascii="Times New Roman" w:eastAsia="標楷體" w:hAnsi="Times New Roman"/>
-          <w:b/>
-          <w:bCs/>
           <w:sz w:val="28"/>
           <w:szCs w:val="28"/>
         </w:rPr>
@@ -4185,29 +4011,7 @@
           <w:sz w:val="28"/>
           <w:szCs w:val="28"/>
         </w:rPr>
-        <w:t>合</w:t>
-      </w:r>
-      <w:proofErr w:type="gramStart"/>
-      <w:r>
-        <w:rPr>
-          <w:rFonts w:ascii="Times New Roman" w:eastAsia="標楷體" w:hAnsi="Times New Roman"/>
-          <w:b/>
-          <w:bCs/>
-          <w:sz w:val="28"/>
-          <w:szCs w:val="28"/>
-        </w:rPr>
-        <w:t>規</w:t>
-      </w:r>
-      <w:proofErr w:type="gramEnd"/>
-      <w:r>
-        <w:rPr>
-          <w:rFonts w:ascii="Times New Roman" w:eastAsia="標楷體" w:hAnsi="Times New Roman"/>
-          <w:b/>
-          <w:bCs/>
-          <w:sz w:val="28"/>
-          <w:szCs w:val="28"/>
-        </w:rPr>
-        <w:t>性：</w:t>
+        <w:t>合規性：</w:t>
       </w:r>
       <w:r>
         <w:rPr>
@@ -4220,6 +4024,24 @@
     </w:p>
     <w:p>
       <w:pPr>
+        <w:widowControl/>
+        <w:rPr>
+          <w:rFonts w:ascii="Times New Roman" w:eastAsia="標楷體" w:hAnsi="Times New Roman"/>
+          <w:sz w:val="28"/>
+          <w:szCs w:val="28"/>
+        </w:rPr>
+      </w:pPr>
+      <w:r>
+        <w:rPr>
+          <w:rFonts w:ascii="Times New Roman" w:eastAsia="標楷體" w:hAnsi="Times New Roman"/>
+          <w:sz w:val="28"/>
+          <w:szCs w:val="28"/>
+        </w:rPr>
+        <w:br w:type="page"/>
+      </w:r>
+    </w:p>
+    <w:p>
+      <w:pPr>
         <w:rPr>
           <w:rFonts w:ascii="Times New Roman" w:eastAsia="標楷體" w:hAnsi="Times New Roman"/>
           <w:b/>
@@ -4236,6 +4058,7 @@
           <w:sz w:val="28"/>
           <w:szCs w:val="28"/>
         </w:rPr>
+        <w:lastRenderedPageBreak/>
         <w:t>5-2</w:t>
       </w:r>
       <w:r>
@@ -4275,26 +4098,15 @@
           <w:rFonts w:ascii="Times New Roman" w:eastAsia="標楷體" w:hAnsi="Times New Roman" w:hint="eastAsia"/>
           <w:b/>
           <w:bCs/>
-          <w:sz w:val="28"/>
-          <w:szCs w:val="28"/>
-        </w:rPr>
-        <w:lastRenderedPageBreak/>
-        <w:t>\</w:t>
-      </w:r>
-      <w:r>
-        <w:rPr>
-          <w:rFonts w:ascii="Times New Roman" w:eastAsia="標楷體" w:hAnsi="Times New Roman" w:hint="eastAsia"/>
-          <w:b/>
-          <w:bCs/>
           <w:noProof/>
           <w:sz w:val="28"/>
           <w:szCs w:val="28"/>
         </w:rPr>
         <w:drawing>
-          <wp:inline distT="0" distB="0" distL="0" distR="0" wp14:anchorId="5EBEC9F6" wp14:editId="125FA91E">
-            <wp:extent cx="6107430" cy="6263005"/>
-            <wp:effectExtent l="0" t="0" r="7620" b="4445"/>
-            <wp:docPr id="891143221" name="圖片 1"/>
+          <wp:inline distT="0" distB="0" distL="0" distR="0" wp14:anchorId="0AA4AD59" wp14:editId="3CE3720F">
+            <wp:extent cx="6104255" cy="6265545"/>
+            <wp:effectExtent l="0" t="0" r="0" b="1905"/>
+            <wp:docPr id="1213841668" name="圖片 2"/>
             <wp:cNvGraphicFramePr>
               <a:graphicFrameLocks xmlns:a="http://schemas.openxmlformats.org/drawingml/2006/main" noChangeAspect="1"/>
             </wp:cNvGraphicFramePr>
@@ -4302,7 +4114,7 @@
               <a:graphicData uri="http://schemas.openxmlformats.org/drawingml/2006/picture">
                 <pic:pic xmlns:pic="http://schemas.openxmlformats.org/drawingml/2006/picture">
                   <pic:nvPicPr>
-                    <pic:cNvPr id="0" name="Picture 1"/>
+                    <pic:cNvPr id="0" name="Picture 2"/>
                     <pic:cNvPicPr>
                       <a:picLocks noChangeAspect="1" noChangeArrowheads="1"/>
                     </pic:cNvPicPr>
@@ -4323,7 +4135,7 @@
                   <pic:spPr bwMode="auto">
                     <a:xfrm>
                       <a:off x="0" y="0"/>
-                      <a:ext cx="6107430" cy="6263005"/>
+                      <a:ext cx="6104255" cy="6265545"/>
                     </a:xfrm>
                     <a:prstGeom prst="rect">
                       <a:avLst/>
@@ -4914,10 +4726,10 @@
         </w:rPr>
         <w:lastRenderedPageBreak/>
         <w:drawing>
-          <wp:inline distT="0" distB="0" distL="0" distR="0" wp14:anchorId="1442BBD9" wp14:editId="5F2D347E">
-            <wp:extent cx="6118860" cy="6385560"/>
-            <wp:effectExtent l="0" t="0" r="0" b="0"/>
-            <wp:docPr id="487064944" name="圖片 33"/>
+          <wp:inline distT="0" distB="0" distL="0" distR="0" wp14:anchorId="3E28D7DC" wp14:editId="46478540">
+            <wp:extent cx="6113145" cy="6383655"/>
+            <wp:effectExtent l="0" t="0" r="1905" b="0"/>
+            <wp:docPr id="576666355" name="圖片 1"/>
             <wp:cNvGraphicFramePr>
               <a:graphicFrameLocks xmlns:a="http://schemas.openxmlformats.org/drawingml/2006/main" noChangeAspect="1"/>
             </wp:cNvGraphicFramePr>
@@ -4925,7 +4737,7 @@
               <a:graphicData uri="http://schemas.openxmlformats.org/drawingml/2006/picture">
                 <pic:pic xmlns:pic="http://schemas.openxmlformats.org/drawingml/2006/picture">
                   <pic:nvPicPr>
-                    <pic:cNvPr id="0" name="Picture 33"/>
+                    <pic:cNvPr id="0" name="Picture 1"/>
                     <pic:cNvPicPr>
                       <a:picLocks noChangeAspect="1" noChangeArrowheads="1"/>
                     </pic:cNvPicPr>
@@ -4946,7 +4758,7 @@
                   <pic:spPr bwMode="auto">
                     <a:xfrm>
                       <a:off x="0" y="0"/>
-                      <a:ext cx="6118860" cy="6385560"/>
+                      <a:ext cx="6113145" cy="6383655"/>
                     </a:xfrm>
                     <a:prstGeom prst="rect">
                       <a:avLst/>
@@ -4973,7 +4785,7 @@
         </w:rPr>
         <w:lastRenderedPageBreak/>
         <w:drawing>
-          <wp:inline distT="0" distB="0" distL="0" distR="0" wp14:anchorId="721122DA" wp14:editId="41FC8C2A">
+          <wp:inline distT="0" distB="0" distL="0" distR="0" wp14:anchorId="721122DA" wp14:editId="578507BB">
             <wp:extent cx="6111240" cy="8061960"/>
             <wp:effectExtent l="0" t="0" r="3810" b="0"/>
             <wp:docPr id="913384013" name="圖片 30"/>

--- a/Documents/Chapter 5.docx
+++ b/Documents/Chapter 5.docx
@@ -4103,10 +4103,10 @@
           <w:szCs w:val="28"/>
         </w:rPr>
         <w:drawing>
-          <wp:inline distT="0" distB="0" distL="0" distR="0" wp14:anchorId="0AA4AD59" wp14:editId="3CE3720F">
-            <wp:extent cx="6104255" cy="6265545"/>
-            <wp:effectExtent l="0" t="0" r="0" b="1905"/>
-            <wp:docPr id="1213841668" name="圖片 2"/>
+          <wp:inline distT="0" distB="0" distL="0" distR="0" wp14:anchorId="721541D0" wp14:editId="0ED2B44C">
+            <wp:extent cx="6107430" cy="6263005"/>
+            <wp:effectExtent l="0" t="0" r="7620" b="4445"/>
+            <wp:docPr id="1282779182" name="圖片 1"/>
             <wp:cNvGraphicFramePr>
               <a:graphicFrameLocks xmlns:a="http://schemas.openxmlformats.org/drawingml/2006/main" noChangeAspect="1"/>
             </wp:cNvGraphicFramePr>
@@ -4114,13 +4114,13 @@
               <a:graphicData uri="http://schemas.openxmlformats.org/drawingml/2006/picture">
                 <pic:pic xmlns:pic="http://schemas.openxmlformats.org/drawingml/2006/picture">
                   <pic:nvPicPr>
-                    <pic:cNvPr id="0" name="Picture 2"/>
+                    <pic:cNvPr id="0" name="Picture 1"/>
                     <pic:cNvPicPr>
                       <a:picLocks noChangeAspect="1" noChangeArrowheads="1"/>
                     </pic:cNvPicPr>
                   </pic:nvPicPr>
                   <pic:blipFill>
-                    <a:blip r:embed="rId5">
+                    <a:blip r:embed="rId7">
                       <a:extLst>
                         <a:ext uri="{28A0092B-C50C-407E-A947-70E740481C1C}">
                           <a14:useLocalDpi xmlns:a14="http://schemas.microsoft.com/office/drawing/2010/main" val="0"/>
@@ -4135,7 +4135,7 @@
                   <pic:spPr bwMode="auto">
                     <a:xfrm>
                       <a:off x="0" y="0"/>
-                      <a:ext cx="6104255" cy="6265545"/>
+                      <a:ext cx="6107430" cy="6263005"/>
                     </a:xfrm>
                     <a:prstGeom prst="rect">
                       <a:avLst/>
@@ -4271,7 +4271,7 @@
                     </pic:cNvPicPr>
                   </pic:nvPicPr>
                   <pic:blipFill>
-                    <a:blip r:embed="rId6">
+                    <a:blip r:embed="rId8">
                       <a:extLst>
                         <a:ext uri="{28A0092B-C50C-407E-A947-70E740481C1C}">
                           <a14:useLocalDpi xmlns:a14="http://schemas.microsoft.com/office/drawing/2010/main" val="0"/>
@@ -4330,7 +4330,7 @@
                     </pic:cNvPicPr>
                   </pic:nvPicPr>
                   <pic:blipFill>
-                    <a:blip r:embed="rId7">
+                    <a:blip r:embed="rId9">
                       <a:extLst>
                         <a:ext uri="{28A0092B-C50C-407E-A947-70E740481C1C}">
                           <a14:useLocalDpi xmlns:a14="http://schemas.microsoft.com/office/drawing/2010/main" val="0"/>
@@ -4389,7 +4389,7 @@
                     </pic:cNvPicPr>
                   </pic:nvPicPr>
                   <pic:blipFill>
-                    <a:blip r:embed="rId8">
+                    <a:blip r:embed="rId10">
                       <a:extLst>
                         <a:ext uri="{28A0092B-C50C-407E-A947-70E740481C1C}">
                           <a14:useLocalDpi xmlns:a14="http://schemas.microsoft.com/office/drawing/2010/main" val="0"/>
@@ -4448,7 +4448,7 @@
                     </pic:cNvPicPr>
                   </pic:nvPicPr>
                   <pic:blipFill>
-                    <a:blip r:embed="rId9">
+                    <a:blip r:embed="rId11">
                       <a:extLst>
                         <a:ext uri="{28A0092B-C50C-407E-A947-70E740481C1C}">
                           <a14:useLocalDpi xmlns:a14="http://schemas.microsoft.com/office/drawing/2010/main" val="0"/>
@@ -4507,7 +4507,7 @@
                     </pic:cNvPicPr>
                   </pic:nvPicPr>
                   <pic:blipFill>
-                    <a:blip r:embed="rId10">
+                    <a:blip r:embed="rId12">
                       <a:extLst>
                         <a:ext uri="{28A0092B-C50C-407E-A947-70E740481C1C}">
                           <a14:useLocalDpi xmlns:a14="http://schemas.microsoft.com/office/drawing/2010/main" val="0"/>
@@ -4566,7 +4566,7 @@
                     </pic:cNvPicPr>
                   </pic:nvPicPr>
                   <pic:blipFill>
-                    <a:blip r:embed="rId11">
+                    <a:blip r:embed="rId13">
                       <a:extLst>
                         <a:ext uri="{28A0092B-C50C-407E-A947-70E740481C1C}">
                           <a14:useLocalDpi xmlns:a14="http://schemas.microsoft.com/office/drawing/2010/main" val="0"/>
@@ -4625,7 +4625,7 @@
                     </pic:cNvPicPr>
                   </pic:nvPicPr>
                   <pic:blipFill>
-                    <a:blip r:embed="rId12">
+                    <a:blip r:embed="rId14">
                       <a:extLst>
                         <a:ext uri="{28A0092B-C50C-407E-A947-70E740481C1C}">
                           <a14:useLocalDpi xmlns:a14="http://schemas.microsoft.com/office/drawing/2010/main" val="0"/>
@@ -4684,7 +4684,7 @@
                     </pic:cNvPicPr>
                   </pic:nvPicPr>
                   <pic:blipFill>
-                    <a:blip r:embed="rId13">
+                    <a:blip r:embed="rId15">
                       <a:extLst>
                         <a:ext uri="{28A0092B-C50C-407E-A947-70E740481C1C}">
                           <a14:useLocalDpi xmlns:a14="http://schemas.microsoft.com/office/drawing/2010/main" val="0"/>
@@ -4743,7 +4743,7 @@
                     </pic:cNvPicPr>
                   </pic:nvPicPr>
                   <pic:blipFill>
-                    <a:blip r:embed="rId14">
+                    <a:blip r:embed="rId16">
                       <a:extLst>
                         <a:ext uri="{28A0092B-C50C-407E-A947-70E740481C1C}">
                           <a14:useLocalDpi xmlns:a14="http://schemas.microsoft.com/office/drawing/2010/main" val="0"/>
@@ -4802,7 +4802,7 @@
                     </pic:cNvPicPr>
                   </pic:nvPicPr>
                   <pic:blipFill>
-                    <a:blip r:embed="rId15">
+                    <a:blip r:embed="rId17">
                       <a:extLst>
                         <a:ext uri="{28A0092B-C50C-407E-A947-70E740481C1C}">
                           <a14:useLocalDpi xmlns:a14="http://schemas.microsoft.com/office/drawing/2010/main" val="0"/>
@@ -4861,7 +4861,7 @@
                     </pic:cNvPicPr>
                   </pic:nvPicPr>
                   <pic:blipFill>
-                    <a:blip r:embed="rId16">
+                    <a:blip r:embed="rId18">
                       <a:extLst>
                         <a:ext uri="{28A0092B-C50C-407E-A947-70E740481C1C}">
                           <a14:useLocalDpi xmlns:a14="http://schemas.microsoft.com/office/drawing/2010/main" val="0"/>
@@ -4920,7 +4920,7 @@
                     </pic:cNvPicPr>
                   </pic:nvPicPr>
                   <pic:blipFill>
-                    <a:blip r:embed="rId17">
+                    <a:blip r:embed="rId19">
                       <a:extLst>
                         <a:ext uri="{28A0092B-C50C-407E-A947-70E740481C1C}">
                           <a14:useLocalDpi xmlns:a14="http://schemas.microsoft.com/office/drawing/2010/main" val="0"/>
@@ -4979,7 +4979,7 @@
                     </pic:cNvPicPr>
                   </pic:nvPicPr>
                   <pic:blipFill>
-                    <a:blip r:embed="rId18">
+                    <a:blip r:embed="rId20">
                       <a:extLst>
                         <a:ext uri="{28A0092B-C50C-407E-A947-70E740481C1C}">
                           <a14:useLocalDpi xmlns:a14="http://schemas.microsoft.com/office/drawing/2010/main" val="0"/>
@@ -5050,7 +5050,7 @@
                     </pic:cNvPicPr>
                   </pic:nvPicPr>
                   <pic:blipFill>
-                    <a:blip r:embed="rId19">
+                    <a:blip r:embed="rId21">
                       <a:extLst>
                         <a:ext uri="{28A0092B-C50C-407E-A947-70E740481C1C}">
                           <a14:useLocalDpi xmlns:a14="http://schemas.microsoft.com/office/drawing/2010/main" val="0"/>
@@ -5172,7 +5172,7 @@
                     </pic:cNvPicPr>
                   </pic:nvPicPr>
                   <pic:blipFill>
-                    <a:blip r:embed="rId20" cstate="print">
+                    <a:blip r:embed="rId22" cstate="print">
                       <a:extLst>
                         <a:ext uri="{28A0092B-C50C-407E-A947-70E740481C1C}">
                           <a14:useLocalDpi xmlns:a14="http://schemas.microsoft.com/office/drawing/2010/main" val="0"/>
@@ -5213,6 +5213,56 @@
     </w:sectPr>
   </w:body>
 </w:document>
+</file>
+
+<file path=word/endnotes.xml><?xml version="1.0" encoding="utf-8"?>
+<w:endnotes xmlns:wpc="http://schemas.microsoft.com/office/word/2010/wordprocessingCanvas" xmlns:cx="http://schemas.microsoft.com/office/drawing/2014/chartex" xmlns:cx1="http://schemas.microsoft.com/office/drawing/2015/9/8/chartex" xmlns:cx2="http://schemas.microsoft.com/office/drawing/2015/10/21/chartex" xmlns:cx3="http://schemas.microsoft.com/office/drawing/2016/5/9/chartex" xmlns:cx4="http://schemas.microsoft.com/office/drawing/2016/5/10/chartex" xmlns:cx5="http://schemas.microsoft.com/office/drawing/2016/5/11/chartex" xmlns:cx6="http://schemas.microsoft.com/office/drawing/2016/5/12/chartex" xmlns:cx7="http://schemas.microsoft.com/office/drawing/2016/5/13/chartex" xmlns:cx8="http://schemas.microsoft.com/office/drawing/2016/5/14/chartex" xmlns:mc="http://schemas.openxmlformats.org/markup-compatibility/2006" xmlns:aink="http://schemas.microsoft.com/office/drawing/2016/ink" xmlns:am3d="http://schemas.microsoft.com/office/drawing/2017/model3d" xmlns:o="urn:schemas-microsoft-com:office:office" xmlns:oel="http://schemas.microsoft.com/office/2019/extlst" xmlns:r="http://schemas.openxmlformats.org/officeDocument/2006/relationships" xmlns:m="http://schemas.openxmlformats.org/officeDocument/2006/math" xmlns:v="urn:schemas-microsoft-com:vml" xmlns:wp14="http://schemas.microsoft.com/office/word/2010/wordprocessingDrawing" xmlns:wp="http://schemas.openxmlformats.org/drawingml/2006/wordprocessingDrawing" xmlns:w10="urn:schemas-microsoft-com:office:word" xmlns:w="http://schemas.openxmlformats.org/wordprocessingml/2006/main" xmlns:w14="http://schemas.microsoft.com/office/word/2010/wordml" xmlns:w15="http://schemas.microsoft.com/office/word/2012/wordml" xmlns:w16cex="http://schemas.microsoft.com/office/word/2018/wordml/cex" xmlns:w16cid="http://schemas.microsoft.com/office/word/2016/wordml/cid" xmlns:w16="http://schemas.microsoft.com/office/word/2018/wordml" xmlns:w16du="http://schemas.microsoft.com/office/word/2023/wordml/word16du" xmlns:w16sdtdh="http://schemas.microsoft.com/office/word/2020/wordml/sdtdatahash" xmlns:w16sdtfl="http://schemas.microsoft.com/office/word/2024/wordml/sdtformatlock" xmlns:w16se="http://schemas.microsoft.com/office/word/2015/wordml/symex" xmlns:wpg="http://schemas.microsoft.com/office/word/2010/wordprocessingGroup" xmlns:wpi="http://schemas.microsoft.com/office/word/2010/wordprocessingInk" xmlns:wne="http://schemas.microsoft.com/office/word/2006/wordml" xmlns:wps="http://schemas.microsoft.com/office/word/2010/wordprocessingShape" mc:Ignorable="w14 w15 w16se w16cid w16 w16cex w16sdtdh w16sdtfl w16du wp14">
+  <w:endnote w:type="separator" w:id="-1">
+    <w:p>
+      <w:pPr>
+        <w:spacing w:after="0" w:line="240" w:lineRule="auto"/>
+      </w:pPr>
+      <w:r>
+        <w:separator/>
+      </w:r>
+    </w:p>
+  </w:endnote>
+  <w:endnote w:type="continuationSeparator" w:id="0">
+    <w:p>
+      <w:pPr>
+        <w:spacing w:after="0" w:line="240" w:lineRule="auto"/>
+      </w:pPr>
+      <w:r>
+        <w:continuationSeparator/>
+      </w:r>
+    </w:p>
+  </w:endnote>
+</w:endnotes>
+</file>
+
+<file path=word/footnotes.xml><?xml version="1.0" encoding="utf-8"?>
+<w:footnotes xmlns:wpc="http://schemas.microsoft.com/office/word/2010/wordprocessingCanvas" xmlns:cx="http://schemas.microsoft.com/office/drawing/2014/chartex" xmlns:cx1="http://schemas.microsoft.com/office/drawing/2015/9/8/chartex" xmlns:cx2="http://schemas.microsoft.com/office/drawing/2015/10/21/chartex" xmlns:cx3="http://schemas.microsoft.com/office/drawing/2016/5/9/chartex" xmlns:cx4="http://schemas.microsoft.com/office/drawing/2016/5/10/chartex" xmlns:cx5="http://schemas.microsoft.com/office/drawing/2016/5/11/chartex" xmlns:cx6="http://schemas.microsoft.com/office/drawing/2016/5/12/chartex" xmlns:cx7="http://schemas.microsoft.com/office/drawing/2016/5/13/chartex" xmlns:cx8="http://schemas.microsoft.com/office/drawing/2016/5/14/chartex" xmlns:mc="http://schemas.openxmlformats.org/markup-compatibility/2006" xmlns:aink="http://schemas.microsoft.com/office/drawing/2016/ink" xmlns:am3d="http://schemas.microsoft.com/office/drawing/2017/model3d" xmlns:o="urn:schemas-microsoft-com:office:office" xmlns:oel="http://schemas.microsoft.com/office/2019/extlst" xmlns:r="http://schemas.openxmlformats.org/officeDocument/2006/relationships" xmlns:m="http://schemas.openxmlformats.org/officeDocument/2006/math" xmlns:v="urn:schemas-microsoft-com:vml" xmlns:wp14="http://schemas.microsoft.com/office/word/2010/wordprocessingDrawing" xmlns:wp="http://schemas.openxmlformats.org/drawingml/2006/wordprocessingDrawing" xmlns:w10="urn:schemas-microsoft-com:office:word" xmlns:w="http://schemas.openxmlformats.org/wordprocessingml/2006/main" xmlns:w14="http://schemas.microsoft.com/office/word/2010/wordml" xmlns:w15="http://schemas.microsoft.com/office/word/2012/wordml" xmlns:w16cex="http://schemas.microsoft.com/office/word/2018/wordml/cex" xmlns:w16cid="http://schemas.microsoft.com/office/word/2016/wordml/cid" xmlns:w16="http://schemas.microsoft.com/office/word/2018/wordml" xmlns:w16du="http://schemas.microsoft.com/office/word/2023/wordml/word16du" xmlns:w16sdtdh="http://schemas.microsoft.com/office/word/2020/wordml/sdtdatahash" xmlns:w16sdtfl="http://schemas.microsoft.com/office/word/2024/wordml/sdtformatlock" xmlns:w16se="http://schemas.microsoft.com/office/word/2015/wordml/symex" xmlns:wpg="http://schemas.microsoft.com/office/word/2010/wordprocessingGroup" xmlns:wpi="http://schemas.microsoft.com/office/word/2010/wordprocessingInk" xmlns:wne="http://schemas.microsoft.com/office/word/2006/wordml" xmlns:wps="http://schemas.microsoft.com/office/word/2010/wordprocessingShape" mc:Ignorable="w14 w15 w16se w16cid w16 w16cex w16sdtdh w16sdtfl w16du wp14">
+  <w:footnote w:type="separator" w:id="-1">
+    <w:p>
+      <w:pPr>
+        <w:spacing w:after="0" w:line="240" w:lineRule="auto"/>
+      </w:pPr>
+      <w:r>
+        <w:separator/>
+      </w:r>
+    </w:p>
+  </w:footnote>
+  <w:footnote w:type="continuationSeparator" w:id="0">
+    <w:p>
+      <w:pPr>
+        <w:spacing w:after="0" w:line="240" w:lineRule="auto"/>
+      </w:pPr>
+      <w:r>
+        <w:continuationSeparator/>
+      </w:r>
+    </w:p>
+  </w:footnote>
+</w:footnotes>
 </file>
 
 <file path=word/numbering.xml><?xml version="1.0" encoding="utf-8"?>
@@ -9511,6 +9561,66 @@
       <w:bCs/>
     </w:rPr>
   </w:style>
+  <w:style w:type="paragraph" w:styleId="af0">
+    <w:name w:val="header"/>
+    <w:basedOn w:val="a"/>
+    <w:link w:val="af1"/>
+    <w:uiPriority w:val="99"/>
+    <w:unhideWhenUsed/>
+    <w:rsid w:val="00264D25"/>
+    <w:pPr>
+      <w:tabs>
+        <w:tab w:val="center" w:pos="4153"/>
+        <w:tab w:val="right" w:pos="8306"/>
+      </w:tabs>
+      <w:snapToGrid w:val="0"/>
+    </w:pPr>
+    <w:rPr>
+      <w:sz w:val="20"/>
+      <w:szCs w:val="20"/>
+    </w:rPr>
+  </w:style>
+  <w:style w:type="character" w:customStyle="1" w:styleId="af1">
+    <w:name w:val="頁首 字元"/>
+    <w:basedOn w:val="a0"/>
+    <w:link w:val="af0"/>
+    <w:uiPriority w:val="99"/>
+    <w:rsid w:val="00264D25"/>
+    <w:rPr>
+      <w:sz w:val="20"/>
+      <w:szCs w:val="20"/>
+    </w:rPr>
+  </w:style>
+  <w:style w:type="paragraph" w:styleId="af2">
+    <w:name w:val="footer"/>
+    <w:basedOn w:val="a"/>
+    <w:link w:val="af3"/>
+    <w:uiPriority w:val="99"/>
+    <w:unhideWhenUsed/>
+    <w:rsid w:val="00264D25"/>
+    <w:pPr>
+      <w:tabs>
+        <w:tab w:val="center" w:pos="4153"/>
+        <w:tab w:val="right" w:pos="8306"/>
+      </w:tabs>
+      <w:snapToGrid w:val="0"/>
+    </w:pPr>
+    <w:rPr>
+      <w:sz w:val="20"/>
+      <w:szCs w:val="20"/>
+    </w:rPr>
+  </w:style>
+  <w:style w:type="character" w:customStyle="1" w:styleId="af3">
+    <w:name w:val="頁尾 字元"/>
+    <w:basedOn w:val="a0"/>
+    <w:link w:val="af2"/>
+    <w:uiPriority w:val="99"/>
+    <w:rsid w:val="00264D25"/>
+    <w:rPr>
+      <w:sz w:val="20"/>
+      <w:szCs w:val="20"/>
+    </w:rPr>
+  </w:style>
 </w:styles>
 </file>
 

--- a/Documents/Chapter 5.docx
+++ b/Documents/Chapter 5.docx
@@ -266,7 +266,21 @@
               <w:rPr>
                 <w:rFonts w:ascii="Times New Roman" w:eastAsia="標楷體" w:hAnsi="Times New Roman" w:cs="Arial"/>
               </w:rPr>
-              <w:t>使用者可以透過綁定碼登入系統。</w:t>
+              <w:t>使用者可以透過</w:t>
+            </w:r>
+            <w:proofErr w:type="gramStart"/>
+            <w:r>
+              <w:rPr>
+                <w:rFonts w:ascii="Times New Roman" w:eastAsia="標楷體" w:hAnsi="Times New Roman" w:cs="Arial"/>
+              </w:rPr>
+              <w:t>綁定碼登入</w:t>
+            </w:r>
+            <w:proofErr w:type="gramEnd"/>
+            <w:r>
+              <w:rPr>
+                <w:rFonts w:ascii="Times New Roman" w:eastAsia="標楷體" w:hAnsi="Times New Roman" w:cs="Arial"/>
+              </w:rPr>
+              <w:t>系統。</w:t>
             </w:r>
           </w:p>
         </w:tc>
@@ -1256,8 +1270,16 @@
               <w:rPr>
                 <w:rFonts w:ascii="Times New Roman" w:eastAsia="標楷體" w:hAnsi="Times New Roman" w:cs="Arial"/>
               </w:rPr>
-              <w:t>查看社群貼文</w:t>
-            </w:r>
+              <w:t>查看社</w:t>
+            </w:r>
+            <w:proofErr w:type="gramStart"/>
+            <w:r>
+              <w:rPr>
+                <w:rFonts w:ascii="Times New Roman" w:eastAsia="標楷體" w:hAnsi="Times New Roman" w:cs="Arial"/>
+              </w:rPr>
+              <w:t>群貼文</w:t>
+            </w:r>
+            <w:proofErr w:type="gramEnd"/>
           </w:p>
         </w:tc>
         <w:tc>
@@ -1279,7 +1301,21 @@
               <w:rPr>
                 <w:rFonts w:ascii="Times New Roman" w:eastAsia="標楷體" w:hAnsi="Times New Roman" w:cs="Arial"/>
               </w:rPr>
-              <w:t>使用者可瀏覽朋友圈的好友動態與家屬分享之貼文。</w:t>
+              <w:t>使用者可瀏覽朋友圈的好友動態與家屬分享</w:t>
+            </w:r>
+            <w:proofErr w:type="gramStart"/>
+            <w:r>
+              <w:rPr>
+                <w:rFonts w:ascii="Times New Roman" w:eastAsia="標楷體" w:hAnsi="Times New Roman" w:cs="Arial"/>
+              </w:rPr>
+              <w:t>之貼文</w:t>
+            </w:r>
+            <w:proofErr w:type="gramEnd"/>
+            <w:r>
+              <w:rPr>
+                <w:rFonts w:ascii="Times New Roman" w:eastAsia="標楷體" w:hAnsi="Times New Roman" w:cs="Arial"/>
+              </w:rPr>
+              <w:t>。</w:t>
             </w:r>
           </w:p>
         </w:tc>
@@ -1334,8 +1370,16 @@
               <w:rPr>
                 <w:rFonts w:ascii="Times New Roman" w:eastAsia="標楷體" w:hAnsi="Times New Roman" w:cs="Arial"/>
               </w:rPr>
-              <w:t>發布社群貼文</w:t>
-            </w:r>
+              <w:t>發布社</w:t>
+            </w:r>
+            <w:proofErr w:type="gramStart"/>
+            <w:r>
+              <w:rPr>
+                <w:rFonts w:ascii="Times New Roman" w:eastAsia="標楷體" w:hAnsi="Times New Roman" w:cs="Arial"/>
+              </w:rPr>
+              <w:t>群貼文</w:t>
+            </w:r>
+            <w:proofErr w:type="gramEnd"/>
           </w:p>
         </w:tc>
         <w:tc>
@@ -1696,7 +1740,21 @@
               <w:rPr>
                 <w:rFonts w:ascii="Times New Roman" w:eastAsia="標楷體" w:hAnsi="Times New Roman" w:cs="Arial"/>
               </w:rPr>
-              <w:t>使用者可向家屬送出解鎖小豬稀有造型之付費申請。</w:t>
+              <w:t>使用者可向家屬送出</w:t>
+            </w:r>
+            <w:proofErr w:type="gramStart"/>
+            <w:r>
+              <w:rPr>
+                <w:rFonts w:ascii="Times New Roman" w:eastAsia="標楷體" w:hAnsi="Times New Roman" w:cs="Arial"/>
+              </w:rPr>
+              <w:t>解鎖小豬</w:t>
+            </w:r>
+            <w:proofErr w:type="gramEnd"/>
+            <w:r>
+              <w:rPr>
+                <w:rFonts w:ascii="Times New Roman" w:eastAsia="標楷體" w:hAnsi="Times New Roman" w:cs="Arial"/>
+              </w:rPr>
+              <w:t>稀有造型之付費申請。</w:t>
             </w:r>
           </w:p>
         </w:tc>
@@ -1799,11 +1857,19 @@
               </w:rPr>
               <w:t>登入</w:t>
             </w:r>
-            <w:r>
-              <w:rPr>
-                <w:rFonts w:ascii="Times New Roman" w:eastAsia="標楷體" w:hAnsi="Times New Roman" w:cs="Arial"/>
-              </w:rPr>
-              <w:t>註冊與綁定設備</w:t>
+            <w:proofErr w:type="gramStart"/>
+            <w:r>
+              <w:rPr>
+                <w:rFonts w:ascii="Times New Roman" w:eastAsia="標楷體" w:hAnsi="Times New Roman" w:cs="Arial"/>
+              </w:rPr>
+              <w:t>註冊與綁定</w:t>
+            </w:r>
+            <w:proofErr w:type="gramEnd"/>
+            <w:r>
+              <w:rPr>
+                <w:rFonts w:ascii="Times New Roman" w:eastAsia="標楷體" w:hAnsi="Times New Roman" w:cs="Arial"/>
+              </w:rPr>
+              <w:t>設備</w:t>
             </w:r>
           </w:p>
         </w:tc>
@@ -1838,7 +1904,21 @@
               <w:rPr>
                 <w:rFonts w:ascii="Times New Roman" w:eastAsia="標楷體" w:hAnsi="Times New Roman" w:cs="Arial"/>
               </w:rPr>
-              <w:t>註冊帳號並綁定長輩</w:t>
+              <w:t>註冊</w:t>
+            </w:r>
+            <w:proofErr w:type="gramStart"/>
+            <w:r>
+              <w:rPr>
+                <w:rFonts w:ascii="Times New Roman" w:eastAsia="標楷體" w:hAnsi="Times New Roman" w:cs="Arial"/>
+              </w:rPr>
+              <w:t>帳號並綁定</w:t>
+            </w:r>
+            <w:proofErr w:type="gramEnd"/>
+            <w:r>
+              <w:rPr>
+                <w:rFonts w:ascii="Times New Roman" w:eastAsia="標楷體" w:hAnsi="Times New Roman" w:cs="Arial"/>
+              </w:rPr>
+              <w:t>長輩</w:t>
             </w:r>
             <w:r>
               <w:rPr>
@@ -2053,13 +2133,23 @@
                 <w:szCs w:val="28"/>
               </w:rPr>
             </w:pPr>
-            <w:r>
-              <w:rPr>
-                <w:rFonts w:ascii="Times New Roman" w:eastAsia="標楷體" w:hAnsi="Times New Roman" w:cs="Arial"/>
-                <w:b/>
-                <w:bCs/>
-              </w:rPr>
-              <w:t>照護排程管理</w:t>
+            <w:proofErr w:type="gramStart"/>
+            <w:r>
+              <w:rPr>
+                <w:rFonts w:ascii="Times New Roman" w:eastAsia="標楷體" w:hAnsi="Times New Roman" w:cs="Arial"/>
+                <w:b/>
+                <w:bCs/>
+              </w:rPr>
+              <w:t>照護排程</w:t>
+            </w:r>
+            <w:proofErr w:type="gramEnd"/>
+            <w:r>
+              <w:rPr>
+                <w:rFonts w:ascii="Times New Roman" w:eastAsia="標楷體" w:hAnsi="Times New Roman" w:cs="Arial"/>
+                <w:b/>
+                <w:bCs/>
+              </w:rPr>
+              <w:t>管理</w:t>
             </w:r>
           </w:p>
         </w:tc>
@@ -2932,11 +3022,19 @@
                 <w:szCs w:val="28"/>
               </w:rPr>
             </w:pPr>
-            <w:r>
-              <w:rPr>
-                <w:rFonts w:ascii="Times New Roman" w:eastAsia="標楷體" w:hAnsi="Times New Roman" w:cs="Arial"/>
-              </w:rPr>
-              <w:t>模型調優與監控</w:t>
+            <w:proofErr w:type="gramStart"/>
+            <w:r>
+              <w:rPr>
+                <w:rFonts w:ascii="Times New Roman" w:eastAsia="標楷體" w:hAnsi="Times New Roman" w:cs="Arial"/>
+              </w:rPr>
+              <w:t>模型調優與</w:t>
+            </w:r>
+            <w:proofErr w:type="gramEnd"/>
+            <w:r>
+              <w:rPr>
+                <w:rFonts w:ascii="Times New Roman" w:eastAsia="標楷體" w:hAnsi="Times New Roman" w:cs="Arial"/>
+              </w:rPr>
+              <w:t>監控</w:t>
             </w:r>
           </w:p>
         </w:tc>
@@ -3651,7 +3749,25 @@
           <w:sz w:val="28"/>
           <w:szCs w:val="28"/>
         </w:rPr>
-        <w:t>並具備防連點與誤觸防護機制。</w:t>
+        <w:t>並具備</w:t>
+      </w:r>
+      <w:proofErr w:type="gramStart"/>
+      <w:r>
+        <w:rPr>
+          <w:rFonts w:ascii="Times New Roman" w:eastAsia="標楷體" w:hAnsi="Times New Roman"/>
+          <w:sz w:val="28"/>
+          <w:szCs w:val="28"/>
+        </w:rPr>
+        <w:t>防連點與誤</w:t>
+      </w:r>
+      <w:proofErr w:type="gramEnd"/>
+      <w:r>
+        <w:rPr>
+          <w:rFonts w:ascii="Times New Roman" w:eastAsia="標楷體" w:hAnsi="Times New Roman"/>
+          <w:sz w:val="28"/>
+          <w:szCs w:val="28"/>
+        </w:rPr>
+        <w:t>觸防護機制。</w:t>
       </w:r>
     </w:p>
     <w:p>
@@ -3748,7 +3864,25 @@
           <w:sz w:val="28"/>
           <w:szCs w:val="28"/>
         </w:rPr>
-        <w:t>，且前端應用程式需具備斷網離線備援推播功能。</w:t>
+        <w:t>，且前端應用程式需具備斷</w:t>
+      </w:r>
+      <w:proofErr w:type="gramStart"/>
+      <w:r>
+        <w:rPr>
+          <w:rFonts w:ascii="Times New Roman" w:eastAsia="標楷體" w:hAnsi="Times New Roman"/>
+          <w:sz w:val="28"/>
+          <w:szCs w:val="28"/>
+        </w:rPr>
+        <w:t>網離線備援推</w:t>
+      </w:r>
+      <w:proofErr w:type="gramEnd"/>
+      <w:r>
+        <w:rPr>
+          <w:rFonts w:ascii="Times New Roman" w:eastAsia="標楷體" w:hAnsi="Times New Roman"/>
+          <w:sz w:val="28"/>
+          <w:szCs w:val="28"/>
+        </w:rPr>
+        <w:t>播功能。</w:t>
       </w:r>
     </w:p>
     <w:p>
@@ -3860,15 +3994,43 @@
           <w:sz w:val="28"/>
           <w:szCs w:val="28"/>
         </w:rPr>
-        <w:t>系統後端架構需採無狀態化設計以支援水平擴充，且功能模組需具備高</w:t>
-      </w:r>
+        <w:t>系統後端架構需</w:t>
+      </w:r>
+      <w:proofErr w:type="gramStart"/>
+      <w:r>
+        <w:rPr>
+          <w:rFonts w:ascii="Times New Roman" w:eastAsia="標楷體" w:hAnsi="Times New Roman"/>
+          <w:sz w:val="28"/>
+          <w:szCs w:val="28"/>
+        </w:rPr>
+        <w:t>採</w:t>
+      </w:r>
+      <w:proofErr w:type="gramEnd"/>
+      <w:r>
+        <w:rPr>
+          <w:rFonts w:ascii="Times New Roman" w:eastAsia="標楷體" w:hAnsi="Times New Roman"/>
+          <w:sz w:val="28"/>
+          <w:szCs w:val="28"/>
+        </w:rPr>
+        <w:t>無狀態化設計以支援水平擴充，且功能模組需具備高</w:t>
+      </w:r>
+      <w:proofErr w:type="gramStart"/>
       <w:r>
         <w:rPr>
           <w:rFonts w:ascii="Times New Roman" w:eastAsia="標楷體" w:hAnsi="Times New Roman" w:hint="eastAsia"/>
           <w:sz w:val="28"/>
           <w:szCs w:val="28"/>
         </w:rPr>
-        <w:t>內聚性與低耦合</w:t>
+        <w:t>內聚性與</w:t>
+      </w:r>
+      <w:proofErr w:type="gramEnd"/>
+      <w:r>
+        <w:rPr>
+          <w:rFonts w:ascii="Times New Roman" w:eastAsia="標楷體" w:hAnsi="Times New Roman" w:hint="eastAsia"/>
+          <w:sz w:val="28"/>
+          <w:szCs w:val="28"/>
+        </w:rPr>
+        <w:t>低耦合</w:t>
       </w:r>
       <w:r>
         <w:rPr>
@@ -3988,7 +4150,25 @@
           <w:sz w:val="28"/>
           <w:szCs w:val="28"/>
         </w:rPr>
-        <w:t>等舊版作業系統，確保汰換之舊手機設備可順利作為長輩機或監視器使用。</w:t>
+        <w:t>等舊版作業系統，確保</w:t>
+      </w:r>
+      <w:proofErr w:type="gramStart"/>
+      <w:r>
+        <w:rPr>
+          <w:rFonts w:ascii="Times New Roman" w:eastAsia="標楷體" w:hAnsi="Times New Roman"/>
+          <w:sz w:val="28"/>
+          <w:szCs w:val="28"/>
+        </w:rPr>
+        <w:t>汰</w:t>
+      </w:r>
+      <w:proofErr w:type="gramEnd"/>
+      <w:r>
+        <w:rPr>
+          <w:rFonts w:ascii="Times New Roman" w:eastAsia="標楷體" w:hAnsi="Times New Roman"/>
+          <w:sz w:val="28"/>
+          <w:szCs w:val="28"/>
+        </w:rPr>
+        <w:t>換之舊手機設備可順利作為長輩機或監視器使用。</w:t>
       </w:r>
     </w:p>
     <w:p>
@@ -4011,7 +4191,29 @@
           <w:sz w:val="28"/>
           <w:szCs w:val="28"/>
         </w:rPr>
-        <w:t>合規性：</w:t>
+        <w:t>合</w:t>
+      </w:r>
+      <w:proofErr w:type="gramStart"/>
+      <w:r>
+        <w:rPr>
+          <w:rFonts w:ascii="Times New Roman" w:eastAsia="標楷體" w:hAnsi="Times New Roman"/>
+          <w:b/>
+          <w:bCs/>
+          <w:sz w:val="28"/>
+          <w:szCs w:val="28"/>
+        </w:rPr>
+        <w:t>規</w:t>
+      </w:r>
+      <w:proofErr w:type="gramEnd"/>
+      <w:r>
+        <w:rPr>
+          <w:rFonts w:ascii="Times New Roman" w:eastAsia="標楷體" w:hAnsi="Times New Roman"/>
+          <w:b/>
+          <w:bCs/>
+          <w:sz w:val="28"/>
+          <w:szCs w:val="28"/>
+        </w:rPr>
+        <w:t>性：</w:t>
       </w:r>
       <w:r>
         <w:rPr>
@@ -4370,6 +4572,17 @@
           <w:sz w:val="28"/>
           <w:szCs w:val="28"/>
         </w:rPr>
+        <w:t>e</w:t>
+      </w:r>
+      <w:r>
+        <w:rPr>
+          <w:rFonts w:ascii="Times New Roman" w:eastAsia="標楷體" w:hAnsi="Times New Roman" w:hint="eastAsia"/>
+          <w:b/>
+          <w:bCs/>
+          <w:noProof/>
+          <w:sz w:val="28"/>
+          <w:szCs w:val="28"/>
+        </w:rPr>
         <w:lastRenderedPageBreak/>
         <w:drawing>
           <wp:inline distT="0" distB="0" distL="0" distR="0" wp14:anchorId="02FA5F66" wp14:editId="5A2A76EA">
@@ -4903,7 +5116,7 @@
         </w:rPr>
         <w:lastRenderedPageBreak/>
         <w:drawing>
-          <wp:inline distT="0" distB="0" distL="0" distR="0" wp14:anchorId="2AA0329E" wp14:editId="315008FD">
+          <wp:inline distT="0" distB="0" distL="0" distR="0" wp14:anchorId="2AA0329E" wp14:editId="3A182CC2">
             <wp:extent cx="6113145" cy="7535545"/>
             <wp:effectExtent l="0" t="0" r="1905" b="8255"/>
             <wp:docPr id="1338410753" name="圖片 4"/>
